--- a/docs/ProjectElaboration.docx
+++ b/docs/ProjectElaboration.docx
@@ -47,20 +47,13 @@
         <w:spacing w:after="100"/>
         <w:jc w:val="center"/>
         <w:rPr>
-          <w:lang w:val="en-GB"/>
-        </w:rPr>
-      </w:pPr>
-      <w:r>
-        <w:rPr>
           <w:i/>
           <w:iCs/>
           <w:sz w:val="22"/>
           <w:szCs w:val="22"/>
           <w:lang w:val="en-GB"/>
         </w:rPr>
-        <w:t xml:space="preserve">Two reproducible pipelines from </w:t>
-      </w:r>
-      <w:proofErr w:type="spellStart"/>
+      </w:pPr>
       <w:r>
         <w:rPr>
           <w:i/>
@@ -69,9 +62,9 @@
           <w:szCs w:val="22"/>
           <w:lang w:val="en-GB"/>
         </w:rPr>
-        <w:t>Turbomole</w:t>
-      </w:r>
-      <w:proofErr w:type="spellEnd"/>
+        <w:t xml:space="preserve">Two reproducible pipelines from </w:t>
+      </w:r>
+      <w:proofErr w:type="spellStart"/>
       <w:r>
         <w:rPr>
           <w:i/>
@@ -80,17 +73,9 @@
           <w:szCs w:val="22"/>
           <w:lang w:val="en-GB"/>
         </w:rPr>
-        <w:t xml:space="preserve"> grid output to publication figures,</w:t>
-      </w:r>
-    </w:p>
-    <w:p>
-      <w:pPr>
-        <w:spacing w:after="500"/>
-        <w:jc w:val="center"/>
-        <w:rPr>
-          <w:lang w:val="en-GB"/>
-        </w:rPr>
-      </w:pPr>
+        <w:t>Turbomole</w:t>
+      </w:r>
+      <w:proofErr w:type="spellEnd"/>
       <w:r>
         <w:rPr>
           <w:i/>
@@ -99,30 +84,17 @@
           <w:szCs w:val="22"/>
           <w:lang w:val="en-GB"/>
         </w:rPr>
-        <w:t xml:space="preserve">and a measurement of what </w:t>
-      </w:r>
-      <w:proofErr w:type="gramStart"/>
-      <w:r>
-        <w:rPr>
-          <w:i/>
-          <w:iCs/>
-          <w:sz w:val="22"/>
-          <w:szCs w:val="22"/>
-          <w:lang w:val="en-GB"/>
-        </w:rPr>
-        <w:t>actually moves</w:t>
-      </w:r>
-      <w:proofErr w:type="gramEnd"/>
-      <w:r>
-        <w:rPr>
-          <w:i/>
-          <w:iCs/>
-          <w:sz w:val="22"/>
-          <w:szCs w:val="22"/>
-          <w:lang w:val="en-GB"/>
-        </w:rPr>
-        <w:t xml:space="preserve"> the result</w:t>
-      </w:r>
+        <w:t xml:space="preserve"> grid output to publication figures</w:t>
+      </w:r>
+    </w:p>
+    <w:p>
+      <w:pPr>
+        <w:spacing w:after="100"/>
+        <w:jc w:val="center"/>
+        <w:rPr>
+          <w:lang w:val="en-GB"/>
+        </w:rPr>
+      </w:pPr>
     </w:p>
     <w:p>
       <w:pPr>
@@ -298,9 +270,8 @@
           <w:szCs w:val="18"/>
           <w:lang w:val="en-GB"/>
         </w:rPr>
-        <w:t xml:space="preserve">-hole cap in the middle of the chlorine. Colour scale ±0.0600 </w:t>
-      </w:r>
-      <w:proofErr w:type="spellStart"/>
+        <w:t>-hole cap in the middle of the chlorine</w:t>
+      </w:r>
       <w:r>
         <w:rPr>
           <w:i/>
@@ -310,9 +281,8 @@
           <w:szCs w:val="18"/>
           <w:lang w:val="en-GB"/>
         </w:rPr>
-        <w:t>a.u</w:t>
-      </w:r>
-      <w:proofErr w:type="spellEnd"/>
+        <w:t xml:space="preserve"> (shifted by 6</w:t>
+      </w:r>
       <w:r>
         <w:rPr>
           <w:i/>
@@ -322,9 +292,8 @@
           <w:szCs w:val="18"/>
           <w:lang w:val="en-GB"/>
         </w:rPr>
-        <w:t xml:space="preserve">., </w:t>
-      </w:r>
-      <w:proofErr w:type="spellStart"/>
+        <w:t>.</w:t>
+      </w:r>
       <w:r>
         <w:rPr>
           <w:i/>
@@ -334,9 +303,8 @@
           <w:szCs w:val="18"/>
           <w:lang w:val="en-GB"/>
         </w:rPr>
-        <w:t>PyMOL</w:t>
-      </w:r>
-      <w:proofErr w:type="spellEnd"/>
+        <w:t>4°)</w:t>
+      </w:r>
       <w:r>
         <w:rPr>
           <w:i/>
@@ -346,7 +314,77 @@
           <w:szCs w:val="18"/>
           <w:lang w:val="en-GB"/>
         </w:rPr>
-        <w:t xml:space="preserve"> pipeline.</w:t>
+        <w:t xml:space="preserve"> Colour scale ±0.0600 </w:t>
+      </w:r>
+      <w:proofErr w:type="spellStart"/>
+      <w:r>
+        <w:rPr>
+          <w:i/>
+          <w:iCs/>
+          <w:color w:val="4A5568"/>
+          <w:sz w:val="18"/>
+          <w:szCs w:val="18"/>
+          <w:lang w:val="en-GB"/>
+        </w:rPr>
+        <w:t>a.u</w:t>
+      </w:r>
+      <w:proofErr w:type="spellEnd"/>
+      <w:r>
+        <w:rPr>
+          <w:i/>
+          <w:iCs/>
+          <w:color w:val="4A5568"/>
+          <w:sz w:val="18"/>
+          <w:szCs w:val="18"/>
+          <w:lang w:val="en-GB"/>
+        </w:rPr>
+        <w:t xml:space="preserve">., </w:t>
+      </w:r>
+      <w:proofErr w:type="spellStart"/>
+      <w:r>
+        <w:rPr>
+          <w:i/>
+          <w:iCs/>
+          <w:color w:val="4A5568"/>
+          <w:sz w:val="18"/>
+          <w:szCs w:val="18"/>
+          <w:lang w:val="en-GB"/>
+        </w:rPr>
+        <w:t>PyMOL</w:t>
+      </w:r>
+      <w:proofErr w:type="spellEnd"/>
+      <w:r>
+        <w:rPr>
+          <w:i/>
+          <w:iCs/>
+          <w:color w:val="4A5568"/>
+          <w:sz w:val="18"/>
+          <w:szCs w:val="18"/>
+          <w:lang w:val="en-GB"/>
+        </w:rPr>
+        <w:t xml:space="preserve"> </w:t>
+      </w:r>
+      <w:r>
+        <w:rPr>
+          <w:i/>
+          <w:iCs/>
+          <w:color w:val="4A5568"/>
+          <w:sz w:val="18"/>
+          <w:szCs w:val="18"/>
+          <w:lang w:val="en-GB"/>
+        </w:rPr>
+        <w:t>output</w:t>
+      </w:r>
+      <w:r>
+        <w:rPr>
+          <w:i/>
+          <w:iCs/>
+          <w:color w:val="4A5568"/>
+          <w:sz w:val="18"/>
+          <w:szCs w:val="18"/>
+          <w:lang w:val="en-GB"/>
+        </w:rPr>
+        <w:t>.</w:t>
       </w:r>
     </w:p>
     <w:p>
@@ -376,7 +414,23 @@
           <w:sz w:val="20"/>
           <w:szCs w:val="20"/>
         </w:rPr>
-        <w:t>August 2026</w:t>
+        <w:t>August</w:t>
+      </w:r>
+      <w:r>
+        <w:rPr>
+          <w:color w:val="4A5568"/>
+          <w:sz w:val="20"/>
+          <w:szCs w:val="20"/>
+        </w:rPr>
+        <w:t>/September</w:t>
+      </w:r>
+      <w:r>
+        <w:rPr>
+          <w:color w:val="4A5568"/>
+          <w:sz w:val="20"/>
+          <w:szCs w:val="20"/>
+        </w:rPr>
+        <w:t xml:space="preserve"> 2026</w:t>
       </w:r>
     </w:p>
     <w:p>
@@ -407,8 +461,8 @@
     <w:sdt>
       <w:sdtPr>
         <w:rPr>
-          <w:sz w:val="16"/>
-          <w:szCs w:val="16"/>
+          <w:sz w:val="12"/>
+          <w:szCs w:val="12"/>
         </w:rPr>
         <w:alias w:val="Contents"/>
         <w:id w:val="685631269"/>
@@ -431,26 +485,26 @@
           </w:pPr>
           <w:r>
             <w:rPr>
-              <w:sz w:val="16"/>
-              <w:szCs w:val="16"/>
+              <w:sz w:val="6"/>
+              <w:szCs w:val="6"/>
             </w:rPr>
             <w:fldChar w:fldCharType="begin"/>
           </w:r>
           <w:r>
             <w:rPr>
-              <w:sz w:val="16"/>
-              <w:szCs w:val="16"/>
+              <w:sz w:val="6"/>
+              <w:szCs w:val="6"/>
             </w:rPr>
             <w:instrText>TOC \h \o "1-2"</w:instrText>
           </w:r>
           <w:r>
             <w:rPr>
-              <w:sz w:val="16"/>
-              <w:szCs w:val="16"/>
+              <w:sz w:val="6"/>
+              <w:szCs w:val="6"/>
             </w:rPr>
             <w:fldChar w:fldCharType="separate"/>
           </w:r>
-          <w:hyperlink w:anchor="_Toc239668520" w:history="1">
+          <w:hyperlink w:anchor="_Toc239769807" w:history="1">
             <w:r>
               <w:rPr>
                 <w:rStyle w:val="Hyperlink"/>
@@ -485,7 +539,7 @@
                 <w:sz w:val="16"/>
                 <w:szCs w:val="16"/>
               </w:rPr>
-              <w:instrText xml:space="preserve"> PAGEREF _Toc239668520 \h </w:instrText>
+              <w:instrText xml:space="preserve"> PAGEREF _Toc239769807 \h </w:instrText>
             </w:r>
             <w:r>
               <w:rPr>
@@ -535,7 +589,7 @@
               <w14:ligatures w14:val="standardContextual"/>
             </w:rPr>
           </w:pPr>
-          <w:hyperlink w:anchor="_Toc239668521" w:history="1">
+          <w:hyperlink w:anchor="_Toc239769808" w:history="1">
             <w:r>
               <w:rPr>
                 <w:rStyle w:val="Hyperlink"/>
@@ -570,7 +624,7 @@
                 <w:sz w:val="16"/>
                 <w:szCs w:val="16"/>
               </w:rPr>
-              <w:instrText xml:space="preserve"> PAGEREF _Toc239668521 \h </w:instrText>
+              <w:instrText xml:space="preserve"> PAGEREF _Toc239769808 \h </w:instrText>
             </w:r>
             <w:r>
               <w:rPr>
@@ -621,7 +675,7 @@
               <w14:ligatures w14:val="standardContextual"/>
             </w:rPr>
           </w:pPr>
-          <w:hyperlink w:anchor="_Toc239668522" w:history="1">
+          <w:hyperlink w:anchor="_Toc239769809" w:history="1">
             <w:r>
               <w:rPr>
                 <w:rStyle w:val="Hyperlink"/>
@@ -654,7 +708,7 @@
                 <w:szCs w:val="16"/>
                 <w:lang w:val="en-GB"/>
               </w:rPr>
-              <w:t>Aim and scope</w:t>
+              <w:t>1.2  Aim and scope</w:t>
             </w:r>
             <w:r>
               <w:rPr>
@@ -678,7 +732,7 @@
                 <w:sz w:val="16"/>
                 <w:szCs w:val="16"/>
               </w:rPr>
-              <w:instrText xml:space="preserve"> PAGEREF _Toc239668522 \h </w:instrText>
+              <w:instrText xml:space="preserve"> PAGEREF _Toc239769809 \h </w:instrText>
             </w:r>
             <w:r>
               <w:rPr>
@@ -702,6 +756,515 @@
                 <w:szCs w:val="16"/>
               </w:rPr>
               <w:t>4</w:t>
+            </w:r>
+            <w:r>
+              <w:rPr>
+                <w:noProof/>
+                <w:sz w:val="16"/>
+                <w:szCs w:val="16"/>
+              </w:rPr>
+              <w:fldChar w:fldCharType="end"/>
+            </w:r>
+          </w:hyperlink>
+        </w:p>
+        <w:p>
+          <w:pPr>
+            <w:pStyle w:val="Verzeichnis2"/>
+            <w:tabs>
+              <w:tab w:val="right" w:leader="dot" w:pos="9016"/>
+            </w:tabs>
+            <w:rPr>
+              <w:rFonts w:asciiTheme="minorHAnsi" w:eastAsiaTheme="minorEastAsia" w:hAnsiTheme="minorHAnsi" w:cstheme="minorBidi"/>
+              <w:noProof/>
+              <w:kern w:val="2"/>
+              <w:sz w:val="18"/>
+              <w:szCs w:val="18"/>
+              <w14:ligatures w14:val="standardContextual"/>
+            </w:rPr>
+          </w:pPr>
+          <w:hyperlink w:anchor="_Toc239769810" w:history="1">
+            <w:r>
+              <w:rPr>
+                <w:rStyle w:val="Hyperlink"/>
+                <w:b/>
+                <w:bCs/>
+                <w:noProof/>
+                <w:sz w:val="16"/>
+                <w:szCs w:val="16"/>
+                <w:lang w:val="en-GB"/>
+              </w:rPr>
+              <w:t>1.3  The molecular electrostatic potential</w:t>
+            </w:r>
+            <w:r>
+              <w:rPr>
+                <w:noProof/>
+                <w:sz w:val="16"/>
+                <w:szCs w:val="16"/>
+              </w:rPr>
+              <w:tab/>
+            </w:r>
+            <w:r>
+              <w:rPr>
+                <w:noProof/>
+                <w:sz w:val="16"/>
+                <w:szCs w:val="16"/>
+              </w:rPr>
+              <w:fldChar w:fldCharType="begin"/>
+            </w:r>
+            <w:r>
+              <w:rPr>
+                <w:noProof/>
+                <w:sz w:val="16"/>
+                <w:szCs w:val="16"/>
+              </w:rPr>
+              <w:instrText xml:space="preserve"> PAGEREF _Toc239769810 \h </w:instrText>
+            </w:r>
+            <w:r>
+              <w:rPr>
+                <w:noProof/>
+                <w:sz w:val="16"/>
+                <w:szCs w:val="16"/>
+              </w:rPr>
+            </w:r>
+            <w:r>
+              <w:rPr>
+                <w:noProof/>
+                <w:sz w:val="16"/>
+                <w:szCs w:val="16"/>
+              </w:rPr>
+              <w:fldChar w:fldCharType="separate"/>
+            </w:r>
+            <w:r>
+              <w:rPr>
+                <w:noProof/>
+                <w:sz w:val="16"/>
+                <w:szCs w:val="16"/>
+              </w:rPr>
+              <w:t>4</w:t>
+            </w:r>
+            <w:r>
+              <w:rPr>
+                <w:noProof/>
+                <w:sz w:val="16"/>
+                <w:szCs w:val="16"/>
+              </w:rPr>
+              <w:fldChar w:fldCharType="end"/>
+            </w:r>
+          </w:hyperlink>
+        </w:p>
+        <w:p>
+          <w:pPr>
+            <w:pStyle w:val="Verzeichnis2"/>
+            <w:tabs>
+              <w:tab w:val="right" w:leader="dot" w:pos="9016"/>
+            </w:tabs>
+            <w:rPr>
+              <w:rFonts w:asciiTheme="minorHAnsi" w:eastAsiaTheme="minorEastAsia" w:hAnsiTheme="minorHAnsi" w:cstheme="minorBidi"/>
+              <w:noProof/>
+              <w:kern w:val="2"/>
+              <w:sz w:val="18"/>
+              <w:szCs w:val="18"/>
+              <w14:ligatures w14:val="standardContextual"/>
+            </w:rPr>
+          </w:pPr>
+          <w:hyperlink w:anchor="_Toc239769811" w:history="1">
+            <w:r>
+              <w:rPr>
+                <w:rStyle w:val="Hyperlink"/>
+                <w:b/>
+                <w:bCs/>
+                <w:noProof/>
+                <w:sz w:val="16"/>
+                <w:szCs w:val="16"/>
+                <w:lang w:val="en-GB"/>
+              </w:rPr>
+              <w:t xml:space="preserve">1.4  Why </w:t>
+            </w:r>
+            <w:r>
+              <w:rPr>
+                <w:rStyle w:val="Hyperlink"/>
+                <w:b/>
+                <w:bCs/>
+                <w:noProof/>
+                <w:sz w:val="16"/>
+                <w:szCs w:val="16"/>
+              </w:rPr>
+              <w:t>ρ</w:t>
+            </w:r>
+            <w:r>
+              <w:rPr>
+                <w:rStyle w:val="Hyperlink"/>
+                <w:b/>
+                <w:bCs/>
+                <w:noProof/>
+                <w:sz w:val="16"/>
+                <w:szCs w:val="16"/>
+                <w:lang w:val="en-GB"/>
+              </w:rPr>
+              <w:t xml:space="preserve"> = 0.001 a.u.</w:t>
+            </w:r>
+            <w:r>
+              <w:rPr>
+                <w:noProof/>
+                <w:sz w:val="16"/>
+                <w:szCs w:val="16"/>
+              </w:rPr>
+              <w:tab/>
+            </w:r>
+            <w:r>
+              <w:rPr>
+                <w:noProof/>
+                <w:sz w:val="16"/>
+                <w:szCs w:val="16"/>
+              </w:rPr>
+              <w:fldChar w:fldCharType="begin"/>
+            </w:r>
+            <w:r>
+              <w:rPr>
+                <w:noProof/>
+                <w:sz w:val="16"/>
+                <w:szCs w:val="16"/>
+              </w:rPr>
+              <w:instrText xml:space="preserve"> PAGEREF _Toc239769811 \h </w:instrText>
+            </w:r>
+            <w:r>
+              <w:rPr>
+                <w:noProof/>
+                <w:sz w:val="16"/>
+                <w:szCs w:val="16"/>
+              </w:rPr>
+            </w:r>
+            <w:r>
+              <w:rPr>
+                <w:noProof/>
+                <w:sz w:val="16"/>
+                <w:szCs w:val="16"/>
+              </w:rPr>
+              <w:fldChar w:fldCharType="separate"/>
+            </w:r>
+            <w:r>
+              <w:rPr>
+                <w:noProof/>
+                <w:sz w:val="16"/>
+                <w:szCs w:val="16"/>
+              </w:rPr>
+              <w:t>4</w:t>
+            </w:r>
+            <w:r>
+              <w:rPr>
+                <w:noProof/>
+                <w:sz w:val="16"/>
+                <w:szCs w:val="16"/>
+              </w:rPr>
+              <w:fldChar w:fldCharType="end"/>
+            </w:r>
+          </w:hyperlink>
+        </w:p>
+        <w:p>
+          <w:pPr>
+            <w:pStyle w:val="Verzeichnis2"/>
+            <w:tabs>
+              <w:tab w:val="right" w:leader="dot" w:pos="9016"/>
+            </w:tabs>
+            <w:rPr>
+              <w:rFonts w:asciiTheme="minorHAnsi" w:eastAsiaTheme="minorEastAsia" w:hAnsiTheme="minorHAnsi" w:cstheme="minorBidi"/>
+              <w:noProof/>
+              <w:kern w:val="2"/>
+              <w:sz w:val="18"/>
+              <w:szCs w:val="18"/>
+              <w14:ligatures w14:val="standardContextual"/>
+            </w:rPr>
+          </w:pPr>
+          <w:hyperlink w:anchor="_Toc239769812" w:history="1">
+            <w:r>
+              <w:rPr>
+                <w:rStyle w:val="Hyperlink"/>
+                <w:b/>
+                <w:bCs/>
+                <w:noProof/>
+                <w:sz w:val="16"/>
+                <w:szCs w:val="16"/>
+                <w:lang w:val="en-GB"/>
+              </w:rPr>
+              <w:t>1.5  V</w:t>
+            </w:r>
+            <w:r>
+              <w:rPr>
+                <w:rStyle w:val="Hyperlink"/>
+                <w:b/>
+                <w:bCs/>
+                <w:noProof/>
+                <w:sz w:val="16"/>
+                <w:szCs w:val="16"/>
+                <w:vertAlign w:val="subscript"/>
+                <w:lang w:val="en-GB"/>
+              </w:rPr>
+              <w:t>S,min</w:t>
+            </w:r>
+            <w:r>
+              <w:rPr>
+                <w:rStyle w:val="Hyperlink"/>
+                <w:b/>
+                <w:bCs/>
+                <w:noProof/>
+                <w:sz w:val="16"/>
+                <w:szCs w:val="16"/>
+                <w:lang w:val="en-GB"/>
+              </w:rPr>
+              <w:t xml:space="preserve"> and V</w:t>
+            </w:r>
+            <w:r>
+              <w:rPr>
+                <w:rStyle w:val="Hyperlink"/>
+                <w:b/>
+                <w:bCs/>
+                <w:noProof/>
+                <w:sz w:val="16"/>
+                <w:szCs w:val="16"/>
+                <w:vertAlign w:val="subscript"/>
+                <w:lang w:val="en-GB"/>
+              </w:rPr>
+              <w:t>S,max</w:t>
+            </w:r>
+            <w:r>
+              <w:rPr>
+                <w:noProof/>
+                <w:sz w:val="16"/>
+                <w:szCs w:val="16"/>
+              </w:rPr>
+              <w:tab/>
+            </w:r>
+            <w:r>
+              <w:rPr>
+                <w:noProof/>
+                <w:sz w:val="16"/>
+                <w:szCs w:val="16"/>
+              </w:rPr>
+              <w:fldChar w:fldCharType="begin"/>
+            </w:r>
+            <w:r>
+              <w:rPr>
+                <w:noProof/>
+                <w:sz w:val="16"/>
+                <w:szCs w:val="16"/>
+              </w:rPr>
+              <w:instrText xml:space="preserve"> PAGEREF _Toc239769812 \h </w:instrText>
+            </w:r>
+            <w:r>
+              <w:rPr>
+                <w:noProof/>
+                <w:sz w:val="16"/>
+                <w:szCs w:val="16"/>
+              </w:rPr>
+            </w:r>
+            <w:r>
+              <w:rPr>
+                <w:noProof/>
+                <w:sz w:val="16"/>
+                <w:szCs w:val="16"/>
+              </w:rPr>
+              <w:fldChar w:fldCharType="separate"/>
+            </w:r>
+            <w:r>
+              <w:rPr>
+                <w:noProof/>
+                <w:sz w:val="16"/>
+                <w:szCs w:val="16"/>
+              </w:rPr>
+              <w:t>4</w:t>
+            </w:r>
+            <w:r>
+              <w:rPr>
+                <w:noProof/>
+                <w:sz w:val="16"/>
+                <w:szCs w:val="16"/>
+              </w:rPr>
+              <w:fldChar w:fldCharType="end"/>
+            </w:r>
+          </w:hyperlink>
+        </w:p>
+        <w:p>
+          <w:pPr>
+            <w:pStyle w:val="Verzeichnis2"/>
+            <w:tabs>
+              <w:tab w:val="right" w:leader="dot" w:pos="9016"/>
+            </w:tabs>
+            <w:rPr>
+              <w:rFonts w:asciiTheme="minorHAnsi" w:eastAsiaTheme="minorEastAsia" w:hAnsiTheme="minorHAnsi" w:cstheme="minorBidi"/>
+              <w:noProof/>
+              <w:kern w:val="2"/>
+              <w:sz w:val="18"/>
+              <w:szCs w:val="18"/>
+              <w14:ligatures w14:val="standardContextual"/>
+            </w:rPr>
+          </w:pPr>
+          <w:hyperlink w:anchor="_Toc239769813" w:history="1">
+            <w:r>
+              <w:rPr>
+                <w:rStyle w:val="Hyperlink"/>
+                <w:b/>
+                <w:bCs/>
+                <w:noProof/>
+                <w:sz w:val="16"/>
+                <w:szCs w:val="16"/>
+                <w:lang w:val="en-GB"/>
+              </w:rPr>
+              <w:t xml:space="preserve">1.6  The </w:t>
+            </w:r>
+            <w:r>
+              <w:rPr>
+                <w:rStyle w:val="Hyperlink"/>
+                <w:b/>
+                <w:bCs/>
+                <w:noProof/>
+                <w:sz w:val="16"/>
+                <w:szCs w:val="16"/>
+              </w:rPr>
+              <w:t>σ</w:t>
+            </w:r>
+            <w:r>
+              <w:rPr>
+                <w:rStyle w:val="Hyperlink"/>
+                <w:b/>
+                <w:bCs/>
+                <w:noProof/>
+                <w:sz w:val="16"/>
+                <w:szCs w:val="16"/>
+                <w:lang w:val="en-GB"/>
+              </w:rPr>
+              <w:t>-hole</w:t>
+            </w:r>
+            <w:r>
+              <w:rPr>
+                <w:noProof/>
+                <w:sz w:val="16"/>
+                <w:szCs w:val="16"/>
+              </w:rPr>
+              <w:tab/>
+            </w:r>
+            <w:r>
+              <w:rPr>
+                <w:noProof/>
+                <w:sz w:val="16"/>
+                <w:szCs w:val="16"/>
+              </w:rPr>
+              <w:fldChar w:fldCharType="begin"/>
+            </w:r>
+            <w:r>
+              <w:rPr>
+                <w:noProof/>
+                <w:sz w:val="16"/>
+                <w:szCs w:val="16"/>
+              </w:rPr>
+              <w:instrText xml:space="preserve"> PAGEREF _Toc239769813 \h </w:instrText>
+            </w:r>
+            <w:r>
+              <w:rPr>
+                <w:noProof/>
+                <w:sz w:val="16"/>
+                <w:szCs w:val="16"/>
+              </w:rPr>
+            </w:r>
+            <w:r>
+              <w:rPr>
+                <w:noProof/>
+                <w:sz w:val="16"/>
+                <w:szCs w:val="16"/>
+              </w:rPr>
+              <w:fldChar w:fldCharType="separate"/>
+            </w:r>
+            <w:r>
+              <w:rPr>
+                <w:noProof/>
+                <w:sz w:val="16"/>
+                <w:szCs w:val="16"/>
+              </w:rPr>
+              <w:t>5</w:t>
+            </w:r>
+            <w:r>
+              <w:rPr>
+                <w:noProof/>
+                <w:sz w:val="16"/>
+                <w:szCs w:val="16"/>
+              </w:rPr>
+              <w:fldChar w:fldCharType="end"/>
+            </w:r>
+          </w:hyperlink>
+        </w:p>
+        <w:p>
+          <w:pPr>
+            <w:pStyle w:val="Verzeichnis2"/>
+            <w:tabs>
+              <w:tab w:val="right" w:leader="dot" w:pos="9016"/>
+            </w:tabs>
+            <w:rPr>
+              <w:rFonts w:asciiTheme="minorHAnsi" w:eastAsiaTheme="minorEastAsia" w:hAnsiTheme="minorHAnsi" w:cstheme="minorBidi"/>
+              <w:noProof/>
+              <w:kern w:val="2"/>
+              <w:sz w:val="18"/>
+              <w:szCs w:val="18"/>
+              <w14:ligatures w14:val="standardContextual"/>
+            </w:rPr>
+          </w:pPr>
+          <w:hyperlink w:anchor="_Toc239769814" w:history="1">
+            <w:r>
+              <w:rPr>
+                <w:rStyle w:val="Hyperlink"/>
+                <w:b/>
+                <w:bCs/>
+                <w:noProof/>
+                <w:sz w:val="16"/>
+                <w:szCs w:val="16"/>
+                <w:lang w:val="en-GB"/>
+              </w:rPr>
+              <w:t>1.7  Atomic units</w:t>
+            </w:r>
+            <w:r>
+              <w:rPr>
+                <w:noProof/>
+                <w:sz w:val="16"/>
+                <w:szCs w:val="16"/>
+              </w:rPr>
+              <w:tab/>
+            </w:r>
+            <w:r>
+              <w:rPr>
+                <w:noProof/>
+                <w:sz w:val="16"/>
+                <w:szCs w:val="16"/>
+              </w:rPr>
+              <w:fldChar w:fldCharType="begin"/>
+            </w:r>
+            <w:r>
+              <w:rPr>
+                <w:noProof/>
+                <w:sz w:val="16"/>
+                <w:szCs w:val="16"/>
+              </w:rPr>
+              <w:instrText xml:space="preserve"> PAGEREF _Toc239769814 \h </w:instrText>
+            </w:r>
+            <w:r>
+              <w:rPr>
+                <w:noProof/>
+                <w:sz w:val="16"/>
+                <w:szCs w:val="16"/>
+              </w:rPr>
+            </w:r>
+            <w:r>
+              <w:rPr>
+                <w:noProof/>
+                <w:sz w:val="16"/>
+                <w:szCs w:val="16"/>
+              </w:rPr>
+              <w:fldChar w:fldCharType="separate"/>
+            </w:r>
+            <w:r>
+              <w:rPr>
+                <w:noProof/>
+                <w:sz w:val="16"/>
+                <w:szCs w:val="16"/>
+              </w:rPr>
+              <w:t>5</w:t>
             </w:r>
             <w:r>
               <w:rPr>
@@ -728,7 +1291,7 @@
               <w14:ligatures w14:val="standardContextual"/>
             </w:rPr>
           </w:pPr>
-          <w:hyperlink w:anchor="_Toc239668523" w:history="1">
+          <w:hyperlink w:anchor="_Toc239769815" w:history="1">
             <w:r>
               <w:rPr>
                 <w:rStyle w:val="Hyperlink"/>
@@ -739,7 +1302,7 @@
                 <w:szCs w:val="16"/>
                 <w:lang w:val="en-GB"/>
               </w:rPr>
-              <w:t>2  Theoretical background</w:t>
+              <w:t>2  Data</w:t>
             </w:r>
             <w:r>
               <w:rPr>
@@ -763,7 +1326,7 @@
                 <w:sz w:val="16"/>
                 <w:szCs w:val="16"/>
               </w:rPr>
-              <w:instrText xml:space="preserve"> PAGEREF _Toc239668523 \h </w:instrText>
+              <w:instrText xml:space="preserve"> PAGEREF _Toc239769815 \h </w:instrText>
             </w:r>
             <w:r>
               <w:rPr>
@@ -786,7 +1349,7 @@
                 <w:sz w:val="16"/>
                 <w:szCs w:val="16"/>
               </w:rPr>
-              <w:t>4</w:t>
+              <w:t>5</w:t>
             </w:r>
             <w:r>
               <w:rPr>
@@ -813,7 +1376,7 @@
               <w14:ligatures w14:val="standardContextual"/>
             </w:rPr>
           </w:pPr>
-          <w:hyperlink w:anchor="_Toc239668524" w:history="1">
+          <w:hyperlink w:anchor="_Toc239769816" w:history="1">
             <w:r>
               <w:rPr>
                 <w:rStyle w:val="Hyperlink"/>
@@ -824,7 +1387,7 @@
                 <w:szCs w:val="16"/>
                 <w:lang w:val="en-GB"/>
               </w:rPr>
-              <w:t>2.1  The molecular electrostatic potential</w:t>
+              <w:t>2.1  Quantum-chemical input</w:t>
             </w:r>
             <w:r>
               <w:rPr>
@@ -848,7 +1411,7 @@
                 <w:sz w:val="16"/>
                 <w:szCs w:val="16"/>
               </w:rPr>
-              <w:instrText xml:space="preserve"> PAGEREF _Toc239668524 \h </w:instrText>
+              <w:instrText xml:space="preserve"> PAGEREF _Toc239769816 \h </w:instrText>
             </w:r>
             <w:r>
               <w:rPr>
@@ -871,7 +1434,7 @@
                 <w:sz w:val="16"/>
                 <w:szCs w:val="16"/>
               </w:rPr>
-              <w:t>4</w:t>
+              <w:t>5</w:t>
             </w:r>
             <w:r>
               <w:rPr>
@@ -898,7 +1461,7 @@
               <w14:ligatures w14:val="standardContextual"/>
             </w:rPr>
           </w:pPr>
-          <w:hyperlink w:anchor="_Toc239668525" w:history="1">
+          <w:hyperlink w:anchor="_Toc239769817" w:history="1">
             <w:r>
               <w:rPr>
                 <w:rStyle w:val="Hyperlink"/>
@@ -909,8 +1472,81 @@
                 <w:szCs w:val="16"/>
                 <w:lang w:val="en-GB"/>
               </w:rPr>
-              <w:t xml:space="preserve">2.2  Why </w:t>
-            </w:r>
+              <w:t>2.2  The molecule set</w:t>
+            </w:r>
+            <w:r>
+              <w:rPr>
+                <w:noProof/>
+                <w:sz w:val="16"/>
+                <w:szCs w:val="16"/>
+              </w:rPr>
+              <w:tab/>
+            </w:r>
+            <w:r>
+              <w:rPr>
+                <w:noProof/>
+                <w:sz w:val="16"/>
+                <w:szCs w:val="16"/>
+              </w:rPr>
+              <w:fldChar w:fldCharType="begin"/>
+            </w:r>
+            <w:r>
+              <w:rPr>
+                <w:noProof/>
+                <w:sz w:val="16"/>
+                <w:szCs w:val="16"/>
+              </w:rPr>
+              <w:instrText xml:space="preserve"> PAGEREF _Toc239769817 \h </w:instrText>
+            </w:r>
+            <w:r>
+              <w:rPr>
+                <w:noProof/>
+                <w:sz w:val="16"/>
+                <w:szCs w:val="16"/>
+              </w:rPr>
+            </w:r>
+            <w:r>
+              <w:rPr>
+                <w:noProof/>
+                <w:sz w:val="16"/>
+                <w:szCs w:val="16"/>
+              </w:rPr>
+              <w:fldChar w:fldCharType="separate"/>
+            </w:r>
+            <w:r>
+              <w:rPr>
+                <w:noProof/>
+                <w:sz w:val="16"/>
+                <w:szCs w:val="16"/>
+              </w:rPr>
+              <w:t>5</w:t>
+            </w:r>
+            <w:r>
+              <w:rPr>
+                <w:noProof/>
+                <w:sz w:val="16"/>
+                <w:szCs w:val="16"/>
+              </w:rPr>
+              <w:fldChar w:fldCharType="end"/>
+            </w:r>
+          </w:hyperlink>
+        </w:p>
+        <w:p>
+          <w:pPr>
+            <w:pStyle w:val="Verzeichnis1"/>
+            <w:tabs>
+              <w:tab w:val="right" w:leader="dot" w:pos="9016"/>
+            </w:tabs>
+            <w:rPr>
+              <w:rFonts w:asciiTheme="minorHAnsi" w:eastAsiaTheme="minorEastAsia" w:hAnsiTheme="minorHAnsi" w:cstheme="minorBidi"/>
+              <w:noProof/>
+              <w:kern w:val="2"/>
+              <w:sz w:val="18"/>
+              <w:szCs w:val="18"/>
+              <w14:ligatures w14:val="standardContextual"/>
+            </w:rPr>
+          </w:pPr>
+          <w:hyperlink w:anchor="_Toc239769818" w:history="1">
             <w:r>
               <w:rPr>
                 <w:rStyle w:val="Hyperlink"/>
@@ -919,20 +1555,9 @@
                 <w:noProof/>
                 <w:sz w:val="16"/>
                 <w:szCs w:val="16"/>
-              </w:rPr>
-              <w:t>ρ</w:t>
-            </w:r>
-            <w:r>
-              <w:rPr>
-                <w:rStyle w:val="Hyperlink"/>
-                <w:b/>
-                <w:bCs/>
-                <w:noProof/>
-                <w:sz w:val="16"/>
-                <w:szCs w:val="16"/>
                 <w:lang w:val="en-GB"/>
               </w:rPr>
-              <w:t xml:space="preserve"> = 0.001 a.u.</w:t>
+              <w:t>3  Results</w:t>
             </w:r>
             <w:r>
               <w:rPr>
@@ -956,7 +1581,7 @@
                 <w:sz w:val="16"/>
                 <w:szCs w:val="16"/>
               </w:rPr>
-              <w:instrText xml:space="preserve"> PAGEREF _Toc239668525 \h </w:instrText>
+              <w:instrText xml:space="preserve"> PAGEREF _Toc239769818 \h </w:instrText>
             </w:r>
             <w:r>
               <w:rPr>
@@ -979,7 +1604,7 @@
                 <w:sz w:val="16"/>
                 <w:szCs w:val="16"/>
               </w:rPr>
-              <w:t>4</w:t>
+              <w:t>6</w:t>
             </w:r>
             <w:r>
               <w:rPr>
@@ -1006,7 +1631,7 @@
               <w14:ligatures w14:val="standardContextual"/>
             </w:rPr>
           </w:pPr>
-          <w:hyperlink w:anchor="_Toc239668526" w:history="1">
+          <w:hyperlink w:anchor="_Toc239769819" w:history="1">
             <w:r>
               <w:rPr>
                 <w:rStyle w:val="Hyperlink"/>
@@ -1017,30 +1642,7 @@
                 <w:szCs w:val="16"/>
                 <w:lang w:val="en-GB"/>
               </w:rPr>
-              <w:t xml:space="preserve">2.4  The </w:t>
-            </w:r>
-            <w:r>
-              <w:rPr>
-                <w:rStyle w:val="Hyperlink"/>
-                <w:b/>
-                <w:bCs/>
-                <w:noProof/>
-                <w:sz w:val="16"/>
-                <w:szCs w:val="16"/>
-              </w:rPr>
-              <w:t>σ</w:t>
-            </w:r>
-            <w:r>
-              <w:rPr>
-                <w:rStyle w:val="Hyperlink"/>
-                <w:b/>
-                <w:bCs/>
-                <w:noProof/>
-                <w:sz w:val="16"/>
-                <w:szCs w:val="16"/>
-                <w:lang w:val="en-GB"/>
-              </w:rPr>
-              <w:t>-hole</w:t>
+              <w:t>3.1  Surface ESP values</w:t>
             </w:r>
             <w:r>
               <w:rPr>
@@ -1064,7 +1666,7 @@
                 <w:sz w:val="16"/>
                 <w:szCs w:val="16"/>
               </w:rPr>
-              <w:instrText xml:space="preserve"> PAGEREF _Toc239668526 \h </w:instrText>
+              <w:instrText xml:space="preserve"> PAGEREF _Toc239769819 \h </w:instrText>
             </w:r>
             <w:r>
               <w:rPr>
@@ -1087,7 +1689,7 @@
                 <w:sz w:val="16"/>
                 <w:szCs w:val="16"/>
               </w:rPr>
-              <w:t>5</w:t>
+              <w:t>6</w:t>
             </w:r>
             <w:r>
               <w:rPr>
@@ -1114,7 +1716,7 @@
               <w14:ligatures w14:val="standardContextual"/>
             </w:rPr>
           </w:pPr>
-          <w:hyperlink w:anchor="_Toc239668527" w:history="1">
+          <w:hyperlink w:anchor="_Toc239769820" w:history="1">
             <w:r>
               <w:rPr>
                 <w:rStyle w:val="Hyperlink"/>
@@ -1123,9 +1725,8 @@
                 <w:noProof/>
                 <w:sz w:val="16"/>
                 <w:szCs w:val="16"/>
-                <w:lang w:val="en-GB"/>
-              </w:rPr>
-              <w:t>2.5  Atomic units</w:t>
+              </w:rPr>
+              <w:t>3.2  The halobenzene series</w:t>
             </w:r>
             <w:r>
               <w:rPr>
@@ -1149,7 +1750,7 @@
                 <w:sz w:val="16"/>
                 <w:szCs w:val="16"/>
               </w:rPr>
-              <w:instrText xml:space="preserve"> PAGEREF _Toc239668527 \h </w:instrText>
+              <w:instrText xml:space="preserve"> PAGEREF _Toc239769820 \h </w:instrText>
             </w:r>
             <w:r>
               <w:rPr>
@@ -1172,7 +1773,7 @@
                 <w:sz w:val="16"/>
                 <w:szCs w:val="16"/>
               </w:rPr>
-              <w:t>5</w:t>
+              <w:t>6</w:t>
             </w:r>
             <w:r>
               <w:rPr>
@@ -1199,7 +1800,7 @@
               <w14:ligatures w14:val="standardContextual"/>
             </w:rPr>
           </w:pPr>
-          <w:hyperlink w:anchor="_Toc239668528" w:history="1">
+          <w:hyperlink w:anchor="_Toc239769821" w:history="1">
             <w:r>
               <w:rPr>
                 <w:rStyle w:val="Hyperlink"/>
@@ -1210,7 +1811,7 @@
                 <w:szCs w:val="16"/>
                 <w:lang w:val="en-GB"/>
               </w:rPr>
-              <w:t>3.1  Quantum-chemical input</w:t>
+              <w:t>3.3  The pyridine series</w:t>
             </w:r>
             <w:r>
               <w:rPr>
@@ -1234,7 +1835,7 @@
                 <w:sz w:val="16"/>
                 <w:szCs w:val="16"/>
               </w:rPr>
-              <w:instrText xml:space="preserve"> PAGEREF _Toc239668528 \h </w:instrText>
+              <w:instrText xml:space="preserve"> PAGEREF _Toc239769821 \h </w:instrText>
             </w:r>
             <w:r>
               <w:rPr>
@@ -1257,7 +1858,7 @@
                 <w:sz w:val="16"/>
                 <w:szCs w:val="16"/>
               </w:rPr>
-              <w:t>5</w:t>
+              <w:t>7</w:t>
             </w:r>
             <w:r>
               <w:rPr>
@@ -1284,7 +1885,7 @@
               <w14:ligatures w14:val="standardContextual"/>
             </w:rPr>
           </w:pPr>
-          <w:hyperlink w:anchor="_Toc239668529" w:history="1">
+          <w:hyperlink w:anchor="_Toc239769822" w:history="1">
             <w:r>
               <w:rPr>
                 <w:rStyle w:val="Hyperlink"/>
@@ -1295,7 +1896,7 @@
                 <w:szCs w:val="16"/>
                 <w:lang w:val="en-GB"/>
               </w:rPr>
-              <w:t>3.2  The molecule set</w:t>
+              <w:t>3.4  Comparison with published values</w:t>
             </w:r>
             <w:r>
               <w:rPr>
@@ -1319,7 +1920,7 @@
                 <w:sz w:val="16"/>
                 <w:szCs w:val="16"/>
               </w:rPr>
-              <w:instrText xml:space="preserve"> PAGEREF _Toc239668529 \h </w:instrText>
+              <w:instrText xml:space="preserve"> PAGEREF _Toc239769822 \h </w:instrText>
             </w:r>
             <w:r>
               <w:rPr>
@@ -1342,7 +1943,261 @@
                 <w:sz w:val="16"/>
                 <w:szCs w:val="16"/>
               </w:rPr>
-              <w:t>5</w:t>
+              <w:t>8</w:t>
+            </w:r>
+            <w:r>
+              <w:rPr>
+                <w:noProof/>
+                <w:sz w:val="16"/>
+                <w:szCs w:val="16"/>
+              </w:rPr>
+              <w:fldChar w:fldCharType="end"/>
+            </w:r>
+          </w:hyperlink>
+        </w:p>
+        <w:p>
+          <w:pPr>
+            <w:pStyle w:val="Verzeichnis2"/>
+            <w:tabs>
+              <w:tab w:val="right" w:leader="dot" w:pos="9016"/>
+            </w:tabs>
+            <w:rPr>
+              <w:rFonts w:asciiTheme="minorHAnsi" w:eastAsiaTheme="minorEastAsia" w:hAnsiTheme="minorHAnsi" w:cstheme="minorBidi"/>
+              <w:noProof/>
+              <w:kern w:val="2"/>
+              <w:sz w:val="18"/>
+              <w:szCs w:val="18"/>
+              <w14:ligatures w14:val="standardContextual"/>
+            </w:rPr>
+          </w:pPr>
+          <w:hyperlink w:anchor="_Toc239769823" w:history="1">
+            <w:r>
+              <w:rPr>
+                <w:rStyle w:val="Hyperlink"/>
+                <w:b/>
+                <w:bCs/>
+                <w:noProof/>
+                <w:sz w:val="16"/>
+                <w:szCs w:val="16"/>
+              </w:rPr>
+              <w:t>3.5  The image sets</w:t>
+            </w:r>
+            <w:r>
+              <w:rPr>
+                <w:noProof/>
+                <w:sz w:val="16"/>
+                <w:szCs w:val="16"/>
+              </w:rPr>
+              <w:tab/>
+            </w:r>
+            <w:r>
+              <w:rPr>
+                <w:noProof/>
+                <w:sz w:val="16"/>
+                <w:szCs w:val="16"/>
+              </w:rPr>
+              <w:fldChar w:fldCharType="begin"/>
+            </w:r>
+            <w:r>
+              <w:rPr>
+                <w:noProof/>
+                <w:sz w:val="16"/>
+                <w:szCs w:val="16"/>
+              </w:rPr>
+              <w:instrText xml:space="preserve"> PAGEREF _Toc239769823 \h </w:instrText>
+            </w:r>
+            <w:r>
+              <w:rPr>
+                <w:noProof/>
+                <w:sz w:val="16"/>
+                <w:szCs w:val="16"/>
+              </w:rPr>
+            </w:r>
+            <w:r>
+              <w:rPr>
+                <w:noProof/>
+                <w:sz w:val="16"/>
+                <w:szCs w:val="16"/>
+              </w:rPr>
+              <w:fldChar w:fldCharType="separate"/>
+            </w:r>
+            <w:r>
+              <w:rPr>
+                <w:noProof/>
+                <w:sz w:val="16"/>
+                <w:szCs w:val="16"/>
+              </w:rPr>
+              <w:t>9</w:t>
+            </w:r>
+            <w:r>
+              <w:rPr>
+                <w:noProof/>
+                <w:sz w:val="16"/>
+                <w:szCs w:val="16"/>
+              </w:rPr>
+              <w:fldChar w:fldCharType="end"/>
+            </w:r>
+          </w:hyperlink>
+        </w:p>
+        <w:p>
+          <w:pPr>
+            <w:pStyle w:val="Verzeichnis2"/>
+            <w:tabs>
+              <w:tab w:val="right" w:leader="dot" w:pos="9016"/>
+            </w:tabs>
+            <w:rPr>
+              <w:rFonts w:asciiTheme="minorHAnsi" w:eastAsiaTheme="minorEastAsia" w:hAnsiTheme="minorHAnsi" w:cstheme="minorBidi"/>
+              <w:noProof/>
+              <w:kern w:val="2"/>
+              <w:sz w:val="18"/>
+              <w:szCs w:val="18"/>
+              <w14:ligatures w14:val="standardContextual"/>
+            </w:rPr>
+          </w:pPr>
+          <w:hyperlink w:anchor="_Toc239769824" w:history="1">
+            <w:r>
+              <w:rPr>
+                <w:rStyle w:val="Hyperlink"/>
+                <w:b/>
+                <w:bCs/>
+                <w:noProof/>
+                <w:sz w:val="16"/>
+                <w:szCs w:val="16"/>
+                <w:lang w:val="en-GB"/>
+              </w:rPr>
+              <w:t>3.6  Where the two pipelines agree, and where they dont</w:t>
+            </w:r>
+            <w:r>
+              <w:rPr>
+                <w:noProof/>
+                <w:sz w:val="16"/>
+                <w:szCs w:val="16"/>
+              </w:rPr>
+              <w:tab/>
+            </w:r>
+            <w:r>
+              <w:rPr>
+                <w:noProof/>
+                <w:sz w:val="16"/>
+                <w:szCs w:val="16"/>
+              </w:rPr>
+              <w:fldChar w:fldCharType="begin"/>
+            </w:r>
+            <w:r>
+              <w:rPr>
+                <w:noProof/>
+                <w:sz w:val="16"/>
+                <w:szCs w:val="16"/>
+              </w:rPr>
+              <w:instrText xml:space="preserve"> PAGEREF _Toc239769824 \h </w:instrText>
+            </w:r>
+            <w:r>
+              <w:rPr>
+                <w:noProof/>
+                <w:sz w:val="16"/>
+                <w:szCs w:val="16"/>
+              </w:rPr>
+            </w:r>
+            <w:r>
+              <w:rPr>
+                <w:noProof/>
+                <w:sz w:val="16"/>
+                <w:szCs w:val="16"/>
+              </w:rPr>
+              <w:fldChar w:fldCharType="separate"/>
+            </w:r>
+            <w:r>
+              <w:rPr>
+                <w:noProof/>
+                <w:sz w:val="16"/>
+                <w:szCs w:val="16"/>
+              </w:rPr>
+              <w:t>9</w:t>
+            </w:r>
+            <w:r>
+              <w:rPr>
+                <w:noProof/>
+                <w:sz w:val="16"/>
+                <w:szCs w:val="16"/>
+              </w:rPr>
+              <w:fldChar w:fldCharType="end"/>
+            </w:r>
+          </w:hyperlink>
+        </w:p>
+        <w:p>
+          <w:pPr>
+            <w:pStyle w:val="Verzeichnis2"/>
+            <w:tabs>
+              <w:tab w:val="right" w:leader="dot" w:pos="9016"/>
+            </w:tabs>
+            <w:rPr>
+              <w:rFonts w:asciiTheme="minorHAnsi" w:eastAsiaTheme="minorEastAsia" w:hAnsiTheme="minorHAnsi" w:cstheme="minorBidi"/>
+              <w:noProof/>
+              <w:kern w:val="2"/>
+              <w:sz w:val="18"/>
+              <w:szCs w:val="18"/>
+              <w14:ligatures w14:val="standardContextual"/>
+            </w:rPr>
+          </w:pPr>
+          <w:hyperlink w:anchor="_Toc239769825" w:history="1">
+            <w:r>
+              <w:rPr>
+                <w:rStyle w:val="Hyperlink"/>
+                <w:b/>
+                <w:bCs/>
+                <w:noProof/>
+                <w:sz w:val="16"/>
+                <w:szCs w:val="16"/>
+                <w:lang w:val="en-GB"/>
+              </w:rPr>
+              <w:t>3.7  The rainbow ramp</w:t>
+            </w:r>
+            <w:r>
+              <w:rPr>
+                <w:noProof/>
+                <w:sz w:val="16"/>
+                <w:szCs w:val="16"/>
+              </w:rPr>
+              <w:tab/>
+            </w:r>
+            <w:r>
+              <w:rPr>
+                <w:noProof/>
+                <w:sz w:val="16"/>
+                <w:szCs w:val="16"/>
+              </w:rPr>
+              <w:fldChar w:fldCharType="begin"/>
+            </w:r>
+            <w:r>
+              <w:rPr>
+                <w:noProof/>
+                <w:sz w:val="16"/>
+                <w:szCs w:val="16"/>
+              </w:rPr>
+              <w:instrText xml:space="preserve"> PAGEREF _Toc239769825 \h </w:instrText>
+            </w:r>
+            <w:r>
+              <w:rPr>
+                <w:noProof/>
+                <w:sz w:val="16"/>
+                <w:szCs w:val="16"/>
+              </w:rPr>
+            </w:r>
+            <w:r>
+              <w:rPr>
+                <w:noProof/>
+                <w:sz w:val="16"/>
+                <w:szCs w:val="16"/>
+              </w:rPr>
+              <w:fldChar w:fldCharType="separate"/>
+            </w:r>
+            <w:r>
+              <w:rPr>
+                <w:noProof/>
+                <w:sz w:val="16"/>
+                <w:szCs w:val="16"/>
+              </w:rPr>
+              <w:t>12</w:t>
             </w:r>
             <w:r>
               <w:rPr>
@@ -1369,7 +2224,7 @@
               <w14:ligatures w14:val="standardContextual"/>
             </w:rPr>
           </w:pPr>
-          <w:hyperlink w:anchor="_Toc239668530" w:history="1">
+          <w:hyperlink w:anchor="_Toc239769826" w:history="1">
             <w:r>
               <w:rPr>
                 <w:rStyle w:val="Hyperlink"/>
@@ -1380,7 +2235,7 @@
                 <w:szCs w:val="16"/>
                 <w:lang w:val="en-GB"/>
               </w:rPr>
-              <w:t>4  Results</w:t>
+              <w:t>4  Parameter selection</w:t>
             </w:r>
             <w:r>
               <w:rPr>
@@ -1404,7 +2259,7 @@
                 <w:sz w:val="16"/>
                 <w:szCs w:val="16"/>
               </w:rPr>
-              <w:instrText xml:space="preserve"> PAGEREF _Toc239668530 \h </w:instrText>
+              <w:instrText xml:space="preserve"> PAGEREF _Toc239769826 \h </w:instrText>
             </w:r>
             <w:r>
               <w:rPr>
@@ -1427,7 +2282,7 @@
                 <w:sz w:val="16"/>
                 <w:szCs w:val="16"/>
               </w:rPr>
-              <w:t>6</w:t>
+              <w:t>13</w:t>
             </w:r>
             <w:r>
               <w:rPr>
@@ -1454,7 +2309,7 @@
               <w14:ligatures w14:val="standardContextual"/>
             </w:rPr>
           </w:pPr>
-          <w:hyperlink w:anchor="_Toc239668531" w:history="1">
+          <w:hyperlink w:anchor="_Toc239769827" w:history="1">
             <w:r>
               <w:rPr>
                 <w:rStyle w:val="Hyperlink"/>
@@ -1465,7 +2320,7 @@
                 <w:szCs w:val="16"/>
                 <w:lang w:val="en-GB"/>
               </w:rPr>
-              <w:t>4.1  Surface ESP values</w:t>
+              <w:t>4.1  Isovalue</w:t>
             </w:r>
             <w:r>
               <w:rPr>
@@ -1489,7 +2344,7 @@
                 <w:sz w:val="16"/>
                 <w:szCs w:val="16"/>
               </w:rPr>
-              <w:instrText xml:space="preserve"> PAGEREF _Toc239668531 \h </w:instrText>
+              <w:instrText xml:space="preserve"> PAGEREF _Toc239769827 \h </w:instrText>
             </w:r>
             <w:r>
               <w:rPr>
@@ -1512,7 +2367,7 @@
                 <w:sz w:val="16"/>
                 <w:szCs w:val="16"/>
               </w:rPr>
-              <w:t>6</w:t>
+              <w:t>13</w:t>
             </w:r>
             <w:r>
               <w:rPr>
@@ -1539,7 +2394,7 @@
               <w14:ligatures w14:val="standardContextual"/>
             </w:rPr>
           </w:pPr>
-          <w:hyperlink w:anchor="_Toc239668532" w:history="1">
+          <w:hyperlink w:anchor="_Toc239769828" w:history="1">
             <w:r>
               <w:rPr>
                 <w:rStyle w:val="Hyperlink"/>
@@ -1548,8 +2403,9 @@
                 <w:noProof/>
                 <w:sz w:val="16"/>
                 <w:szCs w:val="16"/>
-              </w:rPr>
-              <w:t>4.2  The halobenzene series</w:t>
+                <w:lang w:val="en-GB"/>
+              </w:rPr>
+              <w:t>4.2  Grid resolution</w:t>
             </w:r>
             <w:r>
               <w:rPr>
@@ -1573,7 +2429,7 @@
                 <w:sz w:val="16"/>
                 <w:szCs w:val="16"/>
               </w:rPr>
-              <w:instrText xml:space="preserve"> PAGEREF _Toc239668532 \h </w:instrText>
+              <w:instrText xml:space="preserve"> PAGEREF _Toc239769828 \h </w:instrText>
             </w:r>
             <w:r>
               <w:rPr>
@@ -1596,7 +2452,7 @@
                 <w:sz w:val="16"/>
                 <w:szCs w:val="16"/>
               </w:rPr>
-              <w:t>6</w:t>
+              <w:t>13</w:t>
             </w:r>
             <w:r>
               <w:rPr>
@@ -1623,7 +2479,7 @@
               <w14:ligatures w14:val="standardContextual"/>
             </w:rPr>
           </w:pPr>
-          <w:hyperlink w:anchor="_Toc239668533" w:history="1">
+          <w:hyperlink w:anchor="_Toc239769829" w:history="1">
             <w:r>
               <w:rPr>
                 <w:rStyle w:val="Hyperlink"/>
@@ -1634,30 +2490,7 @@
                 <w:szCs w:val="16"/>
                 <w:lang w:val="en-GB"/>
               </w:rPr>
-              <w:t>4.</w:t>
-            </w:r>
-            <w:r>
-              <w:rPr>
-                <w:rStyle w:val="Hyperlink"/>
-                <w:b/>
-                <w:bCs/>
-                <w:noProof/>
-                <w:sz w:val="16"/>
-                <w:szCs w:val="16"/>
-              </w:rPr>
-              <w:t xml:space="preserve">3 </w:t>
-            </w:r>
-            <w:r>
-              <w:rPr>
-                <w:rStyle w:val="Hyperlink"/>
-                <w:b/>
-                <w:bCs/>
-                <w:noProof/>
-                <w:sz w:val="16"/>
-                <w:szCs w:val="16"/>
-                <w:lang w:val="en-GB"/>
-              </w:rPr>
-              <w:t xml:space="preserve"> The pyridine series</w:t>
+              <w:t>4.3  Evaluation method: rays against grid points</w:t>
             </w:r>
             <w:r>
               <w:rPr>
@@ -1681,7 +2514,7 @@
                 <w:sz w:val="16"/>
                 <w:szCs w:val="16"/>
               </w:rPr>
-              <w:instrText xml:space="preserve"> PAGEREF _Toc239668533 \h </w:instrText>
+              <w:instrText xml:space="preserve"> PAGEREF _Toc239769829 \h </w:instrText>
             </w:r>
             <w:r>
               <w:rPr>
@@ -1704,7 +2537,7 @@
                 <w:sz w:val="16"/>
                 <w:szCs w:val="16"/>
               </w:rPr>
-              <w:t>7</w:t>
+              <w:t>14</w:t>
             </w:r>
             <w:r>
               <w:rPr>
@@ -1731,7 +2564,7 @@
               <w14:ligatures w14:val="standardContextual"/>
             </w:rPr>
           </w:pPr>
-          <w:hyperlink w:anchor="_Toc239668534" w:history="1">
+          <w:hyperlink w:anchor="_Toc239769830" w:history="1">
             <w:r>
               <w:rPr>
                 <w:rStyle w:val="Hyperlink"/>
@@ -1742,7 +2575,30 @@
                 <w:szCs w:val="16"/>
                 <w:lang w:val="en-GB"/>
               </w:rPr>
-              <w:t>4.4  Comparison with published values</w:t>
+              <w:t xml:space="preserve">4.4  </w:t>
+            </w:r>
+            <w:r>
+              <w:rPr>
+                <w:rStyle w:val="Hyperlink"/>
+                <w:b/>
+                <w:bCs/>
+                <w:noProof/>
+                <w:sz w:val="16"/>
+                <w:szCs w:val="16"/>
+              </w:rPr>
+              <w:t>σ</w:t>
+            </w:r>
+            <w:r>
+              <w:rPr>
+                <w:rStyle w:val="Hyperlink"/>
+                <w:b/>
+                <w:bCs/>
+                <w:noProof/>
+                <w:sz w:val="16"/>
+                <w:szCs w:val="16"/>
+                <w:lang w:val="en-GB"/>
+              </w:rPr>
+              <w:t>-hole search parameters</w:t>
             </w:r>
             <w:r>
               <w:rPr>
@@ -1766,7 +2622,7 @@
                 <w:sz w:val="16"/>
                 <w:szCs w:val="16"/>
               </w:rPr>
-              <w:instrText xml:space="preserve"> PAGEREF _Toc239668534 \h </w:instrText>
+              <w:instrText xml:space="preserve"> PAGEREF _Toc239769830 \h </w:instrText>
             </w:r>
             <w:r>
               <w:rPr>
@@ -1789,7 +2645,7 @@
                 <w:sz w:val="16"/>
                 <w:szCs w:val="16"/>
               </w:rPr>
-              <w:t>8</w:t>
+              <w:t>14</w:t>
             </w:r>
             <w:r>
               <w:rPr>
@@ -1816,7 +2672,7 @@
               <w14:ligatures w14:val="standardContextual"/>
             </w:rPr>
           </w:pPr>
-          <w:hyperlink w:anchor="_Toc239668535" w:history="1">
+          <w:hyperlink w:anchor="_Toc239769831" w:history="1">
             <w:r>
               <w:rPr>
                 <w:rStyle w:val="Hyperlink"/>
@@ -1825,8 +2681,9 @@
                 <w:noProof/>
                 <w:sz w:val="16"/>
                 <w:szCs w:val="16"/>
-              </w:rPr>
-              <w:t>4.5  The image sets</w:t>
+                <w:lang w:val="en-GB"/>
+              </w:rPr>
+              <w:t>4.5  Colour range</w:t>
             </w:r>
             <w:r>
               <w:rPr>
@@ -1850,7 +2707,7 @@
                 <w:sz w:val="16"/>
                 <w:szCs w:val="16"/>
               </w:rPr>
-              <w:instrText xml:space="preserve"> PAGEREF _Toc239668535 \h </w:instrText>
+              <w:instrText xml:space="preserve"> PAGEREF _Toc239769831 \h </w:instrText>
             </w:r>
             <w:r>
               <w:rPr>
@@ -1873,7 +2730,7 @@
                 <w:sz w:val="16"/>
                 <w:szCs w:val="16"/>
               </w:rPr>
-              <w:t>8</w:t>
+              <w:t>14</w:t>
             </w:r>
             <w:r>
               <w:rPr>
@@ -1900,7 +2757,7 @@
               <w14:ligatures w14:val="standardContextual"/>
             </w:rPr>
           </w:pPr>
-          <w:hyperlink w:anchor="_Toc239668536" w:history="1">
+          <w:hyperlink w:anchor="_Toc239769832" w:history="1">
             <w:r>
               <w:rPr>
                 <w:rStyle w:val="Hyperlink"/>
@@ -1911,7 +2768,7 @@
                 <w:szCs w:val="16"/>
                 <w:lang w:val="en-GB"/>
               </w:rPr>
-              <w:t>4.6  Where the two pipelines agree, and where they do not</w:t>
+              <w:t>4.6  Rendering parameters</w:t>
             </w:r>
             <w:r>
               <w:rPr>
@@ -1935,7 +2792,7 @@
                 <w:sz w:val="16"/>
                 <w:szCs w:val="16"/>
               </w:rPr>
-              <w:instrText xml:space="preserve"> PAGEREF _Toc239668536 \h </w:instrText>
+              <w:instrText xml:space="preserve"> PAGEREF _Toc239769832 \h </w:instrText>
             </w:r>
             <w:r>
               <w:rPr>
@@ -1958,7 +2815,92 @@
                 <w:sz w:val="16"/>
                 <w:szCs w:val="16"/>
               </w:rPr>
-              <w:t>9</w:t>
+              <w:t>14</w:t>
+            </w:r>
+            <w:r>
+              <w:rPr>
+                <w:noProof/>
+                <w:sz w:val="16"/>
+                <w:szCs w:val="16"/>
+              </w:rPr>
+              <w:fldChar w:fldCharType="end"/>
+            </w:r>
+          </w:hyperlink>
+        </w:p>
+        <w:p>
+          <w:pPr>
+            <w:pStyle w:val="Verzeichnis1"/>
+            <w:tabs>
+              <w:tab w:val="right" w:leader="dot" w:pos="9016"/>
+            </w:tabs>
+            <w:rPr>
+              <w:rFonts w:asciiTheme="minorHAnsi" w:eastAsiaTheme="minorEastAsia" w:hAnsiTheme="minorHAnsi" w:cstheme="minorBidi"/>
+              <w:noProof/>
+              <w:kern w:val="2"/>
+              <w:sz w:val="18"/>
+              <w:szCs w:val="18"/>
+              <w14:ligatures w14:val="standardContextual"/>
+            </w:rPr>
+          </w:pPr>
+          <w:hyperlink w:anchor="_Toc239769833" w:history="1">
+            <w:r>
+              <w:rPr>
+                <w:rStyle w:val="Hyperlink"/>
+                <w:b/>
+                <w:bCs/>
+                <w:noProof/>
+                <w:sz w:val="16"/>
+                <w:szCs w:val="16"/>
+                <w:lang w:val="en-GB"/>
+              </w:rPr>
+              <w:t>5  Robustness and failure modes</w:t>
+            </w:r>
+            <w:r>
+              <w:rPr>
+                <w:noProof/>
+                <w:sz w:val="16"/>
+                <w:szCs w:val="16"/>
+              </w:rPr>
+              <w:tab/>
+            </w:r>
+            <w:r>
+              <w:rPr>
+                <w:noProof/>
+                <w:sz w:val="16"/>
+                <w:szCs w:val="16"/>
+              </w:rPr>
+              <w:fldChar w:fldCharType="begin"/>
+            </w:r>
+            <w:r>
+              <w:rPr>
+                <w:noProof/>
+                <w:sz w:val="16"/>
+                <w:szCs w:val="16"/>
+              </w:rPr>
+              <w:instrText xml:space="preserve"> PAGEREF _Toc239769833 \h </w:instrText>
+            </w:r>
+            <w:r>
+              <w:rPr>
+                <w:noProof/>
+                <w:sz w:val="16"/>
+                <w:szCs w:val="16"/>
+              </w:rPr>
+            </w:r>
+            <w:r>
+              <w:rPr>
+                <w:noProof/>
+                <w:sz w:val="16"/>
+                <w:szCs w:val="16"/>
+              </w:rPr>
+              <w:fldChar w:fldCharType="separate"/>
+            </w:r>
+            <w:r>
+              <w:rPr>
+                <w:noProof/>
+                <w:sz w:val="16"/>
+                <w:szCs w:val="16"/>
+              </w:rPr>
+              <w:t>15</w:t>
             </w:r>
             <w:r>
               <w:rPr>
@@ -1985,7 +2927,7 @@
               <w14:ligatures w14:val="standardContextual"/>
             </w:rPr>
           </w:pPr>
-          <w:hyperlink w:anchor="_Toc239668537" w:history="1">
+          <w:hyperlink w:anchor="_Toc239769834" w:history="1">
             <w:r>
               <w:rPr>
                 <w:rStyle w:val="Hyperlink"/>
@@ -1996,7 +2938,7 @@
                 <w:szCs w:val="16"/>
                 <w:lang w:val="en-GB"/>
               </w:rPr>
-              <w:t>4.7  The rainbow ramp</w:t>
+              <w:t>5.1  Structure and grid do not belong together</w:t>
             </w:r>
             <w:r>
               <w:rPr>
@@ -2020,7 +2962,7 @@
                 <w:sz w:val="16"/>
                 <w:szCs w:val="16"/>
               </w:rPr>
-              <w:instrText xml:space="preserve"> PAGEREF _Toc239668537 \h </w:instrText>
+              <w:instrText xml:space="preserve"> PAGEREF _Toc239769834 \h </w:instrText>
             </w:r>
             <w:r>
               <w:rPr>
@@ -2043,7 +2985,177 @@
                 <w:sz w:val="16"/>
                 <w:szCs w:val="16"/>
               </w:rPr>
-              <w:t>12</w:t>
+              <w:t>15</w:t>
+            </w:r>
+            <w:r>
+              <w:rPr>
+                <w:noProof/>
+                <w:sz w:val="16"/>
+                <w:szCs w:val="16"/>
+              </w:rPr>
+              <w:fldChar w:fldCharType="end"/>
+            </w:r>
+          </w:hyperlink>
+        </w:p>
+        <w:p>
+          <w:pPr>
+            <w:pStyle w:val="Verzeichnis2"/>
+            <w:tabs>
+              <w:tab w:val="right" w:leader="dot" w:pos="9016"/>
+            </w:tabs>
+            <w:rPr>
+              <w:rFonts w:asciiTheme="minorHAnsi" w:eastAsiaTheme="minorEastAsia" w:hAnsiTheme="minorHAnsi" w:cstheme="minorBidi"/>
+              <w:noProof/>
+              <w:kern w:val="2"/>
+              <w:sz w:val="18"/>
+              <w:szCs w:val="18"/>
+              <w14:ligatures w14:val="standardContextual"/>
+            </w:rPr>
+          </w:pPr>
+          <w:hyperlink w:anchor="_Toc239769835" w:history="1">
+            <w:r>
+              <w:rPr>
+                <w:rStyle w:val="Hyperlink"/>
+                <w:b/>
+                <w:bCs/>
+                <w:noProof/>
+                <w:sz w:val="16"/>
+                <w:szCs w:val="16"/>
+                <w:lang w:val="en-GB"/>
+              </w:rPr>
+              <w:t>5.2  The ray leaving its own halogen</w:t>
+            </w:r>
+            <w:r>
+              <w:rPr>
+                <w:noProof/>
+                <w:sz w:val="16"/>
+                <w:szCs w:val="16"/>
+              </w:rPr>
+              <w:tab/>
+            </w:r>
+            <w:r>
+              <w:rPr>
+                <w:noProof/>
+                <w:sz w:val="16"/>
+                <w:szCs w:val="16"/>
+              </w:rPr>
+              <w:fldChar w:fldCharType="begin"/>
+            </w:r>
+            <w:r>
+              <w:rPr>
+                <w:noProof/>
+                <w:sz w:val="16"/>
+                <w:szCs w:val="16"/>
+              </w:rPr>
+              <w:instrText xml:space="preserve"> PAGEREF _Toc239769835 \h </w:instrText>
+            </w:r>
+            <w:r>
+              <w:rPr>
+                <w:noProof/>
+                <w:sz w:val="16"/>
+                <w:szCs w:val="16"/>
+              </w:rPr>
+            </w:r>
+            <w:r>
+              <w:rPr>
+                <w:noProof/>
+                <w:sz w:val="16"/>
+                <w:szCs w:val="16"/>
+              </w:rPr>
+              <w:fldChar w:fldCharType="separate"/>
+            </w:r>
+            <w:r>
+              <w:rPr>
+                <w:noProof/>
+                <w:sz w:val="16"/>
+                <w:szCs w:val="16"/>
+              </w:rPr>
+              <w:t>15</w:t>
+            </w:r>
+            <w:r>
+              <w:rPr>
+                <w:noProof/>
+                <w:sz w:val="16"/>
+                <w:szCs w:val="16"/>
+              </w:rPr>
+              <w:fldChar w:fldCharType="end"/>
+            </w:r>
+          </w:hyperlink>
+        </w:p>
+        <w:p>
+          <w:pPr>
+            <w:pStyle w:val="Verzeichnis2"/>
+            <w:tabs>
+              <w:tab w:val="right" w:leader="dot" w:pos="9016"/>
+            </w:tabs>
+            <w:rPr>
+              <w:rFonts w:asciiTheme="minorHAnsi" w:eastAsiaTheme="minorEastAsia" w:hAnsiTheme="minorHAnsi" w:cstheme="minorBidi"/>
+              <w:noProof/>
+              <w:kern w:val="2"/>
+              <w:sz w:val="18"/>
+              <w:szCs w:val="18"/>
+              <w14:ligatures w14:val="standardContextual"/>
+            </w:rPr>
+          </w:pPr>
+          <w:hyperlink w:anchor="_Toc239769836" w:history="1">
+            <w:r>
+              <w:rPr>
+                <w:rStyle w:val="Hyperlink"/>
+                <w:b/>
+                <w:bCs/>
+                <w:noProof/>
+                <w:sz w:val="16"/>
+                <w:szCs w:val="16"/>
+                <w:lang w:val="en-GB"/>
+              </w:rPr>
+              <w:t>5.3  Renderer behaviour</w:t>
+            </w:r>
+            <w:r>
+              <w:rPr>
+                <w:noProof/>
+                <w:sz w:val="16"/>
+                <w:szCs w:val="16"/>
+              </w:rPr>
+              <w:tab/>
+            </w:r>
+            <w:r>
+              <w:rPr>
+                <w:noProof/>
+                <w:sz w:val="16"/>
+                <w:szCs w:val="16"/>
+              </w:rPr>
+              <w:fldChar w:fldCharType="begin"/>
+            </w:r>
+            <w:r>
+              <w:rPr>
+                <w:noProof/>
+                <w:sz w:val="16"/>
+                <w:szCs w:val="16"/>
+              </w:rPr>
+              <w:instrText xml:space="preserve"> PAGEREF _Toc239769836 \h </w:instrText>
+            </w:r>
+            <w:r>
+              <w:rPr>
+                <w:noProof/>
+                <w:sz w:val="16"/>
+                <w:szCs w:val="16"/>
+              </w:rPr>
+            </w:r>
+            <w:r>
+              <w:rPr>
+                <w:noProof/>
+                <w:sz w:val="16"/>
+                <w:szCs w:val="16"/>
+              </w:rPr>
+              <w:fldChar w:fldCharType="separate"/>
+            </w:r>
+            <w:r>
+              <w:rPr>
+                <w:noProof/>
+                <w:sz w:val="16"/>
+                <w:szCs w:val="16"/>
+              </w:rPr>
+              <w:t>16</w:t>
             </w:r>
             <w:r>
               <w:rPr>
@@ -2070,7 +3182,7 @@
               <w14:ligatures w14:val="standardContextual"/>
             </w:rPr>
           </w:pPr>
-          <w:hyperlink w:anchor="_Toc239668538" w:history="1">
+          <w:hyperlink w:anchor="_Toc239769837" w:history="1">
             <w:r>
               <w:rPr>
                 <w:rStyle w:val="Hyperlink"/>
@@ -2081,7 +3193,7 @@
                 <w:szCs w:val="16"/>
                 <w:lang w:val="en-GB"/>
               </w:rPr>
-              <w:t>5  Parameter selection</w:t>
+              <w:t>6  Discussion</w:t>
             </w:r>
             <w:r>
               <w:rPr>
@@ -2105,7 +3217,7 @@
                 <w:sz w:val="16"/>
                 <w:szCs w:val="16"/>
               </w:rPr>
-              <w:instrText xml:space="preserve"> PAGEREF _Toc239668538 \h </w:instrText>
+              <w:instrText xml:space="preserve"> PAGEREF _Toc239769837 \h </w:instrText>
             </w:r>
             <w:r>
               <w:rPr>
@@ -2128,7 +3240,7 @@
                 <w:sz w:val="16"/>
                 <w:szCs w:val="16"/>
               </w:rPr>
-              <w:t>13</w:t>
+              <w:t>17</w:t>
             </w:r>
             <w:r>
               <w:rPr>
@@ -2155,7 +3267,7 @@
               <w14:ligatures w14:val="standardContextual"/>
             </w:rPr>
           </w:pPr>
-          <w:hyperlink w:anchor="_Toc239668539" w:history="1">
+          <w:hyperlink w:anchor="_Toc239769838" w:history="1">
             <w:r>
               <w:rPr>
                 <w:rStyle w:val="Hyperlink"/>
@@ -2166,7 +3278,7 @@
                 <w:szCs w:val="16"/>
                 <w:lang w:val="en-GB"/>
               </w:rPr>
-              <w:t>5.1  Isovalue</w:t>
+              <w:t>6.1  What is viewer-dependent and what is not</w:t>
             </w:r>
             <w:r>
               <w:rPr>
@@ -2190,7 +3302,7 @@
                 <w:sz w:val="16"/>
                 <w:szCs w:val="16"/>
               </w:rPr>
-              <w:instrText xml:space="preserve"> PAGEREF _Toc239668539 \h </w:instrText>
+              <w:instrText xml:space="preserve"> PAGEREF _Toc239769838 \h </w:instrText>
             </w:r>
             <w:r>
               <w:rPr>
@@ -2213,7 +3325,7 @@
                 <w:sz w:val="16"/>
                 <w:szCs w:val="16"/>
               </w:rPr>
-              <w:t>13</w:t>
+              <w:t>17</w:t>
             </w:r>
             <w:r>
               <w:rPr>
@@ -2240,7 +3352,7 @@
               <w14:ligatures w14:val="standardContextual"/>
             </w:rPr>
           </w:pPr>
-          <w:hyperlink w:anchor="_Toc239668540" w:history="1">
+          <w:hyperlink w:anchor="_Toc239769839" w:history="1">
             <w:r>
               <w:rPr>
                 <w:rStyle w:val="Hyperlink"/>
@@ -2249,9 +3361,8 @@
                 <w:noProof/>
                 <w:sz w:val="16"/>
                 <w:szCs w:val="16"/>
-                <w:lang w:val="en-GB"/>
-              </w:rPr>
-              <w:t>5.2  Grid resolution</w:t>
+              </w:rPr>
+              <w:t>6.2  Which pipeline for what</w:t>
             </w:r>
             <w:r>
               <w:rPr>
@@ -2275,7 +3386,7 @@
                 <w:sz w:val="16"/>
                 <w:szCs w:val="16"/>
               </w:rPr>
-              <w:instrText xml:space="preserve"> PAGEREF _Toc239668540 \h </w:instrText>
+              <w:instrText xml:space="preserve"> PAGEREF _Toc239769839 \h </w:instrText>
             </w:r>
             <w:r>
               <w:rPr>
@@ -2298,7 +3409,7 @@
                 <w:sz w:val="16"/>
                 <w:szCs w:val="16"/>
               </w:rPr>
-              <w:t>13</w:t>
+              <w:t>17</w:t>
             </w:r>
             <w:r>
               <w:rPr>
@@ -2325,7 +3436,7 @@
               <w14:ligatures w14:val="standardContextual"/>
             </w:rPr>
           </w:pPr>
-          <w:hyperlink w:anchor="_Toc239668541" w:history="1">
+          <w:hyperlink w:anchor="_Toc239769840" w:history="1">
             <w:r>
               <w:rPr>
                 <w:rStyle w:val="Hyperlink"/>
@@ -2334,9 +3445,93 @@
                 <w:noProof/>
                 <w:sz w:val="16"/>
                 <w:szCs w:val="16"/>
+              </w:rPr>
+              <w:t>6.3  Limitations</w:t>
+            </w:r>
+            <w:r>
+              <w:rPr>
+                <w:noProof/>
+                <w:sz w:val="16"/>
+                <w:szCs w:val="16"/>
+              </w:rPr>
+              <w:tab/>
+            </w:r>
+            <w:r>
+              <w:rPr>
+                <w:noProof/>
+                <w:sz w:val="16"/>
+                <w:szCs w:val="16"/>
+              </w:rPr>
+              <w:fldChar w:fldCharType="begin"/>
+            </w:r>
+            <w:r>
+              <w:rPr>
+                <w:noProof/>
+                <w:sz w:val="16"/>
+                <w:szCs w:val="16"/>
+              </w:rPr>
+              <w:instrText xml:space="preserve"> PAGEREF _Toc239769840 \h </w:instrText>
+            </w:r>
+            <w:r>
+              <w:rPr>
+                <w:noProof/>
+                <w:sz w:val="16"/>
+                <w:szCs w:val="16"/>
+              </w:rPr>
+            </w:r>
+            <w:r>
+              <w:rPr>
+                <w:noProof/>
+                <w:sz w:val="16"/>
+                <w:szCs w:val="16"/>
+              </w:rPr>
+              <w:fldChar w:fldCharType="separate"/>
+            </w:r>
+            <w:r>
+              <w:rPr>
+                <w:noProof/>
+                <w:sz w:val="16"/>
+                <w:szCs w:val="16"/>
+              </w:rPr>
+              <w:t>17</w:t>
+            </w:r>
+            <w:r>
+              <w:rPr>
+                <w:noProof/>
+                <w:sz w:val="16"/>
+                <w:szCs w:val="16"/>
+              </w:rPr>
+              <w:fldChar w:fldCharType="end"/>
+            </w:r>
+          </w:hyperlink>
+        </w:p>
+        <w:p>
+          <w:pPr>
+            <w:pStyle w:val="Verzeichnis1"/>
+            <w:tabs>
+              <w:tab w:val="right" w:leader="dot" w:pos="9016"/>
+            </w:tabs>
+            <w:rPr>
+              <w:rFonts w:asciiTheme="minorHAnsi" w:eastAsiaTheme="minorEastAsia" w:hAnsiTheme="minorHAnsi" w:cstheme="minorBidi"/>
+              <w:noProof/>
+              <w:kern w:val="2"/>
+              <w:sz w:val="18"/>
+              <w:szCs w:val="18"/>
+              <w14:ligatures w14:val="standardContextual"/>
+            </w:rPr>
+          </w:pPr>
+          <w:hyperlink w:anchor="_Toc239769841" w:history="1">
+            <w:r>
+              <w:rPr>
+                <w:rStyle w:val="Hyperlink"/>
+                <w:b/>
+                <w:bCs/>
+                <w:noProof/>
+                <w:sz w:val="16"/>
+                <w:szCs w:val="16"/>
                 <w:lang w:val="en-GB"/>
               </w:rPr>
-              <w:t>5.3  Evaluation method: rays against grid points</w:t>
+              <w:t>7  Outlook</w:t>
             </w:r>
             <w:r>
               <w:rPr>
@@ -2360,7 +3555,7 @@
                 <w:sz w:val="16"/>
                 <w:szCs w:val="16"/>
               </w:rPr>
-              <w:instrText xml:space="preserve"> PAGEREF _Toc239668541 \h </w:instrText>
+              <w:instrText xml:space="preserve"> PAGEREF _Toc239769841 \h </w:instrText>
             </w:r>
             <w:r>
               <w:rPr>
@@ -2383,7 +3578,7 @@
                 <w:sz w:val="16"/>
                 <w:szCs w:val="16"/>
               </w:rPr>
-              <w:t>14</w:t>
+              <w:t>18</w:t>
             </w:r>
             <w:r>
               <w:rPr>
@@ -2410,7 +3605,7 @@
               <w14:ligatures w14:val="standardContextual"/>
             </w:rPr>
           </w:pPr>
-          <w:hyperlink w:anchor="_Toc239668542" w:history="1">
+          <w:hyperlink w:anchor="_Toc239769842" w:history="1">
             <w:r>
               <w:rPr>
                 <w:rStyle w:val="Hyperlink"/>
@@ -2421,30 +3616,7 @@
                 <w:szCs w:val="16"/>
                 <w:lang w:val="en-GB"/>
               </w:rPr>
-              <w:t xml:space="preserve">5.4  </w:t>
-            </w:r>
-            <w:r>
-              <w:rPr>
-                <w:rStyle w:val="Hyperlink"/>
-                <w:b/>
-                <w:bCs/>
-                <w:noProof/>
-                <w:sz w:val="16"/>
-                <w:szCs w:val="16"/>
-              </w:rPr>
-              <w:t>σ</w:t>
-            </w:r>
-            <w:r>
-              <w:rPr>
-                <w:rStyle w:val="Hyperlink"/>
-                <w:b/>
-                <w:bCs/>
-                <w:noProof/>
-                <w:sz w:val="16"/>
-                <w:szCs w:val="16"/>
-                <w:lang w:val="en-GB"/>
-              </w:rPr>
-              <w:t>-hole search parameters</w:t>
+              <w:t>7.1  Electrostatic complementarity</w:t>
             </w:r>
             <w:r>
               <w:rPr>
@@ -2468,7 +3640,7 @@
                 <w:sz w:val="16"/>
                 <w:szCs w:val="16"/>
               </w:rPr>
-              <w:instrText xml:space="preserve"> PAGEREF _Toc239668542 \h </w:instrText>
+              <w:instrText xml:space="preserve"> PAGEREF _Toc239769842 \h </w:instrText>
             </w:r>
             <w:r>
               <w:rPr>
@@ -2491,7 +3663,7 @@
                 <w:sz w:val="16"/>
                 <w:szCs w:val="16"/>
               </w:rPr>
-              <w:t>14</w:t>
+              <w:t>18</w:t>
             </w:r>
             <w:r>
               <w:rPr>
@@ -2518,7 +3690,7 @@
               <w14:ligatures w14:val="standardContextual"/>
             </w:rPr>
           </w:pPr>
-          <w:hyperlink w:anchor="_Toc239668543" w:history="1">
+          <w:hyperlink w:anchor="_Toc239769843" w:history="1">
             <w:r>
               <w:rPr>
                 <w:rStyle w:val="Hyperlink"/>
@@ -2529,7 +3701,7 @@
                 <w:szCs w:val="16"/>
                 <w:lang w:val="en-GB"/>
               </w:rPr>
-              <w:t>5.5  Colour range</w:t>
+              <w:t>7.2  A third viewer</w:t>
             </w:r>
             <w:r>
               <w:rPr>
@@ -2553,7 +3725,7 @@
                 <w:sz w:val="16"/>
                 <w:szCs w:val="16"/>
               </w:rPr>
-              <w:instrText xml:space="preserve"> PAGEREF _Toc239668543 \h </w:instrText>
+              <w:instrText xml:space="preserve"> PAGEREF _Toc239769843 \h </w:instrText>
             </w:r>
             <w:r>
               <w:rPr>
@@ -2576,7 +3748,7 @@
                 <w:sz w:val="16"/>
                 <w:szCs w:val="16"/>
               </w:rPr>
-              <w:t>14</w:t>
+              <w:t>18</w:t>
             </w:r>
             <w:r>
               <w:rPr>
@@ -2603,7 +3775,7 @@
               <w14:ligatures w14:val="standardContextual"/>
             </w:rPr>
           </w:pPr>
-          <w:hyperlink w:anchor="_Toc239668544" w:history="1">
+          <w:hyperlink w:anchor="_Toc239769844" w:history="1">
             <w:r>
               <w:rPr>
                 <w:rStyle w:val="Hyperlink"/>
@@ -2614,7 +3786,7 @@
                 <w:szCs w:val="16"/>
                 <w:lang w:val="en-GB"/>
               </w:rPr>
-              <w:t>5.6  Rendering parameters</w:t>
+              <w:t>7.3  The missing axis</w:t>
             </w:r>
             <w:r>
               <w:rPr>
@@ -2638,7 +3810,7 @@
                 <w:sz w:val="16"/>
                 <w:szCs w:val="16"/>
               </w:rPr>
-              <w:instrText xml:space="preserve"> PAGEREF _Toc239668544 \h </w:instrText>
+              <w:instrText xml:space="preserve"> PAGEREF _Toc239769844 \h </w:instrText>
             </w:r>
             <w:r>
               <w:rPr>
@@ -2661,7 +3833,7 @@
                 <w:sz w:val="16"/>
                 <w:szCs w:val="16"/>
               </w:rPr>
-              <w:t>14</w:t>
+              <w:t>18</w:t>
             </w:r>
             <w:r>
               <w:rPr>
@@ -2688,7 +3860,7 @@
               <w14:ligatures w14:val="standardContextual"/>
             </w:rPr>
           </w:pPr>
-          <w:hyperlink w:anchor="_Toc239668545" w:history="1">
+          <w:hyperlink w:anchor="_Toc239769845" w:history="1">
             <w:r>
               <w:rPr>
                 <w:rStyle w:val="Hyperlink"/>
@@ -2697,9 +3869,8 @@
                 <w:noProof/>
                 <w:sz w:val="16"/>
                 <w:szCs w:val="16"/>
-                <w:lang w:val="en-GB"/>
-              </w:rPr>
-              <w:t>6  Robustness and failure modes</w:t>
+              </w:rPr>
+              <w:t>8  References</w:t>
             </w:r>
             <w:r>
               <w:rPr>
@@ -2723,7 +3894,7 @@
                 <w:sz w:val="16"/>
                 <w:szCs w:val="16"/>
               </w:rPr>
-              <w:instrText xml:space="preserve"> PAGEREF _Toc239668545 \h </w:instrText>
+              <w:instrText xml:space="preserve"> PAGEREF _Toc239769845 \h </w:instrText>
             </w:r>
             <w:r>
               <w:rPr>
@@ -2746,7 +3917,7 @@
                 <w:sz w:val="16"/>
                 <w:szCs w:val="16"/>
               </w:rPr>
-              <w:t>15</w:t>
+              <w:t>19</w:t>
             </w:r>
             <w:r>
               <w:rPr>
@@ -2773,7 +3944,7 @@
               <w14:ligatures w14:val="standardContextual"/>
             </w:rPr>
           </w:pPr>
-          <w:hyperlink w:anchor="_Toc239668546" w:history="1">
+          <w:hyperlink w:anchor="_Toc239769846" w:history="1">
             <w:r>
               <w:rPr>
                 <w:rStyle w:val="Hyperlink"/>
@@ -2782,9 +3953,8 @@
                 <w:noProof/>
                 <w:sz w:val="16"/>
                 <w:szCs w:val="16"/>
-                <w:lang w:val="en-GB"/>
-              </w:rPr>
-              <w:t>6.1  More than one structure file</w:t>
+              </w:rPr>
+              <w:t>Method and convention</w:t>
             </w:r>
             <w:r>
               <w:rPr>
@@ -2808,7 +3978,7 @@
                 <w:sz w:val="16"/>
                 <w:szCs w:val="16"/>
               </w:rPr>
-              <w:instrText xml:space="preserve"> PAGEREF _Toc239668546 \h </w:instrText>
+              <w:instrText xml:space="preserve"> PAGEREF _Toc239769846 \h </w:instrText>
             </w:r>
             <w:r>
               <w:rPr>
@@ -2831,7 +4001,7 @@
                 <w:sz w:val="16"/>
                 <w:szCs w:val="16"/>
               </w:rPr>
-              <w:t>15</w:t>
+              <w:t>19</w:t>
             </w:r>
             <w:r>
               <w:rPr>
@@ -2858,7 +4028,7 @@
               <w14:ligatures w14:val="standardContextual"/>
             </w:rPr>
           </w:pPr>
-          <w:hyperlink w:anchor="_Toc239668547" w:history="1">
+          <w:hyperlink w:anchor="_Toc239769847" w:history="1">
             <w:r>
               <w:rPr>
                 <w:rStyle w:val="Hyperlink"/>
@@ -2867,9 +4037,20 @@
                 <w:noProof/>
                 <w:sz w:val="16"/>
                 <w:szCs w:val="16"/>
+              </w:rPr>
+              <w:t>σ</w:t>
+            </w:r>
+            <w:r>
+              <w:rPr>
+                <w:rStyle w:val="Hyperlink"/>
+                <w:b/>
+                <w:bCs/>
+                <w:noProof/>
+                <w:sz w:val="16"/>
+                <w:szCs w:val="16"/>
                 <w:lang w:val="en-GB"/>
               </w:rPr>
-              <w:t>6.2  Structure and grid do not belong together</w:t>
+              <w:t>-hole values used in the literature comparison (§3.4)</w:t>
             </w:r>
             <w:r>
               <w:rPr>
@@ -2893,7 +4074,7 @@
                 <w:sz w:val="16"/>
                 <w:szCs w:val="16"/>
               </w:rPr>
-              <w:instrText xml:space="preserve"> PAGEREF _Toc239668547 \h </w:instrText>
+              <w:instrText xml:space="preserve"> PAGEREF _Toc239769847 \h </w:instrText>
             </w:r>
             <w:r>
               <w:rPr>
@@ -2916,7 +4097,7 @@
                 <w:sz w:val="16"/>
                 <w:szCs w:val="16"/>
               </w:rPr>
-              <w:t>15</w:t>
+              <w:t>19</w:t>
             </w:r>
             <w:r>
               <w:rPr>
@@ -2943,7 +4124,7 @@
               <w14:ligatures w14:val="standardContextual"/>
             </w:rPr>
           </w:pPr>
-          <w:hyperlink w:anchor="_Toc239668548" w:history="1">
+          <w:hyperlink w:anchor="_Toc239769848" w:history="1">
             <w:r>
               <w:rPr>
                 <w:rStyle w:val="Hyperlink"/>
@@ -2952,9 +4133,8 @@
                 <w:noProof/>
                 <w:sz w:val="16"/>
                 <w:szCs w:val="16"/>
-                <w:lang w:val="en-GB"/>
-              </w:rPr>
-              <w:t>6.3  The ray leaving its own halogen</w:t>
+              </w:rPr>
+              <w:t>Software</w:t>
             </w:r>
             <w:r>
               <w:rPr>
@@ -2978,7 +4158,7 @@
                 <w:sz w:val="16"/>
                 <w:szCs w:val="16"/>
               </w:rPr>
-              <w:instrText xml:space="preserve"> PAGEREF _Toc239668548 \h </w:instrText>
+              <w:instrText xml:space="preserve"> PAGEREF _Toc239769848 \h </w:instrText>
             </w:r>
             <w:r>
               <w:rPr>
@@ -3001,7 +4181,7 @@
                 <w:sz w:val="16"/>
                 <w:szCs w:val="16"/>
               </w:rPr>
-              <w:t>15</w:t>
+              <w:t>19</w:t>
             </w:r>
             <w:r>
               <w:rPr>
@@ -3028,7 +4208,7 @@
               <w14:ligatures w14:val="standardContextual"/>
             </w:rPr>
           </w:pPr>
-          <w:hyperlink w:anchor="_Toc239668549" w:history="1">
+          <w:hyperlink w:anchor="_Toc239769849" w:history="1">
             <w:r>
               <w:rPr>
                 <w:rStyle w:val="Hyperlink"/>
@@ -3037,9 +4217,8 @@
                 <w:noProof/>
                 <w:sz w:val="16"/>
                 <w:szCs w:val="16"/>
-                <w:lang w:val="en-GB"/>
-              </w:rPr>
-              <w:t>6.4  Renderer behaviour</w:t>
+              </w:rPr>
+              <w:t>Workflow documentation</w:t>
             </w:r>
             <w:r>
               <w:rPr>
@@ -3063,1117 +4242,7 @@
                 <w:sz w:val="16"/>
                 <w:szCs w:val="16"/>
               </w:rPr>
-              <w:instrText xml:space="preserve"> PAGEREF _Toc239668549 \h </w:instrText>
-            </w:r>
-            <w:r>
-              <w:rPr>
-                <w:noProof/>
-                <w:sz w:val="16"/>
-                <w:szCs w:val="16"/>
-              </w:rPr>
-            </w:r>
-            <w:r>
-              <w:rPr>
-                <w:noProof/>
-                <w:sz w:val="16"/>
-                <w:szCs w:val="16"/>
-              </w:rPr>
-              <w:fldChar w:fldCharType="separate"/>
-            </w:r>
-            <w:r>
-              <w:rPr>
-                <w:noProof/>
-                <w:sz w:val="16"/>
-                <w:szCs w:val="16"/>
-              </w:rPr>
-              <w:t>16</w:t>
-            </w:r>
-            <w:r>
-              <w:rPr>
-                <w:noProof/>
-                <w:sz w:val="16"/>
-                <w:szCs w:val="16"/>
-              </w:rPr>
-              <w:fldChar w:fldCharType="end"/>
-            </w:r>
-          </w:hyperlink>
-        </w:p>
-        <w:p>
-          <w:pPr>
-            <w:pStyle w:val="Verzeichnis1"/>
-            <w:tabs>
-              <w:tab w:val="right" w:leader="dot" w:pos="9016"/>
-            </w:tabs>
-            <w:rPr>
-              <w:rFonts w:asciiTheme="minorHAnsi" w:eastAsiaTheme="minorEastAsia" w:hAnsiTheme="minorHAnsi" w:cstheme="minorBidi"/>
-              <w:noProof/>
-              <w:kern w:val="2"/>
-              <w:sz w:val="18"/>
-              <w:szCs w:val="18"/>
-              <w14:ligatures w14:val="standardContextual"/>
-            </w:rPr>
-          </w:pPr>
-          <w:hyperlink w:anchor="_Toc239668550" w:history="1">
-            <w:r>
-              <w:rPr>
-                <w:rStyle w:val="Hyperlink"/>
-                <w:b/>
-                <w:bCs/>
-                <w:noProof/>
-                <w:sz w:val="16"/>
-                <w:szCs w:val="16"/>
-                <w:lang w:val="en-GB"/>
-              </w:rPr>
-              <w:t>7  Discussion</w:t>
-            </w:r>
-            <w:r>
-              <w:rPr>
-                <w:noProof/>
-                <w:sz w:val="16"/>
-                <w:szCs w:val="16"/>
-              </w:rPr>
-              <w:tab/>
-            </w:r>
-            <w:r>
-              <w:rPr>
-                <w:noProof/>
-                <w:sz w:val="16"/>
-                <w:szCs w:val="16"/>
-              </w:rPr>
-              <w:fldChar w:fldCharType="begin"/>
-            </w:r>
-            <w:r>
-              <w:rPr>
-                <w:noProof/>
-                <w:sz w:val="16"/>
-                <w:szCs w:val="16"/>
-              </w:rPr>
-              <w:instrText xml:space="preserve"> PAGEREF _Toc239668550 \h </w:instrText>
-            </w:r>
-            <w:r>
-              <w:rPr>
-                <w:noProof/>
-                <w:sz w:val="16"/>
-                <w:szCs w:val="16"/>
-              </w:rPr>
-            </w:r>
-            <w:r>
-              <w:rPr>
-                <w:noProof/>
-                <w:sz w:val="16"/>
-                <w:szCs w:val="16"/>
-              </w:rPr>
-              <w:fldChar w:fldCharType="separate"/>
-            </w:r>
-            <w:r>
-              <w:rPr>
-                <w:noProof/>
-                <w:sz w:val="16"/>
-                <w:szCs w:val="16"/>
-              </w:rPr>
-              <w:t>17</w:t>
-            </w:r>
-            <w:r>
-              <w:rPr>
-                <w:noProof/>
-                <w:sz w:val="16"/>
-                <w:szCs w:val="16"/>
-              </w:rPr>
-              <w:fldChar w:fldCharType="end"/>
-            </w:r>
-          </w:hyperlink>
-        </w:p>
-        <w:p>
-          <w:pPr>
-            <w:pStyle w:val="Verzeichnis2"/>
-            <w:tabs>
-              <w:tab w:val="right" w:leader="dot" w:pos="9016"/>
-            </w:tabs>
-            <w:rPr>
-              <w:rFonts w:asciiTheme="minorHAnsi" w:eastAsiaTheme="minorEastAsia" w:hAnsiTheme="minorHAnsi" w:cstheme="minorBidi"/>
-              <w:noProof/>
-              <w:kern w:val="2"/>
-              <w:sz w:val="18"/>
-              <w:szCs w:val="18"/>
-              <w14:ligatures w14:val="standardContextual"/>
-            </w:rPr>
-          </w:pPr>
-          <w:hyperlink w:anchor="_Toc239668551" w:history="1">
-            <w:r>
-              <w:rPr>
-                <w:rStyle w:val="Hyperlink"/>
-                <w:b/>
-                <w:bCs/>
-                <w:noProof/>
-                <w:sz w:val="16"/>
-                <w:szCs w:val="16"/>
-                <w:lang w:val="en-GB"/>
-              </w:rPr>
-              <w:t>7.1  What is viewer-dependent and what is not</w:t>
-            </w:r>
-            <w:r>
-              <w:rPr>
-                <w:noProof/>
-                <w:sz w:val="16"/>
-                <w:szCs w:val="16"/>
-              </w:rPr>
-              <w:tab/>
-            </w:r>
-            <w:r>
-              <w:rPr>
-                <w:noProof/>
-                <w:sz w:val="16"/>
-                <w:szCs w:val="16"/>
-              </w:rPr>
-              <w:fldChar w:fldCharType="begin"/>
-            </w:r>
-            <w:r>
-              <w:rPr>
-                <w:noProof/>
-                <w:sz w:val="16"/>
-                <w:szCs w:val="16"/>
-              </w:rPr>
-              <w:instrText xml:space="preserve"> PAGEREF _Toc239668551 \h </w:instrText>
-            </w:r>
-            <w:r>
-              <w:rPr>
-                <w:noProof/>
-                <w:sz w:val="16"/>
-                <w:szCs w:val="16"/>
-              </w:rPr>
-            </w:r>
-            <w:r>
-              <w:rPr>
-                <w:noProof/>
-                <w:sz w:val="16"/>
-                <w:szCs w:val="16"/>
-              </w:rPr>
-              <w:fldChar w:fldCharType="separate"/>
-            </w:r>
-            <w:r>
-              <w:rPr>
-                <w:noProof/>
-                <w:sz w:val="16"/>
-                <w:szCs w:val="16"/>
-              </w:rPr>
-              <w:t>17</w:t>
-            </w:r>
-            <w:r>
-              <w:rPr>
-                <w:noProof/>
-                <w:sz w:val="16"/>
-                <w:szCs w:val="16"/>
-              </w:rPr>
-              <w:fldChar w:fldCharType="end"/>
-            </w:r>
-          </w:hyperlink>
-        </w:p>
-        <w:p>
-          <w:pPr>
-            <w:pStyle w:val="Verzeichnis2"/>
-            <w:tabs>
-              <w:tab w:val="right" w:leader="dot" w:pos="9016"/>
-            </w:tabs>
-            <w:rPr>
-              <w:rFonts w:asciiTheme="minorHAnsi" w:eastAsiaTheme="minorEastAsia" w:hAnsiTheme="minorHAnsi" w:cstheme="minorBidi"/>
-              <w:noProof/>
-              <w:kern w:val="2"/>
-              <w:sz w:val="18"/>
-              <w:szCs w:val="18"/>
-              <w14:ligatures w14:val="standardContextual"/>
-            </w:rPr>
-          </w:pPr>
-          <w:hyperlink w:anchor="_Toc239668552" w:history="1">
-            <w:r>
-              <w:rPr>
-                <w:rStyle w:val="Hyperlink"/>
-                <w:b/>
-                <w:bCs/>
-                <w:noProof/>
-                <w:sz w:val="16"/>
-                <w:szCs w:val="16"/>
-              </w:rPr>
-              <w:t>8.2  Which pipeline for what</w:t>
-            </w:r>
-            <w:r>
-              <w:rPr>
-                <w:noProof/>
-                <w:sz w:val="16"/>
-                <w:szCs w:val="16"/>
-              </w:rPr>
-              <w:tab/>
-            </w:r>
-            <w:r>
-              <w:rPr>
-                <w:noProof/>
-                <w:sz w:val="16"/>
-                <w:szCs w:val="16"/>
-              </w:rPr>
-              <w:fldChar w:fldCharType="begin"/>
-            </w:r>
-            <w:r>
-              <w:rPr>
-                <w:noProof/>
-                <w:sz w:val="16"/>
-                <w:szCs w:val="16"/>
-              </w:rPr>
-              <w:instrText xml:space="preserve"> PAGEREF _Toc239668552 \h </w:instrText>
-            </w:r>
-            <w:r>
-              <w:rPr>
-                <w:noProof/>
-                <w:sz w:val="16"/>
-                <w:szCs w:val="16"/>
-              </w:rPr>
-            </w:r>
-            <w:r>
-              <w:rPr>
-                <w:noProof/>
-                <w:sz w:val="16"/>
-                <w:szCs w:val="16"/>
-              </w:rPr>
-              <w:fldChar w:fldCharType="separate"/>
-            </w:r>
-            <w:r>
-              <w:rPr>
-                <w:noProof/>
-                <w:sz w:val="16"/>
-                <w:szCs w:val="16"/>
-              </w:rPr>
-              <w:t>17</w:t>
-            </w:r>
-            <w:r>
-              <w:rPr>
-                <w:noProof/>
-                <w:sz w:val="16"/>
-                <w:szCs w:val="16"/>
-              </w:rPr>
-              <w:fldChar w:fldCharType="end"/>
-            </w:r>
-          </w:hyperlink>
-        </w:p>
-        <w:p>
-          <w:pPr>
-            <w:pStyle w:val="Verzeichnis2"/>
-            <w:tabs>
-              <w:tab w:val="right" w:leader="dot" w:pos="9016"/>
-            </w:tabs>
-            <w:rPr>
-              <w:rFonts w:asciiTheme="minorHAnsi" w:eastAsiaTheme="minorEastAsia" w:hAnsiTheme="minorHAnsi" w:cstheme="minorBidi"/>
-              <w:noProof/>
-              <w:kern w:val="2"/>
-              <w:sz w:val="18"/>
-              <w:szCs w:val="18"/>
-              <w14:ligatures w14:val="standardContextual"/>
-            </w:rPr>
-          </w:pPr>
-          <w:hyperlink w:anchor="_Toc239668553" w:history="1">
-            <w:r>
-              <w:rPr>
-                <w:rStyle w:val="Hyperlink"/>
-                <w:b/>
-                <w:bCs/>
-                <w:noProof/>
-                <w:sz w:val="16"/>
-                <w:szCs w:val="16"/>
-              </w:rPr>
-              <w:t>8.3  Limitations</w:t>
-            </w:r>
-            <w:r>
-              <w:rPr>
-                <w:noProof/>
-                <w:sz w:val="16"/>
-                <w:szCs w:val="16"/>
-              </w:rPr>
-              <w:tab/>
-            </w:r>
-            <w:r>
-              <w:rPr>
-                <w:noProof/>
-                <w:sz w:val="16"/>
-                <w:szCs w:val="16"/>
-              </w:rPr>
-              <w:fldChar w:fldCharType="begin"/>
-            </w:r>
-            <w:r>
-              <w:rPr>
-                <w:noProof/>
-                <w:sz w:val="16"/>
-                <w:szCs w:val="16"/>
-              </w:rPr>
-              <w:instrText xml:space="preserve"> PAGEREF _Toc239668553 \h </w:instrText>
-            </w:r>
-            <w:r>
-              <w:rPr>
-                <w:noProof/>
-                <w:sz w:val="16"/>
-                <w:szCs w:val="16"/>
-              </w:rPr>
-            </w:r>
-            <w:r>
-              <w:rPr>
-                <w:noProof/>
-                <w:sz w:val="16"/>
-                <w:szCs w:val="16"/>
-              </w:rPr>
-              <w:fldChar w:fldCharType="separate"/>
-            </w:r>
-            <w:r>
-              <w:rPr>
-                <w:noProof/>
-                <w:sz w:val="16"/>
-                <w:szCs w:val="16"/>
-              </w:rPr>
-              <w:t>17</w:t>
-            </w:r>
-            <w:r>
-              <w:rPr>
-                <w:noProof/>
-                <w:sz w:val="16"/>
-                <w:szCs w:val="16"/>
-              </w:rPr>
-              <w:fldChar w:fldCharType="end"/>
-            </w:r>
-          </w:hyperlink>
-        </w:p>
-        <w:p>
-          <w:pPr>
-            <w:pStyle w:val="Verzeichnis1"/>
-            <w:tabs>
-              <w:tab w:val="right" w:leader="dot" w:pos="9016"/>
-            </w:tabs>
-            <w:rPr>
-              <w:rFonts w:asciiTheme="minorHAnsi" w:eastAsiaTheme="minorEastAsia" w:hAnsiTheme="minorHAnsi" w:cstheme="minorBidi"/>
-              <w:noProof/>
-              <w:kern w:val="2"/>
-              <w:sz w:val="18"/>
-              <w:szCs w:val="18"/>
-              <w14:ligatures w14:val="standardContextual"/>
-            </w:rPr>
-          </w:pPr>
-          <w:hyperlink w:anchor="_Toc239668554" w:history="1">
-            <w:r>
-              <w:rPr>
-                <w:rStyle w:val="Hyperlink"/>
-                <w:b/>
-                <w:bCs/>
-                <w:noProof/>
-                <w:sz w:val="16"/>
-                <w:szCs w:val="16"/>
-                <w:lang w:val="en-GB"/>
-              </w:rPr>
-              <w:t>9  Outlook</w:t>
-            </w:r>
-            <w:r>
-              <w:rPr>
-                <w:noProof/>
-                <w:sz w:val="16"/>
-                <w:szCs w:val="16"/>
-              </w:rPr>
-              <w:tab/>
-            </w:r>
-            <w:r>
-              <w:rPr>
-                <w:noProof/>
-                <w:sz w:val="16"/>
-                <w:szCs w:val="16"/>
-              </w:rPr>
-              <w:fldChar w:fldCharType="begin"/>
-            </w:r>
-            <w:r>
-              <w:rPr>
-                <w:noProof/>
-                <w:sz w:val="16"/>
-                <w:szCs w:val="16"/>
-              </w:rPr>
-              <w:instrText xml:space="preserve"> PAGEREF _Toc239668554 \h </w:instrText>
-            </w:r>
-            <w:r>
-              <w:rPr>
-                <w:noProof/>
-                <w:sz w:val="16"/>
-                <w:szCs w:val="16"/>
-              </w:rPr>
-            </w:r>
-            <w:r>
-              <w:rPr>
-                <w:noProof/>
-                <w:sz w:val="16"/>
-                <w:szCs w:val="16"/>
-              </w:rPr>
-              <w:fldChar w:fldCharType="separate"/>
-            </w:r>
-            <w:r>
-              <w:rPr>
-                <w:noProof/>
-                <w:sz w:val="16"/>
-                <w:szCs w:val="16"/>
-              </w:rPr>
-              <w:t>18</w:t>
-            </w:r>
-            <w:r>
-              <w:rPr>
-                <w:noProof/>
-                <w:sz w:val="16"/>
-                <w:szCs w:val="16"/>
-              </w:rPr>
-              <w:fldChar w:fldCharType="end"/>
-            </w:r>
-          </w:hyperlink>
-        </w:p>
-        <w:p>
-          <w:pPr>
-            <w:pStyle w:val="Verzeichnis2"/>
-            <w:tabs>
-              <w:tab w:val="right" w:leader="dot" w:pos="9016"/>
-            </w:tabs>
-            <w:rPr>
-              <w:rFonts w:asciiTheme="minorHAnsi" w:eastAsiaTheme="minorEastAsia" w:hAnsiTheme="minorHAnsi" w:cstheme="minorBidi"/>
-              <w:noProof/>
-              <w:kern w:val="2"/>
-              <w:sz w:val="18"/>
-              <w:szCs w:val="18"/>
-              <w14:ligatures w14:val="standardContextual"/>
-            </w:rPr>
-          </w:pPr>
-          <w:hyperlink w:anchor="_Toc239668555" w:history="1">
-            <w:r>
-              <w:rPr>
-                <w:rStyle w:val="Hyperlink"/>
-                <w:b/>
-                <w:bCs/>
-                <w:noProof/>
-                <w:sz w:val="16"/>
-                <w:szCs w:val="16"/>
-                <w:lang w:val="en-GB"/>
-              </w:rPr>
-              <w:t>9.1  Electrostatic complementarity</w:t>
-            </w:r>
-            <w:r>
-              <w:rPr>
-                <w:noProof/>
-                <w:sz w:val="16"/>
-                <w:szCs w:val="16"/>
-              </w:rPr>
-              <w:tab/>
-            </w:r>
-            <w:r>
-              <w:rPr>
-                <w:noProof/>
-                <w:sz w:val="16"/>
-                <w:szCs w:val="16"/>
-              </w:rPr>
-              <w:fldChar w:fldCharType="begin"/>
-            </w:r>
-            <w:r>
-              <w:rPr>
-                <w:noProof/>
-                <w:sz w:val="16"/>
-                <w:szCs w:val="16"/>
-              </w:rPr>
-              <w:instrText xml:space="preserve"> PAGEREF _Toc239668555 \h </w:instrText>
-            </w:r>
-            <w:r>
-              <w:rPr>
-                <w:noProof/>
-                <w:sz w:val="16"/>
-                <w:szCs w:val="16"/>
-              </w:rPr>
-            </w:r>
-            <w:r>
-              <w:rPr>
-                <w:noProof/>
-                <w:sz w:val="16"/>
-                <w:szCs w:val="16"/>
-              </w:rPr>
-              <w:fldChar w:fldCharType="separate"/>
-            </w:r>
-            <w:r>
-              <w:rPr>
-                <w:noProof/>
-                <w:sz w:val="16"/>
-                <w:szCs w:val="16"/>
-              </w:rPr>
-              <w:t>18</w:t>
-            </w:r>
-            <w:r>
-              <w:rPr>
-                <w:noProof/>
-                <w:sz w:val="16"/>
-                <w:szCs w:val="16"/>
-              </w:rPr>
-              <w:fldChar w:fldCharType="end"/>
-            </w:r>
-          </w:hyperlink>
-        </w:p>
-        <w:p>
-          <w:pPr>
-            <w:pStyle w:val="Verzeichnis2"/>
-            <w:tabs>
-              <w:tab w:val="right" w:leader="dot" w:pos="9016"/>
-            </w:tabs>
-            <w:rPr>
-              <w:rFonts w:asciiTheme="minorHAnsi" w:eastAsiaTheme="minorEastAsia" w:hAnsiTheme="minorHAnsi" w:cstheme="minorBidi"/>
-              <w:noProof/>
-              <w:kern w:val="2"/>
-              <w:sz w:val="18"/>
-              <w:szCs w:val="18"/>
-              <w14:ligatures w14:val="standardContextual"/>
-            </w:rPr>
-          </w:pPr>
-          <w:hyperlink w:anchor="_Toc239668556" w:history="1">
-            <w:r>
-              <w:rPr>
-                <w:rStyle w:val="Hyperlink"/>
-                <w:b/>
-                <w:bCs/>
-                <w:noProof/>
-                <w:sz w:val="16"/>
-                <w:szCs w:val="16"/>
-                <w:lang w:val="en-GB"/>
-              </w:rPr>
-              <w:t>9.2  A third viewer</w:t>
-            </w:r>
-            <w:r>
-              <w:rPr>
-                <w:noProof/>
-                <w:sz w:val="16"/>
-                <w:szCs w:val="16"/>
-              </w:rPr>
-              <w:tab/>
-            </w:r>
-            <w:r>
-              <w:rPr>
-                <w:noProof/>
-                <w:sz w:val="16"/>
-                <w:szCs w:val="16"/>
-              </w:rPr>
-              <w:fldChar w:fldCharType="begin"/>
-            </w:r>
-            <w:r>
-              <w:rPr>
-                <w:noProof/>
-                <w:sz w:val="16"/>
-                <w:szCs w:val="16"/>
-              </w:rPr>
-              <w:instrText xml:space="preserve"> PAGEREF _Toc239668556 \h </w:instrText>
-            </w:r>
-            <w:r>
-              <w:rPr>
-                <w:noProof/>
-                <w:sz w:val="16"/>
-                <w:szCs w:val="16"/>
-              </w:rPr>
-            </w:r>
-            <w:r>
-              <w:rPr>
-                <w:noProof/>
-                <w:sz w:val="16"/>
-                <w:szCs w:val="16"/>
-              </w:rPr>
-              <w:fldChar w:fldCharType="separate"/>
-            </w:r>
-            <w:r>
-              <w:rPr>
-                <w:noProof/>
-                <w:sz w:val="16"/>
-                <w:szCs w:val="16"/>
-              </w:rPr>
-              <w:t>18</w:t>
-            </w:r>
-            <w:r>
-              <w:rPr>
-                <w:noProof/>
-                <w:sz w:val="16"/>
-                <w:szCs w:val="16"/>
-              </w:rPr>
-              <w:fldChar w:fldCharType="end"/>
-            </w:r>
-          </w:hyperlink>
-        </w:p>
-        <w:p>
-          <w:pPr>
-            <w:pStyle w:val="Verzeichnis2"/>
-            <w:tabs>
-              <w:tab w:val="right" w:leader="dot" w:pos="9016"/>
-            </w:tabs>
-            <w:rPr>
-              <w:rFonts w:asciiTheme="minorHAnsi" w:eastAsiaTheme="minorEastAsia" w:hAnsiTheme="minorHAnsi" w:cstheme="minorBidi"/>
-              <w:noProof/>
-              <w:kern w:val="2"/>
-              <w:sz w:val="18"/>
-              <w:szCs w:val="18"/>
-              <w14:ligatures w14:val="standardContextual"/>
-            </w:rPr>
-          </w:pPr>
-          <w:hyperlink w:anchor="_Toc239668557" w:history="1">
-            <w:r>
-              <w:rPr>
-                <w:rStyle w:val="Hyperlink"/>
-                <w:b/>
-                <w:bCs/>
-                <w:noProof/>
-                <w:sz w:val="16"/>
-                <w:szCs w:val="16"/>
-                <w:lang w:val="en-GB"/>
-              </w:rPr>
-              <w:t>9.3  The missing axis</w:t>
-            </w:r>
-            <w:r>
-              <w:rPr>
-                <w:noProof/>
-                <w:sz w:val="16"/>
-                <w:szCs w:val="16"/>
-              </w:rPr>
-              <w:tab/>
-            </w:r>
-            <w:r>
-              <w:rPr>
-                <w:noProof/>
-                <w:sz w:val="16"/>
-                <w:szCs w:val="16"/>
-              </w:rPr>
-              <w:fldChar w:fldCharType="begin"/>
-            </w:r>
-            <w:r>
-              <w:rPr>
-                <w:noProof/>
-                <w:sz w:val="16"/>
-                <w:szCs w:val="16"/>
-              </w:rPr>
-              <w:instrText xml:space="preserve"> PAGEREF _Toc239668557 \h </w:instrText>
-            </w:r>
-            <w:r>
-              <w:rPr>
-                <w:noProof/>
-                <w:sz w:val="16"/>
-                <w:szCs w:val="16"/>
-              </w:rPr>
-            </w:r>
-            <w:r>
-              <w:rPr>
-                <w:noProof/>
-                <w:sz w:val="16"/>
-                <w:szCs w:val="16"/>
-              </w:rPr>
-              <w:fldChar w:fldCharType="separate"/>
-            </w:r>
-            <w:r>
-              <w:rPr>
-                <w:noProof/>
-                <w:sz w:val="16"/>
-                <w:szCs w:val="16"/>
-              </w:rPr>
-              <w:t>18</w:t>
-            </w:r>
-            <w:r>
-              <w:rPr>
-                <w:noProof/>
-                <w:sz w:val="16"/>
-                <w:szCs w:val="16"/>
-              </w:rPr>
-              <w:fldChar w:fldCharType="end"/>
-            </w:r>
-          </w:hyperlink>
-        </w:p>
-        <w:p>
-          <w:pPr>
-            <w:pStyle w:val="Verzeichnis1"/>
-            <w:tabs>
-              <w:tab w:val="right" w:leader="dot" w:pos="9016"/>
-            </w:tabs>
-            <w:rPr>
-              <w:rFonts w:asciiTheme="minorHAnsi" w:eastAsiaTheme="minorEastAsia" w:hAnsiTheme="minorHAnsi" w:cstheme="minorBidi"/>
-              <w:noProof/>
-              <w:kern w:val="2"/>
-              <w:sz w:val="18"/>
-              <w:szCs w:val="18"/>
-              <w14:ligatures w14:val="standardContextual"/>
-            </w:rPr>
-          </w:pPr>
-          <w:hyperlink w:anchor="_Toc239668558" w:history="1">
-            <w:r>
-              <w:rPr>
-                <w:rStyle w:val="Hyperlink"/>
-                <w:b/>
-                <w:bCs/>
-                <w:noProof/>
-                <w:sz w:val="16"/>
-                <w:szCs w:val="16"/>
-              </w:rPr>
-              <w:t>10  References</w:t>
-            </w:r>
-            <w:r>
-              <w:rPr>
-                <w:noProof/>
-                <w:sz w:val="16"/>
-                <w:szCs w:val="16"/>
-              </w:rPr>
-              <w:tab/>
-            </w:r>
-            <w:r>
-              <w:rPr>
-                <w:noProof/>
-                <w:sz w:val="16"/>
-                <w:szCs w:val="16"/>
-              </w:rPr>
-              <w:fldChar w:fldCharType="begin"/>
-            </w:r>
-            <w:r>
-              <w:rPr>
-                <w:noProof/>
-                <w:sz w:val="16"/>
-                <w:szCs w:val="16"/>
-              </w:rPr>
-              <w:instrText xml:space="preserve"> PAGEREF _Toc239668558 \h </w:instrText>
-            </w:r>
-            <w:r>
-              <w:rPr>
-                <w:noProof/>
-                <w:sz w:val="16"/>
-                <w:szCs w:val="16"/>
-              </w:rPr>
-            </w:r>
-            <w:r>
-              <w:rPr>
-                <w:noProof/>
-                <w:sz w:val="16"/>
-                <w:szCs w:val="16"/>
-              </w:rPr>
-              <w:fldChar w:fldCharType="separate"/>
-            </w:r>
-            <w:r>
-              <w:rPr>
-                <w:noProof/>
-                <w:sz w:val="16"/>
-                <w:szCs w:val="16"/>
-              </w:rPr>
-              <w:t>19</w:t>
-            </w:r>
-            <w:r>
-              <w:rPr>
-                <w:noProof/>
-                <w:sz w:val="16"/>
-                <w:szCs w:val="16"/>
-              </w:rPr>
-              <w:fldChar w:fldCharType="end"/>
-            </w:r>
-          </w:hyperlink>
-        </w:p>
-        <w:p>
-          <w:pPr>
-            <w:pStyle w:val="Verzeichnis2"/>
-            <w:tabs>
-              <w:tab w:val="right" w:leader="dot" w:pos="9016"/>
-            </w:tabs>
-            <w:rPr>
-              <w:rFonts w:asciiTheme="minorHAnsi" w:eastAsiaTheme="minorEastAsia" w:hAnsiTheme="minorHAnsi" w:cstheme="minorBidi"/>
-              <w:noProof/>
-              <w:kern w:val="2"/>
-              <w:sz w:val="18"/>
-              <w:szCs w:val="18"/>
-              <w14:ligatures w14:val="standardContextual"/>
-            </w:rPr>
-          </w:pPr>
-          <w:hyperlink w:anchor="_Toc239668559" w:history="1">
-            <w:r>
-              <w:rPr>
-                <w:rStyle w:val="Hyperlink"/>
-                <w:b/>
-                <w:bCs/>
-                <w:noProof/>
-                <w:sz w:val="16"/>
-                <w:szCs w:val="16"/>
-              </w:rPr>
-              <w:t>Method and convention</w:t>
-            </w:r>
-            <w:r>
-              <w:rPr>
-                <w:noProof/>
-                <w:sz w:val="16"/>
-                <w:szCs w:val="16"/>
-              </w:rPr>
-              <w:tab/>
-            </w:r>
-            <w:r>
-              <w:rPr>
-                <w:noProof/>
-                <w:sz w:val="16"/>
-                <w:szCs w:val="16"/>
-              </w:rPr>
-              <w:fldChar w:fldCharType="begin"/>
-            </w:r>
-            <w:r>
-              <w:rPr>
-                <w:noProof/>
-                <w:sz w:val="16"/>
-                <w:szCs w:val="16"/>
-              </w:rPr>
-              <w:instrText xml:space="preserve"> PAGEREF _Toc239668559 \h </w:instrText>
-            </w:r>
-            <w:r>
-              <w:rPr>
-                <w:noProof/>
-                <w:sz w:val="16"/>
-                <w:szCs w:val="16"/>
-              </w:rPr>
-            </w:r>
-            <w:r>
-              <w:rPr>
-                <w:noProof/>
-                <w:sz w:val="16"/>
-                <w:szCs w:val="16"/>
-              </w:rPr>
-              <w:fldChar w:fldCharType="separate"/>
-            </w:r>
-            <w:r>
-              <w:rPr>
-                <w:noProof/>
-                <w:sz w:val="16"/>
-                <w:szCs w:val="16"/>
-              </w:rPr>
-              <w:t>19</w:t>
-            </w:r>
-            <w:r>
-              <w:rPr>
-                <w:noProof/>
-                <w:sz w:val="16"/>
-                <w:szCs w:val="16"/>
-              </w:rPr>
-              <w:fldChar w:fldCharType="end"/>
-            </w:r>
-          </w:hyperlink>
-        </w:p>
-        <w:p>
-          <w:pPr>
-            <w:pStyle w:val="Verzeichnis2"/>
-            <w:tabs>
-              <w:tab w:val="right" w:leader="dot" w:pos="9016"/>
-            </w:tabs>
-            <w:rPr>
-              <w:rFonts w:asciiTheme="minorHAnsi" w:eastAsiaTheme="minorEastAsia" w:hAnsiTheme="minorHAnsi" w:cstheme="minorBidi"/>
-              <w:noProof/>
-              <w:kern w:val="2"/>
-              <w:sz w:val="18"/>
-              <w:szCs w:val="18"/>
-              <w14:ligatures w14:val="standardContextual"/>
-            </w:rPr>
-          </w:pPr>
-          <w:hyperlink w:anchor="_Toc239668560" w:history="1">
-            <w:r>
-              <w:rPr>
-                <w:rStyle w:val="Hyperlink"/>
-                <w:b/>
-                <w:bCs/>
-                <w:noProof/>
-                <w:sz w:val="16"/>
-                <w:szCs w:val="16"/>
-              </w:rPr>
-              <w:t>σ</w:t>
-            </w:r>
-            <w:r>
-              <w:rPr>
-                <w:rStyle w:val="Hyperlink"/>
-                <w:b/>
-                <w:bCs/>
-                <w:noProof/>
-                <w:sz w:val="16"/>
-                <w:szCs w:val="16"/>
-                <w:lang w:val="en-GB"/>
-              </w:rPr>
-              <w:t>-hole values used in the literature comparison (§6.4)</w:t>
-            </w:r>
-            <w:r>
-              <w:rPr>
-                <w:noProof/>
-                <w:sz w:val="16"/>
-                <w:szCs w:val="16"/>
-              </w:rPr>
-              <w:tab/>
-            </w:r>
-            <w:r>
-              <w:rPr>
-                <w:noProof/>
-                <w:sz w:val="16"/>
-                <w:szCs w:val="16"/>
-              </w:rPr>
-              <w:fldChar w:fldCharType="begin"/>
-            </w:r>
-            <w:r>
-              <w:rPr>
-                <w:noProof/>
-                <w:sz w:val="16"/>
-                <w:szCs w:val="16"/>
-              </w:rPr>
-              <w:instrText xml:space="preserve"> PAGEREF _Toc239668560 \h </w:instrText>
-            </w:r>
-            <w:r>
-              <w:rPr>
-                <w:noProof/>
-                <w:sz w:val="16"/>
-                <w:szCs w:val="16"/>
-              </w:rPr>
-            </w:r>
-            <w:r>
-              <w:rPr>
-                <w:noProof/>
-                <w:sz w:val="16"/>
-                <w:szCs w:val="16"/>
-              </w:rPr>
-              <w:fldChar w:fldCharType="separate"/>
-            </w:r>
-            <w:r>
-              <w:rPr>
-                <w:noProof/>
-                <w:sz w:val="16"/>
-                <w:szCs w:val="16"/>
-              </w:rPr>
-              <w:t>19</w:t>
-            </w:r>
-            <w:r>
-              <w:rPr>
-                <w:noProof/>
-                <w:sz w:val="16"/>
-                <w:szCs w:val="16"/>
-              </w:rPr>
-              <w:fldChar w:fldCharType="end"/>
-            </w:r>
-          </w:hyperlink>
-        </w:p>
-        <w:p>
-          <w:pPr>
-            <w:pStyle w:val="Verzeichnis2"/>
-            <w:tabs>
-              <w:tab w:val="right" w:leader="dot" w:pos="9016"/>
-            </w:tabs>
-            <w:rPr>
-              <w:rFonts w:asciiTheme="minorHAnsi" w:eastAsiaTheme="minorEastAsia" w:hAnsiTheme="minorHAnsi" w:cstheme="minorBidi"/>
-              <w:noProof/>
-              <w:kern w:val="2"/>
-              <w:sz w:val="18"/>
-              <w:szCs w:val="18"/>
-              <w14:ligatures w14:val="standardContextual"/>
-            </w:rPr>
-          </w:pPr>
-          <w:hyperlink w:anchor="_Toc239668561" w:history="1">
-            <w:r>
-              <w:rPr>
-                <w:rStyle w:val="Hyperlink"/>
-                <w:b/>
-                <w:bCs/>
-                <w:noProof/>
-                <w:sz w:val="16"/>
-                <w:szCs w:val="16"/>
-              </w:rPr>
-              <w:t>Software</w:t>
-            </w:r>
-            <w:r>
-              <w:rPr>
-                <w:noProof/>
-                <w:sz w:val="16"/>
-                <w:szCs w:val="16"/>
-              </w:rPr>
-              <w:tab/>
-            </w:r>
-            <w:r>
-              <w:rPr>
-                <w:noProof/>
-                <w:sz w:val="16"/>
-                <w:szCs w:val="16"/>
-              </w:rPr>
-              <w:fldChar w:fldCharType="begin"/>
-            </w:r>
-            <w:r>
-              <w:rPr>
-                <w:noProof/>
-                <w:sz w:val="16"/>
-                <w:szCs w:val="16"/>
-              </w:rPr>
-              <w:instrText xml:space="preserve"> PAGEREF _Toc239668561 \h </w:instrText>
-            </w:r>
-            <w:r>
-              <w:rPr>
-                <w:noProof/>
-                <w:sz w:val="16"/>
-                <w:szCs w:val="16"/>
-              </w:rPr>
-            </w:r>
-            <w:r>
-              <w:rPr>
-                <w:noProof/>
-                <w:sz w:val="16"/>
-                <w:szCs w:val="16"/>
-              </w:rPr>
-              <w:fldChar w:fldCharType="separate"/>
-            </w:r>
-            <w:r>
-              <w:rPr>
-                <w:noProof/>
-                <w:sz w:val="16"/>
-                <w:szCs w:val="16"/>
-              </w:rPr>
-              <w:t>19</w:t>
-            </w:r>
-            <w:r>
-              <w:rPr>
-                <w:noProof/>
-                <w:sz w:val="16"/>
-                <w:szCs w:val="16"/>
-              </w:rPr>
-              <w:fldChar w:fldCharType="end"/>
-            </w:r>
-          </w:hyperlink>
-        </w:p>
-        <w:p>
-          <w:pPr>
-            <w:pStyle w:val="Verzeichnis2"/>
-            <w:tabs>
-              <w:tab w:val="right" w:leader="dot" w:pos="9016"/>
-            </w:tabs>
-            <w:rPr>
-              <w:rFonts w:asciiTheme="minorHAnsi" w:eastAsiaTheme="minorEastAsia" w:hAnsiTheme="minorHAnsi" w:cstheme="minorBidi"/>
-              <w:noProof/>
-              <w:kern w:val="2"/>
-              <w:sz w:val="18"/>
-              <w:szCs w:val="18"/>
-              <w14:ligatures w14:val="standardContextual"/>
-            </w:rPr>
-          </w:pPr>
-          <w:hyperlink w:anchor="_Toc239668562" w:history="1">
-            <w:r>
-              <w:rPr>
-                <w:rStyle w:val="Hyperlink"/>
-                <w:b/>
-                <w:bCs/>
-                <w:noProof/>
-                <w:sz w:val="16"/>
-                <w:szCs w:val="16"/>
-              </w:rPr>
-              <w:t>Workflow documentation</w:t>
-            </w:r>
-            <w:r>
-              <w:rPr>
-                <w:noProof/>
-                <w:sz w:val="16"/>
-                <w:szCs w:val="16"/>
-              </w:rPr>
-              <w:tab/>
-            </w:r>
-            <w:r>
-              <w:rPr>
-                <w:noProof/>
-                <w:sz w:val="16"/>
-                <w:szCs w:val="16"/>
-              </w:rPr>
-              <w:fldChar w:fldCharType="begin"/>
-            </w:r>
-            <w:r>
-              <w:rPr>
-                <w:noProof/>
-                <w:sz w:val="16"/>
-                <w:szCs w:val="16"/>
-              </w:rPr>
-              <w:instrText xml:space="preserve"> PAGEREF _Toc239668562 \h </w:instrText>
+              <w:instrText xml:space="preserve"> PAGEREF _Toc239769849 \h </w:instrText>
             </w:r>
             <w:r>
               <w:rPr>
@@ -4211,8 +4280,8 @@
         <w:p>
           <w:r>
             <w:rPr>
-              <w:sz w:val="16"/>
-              <w:szCs w:val="16"/>
+              <w:sz w:val="6"/>
+              <w:szCs w:val="6"/>
             </w:rPr>
             <w:fldChar w:fldCharType="end"/>
           </w:r>
@@ -4233,7 +4302,7 @@
           <w:lang w:val="en-GB"/>
         </w:rPr>
       </w:pPr>
-      <w:bookmarkStart w:id="0" w:name="_Toc239668520"/>
+      <w:bookmarkStart w:id="0" w:name="_Toc239769807"/>
       <w:proofErr w:type="gramStart"/>
       <w:r>
         <w:rPr>
@@ -4255,7 +4324,7 @@
           <w:lang w:val="en-GB"/>
         </w:rPr>
       </w:pPr>
-      <w:bookmarkStart w:id="1" w:name="_Toc239668521"/>
+      <w:bookmarkStart w:id="1" w:name="_Toc239769808"/>
       <w:proofErr w:type="gramStart"/>
       <w:r>
         <w:rPr>
@@ -4318,7 +4387,7 @@
         <w:rPr>
           <w:lang w:val="en-GB"/>
         </w:rPr>
-        <w:t xml:space="preserve">The halogen bond is the case where this matters most visibly. A covalently bound halogen carries an anisotropic potential: negative in a belt perpendicular to the C–X bond and positive in a cap on its extension. That positive cap </w:t>
+        <w:t xml:space="preserve">The halogen bond is the case where this matters visibly. A covalently bound halogen carries an anisotropic potential: negative in a belt perpendicular to the C–X bond and positive in a cap on its extension. That positive cap </w:t>
       </w:r>
       <w:r>
         <w:rPr>
@@ -4353,6 +4422,20 @@
         </w:rPr>
         <w:t xml:space="preserve"> is what allows a chlorine, bromine or iodine to act as an electrophile towards a carbonyl oxygen or a backbone nitrogen</w:t>
       </w:r>
+      <w:r>
+        <w:rPr>
+          <w:lang w:val="en-GB"/>
+        </w:rPr>
+        <w:t>, forming non-</w:t>
+      </w:r>
+      <w:proofErr w:type="spellStart"/>
+      <w:r>
+        <w:rPr>
+          <w:lang w:val="en-GB"/>
+        </w:rPr>
+        <w:t>cova</w:t>
+      </w:r>
+      <w:proofErr w:type="spellEnd"/>
       <w:r>
         <w:rPr>
           <w:lang w:val="en-GB"/>
@@ -4363,16 +4446,12 @@
     <w:p>
       <w:pPr>
         <w:pStyle w:val="berschrift2"/>
-        <w:numPr>
-          <w:ilvl w:val="1"/>
-          <w:numId w:val="3"/>
-        </w:numPr>
         <w:spacing w:before="260" w:after="120"/>
         <w:rPr>
           <w:lang w:val="en-GB"/>
         </w:rPr>
       </w:pPr>
-      <w:bookmarkStart w:id="2" w:name="_Toc239668522"/>
+      <w:bookmarkStart w:id="2" w:name="_Toc239769809"/>
       <w:r>
         <w:rPr>
           <w:b/>
@@ -4382,7 +4461,18 @@
           <w:szCs w:val="24"/>
           <w:lang w:val="en-GB"/>
         </w:rPr>
-        <w:t>Aim and scope</w:t>
+        <w:t>1.2</w:t>
+      </w:r>
+      <w:r>
+        <w:rPr>
+          <w:b/>
+          <w:bCs/>
+          <w:color w:val="1F3864"/>
+          <w:sz w:val="24"/>
+          <w:szCs w:val="24"/>
+          <w:lang w:val="en-GB"/>
+        </w:rPr>
+        <w:t xml:space="preserve"> Aim and scope</w:t>
       </w:r>
       <w:bookmarkEnd w:id="2"/>
     </w:p>
@@ -4468,62 +4558,236 @@
     </w:p>
     <w:p>
       <w:pPr>
-        <w:pStyle w:val="berschrift1"/>
-        <w:spacing w:before="360" w:after="160"/>
+        <w:pStyle w:val="berschrift2"/>
+        <w:spacing w:before="260" w:after="120"/>
         <w:rPr>
           <w:lang w:val="en-GB"/>
         </w:rPr>
       </w:pPr>
-      <w:bookmarkStart w:id="3" w:name="_Toc239668523"/>
+      <w:bookmarkStart w:id="3" w:name="_Toc239769810"/>
       <w:proofErr w:type="gramStart"/>
       <w:r>
         <w:rPr>
           <w:b/>
           <w:bCs/>
           <w:color w:val="1F3864"/>
-          <w:sz w:val="30"/>
-          <w:szCs w:val="30"/>
-          <w:lang w:val="en-GB"/>
-        </w:rPr>
-        <w:t>2</w:t>
+          <w:sz w:val="24"/>
+          <w:szCs w:val="24"/>
+          <w:lang w:val="en-GB"/>
+        </w:rPr>
+        <w:t>1</w:t>
       </w:r>
       <w:r>
         <w:rPr>
           <w:b/>
           <w:bCs/>
           <w:color w:val="1F3864"/>
-          <w:sz w:val="30"/>
-          <w:szCs w:val="30"/>
-          <w:lang w:val="en-GB"/>
-        </w:rPr>
-        <w:t xml:space="preserve">  Theoretical</w:t>
-      </w:r>
-      <w:proofErr w:type="gramEnd"/>
+          <w:sz w:val="24"/>
+          <w:szCs w:val="24"/>
+          <w:lang w:val="en-GB"/>
+        </w:rPr>
+        <w:t>.</w:t>
+      </w:r>
       <w:r>
         <w:rPr>
           <w:b/>
           <w:bCs/>
           <w:color w:val="1F3864"/>
-          <w:sz w:val="30"/>
-          <w:szCs w:val="30"/>
-          <w:lang w:val="en-GB"/>
-        </w:rPr>
-        <w:t xml:space="preserve"> </w:t>
-      </w:r>
-      <w:proofErr w:type="gramStart"/>
+          <w:sz w:val="24"/>
+          <w:szCs w:val="24"/>
+          <w:lang w:val="en-GB"/>
+        </w:rPr>
+        <w:t>3</w:t>
+      </w:r>
       <w:r>
         <w:rPr>
           <w:b/>
           <w:bCs/>
           <w:color w:val="1F3864"/>
-          <w:sz w:val="30"/>
-          <w:szCs w:val="30"/>
-          <w:lang w:val="en-GB"/>
-        </w:rPr>
-        <w:t>background</w:t>
+          <w:sz w:val="24"/>
+          <w:szCs w:val="24"/>
+          <w:lang w:val="en-GB"/>
+        </w:rPr>
+        <w:t xml:space="preserve">  The</w:t>
+      </w:r>
+      <w:proofErr w:type="gramEnd"/>
+      <w:r>
+        <w:rPr>
+          <w:b/>
+          <w:bCs/>
+          <w:color w:val="1F3864"/>
+          <w:sz w:val="24"/>
+          <w:szCs w:val="24"/>
+          <w:lang w:val="en-GB"/>
+        </w:rPr>
+        <w:t xml:space="preserve"> molecular electrostatic potential</w:t>
       </w:r>
       <w:bookmarkEnd w:id="3"/>
-      <w:proofErr w:type="gramEnd"/>
+    </w:p>
+    <w:p>
+      <w:pPr>
+        <w:spacing w:after="120" w:line="276" w:lineRule="auto"/>
+        <w:rPr>
+          <w:lang w:val="en-GB"/>
+        </w:rPr>
+      </w:pPr>
+      <w:r>
+        <w:rPr>
+          <w:lang w:val="en-GB"/>
+        </w:rPr>
+        <w:t xml:space="preserve">The electrostatic potential V(r) at a point r is the energy a unit positive test charge would feel there. It has two contributions of opposite sign: the nuclei, which </w:t>
+      </w:r>
+      <w:r>
+        <w:rPr>
+          <w:lang w:val="en-GB"/>
+        </w:rPr>
+        <w:t>is</w:t>
+      </w:r>
+      <w:r>
+        <w:rPr>
+          <w:lang w:val="en-GB"/>
+        </w:rPr>
+        <w:t xml:space="preserve"> positive and concentrated, and the electrons, which are negative and diffuse. Where the electron density outweighs the nuclear </w:t>
+      </w:r>
+      <w:r>
+        <w:rPr>
+          <w:lang w:val="en-GB"/>
+        </w:rPr>
+        <w:t>contribution,</w:t>
+      </w:r>
+      <w:r>
+        <w:rPr>
+          <w:lang w:val="en-GB"/>
+        </w:rPr>
+        <w:t xml:space="preserve"> the potential is negative; where it does not, positive.</w:t>
+      </w:r>
+    </w:p>
+    <w:p>
+      <w:pPr>
+        <w:spacing w:after="120" w:line="276" w:lineRule="auto"/>
+        <w:rPr>
+          <w:lang w:val="en-GB"/>
+        </w:rPr>
+      </w:pPr>
+      <w:r>
+        <w:rPr>
+          <w:lang w:val="en-GB"/>
+        </w:rPr>
+        <w:t xml:space="preserve">Two grids are therefore needed and they answer different questions. The density </w:t>
+      </w:r>
+      <w:r>
+        <w:t>ρ</w:t>
+      </w:r>
+      <w:r>
+        <w:rPr>
+          <w:lang w:val="en-GB"/>
+        </w:rPr>
+        <w:t xml:space="preserve"> determines </w:t>
+      </w:r>
+      <w:r>
+        <w:rPr>
+          <w:b/>
+          <w:bCs/>
+          <w:lang w:val="en-GB"/>
+        </w:rPr>
+        <w:t>where the surface lies</w:t>
+      </w:r>
+      <w:r>
+        <w:rPr>
+          <w:b/>
+          <w:bCs/>
+          <w:lang w:val="en-GB"/>
+        </w:rPr>
+        <w:t xml:space="preserve"> </w:t>
+      </w:r>
+      <w:r>
+        <w:rPr>
+          <w:lang w:val="en-GB"/>
+        </w:rPr>
+        <w:t>(s</w:t>
+      </w:r>
+      <w:r>
+        <w:rPr>
+          <w:lang w:val="en-GB"/>
+        </w:rPr>
+        <w:t>hape</w:t>
+      </w:r>
+      <w:r>
+        <w:rPr>
+          <w:lang w:val="en-GB"/>
+        </w:rPr>
+        <w:t>)</w:t>
+      </w:r>
+      <w:r>
+        <w:rPr>
+          <w:lang w:val="en-GB"/>
+        </w:rPr>
+        <w:t xml:space="preserve">. The potential V determines </w:t>
+      </w:r>
+      <w:r>
+        <w:rPr>
+          <w:b/>
+          <w:bCs/>
+          <w:lang w:val="en-GB"/>
+        </w:rPr>
+        <w:t>what colour a point on it gets</w:t>
+      </w:r>
+      <w:r>
+        <w:rPr>
+          <w:lang w:val="en-GB"/>
+        </w:rPr>
+        <w:t xml:space="preserve"> </w:t>
+      </w:r>
+      <w:r>
+        <w:rPr>
+          <w:lang w:val="en-GB"/>
+        </w:rPr>
+        <w:t>(</w:t>
+      </w:r>
+      <w:r>
+        <w:rPr>
+          <w:lang w:val="en-GB"/>
+        </w:rPr>
+        <w:t>the property</w:t>
+      </w:r>
+      <w:r>
+        <w:rPr>
+          <w:lang w:val="en-GB"/>
+        </w:rPr>
+        <w:t>)</w:t>
+      </w:r>
+      <w:r>
+        <w:rPr>
+          <w:lang w:val="en-GB"/>
+        </w:rPr>
+        <w:t xml:space="preserve">. This is why the workflow always handles a pair of cube files, and why a viewer must be able to colour the </w:t>
+      </w:r>
+      <w:proofErr w:type="spellStart"/>
+      <w:r>
+        <w:rPr>
+          <w:lang w:val="en-GB"/>
+        </w:rPr>
+        <w:t>isosurface</w:t>
+      </w:r>
+      <w:proofErr w:type="spellEnd"/>
+      <w:r>
+        <w:rPr>
+          <w:lang w:val="en-GB"/>
+        </w:rPr>
+        <w:t xml:space="preserve"> of one dataset by the values of a second (requirement R2</w:t>
+      </w:r>
+      <w:r>
+        <w:rPr>
+          <w:lang w:val="en-GB"/>
+        </w:rPr>
+        <w:t xml:space="preserve"> in the SoftwareEvaluation.pdf file</w:t>
+      </w:r>
+      <w:r>
+        <w:rPr>
+          <w:lang w:val="en-GB"/>
+        </w:rPr>
+        <w:t>).</w:t>
+      </w:r>
     </w:p>
     <w:p>
       <w:pPr>
@@ -4533,7 +4797,7 @@
           <w:lang w:val="en-GB"/>
         </w:rPr>
       </w:pPr>
-      <w:bookmarkStart w:id="4" w:name="_Toc239668524"/>
+      <w:bookmarkStart w:id="4" w:name="_Toc239769811"/>
       <w:proofErr w:type="gramStart"/>
       <w:r>
         <w:rPr>
@@ -4544,7 +4808,7 @@
           <w:szCs w:val="24"/>
           <w:lang w:val="en-GB"/>
         </w:rPr>
-        <w:t>2</w:t>
+        <w:t>1.4</w:t>
       </w:r>
       <w:r>
         <w:rPr>
@@ -4555,7 +4819,7 @@
           <w:szCs w:val="24"/>
           <w:lang w:val="en-GB"/>
         </w:rPr>
-        <w:t>.1  The</w:t>
+        <w:t xml:space="preserve">  Why</w:t>
       </w:r>
       <w:proofErr w:type="gramEnd"/>
       <w:r>
@@ -4567,7 +4831,52 @@
           <w:szCs w:val="24"/>
           <w:lang w:val="en-GB"/>
         </w:rPr>
-        <w:t xml:space="preserve"> molecular electrostatic potential</w:t>
+        <w:t xml:space="preserve"> </w:t>
+      </w:r>
+      <w:r>
+        <w:rPr>
+          <w:b/>
+          <w:bCs/>
+          <w:color w:val="1F3864"/>
+          <w:sz w:val="24"/>
+          <w:szCs w:val="24"/>
+        </w:rPr>
+        <w:t>ρ</w:t>
+      </w:r>
+      <w:r>
+        <w:rPr>
+          <w:b/>
+          <w:bCs/>
+          <w:color w:val="1F3864"/>
+          <w:sz w:val="24"/>
+          <w:szCs w:val="24"/>
+          <w:lang w:val="en-GB"/>
+        </w:rPr>
+        <w:t xml:space="preserve"> = 0.001 </w:t>
+      </w:r>
+      <w:proofErr w:type="spellStart"/>
+      <w:r>
+        <w:rPr>
+          <w:b/>
+          <w:bCs/>
+          <w:color w:val="1F3864"/>
+          <w:sz w:val="24"/>
+          <w:szCs w:val="24"/>
+          <w:lang w:val="en-GB"/>
+        </w:rPr>
+        <w:t>a.u</w:t>
+      </w:r>
+      <w:proofErr w:type="spellEnd"/>
+      <w:r>
+        <w:rPr>
+          <w:b/>
+          <w:bCs/>
+          <w:color w:val="1F3864"/>
+          <w:sz w:val="24"/>
+          <w:szCs w:val="24"/>
+          <w:lang w:val="en-GB"/>
+        </w:rPr>
+        <w:t>.</w:t>
       </w:r>
       <w:bookmarkEnd w:id="4"/>
     </w:p>
@@ -4582,45 +4891,33 @@
         <w:rPr>
           <w:lang w:val="en-GB"/>
         </w:rPr>
-        <w:t xml:space="preserve">The electrostatic potential V(r) at a point r is the energy a unit positive test charge would feel there. It has two contributions of opposite sign: the nuclei, which </w:t>
-      </w:r>
-      <w:r>
-        <w:rPr>
-          <w:lang w:val="en-GB"/>
-        </w:rPr>
-        <w:t>is</w:t>
-      </w:r>
-      <w:r>
-        <w:rPr>
-          <w:lang w:val="en-GB"/>
-        </w:rPr>
-        <w:t xml:space="preserve"> positive and concentrated, and the electrons, which are negative and diffuse. Where the electron density outweighs the nuclear </w:t>
-      </w:r>
-      <w:r>
-        <w:rPr>
-          <w:lang w:val="en-GB"/>
-        </w:rPr>
-        <w:t>contribution,</w:t>
-      </w:r>
-      <w:r>
-        <w:rPr>
-          <w:lang w:val="en-GB"/>
-        </w:rPr>
-        <w:t xml:space="preserve"> the potential is negative; where it does not, positive.</w:t>
-      </w:r>
-    </w:p>
-    <w:p>
-      <w:pPr>
-        <w:spacing w:after="120" w:line="276" w:lineRule="auto"/>
-        <w:rPr>
-          <w:lang w:val="en-GB"/>
-        </w:rPr>
-      </w:pPr>
-      <w:r>
-        <w:rPr>
-          <w:lang w:val="en-GB"/>
-        </w:rPr>
-        <w:t xml:space="preserve">Two grids are therefore needed and they answer different questions. The density </w:t>
+        <w:t xml:space="preserve">The surface used throughout </w:t>
+      </w:r>
+      <w:r>
+        <w:rPr>
+          <w:lang w:val="en-GB"/>
+        </w:rPr>
+        <w:t xml:space="preserve">the implementation </w:t>
+      </w:r>
+      <w:r>
+        <w:rPr>
+          <w:lang w:val="en-GB"/>
+        </w:rPr>
+        <w:t xml:space="preserve">is the electron-density </w:t>
+      </w:r>
+      <w:proofErr w:type="spellStart"/>
+      <w:r>
+        <w:rPr>
+          <w:lang w:val="en-GB"/>
+        </w:rPr>
+        <w:t>isosurface</w:t>
+      </w:r>
+      <w:proofErr w:type="spellEnd"/>
+      <w:r>
+        <w:rPr>
+          <w:lang w:val="en-GB"/>
+        </w:rPr>
+        <w:t xml:space="preserve"> at </w:t>
       </w:r>
       <w:r>
         <w:t>ρ</w:t>
@@ -4629,122 +4926,129 @@
         <w:rPr>
           <w:lang w:val="en-GB"/>
         </w:rPr>
-        <w:t xml:space="preserve"> determines </w:t>
-      </w:r>
-      <w:r>
-        <w:rPr>
-          <w:b/>
-          <w:bCs/>
-          <w:lang w:val="en-GB"/>
-        </w:rPr>
-        <w:t>where the surface lies</w:t>
-      </w:r>
-      <w:r>
-        <w:rPr>
-          <w:b/>
-          <w:bCs/>
-          <w:lang w:val="en-GB"/>
-        </w:rPr>
-        <w:t xml:space="preserve"> </w:t>
-      </w:r>
-      <w:r>
-        <w:rPr>
-          <w:lang w:val="en-GB"/>
-        </w:rPr>
-        <w:t>(s</w:t>
-      </w:r>
-      <w:r>
-        <w:rPr>
-          <w:lang w:val="en-GB"/>
-        </w:rPr>
-        <w:t>hape</w:t>
-      </w:r>
-      <w:r>
-        <w:rPr>
-          <w:lang w:val="en-GB"/>
-        </w:rPr>
-        <w:t>)</w:t>
-      </w:r>
-      <w:r>
-        <w:rPr>
-          <w:lang w:val="en-GB"/>
-        </w:rPr>
-        <w:t xml:space="preserve">. The potential V determines </w:t>
-      </w:r>
-      <w:r>
-        <w:rPr>
-          <w:b/>
-          <w:bCs/>
-          <w:lang w:val="en-GB"/>
-        </w:rPr>
-        <w:t>what colour a point on it gets</w:t>
-      </w:r>
-      <w:r>
-        <w:rPr>
-          <w:lang w:val="en-GB"/>
-        </w:rPr>
-        <w:t xml:space="preserve"> </w:t>
-      </w:r>
-      <w:r>
-        <w:rPr>
-          <w:lang w:val="en-GB"/>
-        </w:rPr>
-        <w:t>(</w:t>
-      </w:r>
-      <w:r>
-        <w:rPr>
-          <w:lang w:val="en-GB"/>
-        </w:rPr>
-        <w:t>the property</w:t>
-      </w:r>
-      <w:r>
-        <w:rPr>
-          <w:lang w:val="en-GB"/>
-        </w:rPr>
-        <w:t>)</w:t>
-      </w:r>
-      <w:r>
-        <w:rPr>
-          <w:lang w:val="en-GB"/>
-        </w:rPr>
-        <w:t xml:space="preserve">. This is why the workflow always handles a pair of cube files, and why a viewer must be able to colour the </w:t>
+        <w:t xml:space="preserve"> = 0.001 </w:t>
       </w:r>
       <w:proofErr w:type="spellStart"/>
       <w:r>
         <w:rPr>
           <w:lang w:val="en-GB"/>
         </w:rPr>
-        <w:t>isosurface</w:t>
+        <w:t>a.u</w:t>
       </w:r>
       <w:proofErr w:type="spellEnd"/>
       <w:r>
         <w:rPr>
           <w:lang w:val="en-GB"/>
         </w:rPr>
-        <w:t xml:space="preserve"> of one dataset by the values of a second (requirement R2</w:t>
-      </w:r>
-      <w:r>
-        <w:rPr>
-          <w:lang w:val="en-GB"/>
-        </w:rPr>
-        <w:t xml:space="preserve"> in the SoftwareEvaluation.pdf file</w:t>
-      </w:r>
-      <w:r>
-        <w:rPr>
-          <w:lang w:val="en-GB"/>
-        </w:rPr>
-        <w:t>).</w:t>
+        <w:t>. This is the convention introduced by Bader and adopted by Politzer and Murray: it encloses roughly 96–97 % of the electronic charge</w:t>
+      </w:r>
+      <w:r>
+        <w:rPr>
+          <w:lang w:val="en-GB"/>
+        </w:rPr>
+        <w:t xml:space="preserve"> and is </w:t>
+      </w:r>
+      <w:proofErr w:type="spellStart"/>
+      <w:r>
+        <w:rPr>
+          <w:lang w:val="en-GB"/>
+        </w:rPr>
+        <w:t>liniearly</w:t>
+      </w:r>
+      <w:proofErr w:type="spellEnd"/>
+      <w:r>
+        <w:rPr>
+          <w:lang w:val="en-GB"/>
+        </w:rPr>
+        <w:t xml:space="preserve"> interpolated by </w:t>
+      </w:r>
+      <w:proofErr w:type="spellStart"/>
+      <w:r>
+        <w:rPr>
+          <w:lang w:val="en-GB"/>
+        </w:rPr>
+        <w:t>PyMol</w:t>
+      </w:r>
+      <w:proofErr w:type="spellEnd"/>
+      <w:r>
+        <w:rPr>
+          <w:lang w:val="en-GB"/>
+        </w:rPr>
+        <w:t xml:space="preserve"> and VMD itself. </w:t>
+      </w:r>
+      <w:r>
+        <w:rPr>
+          <w:lang w:val="en-GB"/>
+        </w:rPr>
+        <w:t xml:space="preserve">Both </w:t>
+      </w:r>
+      <w:r>
+        <w:rPr>
+          <w:lang w:val="en-GB"/>
+        </w:rPr>
+        <w:t xml:space="preserve">VMD and </w:t>
+      </w:r>
+      <w:proofErr w:type="spellStart"/>
+      <w:r>
+        <w:rPr>
+          <w:lang w:val="en-GB"/>
+        </w:rPr>
+        <w:t>PyMol</w:t>
+      </w:r>
+      <w:proofErr w:type="spellEnd"/>
+      <w:r>
+        <w:rPr>
+          <w:lang w:val="en-GB"/>
+        </w:rPr>
+        <w:t xml:space="preserve"> generate it by marching cubes on the density grid, and the potential is mapped onto the resulting vertices afterwards. The </w:t>
+      </w:r>
+      <w:proofErr w:type="spellStart"/>
+      <w:r>
+        <w:rPr>
+          <w:lang w:val="en-GB"/>
+        </w:rPr>
+        <w:t>isovalue</w:t>
+      </w:r>
+      <w:proofErr w:type="spellEnd"/>
+      <w:r>
+        <w:rPr>
+          <w:lang w:val="en-GB"/>
+        </w:rPr>
+        <w:t xml:space="preserve"> is not fixed, it can be changed with the --iso option described in the respective README.md files. §4.1 shows what </w:t>
+      </w:r>
+      <w:proofErr w:type="gramStart"/>
+      <w:r>
+        <w:rPr>
+          <w:lang w:val="en-GB"/>
+        </w:rPr>
+        <w:t>that costs</w:t>
+      </w:r>
+      <w:proofErr w:type="gramEnd"/>
+      <w:r>
+        <w:rPr>
+          <w:lang w:val="en-GB"/>
+        </w:rPr>
+        <w:t xml:space="preserve">: it is the single parameter that moves the reported </w:t>
+      </w:r>
+      <w:r>
+        <w:t>σ</w:t>
+      </w:r>
+      <w:r>
+        <w:rPr>
+          <w:lang w:val="en-GB"/>
+        </w:rPr>
+        <w:t>-hole most.</w:t>
       </w:r>
     </w:p>
     <w:p>
       <w:pPr>
         <w:pStyle w:val="berschrift2"/>
-        <w:spacing w:before="260" w:after="120"/>
+        <w:spacing w:after="120" w:line="276" w:lineRule="auto"/>
         <w:rPr>
           <w:lang w:val="en-GB"/>
         </w:rPr>
       </w:pPr>
-      <w:bookmarkStart w:id="5" w:name="_Toc239668525"/>
+      <w:bookmarkStart w:id="5" w:name="_Toc239769812"/>
       <w:proofErr w:type="gramStart"/>
       <w:r>
         <w:rPr>
@@ -4755,7 +5059,7 @@
           <w:szCs w:val="24"/>
           <w:lang w:val="en-GB"/>
         </w:rPr>
-        <w:t>2</w:t>
+        <w:t>1.5</w:t>
       </w:r>
       <w:r>
         <w:rPr>
@@ -4766,212 +5070,7 @@
           <w:szCs w:val="24"/>
           <w:lang w:val="en-GB"/>
         </w:rPr>
-        <w:t>.2  Why</w:t>
-      </w:r>
-      <w:proofErr w:type="gramEnd"/>
-      <w:r>
-        <w:rPr>
-          <w:b/>
-          <w:bCs/>
-          <w:color w:val="1F3864"/>
-          <w:sz w:val="24"/>
-          <w:szCs w:val="24"/>
-          <w:lang w:val="en-GB"/>
-        </w:rPr>
-        <w:t xml:space="preserve"> </w:t>
-      </w:r>
-      <w:r>
-        <w:rPr>
-          <w:b/>
-          <w:bCs/>
-          <w:color w:val="1F3864"/>
-          <w:sz w:val="24"/>
-          <w:szCs w:val="24"/>
-        </w:rPr>
-        <w:t>ρ</w:t>
-      </w:r>
-      <w:r>
-        <w:rPr>
-          <w:b/>
-          <w:bCs/>
-          <w:color w:val="1F3864"/>
-          <w:sz w:val="24"/>
-          <w:szCs w:val="24"/>
-          <w:lang w:val="en-GB"/>
-        </w:rPr>
-        <w:t xml:space="preserve"> = 0.001 </w:t>
-      </w:r>
-      <w:proofErr w:type="spellStart"/>
-      <w:r>
-        <w:rPr>
-          <w:b/>
-          <w:bCs/>
-          <w:color w:val="1F3864"/>
-          <w:sz w:val="24"/>
-          <w:szCs w:val="24"/>
-          <w:lang w:val="en-GB"/>
-        </w:rPr>
-        <w:t>a.u</w:t>
-      </w:r>
-      <w:proofErr w:type="spellEnd"/>
-      <w:r>
-        <w:rPr>
-          <w:b/>
-          <w:bCs/>
-          <w:color w:val="1F3864"/>
-          <w:sz w:val="24"/>
-          <w:szCs w:val="24"/>
-          <w:lang w:val="en-GB"/>
-        </w:rPr>
-        <w:t>.</w:t>
-      </w:r>
-      <w:bookmarkEnd w:id="5"/>
-    </w:p>
-    <w:p>
-      <w:pPr>
-        <w:spacing w:after="120" w:line="276" w:lineRule="auto"/>
-        <w:rPr>
-          <w:lang w:val="en-GB"/>
-        </w:rPr>
-      </w:pPr>
-      <w:r>
-        <w:rPr>
-          <w:lang w:val="en-GB"/>
-        </w:rPr>
-        <w:t xml:space="preserve">The surface used throughout </w:t>
-      </w:r>
-      <w:r>
-        <w:rPr>
-          <w:lang w:val="en-GB"/>
-        </w:rPr>
-        <w:t xml:space="preserve">the implementation </w:t>
-      </w:r>
-      <w:r>
-        <w:rPr>
-          <w:lang w:val="en-GB"/>
-        </w:rPr>
-        <w:t xml:space="preserve">is the electron-density </w:t>
-      </w:r>
-      <w:proofErr w:type="spellStart"/>
-      <w:r>
-        <w:rPr>
-          <w:lang w:val="en-GB"/>
-        </w:rPr>
-        <w:t>isosurface</w:t>
-      </w:r>
-      <w:proofErr w:type="spellEnd"/>
-      <w:r>
-        <w:rPr>
-          <w:lang w:val="en-GB"/>
-        </w:rPr>
-        <w:t xml:space="preserve"> at </w:t>
-      </w:r>
-      <w:r>
-        <w:t>ρ</w:t>
-      </w:r>
-      <w:r>
-        <w:rPr>
-          <w:lang w:val="en-GB"/>
-        </w:rPr>
-        <w:t xml:space="preserve"> = 0.001 </w:t>
-      </w:r>
-      <w:proofErr w:type="spellStart"/>
-      <w:r>
-        <w:rPr>
-          <w:lang w:val="en-GB"/>
-        </w:rPr>
-        <w:t>a.u</w:t>
-      </w:r>
-      <w:proofErr w:type="spellEnd"/>
-      <w:r>
-        <w:rPr>
-          <w:lang w:val="en-GB"/>
-        </w:rPr>
-        <w:t>. This is the convention introduced by Bader and adopted by Politzer and Murray: it encloses roughly 96–97 % of the electronic charge</w:t>
-      </w:r>
-      <w:r>
-        <w:rPr>
-          <w:lang w:val="en-GB"/>
-        </w:rPr>
-        <w:t>.</w:t>
-      </w:r>
-      <w:r>
-        <w:rPr>
-          <w:lang w:val="en-GB"/>
-        </w:rPr>
-        <w:br/>
-        <w:t xml:space="preserve">The surface used within the tool is changeable via the </w:t>
-      </w:r>
-      <w:r>
-        <w:rPr>
-          <w:i/>
-          <w:iCs/>
-          <w:lang w:val="en-GB"/>
-        </w:rPr>
-        <w:t>--iso</w:t>
-      </w:r>
-      <w:r>
-        <w:rPr>
-          <w:lang w:val="en-GB"/>
-        </w:rPr>
-        <w:t xml:space="preserve"> option described in the </w:t>
-      </w:r>
-      <w:r>
-        <w:rPr>
-          <w:lang w:val="en-GB"/>
-        </w:rPr>
-        <w:t>respective</w:t>
-      </w:r>
-      <w:r>
-        <w:rPr>
-          <w:lang w:val="en-GB"/>
-        </w:rPr>
-        <w:t xml:space="preserve"> /</w:t>
-      </w:r>
-      <w:proofErr w:type="spellStart"/>
-      <w:r>
-        <w:rPr>
-          <w:lang w:val="en-GB"/>
-        </w:rPr>
-        <w:t>README.mds</w:t>
-      </w:r>
-      <w:proofErr w:type="spellEnd"/>
-      <w:r>
-        <w:rPr>
-          <w:lang w:val="en-GB"/>
-        </w:rPr>
-        <w:t>.</w:t>
-      </w:r>
-    </w:p>
-    <w:p>
-      <w:pPr>
-        <w:spacing w:after="120" w:line="276" w:lineRule="auto"/>
-        <w:rPr>
-          <w:lang w:val="en-GB"/>
-        </w:rPr>
-      </w:pPr>
-      <w:proofErr w:type="gramStart"/>
-      <w:r>
-        <w:rPr>
-          <w:b/>
-          <w:bCs/>
-          <w:color w:val="1F3864"/>
-          <w:sz w:val="24"/>
-          <w:szCs w:val="24"/>
-          <w:lang w:val="en-GB"/>
-        </w:rPr>
-        <w:t>2</w:t>
-      </w:r>
-      <w:r>
-        <w:rPr>
-          <w:b/>
-          <w:bCs/>
-          <w:color w:val="1F3864"/>
-          <w:sz w:val="24"/>
-          <w:szCs w:val="24"/>
-          <w:lang w:val="en-GB"/>
-        </w:rPr>
-        <w:t xml:space="preserve">.3  </w:t>
+        <w:t xml:space="preserve">  </w:t>
       </w:r>
       <w:proofErr w:type="spellStart"/>
       <w:r>
@@ -5047,6 +5146,7 @@
         </w:rPr>
         <w:t>S,max</w:t>
       </w:r>
+      <w:bookmarkEnd w:id="5"/>
       <w:proofErr w:type="spellEnd"/>
       <w:proofErr w:type="gramEnd"/>
     </w:p>
@@ -5165,7 +5265,7 @@
           <w:lang w:val="en-GB"/>
         </w:rPr>
       </w:pPr>
-      <w:bookmarkStart w:id="6" w:name="_Toc239668526"/>
+      <w:bookmarkStart w:id="6" w:name="_Toc239769813"/>
       <w:proofErr w:type="gramStart"/>
       <w:r>
         <w:rPr>
@@ -5177,7 +5277,7 @@
           <w:lang w:val="en-GB"/>
         </w:rPr>
         <w:lastRenderedPageBreak/>
-        <w:t>2</w:t>
+        <w:t>1.6</w:t>
       </w:r>
       <w:r>
         <w:rPr>
@@ -5188,7 +5288,7 @@
           <w:szCs w:val="24"/>
           <w:lang w:val="en-GB"/>
         </w:rPr>
-        <w:t>.4  The</w:t>
+        <w:t xml:space="preserve">  The</w:t>
       </w:r>
       <w:proofErr w:type="gramEnd"/>
       <w:r>
@@ -6080,7 +6180,7 @@
           <w:lang w:val="en-GB"/>
         </w:rPr>
       </w:pPr>
-      <w:bookmarkStart w:id="7" w:name="_Toc239668527"/>
+      <w:bookmarkStart w:id="7" w:name="_Toc239769814"/>
       <w:proofErr w:type="gramStart"/>
       <w:r>
         <w:rPr>
@@ -6091,7 +6191,7 @@
           <w:szCs w:val="24"/>
           <w:lang w:val="en-GB"/>
         </w:rPr>
-        <w:t>2</w:t>
+        <w:t>1.7</w:t>
       </w:r>
       <w:r>
         <w:rPr>
@@ -6102,7 +6202,7 @@
           <w:szCs w:val="24"/>
           <w:lang w:val="en-GB"/>
         </w:rPr>
-        <w:t>.5  Atomic</w:t>
+        <w:t xml:space="preserve">  Atomic</w:t>
       </w:r>
       <w:proofErr w:type="gramEnd"/>
       <w:r>
@@ -6204,11 +6304,13 @@
     </w:p>
     <w:p>
       <w:pPr>
+        <w:pStyle w:val="berschrift1"/>
         <w:spacing w:after="120" w:line="276" w:lineRule="auto"/>
         <w:rPr>
           <w:lang w:val="en-GB"/>
         </w:rPr>
       </w:pPr>
+      <w:bookmarkStart w:id="8" w:name="_Toc239769815"/>
       <w:proofErr w:type="gramStart"/>
       <w:r>
         <w:rPr>
@@ -6219,19 +6321,9 @@
           <w:szCs w:val="30"/>
           <w:lang w:val="en-GB"/>
         </w:rPr>
-        <w:t>3</w:t>
-      </w:r>
-      <w:r>
-        <w:rPr>
-          <w:b/>
-          <w:bCs/>
-          <w:color w:val="1F3864"/>
-          <w:sz w:val="30"/>
-          <w:szCs w:val="30"/>
-          <w:lang w:val="en-GB"/>
-        </w:rPr>
-        <w:t xml:space="preserve">  Data</w:t>
-      </w:r>
+        <w:t>2  Data</w:t>
+      </w:r>
+      <w:bookmarkEnd w:id="8"/>
       <w:proofErr w:type="gramEnd"/>
     </w:p>
     <w:p>
@@ -6242,7 +6334,7 @@
           <w:lang w:val="en-GB"/>
         </w:rPr>
       </w:pPr>
-      <w:bookmarkStart w:id="8" w:name="_Toc239668528"/>
+      <w:bookmarkStart w:id="9" w:name="_Toc239769816"/>
       <w:proofErr w:type="gramStart"/>
       <w:r>
         <w:rPr>
@@ -6253,8 +6345,9 @@
           <w:szCs w:val="24"/>
           <w:lang w:val="en-GB"/>
         </w:rPr>
-        <w:t>3</w:t>
-      </w:r>
+        <w:t>2.1  Quantum</w:t>
+      </w:r>
+      <w:proofErr w:type="gramEnd"/>
       <w:r>
         <w:rPr>
           <w:b/>
@@ -6264,10 +6357,181 @@
           <w:szCs w:val="24"/>
           <w:lang w:val="en-GB"/>
         </w:rPr>
-        <w:t>.1  Quantum</w:t>
+        <w:t>-chemical input</w:t>
+      </w:r>
+      <w:bookmarkEnd w:id="9"/>
+    </w:p>
+    <w:p>
+      <w:pPr>
+        <w:spacing w:after="120" w:line="276" w:lineRule="auto"/>
+        <w:rPr>
+          <w:lang w:val="en-GB"/>
+        </w:rPr>
+      </w:pPr>
+      <w:r>
+        <w:rPr>
+          <w:lang w:val="en-GB"/>
+        </w:rPr>
+        <w:t xml:space="preserve">All grids were produced with </w:t>
+      </w:r>
+      <w:proofErr w:type="spellStart"/>
+      <w:r>
+        <w:rPr>
+          <w:lang w:val="en-GB"/>
+        </w:rPr>
+        <w:t>Turbomole</w:t>
+      </w:r>
+      <w:proofErr w:type="spellEnd"/>
+      <w:r>
+        <w:rPr>
+          <w:lang w:val="en-GB"/>
+        </w:rPr>
+        <w:t xml:space="preserve"> </w:t>
+      </w:r>
+      <w:proofErr w:type="gramStart"/>
+      <w:r>
+        <w:rPr>
+          <w:lang w:val="en-GB"/>
+        </w:rPr>
+        <w:t>data</w:t>
       </w:r>
       <w:proofErr w:type="gramEnd"/>
       <w:r>
+        <w:rPr>
+          <w:lang w:val="en-GB"/>
+        </w:rPr>
+        <w:t xml:space="preserve"> </w:t>
+      </w:r>
+      <w:r>
+        <w:rPr>
+          <w:lang w:val="en-GB"/>
+        </w:rPr>
+        <w:t>and e</w:t>
+      </w:r>
+      <w:r>
+        <w:rPr>
+          <w:lang w:val="en-GB"/>
+        </w:rPr>
+        <w:t xml:space="preserve">ach molecule comes as a pair of </w:t>
+      </w:r>
+      <w:proofErr w:type="spellStart"/>
+      <w:r>
+        <w:rPr>
+          <w:rFonts w:ascii="Consolas" w:eastAsia="Consolas" w:hAnsi="Consolas" w:cs="Consolas"/>
+          <w:lang w:val="en-GB"/>
+        </w:rPr>
+        <w:t>pointval</w:t>
+      </w:r>
+      <w:proofErr w:type="spellEnd"/>
+      <w:r>
+        <w:rPr>
+          <w:lang w:val="en-GB"/>
+        </w:rPr>
+        <w:t xml:space="preserve"> files: </w:t>
+      </w:r>
+      <w:proofErr w:type="spellStart"/>
+      <w:r>
+        <w:rPr>
+          <w:rFonts w:ascii="Consolas" w:eastAsia="Consolas" w:hAnsi="Consolas" w:cs="Consolas"/>
+          <w:lang w:val="en-GB"/>
+        </w:rPr>
+        <w:t>td.xyz</w:t>
+      </w:r>
+      <w:proofErr w:type="spellEnd"/>
+      <w:r>
+        <w:rPr>
+          <w:lang w:val="en-GB"/>
+        </w:rPr>
+        <w:t xml:space="preserve"> holding the electron density and </w:t>
+      </w:r>
+      <w:proofErr w:type="spellStart"/>
+      <w:r>
+        <w:rPr>
+          <w:rFonts w:ascii="Consolas" w:eastAsia="Consolas" w:hAnsi="Consolas" w:cs="Consolas"/>
+          <w:lang w:val="en-GB"/>
+        </w:rPr>
+        <w:t>tp.xyz</w:t>
+      </w:r>
+      <w:proofErr w:type="spellEnd"/>
+      <w:r>
+        <w:rPr>
+          <w:lang w:val="en-GB"/>
+        </w:rPr>
+        <w:t xml:space="preserve"> holding the electrostatic potential, on the same grid, plus a structure file </w:t>
+      </w:r>
+      <w:proofErr w:type="gramStart"/>
+      <w:r>
+        <w:rPr>
+          <w:lang w:val="en-GB"/>
+        </w:rPr>
+        <w:t xml:space="preserve">in </w:t>
+      </w:r>
+      <w:r>
+        <w:rPr>
+          <w:rFonts w:ascii="Consolas" w:eastAsia="Consolas" w:hAnsi="Consolas" w:cs="Consolas"/>
+          <w:lang w:val="en-GB"/>
+        </w:rPr>
+        <w:t>.mol</w:t>
+      </w:r>
+      <w:proofErr w:type="gramEnd"/>
+      <w:r>
+        <w:rPr>
+          <w:rFonts w:ascii="Consolas" w:eastAsia="Consolas" w:hAnsi="Consolas" w:cs="Consolas"/>
+          <w:lang w:val="en-GB"/>
+        </w:rPr>
+        <w:t>, .</w:t>
+      </w:r>
+      <w:proofErr w:type="spellStart"/>
+      <w:proofErr w:type="gramStart"/>
+      <w:r>
+        <w:rPr>
+          <w:rFonts w:ascii="Consolas" w:eastAsia="Consolas" w:hAnsi="Consolas" w:cs="Consolas"/>
+          <w:lang w:val="en-GB"/>
+        </w:rPr>
+        <w:t>sdf</w:t>
+      </w:r>
+      <w:proofErr w:type="spellEnd"/>
+      <w:r>
+        <w:rPr>
+          <w:rFonts w:ascii="Consolas" w:eastAsia="Consolas" w:hAnsi="Consolas" w:cs="Consolas"/>
+          <w:lang w:val="en-GB"/>
+        </w:rPr>
+        <w:t xml:space="preserve"> </w:t>
+      </w:r>
+      <w:r>
+        <w:rPr>
+          <w:lang w:val="en-GB"/>
+        </w:rPr>
+        <w:t xml:space="preserve"> or </w:t>
+      </w:r>
+      <w:r>
+        <w:rPr>
+          <w:rFonts w:ascii="Consolas" w:eastAsia="Consolas" w:hAnsi="Consolas" w:cs="Consolas"/>
+          <w:lang w:val="en-GB"/>
+        </w:rPr>
+        <w:t>.</w:t>
+      </w:r>
+      <w:proofErr w:type="spellStart"/>
+      <w:r>
+        <w:rPr>
+          <w:rFonts w:ascii="Consolas" w:eastAsia="Consolas" w:hAnsi="Consolas" w:cs="Consolas"/>
+          <w:lang w:val="en-GB"/>
+        </w:rPr>
+        <w:t>xyz</w:t>
+      </w:r>
+      <w:proofErr w:type="spellEnd"/>
+      <w:proofErr w:type="gramEnd"/>
+      <w:r>
+        <w:rPr>
+          <w:lang w:val="en-GB"/>
+        </w:rPr>
+        <w:t xml:space="preserve"> format.</w:t>
+      </w:r>
+    </w:p>
+    <w:p>
+      <w:pPr>
+        <w:pStyle w:val="berschrift2"/>
+        <w:spacing w:before="260" w:after="120"/>
         <w:rPr>
           <w:b/>
           <w:bCs/>
@@ -6276,162 +6540,10 @@
           <w:szCs w:val="24"/>
           <w:lang w:val="en-GB"/>
         </w:rPr>
-        <w:t>-chemical input</w:t>
-      </w:r>
-      <w:bookmarkEnd w:id="8"/>
-    </w:p>
-    <w:p>
-      <w:pPr>
-        <w:spacing w:after="120" w:line="276" w:lineRule="auto"/>
-        <w:rPr>
-          <w:lang w:val="en-GB"/>
-        </w:rPr>
       </w:pPr>
-      <w:r>
-        <w:rPr>
-          <w:lang w:val="en-GB"/>
-        </w:rPr>
-        <w:t xml:space="preserve">All grids were produced with </w:t>
-      </w:r>
-      <w:proofErr w:type="spellStart"/>
-      <w:r>
-        <w:rPr>
-          <w:lang w:val="en-GB"/>
-        </w:rPr>
-        <w:t>Turbomole</w:t>
-      </w:r>
-      <w:proofErr w:type="spellEnd"/>
-      <w:r>
-        <w:rPr>
-          <w:lang w:val="en-GB"/>
-        </w:rPr>
-        <w:t xml:space="preserve"> </w:t>
-      </w:r>
-      <w:r>
-        <w:rPr>
-          <w:lang w:val="en-GB"/>
-        </w:rPr>
-        <w:t xml:space="preserve">data </w:t>
-      </w:r>
-      <w:r>
-        <w:rPr>
-          <w:lang w:val="en-GB"/>
-        </w:rPr>
-        <w:t xml:space="preserve">and </w:t>
-      </w:r>
-      <w:r>
-        <w:rPr>
-          <w:lang w:val="en-GB"/>
-        </w:rPr>
-        <w:t xml:space="preserve">was </w:t>
-      </w:r>
-      <w:r>
-        <w:rPr>
-          <w:lang w:val="en-GB"/>
-        </w:rPr>
-        <w:t xml:space="preserve">provided by the supervisor. Each molecule comes as a pair of </w:t>
-      </w:r>
-      <w:proofErr w:type="spellStart"/>
-      <w:r>
-        <w:rPr>
-          <w:rFonts w:ascii="Consolas" w:eastAsia="Consolas" w:hAnsi="Consolas" w:cs="Consolas"/>
-          <w:lang w:val="en-GB"/>
-        </w:rPr>
-        <w:t>pointval</w:t>
-      </w:r>
-      <w:proofErr w:type="spellEnd"/>
-      <w:r>
-        <w:rPr>
-          <w:lang w:val="en-GB"/>
-        </w:rPr>
-        <w:t xml:space="preserve"> files: </w:t>
-      </w:r>
-      <w:proofErr w:type="spellStart"/>
-      <w:r>
-        <w:rPr>
-          <w:rFonts w:ascii="Consolas" w:eastAsia="Consolas" w:hAnsi="Consolas" w:cs="Consolas"/>
-          <w:lang w:val="en-GB"/>
-        </w:rPr>
-        <w:t>td.xyz</w:t>
-      </w:r>
-      <w:proofErr w:type="spellEnd"/>
-      <w:r>
-        <w:rPr>
-          <w:lang w:val="en-GB"/>
-        </w:rPr>
-        <w:t xml:space="preserve"> holding the electron density and </w:t>
-      </w:r>
-      <w:proofErr w:type="spellStart"/>
-      <w:r>
-        <w:rPr>
-          <w:rFonts w:ascii="Consolas" w:eastAsia="Consolas" w:hAnsi="Consolas" w:cs="Consolas"/>
-          <w:lang w:val="en-GB"/>
-        </w:rPr>
-        <w:t>tp.xyz</w:t>
-      </w:r>
-      <w:proofErr w:type="spellEnd"/>
-      <w:r>
-        <w:rPr>
-          <w:lang w:val="en-GB"/>
-        </w:rPr>
-        <w:t xml:space="preserve"> holding the electrostatic potential, on the same grid, plus a structure file </w:t>
-      </w:r>
+      <w:bookmarkStart w:id="10" w:name="_Toc239769817"/>
       <w:proofErr w:type="gramStart"/>
       <w:r>
-        <w:rPr>
-          <w:lang w:val="en-GB"/>
-        </w:rPr>
-        <w:t xml:space="preserve">in </w:t>
-      </w:r>
-      <w:r>
-        <w:rPr>
-          <w:rFonts w:ascii="Consolas" w:eastAsia="Consolas" w:hAnsi="Consolas" w:cs="Consolas"/>
-          <w:lang w:val="en-GB"/>
-        </w:rPr>
-        <w:t>.mol</w:t>
-      </w:r>
-      <w:proofErr w:type="gramEnd"/>
-      <w:r>
-        <w:rPr>
-          <w:lang w:val="en-GB"/>
-        </w:rPr>
-        <w:t xml:space="preserve"> </w:t>
-      </w:r>
-      <w:proofErr w:type="gramStart"/>
-      <w:r>
-        <w:rPr>
-          <w:lang w:val="en-GB"/>
-        </w:rPr>
-        <w:t xml:space="preserve">or </w:t>
-      </w:r>
-      <w:r>
-        <w:rPr>
-          <w:rFonts w:ascii="Consolas" w:eastAsia="Consolas" w:hAnsi="Consolas" w:cs="Consolas"/>
-          <w:lang w:val="en-GB"/>
-        </w:rPr>
-        <w:t>.</w:t>
-      </w:r>
-      <w:proofErr w:type="spellStart"/>
-      <w:r>
-        <w:rPr>
-          <w:rFonts w:ascii="Consolas" w:eastAsia="Consolas" w:hAnsi="Consolas" w:cs="Consolas"/>
-          <w:lang w:val="en-GB"/>
-        </w:rPr>
-        <w:t>xyz</w:t>
-      </w:r>
-      <w:proofErr w:type="spellEnd"/>
-      <w:proofErr w:type="gramEnd"/>
-      <w:r>
-        <w:rPr>
-          <w:lang w:val="en-GB"/>
-        </w:rPr>
-        <w:t xml:space="preserve"> format.</w:t>
-      </w:r>
-    </w:p>
-    <w:p>
-      <w:pPr>
-        <w:pStyle w:val="berschrift2"/>
-        <w:spacing w:before="260" w:after="120"/>
         <w:rPr>
           <w:b/>
           <w:bCs/>
@@ -6440,9 +6552,9 @@
           <w:szCs w:val="24"/>
           <w:lang w:val="en-GB"/>
         </w:rPr>
-      </w:pPr>
-      <w:bookmarkStart w:id="9" w:name="_Toc239668529"/>
-      <w:proofErr w:type="gramStart"/>
+        <w:t>2.2  The</w:t>
+      </w:r>
+      <w:proofErr w:type="gramEnd"/>
       <w:r>
         <w:rPr>
           <w:b/>
@@ -6452,21 +6564,9 @@
           <w:szCs w:val="24"/>
           <w:lang w:val="en-GB"/>
         </w:rPr>
-        <w:t>3.2  The</w:t>
-      </w:r>
-      <w:proofErr w:type="gramEnd"/>
-      <w:r>
-        <w:rPr>
-          <w:b/>
-          <w:bCs/>
-          <w:color w:val="1F3864"/>
-          <w:sz w:val="24"/>
-          <w:szCs w:val="24"/>
-          <w:lang w:val="en-GB"/>
-        </w:rPr>
         <w:t xml:space="preserve"> molecule set</w:t>
       </w:r>
-      <w:bookmarkEnd w:id="9"/>
+      <w:bookmarkEnd w:id="10"/>
     </w:p>
     <w:p>
       <w:pPr>
@@ -6507,6 +6607,80 @@
         </w:rPr>
         <w:t xml:space="preserve"> vary the halogen with everything else held constant, which isolates the polarizability trend. The pyridines vary the substituent with the ring held constant, which isolates the electronic effect on the lone pair. </w:t>
       </w:r>
+      <w:r>
+        <w:rPr>
+          <w:lang w:val="en-GB"/>
+        </w:rPr>
+        <w:t xml:space="preserve">Additionally with the help of the </w:t>
+      </w:r>
+      <w:r>
+        <w:rPr>
+          <w:i/>
+          <w:iCs/>
+          <w:sz w:val="20"/>
+          <w:szCs w:val="20"/>
+          <w:lang w:val="en-GB"/>
+        </w:rPr>
+        <w:t>/tools/CreateTpTdFromSMILES.py</w:t>
+      </w:r>
+      <w:r>
+        <w:rPr>
+          <w:lang w:val="en-GB"/>
+        </w:rPr>
+        <w:t xml:space="preserve"> converting tool, Triazolam, a benzodiazepine that carries 2 </w:t>
+      </w:r>
+      <w:proofErr w:type="spellStart"/>
+      <w:r>
+        <w:rPr>
+          <w:lang w:val="en-GB"/>
+        </w:rPr>
+        <w:t>halogenes</w:t>
+      </w:r>
+      <w:proofErr w:type="spellEnd"/>
+      <w:r>
+        <w:rPr>
+          <w:lang w:val="en-GB"/>
+        </w:rPr>
+        <w:t xml:space="preserve"> in a smaller grid (see table 3) was generated and used as a test object. Several other created molecules have been tested, but aren’t reported, as the focus should stay on the pyridines and </w:t>
+      </w:r>
+      <w:proofErr w:type="spellStart"/>
+      <w:r>
+        <w:rPr>
+          <w:lang w:val="en-GB"/>
+        </w:rPr>
+        <w:t>halobenzens</w:t>
+      </w:r>
+      <w:proofErr w:type="spellEnd"/>
+      <w:r>
+        <w:rPr>
+          <w:lang w:val="en-GB"/>
+        </w:rPr>
+        <w:t>.</w:t>
+      </w:r>
+    </w:p>
+    <w:p>
+      <w:pPr>
+        <w:spacing w:after="120" w:line="276" w:lineRule="auto"/>
+        <w:rPr>
+          <w:lang w:val="en-GB"/>
+        </w:rPr>
+      </w:pPr>
+    </w:p>
+    <w:p>
+      <w:pPr>
+        <w:spacing w:after="120" w:line="276" w:lineRule="auto"/>
+        <w:rPr>
+          <w:lang w:val="en-GB"/>
+        </w:rPr>
+      </w:pPr>
+    </w:p>
+    <w:p>
+      <w:pPr>
+        <w:spacing w:after="120" w:line="276" w:lineRule="auto"/>
+        <w:rPr>
+          <w:lang w:val="en-GB"/>
+        </w:rPr>
+      </w:pPr>
     </w:p>
     <w:tbl>
       <w:tblPr>
@@ -6546,6 +6720,13 @@
           <w:p>
             <w:r>
               <w:rPr>
+                <w:lang w:val="en-GB"/>
+              </w:rPr>
+              <w:lastRenderedPageBreak/>
+              <w:br w:type="page"/>
+            </w:r>
+            <w:r>
+              <w:rPr>
                 <w:b/>
                 <w:bCs/>
                 <w:sz w:val="17"/>
@@ -7199,6 +7380,96 @@
           </w:p>
         </w:tc>
       </w:tr>
+      <w:tr>
+        <w:trPr>
+          <w:cantSplit/>
+          <w:trHeight w:val="36"/>
+        </w:trPr>
+        <w:tc>
+          <w:tcPr>
+            <w:tcW w:w="1513" w:type="dxa"/>
+            <w:tcMar>
+              <w:top w:w="60" w:type="dxa"/>
+              <w:left w:w="90" w:type="dxa"/>
+              <w:bottom w:w="60" w:type="dxa"/>
+              <w:right w:w="90" w:type="dxa"/>
+            </w:tcMar>
+          </w:tcPr>
+          <w:p>
+            <w:pPr>
+              <w:rPr>
+                <w:sz w:val="17"/>
+                <w:szCs w:val="17"/>
+              </w:rPr>
+            </w:pPr>
+            <w:proofErr w:type="spellStart"/>
+            <w:r>
+              <w:rPr>
+                <w:sz w:val="17"/>
+                <w:szCs w:val="17"/>
+              </w:rPr>
+              <w:t>triazolam</w:t>
+            </w:r>
+            <w:proofErr w:type="spellEnd"/>
+          </w:p>
+        </w:tc>
+        <w:tc>
+          <w:tcPr>
+            <w:tcW w:w="2623" w:type="dxa"/>
+            <w:tcMar>
+              <w:top w:w="60" w:type="dxa"/>
+              <w:left w:w="90" w:type="dxa"/>
+              <w:bottom w:w="60" w:type="dxa"/>
+              <w:right w:w="90" w:type="dxa"/>
+            </w:tcMar>
+          </w:tcPr>
+          <w:p>
+            <w:pPr>
+              <w:rPr>
+                <w:sz w:val="17"/>
+                <w:szCs w:val="17"/>
+              </w:rPr>
+            </w:pPr>
+            <w:proofErr w:type="spellStart"/>
+            <w:r>
+              <w:rPr>
+                <w:sz w:val="17"/>
+                <w:szCs w:val="17"/>
+              </w:rPr>
+              <w:t>triazolam</w:t>
+            </w:r>
+            <w:proofErr w:type="spellEnd"/>
+          </w:p>
+        </w:tc>
+        <w:tc>
+          <w:tcPr>
+            <w:tcW w:w="4967" w:type="dxa"/>
+            <w:tcMar>
+              <w:top w:w="60" w:type="dxa"/>
+              <w:left w:w="90" w:type="dxa"/>
+              <w:bottom w:w="60" w:type="dxa"/>
+              <w:right w:w="90" w:type="dxa"/>
+            </w:tcMar>
+          </w:tcPr>
+          <w:p>
+            <w:pPr>
+              <w:rPr>
+                <w:sz w:val="17"/>
+                <w:szCs w:val="17"/>
+                <w:lang w:val="en-GB"/>
+              </w:rPr>
+            </w:pPr>
+            <w:r>
+              <w:rPr>
+                <w:sz w:val="17"/>
+                <w:szCs w:val="17"/>
+                <w:lang w:val="en-GB"/>
+              </w:rPr>
+              <w:t>Testing purpose only</w:t>
+            </w:r>
+          </w:p>
+        </w:tc>
+      </w:tr>
     </w:tbl>
     <w:p>
       <w:pPr>
@@ -7271,7 +7542,7 @@
           <w:lang w:val="en-GB"/>
         </w:rPr>
       </w:pPr>
-      <w:bookmarkStart w:id="10" w:name="_Toc239668530"/>
+      <w:bookmarkStart w:id="11" w:name="_Toc239769818"/>
       <w:proofErr w:type="gramStart"/>
       <w:r>
         <w:rPr>
@@ -7282,21 +7553,9 @@
           <w:szCs w:val="30"/>
           <w:lang w:val="en-GB"/>
         </w:rPr>
-        <w:lastRenderedPageBreak/>
-        <w:t>4</w:t>
-      </w:r>
-      <w:r>
-        <w:rPr>
-          <w:b/>
-          <w:bCs/>
-          <w:color w:val="1F3864"/>
-          <w:sz w:val="30"/>
-          <w:szCs w:val="30"/>
-          <w:lang w:val="en-GB"/>
-        </w:rPr>
-        <w:t xml:space="preserve">  Results</w:t>
-      </w:r>
-      <w:bookmarkEnd w:id="10"/>
+        <w:t>3  Results</w:t>
+      </w:r>
+      <w:bookmarkEnd w:id="11"/>
       <w:proofErr w:type="gramEnd"/>
     </w:p>
     <w:p>
@@ -7307,7 +7566,7 @@
           <w:lang w:val="en-GB"/>
         </w:rPr>
       </w:pPr>
-      <w:bookmarkStart w:id="11" w:name="_Toc239668531"/>
+      <w:bookmarkStart w:id="12" w:name="_Toc239769819"/>
       <w:proofErr w:type="gramStart"/>
       <w:r>
         <w:rPr>
@@ -7318,8 +7577,9 @@
           <w:szCs w:val="24"/>
           <w:lang w:val="en-GB"/>
         </w:rPr>
-        <w:t>4</w:t>
-      </w:r>
+        <w:t>3.1  Surface</w:t>
+      </w:r>
+      <w:proofErr w:type="gramEnd"/>
       <w:r>
         <w:rPr>
           <w:b/>
@@ -7329,21 +7589,9 @@
           <w:szCs w:val="24"/>
           <w:lang w:val="en-GB"/>
         </w:rPr>
-        <w:t>.1  Surface</w:t>
-      </w:r>
-      <w:proofErr w:type="gramEnd"/>
-      <w:r>
-        <w:rPr>
-          <w:b/>
-          <w:bCs/>
-          <w:color w:val="1F3864"/>
-          <w:sz w:val="24"/>
-          <w:szCs w:val="24"/>
-          <w:lang w:val="en-GB"/>
-        </w:rPr>
         <w:t xml:space="preserve"> ESP values</w:t>
       </w:r>
-      <w:bookmarkEnd w:id="11"/>
+      <w:bookmarkEnd w:id="12"/>
     </w:p>
     <w:p>
       <w:pPr>
@@ -7356,7 +7604,45 @@
         <w:rPr>
           <w:lang w:val="en-GB"/>
         </w:rPr>
-        <w:t xml:space="preserve">All values at </w:t>
+        <w:t xml:space="preserve">All values </w:t>
+      </w:r>
+      <w:r>
+        <w:rPr>
+          <w:lang w:val="en-GB"/>
+        </w:rPr>
+        <w:t xml:space="preserve">are calculated </w:t>
+      </w:r>
+      <w:r>
+        <w:rPr>
+          <w:lang w:val="en-GB"/>
+        </w:rPr>
+        <w:t>at</w:t>
+      </w:r>
+      <w:r>
+        <w:rPr>
+          <w:lang w:val="en-GB"/>
+        </w:rPr>
+        <w:t xml:space="preserve"> an </w:t>
+      </w:r>
+      <w:proofErr w:type="spellStart"/>
+      <w:r>
+        <w:rPr>
+          <w:lang w:val="en-GB"/>
+        </w:rPr>
+        <w:t>isovalue</w:t>
+      </w:r>
+      <w:proofErr w:type="spellEnd"/>
+      <w:r>
+        <w:rPr>
+          <w:lang w:val="en-GB"/>
+        </w:rPr>
+        <w:t xml:space="preserve"> of</w:t>
+      </w:r>
+      <w:r>
+        <w:rPr>
+          <w:lang w:val="en-GB"/>
+        </w:rPr>
+        <w:t xml:space="preserve"> </w:t>
       </w:r>
       <w:r>
         <w:t>ρ</w:t>
@@ -7410,6 +7696,80 @@
           <w:lang w:val="en-GB"/>
         </w:rPr>
         <w:t>-hole maximum from the C–X axis.</w:t>
+      </w:r>
+      <w:r>
+        <w:rPr>
+          <w:lang w:val="en-GB"/>
+        </w:rPr>
+        <w:t xml:space="preserve"> 4-Cl-3-NO</w:t>
+      </w:r>
+      <w:r>
+        <w:rPr>
+          <w:vertAlign w:val="subscript"/>
+          <w:lang w:val="en-GB"/>
+        </w:rPr>
+        <w:t>2</w:t>
+      </w:r>
+      <w:r>
+        <w:rPr>
+          <w:lang w:val="en-GB"/>
+        </w:rPr>
+        <w:t>-Pyridine shows a bent angle of 6.4°, which is influenced by the neighbouring NO</w:t>
+      </w:r>
+      <w:r>
+        <w:rPr>
+          <w:vertAlign w:val="subscript"/>
+          <w:lang w:val="en-GB"/>
+        </w:rPr>
+        <w:t>2</w:t>
+      </w:r>
+      <w:r>
+        <w:rPr>
+          <w:lang w:val="en-GB"/>
+        </w:rPr>
+        <w:t xml:space="preserve"> group, as indicated in figure 1. Triazolam shows the benefits of the </w:t>
+      </w:r>
+      <w:proofErr w:type="spellStart"/>
+      <w:r>
+        <w:rPr>
+          <w:lang w:val="en-GB"/>
+        </w:rPr>
+        <w:t>PyMol</w:t>
+      </w:r>
+      <w:proofErr w:type="spellEnd"/>
+      <w:r>
+        <w:rPr>
+          <w:lang w:val="en-GB"/>
+        </w:rPr>
+        <w:t xml:space="preserve"> implementation, as it comes with two halogens, the halogen with the bigger </w:t>
+      </w:r>
+      <w:proofErr w:type="spellStart"/>
+      <w:r>
+        <w:rPr>
+          <w:lang w:val="en-GB"/>
+        </w:rPr>
+        <w:t>esp</w:t>
+      </w:r>
+      <w:proofErr w:type="spellEnd"/>
+      <w:r>
+        <w:rPr>
+          <w:lang w:val="en-GB"/>
+        </w:rPr>
+        <w:t xml:space="preserve"> value is taken for the subsequent workflow. This feature is </w:t>
+      </w:r>
+      <w:proofErr w:type="spellStart"/>
+      <w:r>
+        <w:rPr>
+          <w:lang w:val="en-GB"/>
+        </w:rPr>
+        <w:t>outsurced</w:t>
+      </w:r>
+      <w:proofErr w:type="spellEnd"/>
+      <w:r>
+        <w:rPr>
+          <w:lang w:val="en-GB"/>
+        </w:rPr>
+        <w:t xml:space="preserve"> in the VMD implementation</w:t>
       </w:r>
     </w:p>
     <w:tbl>
@@ -10034,11 +10394,6 @@
       <w:pPr>
         <w:spacing w:after="220"/>
         <w:rPr>
-          <w:lang w:val="en-GB"/>
-        </w:rPr>
-      </w:pPr>
-      <w:r>
-        <w:rPr>
           <w:i/>
           <w:iCs/>
           <w:color w:val="4A5568"/>
@@ -10046,8 +10401,7 @@
           <w:szCs w:val="18"/>
           <w:lang w:val="en-GB"/>
         </w:rPr>
-        <w:t>Table 3</w:t>
-      </w:r>
+      </w:pPr>
       <w:r>
         <w:rPr>
           <w:i/>
@@ -10057,7 +10411,7 @@
           <w:szCs w:val="18"/>
           <w:lang w:val="en-GB"/>
         </w:rPr>
-        <w:t>:</w:t>
+        <w:t>Table 3</w:t>
       </w:r>
       <w:r>
         <w:rPr>
@@ -10068,7 +10422,7 @@
           <w:szCs w:val="18"/>
           <w:lang w:val="en-GB"/>
         </w:rPr>
-        <w:t xml:space="preserve"> Complete result set, from the batch run of 31 August 2026. Both pipelines produce the V_S columns; the </w:t>
+        <w:t>:</w:t>
       </w:r>
       <w:r>
         <w:rPr>
@@ -10077,8 +10431,9 @@
           <w:color w:val="4A5568"/>
           <w:sz w:val="18"/>
           <w:szCs w:val="18"/>
-        </w:rPr>
-        <w:t>σ</w:t>
+          <w:lang w:val="en-GB"/>
+        </w:rPr>
+        <w:t xml:space="preserve"> Complete result set, from the batch run of 31 August 2026. Both pipelines produce the V_S columns; the </w:t>
       </w:r>
       <w:r>
         <w:rPr>
@@ -10087,11 +10442,9 @@
           <w:color w:val="4A5568"/>
           <w:sz w:val="18"/>
           <w:szCs w:val="18"/>
-          <w:lang w:val="en-GB"/>
-        </w:rPr>
-        <w:t xml:space="preserve">-hole, angle and belt columns come from the </w:t>
-      </w:r>
-      <w:proofErr w:type="spellStart"/>
+        </w:rPr>
+        <w:t>σ</w:t>
+      </w:r>
       <w:r>
         <w:rPr>
           <w:i/>
@@ -10101,9 +10454,9 @@
           <w:szCs w:val="18"/>
           <w:lang w:val="en-GB"/>
         </w:rPr>
-        <w:t>PyMol</w:t>
-      </w:r>
-      <w:proofErr w:type="spellEnd"/>
+        <w:t xml:space="preserve">-hole, angle and belt columns come from the </w:t>
+      </w:r>
+      <w:proofErr w:type="spellStart"/>
       <w:r>
         <w:rPr>
           <w:i/>
@@ -10113,8 +10466,9 @@
           <w:szCs w:val="18"/>
           <w:lang w:val="en-GB"/>
         </w:rPr>
-        <w:t xml:space="preserve"> implementation</w:t>
-      </w:r>
+        <w:t>PyMol</w:t>
+      </w:r>
+      <w:proofErr w:type="spellEnd"/>
       <w:r>
         <w:rPr>
           <w:i/>
@@ -10124,7 +10478,41 @@
           <w:szCs w:val="18"/>
           <w:lang w:val="en-GB"/>
         </w:rPr>
+        <w:t xml:space="preserve"> implementation</w:t>
+      </w:r>
+      <w:r>
+        <w:rPr>
+          <w:i/>
+          <w:iCs/>
+          <w:color w:val="4A5568"/>
+          <w:sz w:val="18"/>
+          <w:szCs w:val="18"/>
+          <w:lang w:val="en-GB"/>
+        </w:rPr>
         <w:t>.</w:t>
+      </w:r>
+    </w:p>
+    <w:p>
+      <w:pPr>
+        <w:rPr>
+          <w:i/>
+          <w:iCs/>
+          <w:color w:val="4A5568"/>
+          <w:sz w:val="18"/>
+          <w:szCs w:val="18"/>
+          <w:lang w:val="en-GB"/>
+        </w:rPr>
+      </w:pPr>
+      <w:r>
+        <w:rPr>
+          <w:i/>
+          <w:iCs/>
+          <w:color w:val="4A5568"/>
+          <w:sz w:val="18"/>
+          <w:szCs w:val="18"/>
+          <w:lang w:val="en-GB"/>
+        </w:rPr>
+        <w:br w:type="page"/>
       </w:r>
     </w:p>
     <w:p>
@@ -10135,7 +10523,7 @@
           <w:lang w:val="en-GB"/>
         </w:rPr>
       </w:pPr>
-      <w:bookmarkStart w:id="12" w:name="_Toc239668532"/>
+      <w:bookmarkStart w:id="13" w:name="_Toc239769820"/>
       <w:proofErr w:type="gramStart"/>
       <w:r>
         <w:rPr>
@@ -10145,8 +10533,10 @@
           <w:sz w:val="24"/>
           <w:szCs w:val="24"/>
         </w:rPr>
-        <w:t>4</w:t>
-      </w:r>
+        <w:lastRenderedPageBreak/>
+        <w:t>3.2  The</w:t>
+      </w:r>
+      <w:proofErr w:type="gramEnd"/>
       <w:r>
         <w:rPr>
           <w:b/>
@@ -10155,9 +10545,9 @@
           <w:sz w:val="24"/>
           <w:szCs w:val="24"/>
         </w:rPr>
-        <w:t>.2  The</w:t>
-      </w:r>
-      <w:proofErr w:type="gramEnd"/>
+        <w:t xml:space="preserve"> </w:t>
+      </w:r>
+      <w:proofErr w:type="spellStart"/>
       <w:r>
         <w:rPr>
           <w:b/>
@@ -10166,9 +10556,9 @@
           <w:sz w:val="24"/>
           <w:szCs w:val="24"/>
         </w:rPr>
-        <w:t xml:space="preserve"> </w:t>
-      </w:r>
-      <w:proofErr w:type="spellStart"/>
+        <w:t>halobenzene</w:t>
+      </w:r>
+      <w:proofErr w:type="spellEnd"/>
       <w:r>
         <w:rPr>
           <w:b/>
@@ -10177,9 +10567,9 @@
           <w:sz w:val="24"/>
           <w:szCs w:val="24"/>
         </w:rPr>
-        <w:t>halobenzene</w:t>
-      </w:r>
-      <w:proofErr w:type="spellEnd"/>
+        <w:t xml:space="preserve"> </w:t>
+      </w:r>
+      <w:proofErr w:type="spellStart"/>
       <w:r>
         <w:rPr>
           <w:b/>
@@ -10188,20 +10578,9 @@
           <w:sz w:val="24"/>
           <w:szCs w:val="24"/>
         </w:rPr>
-        <w:t xml:space="preserve"> </w:t>
-      </w:r>
-      <w:proofErr w:type="spellStart"/>
-      <w:r>
-        <w:rPr>
-          <w:b/>
-          <w:bCs/>
-          <w:color w:val="1F3864"/>
-          <w:sz w:val="24"/>
-          <w:szCs w:val="24"/>
-        </w:rPr>
         <w:t>series</w:t>
       </w:r>
-      <w:bookmarkEnd w:id="12"/>
+      <w:bookmarkEnd w:id="13"/>
       <w:proofErr w:type="spellEnd"/>
     </w:p>
     <w:p>
@@ -10327,9 +10706,8 @@
           <w:szCs w:val="18"/>
           <w:lang w:val="en-GB"/>
         </w:rPr>
-        <w:t>PyMOL</w:t>
-      </w:r>
-      <w:proofErr w:type="spellEnd"/>
+        <w:t>PyM</w:t>
+      </w:r>
       <w:r>
         <w:rPr>
           <w:i/>
@@ -10339,9 +10717,9 @@
           <w:szCs w:val="18"/>
           <w:lang w:val="en-GB"/>
         </w:rPr>
-        <w:t xml:space="preserve"> above, VMD below, identical data, identical </w:t>
-      </w:r>
-      <w:proofErr w:type="spellStart"/>
+        <w:t>s</w:t>
+      </w:r>
+      <w:proofErr w:type="spellEnd"/>
       <w:r>
         <w:rPr>
           <w:i/>
@@ -10351,9 +10729,9 @@
           <w:szCs w:val="18"/>
           <w:lang w:val="en-GB"/>
         </w:rPr>
-        <w:t>isovalue</w:t>
-      </w:r>
-      <w:proofErr w:type="spellEnd"/>
+        <w:t xml:space="preserve"> above, VMD below, identical data, identical </w:t>
+      </w:r>
+      <w:proofErr w:type="spellStart"/>
       <w:r>
         <w:rPr>
           <w:i/>
@@ -10363,9 +10741,9 @@
           <w:szCs w:val="18"/>
           <w:lang w:val="en-GB"/>
         </w:rPr>
-        <w:t xml:space="preserve">, identical ±0.0350 </w:t>
-      </w:r>
-      <w:proofErr w:type="spellStart"/>
+        <w:t>isovalue</w:t>
+      </w:r>
+      <w:proofErr w:type="spellEnd"/>
       <w:r>
         <w:rPr>
           <w:i/>
@@ -10375,9 +10753,9 @@
           <w:szCs w:val="18"/>
           <w:lang w:val="en-GB"/>
         </w:rPr>
-        <w:t>a.u</w:t>
-      </w:r>
-      <w:proofErr w:type="spellEnd"/>
+        <w:t xml:space="preserve">, identical ±0.0350 </w:t>
+      </w:r>
+      <w:proofErr w:type="spellStart"/>
       <w:r>
         <w:rPr>
           <w:i/>
@@ -10387,8 +10765,9 @@
           <w:szCs w:val="18"/>
           <w:lang w:val="en-GB"/>
         </w:rPr>
-        <w:t xml:space="preserve">. scale throughout. The </w:t>
-      </w:r>
+        <w:t>a.u</w:t>
+      </w:r>
+      <w:proofErr w:type="spellEnd"/>
       <w:r>
         <w:rPr>
           <w:i/>
@@ -10396,8 +10775,9 @@
           <w:color w:val="4A5568"/>
           <w:sz w:val="18"/>
           <w:szCs w:val="18"/>
-        </w:rPr>
-        <w:t>σ</w:t>
+          <w:lang w:val="en-GB"/>
+        </w:rPr>
+        <w:t xml:space="preserve">. scale throughout. The </w:t>
       </w:r>
       <w:r>
         <w:rPr>
@@ -10406,6 +10786,16 @@
           <w:color w:val="4A5568"/>
           <w:sz w:val="18"/>
           <w:szCs w:val="18"/>
+        </w:rPr>
+        <w:t>σ</w:t>
+      </w:r>
+      <w:r>
+        <w:rPr>
+          <w:i/>
+          <w:iCs/>
+          <w:color w:val="4A5568"/>
+          <w:sz w:val="18"/>
+          <w:szCs w:val="18"/>
           <w:lang w:val="en-GB"/>
         </w:rPr>
         <w:t>-hole grows from a pale centre through a defined blue disc to a large saturated cap.</w:t>
@@ -10422,7 +10812,6 @@
         <w:rPr>
           <w:lang w:val="en-GB"/>
         </w:rPr>
-        <w:lastRenderedPageBreak/>
         <w:t>The series behaves exactly as the polarizability argument predicts: +4.9, +10.2 and +16.1 kcal/(</w:t>
       </w:r>
       <w:proofErr w:type="spellStart"/>
@@ -10505,7 +10894,7 @@
           <w:lang w:val="en-GB"/>
         </w:rPr>
       </w:pPr>
-      <w:bookmarkStart w:id="13" w:name="_Toc239668533"/>
+      <w:bookmarkStart w:id="14" w:name="_Toc239769821"/>
       <w:proofErr w:type="gramStart"/>
       <w:r>
         <w:rPr>
@@ -10516,8 +10905,9 @@
           <w:szCs w:val="24"/>
           <w:lang w:val="en-GB"/>
         </w:rPr>
-        <w:t>4</w:t>
-      </w:r>
+        <w:t>3.3  The</w:t>
+      </w:r>
+      <w:proofErr w:type="gramEnd"/>
       <w:r>
         <w:rPr>
           <w:b/>
@@ -10527,7 +10917,7 @@
           <w:szCs w:val="24"/>
           <w:lang w:val="en-GB"/>
         </w:rPr>
-        <w:t>.</w:t>
+        <w:t xml:space="preserve"> pyridine</w:t>
       </w:r>
       <w:r>
         <w:rPr>
@@ -10536,33 +10926,11 @@
           <w:color w:val="1F3864"/>
           <w:sz w:val="24"/>
           <w:szCs w:val="24"/>
-        </w:rPr>
-        <w:t xml:space="preserve">3 </w:t>
-      </w:r>
-      <w:r>
-        <w:rPr>
-          <w:b/>
-          <w:bCs/>
-          <w:color w:val="1F3864"/>
-          <w:sz w:val="24"/>
-          <w:szCs w:val="24"/>
-          <w:lang w:val="en-GB"/>
-        </w:rPr>
-        <w:t xml:space="preserve"> The</w:t>
-      </w:r>
-      <w:proofErr w:type="gramEnd"/>
-      <w:r>
-        <w:rPr>
-          <w:b/>
-          <w:bCs/>
-          <w:color w:val="1F3864"/>
-          <w:sz w:val="24"/>
-          <w:szCs w:val="24"/>
-          <w:lang w:val="en-GB"/>
-        </w:rPr>
-        <w:t xml:space="preserve"> pyridine series</w:t>
-      </w:r>
-      <w:bookmarkEnd w:id="13"/>
+          <w:lang w:val="en-GB"/>
+        </w:rPr>
+        <w:t xml:space="preserve"> series</w:t>
+      </w:r>
+      <w:bookmarkEnd w:id="14"/>
     </w:p>
     <w:p>
       <w:pPr>
@@ -10792,7 +11160,14 @@
         <w:rPr>
           <w:lang w:val="en-GB"/>
         </w:rPr>
-        <w:t xml:space="preserve"> −0.05927, nitro −0.04712 </w:t>
+        <w:t xml:space="preserve"> </w:t>
+      </w:r>
+      <w:r>
+        <w:rPr>
+          <w:lang w:val="en-GB"/>
+        </w:rPr>
+        <w:lastRenderedPageBreak/>
+        <w:t xml:space="preserve">−0.05927, nitro −0.04712 </w:t>
       </w:r>
       <w:proofErr w:type="spellStart"/>
       <w:r>
@@ -11074,19 +11449,6 @@
           <w:lang w:val="en-GB"/>
         </w:rPr>
         <w:t>.</w:t>
-      </w:r>
-    </w:p>
-    <w:p>
-      <w:pPr>
-        <w:rPr>
-          <w:lang w:val="en-GB"/>
-        </w:rPr>
-      </w:pPr>
-      <w:r>
-        <w:rPr>
-          <w:lang w:val="en-GB"/>
-        </w:rPr>
-        <w:br w:type="page"/>
       </w:r>
     </w:p>
     <w:p>
@@ -11097,7 +11459,7 @@
           <w:lang w:val="en-GB"/>
         </w:rPr>
       </w:pPr>
-      <w:bookmarkStart w:id="14" w:name="_Toc239668534"/>
+      <w:bookmarkStart w:id="15" w:name="_Toc239769822"/>
       <w:proofErr w:type="gramStart"/>
       <w:r>
         <w:rPr>
@@ -11108,9 +11470,9 @@
           <w:szCs w:val="24"/>
           <w:lang w:val="en-GB"/>
         </w:rPr>
-        <w:lastRenderedPageBreak/>
-        <w:t>4</w:t>
-      </w:r>
+        <w:t>3.4  Comparison</w:t>
+      </w:r>
+      <w:proofErr w:type="gramEnd"/>
       <w:r>
         <w:rPr>
           <w:b/>
@@ -11120,21 +11482,9 @@
           <w:szCs w:val="24"/>
           <w:lang w:val="en-GB"/>
         </w:rPr>
-        <w:t>.4  Comparison</w:t>
-      </w:r>
-      <w:proofErr w:type="gramEnd"/>
-      <w:r>
-        <w:rPr>
-          <w:b/>
-          <w:bCs/>
-          <w:color w:val="1F3864"/>
-          <w:sz w:val="24"/>
-          <w:szCs w:val="24"/>
-          <w:lang w:val="en-GB"/>
-        </w:rPr>
         <w:t xml:space="preserve"> with published values</w:t>
       </w:r>
-      <w:bookmarkEnd w:id="14"/>
+      <w:bookmarkEnd w:id="15"/>
     </w:p>
     <w:p>
       <w:pPr>
@@ -11147,7 +11497,27 @@
         <w:rPr>
           <w:lang w:val="en-GB"/>
         </w:rPr>
-        <w:t xml:space="preserve">The values above are internally consistent, but internal consistency is not correctness. The </w:t>
+        <w:t xml:space="preserve">The values above are internally consistent, but </w:t>
+      </w:r>
+      <w:r>
+        <w:rPr>
+          <w:lang w:val="en-GB"/>
+        </w:rPr>
+        <w:t xml:space="preserve">to prove reliability, they are compared to the </w:t>
+      </w:r>
+      <w:proofErr w:type="spellStart"/>
+      <w:r>
+        <w:rPr>
+          <w:lang w:val="en-GB"/>
+        </w:rPr>
+        <w:t>literatire</w:t>
+      </w:r>
+      <w:proofErr w:type="spellEnd"/>
+      <w:r>
+        <w:rPr>
+          <w:lang w:val="en-GB"/>
+        </w:rPr>
+        <w:t xml:space="preserve">. The </w:t>
       </w:r>
       <w:proofErr w:type="spellStart"/>
       <w:r>
@@ -11967,7 +12337,7 @@
           <w:szCs w:val="18"/>
           <w:lang w:val="en-GB"/>
         </w:rPr>
-        <w:t>. surface. Sources in §9.</w:t>
+        <w:t>. surface. Sources in §8.</w:t>
       </w:r>
       <w:r>
         <w:rPr>
@@ -12043,33 +12413,19 @@
         <w:rPr>
           <w:lang w:val="en-GB"/>
         </w:rPr>
-        <w:t>The spread among the literature sources themselves is 1.2, 2.2 and 1.6 kcal/(</w:t>
-      </w:r>
-      <w:proofErr w:type="spellStart"/>
-      <w:r>
-        <w:rPr>
-          <w:lang w:val="en-GB"/>
-        </w:rPr>
-        <w:t>mol·e</w:t>
-      </w:r>
-      <w:proofErr w:type="spellEnd"/>
-      <w:r>
-        <w:rPr>
-          <w:lang w:val="en-GB"/>
-        </w:rPr>
-        <w:t>) for Cl, Br and I</w:t>
-      </w:r>
-      <w:r>
-        <w:rPr>
-          <w:lang w:val="en-GB"/>
-        </w:rPr>
-        <w:t>. R</w:t>
-      </w:r>
-      <w:r>
-        <w:rPr>
-          <w:lang w:val="en-GB"/>
-        </w:rPr>
-        <w:t xml:space="preserve">oughly ±10–20 % and the values obtained here sit comfortably within that band. </w:t>
+        <w:t xml:space="preserve">The spread among the literature sources themselves is </w:t>
+      </w:r>
+      <w:r>
+        <w:rPr>
+          <w:lang w:val="en-GB"/>
+        </w:rPr>
+        <w:t xml:space="preserve">roughly </w:t>
+      </w:r>
+      <w:r>
+        <w:rPr>
+          <w:lang w:val="en-GB"/>
+        </w:rPr>
+        <w:t xml:space="preserve">±10–20 % and the values obtained here sit comfortably within that band. </w:t>
       </w:r>
       <w:r>
         <w:rPr>
@@ -12077,19 +12433,17 @@
         </w:rPr>
         <w:t xml:space="preserve">The </w:t>
       </w:r>
-      <w:proofErr w:type="spellStart"/>
-      <w:r>
-        <w:rPr>
-          <w:lang w:val="en-GB"/>
-        </w:rPr>
-        <w:t>heidrich</w:t>
-      </w:r>
-      <w:proofErr w:type="spellEnd"/>
-      <w:r>
-        <w:rPr>
-          <w:lang w:val="en-GB"/>
-        </w:rPr>
-        <w:t xml:space="preserve"> values were published in atomic units and converted here. Its values are </w:t>
+      <w:r>
+        <w:rPr>
+          <w:lang w:val="en-GB"/>
+        </w:rPr>
+        <w:t>H</w:t>
+      </w:r>
+      <w:r>
+        <w:rPr>
+          <w:lang w:val="en-GB"/>
+        </w:rPr>
+        <w:t xml:space="preserve">eidrich values were published in atomic units and converted here. Its values are </w:t>
       </w:r>
       <w:proofErr w:type="spellStart"/>
       <w:r>
@@ -12267,6 +12621,193 @@
       </w:pPr>
       <w:r>
         <w:rPr>
+          <w:lang w:val="en-GB"/>
+        </w:rPr>
+        <w:t xml:space="preserve">Heidrich et al. report two different Vmax quantities and only one of them is comparable here: the </w:t>
+      </w:r>
+      <w:r>
+        <w:t>σ</w:t>
+      </w:r>
+      <w:r>
+        <w:rPr>
+          <w:lang w:val="en-GB"/>
+        </w:rPr>
+        <w:t xml:space="preserve">-hole magnitudes attached to their fragment library are values </w:t>
+      </w:r>
+      <w:r>
+        <w:rPr>
+          <w:i/>
+          <w:iCs/>
+          <w:lang w:val="en-GB"/>
+        </w:rPr>
+        <w:t>predicted</w:t>
+      </w:r>
+      <w:r>
+        <w:rPr>
+          <w:lang w:val="en-GB"/>
+        </w:rPr>
+        <w:t xml:space="preserve"> at an </w:t>
+      </w:r>
+      <w:proofErr w:type="spellStart"/>
+      <w:r>
+        <w:rPr>
+          <w:lang w:val="en-GB"/>
+        </w:rPr>
+        <w:t>isodensity</w:t>
+      </w:r>
+      <w:proofErr w:type="spellEnd"/>
+      <w:r>
+        <w:rPr>
+          <w:lang w:val="en-GB"/>
+        </w:rPr>
+        <w:t xml:space="preserve"> of 0.020 </w:t>
+      </w:r>
+      <w:proofErr w:type="spellStart"/>
+      <w:r>
+        <w:rPr>
+          <w:lang w:val="en-GB"/>
+        </w:rPr>
+        <w:t>a.u</w:t>
+      </w:r>
+      <w:proofErr w:type="spellEnd"/>
+      <w:r>
+        <w:rPr>
+          <w:lang w:val="en-GB"/>
+        </w:rPr>
+        <w:t>. by a machine-learned SVM model (</w:t>
+      </w:r>
+      <w:proofErr w:type="spellStart"/>
+      <w:r>
+        <w:rPr>
+          <w:lang w:val="en-GB"/>
+        </w:rPr>
+        <w:t>VmaxPred</w:t>
+      </w:r>
+      <w:proofErr w:type="spellEnd"/>
+      <w:r>
+        <w:rPr>
+          <w:lang w:val="en-GB"/>
+        </w:rPr>
+        <w:t xml:space="preserve">), whereas the halobenzene reference values quoted above are </w:t>
+      </w:r>
+      <w:r>
+        <w:rPr>
+          <w:i/>
+          <w:iCs/>
+          <w:lang w:val="en-GB"/>
+        </w:rPr>
+        <w:t>computed</w:t>
+      </w:r>
+      <w:r>
+        <w:rPr>
+          <w:lang w:val="en-GB"/>
+        </w:rPr>
+        <w:t xml:space="preserve"> Vmax values on the classical </w:t>
+      </w:r>
+      <w:r>
+        <w:t>ρ</w:t>
+      </w:r>
+      <w:r>
+        <w:rPr>
+          <w:lang w:val="en-GB"/>
+        </w:rPr>
+        <w:t xml:space="preserve"> = 0.001 </w:t>
+      </w:r>
+      <w:proofErr w:type="spellStart"/>
+      <w:r>
+        <w:rPr>
+          <w:lang w:val="en-GB"/>
+        </w:rPr>
+        <w:t>a.u</w:t>
+      </w:r>
+      <w:proofErr w:type="spellEnd"/>
+      <w:r>
+        <w:rPr>
+          <w:lang w:val="en-GB"/>
+        </w:rPr>
+        <w:t xml:space="preserve">. surface. </w:t>
+      </w:r>
+      <w:r>
+        <w:rPr>
+          <w:lang w:val="en-GB"/>
+        </w:rPr>
+        <w:t>V</w:t>
+      </w:r>
+      <w:r>
+        <w:rPr>
+          <w:lang w:val="en-GB"/>
+        </w:rPr>
+        <w:t xml:space="preserve"> </w:t>
+      </w:r>
+      <w:r>
+        <w:rPr>
+          <w:vertAlign w:val="subscript"/>
+          <w:lang w:val="en-GB"/>
+        </w:rPr>
+        <w:t>_</w:t>
+      </w:r>
+      <w:proofErr w:type="spellStart"/>
+      <w:proofErr w:type="gramStart"/>
+      <w:r>
+        <w:rPr>
+          <w:vertAlign w:val="subscript"/>
+          <w:lang w:val="en-GB"/>
+        </w:rPr>
+        <w:t>S,max</w:t>
+      </w:r>
+      <w:proofErr w:type="spellEnd"/>
+      <w:proofErr w:type="gramEnd"/>
+      <w:r>
+        <w:rPr>
+          <w:vertAlign w:val="subscript"/>
+          <w:lang w:val="en-GB"/>
+        </w:rPr>
+        <w:t xml:space="preserve"> </w:t>
+      </w:r>
+      <w:r>
+        <w:rPr>
+          <w:lang w:val="en-GB"/>
+        </w:rPr>
+        <w:t xml:space="preserve">is obtained in TURBOMOLE at the RI-MP2/def2-TZVPP level, on a three-dimensional grid of 0.2 </w:t>
+      </w:r>
+      <w:proofErr w:type="spellStart"/>
+      <w:r>
+        <w:rPr>
+          <w:lang w:val="en-GB"/>
+        </w:rPr>
+        <w:t>a.u</w:t>
+      </w:r>
+      <w:proofErr w:type="spellEnd"/>
+      <w:r>
+        <w:rPr>
+          <w:lang w:val="en-GB"/>
+        </w:rPr>
+        <w:t xml:space="preserve">. spacing, as the local maximum of the positive potential on the </w:t>
+      </w:r>
+      <w:proofErr w:type="spellStart"/>
+      <w:r>
+        <w:rPr>
+          <w:lang w:val="en-GB"/>
+        </w:rPr>
+        <w:t>isodensity</w:t>
+      </w:r>
+      <w:proofErr w:type="spellEnd"/>
+      <w:r>
+        <w:rPr>
+          <w:lang w:val="en-GB"/>
+        </w:rPr>
+        <w:t xml:space="preserve"> surface near the C–X axis rather than as the global surface maximum.</w:t>
+      </w:r>
+    </w:p>
+    <w:p>
+      <w:pPr>
+        <w:spacing w:after="120" w:line="276" w:lineRule="auto"/>
+        <w:rPr>
+          <w:lang w:val="en-GB"/>
+        </w:rPr>
+      </w:pPr>
+      <w:r>
+        <w:rPr>
           <w:b/>
           <w:bCs/>
           <w:lang w:val="en-GB"/>
@@ -12379,7 +12920,13 @@
         <w:rPr>
           <w:lang w:val="en-GB"/>
         </w:rPr>
-        <w:t>, which is the same conclusion the parameter study reaches from the other direction (§5.1).</w:t>
+        <w:t>, which is the same conclusion the parameter study reaches from the other direction (§4.1).</w:t>
+      </w:r>
+      <w:r>
+        <w:rPr>
+          <w:lang w:val="en-GB"/>
+        </w:rPr>
+        <w:br w:type="page"/>
       </w:r>
     </w:p>
     <w:p>
@@ -12387,7 +12934,7 @@
         <w:pStyle w:val="berschrift2"/>
         <w:spacing w:before="260" w:after="120"/>
       </w:pPr>
-      <w:bookmarkStart w:id="15" w:name="_Toc239668535"/>
+      <w:bookmarkStart w:id="16" w:name="_Toc239769823"/>
       <w:proofErr w:type="gramStart"/>
       <w:r>
         <w:rPr>
@@ -12397,8 +12944,10 @@
           <w:sz w:val="24"/>
           <w:szCs w:val="24"/>
         </w:rPr>
-        <w:t>4</w:t>
-      </w:r>
+        <w:lastRenderedPageBreak/>
+        <w:t>3.5  The</w:t>
+      </w:r>
+      <w:proofErr w:type="gramEnd"/>
       <w:r>
         <w:rPr>
           <w:b/>
@@ -12407,9 +12956,9 @@
           <w:sz w:val="24"/>
           <w:szCs w:val="24"/>
         </w:rPr>
-        <w:t>.5  The</w:t>
-      </w:r>
-      <w:proofErr w:type="gramEnd"/>
+        <w:t xml:space="preserve"> </w:t>
+      </w:r>
+      <w:proofErr w:type="spellStart"/>
       <w:r>
         <w:rPr>
           <w:b/>
@@ -12418,9 +12967,9 @@
           <w:sz w:val="24"/>
           <w:szCs w:val="24"/>
         </w:rPr>
-        <w:t xml:space="preserve"> </w:t>
-      </w:r>
-      <w:proofErr w:type="spellStart"/>
+        <w:t>image</w:t>
+      </w:r>
+      <w:proofErr w:type="spellEnd"/>
       <w:r>
         <w:rPr>
           <w:b/>
@@ -12429,9 +12978,9 @@
           <w:sz w:val="24"/>
           <w:szCs w:val="24"/>
         </w:rPr>
-        <w:t>image</w:t>
-      </w:r>
-      <w:proofErr w:type="spellEnd"/>
+        <w:t xml:space="preserve"> </w:t>
+      </w:r>
+      <w:proofErr w:type="spellStart"/>
       <w:r>
         <w:rPr>
           <w:b/>
@@ -12440,20 +12989,9 @@
           <w:sz w:val="24"/>
           <w:szCs w:val="24"/>
         </w:rPr>
-        <w:t xml:space="preserve"> </w:t>
-      </w:r>
-      <w:proofErr w:type="spellStart"/>
-      <w:r>
-        <w:rPr>
-          <w:b/>
-          <w:bCs/>
-          <w:color w:val="1F3864"/>
-          <w:sz w:val="24"/>
-          <w:szCs w:val="24"/>
-        </w:rPr>
         <w:t>sets</w:t>
       </w:r>
-      <w:bookmarkEnd w:id="15"/>
+      <w:bookmarkEnd w:id="16"/>
       <w:proofErr w:type="spellEnd"/>
     </w:p>
     <w:p>
@@ -12466,9 +13004,9 @@
           <w:noProof/>
         </w:rPr>
         <w:drawing>
-          <wp:inline distT="0" distB="0" distL="0" distR="0" wp14:anchorId="1E5A63A5" wp14:editId="0CAD6937">
+          <wp:inline distT="0" distB="0" distL="0" distR="0" wp14:anchorId="1E5A63A5" wp14:editId="2C0DD686">
             <wp:extent cx="5715000" cy="2695575"/>
-            <wp:effectExtent l="0" t="0" r="0" b="0"/>
+            <wp:effectExtent l="0" t="0" r="1270" b="0"/>
             <wp:docPr id="888805766" name="Grafik 888805766"/>
             <wp:cNvGraphicFramePr>
               <a:graphicFrameLocks xmlns:a="http://schemas.openxmlformats.org/drawingml/2006/main" noChangeAspect="1"/>
@@ -12721,7 +13259,6 @@
         <w:rPr>
           <w:lang w:val="en-GB"/>
         </w:rPr>
-        <w:lastRenderedPageBreak/>
         <w:t>For e</w:t>
       </w:r>
       <w:r>
@@ -12777,7 +13314,7 @@
           <w:lang w:val="en-GB"/>
         </w:rPr>
       </w:pPr>
-      <w:bookmarkStart w:id="16" w:name="_Toc239668536"/>
+      <w:bookmarkStart w:id="17" w:name="_Toc239769824"/>
       <w:proofErr w:type="gramStart"/>
       <w:r>
         <w:rPr>
@@ -12788,8 +13325,9 @@
           <w:szCs w:val="24"/>
           <w:lang w:val="en-GB"/>
         </w:rPr>
-        <w:t>4</w:t>
-      </w:r>
+        <w:t xml:space="preserve">3.6  </w:t>
+      </w:r>
+      <w:bookmarkEnd w:id="17"/>
       <w:r>
         <w:rPr>
           <w:b/>
@@ -12799,7 +13337,7 @@
           <w:szCs w:val="24"/>
           <w:lang w:val="en-GB"/>
         </w:rPr>
-        <w:t>.6  Where</w:t>
+        <w:t>Pipeline</w:t>
       </w:r>
       <w:proofErr w:type="gramEnd"/>
       <w:r>
@@ -12811,9 +13349,8 @@
           <w:szCs w:val="24"/>
           <w:lang w:val="en-GB"/>
         </w:rPr>
-        <w:t xml:space="preserve"> the two pipelines agree, and where they do not</w:t>
-      </w:r>
-      <w:bookmarkEnd w:id="16"/>
+        <w:t xml:space="preserve"> comparison</w:t>
+      </w:r>
     </w:p>
     <w:tbl>
       <w:tblPr>
@@ -14462,6 +14999,7 @@
                 <w:sz w:val="17"/>
                 <w:szCs w:val="17"/>
               </w:rPr>
+              <w:lastRenderedPageBreak/>
               <w:t>Molecule</w:t>
             </w:r>
             <w:proofErr w:type="spellEnd"/>
@@ -15549,14 +16087,13 @@
           <w:bCs/>
           <w:lang w:val="en-GB"/>
         </w:rPr>
-        <w:lastRenderedPageBreak/>
         <w:t xml:space="preserve">What this establishes. </w:t>
       </w:r>
       <w:r>
         <w:rPr>
           <w:lang w:val="en-GB"/>
         </w:rPr>
-        <w:t>The two pipelines see the same surface, with the same values, on the same scale. Every difference between the two rows of Figures 2, 4 and 7 is therefore attributable to the viewer</w:t>
+        <w:t>The two pipelines see the same surface, with the same values, on the same scale. Every difference between the two rows of Figures 2, 4 and 6 is therefore attributable to the viewer</w:t>
       </w:r>
       <w:r>
         <w:rPr>
@@ -15781,6 +16318,7 @@
         <w:rPr>
           <w:lang w:val="en-GB"/>
         </w:rPr>
+        <w:lastRenderedPageBreak/>
         <w:t>In this view</w:t>
       </w:r>
       <w:r>
@@ -15991,7 +16529,6 @@
         <w:rPr>
           <w:lang w:val="en-GB"/>
         </w:rPr>
-        <w:lastRenderedPageBreak/>
         <w:t xml:space="preserve">This molecule is the clean test. The π face repeats the finding of Figure </w:t>
       </w:r>
       <w:r>
@@ -16080,19 +16617,19 @@
         </w:rPr>
         <w:t xml:space="preserve">. Changing the opacity value within the VMD implementation to 0.8, results in the following pictures. The molecules skeleton, becomes </w:t>
       </w:r>
-      <w:proofErr w:type="gramStart"/>
-      <w:r>
-        <w:rPr>
-          <w:lang w:val="en-GB"/>
-        </w:rPr>
-        <w:t>more blurry</w:t>
-      </w:r>
-      <w:proofErr w:type="gramEnd"/>
-      <w:r>
-        <w:rPr>
-          <w:lang w:val="en-GB"/>
-        </w:rPr>
-        <w:t xml:space="preserve"> and disabling the ability of identifying the atoms, but the axial view, showing the sigma hole becomes more precise:</w:t>
+      <w:proofErr w:type="spellStart"/>
+      <w:r>
+        <w:rPr>
+          <w:lang w:val="en-GB"/>
+        </w:rPr>
+        <w:t>unclearer</w:t>
+      </w:r>
+      <w:proofErr w:type="spellEnd"/>
+      <w:r>
+        <w:rPr>
+          <w:lang w:val="en-GB"/>
+        </w:rPr>
+        <w:t>, but the axial view, showing the sigma hole becomes more precise:</w:t>
       </w:r>
     </w:p>
     <w:p>
@@ -16221,7 +16758,7 @@
           <w:szCs w:val="18"/>
           <w:lang w:val="en-GB"/>
         </w:rPr>
-        <w:t>Figure 6</w:t>
+        <w:t>Figure 7</w:t>
       </w:r>
       <w:r>
         <w:rPr>
@@ -16380,7 +16917,14 @@
         <w:rPr>
           <w:lang w:val="en-GB"/>
         </w:rPr>
-        <w:t xml:space="preserve">Figure 6 and Figure 7 show the results with a different transparency value set, increasing the opacity in the VMD implementation, makes the Sigma-hole better identifiable and increasing the transparency value in the </w:t>
+        <w:t xml:space="preserve">Figure 7 and </w:t>
+      </w:r>
+      <w:r>
+        <w:rPr>
+          <w:lang w:val="en-GB"/>
+        </w:rPr>
+        <w:lastRenderedPageBreak/>
+        <w:t xml:space="preserve">Figure 8 show the results with a different transparency value set, increasing the opacity in the VMD implementation, makes the Sigma-hole better identifiable and increasing the transparency value in the </w:t>
       </w:r>
       <w:proofErr w:type="spellStart"/>
       <w:r>
@@ -16418,9 +16962,9 @@
           <w:noProof/>
         </w:rPr>
         <w:drawing>
-          <wp:inline distT="0" distB="0" distL="0" distR="0" wp14:anchorId="1F6184EA" wp14:editId="053A029D">
-            <wp:extent cx="1676400" cy="2052415"/>
-            <wp:effectExtent l="0" t="0" r="0" b="5080"/>
+          <wp:inline distT="0" distB="0" distL="0" distR="0" wp14:anchorId="1F6184EA" wp14:editId="4DDC5EF6">
+            <wp:extent cx="1500808" cy="1837438"/>
+            <wp:effectExtent l="0" t="0" r="4445" b="0"/>
             <wp:docPr id="579359528" name="Grafik 1"/>
             <wp:cNvGraphicFramePr>
               <a:graphicFrameLocks xmlns:a="http://schemas.openxmlformats.org/drawingml/2006/main" noChangeAspect="1"/>
@@ -16441,7 +16985,7 @@
                   <pic:spPr>
                     <a:xfrm>
                       <a:off x="0" y="0"/>
-                      <a:ext cx="1684197" cy="2061961"/>
+                      <a:ext cx="1509911" cy="1848583"/>
                     </a:xfrm>
                     <a:prstGeom prst="rect">
                       <a:avLst/>
@@ -16459,8 +17003,8 @@
           <w:lang w:val="en-GB"/>
         </w:rPr>
         <w:drawing>
-          <wp:inline distT="0" distB="0" distL="0" distR="0" wp14:anchorId="2E0B32A6" wp14:editId="3E71D793">
-            <wp:extent cx="1990474" cy="1228165"/>
+          <wp:inline distT="0" distB="0" distL="0" distR="0" wp14:anchorId="2E0B32A6" wp14:editId="713D763F">
+            <wp:extent cx="1836340" cy="1133061"/>
             <wp:effectExtent l="0" t="0" r="0" b="0"/>
             <wp:docPr id="1524066319" name="Grafik 1"/>
             <wp:cNvGraphicFramePr>
@@ -16482,7 +17026,7 @@
                   <pic:spPr>
                     <a:xfrm>
                       <a:off x="0" y="0"/>
-                      <a:ext cx="2005353" cy="1237346"/>
+                      <a:ext cx="1852909" cy="1143284"/>
                     </a:xfrm>
                     <a:prstGeom prst="rect">
                       <a:avLst/>
@@ -16526,7 +17070,7 @@
           <w:szCs w:val="18"/>
           <w:lang w:val="en-GB"/>
         </w:rPr>
-        <w:t xml:space="preserve">Figure </w:t>
+        <w:t>Figure 8</w:t>
       </w:r>
       <w:r>
         <w:rPr>
@@ -16537,7 +17081,7 @@
           <w:szCs w:val="18"/>
           <w:lang w:val="en-GB"/>
         </w:rPr>
-        <w:t xml:space="preserve">7: </w:t>
+        <w:t xml:space="preserve">: </w:t>
       </w:r>
       <w:proofErr w:type="spellStart"/>
       <w:proofErr w:type="gramStart"/>
@@ -16695,26 +17239,12 @@
     </w:p>
     <w:p>
       <w:pPr>
+        <w:pStyle w:val="berschrift2"/>
         <w:rPr>
           <w:lang w:val="en-GB"/>
         </w:rPr>
       </w:pPr>
-      <w:r>
-        <w:rPr>
-          <w:lang w:val="en-GB"/>
-        </w:rPr>
-        <w:br w:type="page"/>
-      </w:r>
-    </w:p>
-    <w:p>
-      <w:pPr>
-        <w:pStyle w:val="berschrift2"/>
-        <w:spacing w:before="260" w:after="120"/>
-        <w:rPr>
-          <w:lang w:val="en-GB"/>
-        </w:rPr>
-      </w:pPr>
-      <w:bookmarkStart w:id="17" w:name="_Toc239668537"/>
+      <w:bookmarkStart w:id="18" w:name="_Toc239769825"/>
       <w:proofErr w:type="gramStart"/>
       <w:r>
         <w:rPr>
@@ -16725,9 +17255,9 @@
           <w:szCs w:val="24"/>
           <w:lang w:val="en-GB"/>
         </w:rPr>
-        <w:lastRenderedPageBreak/>
-        <w:t>4</w:t>
-      </w:r>
+        <w:t>3.7  The</w:t>
+      </w:r>
+      <w:proofErr w:type="gramEnd"/>
       <w:r>
         <w:rPr>
           <w:b/>
@@ -16737,9 +17267,8 @@
           <w:szCs w:val="24"/>
           <w:lang w:val="en-GB"/>
         </w:rPr>
-        <w:t>.7  The</w:t>
-      </w:r>
-      <w:proofErr w:type="gramEnd"/>
+        <w:t xml:space="preserve"> rainbow</w:t>
+      </w:r>
       <w:r>
         <w:rPr>
           <w:b/>
@@ -16749,9 +17278,9 @@
           <w:szCs w:val="24"/>
           <w:lang w:val="en-GB"/>
         </w:rPr>
-        <w:t xml:space="preserve"> rainbow ramp</w:t>
-      </w:r>
-      <w:bookmarkEnd w:id="17"/>
+        <w:t xml:space="preserve"> ramp</w:t>
+      </w:r>
+      <w:bookmarkEnd w:id="18"/>
     </w:p>
     <w:p>
       <w:pPr>
@@ -16818,7 +17347,7 @@
           <w:szCs w:val="18"/>
           <w:lang w:val="en-GB"/>
         </w:rPr>
-        <w:t xml:space="preserve">Figure </w:t>
+        <w:t>Figure 9</w:t>
       </w:r>
       <w:r>
         <w:rPr>
@@ -16829,7 +17358,7 @@
           <w:szCs w:val="18"/>
           <w:lang w:val="en-GB"/>
         </w:rPr>
-        <w:t>8</w:t>
+        <w:t xml:space="preserve">: </w:t>
       </w:r>
       <w:r>
         <w:rPr>
@@ -16840,8 +17369,9 @@
           <w:szCs w:val="18"/>
           <w:lang w:val="en-GB"/>
         </w:rPr>
-        <w:t xml:space="preserve">: </w:t>
-      </w:r>
+        <w:t xml:space="preserve"> Bromobenzene with the rainbow ramp, </w:t>
+      </w:r>
+      <w:proofErr w:type="spellStart"/>
       <w:r>
         <w:rPr>
           <w:i/>
@@ -16851,9 +17381,9 @@
           <w:szCs w:val="18"/>
           <w:lang w:val="en-GB"/>
         </w:rPr>
-        <w:t xml:space="preserve"> Bromobenzene with the rainbow ramp, </w:t>
-      </w:r>
-      <w:proofErr w:type="spellStart"/>
+        <w:t>PyMOL</w:t>
+      </w:r>
+      <w:proofErr w:type="spellEnd"/>
       <w:r>
         <w:rPr>
           <w:i/>
@@ -16863,9 +17393,8 @@
           <w:szCs w:val="18"/>
           <w:lang w:val="en-GB"/>
         </w:rPr>
-        <w:t>PyMOL</w:t>
-      </w:r>
-      <w:proofErr w:type="spellEnd"/>
+        <w:t xml:space="preserve"> </w:t>
+      </w:r>
       <w:r>
         <w:rPr>
           <w:i/>
@@ -16875,7 +17404,7 @@
           <w:szCs w:val="18"/>
           <w:lang w:val="en-GB"/>
         </w:rPr>
-        <w:t xml:space="preserve"> </w:t>
+        <w:t>left</w:t>
       </w:r>
       <w:r>
         <w:rPr>
@@ -16886,7 +17415,7 @@
           <w:szCs w:val="18"/>
           <w:lang w:val="en-GB"/>
         </w:rPr>
-        <w:t>left</w:t>
+        <w:t xml:space="preserve"> and VMD </w:t>
       </w:r>
       <w:r>
         <w:rPr>
@@ -16897,7 +17426,7 @@
           <w:szCs w:val="18"/>
           <w:lang w:val="en-GB"/>
         </w:rPr>
-        <w:t xml:space="preserve"> and VMD </w:t>
+        <w:t>right</w:t>
       </w:r>
       <w:r>
         <w:rPr>
@@ -16908,8 +17437,9 @@
           <w:szCs w:val="18"/>
           <w:lang w:val="en-GB"/>
         </w:rPr>
-        <w:t>right</w:t>
-      </w:r>
+        <w:t xml:space="preserve">, each with the colour bar its own pipeline generated. Scale ±0.0350 </w:t>
+      </w:r>
+      <w:proofErr w:type="spellStart"/>
       <w:r>
         <w:rPr>
           <w:i/>
@@ -16919,9 +17449,9 @@
           <w:szCs w:val="18"/>
           <w:lang w:val="en-GB"/>
         </w:rPr>
-        <w:t xml:space="preserve">, each with the colour bar its own pipeline generated. Scale ±0.0350 </w:t>
-      </w:r>
-      <w:proofErr w:type="spellStart"/>
+        <w:t>a.u</w:t>
+      </w:r>
+      <w:proofErr w:type="spellEnd"/>
       <w:r>
         <w:rPr>
           <w:i/>
@@ -16931,18 +17461,6 @@
           <w:szCs w:val="18"/>
           <w:lang w:val="en-GB"/>
         </w:rPr>
-        <w:t>a.u</w:t>
-      </w:r>
-      <w:proofErr w:type="spellEnd"/>
-      <w:r>
-        <w:rPr>
-          <w:i/>
-          <w:iCs/>
-          <w:color w:val="4A5568"/>
-          <w:sz w:val="18"/>
-          <w:szCs w:val="18"/>
-          <w:lang w:val="en-GB"/>
-        </w:rPr>
         <w:t>.</w:t>
       </w:r>
     </w:p>
@@ -17117,7 +17635,20 @@
         <w:rPr>
           <w:lang w:val="en-GB"/>
         </w:rPr>
-        <w:t xml:space="preserve"> takes the five colours and the five values and interpolates between them internally, in one call. VMD has no ramp object at all, only a fixed 1024-entry colour table, so the generated scene walks all 1024 entries, works out which of the four segments between the five anchor colours each entry falls in and how far along it, and mixes R, G and B linearly between the two neighbouring anchors. The Python side only converts the five hex colours into RGB triples; the interpolation itself happens in </w:t>
+        <w:t xml:space="preserve"> takes the five colours and the five values and interpolates between them internally, in one call. VMD has no ramp object at all, only a fixed 1024-entry colour table, so the generated scene walks all 1024 entries, works out which of the four segments between the five anchor colours each entry falls in and how far along it, and mixes R, G and B linearly between the two neighbouring anchors. The Python side only converts the five hex colours into RGB triples; the </w:t>
+      </w:r>
+      <w:r>
+        <w:rPr>
+          <w:lang w:val="en-GB"/>
+        </w:rPr>
+        <w:lastRenderedPageBreak/>
+        <w:t>i</w:t>
+      </w:r>
+      <w:r>
+        <w:rPr>
+          <w:lang w:val="en-GB"/>
+        </w:rPr>
+        <w:t xml:space="preserve">nterpolation itself happens in </w:t>
       </w:r>
       <w:proofErr w:type="spellStart"/>
       <w:r>
@@ -17202,19 +17733,6 @@
           <w:lang w:val="en-GB"/>
         </w:rPr>
         <w:t xml:space="preserve"> blue stays positive, so the two sets can be laid side by side.</w:t>
-      </w:r>
-    </w:p>
-    <w:p>
-      <w:pPr>
-        <w:rPr>
-          <w:lang w:val="en-GB"/>
-        </w:rPr>
-      </w:pPr>
-      <w:r>
-        <w:rPr>
-          <w:lang w:val="en-GB"/>
-        </w:rPr>
-        <w:br w:type="page"/>
       </w:r>
     </w:p>
     <w:p>
@@ -17225,7 +17743,7 @@
           <w:lang w:val="en-GB"/>
         </w:rPr>
       </w:pPr>
-      <w:bookmarkStart w:id="18" w:name="_Toc239668538"/>
+      <w:bookmarkStart w:id="19" w:name="_Toc239769826"/>
       <w:proofErr w:type="gramStart"/>
       <w:r>
         <w:rPr>
@@ -17236,9 +17754,9 @@
           <w:szCs w:val="30"/>
           <w:lang w:val="en-GB"/>
         </w:rPr>
-        <w:lastRenderedPageBreak/>
-        <w:t>5</w:t>
-      </w:r>
+        <w:t>4  Parameter</w:t>
+      </w:r>
+      <w:proofErr w:type="gramEnd"/>
       <w:r>
         <w:rPr>
           <w:b/>
@@ -17248,21 +17766,9 @@
           <w:szCs w:val="30"/>
           <w:lang w:val="en-GB"/>
         </w:rPr>
-        <w:t xml:space="preserve">  Parameter</w:t>
-      </w:r>
-      <w:proofErr w:type="gramEnd"/>
-      <w:r>
-        <w:rPr>
-          <w:b/>
-          <w:bCs/>
-          <w:color w:val="1F3864"/>
-          <w:sz w:val="30"/>
-          <w:szCs w:val="30"/>
-          <w:lang w:val="en-GB"/>
-        </w:rPr>
         <w:t xml:space="preserve"> selection</w:t>
       </w:r>
-      <w:bookmarkEnd w:id="18"/>
+      <w:bookmarkEnd w:id="19"/>
     </w:p>
     <w:p>
       <w:pPr>
@@ -17346,7 +17852,7 @@
           <w:lang w:val="en-GB"/>
         </w:rPr>
       </w:pPr>
-      <w:bookmarkStart w:id="19" w:name="_Toc239668539"/>
+      <w:bookmarkStart w:id="20" w:name="_Toc239769827"/>
       <w:proofErr w:type="gramStart"/>
       <w:r>
         <w:rPr>
@@ -17357,8 +17863,9 @@
           <w:szCs w:val="24"/>
           <w:lang w:val="en-GB"/>
         </w:rPr>
-        <w:t>5</w:t>
-      </w:r>
+        <w:t xml:space="preserve">4.1  </w:t>
+      </w:r>
+      <w:proofErr w:type="spellStart"/>
       <w:r>
         <w:rPr>
           <w:b/>
@@ -17368,21 +17875,9 @@
           <w:szCs w:val="24"/>
           <w:lang w:val="en-GB"/>
         </w:rPr>
-        <w:t xml:space="preserve">.1  </w:t>
-      </w:r>
-      <w:proofErr w:type="spellStart"/>
-      <w:r>
-        <w:rPr>
-          <w:b/>
-          <w:bCs/>
-          <w:color w:val="1F3864"/>
-          <w:sz w:val="24"/>
-          <w:szCs w:val="24"/>
-          <w:lang w:val="en-GB"/>
-        </w:rPr>
         <w:t>Isovalue</w:t>
       </w:r>
-      <w:bookmarkEnd w:id="19"/>
+      <w:bookmarkEnd w:id="20"/>
       <w:proofErr w:type="spellEnd"/>
       <w:proofErr w:type="gramEnd"/>
     </w:p>
@@ -18702,7 +19197,7 @@
           <w:lang w:val="en-GB"/>
         </w:rPr>
       </w:pPr>
-      <w:bookmarkStart w:id="20" w:name="_Toc239668540"/>
+      <w:bookmarkStart w:id="21" w:name="_Toc239769828"/>
       <w:proofErr w:type="gramStart"/>
       <w:r>
         <w:rPr>
@@ -18713,8 +19208,9 @@
           <w:szCs w:val="24"/>
           <w:lang w:val="en-GB"/>
         </w:rPr>
-        <w:t>5</w:t>
-      </w:r>
+        <w:t>4.2  Grid</w:t>
+      </w:r>
+      <w:proofErr w:type="gramEnd"/>
       <w:r>
         <w:rPr>
           <w:b/>
@@ -18724,21 +19220,9 @@
           <w:szCs w:val="24"/>
           <w:lang w:val="en-GB"/>
         </w:rPr>
-        <w:t>.2  Grid</w:t>
-      </w:r>
-      <w:proofErr w:type="gramEnd"/>
-      <w:r>
-        <w:rPr>
-          <w:b/>
-          <w:bCs/>
-          <w:color w:val="1F3864"/>
-          <w:sz w:val="24"/>
-          <w:szCs w:val="24"/>
-          <w:lang w:val="en-GB"/>
-        </w:rPr>
         <w:t xml:space="preserve"> resolution</w:t>
       </w:r>
-      <w:bookmarkEnd w:id="20"/>
+      <w:bookmarkEnd w:id="21"/>
     </w:p>
     <w:p>
       <w:pPr>
@@ -19936,6 +20420,7 @@
                 <w:sz w:val="17"/>
                 <w:szCs w:val="17"/>
               </w:rPr>
+              <w:lastRenderedPageBreak/>
               <w:t>8</w:t>
             </w:r>
           </w:p>
@@ -20222,26 +20707,12 @@
     </w:p>
     <w:p>
       <w:pPr>
+        <w:pStyle w:val="berschrift2"/>
         <w:rPr>
           <w:lang w:val="en-GB"/>
         </w:rPr>
       </w:pPr>
-      <w:r>
-        <w:rPr>
-          <w:lang w:val="en-GB"/>
-        </w:rPr>
-        <w:br w:type="page"/>
-      </w:r>
-    </w:p>
-    <w:p>
-      <w:pPr>
-        <w:pStyle w:val="berschrift2"/>
-        <w:spacing w:before="260" w:after="120"/>
-        <w:rPr>
-          <w:lang w:val="en-GB"/>
-        </w:rPr>
-      </w:pPr>
-      <w:bookmarkStart w:id="21" w:name="_Toc239668541"/>
+      <w:bookmarkStart w:id="22" w:name="_Toc239769829"/>
       <w:proofErr w:type="gramStart"/>
       <w:r>
         <w:rPr>
@@ -20252,9 +20723,9 @@
           <w:szCs w:val="24"/>
           <w:lang w:val="en-GB"/>
         </w:rPr>
-        <w:lastRenderedPageBreak/>
-        <w:t>5</w:t>
-      </w:r>
+        <w:t>4.3  Evaluation</w:t>
+      </w:r>
+      <w:proofErr w:type="gramEnd"/>
       <w:r>
         <w:rPr>
           <w:b/>
@@ -20264,9 +20735,8 @@
           <w:szCs w:val="24"/>
           <w:lang w:val="en-GB"/>
         </w:rPr>
-        <w:t>.3  Evaluation</w:t>
-      </w:r>
-      <w:proofErr w:type="gramEnd"/>
+        <w:t xml:space="preserve"> method</w:t>
+      </w:r>
       <w:r>
         <w:rPr>
           <w:b/>
@@ -20276,9 +20746,9 @@
           <w:szCs w:val="24"/>
           <w:lang w:val="en-GB"/>
         </w:rPr>
-        <w:t xml:space="preserve"> method: rays against grid points</w:t>
-      </w:r>
-      <w:bookmarkEnd w:id="21"/>
+        <w:t>: rays against grid points</w:t>
+      </w:r>
+      <w:bookmarkEnd w:id="22"/>
     </w:p>
     <w:p>
       <w:pPr>
@@ -20866,7 +21336,7 @@
           <w:lang w:val="en-GB"/>
         </w:rPr>
       </w:pPr>
-      <w:bookmarkStart w:id="22" w:name="_Toc239668542"/>
+      <w:bookmarkStart w:id="23" w:name="_Toc239769830"/>
       <w:proofErr w:type="gramStart"/>
       <w:r>
         <w:rPr>
@@ -20877,7 +21347,7 @@
           <w:szCs w:val="24"/>
           <w:lang w:val="en-GB"/>
         </w:rPr>
-        <w:t>5</w:t>
+        <w:t>4.4</w:t>
       </w:r>
       <w:r>
         <w:rPr>
@@ -20888,7 +21358,7 @@
           <w:szCs w:val="24"/>
           <w:lang w:val="en-GB"/>
         </w:rPr>
-        <w:t xml:space="preserve">.4  </w:t>
+        <w:t xml:space="preserve">  </w:t>
       </w:r>
       <w:r>
         <w:rPr>
@@ -20912,7 +21382,7 @@
         </w:rPr>
         <w:t>-hole search parameters</w:t>
       </w:r>
-      <w:bookmarkEnd w:id="22"/>
+      <w:bookmarkEnd w:id="23"/>
     </w:p>
     <w:p>
       <w:pPr>
@@ -20936,7 +21406,7 @@
           <w:lang w:val="en-GB"/>
         </w:rPr>
       </w:pPr>
-      <w:bookmarkStart w:id="23" w:name="_Toc239668543"/>
+      <w:bookmarkStart w:id="24" w:name="_Toc239769831"/>
       <w:proofErr w:type="gramStart"/>
       <w:r>
         <w:rPr>
@@ -20947,8 +21417,9 @@
           <w:szCs w:val="24"/>
           <w:lang w:val="en-GB"/>
         </w:rPr>
-        <w:t>5</w:t>
-      </w:r>
+        <w:t>4.5  Colour</w:t>
+      </w:r>
+      <w:proofErr w:type="gramEnd"/>
       <w:r>
         <w:rPr>
           <w:b/>
@@ -20958,21 +21429,9 @@
           <w:szCs w:val="24"/>
           <w:lang w:val="en-GB"/>
         </w:rPr>
-        <w:t>.5  Colour</w:t>
-      </w:r>
-      <w:proofErr w:type="gramEnd"/>
-      <w:r>
-        <w:rPr>
-          <w:b/>
-          <w:bCs/>
-          <w:color w:val="1F3864"/>
-          <w:sz w:val="24"/>
-          <w:szCs w:val="24"/>
-          <w:lang w:val="en-GB"/>
-        </w:rPr>
         <w:t xml:space="preserve"> range</w:t>
       </w:r>
-      <w:bookmarkEnd w:id="23"/>
+      <w:bookmarkEnd w:id="24"/>
     </w:p>
     <w:p>
       <w:pPr>
@@ -21569,7 +22028,7 @@
           <w:lang w:val="en-GB"/>
         </w:rPr>
       </w:pPr>
-      <w:bookmarkStart w:id="24" w:name="_Toc239668544"/>
+      <w:bookmarkStart w:id="25" w:name="_Toc239769832"/>
       <w:proofErr w:type="gramStart"/>
       <w:r>
         <w:rPr>
@@ -21580,8 +22039,9 @@
           <w:szCs w:val="24"/>
           <w:lang w:val="en-GB"/>
         </w:rPr>
-        <w:t>5</w:t>
-      </w:r>
+        <w:t>4.6  Rendering</w:t>
+      </w:r>
+      <w:proofErr w:type="gramEnd"/>
       <w:r>
         <w:rPr>
           <w:b/>
@@ -21591,9 +22051,174 @@
           <w:szCs w:val="24"/>
           <w:lang w:val="en-GB"/>
         </w:rPr>
-        <w:t>.6  Rendering</w:t>
+        <w:t xml:space="preserve"> parameters</w:t>
+      </w:r>
+      <w:bookmarkEnd w:id="25"/>
+    </w:p>
+    <w:p>
+      <w:pPr>
+        <w:spacing w:after="120" w:line="276" w:lineRule="auto"/>
+        <w:rPr>
+          <w:lang w:val="en-GB"/>
+        </w:rPr>
+      </w:pPr>
+      <w:r>
+        <w:rPr>
+          <w:lang w:val="en-GB"/>
+        </w:rPr>
+        <w:t xml:space="preserve">None of the rendering settings changes a computed value: transparency 0.15 in </w:t>
+      </w:r>
+      <w:proofErr w:type="spellStart"/>
+      <w:r>
+        <w:rPr>
+          <w:lang w:val="en-GB"/>
+        </w:rPr>
+        <w:t>PyMOL</w:t>
+      </w:r>
+      <w:proofErr w:type="spellEnd"/>
+      <w:r>
+        <w:rPr>
+          <w:lang w:val="en-GB"/>
+        </w:rPr>
+        <w:t xml:space="preserve"> against opacity 0.50 in VMD</w:t>
+      </w:r>
+      <w:r>
+        <w:rPr>
+          <w:lang w:val="en-GB"/>
+        </w:rPr>
+        <w:t xml:space="preserve">, </w:t>
+      </w:r>
+      <w:r>
+        <w:rPr>
+          <w:lang w:val="en-GB"/>
+        </w:rPr>
+        <w:t xml:space="preserve">a 0.10 Å stick radius, cast shadows off in both, orthoscopic projection, and 2000 × 1600 </w:t>
+      </w:r>
+      <w:proofErr w:type="spellStart"/>
+      <w:r>
+        <w:rPr>
+          <w:lang w:val="en-GB"/>
+        </w:rPr>
+        <w:t>px</w:t>
+      </w:r>
+      <w:proofErr w:type="spellEnd"/>
+      <w:r>
+        <w:rPr>
+          <w:lang w:val="en-GB"/>
+        </w:rPr>
+        <w:t xml:space="preserve"> </w:t>
+      </w:r>
+      <w:r>
+        <w:rPr>
+          <w:lang w:val="en-GB"/>
+        </w:rPr>
+        <w:lastRenderedPageBreak/>
+        <w:t xml:space="preserve">at 300 dpi in </w:t>
+      </w:r>
+      <w:proofErr w:type="spellStart"/>
+      <w:r>
+        <w:rPr>
+          <w:lang w:val="en-GB"/>
+        </w:rPr>
+        <w:t>PyMOL</w:t>
+      </w:r>
+      <w:proofErr w:type="spellEnd"/>
+      <w:r>
+        <w:rPr>
+          <w:lang w:val="en-GB"/>
+        </w:rPr>
+        <w:t xml:space="preserve"> against 1600 × 1061 in VMD, where the image is capped at window size. Every value that produced a figure is recorded in the *_settings.txt beside it, which is the reproduction record</w:t>
+      </w:r>
+      <w:r>
+        <w:rPr>
+          <w:lang w:val="en-GB"/>
+        </w:rPr>
+        <w:t>.</w:t>
+      </w:r>
+    </w:p>
+    <w:p>
+      <w:pPr>
+        <w:pStyle w:val="berschrift1"/>
+        <w:spacing w:before="360" w:after="160"/>
+        <w:rPr>
+          <w:lang w:val="en-GB"/>
+        </w:rPr>
+      </w:pPr>
+      <w:bookmarkStart w:id="26" w:name="_Toc239769833"/>
+      <w:proofErr w:type="gramStart"/>
+      <w:r>
+        <w:rPr>
+          <w:b/>
+          <w:bCs/>
+          <w:color w:val="1F3864"/>
+          <w:sz w:val="30"/>
+          <w:szCs w:val="30"/>
+          <w:lang w:val="en-GB"/>
+        </w:rPr>
+        <w:t>5  Robustness</w:t>
       </w:r>
       <w:proofErr w:type="gramEnd"/>
+      <w:r>
+        <w:rPr>
+          <w:b/>
+          <w:bCs/>
+          <w:color w:val="1F3864"/>
+          <w:sz w:val="30"/>
+          <w:szCs w:val="30"/>
+          <w:lang w:val="en-GB"/>
+        </w:rPr>
+        <w:t xml:space="preserve"> and failure modes</w:t>
+      </w:r>
+      <w:bookmarkEnd w:id="26"/>
+    </w:p>
+    <w:p>
+      <w:pPr>
+        <w:spacing w:after="120" w:line="276" w:lineRule="auto"/>
+        <w:rPr>
+          <w:lang w:val="en-GB"/>
+        </w:rPr>
+      </w:pPr>
+      <w:r>
+        <w:rPr>
+          <w:lang w:val="en-GB"/>
+        </w:rPr>
+        <w:t>A workflow that fails loudly is better than one that fails quietly and every defect described here produced a plausible-looking figure before it was caught.</w:t>
+      </w:r>
+      <w:r>
+        <w:rPr>
+          <w:lang w:val="en-GB"/>
+        </w:rPr>
+        <w:t xml:space="preserve"> </w:t>
+      </w:r>
+      <w:r>
+        <w:rPr>
+          <w:lang w:val="en-GB"/>
+        </w:rPr>
+        <w:t>The implementations of these guards are described in PythonElaboration.pdf</w:t>
+      </w:r>
+      <w:r>
+        <w:rPr>
+          <w:lang w:val="en-GB"/>
+        </w:rPr>
+        <w:t>,</w:t>
+      </w:r>
+      <w:r>
+        <w:rPr>
+          <w:lang w:val="en-GB"/>
+        </w:rPr>
+        <w:t xml:space="preserve"> this section reports what they were built against, how they were found and what they cost.</w:t>
+      </w:r>
+    </w:p>
+    <w:p>
+      <w:pPr>
+        <w:pStyle w:val="berschrift2"/>
+        <w:spacing w:before="260" w:after="120"/>
+        <w:rPr>
+          <w:lang w:val="en-GB"/>
+        </w:rPr>
+      </w:pPr>
+      <w:bookmarkStart w:id="27" w:name="_Toc239769834"/>
+      <w:proofErr w:type="gramStart"/>
       <w:r>
         <w:rPr>
           <w:b/>
@@ -21603,187 +22228,9 @@
           <w:szCs w:val="24"/>
           <w:lang w:val="en-GB"/>
         </w:rPr>
-        <w:t xml:space="preserve"> parameters</w:t>
-      </w:r>
-      <w:bookmarkEnd w:id="24"/>
-    </w:p>
-    <w:p>
-      <w:pPr>
-        <w:spacing w:after="120" w:line="276" w:lineRule="auto"/>
-        <w:rPr>
-          <w:lang w:val="en-GB"/>
-        </w:rPr>
-      </w:pPr>
-      <w:r>
-        <w:rPr>
-          <w:lang w:val="en-GB"/>
-        </w:rPr>
-        <w:t xml:space="preserve">None of the rendering settings changes a computed value: transparency 0.15 in </w:t>
-      </w:r>
-      <w:proofErr w:type="spellStart"/>
-      <w:r>
-        <w:rPr>
-          <w:lang w:val="en-GB"/>
-        </w:rPr>
-        <w:t>PyMOL</w:t>
-      </w:r>
-      <w:proofErr w:type="spellEnd"/>
-      <w:r>
-        <w:rPr>
-          <w:lang w:val="en-GB"/>
-        </w:rPr>
-        <w:t xml:space="preserve"> against opacity 0.50 in VMD</w:t>
-      </w:r>
-      <w:r>
-        <w:rPr>
-          <w:lang w:val="en-GB"/>
-        </w:rPr>
-        <w:t xml:space="preserve">, </w:t>
-      </w:r>
-      <w:r>
-        <w:rPr>
-          <w:lang w:val="en-GB"/>
-        </w:rPr>
-        <w:t xml:space="preserve">a 0.10 Å stick radius, cast shadows off in both, orthoscopic projection, and 2000 × 1600 </w:t>
-      </w:r>
-      <w:proofErr w:type="spellStart"/>
-      <w:r>
-        <w:rPr>
-          <w:lang w:val="en-GB"/>
-        </w:rPr>
-        <w:t>px</w:t>
-      </w:r>
-      <w:proofErr w:type="spellEnd"/>
-      <w:r>
-        <w:rPr>
-          <w:lang w:val="en-GB"/>
-        </w:rPr>
-        <w:t xml:space="preserve"> at 300 dpi in </w:t>
-      </w:r>
-      <w:proofErr w:type="spellStart"/>
-      <w:r>
-        <w:rPr>
-          <w:lang w:val="en-GB"/>
-        </w:rPr>
-        <w:t>PyMOL</w:t>
-      </w:r>
-      <w:proofErr w:type="spellEnd"/>
-      <w:r>
-        <w:rPr>
-          <w:lang w:val="en-GB"/>
-        </w:rPr>
-        <w:t xml:space="preserve"> against 1600 × 1061 in VMD, where the image is capped at window size. Every value that produced a figure is recorded in the *_settings.txt beside it, which is the reproduction record</w:t>
-      </w:r>
-      <w:r>
-        <w:rPr>
-          <w:lang w:val="en-GB"/>
-        </w:rPr>
-        <w:t>.</w:t>
-      </w:r>
-    </w:p>
-    <w:p>
-      <w:pPr>
-        <w:spacing w:after="120" w:line="276" w:lineRule="auto"/>
-        <w:rPr>
-          <w:lang w:val="en-GB"/>
-        </w:rPr>
-      </w:pPr>
-    </w:p>
-    <w:p>
-      <w:pPr>
-        <w:spacing w:after="120" w:line="276" w:lineRule="auto"/>
-        <w:rPr>
-          <w:lang w:val="en-GB"/>
-        </w:rPr>
-      </w:pPr>
-    </w:p>
-    <w:p>
-      <w:pPr>
-        <w:spacing w:after="120" w:line="276" w:lineRule="auto"/>
-        <w:rPr>
-          <w:lang w:val="en-GB"/>
-        </w:rPr>
-      </w:pPr>
-    </w:p>
-    <w:p>
-      <w:pPr>
-        <w:spacing w:after="120" w:line="276" w:lineRule="auto"/>
-        <w:rPr>
-          <w:lang w:val="en-GB"/>
-        </w:rPr>
-      </w:pPr>
-    </w:p>
-    <w:p>
-      <w:pPr>
-        <w:pStyle w:val="berschrift1"/>
-        <w:spacing w:before="360" w:after="160"/>
-        <w:rPr>
-          <w:lang w:val="en-GB"/>
-        </w:rPr>
-      </w:pPr>
-      <w:bookmarkStart w:id="25" w:name="_Toc239668545"/>
-      <w:proofErr w:type="gramStart"/>
-      <w:r>
-        <w:rPr>
-          <w:b/>
-          <w:bCs/>
-          <w:color w:val="1F3864"/>
-          <w:sz w:val="30"/>
-          <w:szCs w:val="30"/>
-          <w:lang w:val="en-GB"/>
-        </w:rPr>
-        <w:lastRenderedPageBreak/>
-        <w:t>6</w:t>
-      </w:r>
-      <w:r>
-        <w:rPr>
-          <w:b/>
-          <w:bCs/>
-          <w:color w:val="1F3864"/>
-          <w:sz w:val="30"/>
-          <w:szCs w:val="30"/>
-          <w:lang w:val="en-GB"/>
-        </w:rPr>
-        <w:t xml:space="preserve">  Robustness</w:t>
+        <w:t>5.1  Structure</w:t>
       </w:r>
       <w:proofErr w:type="gramEnd"/>
-      <w:r>
-        <w:rPr>
-          <w:b/>
-          <w:bCs/>
-          <w:color w:val="1F3864"/>
-          <w:sz w:val="30"/>
-          <w:szCs w:val="30"/>
-          <w:lang w:val="en-GB"/>
-        </w:rPr>
-        <w:t xml:space="preserve"> and failure modes</w:t>
-      </w:r>
-      <w:bookmarkEnd w:id="25"/>
-    </w:p>
-    <w:p>
-      <w:pPr>
-        <w:spacing w:after="120" w:line="276" w:lineRule="auto"/>
-        <w:rPr>
-          <w:lang w:val="en-GB"/>
-        </w:rPr>
-      </w:pPr>
-      <w:r>
-        <w:rPr>
-          <w:lang w:val="en-GB"/>
-        </w:rPr>
-        <w:t>A workflow that fails loudly is better than one that fails quietly, and every defect described here produced a plausible-looking figure before it was caught. They are reported in full because in a software evaluation they are results, not embarrassments.</w:t>
-      </w:r>
-    </w:p>
-    <w:p>
-      <w:pPr>
-        <w:pStyle w:val="berschrift2"/>
-        <w:spacing w:before="260" w:after="120"/>
-        <w:rPr>
-          <w:lang w:val="en-GB"/>
-        </w:rPr>
-      </w:pPr>
-      <w:bookmarkStart w:id="26" w:name="_Toc239668546"/>
-      <w:proofErr w:type="gramStart"/>
       <w:r>
         <w:rPr>
           <w:b/>
@@ -21793,7 +22240,7 @@
           <w:szCs w:val="24"/>
           <w:lang w:val="en-GB"/>
         </w:rPr>
-        <w:t>6</w:t>
+        <w:t xml:space="preserve"> and grid</w:t>
       </w:r>
       <w:r>
         <w:rPr>
@@ -21804,131 +22251,7 @@
           <w:szCs w:val="24"/>
           <w:lang w:val="en-GB"/>
         </w:rPr>
-        <w:t>.1  More</w:t>
-      </w:r>
-      <w:proofErr w:type="gramEnd"/>
-      <w:r>
-        <w:rPr>
-          <w:b/>
-          <w:bCs/>
-          <w:color w:val="1F3864"/>
-          <w:sz w:val="24"/>
-          <w:szCs w:val="24"/>
-          <w:lang w:val="en-GB"/>
-        </w:rPr>
-        <w:t xml:space="preserve"> than one structure file</w:t>
-      </w:r>
-      <w:bookmarkEnd w:id="26"/>
-    </w:p>
-    <w:p>
-      <w:pPr>
-        <w:spacing w:after="120" w:line="276" w:lineRule="auto"/>
-        <w:rPr>
-          <w:lang w:val="en-GB"/>
-        </w:rPr>
-      </w:pPr>
-      <w:r>
-        <w:rPr>
-          <w:lang w:val="en-GB"/>
-        </w:rPr>
-        <w:t xml:space="preserve">A molecule folder holds the two grids and a structure file. If it holds two structure files that are not simply the same geometry in a second format, the batch driver used to take the first in </w:t>
-      </w:r>
-      <w:proofErr w:type="spellStart"/>
-      <w:r>
-        <w:rPr>
-          <w:lang w:val="en-GB"/>
-        </w:rPr>
-        <w:t>sort</w:t>
-      </w:r>
-      <w:proofErr w:type="spellEnd"/>
-      <w:r>
-        <w:rPr>
-          <w:lang w:val="en-GB"/>
-        </w:rPr>
-        <w:t xml:space="preserve"> order. Both pipelines now abort</w:t>
-      </w:r>
-      <w:r>
-        <w:rPr>
-          <w:lang w:val="en-GB"/>
-        </w:rPr>
-        <w:t xml:space="preserve"> the </w:t>
-      </w:r>
-      <w:proofErr w:type="gramStart"/>
-      <w:r>
-        <w:rPr>
-          <w:lang w:val="en-GB"/>
-        </w:rPr>
-        <w:t>process</w:t>
-      </w:r>
-      <w:r>
-        <w:rPr>
-          <w:lang w:val="en-GB"/>
-        </w:rPr>
-        <w:t>,</w:t>
-      </w:r>
-      <w:proofErr w:type="gramEnd"/>
-      <w:r>
-        <w:rPr>
-          <w:lang w:val="en-GB"/>
-        </w:rPr>
-        <w:t xml:space="preserve"> name every candidate they found</w:t>
-      </w:r>
-      <w:r>
-        <w:rPr>
-          <w:lang w:val="en-GB"/>
-        </w:rPr>
-        <w:t xml:space="preserve"> </w:t>
-      </w:r>
-      <w:r>
-        <w:rPr>
-          <w:lang w:val="en-GB"/>
-        </w:rPr>
-        <w:t>and ask for the folder to be cleaned up.</w:t>
-      </w:r>
-    </w:p>
-    <w:p>
-      <w:pPr>
-        <w:pStyle w:val="berschrift2"/>
-        <w:spacing w:before="260" w:after="120"/>
-        <w:rPr>
-          <w:lang w:val="en-GB"/>
-        </w:rPr>
-      </w:pPr>
-      <w:bookmarkStart w:id="27" w:name="_Toc239668547"/>
-      <w:proofErr w:type="gramStart"/>
-      <w:r>
-        <w:rPr>
-          <w:b/>
-          <w:bCs/>
-          <w:color w:val="1F3864"/>
-          <w:sz w:val="24"/>
-          <w:szCs w:val="24"/>
-          <w:lang w:val="en-GB"/>
-        </w:rPr>
-        <w:t>6.</w:t>
-      </w:r>
-      <w:r>
-        <w:rPr>
-          <w:b/>
-          <w:bCs/>
-          <w:color w:val="1F3864"/>
-          <w:sz w:val="24"/>
-          <w:szCs w:val="24"/>
-          <w:lang w:val="en-GB"/>
-        </w:rPr>
-        <w:t>2  Structure</w:t>
-      </w:r>
-      <w:proofErr w:type="gramEnd"/>
-      <w:r>
-        <w:rPr>
-          <w:b/>
-          <w:bCs/>
-          <w:color w:val="1F3864"/>
-          <w:sz w:val="24"/>
-          <w:szCs w:val="24"/>
-          <w:lang w:val="en-GB"/>
-        </w:rPr>
-        <w:t xml:space="preserve"> and grid do not belong together</w:t>
+        <w:t xml:space="preserve"> do not belong together</w:t>
       </w:r>
       <w:bookmarkEnd w:id="27"/>
     </w:p>
@@ -21943,13 +22266,85 @@
         <w:rPr>
           <w:lang w:val="en-GB"/>
         </w:rPr>
-        <w:t xml:space="preserve">The more serious version of the same problem. A cube file marries two things from different sources: the atom block comes from the structure file, the grid from the quantum chemistry. Nothing in the format forces them to describe the same geometry and when they do not, the molecule floats beside its own </w:t>
+        <w:t xml:space="preserve">A molecule folder holds the two grids and a structure file. If it holds two structure files that are not simply the same geometry in a second format, the batch driver used to take the first in </w:t>
       </w:r>
       <w:proofErr w:type="spellStart"/>
       <w:r>
         <w:rPr>
           <w:lang w:val="en-GB"/>
         </w:rPr>
+        <w:t>sort</w:t>
+      </w:r>
+      <w:proofErr w:type="spellEnd"/>
+      <w:r>
+        <w:rPr>
+          <w:lang w:val="en-GB"/>
+        </w:rPr>
+        <w:t xml:space="preserve"> order. Both pipelines now abort</w:t>
+      </w:r>
+      <w:r>
+        <w:rPr>
+          <w:lang w:val="en-GB"/>
+        </w:rPr>
+        <w:t xml:space="preserve"> the </w:t>
+      </w:r>
+      <w:proofErr w:type="gramStart"/>
+      <w:r>
+        <w:rPr>
+          <w:lang w:val="en-GB"/>
+        </w:rPr>
+        <w:t>process</w:t>
+      </w:r>
+      <w:r>
+        <w:rPr>
+          <w:lang w:val="en-GB"/>
+        </w:rPr>
+        <w:t>,</w:t>
+      </w:r>
+      <w:proofErr w:type="gramEnd"/>
+      <w:r>
+        <w:rPr>
+          <w:lang w:val="en-GB"/>
+        </w:rPr>
+        <w:t xml:space="preserve"> name every candidate they found</w:t>
+      </w:r>
+      <w:r>
+        <w:rPr>
+          <w:lang w:val="en-GB"/>
+        </w:rPr>
+        <w:t xml:space="preserve"> </w:t>
+      </w:r>
+      <w:r>
+        <w:rPr>
+          <w:lang w:val="en-GB"/>
+        </w:rPr>
+        <w:t>and ask for the folder to be cleaned up.</w:t>
+      </w:r>
+    </w:p>
+    <w:p>
+      <w:pPr>
+        <w:spacing w:after="120" w:line="276" w:lineRule="auto"/>
+        <w:rPr>
+          <w:lang w:val="en-GB"/>
+        </w:rPr>
+      </w:pPr>
+      <w:r>
+        <w:rPr>
+          <w:lang w:val="en-GB"/>
+        </w:rPr>
+        <w:t xml:space="preserve">When a wrong structure file is inputted and the .cube files are created with the wrong structure file, </w:t>
+      </w:r>
+      <w:r>
+        <w:rPr>
+          <w:lang w:val="en-GB"/>
+        </w:rPr>
+        <w:t xml:space="preserve">the molecule floats beside its own </w:t>
+      </w:r>
+      <w:proofErr w:type="spellStart"/>
+      <w:r>
+        <w:rPr>
+          <w:lang w:val="en-GB"/>
+        </w:rPr>
         <w:t>isosurface</w:t>
       </w:r>
       <w:proofErr w:type="spellEnd"/>
@@ -21957,30 +22352,13 @@
         <w:rPr>
           <w:lang w:val="en-GB"/>
         </w:rPr>
+        <w:t xml:space="preserve"> within the created images/scene</w:t>
+      </w:r>
+      <w:r>
+        <w:rPr>
+          <w:lang w:val="en-GB"/>
+        </w:rPr>
         <w:t xml:space="preserve">. </w:t>
-      </w:r>
-      <w:r>
-        <w:rPr>
-          <w:b/>
-          <w:bCs/>
-          <w:lang w:val="en-GB"/>
-        </w:rPr>
-        <w:t xml:space="preserve">This failure does not announce itself: </w:t>
-      </w:r>
-      <w:r>
-        <w:rPr>
-          <w:lang w:val="en-GB"/>
-        </w:rPr>
-        <w:t xml:space="preserve">there is a round, coloured surface in every direction, and one takes the far side for the </w:t>
-      </w:r>
-      <w:r>
-        <w:t>σ</w:t>
-      </w:r>
-      <w:r>
-        <w:rPr>
-          <w:lang w:val="en-GB"/>
-        </w:rPr>
-        <w:t>-hole.</w:t>
       </w:r>
     </w:p>
     <w:p>
@@ -22569,122 +22947,6 @@
         <w:rPr>
           <w:lang w:val="en-GB"/>
         </w:rPr>
-        <w:t>Three details of that check are not obvious, and all three were established by measurement:</w:t>
-      </w:r>
-    </w:p>
-    <w:p>
-      <w:pPr>
-        <w:pStyle w:val="Listenabsatz"/>
-        <w:numPr>
-          <w:ilvl w:val="0"/>
-          <w:numId w:val="2"/>
-        </w:numPr>
-        <w:spacing w:after="80" w:line="276" w:lineRule="auto"/>
-        <w:rPr>
-          <w:lang w:val="en-GB"/>
-        </w:rPr>
-      </w:pPr>
-      <w:r>
-        <w:rPr>
-          <w:lang w:val="en-GB"/>
-        </w:rPr>
-        <w:t xml:space="preserve">The median rather than the minimum. Iodine is described by an effective core potential, so its core electrons are not in the density at </w:t>
-      </w:r>
-      <w:proofErr w:type="gramStart"/>
-      <w:r>
-        <w:rPr>
-          <w:lang w:val="en-GB"/>
-        </w:rPr>
-        <w:t>all</w:t>
-      </w:r>
-      <w:proofErr w:type="gramEnd"/>
-      <w:r>
-        <w:rPr>
-          <w:lang w:val="en-GB"/>
-        </w:rPr>
-        <w:t xml:space="preserve"> and its nucleus carries about 0.26 </w:t>
-      </w:r>
-      <w:proofErr w:type="spellStart"/>
-      <w:r>
-        <w:rPr>
-          <w:lang w:val="en-GB"/>
-        </w:rPr>
-        <w:t>a.u</w:t>
-      </w:r>
-      <w:proofErr w:type="spellEnd"/>
-      <w:r>
-        <w:rPr>
-          <w:lang w:val="en-GB"/>
-        </w:rPr>
-        <w:t>. on a perfectly healthy molecule</w:t>
-      </w:r>
-      <w:r>
-        <w:rPr>
-          <w:lang w:val="en-GB"/>
-        </w:rPr>
-        <w:t xml:space="preserve">. </w:t>
-      </w:r>
-      <w:r>
-        <w:rPr>
-          <w:lang w:val="en-GB"/>
-        </w:rPr>
-        <w:t>A minimum-based rule would reject every iodine compound in the set.</w:t>
-      </w:r>
-    </w:p>
-    <w:p>
-      <w:pPr>
-        <w:pStyle w:val="Listenabsatz"/>
-        <w:numPr>
-          <w:ilvl w:val="0"/>
-          <w:numId w:val="2"/>
-        </w:numPr>
-        <w:spacing w:after="80" w:line="276" w:lineRule="auto"/>
-        <w:rPr>
-          <w:lang w:val="en-GB"/>
-        </w:rPr>
-      </w:pPr>
-      <w:r>
-        <w:rPr>
-          <w:lang w:val="en-GB"/>
-        </w:rPr>
-        <w:t>The cheaper alternative</w:t>
-      </w:r>
-      <w:r>
-        <w:rPr>
-          <w:lang w:val="en-GB"/>
-        </w:rPr>
-        <w:t xml:space="preserve">, </w:t>
-      </w:r>
-      <w:r>
-        <w:rPr>
-          <w:lang w:val="en-GB"/>
-        </w:rPr>
-        <w:t>checking that all atoms lie inside the grid box</w:t>
-      </w:r>
-      <w:r>
-        <w:rPr>
-          <w:lang w:val="en-GB"/>
-        </w:rPr>
-        <w:t>,</w:t>
-      </w:r>
-      <w:r>
-        <w:rPr>
-          <w:lang w:val="en-GB"/>
-        </w:rPr>
-        <w:t xml:space="preserve"> would have been useless here: of 2000 random rotations of triazolam, not one pushed an atom out of the box. The error is a rotation about the common centroid and stays geometrically inconspicuous.</w:t>
-      </w:r>
-    </w:p>
-    <w:p>
-      <w:pPr>
-        <w:spacing w:after="120" w:line="276" w:lineRule="auto"/>
-        <w:rPr>
-          <w:lang w:val="en-GB"/>
-        </w:rPr>
-      </w:pPr>
-      <w:r>
-        <w:rPr>
-          <w:lang w:val="en-GB"/>
-        </w:rPr>
         <w:t>In a batch the two failures are treated differently. Ambiguous structure files stop the whole run, because nothing can be chosen. A structure/grid mismatch is local to one folder: at several minutes per molecule, failing a ten-molecule run over one bad folder would be waste, so the molecule is skipped, named again at the end, and the exit code is 1</w:t>
       </w:r>
       <w:r>
@@ -22708,7 +22970,7 @@
           <w:lang w:val="en-GB"/>
         </w:rPr>
       </w:pPr>
-      <w:bookmarkStart w:id="28" w:name="_Toc239668548"/>
+      <w:bookmarkStart w:id="28" w:name="_Toc239769835"/>
       <w:proofErr w:type="gramStart"/>
       <w:r>
         <w:rPr>
@@ -22719,8 +22981,9 @@
           <w:szCs w:val="24"/>
           <w:lang w:val="en-GB"/>
         </w:rPr>
-        <w:t>6.</w:t>
-      </w:r>
+        <w:t>5.2  The</w:t>
+      </w:r>
+      <w:proofErr w:type="gramEnd"/>
       <w:r>
         <w:rPr>
           <w:b/>
@@ -22730,9 +22993,8 @@
           <w:szCs w:val="24"/>
           <w:lang w:val="en-GB"/>
         </w:rPr>
-        <w:t>3  The</w:t>
-      </w:r>
-      <w:proofErr w:type="gramEnd"/>
+        <w:t xml:space="preserve"> ray leaving</w:t>
+      </w:r>
       <w:r>
         <w:rPr>
           <w:b/>
@@ -22742,7 +23004,7 @@
           <w:szCs w:val="24"/>
           <w:lang w:val="en-GB"/>
         </w:rPr>
-        <w:t xml:space="preserve"> ray leaving its own halogen</w:t>
+        <w:t xml:space="preserve"> its own halogen</w:t>
       </w:r>
       <w:bookmarkEnd w:id="28"/>
     </w:p>
@@ -22792,14 +23054,7 @@
         <w:rPr>
           <w:lang w:val="en-GB"/>
         </w:rPr>
-        <w:t xml:space="preserve"> = 0.001. In a </w:t>
-      </w:r>
-      <w:r>
-        <w:rPr>
-          <w:lang w:val="en-GB"/>
-        </w:rPr>
-        <w:lastRenderedPageBreak/>
-        <w:t>folded molecule the cone around one C–X axis does not point into empty space but at another part of the molecule, so the ray passed through the halogen’s own surface, through the gap, and measured the surface of the methyl group on the triazole ring beyond it.</w:t>
+        <w:t xml:space="preserve"> = 0.001. In a folded molecule the cone around one C–X axis does not point into empty space but at another part of the molecule, so the ray passed through the halogen’s own surface, through the gap and measured the surface of the methyl group on the triazole ring beyond it.</w:t>
       </w:r>
     </w:p>
     <w:tbl>
@@ -23115,6 +23370,7 @@
         <w:rPr>
           <w:lang w:val="en-GB"/>
         </w:rPr>
+        <w:lastRenderedPageBreak/>
         <w:t>Two changes fixed it, and both are now defaults:</w:t>
       </w:r>
     </w:p>
@@ -23259,7 +23515,7 @@
           <w:lang w:val="en-GB"/>
         </w:rPr>
       </w:pPr>
-      <w:bookmarkStart w:id="29" w:name="_Toc239668549"/>
+      <w:bookmarkStart w:id="29" w:name="_Toc239769836"/>
       <w:proofErr w:type="gramStart"/>
       <w:r>
         <w:rPr>
@@ -23270,8 +23526,9 @@
           <w:szCs w:val="24"/>
           <w:lang w:val="en-GB"/>
         </w:rPr>
-        <w:t>6</w:t>
-      </w:r>
+        <w:t>5.3  Renderer</w:t>
+      </w:r>
+      <w:proofErr w:type="gramEnd"/>
       <w:r>
         <w:rPr>
           <w:b/>
@@ -23281,18 +23538,6 @@
           <w:szCs w:val="24"/>
           <w:lang w:val="en-GB"/>
         </w:rPr>
-        <w:t>.4  Renderer</w:t>
-      </w:r>
-      <w:proofErr w:type="gramEnd"/>
-      <w:r>
-        <w:rPr>
-          <w:b/>
-          <w:bCs/>
-          <w:color w:val="1F3864"/>
-          <w:sz w:val="24"/>
-          <w:szCs w:val="24"/>
-          <w:lang w:val="en-GB"/>
-        </w:rPr>
         <w:t xml:space="preserve"> behaviour</w:t>
       </w:r>
       <w:bookmarkEnd w:id="29"/>
@@ -23586,14 +23831,7 @@
         <w:rPr>
           <w:lang w:val="en-GB"/>
         </w:rPr>
-        <w:t xml:space="preserve">n Windows with exit code 0xC0000374, heap corruption, and no error message. The same nine molecules were rendered twice from identical </w:t>
-      </w:r>
-      <w:r>
-        <w:rPr>
-          <w:lang w:val="en-GB"/>
-        </w:rPr>
-        <w:lastRenderedPageBreak/>
-        <w:t xml:space="preserve">data with identical settings: nine of twenty-seven views fell back to a window capture in the first run and seven in the second, with the set almost completely exchanged. </w:t>
+        <w:t xml:space="preserve">n Windows with exit code 0xC0000374, heap corruption, and no error message. The same nine molecules were rendered twice from identical data with identical settings: nine of twenty-seven views fell back to a window capture in the first run and seven in the second, with the set almost completely exchanged. </w:t>
       </w:r>
       <w:proofErr w:type="spellStart"/>
       <w:r>
@@ -23663,6 +23901,7 @@
           <w:bCs/>
           <w:lang w:val="en-GB"/>
         </w:rPr>
+        <w:lastRenderedPageBreak/>
         <w:t xml:space="preserve">Image size is capped by the screen. </w:t>
       </w:r>
       <w:proofErr w:type="spellStart"/>
@@ -23716,7 +23955,7 @@
           <w:lang w:val="en-GB"/>
         </w:rPr>
       </w:pPr>
-      <w:bookmarkStart w:id="30" w:name="_Toc239668550"/>
+      <w:bookmarkStart w:id="30" w:name="_Toc239769837"/>
       <w:proofErr w:type="gramStart"/>
       <w:r>
         <w:rPr>
@@ -23727,18 +23966,7 @@
           <w:szCs w:val="30"/>
           <w:lang w:val="en-GB"/>
         </w:rPr>
-        <w:t>7</w:t>
-      </w:r>
-      <w:r>
-        <w:rPr>
-          <w:b/>
-          <w:bCs/>
-          <w:color w:val="1F3864"/>
-          <w:sz w:val="30"/>
-          <w:szCs w:val="30"/>
-          <w:lang w:val="en-GB"/>
-        </w:rPr>
-        <w:t xml:space="preserve">  Discussion</w:t>
+        <w:t>6  Discussion</w:t>
       </w:r>
       <w:bookmarkEnd w:id="30"/>
       <w:proofErr w:type="gramEnd"/>
@@ -23751,7 +23979,7 @@
           <w:lang w:val="en-GB"/>
         </w:rPr>
       </w:pPr>
-      <w:bookmarkStart w:id="31" w:name="_Toc239668551"/>
+      <w:bookmarkStart w:id="31" w:name="_Toc239769838"/>
       <w:proofErr w:type="gramStart"/>
       <w:r>
         <w:rPr>
@@ -23762,8 +23990,9 @@
           <w:szCs w:val="24"/>
           <w:lang w:val="en-GB"/>
         </w:rPr>
-        <w:t>7</w:t>
-      </w:r>
+        <w:t>6.1  What</w:t>
+      </w:r>
+      <w:proofErr w:type="gramEnd"/>
       <w:r>
         <w:rPr>
           <w:b/>
@@ -23773,9 +24002,8 @@
           <w:szCs w:val="24"/>
           <w:lang w:val="en-GB"/>
         </w:rPr>
-        <w:t>.1  What</w:t>
-      </w:r>
-      <w:proofErr w:type="gramEnd"/>
+        <w:t xml:space="preserve"> is viewer</w:t>
+      </w:r>
       <w:r>
         <w:rPr>
           <w:b/>
@@ -23785,7 +24013,7 @@
           <w:szCs w:val="24"/>
           <w:lang w:val="en-GB"/>
         </w:rPr>
-        <w:t xml:space="preserve"> is viewer-dependent and what is not</w:t>
+        <w:t>-dependent and what is not</w:t>
       </w:r>
       <w:bookmarkEnd w:id="31"/>
     </w:p>
@@ -23800,7 +24028,7 @@
         <w:rPr>
           <w:lang w:val="en-GB"/>
         </w:rPr>
-        <w:t>The separation established in §4.6 is clean and</w:t>
+        <w:t>The separation established in §3.6 is clean and</w:t>
       </w:r>
       <w:r>
         <w:rPr>
@@ -23821,7 +24049,7 @@
         <w:rPr>
           <w:lang w:val="en-GB"/>
         </w:rPr>
-        <w:t>-holes and belts are properties of the data and the convention; they came out identical from two implementations that share no code. Everything that differs between the two rows of Figures 2, 4 and 7</w:t>
+        <w:t>-holes and belts are properties of the data and the convention; they came out identical from two implementations that share no code. Everything that differs between the two rows of Figures 2, 4 and 6</w:t>
       </w:r>
       <w:r>
         <w:rPr>
@@ -23885,7 +24113,7 @@
         <w:rPr>
           <w:lang w:val="en-GB"/>
         </w:rPr>
-        <w:t xml:space="preserve"> and the colour range, because those are what the parameter study in §5 </w:t>
+        <w:t xml:space="preserve"> and the colour range, because those are what the parameter study in §4 </w:t>
       </w:r>
       <w:r>
         <w:rPr>
@@ -23913,7 +24141,7 @@
         <w:pStyle w:val="berschrift2"/>
         <w:spacing w:before="260" w:after="120"/>
       </w:pPr>
-      <w:bookmarkStart w:id="32" w:name="_Toc239668552"/>
+      <w:bookmarkStart w:id="32" w:name="_Toc239769839"/>
       <w:proofErr w:type="gramStart"/>
       <w:r>
         <w:rPr>
@@ -23923,17 +24151,7 @@
           <w:sz w:val="24"/>
           <w:szCs w:val="24"/>
         </w:rPr>
-        <w:t>7</w:t>
-      </w:r>
-      <w:r>
-        <w:rPr>
-          <w:b/>
-          <w:bCs/>
-          <w:color w:val="1F3864"/>
-          <w:sz w:val="24"/>
-          <w:szCs w:val="24"/>
-        </w:rPr>
-        <w:t xml:space="preserve">.2  </w:t>
+        <w:t xml:space="preserve">6.2  </w:t>
       </w:r>
       <w:proofErr w:type="spellStart"/>
       <w:r>
@@ -24153,24 +24371,56 @@
         </w:rPr>
         <w:t>artly through the transparency mechanics, partly because it is the view its ray tracer is most likely to abandon.</w:t>
       </w:r>
-    </w:p>
-    <w:p>
-      <w:pPr>
-        <w:pStyle w:val="Listenabsatz"/>
-        <w:numPr>
-          <w:ilvl w:val="0"/>
-          <w:numId w:val="2"/>
-        </w:numPr>
-        <w:spacing w:after="80" w:line="276" w:lineRule="auto"/>
-        <w:rPr>
-          <w:lang w:val="en-GB"/>
-        </w:rPr>
-      </w:pPr>
-      <w:r>
-        <w:rPr>
-          <w:lang w:val="en-GB"/>
-        </w:rPr>
-        <w:t>The second pipeline nevertheless earned its place. It confirmed the surface statistics of the first from an independent implementation, on ten molecules, to five decimal places. No amount of internal testing of a single implementation could have produced that.</w:t>
+      <w:r>
+        <w:rPr>
+          <w:lang w:val="en-GB"/>
+        </w:rPr>
+        <w:t xml:space="preserve"> If you want to use the VMD pipeline throughout, the opacity value for the axial view can be changed and as seen in figure 7, the image carries a good visible </w:t>
+      </w:r>
+      <w:r>
+        <w:t>σ</w:t>
+      </w:r>
+      <w:r>
+        <w:rPr>
+          <w:lang w:val="en-GB"/>
+        </w:rPr>
+        <w:t>-hole</w:t>
+      </w:r>
+      <w:r>
+        <w:rPr>
+          <w:lang w:val="en-GB"/>
+        </w:rPr>
+        <w:t xml:space="preserve"> (see 3.2 </w:t>
+      </w:r>
+      <w:proofErr w:type="spellStart"/>
+      <w:r>
+        <w:rPr>
+          <w:i/>
+          <w:iCs/>
+          <w:lang w:val="en-GB"/>
+        </w:rPr>
+        <w:t>VMD_esp_visualization</w:t>
+      </w:r>
+      <w:proofErr w:type="spellEnd"/>
+      <w:r>
+        <w:rPr>
+          <w:i/>
+          <w:iCs/>
+          <w:lang w:val="en-GB"/>
+        </w:rPr>
+        <w:t>/README.md</w:t>
+      </w:r>
+      <w:r>
+        <w:rPr>
+          <w:lang w:val="en-GB"/>
+        </w:rPr>
+        <w:t>)</w:t>
+      </w:r>
+      <w:r>
+        <w:rPr>
+          <w:lang w:val="en-GB"/>
+        </w:rPr>
+        <w:t>.</w:t>
       </w:r>
     </w:p>
     <w:p>
@@ -24178,7 +24428,7 @@
         <w:pStyle w:val="berschrift2"/>
         <w:spacing w:before="260" w:after="120"/>
       </w:pPr>
-      <w:bookmarkStart w:id="33" w:name="_Toc239668553"/>
+      <w:bookmarkStart w:id="33" w:name="_Toc239769840"/>
       <w:proofErr w:type="gramStart"/>
       <w:r>
         <w:rPr>
@@ -24188,7 +24438,7 @@
           <w:sz w:val="24"/>
           <w:szCs w:val="24"/>
         </w:rPr>
-        <w:t xml:space="preserve">7.3  </w:t>
+        <w:t xml:space="preserve">6.3  </w:t>
       </w:r>
       <w:proofErr w:type="spellStart"/>
       <w:r>
@@ -24221,21 +24471,58 @@
         <w:rPr>
           <w:lang w:val="en-GB"/>
         </w:rPr>
-        <w:t xml:space="preserve">One level of theory. All grids come from a single set of </w:t>
+        <w:t xml:space="preserve">The </w:t>
+      </w:r>
+      <w:r>
+        <w:t>σ</w:t>
+      </w:r>
+      <w:r>
+        <w:rPr>
+          <w:lang w:val="en-GB"/>
+        </w:rPr>
+        <w:t xml:space="preserve">-hole tool in the VMD repository is a port of the </w:t>
       </w:r>
       <w:proofErr w:type="spellStart"/>
       <w:r>
         <w:rPr>
           <w:lang w:val="en-GB"/>
         </w:rPr>
-        <w:t>Turbomole</w:t>
+        <w:t>PyMOL</w:t>
       </w:r>
       <w:proofErr w:type="spellEnd"/>
       <w:r>
         <w:rPr>
           <w:lang w:val="en-GB"/>
         </w:rPr>
-        <w:t xml:space="preserve"> calculations whose method and basis set were not supplied. The literature comparison in §4.4 suggests they are consistent with a modern hybrid functional and a polarised double-zeta basis with ECP, but that is an inference. The ±10–20 % method sensitivity in Table 4 is taken from published values, not measured here.</w:t>
+        <w:t xml:space="preserve"> routine, not an independent derivation. </w:t>
+      </w:r>
+      <w:proofErr w:type="gramStart"/>
+      <w:r>
+        <w:rPr>
+          <w:lang w:val="en-GB"/>
+        </w:rPr>
+        <w:t xml:space="preserve">Its </w:t>
+      </w:r>
+      <w:proofErr w:type="spellStart"/>
+      <w:r>
+        <w:rPr>
+          <w:lang w:val="en-GB"/>
+        </w:rPr>
+        <w:t>self</w:t>
+      </w:r>
+      <w:proofErr w:type="gramEnd"/>
+      <w:r>
+        <w:rPr>
+          <w:lang w:val="en-GB"/>
+        </w:rPr>
+        <w:t xml:space="preserve"> test</w:t>
+      </w:r>
+      <w:proofErr w:type="spellEnd"/>
+      <w:r>
+        <w:rPr>
+          <w:lang w:val="en-GB"/>
+        </w:rPr>
+        <w:t xml:space="preserve"> proves the two copies are still the same code; it does not independently confirm the method. The genuine independent confirmation in this report is the surface statistics of §3.6, which were written twice.</w:t>
       </w:r>
     </w:p>
     <w:p>
@@ -24254,58 +24541,21 @@
         <w:rPr>
           <w:lang w:val="en-GB"/>
         </w:rPr>
-        <w:t xml:space="preserve">The </w:t>
-      </w:r>
-      <w:r>
-        <w:t>σ</w:t>
-      </w:r>
-      <w:r>
-        <w:rPr>
-          <w:lang w:val="en-GB"/>
-        </w:rPr>
-        <w:t xml:space="preserve">-hole tool in the VMD repository is a port of the </w:t>
+        <w:t xml:space="preserve">Two grid geometries. The pyridines were computed on a wider box at coarser spacing than the </w:t>
       </w:r>
       <w:proofErr w:type="spellStart"/>
       <w:r>
         <w:rPr>
           <w:lang w:val="en-GB"/>
         </w:rPr>
-        <w:t>PyMOL</w:t>
+        <w:t>halobenzenes</w:t>
       </w:r>
       <w:proofErr w:type="spellEnd"/>
       <w:r>
         <w:rPr>
           <w:lang w:val="en-GB"/>
         </w:rPr>
-        <w:t xml:space="preserve"> routine, not an independent derivation. </w:t>
-      </w:r>
-      <w:proofErr w:type="gramStart"/>
-      <w:r>
-        <w:rPr>
-          <w:lang w:val="en-GB"/>
-        </w:rPr>
-        <w:t xml:space="preserve">Its </w:t>
-      </w:r>
-      <w:proofErr w:type="spellStart"/>
-      <w:r>
-        <w:rPr>
-          <w:lang w:val="en-GB"/>
-        </w:rPr>
-        <w:t>self</w:t>
-      </w:r>
-      <w:proofErr w:type="gramEnd"/>
-      <w:r>
-        <w:rPr>
-          <w:lang w:val="en-GB"/>
-        </w:rPr>
-        <w:t xml:space="preserve"> test</w:t>
-      </w:r>
-      <w:proofErr w:type="spellEnd"/>
-      <w:r>
-        <w:rPr>
-          <w:lang w:val="en-GB"/>
-        </w:rPr>
-        <w:t xml:space="preserve"> proves the two copies are still the same code; it does not independently confirm the method. The genuine independent confirmation in this report is the surface statistics of §4.6, which were written twice.</w:t>
+        <w:t>. Table 8 indicates the effect on V_S is negligible at these spacings, but the two groups are not strictly a single dataset.</w:t>
       </w:r>
     </w:p>
     <w:p>
@@ -24324,22 +24574,21 @@
         <w:rPr>
           <w:lang w:val="en-GB"/>
         </w:rPr>
-        <w:lastRenderedPageBreak/>
-        <w:t xml:space="preserve">Two grid geometries. The pyridines were computed on a wider box at coarser spacing than the </w:t>
+        <w:t xml:space="preserve">Avogadro 2 and </w:t>
       </w:r>
       <w:proofErr w:type="spellStart"/>
       <w:r>
         <w:rPr>
           <w:lang w:val="en-GB"/>
         </w:rPr>
-        <w:t>halobenzenes</w:t>
+        <w:t>GaussView</w:t>
       </w:r>
       <w:proofErr w:type="spellEnd"/>
       <w:r>
         <w:rPr>
           <w:lang w:val="en-GB"/>
         </w:rPr>
-        <w:t>. Table 8 indicates the effect on V_S is negligible at these spacings, but the two groups are not strictly a single dataset.</w:t>
+        <w:t xml:space="preserve"> 6 were assessed from documentation only (see SoftwareEvaluation.pdf).</w:t>
       </w:r>
     </w:p>
     <w:p>
@@ -24358,41 +24607,24 @@
         <w:rPr>
           <w:lang w:val="en-GB"/>
         </w:rPr>
-        <w:t xml:space="preserve">Avogadro 2 and </w:t>
-      </w:r>
-      <w:proofErr w:type="spellStart"/>
-      <w:r>
-        <w:rPr>
-          <w:lang w:val="en-GB"/>
-        </w:rPr>
-        <w:t>GaussView</w:t>
-      </w:r>
-      <w:proofErr w:type="spellEnd"/>
-      <w:r>
-        <w:rPr>
-          <w:lang w:val="en-GB"/>
-        </w:rPr>
-        <w:t xml:space="preserve"> 6 were assessed from documentation only (see SoftwareEvaluation.pdf).</w:t>
+        <w:t>The delivered image sets and the parameter study were produced on the same data but at different times; the tables in §4 come from the bromobenzene study and were not repeated for every molecule.</w:t>
       </w:r>
     </w:p>
     <w:p>
       <w:pPr>
-        <w:pStyle w:val="Listenabsatz"/>
-        <w:numPr>
-          <w:ilvl w:val="0"/>
-          <w:numId w:val="2"/>
-        </w:numPr>
         <w:spacing w:after="80" w:line="276" w:lineRule="auto"/>
         <w:rPr>
           <w:lang w:val="en-GB"/>
         </w:rPr>
       </w:pPr>
-      <w:r>
-        <w:rPr>
-          <w:lang w:val="en-GB"/>
-        </w:rPr>
-        <w:t>The delivered image sets and the parameter study were produced on the same data but at different times; the tables in §5 come from the bromobenzene study and were not repeated for every molecule.</w:t>
-      </w:r>
+    </w:p>
+    <w:p>
+      <w:pPr>
+        <w:spacing w:after="80" w:line="276" w:lineRule="auto"/>
+        <w:rPr>
+          <w:lang w:val="en-GB"/>
+        </w:rPr>
+      </w:pPr>
     </w:p>
     <w:p>
       <w:pPr>
@@ -24402,7 +24634,7 @@
           <w:lang w:val="en-GB"/>
         </w:rPr>
       </w:pPr>
-      <w:bookmarkStart w:id="34" w:name="_Toc239668554"/>
+      <w:bookmarkStart w:id="34" w:name="_Toc239769841"/>
       <w:proofErr w:type="gramStart"/>
       <w:r>
         <w:rPr>
@@ -24413,7 +24645,8 @@
           <w:szCs w:val="30"/>
           <w:lang w:val="en-GB"/>
         </w:rPr>
-        <w:t>8  Outlook</w:t>
+        <w:lastRenderedPageBreak/>
+        <w:t>7  Outlook</w:t>
       </w:r>
       <w:bookmarkEnd w:id="34"/>
       <w:proofErr w:type="gramEnd"/>
@@ -24426,7 +24659,7 @@
           <w:lang w:val="en-GB"/>
         </w:rPr>
       </w:pPr>
-      <w:bookmarkStart w:id="35" w:name="_Toc239668555"/>
+      <w:bookmarkStart w:id="35" w:name="_Toc239769842"/>
       <w:proofErr w:type="gramStart"/>
       <w:r>
         <w:rPr>
@@ -24437,8 +24670,9 @@
           <w:szCs w:val="24"/>
           <w:lang w:val="en-GB"/>
         </w:rPr>
-        <w:t>8.1</w:t>
-      </w:r>
+        <w:t>7.1  Electrostatic</w:t>
+      </w:r>
+      <w:proofErr w:type="gramEnd"/>
       <w:r>
         <w:rPr>
           <w:b/>
@@ -24448,9 +24682,58 @@
           <w:szCs w:val="24"/>
           <w:lang w:val="en-GB"/>
         </w:rPr>
-        <w:t xml:space="preserve">  Electrostatic</w:t>
-      </w:r>
-      <w:proofErr w:type="gramEnd"/>
+        <w:t xml:space="preserve"> complementarity</w:t>
+      </w:r>
+      <w:bookmarkEnd w:id="35"/>
+    </w:p>
+    <w:p>
+      <w:pPr>
+        <w:spacing w:after="120" w:line="276" w:lineRule="auto"/>
+        <w:rPr>
+          <w:lang w:val="en-GB"/>
+        </w:rPr>
+      </w:pPr>
+      <w:r>
+        <w:rPr>
+          <w:lang w:val="en-GB"/>
+        </w:rPr>
+        <w:t>The natural extension is from one molecule to an interface: comparing the potential on a ligand surface with the potential the protein presents at the same place, so that a red patch facing a blue one scores as complementary. Several components of this workflow transfer directly</w:t>
+      </w:r>
+      <w:r>
+        <w:rPr>
+          <w:lang w:val="en-GB"/>
+        </w:rPr>
+        <w:t>:</w:t>
+      </w:r>
+      <w:r>
+        <w:rPr>
+          <w:lang w:val="en-GB"/>
+        </w:rPr>
+        <w:t xml:space="preserve"> the cube handling, the shell band, the surface statistics and the rendering. Three things would have to be added: an electrostatics model for the protein, which is a different computational problem (Poisson–Boltzmann, or partial charges with a distance-dependent dielectric); a quantitative definition of what “complementary” means as a number; and a validation case for which the answer is already known. The last of these is the hard one</w:t>
+      </w:r>
+      <w:r>
+        <w:rPr>
+          <w:lang w:val="en-GB"/>
+        </w:rPr>
+        <w:t xml:space="preserve"> </w:t>
+      </w:r>
+      <w:r>
+        <w:rPr>
+          <w:lang w:val="en-GB"/>
+        </w:rPr>
+        <w:t>and it is why this was scoped out rather than attempted.</w:t>
+      </w:r>
+    </w:p>
+    <w:p>
+      <w:pPr>
+        <w:pStyle w:val="berschrift2"/>
+        <w:spacing w:before="260" w:after="120"/>
+        <w:rPr>
+          <w:lang w:val="en-GB"/>
+        </w:rPr>
+      </w:pPr>
+      <w:bookmarkStart w:id="36" w:name="_Toc239769843"/>
+      <w:proofErr w:type="gramStart"/>
       <w:r>
         <w:rPr>
           <w:b/>
@@ -24460,9 +24743,21 @@
           <w:szCs w:val="24"/>
           <w:lang w:val="en-GB"/>
         </w:rPr>
-        <w:t xml:space="preserve"> complementarity</w:t>
-      </w:r>
-      <w:bookmarkEnd w:id="35"/>
+        <w:t>7.2  A</w:t>
+      </w:r>
+      <w:proofErr w:type="gramEnd"/>
+      <w:r>
+        <w:rPr>
+          <w:b/>
+          <w:bCs/>
+          <w:color w:val="1F3864"/>
+          <w:sz w:val="24"/>
+          <w:szCs w:val="24"/>
+          <w:lang w:val="en-GB"/>
+        </w:rPr>
+        <w:t xml:space="preserve"> third viewer</w:t>
+      </w:r>
+      <w:bookmarkEnd w:id="36"/>
     </w:p>
     <w:p>
       <w:pPr>
@@ -24471,11 +24766,19 @@
           <w:lang w:val="en-GB"/>
         </w:rPr>
       </w:pPr>
-      <w:r>
-        <w:rPr>
-          <w:lang w:val="en-GB"/>
-        </w:rPr>
-        <w:t>The natural extension is from one molecule to an interface: comparing the potential on a ligand surface with the potential the protein presents at the same place, so that a red patch facing a blue one scores as complementary. Several components of this workflow transfer directly — the cube handling, the shell band, the surface statistics and the rendering. Three things would have to be added: an electrostatics model for the protein, which is a different computational problem (Poisson–Boltzmann, or partial charges with a distance-dependent dielectric); a quantitative definition of what “complementary” means as a number; and a validation case for which the answer is already known. The last of these is the hard one, and it is why this was scoped out rather than attempted.</w:t>
+      <w:proofErr w:type="spellStart"/>
+      <w:r>
+        <w:rPr>
+          <w:lang w:val="en-GB"/>
+        </w:rPr>
+        <w:t>ChimeraX</w:t>
+      </w:r>
+      <w:proofErr w:type="spellEnd"/>
+      <w:r>
+        <w:rPr>
+          <w:lang w:val="en-GB"/>
+        </w:rPr>
+        <w:t xml:space="preserve"> would take the evaluation from two data points to three at low marginal cost: the cube files and the analysis already exist, only a scene script and an image set would be new. On the evidence of §3.6 the numbers would agree; the open question is whether its OpenGL-only rendering produces a comparable axial view, which is the one view where the two existing pipelines genuinely differ.</w:t>
       </w:r>
     </w:p>
     <w:p>
@@ -24486,7 +24789,7 @@
           <w:lang w:val="en-GB"/>
         </w:rPr>
       </w:pPr>
-      <w:bookmarkStart w:id="36" w:name="_Toc239668556"/>
+      <w:bookmarkStart w:id="37" w:name="_Toc239769844"/>
       <w:proofErr w:type="gramStart"/>
       <w:r>
         <w:rPr>
@@ -24497,8 +24800,9 @@
           <w:szCs w:val="24"/>
           <w:lang w:val="en-GB"/>
         </w:rPr>
-        <w:t>8.2</w:t>
-      </w:r>
+        <w:t>7.3  The</w:t>
+      </w:r>
+      <w:proofErr w:type="gramEnd"/>
       <w:r>
         <w:rPr>
           <w:b/>
@@ -24508,86 +24812,6 @@
           <w:szCs w:val="24"/>
           <w:lang w:val="en-GB"/>
         </w:rPr>
-        <w:t xml:space="preserve">  A</w:t>
-      </w:r>
-      <w:proofErr w:type="gramEnd"/>
-      <w:r>
-        <w:rPr>
-          <w:b/>
-          <w:bCs/>
-          <w:color w:val="1F3864"/>
-          <w:sz w:val="24"/>
-          <w:szCs w:val="24"/>
-          <w:lang w:val="en-GB"/>
-        </w:rPr>
-        <w:t xml:space="preserve"> third viewer</w:t>
-      </w:r>
-      <w:bookmarkEnd w:id="36"/>
-    </w:p>
-    <w:p>
-      <w:pPr>
-        <w:spacing w:after="120" w:line="276" w:lineRule="auto"/>
-        <w:rPr>
-          <w:lang w:val="en-GB"/>
-        </w:rPr>
-      </w:pPr>
-      <w:proofErr w:type="spellStart"/>
-      <w:r>
-        <w:rPr>
-          <w:lang w:val="en-GB"/>
-        </w:rPr>
-        <w:t>ChimeraX</w:t>
-      </w:r>
-      <w:proofErr w:type="spellEnd"/>
-      <w:r>
-        <w:rPr>
-          <w:lang w:val="en-GB"/>
-        </w:rPr>
-        <w:t xml:space="preserve"> would take the evaluation from two data points to three at low marginal cost: the cube files and the analysis already exist, only a scene script and an image set would be new. On the evidence of §4.6 the numbers would agree; the open question is whether its OpenGL-only rendering produces a comparable axial view, which is the one view where the two existing pipelines genuinely differ.</w:t>
-      </w:r>
-    </w:p>
-    <w:p>
-      <w:pPr>
-        <w:pStyle w:val="berschrift2"/>
-        <w:spacing w:before="260" w:after="120"/>
-        <w:rPr>
-          <w:lang w:val="en-GB"/>
-        </w:rPr>
-      </w:pPr>
-      <w:bookmarkStart w:id="37" w:name="_Toc239668557"/>
-      <w:proofErr w:type="gramStart"/>
-      <w:r>
-        <w:rPr>
-          <w:b/>
-          <w:bCs/>
-          <w:color w:val="1F3864"/>
-          <w:sz w:val="24"/>
-          <w:szCs w:val="24"/>
-          <w:lang w:val="en-GB"/>
-        </w:rPr>
-        <w:t>8.3</w:t>
-      </w:r>
-      <w:r>
-        <w:rPr>
-          <w:b/>
-          <w:bCs/>
-          <w:color w:val="1F3864"/>
-          <w:sz w:val="24"/>
-          <w:szCs w:val="24"/>
-          <w:lang w:val="en-GB"/>
-        </w:rPr>
-        <w:t xml:space="preserve">  The</w:t>
-      </w:r>
-      <w:proofErr w:type="gramEnd"/>
-      <w:r>
-        <w:rPr>
-          <w:b/>
-          <w:bCs/>
-          <w:color w:val="1F3864"/>
-          <w:sz w:val="24"/>
-          <w:szCs w:val="24"/>
-          <w:lang w:val="en-GB"/>
-        </w:rPr>
         <w:t xml:space="preserve"> missing axis</w:t>
       </w:r>
       <w:bookmarkEnd w:id="37"/>
@@ -24603,7 +24827,7 @@
         <w:rPr>
           <w:lang w:val="en-GB"/>
         </w:rPr>
-        <w:t xml:space="preserve">Of the influences examined in §5, four were measured here and only the sensitivity to the quantum-chemical method was taken from the literature. Repeating a single molecule at two levels of theory would close that gap with </w:t>
+        <w:t xml:space="preserve">Of the influences examined in §4, four were measured here and only the sensitivity to the quantum-chemical method was taken from the literature. Repeating a single molecule at two levels of theory would close that gap with </w:t>
       </w:r>
       <w:proofErr w:type="gramStart"/>
       <w:r>
@@ -24638,7 +24862,7 @@
         <w:pStyle w:val="berschrift1"/>
         <w:spacing w:before="360" w:after="160"/>
       </w:pPr>
-      <w:bookmarkStart w:id="38" w:name="_Toc239668558"/>
+      <w:bookmarkStart w:id="38" w:name="_Toc239769845"/>
       <w:proofErr w:type="gramStart"/>
       <w:r>
         <w:rPr>
@@ -24649,7 +24873,7 @@
           <w:szCs w:val="30"/>
         </w:rPr>
         <w:lastRenderedPageBreak/>
-        <w:t>9  References</w:t>
+        <w:t>8  References</w:t>
       </w:r>
       <w:bookmarkEnd w:id="38"/>
       <w:proofErr w:type="gramEnd"/>
@@ -24659,7 +24883,7 @@
         <w:pStyle w:val="berschrift2"/>
         <w:spacing w:before="260" w:after="120"/>
       </w:pPr>
-      <w:bookmarkStart w:id="39" w:name="_Toc239668559"/>
+      <w:bookmarkStart w:id="39" w:name="_Toc239769846"/>
       <w:r>
         <w:rPr>
           <w:b/>
@@ -24974,7 +25198,7 @@
           <w:lang w:val="en-GB"/>
         </w:rPr>
       </w:pPr>
-      <w:bookmarkStart w:id="40" w:name="_Toc239668560"/>
+      <w:bookmarkStart w:id="40" w:name="_Toc239769847"/>
       <w:r>
         <w:rPr>
           <w:b/>
@@ -24994,7 +25218,7 @@
           <w:szCs w:val="24"/>
           <w:lang w:val="en-GB"/>
         </w:rPr>
-        <w:t>-hole values used in the literature comparison (§4.4)</w:t>
+        <w:t>-hole values used in the literature comparison (§3.4)</w:t>
       </w:r>
       <w:bookmarkEnd w:id="40"/>
     </w:p>
@@ -25216,7 +25440,7 @@
         <w:pStyle w:val="berschrift2"/>
         <w:spacing w:before="260" w:after="120"/>
       </w:pPr>
-      <w:bookmarkStart w:id="41" w:name="_Toc239668561"/>
+      <w:bookmarkStart w:id="41" w:name="_Toc239769848"/>
       <w:r>
         <w:rPr>
           <w:b/>
@@ -25461,7 +25685,7 @@
         <w:pStyle w:val="berschrift2"/>
         <w:spacing w:before="260" w:after="120"/>
       </w:pPr>
-      <w:bookmarkStart w:id="42" w:name="_Toc239668562"/>
+      <w:bookmarkStart w:id="42" w:name="_Toc239769849"/>
       <w:r>
         <w:rPr>
           <w:b/>
@@ -26444,7 +26668,6 @@
   <w:style w:type="character" w:default="1" w:styleId="Absatz-Standardschriftart">
     <w:name w:val="Default Paragraph Font"/>
     <w:uiPriority w:val="1"/>
-    <w:semiHidden/>
     <w:unhideWhenUsed/>
   </w:style>
   <w:style w:type="table" w:default="1" w:styleId="NormaleTabelle">

--- a/docs/ProjectElaboration.docx
+++ b/docs/ProjectElaboration.docx
@@ -485,26 +485,26 @@
           </w:pPr>
           <w:r>
             <w:rPr>
-              <w:sz w:val="6"/>
-              <w:szCs w:val="6"/>
+              <w:sz w:val="2"/>
+              <w:szCs w:val="2"/>
             </w:rPr>
             <w:fldChar w:fldCharType="begin"/>
           </w:r>
           <w:r>
             <w:rPr>
-              <w:sz w:val="6"/>
-              <w:szCs w:val="6"/>
+              <w:sz w:val="2"/>
+              <w:szCs w:val="2"/>
             </w:rPr>
             <w:instrText>TOC \h \o "1-2"</w:instrText>
           </w:r>
           <w:r>
             <w:rPr>
-              <w:sz w:val="6"/>
-              <w:szCs w:val="6"/>
+              <w:sz w:val="2"/>
+              <w:szCs w:val="2"/>
             </w:rPr>
             <w:fldChar w:fldCharType="separate"/>
           </w:r>
-          <w:hyperlink w:anchor="_Toc239769807" w:history="1">
+          <w:hyperlink w:anchor="_Toc239783580" w:history="1">
             <w:r>
               <w:rPr>
                 <w:rStyle w:val="Hyperlink"/>
@@ -539,7 +539,7 @@
                 <w:sz w:val="16"/>
                 <w:szCs w:val="16"/>
               </w:rPr>
-              <w:instrText xml:space="preserve"> PAGEREF _Toc239769807 \h </w:instrText>
+              <w:instrText xml:space="preserve"> PAGEREF _Toc239783580 \h </w:instrText>
             </w:r>
             <w:r>
               <w:rPr>
@@ -589,7 +589,7 @@
               <w14:ligatures w14:val="standardContextual"/>
             </w:rPr>
           </w:pPr>
-          <w:hyperlink w:anchor="_Toc239769808" w:history="1">
+          <w:hyperlink w:anchor="_Toc239783581" w:history="1">
             <w:r>
               <w:rPr>
                 <w:rStyle w:val="Hyperlink"/>
@@ -624,115 +624,7 @@
                 <w:sz w:val="16"/>
                 <w:szCs w:val="16"/>
               </w:rPr>
-              <w:instrText xml:space="preserve"> PAGEREF _Toc239769808 \h </w:instrText>
-            </w:r>
-            <w:r>
-              <w:rPr>
-                <w:noProof/>
-                <w:sz w:val="16"/>
-                <w:szCs w:val="16"/>
-              </w:rPr>
-            </w:r>
-            <w:r>
-              <w:rPr>
-                <w:noProof/>
-                <w:sz w:val="16"/>
-                <w:szCs w:val="16"/>
-              </w:rPr>
-              <w:fldChar w:fldCharType="separate"/>
-            </w:r>
-            <w:r>
-              <w:rPr>
-                <w:noProof/>
-                <w:sz w:val="16"/>
-                <w:szCs w:val="16"/>
-              </w:rPr>
-              <w:t>4</w:t>
-            </w:r>
-            <w:r>
-              <w:rPr>
-                <w:noProof/>
-                <w:sz w:val="16"/>
-                <w:szCs w:val="16"/>
-              </w:rPr>
-              <w:fldChar w:fldCharType="end"/>
-            </w:r>
-          </w:hyperlink>
-        </w:p>
-        <w:p>
-          <w:pPr>
-            <w:pStyle w:val="Verzeichnis2"/>
-            <w:tabs>
-              <w:tab w:val="left" w:pos="720"/>
-              <w:tab w:val="right" w:leader="dot" w:pos="9016"/>
-            </w:tabs>
-            <w:rPr>
-              <w:rFonts w:asciiTheme="minorHAnsi" w:eastAsiaTheme="minorEastAsia" w:hAnsiTheme="minorHAnsi" w:cstheme="minorBidi"/>
-              <w:noProof/>
-              <w:kern w:val="2"/>
-              <w:sz w:val="18"/>
-              <w:szCs w:val="18"/>
-              <w14:ligatures w14:val="standardContextual"/>
-            </w:rPr>
-          </w:pPr>
-          <w:hyperlink w:anchor="_Toc239769809" w:history="1">
-            <w:r>
-              <w:rPr>
-                <w:rStyle w:val="Hyperlink"/>
-                <w:b/>
-                <w:noProof/>
-                <w:sz w:val="16"/>
-                <w:szCs w:val="16"/>
-                <w:lang w:val="en-GB"/>
-              </w:rPr>
-              <w:t>1.2</w:t>
-            </w:r>
-            <w:r>
-              <w:rPr>
-                <w:rFonts w:asciiTheme="minorHAnsi" w:eastAsiaTheme="minorEastAsia" w:hAnsiTheme="minorHAnsi" w:cstheme="minorBidi"/>
-                <w:noProof/>
-                <w:kern w:val="2"/>
-                <w:sz w:val="18"/>
-                <w:szCs w:val="18"/>
-                <w14:ligatures w14:val="standardContextual"/>
-              </w:rPr>
-              <w:tab/>
-            </w:r>
-            <w:r>
-              <w:rPr>
-                <w:rStyle w:val="Hyperlink"/>
-                <w:b/>
-                <w:bCs/>
-                <w:noProof/>
-                <w:sz w:val="16"/>
-                <w:szCs w:val="16"/>
-                <w:lang w:val="en-GB"/>
-              </w:rPr>
-              <w:t>1.2  Aim and scope</w:t>
-            </w:r>
-            <w:r>
-              <w:rPr>
-                <w:noProof/>
-                <w:sz w:val="16"/>
-                <w:szCs w:val="16"/>
-              </w:rPr>
-              <w:tab/>
-            </w:r>
-            <w:r>
-              <w:rPr>
-                <w:noProof/>
-                <w:sz w:val="16"/>
-                <w:szCs w:val="16"/>
-              </w:rPr>
-              <w:fldChar w:fldCharType="begin"/>
-            </w:r>
-            <w:r>
-              <w:rPr>
-                <w:noProof/>
-                <w:sz w:val="16"/>
-                <w:szCs w:val="16"/>
-              </w:rPr>
-              <w:instrText xml:space="preserve"> PAGEREF _Toc239769809 \h </w:instrText>
+              <w:instrText xml:space="preserve"> PAGEREF _Toc239783581 \h </w:instrText>
             </w:r>
             <w:r>
               <w:rPr>
@@ -782,7 +674,7 @@
               <w14:ligatures w14:val="standardContextual"/>
             </w:rPr>
           </w:pPr>
-          <w:hyperlink w:anchor="_Toc239769810" w:history="1">
+          <w:hyperlink w:anchor="_Toc239783582" w:history="1">
             <w:r>
               <w:rPr>
                 <w:rStyle w:val="Hyperlink"/>
@@ -793,7 +685,7 @@
                 <w:szCs w:val="16"/>
                 <w:lang w:val="en-GB"/>
               </w:rPr>
-              <w:t>1.3  The molecular electrostatic potential</w:t>
+              <w:t>1.2 Aim and scope</w:t>
             </w:r>
             <w:r>
               <w:rPr>
@@ -817,7 +709,7 @@
                 <w:sz w:val="16"/>
                 <w:szCs w:val="16"/>
               </w:rPr>
-              <w:instrText xml:space="preserve"> PAGEREF _Toc239769810 \h </w:instrText>
+              <w:instrText xml:space="preserve"> PAGEREF _Toc239783582 \h </w:instrText>
             </w:r>
             <w:r>
               <w:rPr>
@@ -867,7 +759,7 @@
               <w14:ligatures w14:val="standardContextual"/>
             </w:rPr>
           </w:pPr>
-          <w:hyperlink w:anchor="_Toc239769811" w:history="1">
+          <w:hyperlink w:anchor="_Toc239783583" w:history="1">
             <w:r>
               <w:rPr>
                 <w:rStyle w:val="Hyperlink"/>
@@ -878,30 +770,7 @@
                 <w:szCs w:val="16"/>
                 <w:lang w:val="en-GB"/>
               </w:rPr>
-              <w:t xml:space="preserve">1.4  Why </w:t>
-            </w:r>
-            <w:r>
-              <w:rPr>
-                <w:rStyle w:val="Hyperlink"/>
-                <w:b/>
-                <w:bCs/>
-                <w:noProof/>
-                <w:sz w:val="16"/>
-                <w:szCs w:val="16"/>
-              </w:rPr>
-              <w:t>ρ</w:t>
-            </w:r>
-            <w:r>
-              <w:rPr>
-                <w:rStyle w:val="Hyperlink"/>
-                <w:b/>
-                <w:bCs/>
-                <w:noProof/>
-                <w:sz w:val="16"/>
-                <w:szCs w:val="16"/>
-                <w:lang w:val="en-GB"/>
-              </w:rPr>
-              <w:t xml:space="preserve"> = 0.001 a.u.</w:t>
+              <w:t>1.3  The molecular electrostatic potential</w:t>
             </w:r>
             <w:r>
               <w:rPr>
@@ -925,7 +794,7 @@
                 <w:sz w:val="16"/>
                 <w:szCs w:val="16"/>
               </w:rPr>
-              <w:instrText xml:space="preserve"> PAGEREF _Toc239769811 \h </w:instrText>
+              <w:instrText xml:space="preserve"> PAGEREF _Toc239783583 \h </w:instrText>
             </w:r>
             <w:r>
               <w:rPr>
@@ -975,7 +844,7 @@
               <w14:ligatures w14:val="standardContextual"/>
             </w:rPr>
           </w:pPr>
-          <w:hyperlink w:anchor="_Toc239769812" w:history="1">
+          <w:hyperlink w:anchor="_Toc239783584" w:history="1">
             <w:r>
               <w:rPr>
                 <w:rStyle w:val="Hyperlink"/>
@@ -986,7 +855,7 @@
                 <w:szCs w:val="16"/>
                 <w:lang w:val="en-GB"/>
               </w:rPr>
-              <w:t>1.5  V</w:t>
+              <w:t xml:space="preserve">1.4  Why </w:t>
             </w:r>
             <w:r>
               <w:rPr>
@@ -996,10 +865,8 @@
                 <w:noProof/>
                 <w:sz w:val="16"/>
                 <w:szCs w:val="16"/>
-                <w:vertAlign w:val="subscript"/>
-                <w:lang w:val="en-GB"/>
-              </w:rPr>
-              <w:t>S,min</w:t>
+              </w:rPr>
+              <w:t>ρ</w:t>
             </w:r>
             <w:r>
               <w:rPr>
@@ -1011,20 +878,7 @@
                 <w:szCs w:val="16"/>
                 <w:lang w:val="en-GB"/>
               </w:rPr>
-              <w:t xml:space="preserve"> and V</w:t>
-            </w:r>
-            <w:r>
-              <w:rPr>
-                <w:rStyle w:val="Hyperlink"/>
-                <w:b/>
-                <w:bCs/>
-                <w:noProof/>
-                <w:sz w:val="16"/>
-                <w:szCs w:val="16"/>
-                <w:vertAlign w:val="subscript"/>
-                <w:lang w:val="en-GB"/>
-              </w:rPr>
-              <w:t>S,max</w:t>
+              <w:t xml:space="preserve"> = 0.001 a.u.</w:t>
             </w:r>
             <w:r>
               <w:rPr>
@@ -1048,7 +902,7 @@
                 <w:sz w:val="16"/>
                 <w:szCs w:val="16"/>
               </w:rPr>
-              <w:instrText xml:space="preserve"> PAGEREF _Toc239769812 \h </w:instrText>
+              <w:instrText xml:space="preserve"> PAGEREF _Toc239783584 \h </w:instrText>
             </w:r>
             <w:r>
               <w:rPr>
@@ -1098,7 +952,7 @@
               <w14:ligatures w14:val="standardContextual"/>
             </w:rPr>
           </w:pPr>
-          <w:hyperlink w:anchor="_Toc239769813" w:history="1">
+          <w:hyperlink w:anchor="_Toc239783585" w:history="1">
             <w:r>
               <w:rPr>
                 <w:rStyle w:val="Hyperlink"/>
@@ -1109,7 +963,7 @@
                 <w:szCs w:val="16"/>
                 <w:lang w:val="en-GB"/>
               </w:rPr>
-              <w:t xml:space="preserve">1.6  The </w:t>
+              <w:t>1.5  V</w:t>
             </w:r>
             <w:r>
               <w:rPr>
@@ -1119,8 +973,10 @@
                 <w:noProof/>
                 <w:sz w:val="16"/>
                 <w:szCs w:val="16"/>
-              </w:rPr>
-              <w:t>σ</w:t>
+                <w:vertAlign w:val="subscript"/>
+                <w:lang w:val="en-GB"/>
+              </w:rPr>
+              <w:t>S,min</w:t>
             </w:r>
             <w:r>
               <w:rPr>
@@ -1132,7 +988,20 @@
                 <w:szCs w:val="16"/>
                 <w:lang w:val="en-GB"/>
               </w:rPr>
-              <w:t>-hole</w:t>
+              <w:t xml:space="preserve"> and V</w:t>
+            </w:r>
+            <w:r>
+              <w:rPr>
+                <w:rStyle w:val="Hyperlink"/>
+                <w:b/>
+                <w:bCs/>
+                <w:noProof/>
+                <w:sz w:val="16"/>
+                <w:szCs w:val="16"/>
+                <w:vertAlign w:val="subscript"/>
+                <w:lang w:val="en-GB"/>
+              </w:rPr>
+              <w:t>S,max</w:t>
             </w:r>
             <w:r>
               <w:rPr>
@@ -1156,7 +1025,7 @@
                 <w:sz w:val="16"/>
                 <w:szCs w:val="16"/>
               </w:rPr>
-              <w:instrText xml:space="preserve"> PAGEREF _Toc239769813 \h </w:instrText>
+              <w:instrText xml:space="preserve"> PAGEREF _Toc239783585 \h </w:instrText>
             </w:r>
             <w:r>
               <w:rPr>
@@ -1179,7 +1048,7 @@
                 <w:sz w:val="16"/>
                 <w:szCs w:val="16"/>
               </w:rPr>
-              <w:t>5</w:t>
+              <w:t>4</w:t>
             </w:r>
             <w:r>
               <w:rPr>
@@ -1206,7 +1075,7 @@
               <w14:ligatures w14:val="standardContextual"/>
             </w:rPr>
           </w:pPr>
-          <w:hyperlink w:anchor="_Toc239769814" w:history="1">
+          <w:hyperlink w:anchor="_Toc239783586" w:history="1">
             <w:r>
               <w:rPr>
                 <w:rStyle w:val="Hyperlink"/>
@@ -1217,6 +1086,114 @@
                 <w:szCs w:val="16"/>
                 <w:lang w:val="en-GB"/>
               </w:rPr>
+              <w:t xml:space="preserve">1.6  The </w:t>
+            </w:r>
+            <w:r>
+              <w:rPr>
+                <w:rStyle w:val="Hyperlink"/>
+                <w:b/>
+                <w:bCs/>
+                <w:noProof/>
+                <w:sz w:val="16"/>
+                <w:szCs w:val="16"/>
+              </w:rPr>
+              <w:t>σ</w:t>
+            </w:r>
+            <w:r>
+              <w:rPr>
+                <w:rStyle w:val="Hyperlink"/>
+                <w:b/>
+                <w:bCs/>
+                <w:noProof/>
+                <w:sz w:val="16"/>
+                <w:szCs w:val="16"/>
+                <w:lang w:val="en-GB"/>
+              </w:rPr>
+              <w:t>-hole</w:t>
+            </w:r>
+            <w:r>
+              <w:rPr>
+                <w:noProof/>
+                <w:sz w:val="16"/>
+                <w:szCs w:val="16"/>
+              </w:rPr>
+              <w:tab/>
+            </w:r>
+            <w:r>
+              <w:rPr>
+                <w:noProof/>
+                <w:sz w:val="16"/>
+                <w:szCs w:val="16"/>
+              </w:rPr>
+              <w:fldChar w:fldCharType="begin"/>
+            </w:r>
+            <w:r>
+              <w:rPr>
+                <w:noProof/>
+                <w:sz w:val="16"/>
+                <w:szCs w:val="16"/>
+              </w:rPr>
+              <w:instrText xml:space="preserve"> PAGEREF _Toc239783586 \h </w:instrText>
+            </w:r>
+            <w:r>
+              <w:rPr>
+                <w:noProof/>
+                <w:sz w:val="16"/>
+                <w:szCs w:val="16"/>
+              </w:rPr>
+            </w:r>
+            <w:r>
+              <w:rPr>
+                <w:noProof/>
+                <w:sz w:val="16"/>
+                <w:szCs w:val="16"/>
+              </w:rPr>
+              <w:fldChar w:fldCharType="separate"/>
+            </w:r>
+            <w:r>
+              <w:rPr>
+                <w:noProof/>
+                <w:sz w:val="16"/>
+                <w:szCs w:val="16"/>
+              </w:rPr>
+              <w:t>5</w:t>
+            </w:r>
+            <w:r>
+              <w:rPr>
+                <w:noProof/>
+                <w:sz w:val="16"/>
+                <w:szCs w:val="16"/>
+              </w:rPr>
+              <w:fldChar w:fldCharType="end"/>
+            </w:r>
+          </w:hyperlink>
+        </w:p>
+        <w:p>
+          <w:pPr>
+            <w:pStyle w:val="Verzeichnis2"/>
+            <w:tabs>
+              <w:tab w:val="right" w:leader="dot" w:pos="9016"/>
+            </w:tabs>
+            <w:rPr>
+              <w:rFonts w:asciiTheme="minorHAnsi" w:eastAsiaTheme="minorEastAsia" w:hAnsiTheme="minorHAnsi" w:cstheme="minorBidi"/>
+              <w:noProof/>
+              <w:kern w:val="2"/>
+              <w:sz w:val="18"/>
+              <w:szCs w:val="18"/>
+              <w14:ligatures w14:val="standardContextual"/>
+            </w:rPr>
+          </w:pPr>
+          <w:hyperlink w:anchor="_Toc239783587" w:history="1">
+            <w:r>
+              <w:rPr>
+                <w:rStyle w:val="Hyperlink"/>
+                <w:b/>
+                <w:bCs/>
+                <w:noProof/>
+                <w:sz w:val="16"/>
+                <w:szCs w:val="16"/>
+                <w:lang w:val="en-GB"/>
+              </w:rPr>
               <w:t>1.7  Atomic units</w:t>
             </w:r>
             <w:r>
@@ -1241,7 +1218,7 @@
                 <w:sz w:val="16"/>
                 <w:szCs w:val="16"/>
               </w:rPr>
-              <w:instrText xml:space="preserve"> PAGEREF _Toc239769814 \h </w:instrText>
+              <w:instrText xml:space="preserve"> PAGEREF _Toc239783587 \h </w:instrText>
             </w:r>
             <w:r>
               <w:rPr>
@@ -1291,7 +1268,7 @@
               <w14:ligatures w14:val="standardContextual"/>
             </w:rPr>
           </w:pPr>
-          <w:hyperlink w:anchor="_Toc239769815" w:history="1">
+          <w:hyperlink w:anchor="_Toc239783588" w:history="1">
             <w:r>
               <w:rPr>
                 <w:rStyle w:val="Hyperlink"/>
@@ -1326,7 +1303,7 @@
                 <w:sz w:val="16"/>
                 <w:szCs w:val="16"/>
               </w:rPr>
-              <w:instrText xml:space="preserve"> PAGEREF _Toc239769815 \h </w:instrText>
+              <w:instrText xml:space="preserve"> PAGEREF _Toc239783588 \h </w:instrText>
             </w:r>
             <w:r>
               <w:rPr>
@@ -1376,7 +1353,7 @@
               <w14:ligatures w14:val="standardContextual"/>
             </w:rPr>
           </w:pPr>
-          <w:hyperlink w:anchor="_Toc239769816" w:history="1">
+          <w:hyperlink w:anchor="_Toc239783589" w:history="1">
             <w:r>
               <w:rPr>
                 <w:rStyle w:val="Hyperlink"/>
@@ -1411,7 +1388,7 @@
                 <w:sz w:val="16"/>
                 <w:szCs w:val="16"/>
               </w:rPr>
-              <w:instrText xml:space="preserve"> PAGEREF _Toc239769816 \h </w:instrText>
+              <w:instrText xml:space="preserve"> PAGEREF _Toc239783589 \h </w:instrText>
             </w:r>
             <w:r>
               <w:rPr>
@@ -1461,7 +1438,7 @@
               <w14:ligatures w14:val="standardContextual"/>
             </w:rPr>
           </w:pPr>
-          <w:hyperlink w:anchor="_Toc239769817" w:history="1">
+          <w:hyperlink w:anchor="_Toc239783590" w:history="1">
             <w:r>
               <w:rPr>
                 <w:rStyle w:val="Hyperlink"/>
@@ -1496,7 +1473,7 @@
                 <w:sz w:val="16"/>
                 <w:szCs w:val="16"/>
               </w:rPr>
-              <w:instrText xml:space="preserve"> PAGEREF _Toc239769817 \h </w:instrText>
+              <w:instrText xml:space="preserve"> PAGEREF _Toc239783590 \h </w:instrText>
             </w:r>
             <w:r>
               <w:rPr>
@@ -1546,7 +1523,7 @@
               <w14:ligatures w14:val="standardContextual"/>
             </w:rPr>
           </w:pPr>
-          <w:hyperlink w:anchor="_Toc239769818" w:history="1">
+          <w:hyperlink w:anchor="_Toc239783591" w:history="1">
             <w:r>
               <w:rPr>
                 <w:rStyle w:val="Hyperlink"/>
@@ -1581,7 +1558,7 @@
                 <w:sz w:val="16"/>
                 <w:szCs w:val="16"/>
               </w:rPr>
-              <w:instrText xml:space="preserve"> PAGEREF _Toc239769818 \h </w:instrText>
+              <w:instrText xml:space="preserve"> PAGEREF _Toc239783591 \h </w:instrText>
             </w:r>
             <w:r>
               <w:rPr>
@@ -1631,7 +1608,7 @@
               <w14:ligatures w14:val="standardContextual"/>
             </w:rPr>
           </w:pPr>
-          <w:hyperlink w:anchor="_Toc239769819" w:history="1">
+          <w:hyperlink w:anchor="_Toc239783592" w:history="1">
             <w:r>
               <w:rPr>
                 <w:rStyle w:val="Hyperlink"/>
@@ -1666,7 +1643,7 @@
                 <w:sz w:val="16"/>
                 <w:szCs w:val="16"/>
               </w:rPr>
-              <w:instrText xml:space="preserve"> PAGEREF _Toc239769819 \h </w:instrText>
+              <w:instrText xml:space="preserve"> PAGEREF _Toc239783592 \h </w:instrText>
             </w:r>
             <w:r>
               <w:rPr>
@@ -1716,7 +1693,7 @@
               <w14:ligatures w14:val="standardContextual"/>
             </w:rPr>
           </w:pPr>
-          <w:hyperlink w:anchor="_Toc239769820" w:history="1">
+          <w:hyperlink w:anchor="_Toc239783593" w:history="1">
             <w:r>
               <w:rPr>
                 <w:rStyle w:val="Hyperlink"/>
@@ -1750,7 +1727,7 @@
                 <w:sz w:val="16"/>
                 <w:szCs w:val="16"/>
               </w:rPr>
-              <w:instrText xml:space="preserve"> PAGEREF _Toc239769820 \h </w:instrText>
+              <w:instrText xml:space="preserve"> PAGEREF _Toc239783593 \h </w:instrText>
             </w:r>
             <w:r>
               <w:rPr>
@@ -1773,7 +1750,7 @@
                 <w:sz w:val="16"/>
                 <w:szCs w:val="16"/>
               </w:rPr>
-              <w:t>6</w:t>
+              <w:t>7</w:t>
             </w:r>
             <w:r>
               <w:rPr>
@@ -1800,7 +1777,7 @@
               <w14:ligatures w14:val="standardContextual"/>
             </w:rPr>
           </w:pPr>
-          <w:hyperlink w:anchor="_Toc239769821" w:history="1">
+          <w:hyperlink w:anchor="_Toc239783594" w:history="1">
             <w:r>
               <w:rPr>
                 <w:rStyle w:val="Hyperlink"/>
@@ -1835,7 +1812,7 @@
                 <w:sz w:val="16"/>
                 <w:szCs w:val="16"/>
               </w:rPr>
-              <w:instrText xml:space="preserve"> PAGEREF _Toc239769821 \h </w:instrText>
+              <w:instrText xml:space="preserve"> PAGEREF _Toc239783594 \h </w:instrText>
             </w:r>
             <w:r>
               <w:rPr>
@@ -1885,7 +1862,7 @@
               <w14:ligatures w14:val="standardContextual"/>
             </w:rPr>
           </w:pPr>
-          <w:hyperlink w:anchor="_Toc239769822" w:history="1">
+          <w:hyperlink w:anchor="_Toc239783595" w:history="1">
             <w:r>
               <w:rPr>
                 <w:rStyle w:val="Hyperlink"/>
@@ -1920,7 +1897,7 @@
                 <w:sz w:val="16"/>
                 <w:szCs w:val="16"/>
               </w:rPr>
-              <w:instrText xml:space="preserve"> PAGEREF _Toc239769822 \h </w:instrText>
+              <w:instrText xml:space="preserve"> PAGEREF _Toc239783595 \h </w:instrText>
             </w:r>
             <w:r>
               <w:rPr>
@@ -1970,7 +1947,7 @@
               <w14:ligatures w14:val="standardContextual"/>
             </w:rPr>
           </w:pPr>
-          <w:hyperlink w:anchor="_Toc239769823" w:history="1">
+          <w:hyperlink w:anchor="_Toc239783596" w:history="1">
             <w:r>
               <w:rPr>
                 <w:rStyle w:val="Hyperlink"/>
@@ -2004,7 +1981,7 @@
                 <w:sz w:val="16"/>
                 <w:szCs w:val="16"/>
               </w:rPr>
-              <w:instrText xml:space="preserve"> PAGEREF _Toc239769823 \h </w:instrText>
+              <w:instrText xml:space="preserve"> PAGEREF _Toc239783596 \h </w:instrText>
             </w:r>
             <w:r>
               <w:rPr>
@@ -2054,7 +2031,7 @@
               <w14:ligatures w14:val="standardContextual"/>
             </w:rPr>
           </w:pPr>
-          <w:hyperlink w:anchor="_Toc239769824" w:history="1">
+          <w:hyperlink w:anchor="_Toc239783597" w:history="1">
             <w:r>
               <w:rPr>
                 <w:rStyle w:val="Hyperlink"/>
@@ -2065,7 +2042,7 @@
                 <w:szCs w:val="16"/>
                 <w:lang w:val="en-GB"/>
               </w:rPr>
-              <w:t>3.6  Where the two pipelines agree, and where they dont</w:t>
+              <w:t>3.6  Pipeline comparison</w:t>
             </w:r>
             <w:r>
               <w:rPr>
@@ -2089,7 +2066,7 @@
                 <w:sz w:val="16"/>
                 <w:szCs w:val="16"/>
               </w:rPr>
-              <w:instrText xml:space="preserve"> PAGEREF _Toc239769824 \h </w:instrText>
+              <w:instrText xml:space="preserve"> PAGEREF _Toc239783597 \h </w:instrText>
             </w:r>
             <w:r>
               <w:rPr>
@@ -2139,7 +2116,7 @@
               <w14:ligatures w14:val="standardContextual"/>
             </w:rPr>
           </w:pPr>
-          <w:hyperlink w:anchor="_Toc239769825" w:history="1">
+          <w:hyperlink w:anchor="_Toc239783598" w:history="1">
             <w:r>
               <w:rPr>
                 <w:rStyle w:val="Hyperlink"/>
@@ -2174,7 +2151,7 @@
                 <w:sz w:val="16"/>
                 <w:szCs w:val="16"/>
               </w:rPr>
-              <w:instrText xml:space="preserve"> PAGEREF _Toc239769825 \h </w:instrText>
+              <w:instrText xml:space="preserve"> PAGEREF _Toc239783598 \h </w:instrText>
             </w:r>
             <w:r>
               <w:rPr>
@@ -2224,7 +2201,7 @@
               <w14:ligatures w14:val="standardContextual"/>
             </w:rPr>
           </w:pPr>
-          <w:hyperlink w:anchor="_Toc239769826" w:history="1">
+          <w:hyperlink w:anchor="_Toc239783599" w:history="1">
             <w:r>
               <w:rPr>
                 <w:rStyle w:val="Hyperlink"/>
@@ -2259,7 +2236,7 @@
                 <w:sz w:val="16"/>
                 <w:szCs w:val="16"/>
               </w:rPr>
-              <w:instrText xml:space="preserve"> PAGEREF _Toc239769826 \h </w:instrText>
+              <w:instrText xml:space="preserve"> PAGEREF _Toc239783599 \h </w:instrText>
             </w:r>
             <w:r>
               <w:rPr>
@@ -2309,7 +2286,7 @@
               <w14:ligatures w14:val="standardContextual"/>
             </w:rPr>
           </w:pPr>
-          <w:hyperlink w:anchor="_Toc239769827" w:history="1">
+          <w:hyperlink w:anchor="_Toc239783600" w:history="1">
             <w:r>
               <w:rPr>
                 <w:rStyle w:val="Hyperlink"/>
@@ -2344,7 +2321,7 @@
                 <w:sz w:val="16"/>
                 <w:szCs w:val="16"/>
               </w:rPr>
-              <w:instrText xml:space="preserve"> PAGEREF _Toc239769827 \h </w:instrText>
+              <w:instrText xml:space="preserve"> PAGEREF _Toc239783600 \h </w:instrText>
             </w:r>
             <w:r>
               <w:rPr>
@@ -2394,7 +2371,7 @@
               <w14:ligatures w14:val="standardContextual"/>
             </w:rPr>
           </w:pPr>
-          <w:hyperlink w:anchor="_Toc239769828" w:history="1">
+          <w:hyperlink w:anchor="_Toc239783601" w:history="1">
             <w:r>
               <w:rPr>
                 <w:rStyle w:val="Hyperlink"/>
@@ -2429,7 +2406,7 @@
                 <w:sz w:val="16"/>
                 <w:szCs w:val="16"/>
               </w:rPr>
-              <w:instrText xml:space="preserve"> PAGEREF _Toc239769828 \h </w:instrText>
+              <w:instrText xml:space="preserve"> PAGEREF _Toc239783601 \h </w:instrText>
             </w:r>
             <w:r>
               <w:rPr>
@@ -2479,7 +2456,7 @@
               <w14:ligatures w14:val="standardContextual"/>
             </w:rPr>
           </w:pPr>
-          <w:hyperlink w:anchor="_Toc239769829" w:history="1">
+          <w:hyperlink w:anchor="_Toc239783602" w:history="1">
             <w:r>
               <w:rPr>
                 <w:rStyle w:val="Hyperlink"/>
@@ -2514,7 +2491,7 @@
                 <w:sz w:val="16"/>
                 <w:szCs w:val="16"/>
               </w:rPr>
-              <w:instrText xml:space="preserve"> PAGEREF _Toc239769829 \h </w:instrText>
+              <w:instrText xml:space="preserve"> PAGEREF _Toc239783602 \h </w:instrText>
             </w:r>
             <w:r>
               <w:rPr>
@@ -2564,7 +2541,7 @@
               <w14:ligatures w14:val="standardContextual"/>
             </w:rPr>
           </w:pPr>
-          <w:hyperlink w:anchor="_Toc239769830" w:history="1">
+          <w:hyperlink w:anchor="_Toc239783603" w:history="1">
             <w:r>
               <w:rPr>
                 <w:rStyle w:val="Hyperlink"/>
@@ -2622,7 +2599,7 @@
                 <w:sz w:val="16"/>
                 <w:szCs w:val="16"/>
               </w:rPr>
-              <w:instrText xml:space="preserve"> PAGEREF _Toc239769830 \h </w:instrText>
+              <w:instrText xml:space="preserve"> PAGEREF _Toc239783603 \h </w:instrText>
             </w:r>
             <w:r>
               <w:rPr>
@@ -2672,7 +2649,7 @@
               <w14:ligatures w14:val="standardContextual"/>
             </w:rPr>
           </w:pPr>
-          <w:hyperlink w:anchor="_Toc239769831" w:history="1">
+          <w:hyperlink w:anchor="_Toc239783604" w:history="1">
             <w:r>
               <w:rPr>
                 <w:rStyle w:val="Hyperlink"/>
@@ -2707,7 +2684,7 @@
                 <w:sz w:val="16"/>
                 <w:szCs w:val="16"/>
               </w:rPr>
-              <w:instrText xml:space="preserve"> PAGEREF _Toc239769831 \h </w:instrText>
+              <w:instrText xml:space="preserve"> PAGEREF _Toc239783604 \h </w:instrText>
             </w:r>
             <w:r>
               <w:rPr>
@@ -2757,7 +2734,7 @@
               <w14:ligatures w14:val="standardContextual"/>
             </w:rPr>
           </w:pPr>
-          <w:hyperlink w:anchor="_Toc239769832" w:history="1">
+          <w:hyperlink w:anchor="_Toc239783605" w:history="1">
             <w:r>
               <w:rPr>
                 <w:rStyle w:val="Hyperlink"/>
@@ -2792,7 +2769,7 @@
                 <w:sz w:val="16"/>
                 <w:szCs w:val="16"/>
               </w:rPr>
-              <w:instrText xml:space="preserve"> PAGEREF _Toc239769832 \h </w:instrText>
+              <w:instrText xml:space="preserve"> PAGEREF _Toc239783605 \h </w:instrText>
             </w:r>
             <w:r>
               <w:rPr>
@@ -2842,7 +2819,7 @@
               <w14:ligatures w14:val="standardContextual"/>
             </w:rPr>
           </w:pPr>
-          <w:hyperlink w:anchor="_Toc239769833" w:history="1">
+          <w:hyperlink w:anchor="_Toc239783606" w:history="1">
             <w:r>
               <w:rPr>
                 <w:rStyle w:val="Hyperlink"/>
@@ -2877,7 +2854,7 @@
                 <w:sz w:val="16"/>
                 <w:szCs w:val="16"/>
               </w:rPr>
-              <w:instrText xml:space="preserve"> PAGEREF _Toc239769833 \h </w:instrText>
+              <w:instrText xml:space="preserve"> PAGEREF _Toc239783606 \h </w:instrText>
             </w:r>
             <w:r>
               <w:rPr>
@@ -2927,7 +2904,7 @@
               <w14:ligatures w14:val="standardContextual"/>
             </w:rPr>
           </w:pPr>
-          <w:hyperlink w:anchor="_Toc239769834" w:history="1">
+          <w:hyperlink w:anchor="_Toc239783607" w:history="1">
             <w:r>
               <w:rPr>
                 <w:rStyle w:val="Hyperlink"/>
@@ -2962,7 +2939,7 @@
                 <w:sz w:val="16"/>
                 <w:szCs w:val="16"/>
               </w:rPr>
-              <w:instrText xml:space="preserve"> PAGEREF _Toc239769834 \h </w:instrText>
+              <w:instrText xml:space="preserve"> PAGEREF _Toc239783607 \h </w:instrText>
             </w:r>
             <w:r>
               <w:rPr>
@@ -3012,7 +2989,7 @@
               <w14:ligatures w14:val="standardContextual"/>
             </w:rPr>
           </w:pPr>
-          <w:hyperlink w:anchor="_Toc239769835" w:history="1">
+          <w:hyperlink w:anchor="_Toc239783608" w:history="1">
             <w:r>
               <w:rPr>
                 <w:rStyle w:val="Hyperlink"/>
@@ -3047,7 +3024,7 @@
                 <w:sz w:val="16"/>
                 <w:szCs w:val="16"/>
               </w:rPr>
-              <w:instrText xml:space="preserve"> PAGEREF _Toc239769835 \h </w:instrText>
+              <w:instrText xml:space="preserve"> PAGEREF _Toc239783608 \h </w:instrText>
             </w:r>
             <w:r>
               <w:rPr>
@@ -3097,7 +3074,7 @@
               <w14:ligatures w14:val="standardContextual"/>
             </w:rPr>
           </w:pPr>
-          <w:hyperlink w:anchor="_Toc239769836" w:history="1">
+          <w:hyperlink w:anchor="_Toc239783609" w:history="1">
             <w:r>
               <w:rPr>
                 <w:rStyle w:val="Hyperlink"/>
@@ -3132,7 +3109,7 @@
                 <w:sz w:val="16"/>
                 <w:szCs w:val="16"/>
               </w:rPr>
-              <w:instrText xml:space="preserve"> PAGEREF _Toc239769836 \h </w:instrText>
+              <w:instrText xml:space="preserve"> PAGEREF _Toc239783609 \h </w:instrText>
             </w:r>
             <w:r>
               <w:rPr>
@@ -3182,7 +3159,7 @@
               <w14:ligatures w14:val="standardContextual"/>
             </w:rPr>
           </w:pPr>
-          <w:hyperlink w:anchor="_Toc239769837" w:history="1">
+          <w:hyperlink w:anchor="_Toc239783610" w:history="1">
             <w:r>
               <w:rPr>
                 <w:rStyle w:val="Hyperlink"/>
@@ -3217,7 +3194,7 @@
                 <w:sz w:val="16"/>
                 <w:szCs w:val="16"/>
               </w:rPr>
-              <w:instrText xml:space="preserve"> PAGEREF _Toc239769837 \h </w:instrText>
+              <w:instrText xml:space="preserve"> PAGEREF _Toc239783610 \h </w:instrText>
             </w:r>
             <w:r>
               <w:rPr>
@@ -3267,7 +3244,7 @@
               <w14:ligatures w14:val="standardContextual"/>
             </w:rPr>
           </w:pPr>
-          <w:hyperlink w:anchor="_Toc239769838" w:history="1">
+          <w:hyperlink w:anchor="_Toc239783611" w:history="1">
             <w:r>
               <w:rPr>
                 <w:rStyle w:val="Hyperlink"/>
@@ -3302,7 +3279,7 @@
                 <w:sz w:val="16"/>
                 <w:szCs w:val="16"/>
               </w:rPr>
-              <w:instrText xml:space="preserve"> PAGEREF _Toc239769838 \h </w:instrText>
+              <w:instrText xml:space="preserve"> PAGEREF _Toc239783611 \h </w:instrText>
             </w:r>
             <w:r>
               <w:rPr>
@@ -3352,7 +3329,7 @@
               <w14:ligatures w14:val="standardContextual"/>
             </w:rPr>
           </w:pPr>
-          <w:hyperlink w:anchor="_Toc239769839" w:history="1">
+          <w:hyperlink w:anchor="_Toc239783612" w:history="1">
             <w:r>
               <w:rPr>
                 <w:rStyle w:val="Hyperlink"/>
@@ -3386,7 +3363,7 @@
                 <w:sz w:val="16"/>
                 <w:szCs w:val="16"/>
               </w:rPr>
-              <w:instrText xml:space="preserve"> PAGEREF _Toc239769839 \h </w:instrText>
+              <w:instrText xml:space="preserve"> PAGEREF _Toc239783612 \h </w:instrText>
             </w:r>
             <w:r>
               <w:rPr>
@@ -3436,7 +3413,7 @@
               <w14:ligatures w14:val="standardContextual"/>
             </w:rPr>
           </w:pPr>
-          <w:hyperlink w:anchor="_Toc239769840" w:history="1">
+          <w:hyperlink w:anchor="_Toc239783613" w:history="1">
             <w:r>
               <w:rPr>
                 <w:rStyle w:val="Hyperlink"/>
@@ -3470,7 +3447,7 @@
                 <w:sz w:val="16"/>
                 <w:szCs w:val="16"/>
               </w:rPr>
-              <w:instrText xml:space="preserve"> PAGEREF _Toc239769840 \h </w:instrText>
+              <w:instrText xml:space="preserve"> PAGEREF _Toc239783613 \h </w:instrText>
             </w:r>
             <w:r>
               <w:rPr>
@@ -3520,7 +3497,7 @@
               <w14:ligatures w14:val="standardContextual"/>
             </w:rPr>
           </w:pPr>
-          <w:hyperlink w:anchor="_Toc239769841" w:history="1">
+          <w:hyperlink w:anchor="_Toc239783614" w:history="1">
             <w:r>
               <w:rPr>
                 <w:rStyle w:val="Hyperlink"/>
@@ -3555,7 +3532,7 @@
                 <w:sz w:val="16"/>
                 <w:szCs w:val="16"/>
               </w:rPr>
-              <w:instrText xml:space="preserve"> PAGEREF _Toc239769841 \h </w:instrText>
+              <w:instrText xml:space="preserve"> PAGEREF _Toc239783614 \h </w:instrText>
             </w:r>
             <w:r>
               <w:rPr>
@@ -3605,7 +3582,7 @@
               <w14:ligatures w14:val="standardContextual"/>
             </w:rPr>
           </w:pPr>
-          <w:hyperlink w:anchor="_Toc239769842" w:history="1">
+          <w:hyperlink w:anchor="_Toc239783615" w:history="1">
             <w:r>
               <w:rPr>
                 <w:rStyle w:val="Hyperlink"/>
@@ -3640,7 +3617,7 @@
                 <w:sz w:val="16"/>
                 <w:szCs w:val="16"/>
               </w:rPr>
-              <w:instrText xml:space="preserve"> PAGEREF _Toc239769842 \h </w:instrText>
+              <w:instrText xml:space="preserve"> PAGEREF _Toc239783615 \h </w:instrText>
             </w:r>
             <w:r>
               <w:rPr>
@@ -3690,7 +3667,7 @@
               <w14:ligatures w14:val="standardContextual"/>
             </w:rPr>
           </w:pPr>
-          <w:hyperlink w:anchor="_Toc239769843" w:history="1">
+          <w:hyperlink w:anchor="_Toc239783616" w:history="1">
             <w:r>
               <w:rPr>
                 <w:rStyle w:val="Hyperlink"/>
@@ -3725,7 +3702,7 @@
                 <w:sz w:val="16"/>
                 <w:szCs w:val="16"/>
               </w:rPr>
-              <w:instrText xml:space="preserve"> PAGEREF _Toc239769843 \h </w:instrText>
+              <w:instrText xml:space="preserve"> PAGEREF _Toc239783616 \h </w:instrText>
             </w:r>
             <w:r>
               <w:rPr>
@@ -3775,7 +3752,7 @@
               <w14:ligatures w14:val="standardContextual"/>
             </w:rPr>
           </w:pPr>
-          <w:hyperlink w:anchor="_Toc239769844" w:history="1">
+          <w:hyperlink w:anchor="_Toc239783617" w:history="1">
             <w:r>
               <w:rPr>
                 <w:rStyle w:val="Hyperlink"/>
@@ -3810,7 +3787,7 @@
                 <w:sz w:val="16"/>
                 <w:szCs w:val="16"/>
               </w:rPr>
-              <w:instrText xml:space="preserve"> PAGEREF _Toc239769844 \h </w:instrText>
+              <w:instrText xml:space="preserve"> PAGEREF _Toc239783617 \h </w:instrText>
             </w:r>
             <w:r>
               <w:rPr>
@@ -3860,7 +3837,7 @@
               <w14:ligatures w14:val="standardContextual"/>
             </w:rPr>
           </w:pPr>
-          <w:hyperlink w:anchor="_Toc239769845" w:history="1">
+          <w:hyperlink w:anchor="_Toc239783618" w:history="1">
             <w:r>
               <w:rPr>
                 <w:rStyle w:val="Hyperlink"/>
@@ -3894,7 +3871,7 @@
                 <w:sz w:val="16"/>
                 <w:szCs w:val="16"/>
               </w:rPr>
-              <w:instrText xml:space="preserve"> PAGEREF _Toc239769845 \h </w:instrText>
+              <w:instrText xml:space="preserve"> PAGEREF _Toc239783618 \h </w:instrText>
             </w:r>
             <w:r>
               <w:rPr>
@@ -3944,7 +3921,7 @@
               <w14:ligatures w14:val="standardContextual"/>
             </w:rPr>
           </w:pPr>
-          <w:hyperlink w:anchor="_Toc239769846" w:history="1">
+          <w:hyperlink w:anchor="_Toc239783619" w:history="1">
             <w:r>
               <w:rPr>
                 <w:rStyle w:val="Hyperlink"/>
@@ -3978,7 +3955,7 @@
                 <w:sz w:val="16"/>
                 <w:szCs w:val="16"/>
               </w:rPr>
-              <w:instrText xml:space="preserve"> PAGEREF _Toc239769846 \h </w:instrText>
+              <w:instrText xml:space="preserve"> PAGEREF _Toc239783619 \h </w:instrText>
             </w:r>
             <w:r>
               <w:rPr>
@@ -4028,7 +4005,7 @@
               <w14:ligatures w14:val="standardContextual"/>
             </w:rPr>
           </w:pPr>
-          <w:hyperlink w:anchor="_Toc239769847" w:history="1">
+          <w:hyperlink w:anchor="_Toc239783620" w:history="1">
             <w:r>
               <w:rPr>
                 <w:rStyle w:val="Hyperlink"/>
@@ -4074,7 +4051,7 @@
                 <w:sz w:val="16"/>
                 <w:szCs w:val="16"/>
               </w:rPr>
-              <w:instrText xml:space="preserve"> PAGEREF _Toc239769847 \h </w:instrText>
+              <w:instrText xml:space="preserve"> PAGEREF _Toc239783620 \h </w:instrText>
             </w:r>
             <w:r>
               <w:rPr>
@@ -4124,7 +4101,7 @@
               <w14:ligatures w14:val="standardContextual"/>
             </w:rPr>
           </w:pPr>
-          <w:hyperlink w:anchor="_Toc239769848" w:history="1">
+          <w:hyperlink w:anchor="_Toc239783621" w:history="1">
             <w:r>
               <w:rPr>
                 <w:rStyle w:val="Hyperlink"/>
@@ -4158,7 +4135,7 @@
                 <w:sz w:val="16"/>
                 <w:szCs w:val="16"/>
               </w:rPr>
-              <w:instrText xml:space="preserve"> PAGEREF _Toc239769848 \h </w:instrText>
+              <w:instrText xml:space="preserve"> PAGEREF _Toc239783621 \h </w:instrText>
             </w:r>
             <w:r>
               <w:rPr>
@@ -4208,7 +4185,7 @@
               <w14:ligatures w14:val="standardContextual"/>
             </w:rPr>
           </w:pPr>
-          <w:hyperlink w:anchor="_Toc239769849" w:history="1">
+          <w:hyperlink w:anchor="_Toc239783622" w:history="1">
             <w:r>
               <w:rPr>
                 <w:rStyle w:val="Hyperlink"/>
@@ -4242,7 +4219,7 @@
                 <w:sz w:val="16"/>
                 <w:szCs w:val="16"/>
               </w:rPr>
-              <w:instrText xml:space="preserve"> PAGEREF _Toc239769849 \h </w:instrText>
+              <w:instrText xml:space="preserve"> PAGEREF _Toc239783622 \h </w:instrText>
             </w:r>
             <w:r>
               <w:rPr>
@@ -4280,8 +4257,8 @@
         <w:p>
           <w:r>
             <w:rPr>
-              <w:sz w:val="6"/>
-              <w:szCs w:val="6"/>
+              <w:sz w:val="2"/>
+              <w:szCs w:val="2"/>
             </w:rPr>
             <w:fldChar w:fldCharType="end"/>
           </w:r>
@@ -4302,7 +4279,7 @@
           <w:lang w:val="en-GB"/>
         </w:rPr>
       </w:pPr>
-      <w:bookmarkStart w:id="0" w:name="_Toc239769807"/>
+      <w:bookmarkStart w:id="0" w:name="_Toc239783580"/>
       <w:proofErr w:type="gramStart"/>
       <w:r>
         <w:rPr>
@@ -4324,7 +4301,7 @@
           <w:lang w:val="en-GB"/>
         </w:rPr>
       </w:pPr>
-      <w:bookmarkStart w:id="1" w:name="_Toc239769808"/>
+      <w:bookmarkStart w:id="1" w:name="_Toc239783581"/>
       <w:proofErr w:type="gramStart"/>
       <w:r>
         <w:rPr>
@@ -4428,14 +4405,20 @@
         </w:rPr>
         <w:t>, forming non-</w:t>
       </w:r>
-      <w:proofErr w:type="spellStart"/>
+      <w:proofErr w:type="gramStart"/>
       <w:r>
         <w:rPr>
           <w:lang w:val="en-GB"/>
         </w:rPr>
         <w:t>cova</w:t>
       </w:r>
-      <w:proofErr w:type="spellEnd"/>
+      <w:r>
+        <w:rPr>
+          <w:lang w:val="en-GB"/>
+        </w:rPr>
+        <w:t>lent  bonds</w:t>
+      </w:r>
+      <w:proofErr w:type="gramEnd"/>
       <w:r>
         <w:rPr>
           <w:lang w:val="en-GB"/>
@@ -4451,7 +4434,7 @@
           <w:lang w:val="en-GB"/>
         </w:rPr>
       </w:pPr>
-      <w:bookmarkStart w:id="2" w:name="_Toc239769809"/>
+      <w:bookmarkStart w:id="2" w:name="_Toc239783582"/>
       <w:r>
         <w:rPr>
           <w:b/>
@@ -4564,7 +4547,7 @@
           <w:lang w:val="en-GB"/>
         </w:rPr>
       </w:pPr>
-      <w:bookmarkStart w:id="3" w:name="_Toc239769810"/>
+      <w:bookmarkStart w:id="3" w:name="_Toc239783583"/>
       <w:proofErr w:type="gramStart"/>
       <w:r>
         <w:rPr>
@@ -4797,7 +4780,7 @@
           <w:lang w:val="en-GB"/>
         </w:rPr>
       </w:pPr>
-      <w:bookmarkStart w:id="4" w:name="_Toc239769811"/>
+      <w:bookmarkStart w:id="4" w:name="_Toc239783584"/>
       <w:proofErr w:type="gramStart"/>
       <w:r>
         <w:rPr>
@@ -5048,7 +5031,7 @@
           <w:lang w:val="en-GB"/>
         </w:rPr>
       </w:pPr>
-      <w:bookmarkStart w:id="5" w:name="_Toc239769812"/>
+      <w:bookmarkStart w:id="5" w:name="_Toc239783585"/>
       <w:proofErr w:type="gramStart"/>
       <w:r>
         <w:rPr>
@@ -5265,7 +5248,7 @@
           <w:lang w:val="en-GB"/>
         </w:rPr>
       </w:pPr>
-      <w:bookmarkStart w:id="6" w:name="_Toc239769813"/>
+      <w:bookmarkStart w:id="6" w:name="_Toc239783586"/>
       <w:proofErr w:type="gramStart"/>
       <w:r>
         <w:rPr>
@@ -6174,143 +6157,13 @@
     </w:p>
     <w:p>
       <w:pPr>
-        <w:pStyle w:val="berschrift2"/>
-        <w:spacing w:before="260" w:after="120"/>
-        <w:rPr>
-          <w:lang w:val="en-GB"/>
-        </w:rPr>
-      </w:pPr>
-      <w:bookmarkStart w:id="7" w:name="_Toc239769814"/>
-      <w:proofErr w:type="gramStart"/>
-      <w:r>
-        <w:rPr>
-          <w:b/>
-          <w:bCs/>
-          <w:color w:val="1F3864"/>
-          <w:sz w:val="24"/>
-          <w:szCs w:val="24"/>
-          <w:lang w:val="en-GB"/>
-        </w:rPr>
-        <w:t>1.7</w:t>
-      </w:r>
-      <w:r>
-        <w:rPr>
-          <w:b/>
-          <w:bCs/>
-          <w:color w:val="1F3864"/>
-          <w:sz w:val="24"/>
-          <w:szCs w:val="24"/>
-          <w:lang w:val="en-GB"/>
-        </w:rPr>
-        <w:t xml:space="preserve">  Atomic</w:t>
-      </w:r>
-      <w:proofErr w:type="gramEnd"/>
-      <w:r>
-        <w:rPr>
-          <w:b/>
-          <w:bCs/>
-          <w:color w:val="1F3864"/>
-          <w:sz w:val="24"/>
-          <w:szCs w:val="24"/>
-          <w:lang w:val="en-GB"/>
-        </w:rPr>
-        <w:t xml:space="preserve"> units</w:t>
-      </w:r>
-      <w:bookmarkEnd w:id="7"/>
-    </w:p>
-    <w:p>
-      <w:pPr>
-        <w:spacing w:after="120" w:line="276" w:lineRule="auto"/>
-        <w:rPr>
-          <w:lang w:val="en-GB"/>
-        </w:rPr>
-      </w:pPr>
-      <w:r>
-        <w:rPr>
-          <w:lang w:val="en-GB"/>
-        </w:rPr>
-        <w:t xml:space="preserve">Atomic units throughout: 1 Bohr = 0.5292 Å, 1 Hartree = 2625.50 kJ/mol = 627.51 kcal/mol. </w:t>
-      </w:r>
-      <w:r>
-        <w:rPr>
-          <w:lang w:val="en-GB"/>
-        </w:rPr>
-        <w:br/>
-      </w:r>
-      <w:r>
-        <w:rPr>
-          <w:lang w:val="en-GB"/>
-        </w:rPr>
-        <w:t>A</w:t>
-      </w:r>
-      <w:r>
-        <w:rPr>
-          <w:lang w:val="en-GB"/>
-        </w:rPr>
-        <w:t>n electrostatic</w:t>
-      </w:r>
-      <w:r>
-        <w:rPr>
-          <w:lang w:val="en-GB"/>
-        </w:rPr>
-        <w:t xml:space="preserve"> potential is therefore quoted per elementary charge and </w:t>
-      </w:r>
-      <w:proofErr w:type="spellStart"/>
-      <w:r>
-        <w:rPr>
-          <w:lang w:val="en-GB"/>
-        </w:rPr>
-        <w:t>Turbomole</w:t>
-      </w:r>
-      <w:proofErr w:type="spellEnd"/>
-      <w:r>
-        <w:rPr>
-          <w:lang w:val="en-GB"/>
-        </w:rPr>
-        <w:t xml:space="preserve"> writes in these units already, so only the structure file,</w:t>
-      </w:r>
-      <w:r>
-        <w:rPr>
-          <w:lang w:val="en-GB"/>
-        </w:rPr>
-        <w:t xml:space="preserve"> if it comes in </w:t>
-      </w:r>
-      <w:r>
-        <w:rPr>
-          <w:lang w:val="en-GB"/>
-        </w:rPr>
-        <w:t xml:space="preserve">Ångström, </w:t>
-      </w:r>
-      <w:proofErr w:type="gramStart"/>
-      <w:r>
-        <w:rPr>
-          <w:lang w:val="en-GB"/>
-        </w:rPr>
-        <w:t>has to</w:t>
-      </w:r>
-      <w:proofErr w:type="gramEnd"/>
-      <w:r>
-        <w:rPr>
-          <w:lang w:val="en-GB"/>
-        </w:rPr>
-        <w:t xml:space="preserve"> be converted</w:t>
-      </w:r>
-      <w:r>
-        <w:rPr>
-          <w:lang w:val="en-GB"/>
-        </w:rPr>
-        <w:t>.</w:t>
-      </w:r>
-    </w:p>
-    <w:p>
-      <w:pPr>
         <w:pStyle w:val="berschrift1"/>
         <w:spacing w:after="120" w:line="276" w:lineRule="auto"/>
         <w:rPr>
           <w:lang w:val="en-GB"/>
         </w:rPr>
       </w:pPr>
-      <w:bookmarkStart w:id="8" w:name="_Toc239769815"/>
+      <w:bookmarkStart w:id="7" w:name="_Toc239783588"/>
       <w:proofErr w:type="gramStart"/>
       <w:r>
         <w:rPr>
@@ -6323,7 +6176,7 @@
         </w:rPr>
         <w:t>2  Data</w:t>
       </w:r>
-      <w:bookmarkEnd w:id="8"/>
+      <w:bookmarkEnd w:id="7"/>
       <w:proofErr w:type="gramEnd"/>
     </w:p>
     <w:p>
@@ -6334,7 +6187,7 @@
           <w:lang w:val="en-GB"/>
         </w:rPr>
       </w:pPr>
-      <w:bookmarkStart w:id="9" w:name="_Toc239769816"/>
+      <w:bookmarkStart w:id="8" w:name="_Toc239783589"/>
       <w:proofErr w:type="gramStart"/>
       <w:r>
         <w:rPr>
@@ -6359,6 +6212,213 @@
         </w:rPr>
         <w:t>-chemical input</w:t>
       </w:r>
+      <w:bookmarkEnd w:id="8"/>
+    </w:p>
+    <w:p>
+      <w:pPr>
+        <w:spacing w:after="120" w:line="276" w:lineRule="auto"/>
+        <w:rPr>
+          <w:lang w:val="en-GB"/>
+        </w:rPr>
+      </w:pPr>
+      <w:r>
+        <w:rPr>
+          <w:lang w:val="en-GB"/>
+        </w:rPr>
+        <w:t xml:space="preserve">All grids were produced with </w:t>
+      </w:r>
+      <w:proofErr w:type="spellStart"/>
+      <w:r>
+        <w:rPr>
+          <w:lang w:val="en-GB"/>
+        </w:rPr>
+        <w:t>Turbomole</w:t>
+      </w:r>
+      <w:proofErr w:type="spellEnd"/>
+      <w:r>
+        <w:rPr>
+          <w:lang w:val="en-GB"/>
+        </w:rPr>
+        <w:t xml:space="preserve"> </w:t>
+      </w:r>
+      <w:proofErr w:type="gramStart"/>
+      <w:r>
+        <w:rPr>
+          <w:lang w:val="en-GB"/>
+        </w:rPr>
+        <w:t>data</w:t>
+      </w:r>
+      <w:proofErr w:type="gramEnd"/>
+      <w:r>
+        <w:rPr>
+          <w:lang w:val="en-GB"/>
+        </w:rPr>
+        <w:t xml:space="preserve"> </w:t>
+      </w:r>
+      <w:r>
+        <w:rPr>
+          <w:lang w:val="en-GB"/>
+        </w:rPr>
+        <w:t>and e</w:t>
+      </w:r>
+      <w:r>
+        <w:rPr>
+          <w:lang w:val="en-GB"/>
+        </w:rPr>
+        <w:t xml:space="preserve">ach molecule comes as a pair of </w:t>
+      </w:r>
+      <w:proofErr w:type="spellStart"/>
+      <w:r>
+        <w:rPr>
+          <w:rFonts w:ascii="Consolas" w:eastAsia="Consolas" w:hAnsi="Consolas" w:cs="Consolas"/>
+          <w:lang w:val="en-GB"/>
+        </w:rPr>
+        <w:t>pointval</w:t>
+      </w:r>
+      <w:proofErr w:type="spellEnd"/>
+      <w:r>
+        <w:rPr>
+          <w:lang w:val="en-GB"/>
+        </w:rPr>
+        <w:t xml:space="preserve"> files: </w:t>
+      </w:r>
+      <w:proofErr w:type="spellStart"/>
+      <w:r>
+        <w:rPr>
+          <w:rFonts w:ascii="Consolas" w:eastAsia="Consolas" w:hAnsi="Consolas" w:cs="Consolas"/>
+          <w:lang w:val="en-GB"/>
+        </w:rPr>
+        <w:t>td.xyz</w:t>
+      </w:r>
+      <w:proofErr w:type="spellEnd"/>
+      <w:r>
+        <w:rPr>
+          <w:lang w:val="en-GB"/>
+        </w:rPr>
+        <w:t xml:space="preserve"> holding the electron density and </w:t>
+      </w:r>
+      <w:proofErr w:type="spellStart"/>
+      <w:r>
+        <w:rPr>
+          <w:rFonts w:ascii="Consolas" w:eastAsia="Consolas" w:hAnsi="Consolas" w:cs="Consolas"/>
+          <w:lang w:val="en-GB"/>
+        </w:rPr>
+        <w:t>tp.xyz</w:t>
+      </w:r>
+      <w:proofErr w:type="spellEnd"/>
+      <w:r>
+        <w:rPr>
+          <w:lang w:val="en-GB"/>
+        </w:rPr>
+        <w:t xml:space="preserve"> holding the electrostatic potential, on the same grid, plus a structure file </w:t>
+      </w:r>
+      <w:proofErr w:type="gramStart"/>
+      <w:r>
+        <w:rPr>
+          <w:lang w:val="en-GB"/>
+        </w:rPr>
+        <w:t xml:space="preserve">in </w:t>
+      </w:r>
+      <w:r>
+        <w:rPr>
+          <w:rFonts w:ascii="Consolas" w:eastAsia="Consolas" w:hAnsi="Consolas" w:cs="Consolas"/>
+          <w:lang w:val="en-GB"/>
+        </w:rPr>
+        <w:t>.mol</w:t>
+      </w:r>
+      <w:proofErr w:type="gramEnd"/>
+      <w:r>
+        <w:rPr>
+          <w:rFonts w:ascii="Consolas" w:eastAsia="Consolas" w:hAnsi="Consolas" w:cs="Consolas"/>
+          <w:lang w:val="en-GB"/>
+        </w:rPr>
+        <w:t>, .</w:t>
+      </w:r>
+      <w:proofErr w:type="spellStart"/>
+      <w:proofErr w:type="gramStart"/>
+      <w:r>
+        <w:rPr>
+          <w:rFonts w:ascii="Consolas" w:eastAsia="Consolas" w:hAnsi="Consolas" w:cs="Consolas"/>
+          <w:lang w:val="en-GB"/>
+        </w:rPr>
+        <w:t>sdf</w:t>
+      </w:r>
+      <w:proofErr w:type="spellEnd"/>
+      <w:r>
+        <w:rPr>
+          <w:rFonts w:ascii="Consolas" w:eastAsia="Consolas" w:hAnsi="Consolas" w:cs="Consolas"/>
+          <w:lang w:val="en-GB"/>
+        </w:rPr>
+        <w:t xml:space="preserve"> </w:t>
+      </w:r>
+      <w:r>
+        <w:rPr>
+          <w:lang w:val="en-GB"/>
+        </w:rPr>
+        <w:t xml:space="preserve"> or </w:t>
+      </w:r>
+      <w:r>
+        <w:rPr>
+          <w:rFonts w:ascii="Consolas" w:eastAsia="Consolas" w:hAnsi="Consolas" w:cs="Consolas"/>
+          <w:lang w:val="en-GB"/>
+        </w:rPr>
+        <w:t>.</w:t>
+      </w:r>
+      <w:proofErr w:type="spellStart"/>
+      <w:r>
+        <w:rPr>
+          <w:rFonts w:ascii="Consolas" w:eastAsia="Consolas" w:hAnsi="Consolas" w:cs="Consolas"/>
+          <w:lang w:val="en-GB"/>
+        </w:rPr>
+        <w:t>xyz</w:t>
+      </w:r>
+      <w:proofErr w:type="spellEnd"/>
+      <w:proofErr w:type="gramEnd"/>
+      <w:r>
+        <w:rPr>
+          <w:lang w:val="en-GB"/>
+        </w:rPr>
+        <w:t xml:space="preserve"> format.</w:t>
+      </w:r>
+    </w:p>
+    <w:p>
+      <w:pPr>
+        <w:pStyle w:val="berschrift2"/>
+        <w:spacing w:before="260" w:after="120"/>
+        <w:rPr>
+          <w:b/>
+          <w:bCs/>
+          <w:color w:val="1F3864"/>
+          <w:sz w:val="24"/>
+          <w:szCs w:val="24"/>
+          <w:lang w:val="en-GB"/>
+        </w:rPr>
+      </w:pPr>
+      <w:bookmarkStart w:id="9" w:name="_Toc239783590"/>
+      <w:proofErr w:type="gramStart"/>
+      <w:r>
+        <w:rPr>
+          <w:b/>
+          <w:bCs/>
+          <w:color w:val="1F3864"/>
+          <w:sz w:val="24"/>
+          <w:szCs w:val="24"/>
+          <w:lang w:val="en-GB"/>
+        </w:rPr>
+        <w:t>2.2  The</w:t>
+      </w:r>
+      <w:proofErr w:type="gramEnd"/>
+      <w:r>
+        <w:rPr>
+          <w:b/>
+          <w:bCs/>
+          <w:color w:val="1F3864"/>
+          <w:sz w:val="24"/>
+          <w:szCs w:val="24"/>
+          <w:lang w:val="en-GB"/>
+        </w:rPr>
+        <w:t xml:space="preserve"> molecule set</w:t>
+      </w:r>
       <w:bookmarkEnd w:id="9"/>
     </w:p>
     <w:p>
@@ -6372,213 +6432,6 @@
         <w:rPr>
           <w:lang w:val="en-GB"/>
         </w:rPr>
-        <w:t xml:space="preserve">All grids were produced with </w:t>
-      </w:r>
-      <w:proofErr w:type="spellStart"/>
-      <w:r>
-        <w:rPr>
-          <w:lang w:val="en-GB"/>
-        </w:rPr>
-        <w:t>Turbomole</w:t>
-      </w:r>
-      <w:proofErr w:type="spellEnd"/>
-      <w:r>
-        <w:rPr>
-          <w:lang w:val="en-GB"/>
-        </w:rPr>
-        <w:t xml:space="preserve"> </w:t>
-      </w:r>
-      <w:proofErr w:type="gramStart"/>
-      <w:r>
-        <w:rPr>
-          <w:lang w:val="en-GB"/>
-        </w:rPr>
-        <w:t>data</w:t>
-      </w:r>
-      <w:proofErr w:type="gramEnd"/>
-      <w:r>
-        <w:rPr>
-          <w:lang w:val="en-GB"/>
-        </w:rPr>
-        <w:t xml:space="preserve"> </w:t>
-      </w:r>
-      <w:r>
-        <w:rPr>
-          <w:lang w:val="en-GB"/>
-        </w:rPr>
-        <w:t>and e</w:t>
-      </w:r>
-      <w:r>
-        <w:rPr>
-          <w:lang w:val="en-GB"/>
-        </w:rPr>
-        <w:t xml:space="preserve">ach molecule comes as a pair of </w:t>
-      </w:r>
-      <w:proofErr w:type="spellStart"/>
-      <w:r>
-        <w:rPr>
-          <w:rFonts w:ascii="Consolas" w:eastAsia="Consolas" w:hAnsi="Consolas" w:cs="Consolas"/>
-          <w:lang w:val="en-GB"/>
-        </w:rPr>
-        <w:t>pointval</w:t>
-      </w:r>
-      <w:proofErr w:type="spellEnd"/>
-      <w:r>
-        <w:rPr>
-          <w:lang w:val="en-GB"/>
-        </w:rPr>
-        <w:t xml:space="preserve"> files: </w:t>
-      </w:r>
-      <w:proofErr w:type="spellStart"/>
-      <w:r>
-        <w:rPr>
-          <w:rFonts w:ascii="Consolas" w:eastAsia="Consolas" w:hAnsi="Consolas" w:cs="Consolas"/>
-          <w:lang w:val="en-GB"/>
-        </w:rPr>
-        <w:t>td.xyz</w:t>
-      </w:r>
-      <w:proofErr w:type="spellEnd"/>
-      <w:r>
-        <w:rPr>
-          <w:lang w:val="en-GB"/>
-        </w:rPr>
-        <w:t xml:space="preserve"> holding the electron density and </w:t>
-      </w:r>
-      <w:proofErr w:type="spellStart"/>
-      <w:r>
-        <w:rPr>
-          <w:rFonts w:ascii="Consolas" w:eastAsia="Consolas" w:hAnsi="Consolas" w:cs="Consolas"/>
-          <w:lang w:val="en-GB"/>
-        </w:rPr>
-        <w:t>tp.xyz</w:t>
-      </w:r>
-      <w:proofErr w:type="spellEnd"/>
-      <w:r>
-        <w:rPr>
-          <w:lang w:val="en-GB"/>
-        </w:rPr>
-        <w:t xml:space="preserve"> holding the electrostatic potential, on the same grid, plus a structure file </w:t>
-      </w:r>
-      <w:proofErr w:type="gramStart"/>
-      <w:r>
-        <w:rPr>
-          <w:lang w:val="en-GB"/>
-        </w:rPr>
-        <w:t xml:space="preserve">in </w:t>
-      </w:r>
-      <w:r>
-        <w:rPr>
-          <w:rFonts w:ascii="Consolas" w:eastAsia="Consolas" w:hAnsi="Consolas" w:cs="Consolas"/>
-          <w:lang w:val="en-GB"/>
-        </w:rPr>
-        <w:t>.mol</w:t>
-      </w:r>
-      <w:proofErr w:type="gramEnd"/>
-      <w:r>
-        <w:rPr>
-          <w:rFonts w:ascii="Consolas" w:eastAsia="Consolas" w:hAnsi="Consolas" w:cs="Consolas"/>
-          <w:lang w:val="en-GB"/>
-        </w:rPr>
-        <w:t>, .</w:t>
-      </w:r>
-      <w:proofErr w:type="spellStart"/>
-      <w:proofErr w:type="gramStart"/>
-      <w:r>
-        <w:rPr>
-          <w:rFonts w:ascii="Consolas" w:eastAsia="Consolas" w:hAnsi="Consolas" w:cs="Consolas"/>
-          <w:lang w:val="en-GB"/>
-        </w:rPr>
-        <w:t>sdf</w:t>
-      </w:r>
-      <w:proofErr w:type="spellEnd"/>
-      <w:r>
-        <w:rPr>
-          <w:rFonts w:ascii="Consolas" w:eastAsia="Consolas" w:hAnsi="Consolas" w:cs="Consolas"/>
-          <w:lang w:val="en-GB"/>
-        </w:rPr>
-        <w:t xml:space="preserve"> </w:t>
-      </w:r>
-      <w:r>
-        <w:rPr>
-          <w:lang w:val="en-GB"/>
-        </w:rPr>
-        <w:t xml:space="preserve"> or </w:t>
-      </w:r>
-      <w:r>
-        <w:rPr>
-          <w:rFonts w:ascii="Consolas" w:eastAsia="Consolas" w:hAnsi="Consolas" w:cs="Consolas"/>
-          <w:lang w:val="en-GB"/>
-        </w:rPr>
-        <w:t>.</w:t>
-      </w:r>
-      <w:proofErr w:type="spellStart"/>
-      <w:r>
-        <w:rPr>
-          <w:rFonts w:ascii="Consolas" w:eastAsia="Consolas" w:hAnsi="Consolas" w:cs="Consolas"/>
-          <w:lang w:val="en-GB"/>
-        </w:rPr>
-        <w:t>xyz</w:t>
-      </w:r>
-      <w:proofErr w:type="spellEnd"/>
-      <w:proofErr w:type="gramEnd"/>
-      <w:r>
-        <w:rPr>
-          <w:lang w:val="en-GB"/>
-        </w:rPr>
-        <w:t xml:space="preserve"> format.</w:t>
-      </w:r>
-    </w:p>
-    <w:p>
-      <w:pPr>
-        <w:pStyle w:val="berschrift2"/>
-        <w:spacing w:before="260" w:after="120"/>
-        <w:rPr>
-          <w:b/>
-          <w:bCs/>
-          <w:color w:val="1F3864"/>
-          <w:sz w:val="24"/>
-          <w:szCs w:val="24"/>
-          <w:lang w:val="en-GB"/>
-        </w:rPr>
-      </w:pPr>
-      <w:bookmarkStart w:id="10" w:name="_Toc239769817"/>
-      <w:proofErr w:type="gramStart"/>
-      <w:r>
-        <w:rPr>
-          <w:b/>
-          <w:bCs/>
-          <w:color w:val="1F3864"/>
-          <w:sz w:val="24"/>
-          <w:szCs w:val="24"/>
-          <w:lang w:val="en-GB"/>
-        </w:rPr>
-        <w:t>2.2  The</w:t>
-      </w:r>
-      <w:proofErr w:type="gramEnd"/>
-      <w:r>
-        <w:rPr>
-          <w:b/>
-          <w:bCs/>
-          <w:color w:val="1F3864"/>
-          <w:sz w:val="24"/>
-          <w:szCs w:val="24"/>
-          <w:lang w:val="en-GB"/>
-        </w:rPr>
-        <w:t xml:space="preserve"> molecule set</w:t>
-      </w:r>
-      <w:bookmarkEnd w:id="10"/>
-    </w:p>
-    <w:p>
-      <w:pPr>
-        <w:spacing w:after="120" w:line="276" w:lineRule="auto"/>
-        <w:rPr>
-          <w:lang w:val="en-GB"/>
-        </w:rPr>
-      </w:pPr>
-      <w:r>
-        <w:rPr>
-          <w:lang w:val="en-GB"/>
-        </w:rPr>
         <w:t>The</w:t>
       </w:r>
       <w:r>
@@ -6657,30 +6510,6 @@
         </w:rPr>
         <w:t>.</w:t>
       </w:r>
-    </w:p>
-    <w:p>
-      <w:pPr>
-        <w:spacing w:after="120" w:line="276" w:lineRule="auto"/>
-        <w:rPr>
-          <w:lang w:val="en-GB"/>
-        </w:rPr>
-      </w:pPr>
-    </w:p>
-    <w:p>
-      <w:pPr>
-        <w:spacing w:after="120" w:line="276" w:lineRule="auto"/>
-        <w:rPr>
-          <w:lang w:val="en-GB"/>
-        </w:rPr>
-      </w:pPr>
-    </w:p>
-    <w:p>
-      <w:pPr>
-        <w:spacing w:after="120" w:line="276" w:lineRule="auto"/>
-        <w:rPr>
-          <w:lang w:val="en-GB"/>
-        </w:rPr>
-      </w:pPr>
     </w:p>
     <w:tbl>
       <w:tblPr>
@@ -6722,7 +6551,6 @@
               <w:rPr>
                 <w:lang w:val="en-GB"/>
               </w:rPr>
-              <w:lastRenderedPageBreak/>
               <w:br w:type="page"/>
             </w:r>
             <w:r>
@@ -7542,7 +7370,7 @@
           <w:lang w:val="en-GB"/>
         </w:rPr>
       </w:pPr>
-      <w:bookmarkStart w:id="11" w:name="_Toc239769818"/>
+      <w:bookmarkStart w:id="10" w:name="_Toc239783591"/>
       <w:proofErr w:type="gramStart"/>
       <w:r>
         <w:rPr>
@@ -7553,9 +7381,10 @@
           <w:szCs w:val="30"/>
           <w:lang w:val="en-GB"/>
         </w:rPr>
+        <w:lastRenderedPageBreak/>
         <w:t>3  Results</w:t>
       </w:r>
-      <w:bookmarkEnd w:id="11"/>
+      <w:bookmarkEnd w:id="10"/>
       <w:proofErr w:type="gramEnd"/>
     </w:p>
     <w:p>
@@ -7566,7 +7395,7 @@
           <w:lang w:val="en-GB"/>
         </w:rPr>
       </w:pPr>
-      <w:bookmarkStart w:id="12" w:name="_Toc239769819"/>
+      <w:bookmarkStart w:id="11" w:name="_Toc239783592"/>
       <w:proofErr w:type="gramStart"/>
       <w:r>
         <w:rPr>
@@ -7591,7 +7420,7 @@
         </w:rPr>
         <w:t xml:space="preserve"> ESP values</w:t>
       </w:r>
-      <w:bookmarkEnd w:id="12"/>
+      <w:bookmarkEnd w:id="11"/>
     </w:p>
     <w:p>
       <w:pPr>
@@ -7770,6 +7599,12 @@
           <w:lang w:val="en-GB"/>
         </w:rPr>
         <w:t xml:space="preserve"> in the VMD implementation</w:t>
+      </w:r>
+      <w:r>
+        <w:rPr>
+          <w:lang w:val="en-GB"/>
+        </w:rPr>
+        <w:t>.</w:t>
       </w:r>
     </w:p>
     <w:tbl>
@@ -10523,7 +10358,7 @@
           <w:lang w:val="en-GB"/>
         </w:rPr>
       </w:pPr>
-      <w:bookmarkStart w:id="13" w:name="_Toc239769820"/>
+      <w:bookmarkStart w:id="12" w:name="_Toc239783593"/>
       <w:proofErr w:type="gramStart"/>
       <w:r>
         <w:rPr>
@@ -10580,7 +10415,7 @@
         </w:rPr>
         <w:t>series</w:t>
       </w:r>
-      <w:bookmarkEnd w:id="13"/>
+      <w:bookmarkEnd w:id="12"/>
       <w:proofErr w:type="spellEnd"/>
     </w:p>
     <w:p>
@@ -10894,7 +10729,7 @@
           <w:lang w:val="en-GB"/>
         </w:rPr>
       </w:pPr>
-      <w:bookmarkStart w:id="14" w:name="_Toc239769821"/>
+      <w:bookmarkStart w:id="13" w:name="_Toc239783594"/>
       <w:proofErr w:type="gramStart"/>
       <w:r>
         <w:rPr>
@@ -10930,7 +10765,7 @@
         </w:rPr>
         <w:t xml:space="preserve"> series</w:t>
       </w:r>
-      <w:bookmarkEnd w:id="14"/>
+      <w:bookmarkEnd w:id="13"/>
     </w:p>
     <w:p>
       <w:pPr>
@@ -11459,7 +11294,7 @@
           <w:lang w:val="en-GB"/>
         </w:rPr>
       </w:pPr>
-      <w:bookmarkStart w:id="15" w:name="_Toc239769822"/>
+      <w:bookmarkStart w:id="14" w:name="_Toc239783595"/>
       <w:proofErr w:type="gramStart"/>
       <w:r>
         <w:rPr>
@@ -11484,7 +11319,7 @@
         </w:rPr>
         <w:t xml:space="preserve"> with published values</w:t>
       </w:r>
-      <w:bookmarkEnd w:id="15"/>
+      <w:bookmarkEnd w:id="14"/>
     </w:p>
     <w:p>
       <w:pPr>
@@ -12934,7 +12769,7 @@
         <w:pStyle w:val="berschrift2"/>
         <w:spacing w:before="260" w:after="120"/>
       </w:pPr>
-      <w:bookmarkStart w:id="16" w:name="_Toc239769823"/>
+      <w:bookmarkStart w:id="15" w:name="_Toc239783596"/>
       <w:proofErr w:type="gramStart"/>
       <w:r>
         <w:rPr>
@@ -12991,7 +12826,7 @@
         </w:rPr>
         <w:t>sets</w:t>
       </w:r>
-      <w:bookmarkEnd w:id="16"/>
+      <w:bookmarkEnd w:id="15"/>
       <w:proofErr w:type="spellEnd"/>
     </w:p>
     <w:p>
@@ -13314,7 +13149,7 @@
           <w:lang w:val="en-GB"/>
         </w:rPr>
       </w:pPr>
-      <w:bookmarkStart w:id="17" w:name="_Toc239769824"/>
+      <w:bookmarkStart w:id="16" w:name="_Toc239783597"/>
       <w:proofErr w:type="gramStart"/>
       <w:r>
         <w:rPr>
@@ -13327,7 +13162,6 @@
         </w:rPr>
         <w:t xml:space="preserve">3.6  </w:t>
       </w:r>
-      <w:bookmarkEnd w:id="17"/>
       <w:r>
         <w:rPr>
           <w:b/>
@@ -13351,6 +13185,7 @@
         </w:rPr>
         <w:t xml:space="preserve"> comparison</w:t>
       </w:r>
+      <w:bookmarkEnd w:id="16"/>
     </w:p>
     <w:tbl>
       <w:tblPr>
@@ -17244,7 +17079,7 @@
           <w:lang w:val="en-GB"/>
         </w:rPr>
       </w:pPr>
-      <w:bookmarkStart w:id="18" w:name="_Toc239769825"/>
+      <w:bookmarkStart w:id="17" w:name="_Toc239783598"/>
       <w:proofErr w:type="gramStart"/>
       <w:r>
         <w:rPr>
@@ -17280,7 +17115,7 @@
         </w:rPr>
         <w:t xml:space="preserve"> ramp</w:t>
       </w:r>
-      <w:bookmarkEnd w:id="18"/>
+      <w:bookmarkEnd w:id="17"/>
     </w:p>
     <w:p>
       <w:pPr>
@@ -17743,7 +17578,7 @@
           <w:lang w:val="en-GB"/>
         </w:rPr>
       </w:pPr>
-      <w:bookmarkStart w:id="19" w:name="_Toc239769826"/>
+      <w:bookmarkStart w:id="18" w:name="_Toc239783599"/>
       <w:proofErr w:type="gramStart"/>
       <w:r>
         <w:rPr>
@@ -17768,7 +17603,7 @@
         </w:rPr>
         <w:t xml:space="preserve"> selection</w:t>
       </w:r>
-      <w:bookmarkEnd w:id="19"/>
+      <w:bookmarkEnd w:id="18"/>
     </w:p>
     <w:p>
       <w:pPr>
@@ -17781,7 +17616,19 @@
         <w:rPr>
           <w:lang w:val="en-GB"/>
         </w:rPr>
-        <w:t xml:space="preserve">Every default in the workflow was chosen against a measurement rather than by convention. This section collects those </w:t>
+        <w:t xml:space="preserve">This section collects </w:t>
+      </w:r>
+      <w:r>
+        <w:rPr>
+          <w:lang w:val="en-GB"/>
+        </w:rPr>
+        <w:t>the</w:t>
+      </w:r>
+      <w:r>
+        <w:rPr>
+          <w:lang w:val="en-GB"/>
+        </w:rPr>
+        <w:t xml:space="preserve"> </w:t>
       </w:r>
       <w:proofErr w:type="gramStart"/>
       <w:r>
@@ -17852,7 +17699,7 @@
           <w:lang w:val="en-GB"/>
         </w:rPr>
       </w:pPr>
-      <w:bookmarkStart w:id="20" w:name="_Toc239769827"/>
+      <w:bookmarkStart w:id="19" w:name="_Toc239783600"/>
       <w:proofErr w:type="gramStart"/>
       <w:r>
         <w:rPr>
@@ -17877,7 +17724,7 @@
         </w:rPr>
         <w:t>Isovalue</w:t>
       </w:r>
-      <w:bookmarkEnd w:id="20"/>
+      <w:bookmarkEnd w:id="19"/>
       <w:proofErr w:type="spellEnd"/>
       <w:proofErr w:type="gramEnd"/>
     </w:p>
@@ -19197,7 +19044,7 @@
           <w:lang w:val="en-GB"/>
         </w:rPr>
       </w:pPr>
-      <w:bookmarkStart w:id="21" w:name="_Toc239769828"/>
+      <w:bookmarkStart w:id="20" w:name="_Toc239783601"/>
       <w:proofErr w:type="gramStart"/>
       <w:r>
         <w:rPr>
@@ -19222,7 +19069,7 @@
         </w:rPr>
         <w:t xml:space="preserve"> resolution</w:t>
       </w:r>
-      <w:bookmarkEnd w:id="21"/>
+      <w:bookmarkEnd w:id="20"/>
     </w:p>
     <w:p>
       <w:pPr>
@@ -20420,7 +20267,6 @@
                 <w:sz w:val="17"/>
                 <w:szCs w:val="17"/>
               </w:rPr>
-              <w:lastRenderedPageBreak/>
               <w:t>8</w:t>
             </w:r>
           </w:p>
@@ -20640,6 +20486,7 @@
         <w:rPr>
           <w:lang w:val="en-GB"/>
         </w:rPr>
+        <w:lastRenderedPageBreak/>
         <w:t xml:space="preserve">The degradation is smooth and one-sided, because the interpolated density smooths the </w:t>
       </w:r>
       <w:proofErr w:type="spellStart"/>
@@ -20712,7 +20559,7 @@
           <w:lang w:val="en-GB"/>
         </w:rPr>
       </w:pPr>
-      <w:bookmarkStart w:id="22" w:name="_Toc239769829"/>
+      <w:bookmarkStart w:id="21" w:name="_Toc239783602"/>
       <w:proofErr w:type="gramStart"/>
       <w:r>
         <w:rPr>
@@ -20748,7 +20595,7 @@
         </w:rPr>
         <w:t>: rays against grid points</w:t>
       </w:r>
-      <w:bookmarkEnd w:id="22"/>
+      <w:bookmarkEnd w:id="21"/>
     </w:p>
     <w:p>
       <w:pPr>
@@ -21336,7 +21183,7 @@
           <w:lang w:val="en-GB"/>
         </w:rPr>
       </w:pPr>
-      <w:bookmarkStart w:id="23" w:name="_Toc239769830"/>
+      <w:bookmarkStart w:id="22" w:name="_Toc239783603"/>
       <w:proofErr w:type="gramStart"/>
       <w:r>
         <w:rPr>
@@ -21382,7 +21229,7 @@
         </w:rPr>
         <w:t>-hole search parameters</w:t>
       </w:r>
-      <w:bookmarkEnd w:id="23"/>
+      <w:bookmarkEnd w:id="22"/>
     </w:p>
     <w:p>
       <w:pPr>
@@ -21406,7 +21253,7 @@
           <w:lang w:val="en-GB"/>
         </w:rPr>
       </w:pPr>
-      <w:bookmarkStart w:id="24" w:name="_Toc239769831"/>
+      <w:bookmarkStart w:id="23" w:name="_Toc239783604"/>
       <w:proofErr w:type="gramStart"/>
       <w:r>
         <w:rPr>
@@ -21431,7 +21278,7 @@
         </w:rPr>
         <w:t xml:space="preserve"> range</w:t>
       </w:r>
-      <w:bookmarkEnd w:id="24"/>
+      <w:bookmarkEnd w:id="23"/>
     </w:p>
     <w:p>
       <w:pPr>
@@ -22028,7 +21875,7 @@
           <w:lang w:val="en-GB"/>
         </w:rPr>
       </w:pPr>
-      <w:bookmarkStart w:id="25" w:name="_Toc239769832"/>
+      <w:bookmarkStart w:id="24" w:name="_Toc239783605"/>
       <w:proofErr w:type="gramStart"/>
       <w:r>
         <w:rPr>
@@ -22053,6 +21900,116 @@
         </w:rPr>
         <w:t xml:space="preserve"> parameters</w:t>
       </w:r>
+      <w:bookmarkEnd w:id="24"/>
+    </w:p>
+    <w:p>
+      <w:pPr>
+        <w:spacing w:after="120" w:line="276" w:lineRule="auto"/>
+        <w:rPr>
+          <w:lang w:val="en-GB"/>
+        </w:rPr>
+      </w:pPr>
+      <w:r>
+        <w:rPr>
+          <w:lang w:val="en-GB"/>
+        </w:rPr>
+        <w:t xml:space="preserve">None of the rendering settings changes a computed value: transparency 0.15 in </w:t>
+      </w:r>
+      <w:proofErr w:type="spellStart"/>
+      <w:r>
+        <w:rPr>
+          <w:lang w:val="en-GB"/>
+        </w:rPr>
+        <w:t>PyMOL</w:t>
+      </w:r>
+      <w:proofErr w:type="spellEnd"/>
+      <w:r>
+        <w:rPr>
+          <w:lang w:val="en-GB"/>
+        </w:rPr>
+        <w:t xml:space="preserve"> against opacity 0.50 in VMD</w:t>
+      </w:r>
+      <w:r>
+        <w:rPr>
+          <w:lang w:val="en-GB"/>
+        </w:rPr>
+        <w:t xml:space="preserve">, </w:t>
+      </w:r>
+      <w:r>
+        <w:rPr>
+          <w:lang w:val="en-GB"/>
+        </w:rPr>
+        <w:t xml:space="preserve">a 0.10 Å stick radius, cast shadows off in both, orthoscopic projection, and 2000 × 1600 </w:t>
+      </w:r>
+      <w:proofErr w:type="spellStart"/>
+      <w:r>
+        <w:rPr>
+          <w:lang w:val="en-GB"/>
+        </w:rPr>
+        <w:t>px</w:t>
+      </w:r>
+      <w:proofErr w:type="spellEnd"/>
+      <w:r>
+        <w:rPr>
+          <w:lang w:val="en-GB"/>
+        </w:rPr>
+        <w:t xml:space="preserve"> at 300 dpi in </w:t>
+      </w:r>
+      <w:proofErr w:type="spellStart"/>
+      <w:r>
+        <w:rPr>
+          <w:lang w:val="en-GB"/>
+        </w:rPr>
+        <w:t>PyMOL</w:t>
+      </w:r>
+      <w:proofErr w:type="spellEnd"/>
+      <w:r>
+        <w:rPr>
+          <w:lang w:val="en-GB"/>
+        </w:rPr>
+        <w:t xml:space="preserve"> against 1600 × 1061 in VMD, where the image is capped at window size. Every value that produced a figure is recorded in the *_settings.txt beside it, which is the reproduction record</w:t>
+      </w:r>
+      <w:r>
+        <w:rPr>
+          <w:lang w:val="en-GB"/>
+        </w:rPr>
+        <w:t>.</w:t>
+      </w:r>
+    </w:p>
+    <w:p>
+      <w:pPr>
+        <w:pStyle w:val="berschrift1"/>
+        <w:spacing w:before="360" w:after="160"/>
+        <w:rPr>
+          <w:lang w:val="en-GB"/>
+        </w:rPr>
+      </w:pPr>
+      <w:bookmarkStart w:id="25" w:name="_Toc239783606"/>
+      <w:proofErr w:type="gramStart"/>
+      <w:r>
+        <w:rPr>
+          <w:b/>
+          <w:bCs/>
+          <w:color w:val="1F3864"/>
+          <w:sz w:val="30"/>
+          <w:szCs w:val="30"/>
+          <w:lang w:val="en-GB"/>
+        </w:rPr>
+        <w:lastRenderedPageBreak/>
+        <w:t>5  Robustness</w:t>
+      </w:r>
+      <w:proofErr w:type="gramEnd"/>
+      <w:r>
+        <w:rPr>
+          <w:b/>
+          <w:bCs/>
+          <w:color w:val="1F3864"/>
+          <w:sz w:val="30"/>
+          <w:szCs w:val="30"/>
+          <w:lang w:val="en-GB"/>
+        </w:rPr>
+        <w:t xml:space="preserve"> and failure modes</w:t>
+      </w:r>
       <w:bookmarkEnd w:id="25"/>
     </w:p>
     <w:p>
@@ -22066,122 +22023,6 @@
         <w:rPr>
           <w:lang w:val="en-GB"/>
         </w:rPr>
-        <w:t xml:space="preserve">None of the rendering settings changes a computed value: transparency 0.15 in </w:t>
-      </w:r>
-      <w:proofErr w:type="spellStart"/>
-      <w:r>
-        <w:rPr>
-          <w:lang w:val="en-GB"/>
-        </w:rPr>
-        <w:t>PyMOL</w:t>
-      </w:r>
-      <w:proofErr w:type="spellEnd"/>
-      <w:r>
-        <w:rPr>
-          <w:lang w:val="en-GB"/>
-        </w:rPr>
-        <w:t xml:space="preserve"> against opacity 0.50 in VMD</w:t>
-      </w:r>
-      <w:r>
-        <w:rPr>
-          <w:lang w:val="en-GB"/>
-        </w:rPr>
-        <w:t xml:space="preserve">, </w:t>
-      </w:r>
-      <w:r>
-        <w:rPr>
-          <w:lang w:val="en-GB"/>
-        </w:rPr>
-        <w:t xml:space="preserve">a 0.10 Å stick radius, cast shadows off in both, orthoscopic projection, and 2000 × 1600 </w:t>
-      </w:r>
-      <w:proofErr w:type="spellStart"/>
-      <w:r>
-        <w:rPr>
-          <w:lang w:val="en-GB"/>
-        </w:rPr>
-        <w:t>px</w:t>
-      </w:r>
-      <w:proofErr w:type="spellEnd"/>
-      <w:r>
-        <w:rPr>
-          <w:lang w:val="en-GB"/>
-        </w:rPr>
-        <w:t xml:space="preserve"> </w:t>
-      </w:r>
-      <w:r>
-        <w:rPr>
-          <w:lang w:val="en-GB"/>
-        </w:rPr>
-        <w:lastRenderedPageBreak/>
-        <w:t xml:space="preserve">at 300 dpi in </w:t>
-      </w:r>
-      <w:proofErr w:type="spellStart"/>
-      <w:r>
-        <w:rPr>
-          <w:lang w:val="en-GB"/>
-        </w:rPr>
-        <w:t>PyMOL</w:t>
-      </w:r>
-      <w:proofErr w:type="spellEnd"/>
-      <w:r>
-        <w:rPr>
-          <w:lang w:val="en-GB"/>
-        </w:rPr>
-        <w:t xml:space="preserve"> against 1600 × 1061 in VMD, where the image is capped at window size. Every value that produced a figure is recorded in the *_settings.txt beside it, which is the reproduction record</w:t>
-      </w:r>
-      <w:r>
-        <w:rPr>
-          <w:lang w:val="en-GB"/>
-        </w:rPr>
-        <w:t>.</w:t>
-      </w:r>
-    </w:p>
-    <w:p>
-      <w:pPr>
-        <w:pStyle w:val="berschrift1"/>
-        <w:spacing w:before="360" w:after="160"/>
-        <w:rPr>
-          <w:lang w:val="en-GB"/>
-        </w:rPr>
-      </w:pPr>
-      <w:bookmarkStart w:id="26" w:name="_Toc239769833"/>
-      <w:proofErr w:type="gramStart"/>
-      <w:r>
-        <w:rPr>
-          <w:b/>
-          <w:bCs/>
-          <w:color w:val="1F3864"/>
-          <w:sz w:val="30"/>
-          <w:szCs w:val="30"/>
-          <w:lang w:val="en-GB"/>
-        </w:rPr>
-        <w:t>5  Robustness</w:t>
-      </w:r>
-      <w:proofErr w:type="gramEnd"/>
-      <w:r>
-        <w:rPr>
-          <w:b/>
-          <w:bCs/>
-          <w:color w:val="1F3864"/>
-          <w:sz w:val="30"/>
-          <w:szCs w:val="30"/>
-          <w:lang w:val="en-GB"/>
-        </w:rPr>
-        <w:t xml:space="preserve"> and failure modes</w:t>
-      </w:r>
-      <w:bookmarkEnd w:id="26"/>
-    </w:p>
-    <w:p>
-      <w:pPr>
-        <w:spacing w:after="120" w:line="276" w:lineRule="auto"/>
-        <w:rPr>
-          <w:lang w:val="en-GB"/>
-        </w:rPr>
-      </w:pPr>
-      <w:r>
-        <w:rPr>
-          <w:lang w:val="en-GB"/>
-        </w:rPr>
         <w:t>A workflow that fails loudly is better than one that fails quietly and every defect described here produced a plausible-looking figure before it was caught.</w:t>
       </w:r>
       <w:r>
@@ -22217,7 +22058,7 @@
           <w:lang w:val="en-GB"/>
         </w:rPr>
       </w:pPr>
-      <w:bookmarkStart w:id="27" w:name="_Toc239769834"/>
+      <w:bookmarkStart w:id="26" w:name="_Toc239783607"/>
       <w:proofErr w:type="gramStart"/>
       <w:r>
         <w:rPr>
@@ -22253,7 +22094,7 @@
         </w:rPr>
         <w:t xml:space="preserve"> do not belong together</w:t>
       </w:r>
-      <w:bookmarkEnd w:id="27"/>
+      <w:bookmarkEnd w:id="26"/>
     </w:p>
     <w:p>
       <w:pPr>
@@ -22970,7 +22811,7 @@
           <w:lang w:val="en-GB"/>
         </w:rPr>
       </w:pPr>
-      <w:bookmarkStart w:id="28" w:name="_Toc239769835"/>
+      <w:bookmarkStart w:id="27" w:name="_Toc239783608"/>
       <w:proofErr w:type="gramStart"/>
       <w:r>
         <w:rPr>
@@ -23006,7 +22847,7 @@
         </w:rPr>
         <w:t xml:space="preserve"> its own halogen</w:t>
       </w:r>
-      <w:bookmarkEnd w:id="28"/>
+      <w:bookmarkEnd w:id="27"/>
     </w:p>
     <w:p>
       <w:pPr>
@@ -23370,7 +23211,6 @@
         <w:rPr>
           <w:lang w:val="en-GB"/>
         </w:rPr>
-        <w:lastRenderedPageBreak/>
         <w:t>Two changes fixed it, and both are now defaults:</w:t>
       </w:r>
     </w:p>
@@ -23423,6 +23263,7 @@
         <w:rPr>
           <w:lang w:val="en-GB"/>
         </w:rPr>
+        <w:lastRenderedPageBreak/>
         <w:t>Both the ray search and the grid-point cap are cut off at 1.6 × the Bondi van der Waals radius of the halogen.</w:t>
       </w:r>
     </w:p>
@@ -23515,7 +23356,7 @@
           <w:lang w:val="en-GB"/>
         </w:rPr>
       </w:pPr>
-      <w:bookmarkStart w:id="29" w:name="_Toc239769836"/>
+      <w:bookmarkStart w:id="28" w:name="_Toc239783609"/>
       <w:proofErr w:type="gramStart"/>
       <w:r>
         <w:rPr>
@@ -23540,7 +23381,7 @@
         </w:rPr>
         <w:t xml:space="preserve"> behaviour</w:t>
       </w:r>
-      <w:bookmarkEnd w:id="29"/>
+      <w:bookmarkEnd w:id="28"/>
     </w:p>
     <w:p>
       <w:pPr>
@@ -23589,7 +23430,25 @@
           <w:bCs/>
           <w:lang w:val="en-GB"/>
         </w:rPr>
-        <w:t xml:space="preserve">Transparency does not translate between the programs, and the two settings are not even on the same scale. </w:t>
+        <w:t xml:space="preserve">Transparency does not translate between the </w:t>
+      </w:r>
+      <w:proofErr w:type="gramStart"/>
+      <w:r>
+        <w:rPr>
+          <w:b/>
+          <w:bCs/>
+          <w:lang w:val="en-GB"/>
+        </w:rPr>
+        <w:t>programs</w:t>
+      </w:r>
+      <w:proofErr w:type="gramEnd"/>
+      <w:r>
+        <w:rPr>
+          <w:b/>
+          <w:bCs/>
+          <w:lang w:val="en-GB"/>
+        </w:rPr>
+        <w:t xml:space="preserve"> and the two settings are not even on the same scale. </w:t>
       </w:r>
       <w:proofErr w:type="spellStart"/>
       <w:r>
@@ -23735,7 +23594,19 @@
         <w:rPr>
           <w:lang w:val="en-GB"/>
         </w:rPr>
-        <w:t xml:space="preserve"> 2 treats the back faces of the surface differently from a naive two-layer product. VMD applies no such correction and empirically needs roughly a = 0.30, which is 49 % transmission, before the axial view gives a comparable impression. The two programs do not merely label the setting differently, they weight it differently, and no single value makes one pipeline's images reproduce the </w:t>
+        <w:t xml:space="preserve"> 2 treats the back faces of the surface differently from a naive two-layer product. VMD applies no such correction and empirically needs roughly a = 0.30, which is 49 % transmission, before the axial view gives a comparable impression. The two programs do not label the setting differently, they</w:t>
+      </w:r>
+      <w:r>
+        <w:rPr>
+          <w:lang w:val="en-GB"/>
+        </w:rPr>
+        <w:t xml:space="preserve"> even</w:t>
+      </w:r>
+      <w:r>
+        <w:rPr>
+          <w:lang w:val="en-GB"/>
+        </w:rPr>
+        <w:t xml:space="preserve"> weight it differently, and no single value makes one pipeline's images reproduce the </w:t>
       </w:r>
       <w:proofErr w:type="gramStart"/>
       <w:r>
@@ -23771,7 +23642,7 @@
         <w:rPr>
           <w:lang w:val="en-GB"/>
         </w:rPr>
-        <w:t>The axial view crosses the most layers of surface and would need the lowest opacity to read like the others; at that value the π and in-plane views, which cross fewer, turn so faint that their colour can no longer be read. The pipeline therefore keeps a single value per run, so that the three images of one molecule stay mutually comparable</w:t>
+        <w:t>The axial view crosses the most layers of surface and would need the lowest opacity to read like the others; at that value the π and in-plane views, turn so faint that their colour can no longer be read. The pipeline therefore keeps a single value per run, so that the three images of one molecule stay mutually comparable</w:t>
       </w:r>
       <w:r>
         <w:rPr>
@@ -23901,7 +23772,6 @@
           <w:bCs/>
           <w:lang w:val="en-GB"/>
         </w:rPr>
-        <w:lastRenderedPageBreak/>
         <w:t xml:space="preserve">Image size is capped by the screen. </w:t>
       </w:r>
       <w:proofErr w:type="spellStart"/>
@@ -23946,6 +23816,14 @@
         </w:rPr>
         <w:t xml:space="preserve"> ones.</w:t>
       </w:r>
+    </w:p>
+    <w:p>
+      <w:pPr>
+        <w:spacing w:after="120" w:line="276" w:lineRule="auto"/>
+        <w:rPr>
+          <w:lang w:val="en-GB"/>
+        </w:rPr>
+      </w:pPr>
     </w:p>
     <w:p>
       <w:pPr>
@@ -23955,7 +23833,7 @@
           <w:lang w:val="en-GB"/>
         </w:rPr>
       </w:pPr>
-      <w:bookmarkStart w:id="30" w:name="_Toc239769837"/>
+      <w:bookmarkStart w:id="29" w:name="_Toc239783610"/>
       <w:proofErr w:type="gramStart"/>
       <w:r>
         <w:rPr>
@@ -23966,9 +23844,10 @@
           <w:szCs w:val="30"/>
           <w:lang w:val="en-GB"/>
         </w:rPr>
+        <w:lastRenderedPageBreak/>
         <w:t>6  Discussion</w:t>
       </w:r>
-      <w:bookmarkEnd w:id="30"/>
+      <w:bookmarkEnd w:id="29"/>
       <w:proofErr w:type="gramEnd"/>
     </w:p>
     <w:p>
@@ -23979,7 +23858,7 @@
           <w:lang w:val="en-GB"/>
         </w:rPr>
       </w:pPr>
-      <w:bookmarkStart w:id="31" w:name="_Toc239769838"/>
+      <w:bookmarkStart w:id="30" w:name="_Toc239783611"/>
       <w:proofErr w:type="gramStart"/>
       <w:r>
         <w:rPr>
@@ -24015,7 +23894,7 @@
         </w:rPr>
         <w:t>-dependent and what is not</w:t>
       </w:r>
-      <w:bookmarkEnd w:id="31"/>
+      <w:bookmarkEnd w:id="30"/>
     </w:p>
     <w:p>
       <w:pPr>
@@ -24061,19 +23940,7 @@
         <w:rPr>
           <w:lang w:val="en-GB"/>
         </w:rPr>
-        <w:t>the saturation of the surface, the visibility of the skeleton, the apparent size of the molecule, the smoothness of the triangulation</w:t>
-      </w:r>
-      <w:r>
-        <w:rPr>
-          <w:lang w:val="en-GB"/>
-        </w:rPr>
-        <w:t xml:space="preserve">, </w:t>
-      </w:r>
-      <w:r>
-        <w:rPr>
-          <w:lang w:val="en-GB"/>
-        </w:rPr>
-        <w:t>is the viewer.</w:t>
+        <w:t>the saturation of the surface, the visibility of the skeleton, the apparent size of the molecule, is the viewer.</w:t>
       </w:r>
     </w:p>
     <w:p>
@@ -24141,7 +24008,7 @@
         <w:pStyle w:val="berschrift2"/>
         <w:spacing w:before="260" w:after="120"/>
       </w:pPr>
-      <w:bookmarkStart w:id="32" w:name="_Toc239769839"/>
+      <w:bookmarkStart w:id="31" w:name="_Toc239783612"/>
       <w:proofErr w:type="gramStart"/>
       <w:r>
         <w:rPr>
@@ -24209,7 +24076,7 @@
         </w:rPr>
         <w:t>what</w:t>
       </w:r>
-      <w:bookmarkEnd w:id="32"/>
+      <w:bookmarkEnd w:id="31"/>
       <w:proofErr w:type="spellEnd"/>
     </w:p>
     <w:p>
@@ -24428,7 +24295,7 @@
         <w:pStyle w:val="berschrift2"/>
         <w:spacing w:before="260" w:after="120"/>
       </w:pPr>
-      <w:bookmarkStart w:id="33" w:name="_Toc239769840"/>
+      <w:bookmarkStart w:id="32" w:name="_Toc239783613"/>
       <w:proofErr w:type="gramStart"/>
       <w:r>
         <w:rPr>
@@ -24451,7 +24318,7 @@
         </w:rPr>
         <w:t>Limitations</w:t>
       </w:r>
-      <w:bookmarkEnd w:id="33"/>
+      <w:bookmarkEnd w:id="32"/>
       <w:proofErr w:type="spellEnd"/>
       <w:proofErr w:type="gramEnd"/>
     </w:p>
@@ -24480,7 +24347,19 @@
         <w:rPr>
           <w:lang w:val="en-GB"/>
         </w:rPr>
-        <w:t xml:space="preserve">-hole tool in the VMD repository is a port of the </w:t>
+        <w:t xml:space="preserve">-hole tool in the VMD repository is </w:t>
+      </w:r>
+      <w:r>
+        <w:rPr>
+          <w:lang w:val="en-GB"/>
+        </w:rPr>
+        <w:t>part</w:t>
+      </w:r>
+      <w:r>
+        <w:rPr>
+          <w:lang w:val="en-GB"/>
+        </w:rPr>
+        <w:t xml:space="preserve"> of the </w:t>
       </w:r>
       <w:proofErr w:type="spellStart"/>
       <w:r>
@@ -24522,7 +24401,13 @@
         <w:rPr>
           <w:lang w:val="en-GB"/>
         </w:rPr>
-        <w:t xml:space="preserve"> proves the two copies are still the same code; it does not independently confirm the method. The genuine independent confirmation in this report is the surface statistics of §3.6, which were written twice.</w:t>
+        <w:t xml:space="preserve"> proves the two copies are still the same code; it does not independently confirm the method. The genuine independent confirmation in this report is the surface statistics of §3.6</w:t>
+      </w:r>
+      <w:r>
+        <w:rPr>
+          <w:lang w:val="en-GB"/>
+        </w:rPr>
+        <w:t>.</w:t>
       </w:r>
     </w:p>
     <w:p>
@@ -24628,13 +24513,45 @@
     </w:p>
     <w:p>
       <w:pPr>
+        <w:spacing w:after="80" w:line="276" w:lineRule="auto"/>
+        <w:rPr>
+          <w:lang w:val="en-GB"/>
+        </w:rPr>
+      </w:pPr>
+    </w:p>
+    <w:p>
+      <w:pPr>
+        <w:spacing w:after="80" w:line="276" w:lineRule="auto"/>
+        <w:rPr>
+          <w:lang w:val="en-GB"/>
+        </w:rPr>
+      </w:pPr>
+    </w:p>
+    <w:p>
+      <w:pPr>
+        <w:spacing w:after="80" w:line="276" w:lineRule="auto"/>
+        <w:rPr>
+          <w:lang w:val="en-GB"/>
+        </w:rPr>
+      </w:pPr>
+    </w:p>
+    <w:p>
+      <w:pPr>
+        <w:spacing w:after="80" w:line="276" w:lineRule="auto"/>
+        <w:rPr>
+          <w:lang w:val="en-GB"/>
+        </w:rPr>
+      </w:pPr>
+    </w:p>
+    <w:p>
+      <w:pPr>
         <w:pStyle w:val="berschrift1"/>
         <w:spacing w:before="360" w:after="160"/>
         <w:rPr>
           <w:lang w:val="en-GB"/>
         </w:rPr>
       </w:pPr>
-      <w:bookmarkStart w:id="34" w:name="_Toc239769841"/>
+      <w:bookmarkStart w:id="33" w:name="_Toc239783614"/>
       <w:proofErr w:type="gramStart"/>
       <w:r>
         <w:rPr>
@@ -24648,7 +24565,7 @@
         <w:lastRenderedPageBreak/>
         <w:t>7  Outlook</w:t>
       </w:r>
-      <w:bookmarkEnd w:id="34"/>
+      <w:bookmarkEnd w:id="33"/>
       <w:proofErr w:type="gramEnd"/>
     </w:p>
     <w:p>
@@ -24659,7 +24576,7 @@
           <w:lang w:val="en-GB"/>
         </w:rPr>
       </w:pPr>
-      <w:bookmarkStart w:id="35" w:name="_Toc239769842"/>
+      <w:bookmarkStart w:id="34" w:name="_Toc239783615"/>
       <w:proofErr w:type="gramStart"/>
       <w:r>
         <w:rPr>
@@ -24684,6 +24601,79 @@
         </w:rPr>
         <w:t xml:space="preserve"> complementarity</w:t>
       </w:r>
+      <w:bookmarkEnd w:id="34"/>
+    </w:p>
+    <w:p>
+      <w:pPr>
+        <w:spacing w:after="120" w:line="276" w:lineRule="auto"/>
+        <w:rPr>
+          <w:lang w:val="en-GB"/>
+        </w:rPr>
+      </w:pPr>
+      <w:r>
+        <w:rPr>
+          <w:lang w:val="en-GB"/>
+        </w:rPr>
+        <w:t>The natural extension is from one molecule to an interface: comparing the potential on a ligand surface with the potential the protein presents at the same place, so that a red patch facing a blue one scores as complementary. Several components of this workflow transfer directly</w:t>
+      </w:r>
+      <w:r>
+        <w:rPr>
+          <w:lang w:val="en-GB"/>
+        </w:rPr>
+        <w:t>:</w:t>
+      </w:r>
+      <w:r>
+        <w:rPr>
+          <w:lang w:val="en-GB"/>
+        </w:rPr>
+        <w:t xml:space="preserve"> the cube handling, the shell band, the surface statistics and the rendering. Three things would have to be added: an electrostatics model for the protein, which is a different computational problem (Poisson–Boltzmann, or partial charges with a distance-dependent dielectric); a quantitative definition of what “complementary” means as a number; and a validation case for which the answer is already known. The last of these is the hard one</w:t>
+      </w:r>
+      <w:r>
+        <w:rPr>
+          <w:lang w:val="en-GB"/>
+        </w:rPr>
+        <w:t xml:space="preserve"> </w:t>
+      </w:r>
+      <w:r>
+        <w:rPr>
+          <w:lang w:val="en-GB"/>
+        </w:rPr>
+        <w:t>and it is why this was scoped out rather than attempted.</w:t>
+      </w:r>
+    </w:p>
+    <w:p>
+      <w:pPr>
+        <w:pStyle w:val="berschrift2"/>
+        <w:spacing w:before="260" w:after="120"/>
+        <w:rPr>
+          <w:lang w:val="en-GB"/>
+        </w:rPr>
+      </w:pPr>
+      <w:bookmarkStart w:id="35" w:name="_Toc239783616"/>
+      <w:proofErr w:type="gramStart"/>
+      <w:r>
+        <w:rPr>
+          <w:b/>
+          <w:bCs/>
+          <w:color w:val="1F3864"/>
+          <w:sz w:val="24"/>
+          <w:szCs w:val="24"/>
+          <w:lang w:val="en-GB"/>
+        </w:rPr>
+        <w:t>7.2  A</w:t>
+      </w:r>
+      <w:proofErr w:type="gramEnd"/>
+      <w:r>
+        <w:rPr>
+          <w:b/>
+          <w:bCs/>
+          <w:color w:val="1F3864"/>
+          <w:sz w:val="24"/>
+          <w:szCs w:val="24"/>
+          <w:lang w:val="en-GB"/>
+        </w:rPr>
+        <w:t xml:space="preserve"> third viewer</w:t>
+      </w:r>
       <w:bookmarkEnd w:id="35"/>
     </w:p>
     <w:p>
@@ -24693,35 +24683,19 @@
           <w:lang w:val="en-GB"/>
         </w:rPr>
       </w:pPr>
-      <w:r>
-        <w:rPr>
-          <w:lang w:val="en-GB"/>
-        </w:rPr>
-        <w:t>The natural extension is from one molecule to an interface: comparing the potential on a ligand surface with the potential the protein presents at the same place, so that a red patch facing a blue one scores as complementary. Several components of this workflow transfer directly</w:t>
-      </w:r>
-      <w:r>
-        <w:rPr>
-          <w:lang w:val="en-GB"/>
-        </w:rPr>
-        <w:t>:</w:t>
-      </w:r>
-      <w:r>
-        <w:rPr>
-          <w:lang w:val="en-GB"/>
-        </w:rPr>
-        <w:t xml:space="preserve"> the cube handling, the shell band, the surface statistics and the rendering. Three things would have to be added: an electrostatics model for the protein, which is a different computational problem (Poisson–Boltzmann, or partial charges with a distance-dependent dielectric); a quantitative definition of what “complementary” means as a number; and a validation case for which the answer is already known. The last of these is the hard one</w:t>
-      </w:r>
-      <w:r>
-        <w:rPr>
-          <w:lang w:val="en-GB"/>
-        </w:rPr>
-        <w:t xml:space="preserve"> </w:t>
-      </w:r>
-      <w:r>
-        <w:rPr>
-          <w:lang w:val="en-GB"/>
-        </w:rPr>
-        <w:t>and it is why this was scoped out rather than attempted.</w:t>
+      <w:proofErr w:type="spellStart"/>
+      <w:r>
+        <w:rPr>
+          <w:lang w:val="en-GB"/>
+        </w:rPr>
+        <w:t>ChimeraX</w:t>
+      </w:r>
+      <w:proofErr w:type="spellEnd"/>
+      <w:r>
+        <w:rPr>
+          <w:lang w:val="en-GB"/>
+        </w:rPr>
+        <w:t xml:space="preserve"> would take the evaluation from two data points to three at low marginal cost: the cube files and the analysis already exist, only a scene script and an image set would be new. On the evidence of §3.6 the numbers would agree; the open question is whether its OpenGL-only rendering produces a comparable axial view, which is the one view where the two existing pipelines genuinely differ.</w:t>
       </w:r>
     </w:p>
     <w:p>
@@ -24732,7 +24706,7 @@
           <w:lang w:val="en-GB"/>
         </w:rPr>
       </w:pPr>
-      <w:bookmarkStart w:id="36" w:name="_Toc239769843"/>
+      <w:bookmarkStart w:id="36" w:name="_Toc239783617"/>
       <w:proofErr w:type="gramStart"/>
       <w:r>
         <w:rPr>
@@ -24743,7 +24717,7 @@
           <w:szCs w:val="24"/>
           <w:lang w:val="en-GB"/>
         </w:rPr>
-        <w:t>7.2  A</w:t>
+        <w:t>7.3  The</w:t>
       </w:r>
       <w:proofErr w:type="gramEnd"/>
       <w:r>
@@ -24755,66 +24729,9 @@
           <w:szCs w:val="24"/>
           <w:lang w:val="en-GB"/>
         </w:rPr>
-        <w:t xml:space="preserve"> third viewer</w:t>
+        <w:t xml:space="preserve"> missing axis</w:t>
       </w:r>
       <w:bookmarkEnd w:id="36"/>
-    </w:p>
-    <w:p>
-      <w:pPr>
-        <w:spacing w:after="120" w:line="276" w:lineRule="auto"/>
-        <w:rPr>
-          <w:lang w:val="en-GB"/>
-        </w:rPr>
-      </w:pPr>
-      <w:proofErr w:type="spellStart"/>
-      <w:r>
-        <w:rPr>
-          <w:lang w:val="en-GB"/>
-        </w:rPr>
-        <w:t>ChimeraX</w:t>
-      </w:r>
-      <w:proofErr w:type="spellEnd"/>
-      <w:r>
-        <w:rPr>
-          <w:lang w:val="en-GB"/>
-        </w:rPr>
-        <w:t xml:space="preserve"> would take the evaluation from two data points to three at low marginal cost: the cube files and the analysis already exist, only a scene script and an image set would be new. On the evidence of §3.6 the numbers would agree; the open question is whether its OpenGL-only rendering produces a comparable axial view, which is the one view where the two existing pipelines genuinely differ.</w:t>
-      </w:r>
-    </w:p>
-    <w:p>
-      <w:pPr>
-        <w:pStyle w:val="berschrift2"/>
-        <w:spacing w:before="260" w:after="120"/>
-        <w:rPr>
-          <w:lang w:val="en-GB"/>
-        </w:rPr>
-      </w:pPr>
-      <w:bookmarkStart w:id="37" w:name="_Toc239769844"/>
-      <w:proofErr w:type="gramStart"/>
-      <w:r>
-        <w:rPr>
-          <w:b/>
-          <w:bCs/>
-          <w:color w:val="1F3864"/>
-          <w:sz w:val="24"/>
-          <w:szCs w:val="24"/>
-          <w:lang w:val="en-GB"/>
-        </w:rPr>
-        <w:t>7.3  The</w:t>
-      </w:r>
-      <w:proofErr w:type="gramEnd"/>
-      <w:r>
-        <w:rPr>
-          <w:b/>
-          <w:bCs/>
-          <w:color w:val="1F3864"/>
-          <w:sz w:val="24"/>
-          <w:szCs w:val="24"/>
-          <w:lang w:val="en-GB"/>
-        </w:rPr>
-        <w:t xml:space="preserve"> missing axis</w:t>
-      </w:r>
-      <w:bookmarkEnd w:id="37"/>
     </w:p>
     <w:p>
       <w:pPr>
@@ -24862,7 +24779,7 @@
         <w:pStyle w:val="berschrift1"/>
         <w:spacing w:before="360" w:after="160"/>
       </w:pPr>
-      <w:bookmarkStart w:id="38" w:name="_Toc239769845"/>
+      <w:bookmarkStart w:id="37" w:name="_Toc239783618"/>
       <w:proofErr w:type="gramStart"/>
       <w:r>
         <w:rPr>
@@ -24875,7 +24792,7 @@
         <w:lastRenderedPageBreak/>
         <w:t>8  References</w:t>
       </w:r>
-      <w:bookmarkEnd w:id="38"/>
+      <w:bookmarkEnd w:id="37"/>
       <w:proofErr w:type="gramEnd"/>
     </w:p>
     <w:p>
@@ -24883,7 +24800,7 @@
         <w:pStyle w:val="berschrift2"/>
         <w:spacing w:before="260" w:after="120"/>
       </w:pPr>
-      <w:bookmarkStart w:id="39" w:name="_Toc239769846"/>
+      <w:bookmarkStart w:id="38" w:name="_Toc239783619"/>
       <w:r>
         <w:rPr>
           <w:b/>
@@ -24905,7 +24822,7 @@
         </w:rPr>
         <w:t>convention</w:t>
       </w:r>
-      <w:bookmarkEnd w:id="39"/>
+      <w:bookmarkEnd w:id="38"/>
       <w:proofErr w:type="spellEnd"/>
     </w:p>
     <w:p>
@@ -25198,7 +25115,7 @@
           <w:lang w:val="en-GB"/>
         </w:rPr>
       </w:pPr>
-      <w:bookmarkStart w:id="40" w:name="_Toc239769847"/>
+      <w:bookmarkStart w:id="39" w:name="_Toc239783620"/>
       <w:r>
         <w:rPr>
           <w:b/>
@@ -25219,6 +25136,237 @@
           <w:lang w:val="en-GB"/>
         </w:rPr>
         <w:t>-hole values used in the literature comparison (§3.4)</w:t>
+      </w:r>
+      <w:bookmarkEnd w:id="39"/>
+    </w:p>
+    <w:p>
+      <w:pPr>
+        <w:pStyle w:val="Listenabsatz"/>
+        <w:numPr>
+          <w:ilvl w:val="0"/>
+          <w:numId w:val="2"/>
+        </w:numPr>
+        <w:spacing w:after="80" w:line="276" w:lineRule="auto"/>
+        <w:rPr>
+          <w:sz w:val="18"/>
+          <w:szCs w:val="18"/>
+        </w:rPr>
+      </w:pPr>
+      <w:r>
+        <w:rPr>
+          <w:sz w:val="18"/>
+          <w:szCs w:val="18"/>
+          <w:lang w:val="en-GB"/>
+        </w:rPr>
+        <w:t xml:space="preserve">K. E. Riley, J. S. Murray, J. </w:t>
+      </w:r>
+      <w:proofErr w:type="spellStart"/>
+      <w:r>
+        <w:rPr>
+          <w:sz w:val="18"/>
+          <w:szCs w:val="18"/>
+          <w:lang w:val="en-GB"/>
+        </w:rPr>
+        <w:t>Fanfrlík</w:t>
+      </w:r>
+      <w:proofErr w:type="spellEnd"/>
+      <w:r>
+        <w:rPr>
+          <w:sz w:val="18"/>
+          <w:szCs w:val="18"/>
+          <w:lang w:val="en-GB"/>
+        </w:rPr>
+        <w:t xml:space="preserve">, J. Řezáč, R. J. Solá, M. C. Concha, F. M. Ramos, P. Politzer, Halogen bond tunability I: the effects of aromatic fluorine substitution on the strengths of halogen-bonding interactions involving chlorine, bromine and iodine, J. Mol. </w:t>
+      </w:r>
+      <w:r>
+        <w:rPr>
+          <w:sz w:val="18"/>
+          <w:szCs w:val="18"/>
+        </w:rPr>
+        <w:t>Model. 17 (2011) 3309–3318. doi:10.1007/s00894-011-1015-6</w:t>
+      </w:r>
+    </w:p>
+    <w:p>
+      <w:pPr>
+        <w:pStyle w:val="Listenabsatz"/>
+        <w:numPr>
+          <w:ilvl w:val="0"/>
+          <w:numId w:val="2"/>
+        </w:numPr>
+        <w:spacing w:after="80" w:line="276" w:lineRule="auto"/>
+        <w:rPr>
+          <w:sz w:val="18"/>
+          <w:szCs w:val="18"/>
+        </w:rPr>
+      </w:pPr>
+      <w:r>
+        <w:rPr>
+          <w:sz w:val="18"/>
+          <w:szCs w:val="18"/>
+          <w:lang w:val="en-GB"/>
+        </w:rPr>
+        <w:t xml:space="preserve">D. P. Devore, T. L. Ellington, K. L. Shuford, Elucidating the role of electron-donating groups in halogen bonding, J. Phys. </w:t>
+      </w:r>
+      <w:r>
+        <w:rPr>
+          <w:sz w:val="18"/>
+          <w:szCs w:val="18"/>
+        </w:rPr>
+        <w:t xml:space="preserve">Chem. A 128 (2024) 1477–1490. </w:t>
+      </w:r>
+      <w:proofErr w:type="gramStart"/>
+      <w:r>
+        <w:rPr>
+          <w:sz w:val="18"/>
+          <w:szCs w:val="18"/>
+        </w:rPr>
+        <w:t>doi:10.1021/acs.jpca</w:t>
+      </w:r>
+      <w:proofErr w:type="gramEnd"/>
+      <w:r>
+        <w:rPr>
+          <w:sz w:val="18"/>
+          <w:szCs w:val="18"/>
+        </w:rPr>
+        <w:t>.3c06894</w:t>
+      </w:r>
+    </w:p>
+    <w:p>
+      <w:pPr>
+        <w:pStyle w:val="Listenabsatz"/>
+        <w:numPr>
+          <w:ilvl w:val="0"/>
+          <w:numId w:val="2"/>
+        </w:numPr>
+        <w:spacing w:after="80" w:line="276" w:lineRule="auto"/>
+        <w:rPr>
+          <w:sz w:val="18"/>
+          <w:szCs w:val="18"/>
+        </w:rPr>
+      </w:pPr>
+      <w:r>
+        <w:rPr>
+          <w:sz w:val="18"/>
+          <w:szCs w:val="18"/>
+          <w:lang w:val="en-GB"/>
+        </w:rPr>
+        <w:t xml:space="preserve">J. Heidrich, L. E. Sperl, F. M. </w:t>
+      </w:r>
+      <w:proofErr w:type="spellStart"/>
+      <w:r>
+        <w:rPr>
+          <w:sz w:val="18"/>
+          <w:szCs w:val="18"/>
+          <w:lang w:val="en-GB"/>
+        </w:rPr>
+        <w:t>Boeckler</w:t>
+      </w:r>
+      <w:proofErr w:type="spellEnd"/>
+      <w:r>
+        <w:rPr>
+          <w:sz w:val="18"/>
+          <w:szCs w:val="18"/>
+          <w:lang w:val="en-GB"/>
+        </w:rPr>
+        <w:t xml:space="preserve">, Embracing the diversity of halogen bonding motifs in fragment-based drug discovery — construction of a diversity-optimized halogen-enriched fragment library, Front. </w:t>
+      </w:r>
+      <w:r>
+        <w:rPr>
+          <w:sz w:val="18"/>
+          <w:szCs w:val="18"/>
+        </w:rPr>
+        <w:t>Chem. 7 (2019) 9. doi:10.3389/fchem.2019.00009</w:t>
+      </w:r>
+    </w:p>
+    <w:p>
+      <w:pPr>
+        <w:pStyle w:val="Listenabsatz"/>
+        <w:numPr>
+          <w:ilvl w:val="0"/>
+          <w:numId w:val="2"/>
+        </w:numPr>
+        <w:spacing w:after="80" w:line="276" w:lineRule="auto"/>
+        <w:rPr>
+          <w:sz w:val="18"/>
+          <w:szCs w:val="18"/>
+          <w:lang w:val="en-GB"/>
+        </w:rPr>
+      </w:pPr>
+      <w:r>
+        <w:rPr>
+          <w:sz w:val="18"/>
+          <w:szCs w:val="18"/>
+          <w:lang w:val="en-GB"/>
+        </w:rPr>
+        <w:t>M. A. A. Ibrahim et al., Type I–IV halogen···halogen interactions: a comparative theoretical study in halobenzene···halobenzene homodimers, Int. J. Mol. Sci. 23 (2022) 3114. doi:10.3390/ijms</w:t>
+      </w:r>
+      <w:proofErr w:type="gramStart"/>
+      <w:r>
+        <w:rPr>
+          <w:sz w:val="18"/>
+          <w:szCs w:val="18"/>
+          <w:lang w:val="en-GB"/>
+        </w:rPr>
+        <w:t>23063114  [</w:t>
+      </w:r>
+      <w:proofErr w:type="gramEnd"/>
+      <w:r>
+        <w:rPr>
+          <w:sz w:val="18"/>
+          <w:szCs w:val="18"/>
+          <w:lang w:val="en-GB"/>
+        </w:rPr>
+        <w:t xml:space="preserve">the </w:t>
+      </w:r>
+      <w:r>
+        <w:rPr>
+          <w:sz w:val="18"/>
+          <w:szCs w:val="18"/>
+        </w:rPr>
+        <w:t>ρ</w:t>
+      </w:r>
+      <w:r>
+        <w:rPr>
+          <w:sz w:val="18"/>
+          <w:szCs w:val="18"/>
+          <w:lang w:val="en-GB"/>
+        </w:rPr>
+        <w:t xml:space="preserve"> = 0.002 </w:t>
+      </w:r>
+      <w:proofErr w:type="spellStart"/>
+      <w:r>
+        <w:rPr>
+          <w:sz w:val="18"/>
+          <w:szCs w:val="18"/>
+          <w:lang w:val="en-GB"/>
+        </w:rPr>
+        <w:t>a.u</w:t>
+      </w:r>
+      <w:proofErr w:type="spellEnd"/>
+      <w:r>
+        <w:rPr>
+          <w:sz w:val="18"/>
+          <w:szCs w:val="18"/>
+          <w:lang w:val="en-GB"/>
+        </w:rPr>
+        <w:t>. values]</w:t>
+      </w:r>
+    </w:p>
+    <w:p>
+      <w:pPr>
+        <w:pStyle w:val="berschrift2"/>
+        <w:spacing w:before="260" w:after="120"/>
+      </w:pPr>
+      <w:bookmarkStart w:id="40" w:name="_Toc239783621"/>
+      <w:r>
+        <w:rPr>
+          <w:b/>
+          <w:bCs/>
+          <w:color w:val="1F3864"/>
+          <w:sz w:val="24"/>
+          <w:szCs w:val="24"/>
+        </w:rPr>
+        <w:t>Software</w:t>
       </w:r>
       <w:bookmarkEnd w:id="40"/>
     </w:p>
@@ -25233,6 +25381,7 @@
         <w:rPr>
           <w:sz w:val="18"/>
           <w:szCs w:val="18"/>
+          <w:lang w:val="en-GB"/>
         </w:rPr>
       </w:pPr>
       <w:r>
@@ -25241,7 +25390,7 @@
           <w:szCs w:val="18"/>
           <w:lang w:val="en-GB"/>
         </w:rPr>
-        <w:t xml:space="preserve">K. E. Riley, J. S. Murray, J. </w:t>
+        <w:t xml:space="preserve">The </w:t>
       </w:r>
       <w:proofErr w:type="spellStart"/>
       <w:r>
@@ -25250,7 +25399,7 @@
           <w:szCs w:val="18"/>
           <w:lang w:val="en-GB"/>
         </w:rPr>
-        <w:t>Fanfrlík</w:t>
+        <w:t>PyMOL</w:t>
       </w:r>
       <w:proofErr w:type="spellEnd"/>
       <w:r>
@@ -25259,14 +25408,43 @@
           <w:szCs w:val="18"/>
           <w:lang w:val="en-GB"/>
         </w:rPr>
-        <w:t xml:space="preserve">, J. Řezáč, R. J. Solá, M. C. Concha, F. M. Ramos, P. Politzer, Halogen bond tunability I: the effects of aromatic fluorine substitution on the strengths of halogen-bonding interactions involving chlorine, bromine and iodine, J. Mol. </w:t>
-      </w:r>
+        <w:t xml:space="preserve"> Molecular Graphics System, Schrödinger, LLC. Open-source build: github.com/</w:t>
+      </w:r>
+      <w:proofErr w:type="spellStart"/>
       <w:r>
         <w:rPr>
           <w:sz w:val="18"/>
           <w:szCs w:val="18"/>
-        </w:rPr>
-        <w:t>Model. 17 (2011) 3309–3318. doi:10.1007/s00894-011-1015-6</w:t>
+          <w:lang w:val="en-GB"/>
+        </w:rPr>
+        <w:t>schrodinger</w:t>
+      </w:r>
+      <w:proofErr w:type="spellEnd"/>
+      <w:r>
+        <w:rPr>
+          <w:sz w:val="18"/>
+          <w:szCs w:val="18"/>
+          <w:lang w:val="en-GB"/>
+        </w:rPr>
+        <w:t>/</w:t>
+      </w:r>
+      <w:proofErr w:type="spellStart"/>
+      <w:r>
+        <w:rPr>
+          <w:sz w:val="18"/>
+          <w:szCs w:val="18"/>
+          <w:lang w:val="en-GB"/>
+        </w:rPr>
+        <w:t>pymol</w:t>
+      </w:r>
+      <w:proofErr w:type="spellEnd"/>
+      <w:r>
+        <w:rPr>
+          <w:sz w:val="18"/>
+          <w:szCs w:val="18"/>
+          <w:lang w:val="en-GB"/>
+        </w:rPr>
+        <w:t>-open-source</w:t>
       </w:r>
     </w:p>
     <w:p>
@@ -25288,30 +25466,14 @@
           <w:szCs w:val="18"/>
           <w:lang w:val="en-GB"/>
         </w:rPr>
-        <w:t xml:space="preserve">D. P. Devore, T. L. Ellington, K. L. Shuford, Elucidating the role of electron-donating groups in halogen bonding, J. Phys. </w:t>
+        <w:t xml:space="preserve">W. Humphrey, A. Dalke, K. Schulten, VMD — Visual Molecular Dynamics, J. Mol. </w:t>
       </w:r>
       <w:r>
         <w:rPr>
           <w:sz w:val="18"/>
           <w:szCs w:val="18"/>
         </w:rPr>
-        <w:t xml:space="preserve">Chem. A 128 (2024) 1477–1490. </w:t>
-      </w:r>
-      <w:proofErr w:type="gramStart"/>
-      <w:r>
-        <w:rPr>
-          <w:sz w:val="18"/>
-          <w:szCs w:val="18"/>
-        </w:rPr>
-        <w:t>doi:10.1021/acs.jpca</w:t>
-      </w:r>
-      <w:proofErr w:type="gramEnd"/>
-      <w:r>
-        <w:rPr>
-          <w:sz w:val="18"/>
-          <w:szCs w:val="18"/>
-        </w:rPr>
-        <w:t>.3c06894</w:t>
+        <w:t>Graph. 14 (1996) 33–38. doi:10.1016/0263-7855(96)00018-5</w:t>
       </w:r>
     </w:p>
     <w:p>
@@ -25325,6 +25487,7 @@
         <w:rPr>
           <w:sz w:val="18"/>
           <w:szCs w:val="18"/>
+          <w:lang w:val="en-GB"/>
         </w:rPr>
       </w:pPr>
       <w:r>
@@ -25333,7 +25496,7 @@
           <w:szCs w:val="18"/>
           <w:lang w:val="en-GB"/>
         </w:rPr>
-        <w:t xml:space="preserve">J. Heidrich, L. E. Sperl, F. M. </w:t>
+        <w:t xml:space="preserve">E. C. Meng et al., UCSF </w:t>
       </w:r>
       <w:proofErr w:type="spellStart"/>
       <w:r>
@@ -25342,7 +25505,7 @@
           <w:szCs w:val="18"/>
           <w:lang w:val="en-GB"/>
         </w:rPr>
-        <w:t>Boeckler</w:t>
+        <w:t>ChimeraX</w:t>
       </w:r>
       <w:proofErr w:type="spellEnd"/>
       <w:r>
@@ -25351,14 +25514,7 @@
           <w:szCs w:val="18"/>
           <w:lang w:val="en-GB"/>
         </w:rPr>
-        <w:t xml:space="preserve">, Embracing the diversity of halogen bonding motifs in fragment-based drug discovery — construction of a diversity-optimized halogen-enriched fragment library, Front. </w:t>
-      </w:r>
-      <w:r>
-        <w:rPr>
-          <w:sz w:val="18"/>
-          <w:szCs w:val="18"/>
-        </w:rPr>
-        <w:t>Chem. 7 (2019) 9. doi:10.3389/fchem.2019.00009</w:t>
+        <w:t>: tools for structure building and analysis, Protein Sci. 32 (2023) e4792. doi:10.1002/pro.4792</w:t>
       </w:r>
     </w:p>
     <w:p>
@@ -25372,7 +25528,6 @@
         <w:rPr>
           <w:sz w:val="18"/>
           <w:szCs w:val="18"/>
-          <w:lang w:val="en-GB"/>
         </w:rPr>
       </w:pPr>
       <w:r>
@@ -25381,77 +25536,33 @@
           <w:szCs w:val="18"/>
           <w:lang w:val="en-GB"/>
         </w:rPr>
-        <w:t>M. A. A. Ibrahim et al., Type I–IV halogen···halogen interactions: a comparative theoretical study in halobenzene···halobenzene homodimers, Int. J. Mol. Sci. 23 (2022) 3114. doi:10.3390/ijms</w:t>
-      </w:r>
-      <w:proofErr w:type="gramStart"/>
+        <w:t xml:space="preserve">M. D. Hanwell et al., Avogadro: an advanced semantic chemical editor, visualization and analysis platform, J. </w:t>
+      </w:r>
+      <w:proofErr w:type="spellStart"/>
       <w:r>
         <w:rPr>
           <w:sz w:val="18"/>
           <w:szCs w:val="18"/>
           <w:lang w:val="en-GB"/>
         </w:rPr>
-        <w:t>23063114  [</w:t>
-      </w:r>
-      <w:proofErr w:type="gramEnd"/>
+        <w:t>Cheminform</w:t>
+      </w:r>
+      <w:proofErr w:type="spellEnd"/>
       <w:r>
         <w:rPr>
           <w:sz w:val="18"/>
           <w:szCs w:val="18"/>
           <w:lang w:val="en-GB"/>
         </w:rPr>
-        <w:t xml:space="preserve">the </w:t>
+        <w:t xml:space="preserve">. </w:t>
       </w:r>
       <w:r>
         <w:rPr>
           <w:sz w:val="18"/>
           <w:szCs w:val="18"/>
         </w:rPr>
-        <w:t>ρ</w:t>
-      </w:r>
-      <w:r>
-        <w:rPr>
-          <w:sz w:val="18"/>
-          <w:szCs w:val="18"/>
-          <w:lang w:val="en-GB"/>
-        </w:rPr>
-        <w:t xml:space="preserve"> = 0.002 </w:t>
-      </w:r>
-      <w:proofErr w:type="spellStart"/>
-      <w:r>
-        <w:rPr>
-          <w:sz w:val="18"/>
-          <w:szCs w:val="18"/>
-          <w:lang w:val="en-GB"/>
-        </w:rPr>
-        <w:t>a.u</w:t>
-      </w:r>
-      <w:proofErr w:type="spellEnd"/>
-      <w:r>
-        <w:rPr>
-          <w:sz w:val="18"/>
-          <w:szCs w:val="18"/>
-          <w:lang w:val="en-GB"/>
-        </w:rPr>
-        <w:t>. values]</w:t>
-      </w:r>
-    </w:p>
-    <w:p>
-      <w:pPr>
-        <w:pStyle w:val="berschrift2"/>
-        <w:spacing w:before="260" w:after="120"/>
-      </w:pPr>
-      <w:bookmarkStart w:id="41" w:name="_Toc239769848"/>
-      <w:r>
-        <w:rPr>
-          <w:b/>
-          <w:bCs/>
-          <w:color w:val="1F3864"/>
-          <w:sz w:val="24"/>
-          <w:szCs w:val="24"/>
-        </w:rPr>
-        <w:t>Software</w:t>
-      </w:r>
-      <w:bookmarkEnd w:id="41"/>
+        <w:t>4 (2012) 17. doi:10.1186/1758-2946-4-17</w:t>
+      </w:r>
     </w:p>
     <w:p>
       <w:pPr>
@@ -25467,200 +25578,6 @@
           <w:lang w:val="en-GB"/>
         </w:rPr>
       </w:pPr>
-      <w:r>
-        <w:rPr>
-          <w:sz w:val="18"/>
-          <w:szCs w:val="18"/>
-          <w:lang w:val="en-GB"/>
-        </w:rPr>
-        <w:t xml:space="preserve">The </w:t>
-      </w:r>
-      <w:proofErr w:type="spellStart"/>
-      <w:r>
-        <w:rPr>
-          <w:sz w:val="18"/>
-          <w:szCs w:val="18"/>
-          <w:lang w:val="en-GB"/>
-        </w:rPr>
-        <w:t>PyMOL</w:t>
-      </w:r>
-      <w:proofErr w:type="spellEnd"/>
-      <w:r>
-        <w:rPr>
-          <w:sz w:val="18"/>
-          <w:szCs w:val="18"/>
-          <w:lang w:val="en-GB"/>
-        </w:rPr>
-        <w:t xml:space="preserve"> Molecular Graphics System, Schrödinger, LLC. Open-source build: github.com/</w:t>
-      </w:r>
-      <w:proofErr w:type="spellStart"/>
-      <w:r>
-        <w:rPr>
-          <w:sz w:val="18"/>
-          <w:szCs w:val="18"/>
-          <w:lang w:val="en-GB"/>
-        </w:rPr>
-        <w:t>schrodinger</w:t>
-      </w:r>
-      <w:proofErr w:type="spellEnd"/>
-      <w:r>
-        <w:rPr>
-          <w:sz w:val="18"/>
-          <w:szCs w:val="18"/>
-          <w:lang w:val="en-GB"/>
-        </w:rPr>
-        <w:t>/</w:t>
-      </w:r>
-      <w:proofErr w:type="spellStart"/>
-      <w:r>
-        <w:rPr>
-          <w:sz w:val="18"/>
-          <w:szCs w:val="18"/>
-          <w:lang w:val="en-GB"/>
-        </w:rPr>
-        <w:t>pymol</w:t>
-      </w:r>
-      <w:proofErr w:type="spellEnd"/>
-      <w:r>
-        <w:rPr>
-          <w:sz w:val="18"/>
-          <w:szCs w:val="18"/>
-          <w:lang w:val="en-GB"/>
-        </w:rPr>
-        <w:t>-open-source</w:t>
-      </w:r>
-    </w:p>
-    <w:p>
-      <w:pPr>
-        <w:pStyle w:val="Listenabsatz"/>
-        <w:numPr>
-          <w:ilvl w:val="0"/>
-          <w:numId w:val="2"/>
-        </w:numPr>
-        <w:spacing w:after="80" w:line="276" w:lineRule="auto"/>
-        <w:rPr>
-          <w:sz w:val="18"/>
-          <w:szCs w:val="18"/>
-        </w:rPr>
-      </w:pPr>
-      <w:r>
-        <w:rPr>
-          <w:sz w:val="18"/>
-          <w:szCs w:val="18"/>
-          <w:lang w:val="en-GB"/>
-        </w:rPr>
-        <w:t xml:space="preserve">W. Humphrey, A. Dalke, K. Schulten, VMD — Visual Molecular Dynamics, J. Mol. </w:t>
-      </w:r>
-      <w:r>
-        <w:rPr>
-          <w:sz w:val="18"/>
-          <w:szCs w:val="18"/>
-        </w:rPr>
-        <w:t>Graph. 14 (1996) 33–38. doi:10.1016/0263-7855(96)00018-5</w:t>
-      </w:r>
-    </w:p>
-    <w:p>
-      <w:pPr>
-        <w:pStyle w:val="Listenabsatz"/>
-        <w:numPr>
-          <w:ilvl w:val="0"/>
-          <w:numId w:val="2"/>
-        </w:numPr>
-        <w:spacing w:after="80" w:line="276" w:lineRule="auto"/>
-        <w:rPr>
-          <w:sz w:val="18"/>
-          <w:szCs w:val="18"/>
-          <w:lang w:val="en-GB"/>
-        </w:rPr>
-      </w:pPr>
-      <w:r>
-        <w:rPr>
-          <w:sz w:val="18"/>
-          <w:szCs w:val="18"/>
-          <w:lang w:val="en-GB"/>
-        </w:rPr>
-        <w:t xml:space="preserve">E. C. Meng et al., UCSF </w:t>
-      </w:r>
-      <w:proofErr w:type="spellStart"/>
-      <w:r>
-        <w:rPr>
-          <w:sz w:val="18"/>
-          <w:szCs w:val="18"/>
-          <w:lang w:val="en-GB"/>
-        </w:rPr>
-        <w:t>ChimeraX</w:t>
-      </w:r>
-      <w:proofErr w:type="spellEnd"/>
-      <w:r>
-        <w:rPr>
-          <w:sz w:val="18"/>
-          <w:szCs w:val="18"/>
-          <w:lang w:val="en-GB"/>
-        </w:rPr>
-        <w:t>: tools for structure building and analysis, Protein Sci. 32 (2023) e4792. doi:10.1002/pro.4792</w:t>
-      </w:r>
-    </w:p>
-    <w:p>
-      <w:pPr>
-        <w:pStyle w:val="Listenabsatz"/>
-        <w:numPr>
-          <w:ilvl w:val="0"/>
-          <w:numId w:val="2"/>
-        </w:numPr>
-        <w:spacing w:after="80" w:line="276" w:lineRule="auto"/>
-        <w:rPr>
-          <w:sz w:val="18"/>
-          <w:szCs w:val="18"/>
-        </w:rPr>
-      </w:pPr>
-      <w:r>
-        <w:rPr>
-          <w:sz w:val="18"/>
-          <w:szCs w:val="18"/>
-          <w:lang w:val="en-GB"/>
-        </w:rPr>
-        <w:t xml:space="preserve">M. D. Hanwell et al., Avogadro: an advanced semantic chemical editor, visualization and analysis platform, J. </w:t>
-      </w:r>
-      <w:proofErr w:type="spellStart"/>
-      <w:r>
-        <w:rPr>
-          <w:sz w:val="18"/>
-          <w:szCs w:val="18"/>
-          <w:lang w:val="en-GB"/>
-        </w:rPr>
-        <w:t>Cheminform</w:t>
-      </w:r>
-      <w:proofErr w:type="spellEnd"/>
-      <w:r>
-        <w:rPr>
-          <w:sz w:val="18"/>
-          <w:szCs w:val="18"/>
-          <w:lang w:val="en-GB"/>
-        </w:rPr>
-        <w:t xml:space="preserve">. </w:t>
-      </w:r>
-      <w:r>
-        <w:rPr>
-          <w:sz w:val="18"/>
-          <w:szCs w:val="18"/>
-        </w:rPr>
-        <w:t>4 (2012) 17. doi:10.1186/1758-2946-4-17</w:t>
-      </w:r>
-    </w:p>
-    <w:p>
-      <w:pPr>
-        <w:pStyle w:val="Listenabsatz"/>
-        <w:numPr>
-          <w:ilvl w:val="0"/>
-          <w:numId w:val="2"/>
-        </w:numPr>
-        <w:spacing w:after="80" w:line="276" w:lineRule="auto"/>
-        <w:rPr>
-          <w:sz w:val="18"/>
-          <w:szCs w:val="18"/>
-          <w:lang w:val="en-GB"/>
-        </w:rPr>
-      </w:pPr>
       <w:proofErr w:type="spellStart"/>
       <w:r>
         <w:rPr>
@@ -25685,7 +25602,7 @@
         <w:pStyle w:val="berschrift2"/>
         <w:spacing w:before="260" w:after="120"/>
       </w:pPr>
-      <w:bookmarkStart w:id="42" w:name="_Toc239769849"/>
+      <w:bookmarkStart w:id="41" w:name="_Toc239783622"/>
       <w:r>
         <w:rPr>
           <w:b/>
@@ -25707,7 +25624,7 @@
         </w:rPr>
         <w:t>documentation</w:t>
       </w:r>
-      <w:bookmarkEnd w:id="42"/>
+      <w:bookmarkEnd w:id="41"/>
       <w:proofErr w:type="spellEnd"/>
     </w:p>
     <w:p>
@@ -26668,6 +26585,7 @@
   <w:style w:type="character" w:default="1" w:styleId="Absatz-Standardschriftart">
     <w:name w:val="Default Paragraph Font"/>
     <w:uiPriority w:val="1"/>
+    <w:semiHidden/>
     <w:unhideWhenUsed/>
   </w:style>
   <w:style w:type="table" w:default="1" w:styleId="NormaleTabelle">

--- a/docs/ProjectElaboration.docx
+++ b/docs/ProjectElaboration.docx
@@ -438,26 +438,6 @@
         <w:br w:type="page"/>
       </w:r>
     </w:p>
-    <w:p>
-      <w:pPr>
-        <w:rPr>
-          <w:b/>
-          <w:bCs/>
-          <w:sz w:val="28"/>
-          <w:szCs w:val="28"/>
-        </w:rPr>
-      </w:pPr>
-      <w:r>
-        <w:rPr>
-          <w:b/>
-          <w:bCs/>
-          <w:sz w:val="28"/>
-          <w:szCs w:val="28"/>
-        </w:rPr>
-        <w:lastRenderedPageBreak/>
-        <w:t>Content</w:t>
-      </w:r>
-    </w:p>
     <w:sdt>
       <w:sdtPr>
         <w:rPr>
@@ -478,8 +458,8 @@
               <w:rFonts w:asciiTheme="minorHAnsi" w:eastAsiaTheme="minorEastAsia" w:hAnsiTheme="minorHAnsi" w:cstheme="minorBidi"/>
               <w:noProof/>
               <w:kern w:val="2"/>
-              <w:sz w:val="18"/>
-              <w:szCs w:val="18"/>
+              <w:sz w:val="24"/>
+              <w:szCs w:val="24"/>
               <w14:ligatures w14:val="standardContextual"/>
             </w:rPr>
           </w:pPr>
@@ -504,15 +484,13 @@
             </w:rPr>
             <w:fldChar w:fldCharType="separate"/>
           </w:r>
-          <w:hyperlink w:anchor="_Toc239783580" w:history="1">
+          <w:hyperlink w:anchor="_Toc239843713" w:history="1">
             <w:r>
               <w:rPr>
                 <w:rStyle w:val="Hyperlink"/>
                 <w:b/>
                 <w:bCs/>
                 <w:noProof/>
-                <w:sz w:val="16"/>
-                <w:szCs w:val="16"/>
                 <w:lang w:val="en-GB"/>
               </w:rPr>
               <w:t>1  Introduction</w:t>
@@ -520,55 +498,41 @@
             <w:r>
               <w:rPr>
                 <w:noProof/>
-                <w:sz w:val="16"/>
-                <w:szCs w:val="16"/>
               </w:rPr>
               <w:tab/>
             </w:r>
             <w:r>
               <w:rPr>
                 <w:noProof/>
-                <w:sz w:val="16"/>
-                <w:szCs w:val="16"/>
               </w:rPr>
               <w:fldChar w:fldCharType="begin"/>
             </w:r>
             <w:r>
               <w:rPr>
                 <w:noProof/>
-                <w:sz w:val="16"/>
-                <w:szCs w:val="16"/>
-              </w:rPr>
-              <w:instrText xml:space="preserve"> PAGEREF _Toc239783580 \h </w:instrText>
-            </w:r>
-            <w:r>
-              <w:rPr>
-                <w:noProof/>
-                <w:sz w:val="16"/>
-                <w:szCs w:val="16"/>
-              </w:rPr>
-            </w:r>
-            <w:r>
-              <w:rPr>
-                <w:noProof/>
-                <w:sz w:val="16"/>
-                <w:szCs w:val="16"/>
+              </w:rPr>
+              <w:instrText xml:space="preserve"> PAGEREF _Toc239843713 \h </w:instrText>
+            </w:r>
+            <w:r>
+              <w:rPr>
+                <w:noProof/>
+              </w:rPr>
+            </w:r>
+            <w:r>
+              <w:rPr>
+                <w:noProof/>
               </w:rPr>
               <w:fldChar w:fldCharType="separate"/>
             </w:r>
             <w:r>
               <w:rPr>
                 <w:noProof/>
-                <w:sz w:val="16"/>
-                <w:szCs w:val="16"/>
-              </w:rPr>
-              <w:t>4</w:t>
-            </w:r>
-            <w:r>
-              <w:rPr>
-                <w:noProof/>
-                <w:sz w:val="16"/>
-                <w:szCs w:val="16"/>
+              </w:rPr>
+              <w:t>3</w:t>
+            </w:r>
+            <w:r>
+              <w:rPr>
+                <w:noProof/>
               </w:rPr>
               <w:fldChar w:fldCharType="end"/>
             </w:r>
@@ -584,20 +548,18 @@
               <w:rFonts w:asciiTheme="minorHAnsi" w:eastAsiaTheme="minorEastAsia" w:hAnsiTheme="minorHAnsi" w:cstheme="minorBidi"/>
               <w:noProof/>
               <w:kern w:val="2"/>
-              <w:sz w:val="18"/>
-              <w:szCs w:val="18"/>
+              <w:sz w:val="24"/>
+              <w:szCs w:val="24"/>
               <w14:ligatures w14:val="standardContextual"/>
             </w:rPr>
           </w:pPr>
-          <w:hyperlink w:anchor="_Toc239783581" w:history="1">
+          <w:hyperlink w:anchor="_Toc239843714" w:history="1">
             <w:r>
               <w:rPr>
                 <w:rStyle w:val="Hyperlink"/>
                 <w:b/>
                 <w:bCs/>
                 <w:noProof/>
-                <w:sz w:val="16"/>
-                <w:szCs w:val="16"/>
                 <w:lang w:val="en-GB"/>
               </w:rPr>
               <w:t>1.1  Electrostatics as a recognition principle</w:t>
@@ -605,55 +567,41 @@
             <w:r>
               <w:rPr>
                 <w:noProof/>
-                <w:sz w:val="16"/>
-                <w:szCs w:val="16"/>
               </w:rPr>
               <w:tab/>
             </w:r>
             <w:r>
               <w:rPr>
                 <w:noProof/>
-                <w:sz w:val="16"/>
-                <w:szCs w:val="16"/>
               </w:rPr>
               <w:fldChar w:fldCharType="begin"/>
             </w:r>
             <w:r>
               <w:rPr>
                 <w:noProof/>
-                <w:sz w:val="16"/>
-                <w:szCs w:val="16"/>
-              </w:rPr>
-              <w:instrText xml:space="preserve"> PAGEREF _Toc239783581 \h </w:instrText>
-            </w:r>
-            <w:r>
-              <w:rPr>
-                <w:noProof/>
-                <w:sz w:val="16"/>
-                <w:szCs w:val="16"/>
-              </w:rPr>
-            </w:r>
-            <w:r>
-              <w:rPr>
-                <w:noProof/>
-                <w:sz w:val="16"/>
-                <w:szCs w:val="16"/>
+              </w:rPr>
+              <w:instrText xml:space="preserve"> PAGEREF _Toc239843714 \h </w:instrText>
+            </w:r>
+            <w:r>
+              <w:rPr>
+                <w:noProof/>
+              </w:rPr>
+            </w:r>
+            <w:r>
+              <w:rPr>
+                <w:noProof/>
               </w:rPr>
               <w:fldChar w:fldCharType="separate"/>
             </w:r>
             <w:r>
               <w:rPr>
                 <w:noProof/>
-                <w:sz w:val="16"/>
-                <w:szCs w:val="16"/>
-              </w:rPr>
-              <w:t>4</w:t>
-            </w:r>
-            <w:r>
-              <w:rPr>
-                <w:noProof/>
-                <w:sz w:val="16"/>
-                <w:szCs w:val="16"/>
+              </w:rPr>
+              <w:t>3</w:t>
+            </w:r>
+            <w:r>
+              <w:rPr>
+                <w:noProof/>
               </w:rPr>
               <w:fldChar w:fldCharType="end"/>
             </w:r>
@@ -669,20 +617,18 @@
               <w:rFonts w:asciiTheme="minorHAnsi" w:eastAsiaTheme="minorEastAsia" w:hAnsiTheme="minorHAnsi" w:cstheme="minorBidi"/>
               <w:noProof/>
               <w:kern w:val="2"/>
-              <w:sz w:val="18"/>
-              <w:szCs w:val="18"/>
+              <w:sz w:val="24"/>
+              <w:szCs w:val="24"/>
               <w14:ligatures w14:val="standardContextual"/>
             </w:rPr>
           </w:pPr>
-          <w:hyperlink w:anchor="_Toc239783582" w:history="1">
+          <w:hyperlink w:anchor="_Toc239843715" w:history="1">
             <w:r>
               <w:rPr>
                 <w:rStyle w:val="Hyperlink"/>
                 <w:b/>
                 <w:bCs/>
                 <w:noProof/>
-                <w:sz w:val="16"/>
-                <w:szCs w:val="16"/>
                 <w:lang w:val="en-GB"/>
               </w:rPr>
               <w:t>1.2 Aim and scope</w:t>
@@ -690,55 +636,41 @@
             <w:r>
               <w:rPr>
                 <w:noProof/>
-                <w:sz w:val="16"/>
-                <w:szCs w:val="16"/>
               </w:rPr>
               <w:tab/>
             </w:r>
             <w:r>
               <w:rPr>
                 <w:noProof/>
-                <w:sz w:val="16"/>
-                <w:szCs w:val="16"/>
               </w:rPr>
               <w:fldChar w:fldCharType="begin"/>
             </w:r>
             <w:r>
               <w:rPr>
                 <w:noProof/>
-                <w:sz w:val="16"/>
-                <w:szCs w:val="16"/>
-              </w:rPr>
-              <w:instrText xml:space="preserve"> PAGEREF _Toc239783582 \h </w:instrText>
-            </w:r>
-            <w:r>
-              <w:rPr>
-                <w:noProof/>
-                <w:sz w:val="16"/>
-                <w:szCs w:val="16"/>
-              </w:rPr>
-            </w:r>
-            <w:r>
-              <w:rPr>
-                <w:noProof/>
-                <w:sz w:val="16"/>
-                <w:szCs w:val="16"/>
+              </w:rPr>
+              <w:instrText xml:space="preserve"> PAGEREF _Toc239843715 \h </w:instrText>
+            </w:r>
+            <w:r>
+              <w:rPr>
+                <w:noProof/>
+              </w:rPr>
+            </w:r>
+            <w:r>
+              <w:rPr>
+                <w:noProof/>
               </w:rPr>
               <w:fldChar w:fldCharType="separate"/>
             </w:r>
             <w:r>
               <w:rPr>
                 <w:noProof/>
-                <w:sz w:val="16"/>
-                <w:szCs w:val="16"/>
-              </w:rPr>
-              <w:t>4</w:t>
-            </w:r>
-            <w:r>
-              <w:rPr>
-                <w:noProof/>
-                <w:sz w:val="16"/>
-                <w:szCs w:val="16"/>
+              </w:rPr>
+              <w:t>3</w:t>
+            </w:r>
+            <w:r>
+              <w:rPr>
+                <w:noProof/>
               </w:rPr>
               <w:fldChar w:fldCharType="end"/>
             </w:r>
@@ -754,20 +686,18 @@
               <w:rFonts w:asciiTheme="minorHAnsi" w:eastAsiaTheme="minorEastAsia" w:hAnsiTheme="minorHAnsi" w:cstheme="minorBidi"/>
               <w:noProof/>
               <w:kern w:val="2"/>
-              <w:sz w:val="18"/>
-              <w:szCs w:val="18"/>
+              <w:sz w:val="24"/>
+              <w:szCs w:val="24"/>
               <w14:ligatures w14:val="standardContextual"/>
             </w:rPr>
           </w:pPr>
-          <w:hyperlink w:anchor="_Toc239783583" w:history="1">
+          <w:hyperlink w:anchor="_Toc239843716" w:history="1">
             <w:r>
               <w:rPr>
                 <w:rStyle w:val="Hyperlink"/>
                 <w:b/>
                 <w:bCs/>
                 <w:noProof/>
-                <w:sz w:val="16"/>
-                <w:szCs w:val="16"/>
                 <w:lang w:val="en-GB"/>
               </w:rPr>
               <w:t>1.3  The molecular electrostatic potential</w:t>
@@ -775,55 +705,41 @@
             <w:r>
               <w:rPr>
                 <w:noProof/>
-                <w:sz w:val="16"/>
-                <w:szCs w:val="16"/>
               </w:rPr>
               <w:tab/>
             </w:r>
             <w:r>
               <w:rPr>
                 <w:noProof/>
-                <w:sz w:val="16"/>
-                <w:szCs w:val="16"/>
               </w:rPr>
               <w:fldChar w:fldCharType="begin"/>
             </w:r>
             <w:r>
               <w:rPr>
                 <w:noProof/>
-                <w:sz w:val="16"/>
-                <w:szCs w:val="16"/>
-              </w:rPr>
-              <w:instrText xml:space="preserve"> PAGEREF _Toc239783583 \h </w:instrText>
-            </w:r>
-            <w:r>
-              <w:rPr>
-                <w:noProof/>
-                <w:sz w:val="16"/>
-                <w:szCs w:val="16"/>
-              </w:rPr>
-            </w:r>
-            <w:r>
-              <w:rPr>
-                <w:noProof/>
-                <w:sz w:val="16"/>
-                <w:szCs w:val="16"/>
+              </w:rPr>
+              <w:instrText xml:space="preserve"> PAGEREF _Toc239843716 \h </w:instrText>
+            </w:r>
+            <w:r>
+              <w:rPr>
+                <w:noProof/>
+              </w:rPr>
+            </w:r>
+            <w:r>
+              <w:rPr>
+                <w:noProof/>
               </w:rPr>
               <w:fldChar w:fldCharType="separate"/>
             </w:r>
             <w:r>
               <w:rPr>
                 <w:noProof/>
-                <w:sz w:val="16"/>
-                <w:szCs w:val="16"/>
-              </w:rPr>
-              <w:t>4</w:t>
-            </w:r>
-            <w:r>
-              <w:rPr>
-                <w:noProof/>
-                <w:sz w:val="16"/>
-                <w:szCs w:val="16"/>
+              </w:rPr>
+              <w:t>3</w:t>
+            </w:r>
+            <w:r>
+              <w:rPr>
+                <w:noProof/>
               </w:rPr>
               <w:fldChar w:fldCharType="end"/>
             </w:r>
@@ -839,20 +755,18 @@
               <w:rFonts w:asciiTheme="minorHAnsi" w:eastAsiaTheme="minorEastAsia" w:hAnsiTheme="minorHAnsi" w:cstheme="minorBidi"/>
               <w:noProof/>
               <w:kern w:val="2"/>
-              <w:sz w:val="18"/>
-              <w:szCs w:val="18"/>
+              <w:sz w:val="24"/>
+              <w:szCs w:val="24"/>
               <w14:ligatures w14:val="standardContextual"/>
             </w:rPr>
           </w:pPr>
-          <w:hyperlink w:anchor="_Toc239783584" w:history="1">
+          <w:hyperlink w:anchor="_Toc239843717" w:history="1">
             <w:r>
               <w:rPr>
                 <w:rStyle w:val="Hyperlink"/>
                 <w:b/>
                 <w:bCs/>
                 <w:noProof/>
-                <w:sz w:val="16"/>
-                <w:szCs w:val="16"/>
                 <w:lang w:val="en-GB"/>
               </w:rPr>
               <w:t xml:space="preserve">1.4  Why </w:t>
@@ -863,8 +777,6 @@
                 <w:b/>
                 <w:bCs/>
                 <w:noProof/>
-                <w:sz w:val="16"/>
-                <w:szCs w:val="16"/>
               </w:rPr>
               <w:t>ρ</w:t>
             </w:r>
@@ -874,8 +786,6 @@
                 <w:b/>
                 <w:bCs/>
                 <w:noProof/>
-                <w:sz w:val="16"/>
-                <w:szCs w:val="16"/>
                 <w:lang w:val="en-GB"/>
               </w:rPr>
               <w:t xml:space="preserve"> = 0.001 a.u.</w:t>
@@ -883,55 +793,41 @@
             <w:r>
               <w:rPr>
                 <w:noProof/>
-                <w:sz w:val="16"/>
-                <w:szCs w:val="16"/>
               </w:rPr>
               <w:tab/>
             </w:r>
             <w:r>
               <w:rPr>
                 <w:noProof/>
-                <w:sz w:val="16"/>
-                <w:szCs w:val="16"/>
               </w:rPr>
               <w:fldChar w:fldCharType="begin"/>
             </w:r>
             <w:r>
               <w:rPr>
                 <w:noProof/>
-                <w:sz w:val="16"/>
-                <w:szCs w:val="16"/>
-              </w:rPr>
-              <w:instrText xml:space="preserve"> PAGEREF _Toc239783584 \h </w:instrText>
-            </w:r>
-            <w:r>
-              <w:rPr>
-                <w:noProof/>
-                <w:sz w:val="16"/>
-                <w:szCs w:val="16"/>
-              </w:rPr>
-            </w:r>
-            <w:r>
-              <w:rPr>
-                <w:noProof/>
-                <w:sz w:val="16"/>
-                <w:szCs w:val="16"/>
+              </w:rPr>
+              <w:instrText xml:space="preserve"> PAGEREF _Toc239843717 \h </w:instrText>
+            </w:r>
+            <w:r>
+              <w:rPr>
+                <w:noProof/>
+              </w:rPr>
+            </w:r>
+            <w:r>
+              <w:rPr>
+                <w:noProof/>
               </w:rPr>
               <w:fldChar w:fldCharType="separate"/>
             </w:r>
             <w:r>
               <w:rPr>
                 <w:noProof/>
-                <w:sz w:val="16"/>
-                <w:szCs w:val="16"/>
-              </w:rPr>
-              <w:t>4</w:t>
-            </w:r>
-            <w:r>
-              <w:rPr>
-                <w:noProof/>
-                <w:sz w:val="16"/>
-                <w:szCs w:val="16"/>
+              </w:rPr>
+              <w:t>3</w:t>
+            </w:r>
+            <w:r>
+              <w:rPr>
+                <w:noProof/>
               </w:rPr>
               <w:fldChar w:fldCharType="end"/>
             </w:r>
@@ -947,20 +843,18 @@
               <w:rFonts w:asciiTheme="minorHAnsi" w:eastAsiaTheme="minorEastAsia" w:hAnsiTheme="minorHAnsi" w:cstheme="minorBidi"/>
               <w:noProof/>
               <w:kern w:val="2"/>
-              <w:sz w:val="18"/>
-              <w:szCs w:val="18"/>
+              <w:sz w:val="24"/>
+              <w:szCs w:val="24"/>
               <w14:ligatures w14:val="standardContextual"/>
             </w:rPr>
           </w:pPr>
-          <w:hyperlink w:anchor="_Toc239783585" w:history="1">
+          <w:hyperlink w:anchor="_Toc239843718" w:history="1">
             <w:r>
               <w:rPr>
                 <w:rStyle w:val="Hyperlink"/>
                 <w:b/>
                 <w:bCs/>
                 <w:noProof/>
-                <w:sz w:val="16"/>
-                <w:szCs w:val="16"/>
                 <w:lang w:val="en-GB"/>
               </w:rPr>
               <w:t>1.5  V</w:t>
@@ -971,8 +865,6 @@
                 <w:b/>
                 <w:bCs/>
                 <w:noProof/>
-                <w:sz w:val="16"/>
-                <w:szCs w:val="16"/>
                 <w:vertAlign w:val="subscript"/>
                 <w:lang w:val="en-GB"/>
               </w:rPr>
@@ -984,8 +876,6 @@
                 <w:b/>
                 <w:bCs/>
                 <w:noProof/>
-                <w:sz w:val="16"/>
-                <w:szCs w:val="16"/>
                 <w:lang w:val="en-GB"/>
               </w:rPr>
               <w:t xml:space="preserve"> and V</w:t>
@@ -996,8 +886,6 @@
                 <w:b/>
                 <w:bCs/>
                 <w:noProof/>
-                <w:sz w:val="16"/>
-                <w:szCs w:val="16"/>
                 <w:vertAlign w:val="subscript"/>
                 <w:lang w:val="en-GB"/>
               </w:rPr>
@@ -1006,55 +894,41 @@
             <w:r>
               <w:rPr>
                 <w:noProof/>
-                <w:sz w:val="16"/>
-                <w:szCs w:val="16"/>
               </w:rPr>
               <w:tab/>
             </w:r>
             <w:r>
               <w:rPr>
                 <w:noProof/>
-                <w:sz w:val="16"/>
-                <w:szCs w:val="16"/>
               </w:rPr>
               <w:fldChar w:fldCharType="begin"/>
             </w:r>
             <w:r>
               <w:rPr>
                 <w:noProof/>
-                <w:sz w:val="16"/>
-                <w:szCs w:val="16"/>
-              </w:rPr>
-              <w:instrText xml:space="preserve"> PAGEREF _Toc239783585 \h </w:instrText>
-            </w:r>
-            <w:r>
-              <w:rPr>
-                <w:noProof/>
-                <w:sz w:val="16"/>
-                <w:szCs w:val="16"/>
-              </w:rPr>
-            </w:r>
-            <w:r>
-              <w:rPr>
-                <w:noProof/>
-                <w:sz w:val="16"/>
-                <w:szCs w:val="16"/>
+              </w:rPr>
+              <w:instrText xml:space="preserve"> PAGEREF _Toc239843718 \h </w:instrText>
+            </w:r>
+            <w:r>
+              <w:rPr>
+                <w:noProof/>
+              </w:rPr>
+            </w:r>
+            <w:r>
+              <w:rPr>
+                <w:noProof/>
               </w:rPr>
               <w:fldChar w:fldCharType="separate"/>
             </w:r>
             <w:r>
               <w:rPr>
                 <w:noProof/>
-                <w:sz w:val="16"/>
-                <w:szCs w:val="16"/>
-              </w:rPr>
-              <w:t>4</w:t>
-            </w:r>
-            <w:r>
-              <w:rPr>
-                <w:noProof/>
-                <w:sz w:val="16"/>
-                <w:szCs w:val="16"/>
+              </w:rPr>
+              <w:t>3</w:t>
+            </w:r>
+            <w:r>
+              <w:rPr>
+                <w:noProof/>
               </w:rPr>
               <w:fldChar w:fldCharType="end"/>
             </w:r>
@@ -1070,20 +944,18 @@
               <w:rFonts w:asciiTheme="minorHAnsi" w:eastAsiaTheme="minorEastAsia" w:hAnsiTheme="minorHAnsi" w:cstheme="minorBidi"/>
               <w:noProof/>
               <w:kern w:val="2"/>
-              <w:sz w:val="18"/>
-              <w:szCs w:val="18"/>
+              <w:sz w:val="24"/>
+              <w:szCs w:val="24"/>
               <w14:ligatures w14:val="standardContextual"/>
             </w:rPr>
           </w:pPr>
-          <w:hyperlink w:anchor="_Toc239783586" w:history="1">
+          <w:hyperlink w:anchor="_Toc239843719" w:history="1">
             <w:r>
               <w:rPr>
                 <w:rStyle w:val="Hyperlink"/>
                 <w:b/>
                 <w:bCs/>
                 <w:noProof/>
-                <w:sz w:val="16"/>
-                <w:szCs w:val="16"/>
                 <w:lang w:val="en-GB"/>
               </w:rPr>
               <w:t xml:space="preserve">1.6  The </w:t>
@@ -1094,8 +966,6 @@
                 <w:b/>
                 <w:bCs/>
                 <w:noProof/>
-                <w:sz w:val="16"/>
-                <w:szCs w:val="16"/>
               </w:rPr>
               <w:t>σ</w:t>
             </w:r>
@@ -1105,8 +975,6 @@
                 <w:b/>
                 <w:bCs/>
                 <w:noProof/>
-                <w:sz w:val="16"/>
-                <w:szCs w:val="16"/>
                 <w:lang w:val="en-GB"/>
               </w:rPr>
               <w:t>-hole</w:t>
@@ -1114,55 +982,110 @@
             <w:r>
               <w:rPr>
                 <w:noProof/>
-                <w:sz w:val="16"/>
-                <w:szCs w:val="16"/>
               </w:rPr>
               <w:tab/>
             </w:r>
             <w:r>
               <w:rPr>
                 <w:noProof/>
-                <w:sz w:val="16"/>
-                <w:szCs w:val="16"/>
               </w:rPr>
               <w:fldChar w:fldCharType="begin"/>
             </w:r>
             <w:r>
               <w:rPr>
                 <w:noProof/>
-                <w:sz w:val="16"/>
-                <w:szCs w:val="16"/>
-              </w:rPr>
-              <w:instrText xml:space="preserve"> PAGEREF _Toc239783586 \h </w:instrText>
-            </w:r>
-            <w:r>
-              <w:rPr>
-                <w:noProof/>
-                <w:sz w:val="16"/>
-                <w:szCs w:val="16"/>
-              </w:rPr>
-            </w:r>
-            <w:r>
-              <w:rPr>
-                <w:noProof/>
-                <w:sz w:val="16"/>
-                <w:szCs w:val="16"/>
+              </w:rPr>
+              <w:instrText xml:space="preserve"> PAGEREF _Toc239843719 \h </w:instrText>
+            </w:r>
+            <w:r>
+              <w:rPr>
+                <w:noProof/>
+              </w:rPr>
+            </w:r>
+            <w:r>
+              <w:rPr>
+                <w:noProof/>
               </w:rPr>
               <w:fldChar w:fldCharType="separate"/>
             </w:r>
             <w:r>
               <w:rPr>
                 <w:noProof/>
-                <w:sz w:val="16"/>
-                <w:szCs w:val="16"/>
-              </w:rPr>
-              <w:t>5</w:t>
-            </w:r>
-            <w:r>
-              <w:rPr>
-                <w:noProof/>
-                <w:sz w:val="16"/>
-                <w:szCs w:val="16"/>
+              </w:rPr>
+              <w:t>4</w:t>
+            </w:r>
+            <w:r>
+              <w:rPr>
+                <w:noProof/>
+              </w:rPr>
+              <w:fldChar w:fldCharType="end"/>
+            </w:r>
+          </w:hyperlink>
+        </w:p>
+        <w:p>
+          <w:pPr>
+            <w:pStyle w:val="Verzeichnis1"/>
+            <w:tabs>
+              <w:tab w:val="right" w:leader="dot" w:pos="9016"/>
+            </w:tabs>
+            <w:rPr>
+              <w:rFonts w:asciiTheme="minorHAnsi" w:eastAsiaTheme="minorEastAsia" w:hAnsiTheme="minorHAnsi" w:cstheme="minorBidi"/>
+              <w:noProof/>
+              <w:kern w:val="2"/>
+              <w:sz w:val="24"/>
+              <w:szCs w:val="24"/>
+              <w14:ligatures w14:val="standardContextual"/>
+            </w:rPr>
+          </w:pPr>
+          <w:hyperlink w:anchor="_Toc239843720" w:history="1">
+            <w:r>
+              <w:rPr>
+                <w:rStyle w:val="Hyperlink"/>
+                <w:b/>
+                <w:bCs/>
+                <w:noProof/>
+                <w:lang w:val="en-GB"/>
+              </w:rPr>
+              <w:t>2  Data</w:t>
+            </w:r>
+            <w:r>
+              <w:rPr>
+                <w:noProof/>
+              </w:rPr>
+              <w:tab/>
+            </w:r>
+            <w:r>
+              <w:rPr>
+                <w:noProof/>
+              </w:rPr>
+              <w:fldChar w:fldCharType="begin"/>
+            </w:r>
+            <w:r>
+              <w:rPr>
+                <w:noProof/>
+              </w:rPr>
+              <w:instrText xml:space="preserve"> PAGEREF _Toc239843720 \h </w:instrText>
+            </w:r>
+            <w:r>
+              <w:rPr>
+                <w:noProof/>
+              </w:rPr>
+            </w:r>
+            <w:r>
+              <w:rPr>
+                <w:noProof/>
+              </w:rPr>
+              <w:fldChar w:fldCharType="separate"/>
+            </w:r>
+            <w:r>
+              <w:rPr>
+                <w:noProof/>
+              </w:rPr>
+              <w:t>4</w:t>
+            </w:r>
+            <w:r>
+              <w:rPr>
+                <w:noProof/>
               </w:rPr>
               <w:fldChar w:fldCharType="end"/>
             </w:r>
@@ -1178,76 +1101,129 @@
               <w:rFonts w:asciiTheme="minorHAnsi" w:eastAsiaTheme="minorEastAsia" w:hAnsiTheme="minorHAnsi" w:cstheme="minorBidi"/>
               <w:noProof/>
               <w:kern w:val="2"/>
-              <w:sz w:val="18"/>
-              <w:szCs w:val="18"/>
+              <w:sz w:val="24"/>
+              <w:szCs w:val="24"/>
               <w14:ligatures w14:val="standardContextual"/>
             </w:rPr>
           </w:pPr>
-          <w:hyperlink w:anchor="_Toc239783587" w:history="1">
+          <w:hyperlink w:anchor="_Toc239843721" w:history="1">
             <w:r>
               <w:rPr>
                 <w:rStyle w:val="Hyperlink"/>
                 <w:b/>
                 <w:bCs/>
                 <w:noProof/>
-                <w:sz w:val="16"/>
-                <w:szCs w:val="16"/>
                 <w:lang w:val="en-GB"/>
               </w:rPr>
-              <w:t>1.7  Atomic units</w:t>
-            </w:r>
-            <w:r>
-              <w:rPr>
-                <w:noProof/>
-                <w:sz w:val="16"/>
-                <w:szCs w:val="16"/>
+              <w:t>2.1  Quantum-chemical input</w:t>
+            </w:r>
+            <w:r>
+              <w:rPr>
+                <w:noProof/>
               </w:rPr>
               <w:tab/>
             </w:r>
             <w:r>
               <w:rPr>
                 <w:noProof/>
-                <w:sz w:val="16"/>
-                <w:szCs w:val="16"/>
               </w:rPr>
               <w:fldChar w:fldCharType="begin"/>
             </w:r>
             <w:r>
               <w:rPr>
                 <w:noProof/>
-                <w:sz w:val="16"/>
-                <w:szCs w:val="16"/>
-              </w:rPr>
-              <w:instrText xml:space="preserve"> PAGEREF _Toc239783587 \h </w:instrText>
-            </w:r>
-            <w:r>
-              <w:rPr>
-                <w:noProof/>
-                <w:sz w:val="16"/>
-                <w:szCs w:val="16"/>
-              </w:rPr>
-            </w:r>
-            <w:r>
-              <w:rPr>
-                <w:noProof/>
-                <w:sz w:val="16"/>
-                <w:szCs w:val="16"/>
+              </w:rPr>
+              <w:instrText xml:space="preserve"> PAGEREF _Toc239843721 \h </w:instrText>
+            </w:r>
+            <w:r>
+              <w:rPr>
+                <w:noProof/>
+              </w:rPr>
+            </w:r>
+            <w:r>
+              <w:rPr>
+                <w:noProof/>
               </w:rPr>
               <w:fldChar w:fldCharType="separate"/>
             </w:r>
             <w:r>
               <w:rPr>
                 <w:noProof/>
-                <w:sz w:val="16"/>
-                <w:szCs w:val="16"/>
-              </w:rPr>
-              <w:t>5</w:t>
-            </w:r>
-            <w:r>
-              <w:rPr>
-                <w:noProof/>
-                <w:sz w:val="16"/>
-                <w:szCs w:val="16"/>
+              </w:rPr>
+              <w:t>4</w:t>
+            </w:r>
+            <w:r>
+              <w:rPr>
+                <w:noProof/>
+              </w:rPr>
+              <w:fldChar w:fldCharType="end"/>
+            </w:r>
+          </w:hyperlink>
+        </w:p>
+        <w:p>
+          <w:pPr>
+            <w:pStyle w:val="Verzeichnis2"/>
+            <w:tabs>
+              <w:tab w:val="right" w:leader="dot" w:pos="9016"/>
+            </w:tabs>
+            <w:rPr>
+              <w:rFonts w:asciiTheme="minorHAnsi" w:eastAsiaTheme="minorEastAsia" w:hAnsiTheme="minorHAnsi" w:cstheme="minorBidi"/>
+              <w:noProof/>
+              <w:kern w:val="2"/>
+              <w:sz w:val="24"/>
+              <w:szCs w:val="24"/>
+              <w14:ligatures w14:val="standardContextual"/>
+            </w:rPr>
+          </w:pPr>
+          <w:hyperlink w:anchor="_Toc239843722" w:history="1">
+            <w:r>
+              <w:rPr>
+                <w:rStyle w:val="Hyperlink"/>
+                <w:b/>
+                <w:bCs/>
+                <w:noProof/>
+                <w:lang w:val="en-GB"/>
+              </w:rPr>
+              <w:t>2.2  The molecule set</w:t>
+            </w:r>
+            <w:r>
+              <w:rPr>
+                <w:noProof/>
+              </w:rPr>
+              <w:tab/>
+            </w:r>
+            <w:r>
+              <w:rPr>
+                <w:noProof/>
+              </w:rPr>
+              <w:fldChar w:fldCharType="begin"/>
+            </w:r>
+            <w:r>
+              <w:rPr>
+                <w:noProof/>
+              </w:rPr>
+              <w:instrText xml:space="preserve"> PAGEREF _Toc239843722 \h </w:instrText>
+            </w:r>
+            <w:r>
+              <w:rPr>
+                <w:noProof/>
+              </w:rPr>
+            </w:r>
+            <w:r>
+              <w:rPr>
+                <w:noProof/>
+              </w:rPr>
+              <w:fldChar w:fldCharType="separate"/>
+            </w:r>
+            <w:r>
+              <w:rPr>
+                <w:noProof/>
+              </w:rPr>
+              <w:t>4</w:t>
+            </w:r>
+            <w:r>
+              <w:rPr>
+                <w:noProof/>
               </w:rPr>
               <w:fldChar w:fldCharType="end"/>
             </w:r>
@@ -1263,76 +1239,60 @@
               <w:rFonts w:asciiTheme="minorHAnsi" w:eastAsiaTheme="minorEastAsia" w:hAnsiTheme="minorHAnsi" w:cstheme="minorBidi"/>
               <w:noProof/>
               <w:kern w:val="2"/>
-              <w:sz w:val="18"/>
-              <w:szCs w:val="18"/>
+              <w:sz w:val="24"/>
+              <w:szCs w:val="24"/>
               <w14:ligatures w14:val="standardContextual"/>
             </w:rPr>
           </w:pPr>
-          <w:hyperlink w:anchor="_Toc239783588" w:history="1">
+          <w:hyperlink w:anchor="_Toc239843723" w:history="1">
             <w:r>
               <w:rPr>
                 <w:rStyle w:val="Hyperlink"/>
                 <w:b/>
                 <w:bCs/>
                 <w:noProof/>
-                <w:sz w:val="16"/>
-                <w:szCs w:val="16"/>
                 <w:lang w:val="en-GB"/>
               </w:rPr>
-              <w:t>2  Data</w:t>
-            </w:r>
-            <w:r>
-              <w:rPr>
-                <w:noProof/>
-                <w:sz w:val="16"/>
-                <w:szCs w:val="16"/>
+              <w:t>3  Results</w:t>
+            </w:r>
+            <w:r>
+              <w:rPr>
+                <w:noProof/>
               </w:rPr>
               <w:tab/>
             </w:r>
             <w:r>
               <w:rPr>
                 <w:noProof/>
-                <w:sz w:val="16"/>
-                <w:szCs w:val="16"/>
               </w:rPr>
               <w:fldChar w:fldCharType="begin"/>
             </w:r>
             <w:r>
               <w:rPr>
                 <w:noProof/>
-                <w:sz w:val="16"/>
-                <w:szCs w:val="16"/>
-              </w:rPr>
-              <w:instrText xml:space="preserve"> PAGEREF _Toc239783588 \h </w:instrText>
-            </w:r>
-            <w:r>
-              <w:rPr>
-                <w:noProof/>
-                <w:sz w:val="16"/>
-                <w:szCs w:val="16"/>
-              </w:rPr>
-            </w:r>
-            <w:r>
-              <w:rPr>
-                <w:noProof/>
-                <w:sz w:val="16"/>
-                <w:szCs w:val="16"/>
+              </w:rPr>
+              <w:instrText xml:space="preserve"> PAGEREF _Toc239843723 \h </w:instrText>
+            </w:r>
+            <w:r>
+              <w:rPr>
+                <w:noProof/>
+              </w:rPr>
+            </w:r>
+            <w:r>
+              <w:rPr>
+                <w:noProof/>
               </w:rPr>
               <w:fldChar w:fldCharType="separate"/>
             </w:r>
             <w:r>
               <w:rPr>
                 <w:noProof/>
-                <w:sz w:val="16"/>
-                <w:szCs w:val="16"/>
               </w:rPr>
               <w:t>5</w:t>
             </w:r>
             <w:r>
               <w:rPr>
                 <w:noProof/>
-                <w:sz w:val="16"/>
-                <w:szCs w:val="16"/>
               </w:rPr>
               <w:fldChar w:fldCharType="end"/>
             </w:r>
@@ -1348,76 +1308,60 @@
               <w:rFonts w:asciiTheme="minorHAnsi" w:eastAsiaTheme="minorEastAsia" w:hAnsiTheme="minorHAnsi" w:cstheme="minorBidi"/>
               <w:noProof/>
               <w:kern w:val="2"/>
-              <w:sz w:val="18"/>
-              <w:szCs w:val="18"/>
+              <w:sz w:val="24"/>
+              <w:szCs w:val="24"/>
               <w14:ligatures w14:val="standardContextual"/>
             </w:rPr>
           </w:pPr>
-          <w:hyperlink w:anchor="_Toc239783589" w:history="1">
+          <w:hyperlink w:anchor="_Toc239843724" w:history="1">
             <w:r>
               <w:rPr>
                 <w:rStyle w:val="Hyperlink"/>
                 <w:b/>
                 <w:bCs/>
                 <w:noProof/>
-                <w:sz w:val="16"/>
-                <w:szCs w:val="16"/>
                 <w:lang w:val="en-GB"/>
               </w:rPr>
-              <w:t>2.1  Quantum-chemical input</w:t>
-            </w:r>
-            <w:r>
-              <w:rPr>
-                <w:noProof/>
-                <w:sz w:val="16"/>
-                <w:szCs w:val="16"/>
+              <w:t>3.1  Surface ESP values</w:t>
+            </w:r>
+            <w:r>
+              <w:rPr>
+                <w:noProof/>
               </w:rPr>
               <w:tab/>
             </w:r>
             <w:r>
               <w:rPr>
                 <w:noProof/>
-                <w:sz w:val="16"/>
-                <w:szCs w:val="16"/>
               </w:rPr>
               <w:fldChar w:fldCharType="begin"/>
             </w:r>
             <w:r>
               <w:rPr>
                 <w:noProof/>
-                <w:sz w:val="16"/>
-                <w:szCs w:val="16"/>
-              </w:rPr>
-              <w:instrText xml:space="preserve"> PAGEREF _Toc239783589 \h </w:instrText>
-            </w:r>
-            <w:r>
-              <w:rPr>
-                <w:noProof/>
-                <w:sz w:val="16"/>
-                <w:szCs w:val="16"/>
-              </w:rPr>
-            </w:r>
-            <w:r>
-              <w:rPr>
-                <w:noProof/>
-                <w:sz w:val="16"/>
-                <w:szCs w:val="16"/>
+              </w:rPr>
+              <w:instrText xml:space="preserve"> PAGEREF _Toc239843724 \h </w:instrText>
+            </w:r>
+            <w:r>
+              <w:rPr>
+                <w:noProof/>
+              </w:rPr>
+            </w:r>
+            <w:r>
+              <w:rPr>
+                <w:noProof/>
               </w:rPr>
               <w:fldChar w:fldCharType="separate"/>
             </w:r>
             <w:r>
               <w:rPr>
                 <w:noProof/>
-                <w:sz w:val="16"/>
-                <w:szCs w:val="16"/>
               </w:rPr>
               <w:t>5</w:t>
             </w:r>
             <w:r>
               <w:rPr>
                 <w:noProof/>
-                <w:sz w:val="16"/>
-                <w:szCs w:val="16"/>
               </w:rPr>
               <w:fldChar w:fldCharType="end"/>
             </w:r>
@@ -1433,76 +1377,403 @@
               <w:rFonts w:asciiTheme="minorHAnsi" w:eastAsiaTheme="minorEastAsia" w:hAnsiTheme="minorHAnsi" w:cstheme="minorBidi"/>
               <w:noProof/>
               <w:kern w:val="2"/>
-              <w:sz w:val="18"/>
-              <w:szCs w:val="18"/>
+              <w:sz w:val="24"/>
+              <w:szCs w:val="24"/>
               <w14:ligatures w14:val="standardContextual"/>
             </w:rPr>
           </w:pPr>
-          <w:hyperlink w:anchor="_Toc239783590" w:history="1">
+          <w:hyperlink w:anchor="_Toc239843725" w:history="1">
             <w:r>
               <w:rPr>
                 <w:rStyle w:val="Hyperlink"/>
                 <w:b/>
                 <w:bCs/>
                 <w:noProof/>
-                <w:sz w:val="16"/>
-                <w:szCs w:val="16"/>
+              </w:rPr>
+              <w:t>3.2  The halobenzene series</w:t>
+            </w:r>
+            <w:r>
+              <w:rPr>
+                <w:noProof/>
+              </w:rPr>
+              <w:tab/>
+            </w:r>
+            <w:r>
+              <w:rPr>
+                <w:noProof/>
+              </w:rPr>
+              <w:fldChar w:fldCharType="begin"/>
+            </w:r>
+            <w:r>
+              <w:rPr>
+                <w:noProof/>
+              </w:rPr>
+              <w:instrText xml:space="preserve"> PAGEREF _Toc239843725 \h </w:instrText>
+            </w:r>
+            <w:r>
+              <w:rPr>
+                <w:noProof/>
+              </w:rPr>
+            </w:r>
+            <w:r>
+              <w:rPr>
+                <w:noProof/>
+              </w:rPr>
+              <w:fldChar w:fldCharType="separate"/>
+            </w:r>
+            <w:r>
+              <w:rPr>
+                <w:noProof/>
+              </w:rPr>
+              <w:t>6</w:t>
+            </w:r>
+            <w:r>
+              <w:rPr>
+                <w:noProof/>
+              </w:rPr>
+              <w:fldChar w:fldCharType="end"/>
+            </w:r>
+          </w:hyperlink>
+        </w:p>
+        <w:p>
+          <w:pPr>
+            <w:pStyle w:val="Verzeichnis2"/>
+            <w:tabs>
+              <w:tab w:val="right" w:leader="dot" w:pos="9016"/>
+            </w:tabs>
+            <w:rPr>
+              <w:rFonts w:asciiTheme="minorHAnsi" w:eastAsiaTheme="minorEastAsia" w:hAnsiTheme="minorHAnsi" w:cstheme="minorBidi"/>
+              <w:noProof/>
+              <w:kern w:val="2"/>
+              <w:sz w:val="24"/>
+              <w:szCs w:val="24"/>
+              <w14:ligatures w14:val="standardContextual"/>
+            </w:rPr>
+          </w:pPr>
+          <w:hyperlink w:anchor="_Toc239843726" w:history="1">
+            <w:r>
+              <w:rPr>
+                <w:rStyle w:val="Hyperlink"/>
+                <w:b/>
+                <w:bCs/>
+                <w:noProof/>
                 <w:lang w:val="en-GB"/>
               </w:rPr>
-              <w:t>2.2  The molecule set</w:t>
-            </w:r>
-            <w:r>
-              <w:rPr>
-                <w:noProof/>
-                <w:sz w:val="16"/>
-                <w:szCs w:val="16"/>
+              <w:t>3.3  The pyridine series</w:t>
+            </w:r>
+            <w:r>
+              <w:rPr>
+                <w:noProof/>
               </w:rPr>
               <w:tab/>
             </w:r>
             <w:r>
               <w:rPr>
                 <w:noProof/>
-                <w:sz w:val="16"/>
-                <w:szCs w:val="16"/>
               </w:rPr>
               <w:fldChar w:fldCharType="begin"/>
             </w:r>
             <w:r>
               <w:rPr>
                 <w:noProof/>
-                <w:sz w:val="16"/>
-                <w:szCs w:val="16"/>
-              </w:rPr>
-              <w:instrText xml:space="preserve"> PAGEREF _Toc239783590 \h </w:instrText>
-            </w:r>
-            <w:r>
-              <w:rPr>
-                <w:noProof/>
-                <w:sz w:val="16"/>
-                <w:szCs w:val="16"/>
-              </w:rPr>
-            </w:r>
-            <w:r>
-              <w:rPr>
-                <w:noProof/>
-                <w:sz w:val="16"/>
-                <w:szCs w:val="16"/>
+              </w:rPr>
+              <w:instrText xml:space="preserve"> PAGEREF _Toc239843726 \h </w:instrText>
+            </w:r>
+            <w:r>
+              <w:rPr>
+                <w:noProof/>
+              </w:rPr>
+            </w:r>
+            <w:r>
+              <w:rPr>
+                <w:noProof/>
               </w:rPr>
               <w:fldChar w:fldCharType="separate"/>
             </w:r>
             <w:r>
               <w:rPr>
                 <w:noProof/>
-                <w:sz w:val="16"/>
-                <w:szCs w:val="16"/>
-              </w:rPr>
-              <w:t>5</w:t>
-            </w:r>
-            <w:r>
-              <w:rPr>
-                <w:noProof/>
-                <w:sz w:val="16"/>
-                <w:szCs w:val="16"/>
+              </w:rPr>
+              <w:t>6</w:t>
+            </w:r>
+            <w:r>
+              <w:rPr>
+                <w:noProof/>
+              </w:rPr>
+              <w:fldChar w:fldCharType="end"/>
+            </w:r>
+          </w:hyperlink>
+        </w:p>
+        <w:p>
+          <w:pPr>
+            <w:pStyle w:val="Verzeichnis2"/>
+            <w:tabs>
+              <w:tab w:val="right" w:leader="dot" w:pos="9016"/>
+            </w:tabs>
+            <w:rPr>
+              <w:rFonts w:asciiTheme="minorHAnsi" w:eastAsiaTheme="minorEastAsia" w:hAnsiTheme="minorHAnsi" w:cstheme="minorBidi"/>
+              <w:noProof/>
+              <w:kern w:val="2"/>
+              <w:sz w:val="24"/>
+              <w:szCs w:val="24"/>
+              <w14:ligatures w14:val="standardContextual"/>
+            </w:rPr>
+          </w:pPr>
+          <w:hyperlink w:anchor="_Toc239843727" w:history="1">
+            <w:r>
+              <w:rPr>
+                <w:rStyle w:val="Hyperlink"/>
+                <w:b/>
+                <w:bCs/>
+                <w:noProof/>
+                <w:lang w:val="en-GB"/>
+              </w:rPr>
+              <w:t>3.4  Comparison with published values</w:t>
+            </w:r>
+            <w:r>
+              <w:rPr>
+                <w:noProof/>
+              </w:rPr>
+              <w:tab/>
+            </w:r>
+            <w:r>
+              <w:rPr>
+                <w:noProof/>
+              </w:rPr>
+              <w:fldChar w:fldCharType="begin"/>
+            </w:r>
+            <w:r>
+              <w:rPr>
+                <w:noProof/>
+              </w:rPr>
+              <w:instrText xml:space="preserve"> PAGEREF _Toc239843727 \h </w:instrText>
+            </w:r>
+            <w:r>
+              <w:rPr>
+                <w:noProof/>
+              </w:rPr>
+            </w:r>
+            <w:r>
+              <w:rPr>
+                <w:noProof/>
+              </w:rPr>
+              <w:fldChar w:fldCharType="separate"/>
+            </w:r>
+            <w:r>
+              <w:rPr>
+                <w:noProof/>
+              </w:rPr>
+              <w:t>7</w:t>
+            </w:r>
+            <w:r>
+              <w:rPr>
+                <w:noProof/>
+              </w:rPr>
+              <w:fldChar w:fldCharType="end"/>
+            </w:r>
+          </w:hyperlink>
+        </w:p>
+        <w:p>
+          <w:pPr>
+            <w:pStyle w:val="Verzeichnis2"/>
+            <w:tabs>
+              <w:tab w:val="right" w:leader="dot" w:pos="9016"/>
+            </w:tabs>
+            <w:rPr>
+              <w:rFonts w:asciiTheme="minorHAnsi" w:eastAsiaTheme="minorEastAsia" w:hAnsiTheme="minorHAnsi" w:cstheme="minorBidi"/>
+              <w:noProof/>
+              <w:kern w:val="2"/>
+              <w:sz w:val="24"/>
+              <w:szCs w:val="24"/>
+              <w14:ligatures w14:val="standardContextual"/>
+            </w:rPr>
+          </w:pPr>
+          <w:hyperlink w:anchor="_Toc239843728" w:history="1">
+            <w:r>
+              <w:rPr>
+                <w:rStyle w:val="Hyperlink"/>
+                <w:b/>
+                <w:bCs/>
+                <w:noProof/>
+              </w:rPr>
+              <w:t>3.5  The image sets</w:t>
+            </w:r>
+            <w:r>
+              <w:rPr>
+                <w:noProof/>
+              </w:rPr>
+              <w:tab/>
+            </w:r>
+            <w:r>
+              <w:rPr>
+                <w:noProof/>
+              </w:rPr>
+              <w:fldChar w:fldCharType="begin"/>
+            </w:r>
+            <w:r>
+              <w:rPr>
+                <w:noProof/>
+              </w:rPr>
+              <w:instrText xml:space="preserve"> PAGEREF _Toc239843728 \h </w:instrText>
+            </w:r>
+            <w:r>
+              <w:rPr>
+                <w:noProof/>
+              </w:rPr>
+            </w:r>
+            <w:r>
+              <w:rPr>
+                <w:noProof/>
+              </w:rPr>
+              <w:fldChar w:fldCharType="separate"/>
+            </w:r>
+            <w:r>
+              <w:rPr>
+                <w:noProof/>
+              </w:rPr>
+              <w:t>8</w:t>
+            </w:r>
+            <w:r>
+              <w:rPr>
+                <w:noProof/>
+              </w:rPr>
+              <w:fldChar w:fldCharType="end"/>
+            </w:r>
+          </w:hyperlink>
+        </w:p>
+        <w:p>
+          <w:pPr>
+            <w:pStyle w:val="Verzeichnis2"/>
+            <w:tabs>
+              <w:tab w:val="right" w:leader="dot" w:pos="9016"/>
+            </w:tabs>
+            <w:rPr>
+              <w:rFonts w:asciiTheme="minorHAnsi" w:eastAsiaTheme="minorEastAsia" w:hAnsiTheme="minorHAnsi" w:cstheme="minorBidi"/>
+              <w:noProof/>
+              <w:kern w:val="2"/>
+              <w:sz w:val="24"/>
+              <w:szCs w:val="24"/>
+              <w14:ligatures w14:val="standardContextual"/>
+            </w:rPr>
+          </w:pPr>
+          <w:hyperlink w:anchor="_Toc239843729" w:history="1">
+            <w:r>
+              <w:rPr>
+                <w:rStyle w:val="Hyperlink"/>
+                <w:b/>
+                <w:bCs/>
+                <w:noProof/>
+                <w:lang w:val="en-GB"/>
+              </w:rPr>
+              <w:t>3.6  Pipeline comparison</w:t>
+            </w:r>
+            <w:r>
+              <w:rPr>
+                <w:noProof/>
+              </w:rPr>
+              <w:tab/>
+            </w:r>
+            <w:r>
+              <w:rPr>
+                <w:noProof/>
+              </w:rPr>
+              <w:fldChar w:fldCharType="begin"/>
+            </w:r>
+            <w:r>
+              <w:rPr>
+                <w:noProof/>
+              </w:rPr>
+              <w:instrText xml:space="preserve"> PAGEREF _Toc239843729 \h </w:instrText>
+            </w:r>
+            <w:r>
+              <w:rPr>
+                <w:noProof/>
+              </w:rPr>
+            </w:r>
+            <w:r>
+              <w:rPr>
+                <w:noProof/>
+              </w:rPr>
+              <w:fldChar w:fldCharType="separate"/>
+            </w:r>
+            <w:r>
+              <w:rPr>
+                <w:noProof/>
+              </w:rPr>
+              <w:t>8</w:t>
+            </w:r>
+            <w:r>
+              <w:rPr>
+                <w:noProof/>
+              </w:rPr>
+              <w:fldChar w:fldCharType="end"/>
+            </w:r>
+          </w:hyperlink>
+        </w:p>
+        <w:p>
+          <w:pPr>
+            <w:pStyle w:val="Verzeichnis2"/>
+            <w:tabs>
+              <w:tab w:val="right" w:leader="dot" w:pos="9016"/>
+            </w:tabs>
+            <w:rPr>
+              <w:rFonts w:asciiTheme="minorHAnsi" w:eastAsiaTheme="minorEastAsia" w:hAnsiTheme="minorHAnsi" w:cstheme="minorBidi"/>
+              <w:noProof/>
+              <w:kern w:val="2"/>
+              <w:sz w:val="24"/>
+              <w:szCs w:val="24"/>
+              <w14:ligatures w14:val="standardContextual"/>
+            </w:rPr>
+          </w:pPr>
+          <w:hyperlink w:anchor="_Toc239843730" w:history="1">
+            <w:r>
+              <w:rPr>
+                <w:rStyle w:val="Hyperlink"/>
+                <w:b/>
+                <w:bCs/>
+                <w:noProof/>
+                <w:lang w:val="en-GB"/>
+              </w:rPr>
+              <w:t>3.7  The rainbow ramp</w:t>
+            </w:r>
+            <w:r>
+              <w:rPr>
+                <w:noProof/>
+              </w:rPr>
+              <w:tab/>
+            </w:r>
+            <w:r>
+              <w:rPr>
+                <w:noProof/>
+              </w:rPr>
+              <w:fldChar w:fldCharType="begin"/>
+            </w:r>
+            <w:r>
+              <w:rPr>
+                <w:noProof/>
+              </w:rPr>
+              <w:instrText xml:space="preserve"> PAGEREF _Toc239843730 \h </w:instrText>
+            </w:r>
+            <w:r>
+              <w:rPr>
+                <w:noProof/>
+              </w:rPr>
+            </w:r>
+            <w:r>
+              <w:rPr>
+                <w:noProof/>
+              </w:rPr>
+              <w:fldChar w:fldCharType="separate"/>
+            </w:r>
+            <w:r>
+              <w:rPr>
+                <w:noProof/>
+              </w:rPr>
+              <w:t>11</w:t>
+            </w:r>
+            <w:r>
+              <w:rPr>
+                <w:noProof/>
               </w:rPr>
               <w:fldChar w:fldCharType="end"/>
             </w:r>
@@ -1518,76 +1789,60 @@
               <w:rFonts w:asciiTheme="minorHAnsi" w:eastAsiaTheme="minorEastAsia" w:hAnsiTheme="minorHAnsi" w:cstheme="minorBidi"/>
               <w:noProof/>
               <w:kern w:val="2"/>
-              <w:sz w:val="18"/>
-              <w:szCs w:val="18"/>
+              <w:sz w:val="24"/>
+              <w:szCs w:val="24"/>
               <w14:ligatures w14:val="standardContextual"/>
             </w:rPr>
           </w:pPr>
-          <w:hyperlink w:anchor="_Toc239783591" w:history="1">
+          <w:hyperlink w:anchor="_Toc239843731" w:history="1">
             <w:r>
               <w:rPr>
                 <w:rStyle w:val="Hyperlink"/>
                 <w:b/>
                 <w:bCs/>
                 <w:noProof/>
-                <w:sz w:val="16"/>
-                <w:szCs w:val="16"/>
                 <w:lang w:val="en-GB"/>
               </w:rPr>
-              <w:t>3  Results</w:t>
-            </w:r>
-            <w:r>
-              <w:rPr>
-                <w:noProof/>
-                <w:sz w:val="16"/>
-                <w:szCs w:val="16"/>
+              <w:t>4  Parameter selection</w:t>
+            </w:r>
+            <w:r>
+              <w:rPr>
+                <w:noProof/>
               </w:rPr>
               <w:tab/>
             </w:r>
             <w:r>
               <w:rPr>
                 <w:noProof/>
-                <w:sz w:val="16"/>
-                <w:szCs w:val="16"/>
               </w:rPr>
               <w:fldChar w:fldCharType="begin"/>
             </w:r>
             <w:r>
               <w:rPr>
                 <w:noProof/>
-                <w:sz w:val="16"/>
-                <w:szCs w:val="16"/>
-              </w:rPr>
-              <w:instrText xml:space="preserve"> PAGEREF _Toc239783591 \h </w:instrText>
-            </w:r>
-            <w:r>
-              <w:rPr>
-                <w:noProof/>
-                <w:sz w:val="16"/>
-                <w:szCs w:val="16"/>
-              </w:rPr>
-            </w:r>
-            <w:r>
-              <w:rPr>
-                <w:noProof/>
-                <w:sz w:val="16"/>
-                <w:szCs w:val="16"/>
+              </w:rPr>
+              <w:instrText xml:space="preserve"> PAGEREF _Toc239843731 \h </w:instrText>
+            </w:r>
+            <w:r>
+              <w:rPr>
+                <w:noProof/>
+              </w:rPr>
+            </w:r>
+            <w:r>
+              <w:rPr>
+                <w:noProof/>
               </w:rPr>
               <w:fldChar w:fldCharType="separate"/>
             </w:r>
             <w:r>
               <w:rPr>
                 <w:noProof/>
-                <w:sz w:val="16"/>
-                <w:szCs w:val="16"/>
-              </w:rPr>
-              <w:t>6</w:t>
-            </w:r>
-            <w:r>
-              <w:rPr>
-                <w:noProof/>
-                <w:sz w:val="16"/>
-                <w:szCs w:val="16"/>
+              </w:rPr>
+              <w:t>12</w:t>
+            </w:r>
+            <w:r>
+              <w:rPr>
+                <w:noProof/>
               </w:rPr>
               <w:fldChar w:fldCharType="end"/>
             </w:r>
@@ -1603,76 +1858,60 @@
               <w:rFonts w:asciiTheme="minorHAnsi" w:eastAsiaTheme="minorEastAsia" w:hAnsiTheme="minorHAnsi" w:cstheme="minorBidi"/>
               <w:noProof/>
               <w:kern w:val="2"/>
-              <w:sz w:val="18"/>
-              <w:szCs w:val="18"/>
+              <w:sz w:val="24"/>
+              <w:szCs w:val="24"/>
               <w14:ligatures w14:val="standardContextual"/>
             </w:rPr>
           </w:pPr>
-          <w:hyperlink w:anchor="_Toc239783592" w:history="1">
+          <w:hyperlink w:anchor="_Toc239843732" w:history="1">
             <w:r>
               <w:rPr>
                 <w:rStyle w:val="Hyperlink"/>
                 <w:b/>
                 <w:bCs/>
                 <w:noProof/>
-                <w:sz w:val="16"/>
-                <w:szCs w:val="16"/>
                 <w:lang w:val="en-GB"/>
               </w:rPr>
-              <w:t>3.1  Surface ESP values</w:t>
-            </w:r>
-            <w:r>
-              <w:rPr>
-                <w:noProof/>
-                <w:sz w:val="16"/>
-                <w:szCs w:val="16"/>
+              <w:t>4.1  Isovalue</w:t>
+            </w:r>
+            <w:r>
+              <w:rPr>
+                <w:noProof/>
               </w:rPr>
               <w:tab/>
             </w:r>
             <w:r>
               <w:rPr>
                 <w:noProof/>
-                <w:sz w:val="16"/>
-                <w:szCs w:val="16"/>
               </w:rPr>
               <w:fldChar w:fldCharType="begin"/>
             </w:r>
             <w:r>
               <w:rPr>
                 <w:noProof/>
-                <w:sz w:val="16"/>
-                <w:szCs w:val="16"/>
-              </w:rPr>
-              <w:instrText xml:space="preserve"> PAGEREF _Toc239783592 \h </w:instrText>
-            </w:r>
-            <w:r>
-              <w:rPr>
-                <w:noProof/>
-                <w:sz w:val="16"/>
-                <w:szCs w:val="16"/>
-              </w:rPr>
-            </w:r>
-            <w:r>
-              <w:rPr>
-                <w:noProof/>
-                <w:sz w:val="16"/>
-                <w:szCs w:val="16"/>
+              </w:rPr>
+              <w:instrText xml:space="preserve"> PAGEREF _Toc239843732 \h </w:instrText>
+            </w:r>
+            <w:r>
+              <w:rPr>
+                <w:noProof/>
+              </w:rPr>
+            </w:r>
+            <w:r>
+              <w:rPr>
+                <w:noProof/>
               </w:rPr>
               <w:fldChar w:fldCharType="separate"/>
             </w:r>
             <w:r>
               <w:rPr>
                 <w:noProof/>
-                <w:sz w:val="16"/>
-                <w:szCs w:val="16"/>
-              </w:rPr>
-              <w:t>6</w:t>
-            </w:r>
-            <w:r>
-              <w:rPr>
-                <w:noProof/>
-                <w:sz w:val="16"/>
-                <w:szCs w:val="16"/>
+              </w:rPr>
+              <w:t>12</w:t>
+            </w:r>
+            <w:r>
+              <w:rPr>
+                <w:noProof/>
               </w:rPr>
               <w:fldChar w:fldCharType="end"/>
             </w:r>
@@ -1688,75 +1927,60 @@
               <w:rFonts w:asciiTheme="minorHAnsi" w:eastAsiaTheme="minorEastAsia" w:hAnsiTheme="minorHAnsi" w:cstheme="minorBidi"/>
               <w:noProof/>
               <w:kern w:val="2"/>
-              <w:sz w:val="18"/>
-              <w:szCs w:val="18"/>
+              <w:sz w:val="24"/>
+              <w:szCs w:val="24"/>
               <w14:ligatures w14:val="standardContextual"/>
             </w:rPr>
           </w:pPr>
-          <w:hyperlink w:anchor="_Toc239783593" w:history="1">
+          <w:hyperlink w:anchor="_Toc239843733" w:history="1">
             <w:r>
               <w:rPr>
                 <w:rStyle w:val="Hyperlink"/>
                 <w:b/>
                 <w:bCs/>
                 <w:noProof/>
-                <w:sz w:val="16"/>
-                <w:szCs w:val="16"/>
-              </w:rPr>
-              <w:t>3.2  The halobenzene series</w:t>
-            </w:r>
-            <w:r>
-              <w:rPr>
-                <w:noProof/>
-                <w:sz w:val="16"/>
-                <w:szCs w:val="16"/>
+                <w:lang w:val="en-GB"/>
+              </w:rPr>
+              <w:t>4.2  Grid resolution</w:t>
+            </w:r>
+            <w:r>
+              <w:rPr>
+                <w:noProof/>
               </w:rPr>
               <w:tab/>
             </w:r>
             <w:r>
               <w:rPr>
                 <w:noProof/>
-                <w:sz w:val="16"/>
-                <w:szCs w:val="16"/>
               </w:rPr>
               <w:fldChar w:fldCharType="begin"/>
             </w:r>
             <w:r>
               <w:rPr>
                 <w:noProof/>
-                <w:sz w:val="16"/>
-                <w:szCs w:val="16"/>
-              </w:rPr>
-              <w:instrText xml:space="preserve"> PAGEREF _Toc239783593 \h </w:instrText>
-            </w:r>
-            <w:r>
-              <w:rPr>
-                <w:noProof/>
-                <w:sz w:val="16"/>
-                <w:szCs w:val="16"/>
-              </w:rPr>
-            </w:r>
-            <w:r>
-              <w:rPr>
-                <w:noProof/>
-                <w:sz w:val="16"/>
-                <w:szCs w:val="16"/>
+              </w:rPr>
+              <w:instrText xml:space="preserve"> PAGEREF _Toc239843733 \h </w:instrText>
+            </w:r>
+            <w:r>
+              <w:rPr>
+                <w:noProof/>
+              </w:rPr>
+            </w:r>
+            <w:r>
+              <w:rPr>
+                <w:noProof/>
               </w:rPr>
               <w:fldChar w:fldCharType="separate"/>
             </w:r>
             <w:r>
               <w:rPr>
                 <w:noProof/>
-                <w:sz w:val="16"/>
-                <w:szCs w:val="16"/>
-              </w:rPr>
-              <w:t>7</w:t>
-            </w:r>
-            <w:r>
-              <w:rPr>
-                <w:noProof/>
-                <w:sz w:val="16"/>
-                <w:szCs w:val="16"/>
+              </w:rPr>
+              <w:t>12</w:t>
+            </w:r>
+            <w:r>
+              <w:rPr>
+                <w:noProof/>
               </w:rPr>
               <w:fldChar w:fldCharType="end"/>
             </w:r>
@@ -1772,76 +1996,60 @@
               <w:rFonts w:asciiTheme="minorHAnsi" w:eastAsiaTheme="minorEastAsia" w:hAnsiTheme="minorHAnsi" w:cstheme="minorBidi"/>
               <w:noProof/>
               <w:kern w:val="2"/>
-              <w:sz w:val="18"/>
-              <w:szCs w:val="18"/>
+              <w:sz w:val="24"/>
+              <w:szCs w:val="24"/>
               <w14:ligatures w14:val="standardContextual"/>
             </w:rPr>
           </w:pPr>
-          <w:hyperlink w:anchor="_Toc239783594" w:history="1">
+          <w:hyperlink w:anchor="_Toc239843734" w:history="1">
             <w:r>
               <w:rPr>
                 <w:rStyle w:val="Hyperlink"/>
                 <w:b/>
                 <w:bCs/>
                 <w:noProof/>
-                <w:sz w:val="16"/>
-                <w:szCs w:val="16"/>
                 <w:lang w:val="en-GB"/>
               </w:rPr>
-              <w:t>3.3  The pyridine series</w:t>
-            </w:r>
-            <w:r>
-              <w:rPr>
-                <w:noProof/>
-                <w:sz w:val="16"/>
-                <w:szCs w:val="16"/>
+              <w:t>4.3  Evaluation method: rays against grid points</w:t>
+            </w:r>
+            <w:r>
+              <w:rPr>
+                <w:noProof/>
               </w:rPr>
               <w:tab/>
             </w:r>
             <w:r>
               <w:rPr>
                 <w:noProof/>
-                <w:sz w:val="16"/>
-                <w:szCs w:val="16"/>
               </w:rPr>
               <w:fldChar w:fldCharType="begin"/>
             </w:r>
             <w:r>
               <w:rPr>
                 <w:noProof/>
-                <w:sz w:val="16"/>
-                <w:szCs w:val="16"/>
-              </w:rPr>
-              <w:instrText xml:space="preserve"> PAGEREF _Toc239783594 \h </w:instrText>
-            </w:r>
-            <w:r>
-              <w:rPr>
-                <w:noProof/>
-                <w:sz w:val="16"/>
-                <w:szCs w:val="16"/>
-              </w:rPr>
-            </w:r>
-            <w:r>
-              <w:rPr>
-                <w:noProof/>
-                <w:sz w:val="16"/>
-                <w:szCs w:val="16"/>
+              </w:rPr>
+              <w:instrText xml:space="preserve"> PAGEREF _Toc239843734 \h </w:instrText>
+            </w:r>
+            <w:r>
+              <w:rPr>
+                <w:noProof/>
+              </w:rPr>
+            </w:r>
+            <w:r>
+              <w:rPr>
+                <w:noProof/>
               </w:rPr>
               <w:fldChar w:fldCharType="separate"/>
             </w:r>
             <w:r>
               <w:rPr>
                 <w:noProof/>
-                <w:sz w:val="16"/>
-                <w:szCs w:val="16"/>
-              </w:rPr>
-              <w:t>7</w:t>
-            </w:r>
-            <w:r>
-              <w:rPr>
-                <w:noProof/>
-                <w:sz w:val="16"/>
-                <w:szCs w:val="16"/>
+              </w:rPr>
+              <w:t>12</w:t>
+            </w:r>
+            <w:r>
+              <w:rPr>
+                <w:noProof/>
               </w:rPr>
               <w:fldChar w:fldCharType="end"/>
             </w:r>
@@ -1857,76 +2065,79 @@
               <w:rFonts w:asciiTheme="minorHAnsi" w:eastAsiaTheme="minorEastAsia" w:hAnsiTheme="minorHAnsi" w:cstheme="minorBidi"/>
               <w:noProof/>
               <w:kern w:val="2"/>
-              <w:sz w:val="18"/>
-              <w:szCs w:val="18"/>
+              <w:sz w:val="24"/>
+              <w:szCs w:val="24"/>
               <w14:ligatures w14:val="standardContextual"/>
             </w:rPr>
           </w:pPr>
-          <w:hyperlink w:anchor="_Toc239783595" w:history="1">
+          <w:hyperlink w:anchor="_Toc239843735" w:history="1">
             <w:r>
               <w:rPr>
                 <w:rStyle w:val="Hyperlink"/>
                 <w:b/>
                 <w:bCs/>
                 <w:noProof/>
-                <w:sz w:val="16"/>
-                <w:szCs w:val="16"/>
                 <w:lang w:val="en-GB"/>
               </w:rPr>
-              <w:t>3.4  Comparison with published values</w:t>
-            </w:r>
-            <w:r>
-              <w:rPr>
-                <w:noProof/>
-                <w:sz w:val="16"/>
-                <w:szCs w:val="16"/>
+              <w:t xml:space="preserve">4.4  </w:t>
+            </w:r>
+            <w:r>
+              <w:rPr>
+                <w:rStyle w:val="Hyperlink"/>
+                <w:b/>
+                <w:bCs/>
+                <w:noProof/>
+              </w:rPr>
+              <w:t>σ</w:t>
+            </w:r>
+            <w:r>
+              <w:rPr>
+                <w:rStyle w:val="Hyperlink"/>
+                <w:b/>
+                <w:bCs/>
+                <w:noProof/>
+                <w:lang w:val="en-GB"/>
+              </w:rPr>
+              <w:t>-hole search parameters</w:t>
+            </w:r>
+            <w:r>
+              <w:rPr>
+                <w:noProof/>
               </w:rPr>
               <w:tab/>
             </w:r>
             <w:r>
               <w:rPr>
                 <w:noProof/>
-                <w:sz w:val="16"/>
-                <w:szCs w:val="16"/>
               </w:rPr>
               <w:fldChar w:fldCharType="begin"/>
             </w:r>
             <w:r>
               <w:rPr>
                 <w:noProof/>
-                <w:sz w:val="16"/>
-                <w:szCs w:val="16"/>
-              </w:rPr>
-              <w:instrText xml:space="preserve"> PAGEREF _Toc239783595 \h </w:instrText>
-            </w:r>
-            <w:r>
-              <w:rPr>
-                <w:noProof/>
-                <w:sz w:val="16"/>
-                <w:szCs w:val="16"/>
-              </w:rPr>
-            </w:r>
-            <w:r>
-              <w:rPr>
-                <w:noProof/>
-                <w:sz w:val="16"/>
-                <w:szCs w:val="16"/>
+              </w:rPr>
+              <w:instrText xml:space="preserve"> PAGEREF _Toc239843735 \h </w:instrText>
+            </w:r>
+            <w:r>
+              <w:rPr>
+                <w:noProof/>
+              </w:rPr>
+            </w:r>
+            <w:r>
+              <w:rPr>
+                <w:noProof/>
               </w:rPr>
               <w:fldChar w:fldCharType="separate"/>
             </w:r>
             <w:r>
               <w:rPr>
                 <w:noProof/>
-                <w:sz w:val="16"/>
-                <w:szCs w:val="16"/>
-              </w:rPr>
-              <w:t>8</w:t>
-            </w:r>
-            <w:r>
-              <w:rPr>
-                <w:noProof/>
-                <w:sz w:val="16"/>
-                <w:szCs w:val="16"/>
+              </w:rPr>
+              <w:t>13</w:t>
+            </w:r>
+            <w:r>
+              <w:rPr>
+                <w:noProof/>
               </w:rPr>
               <w:fldChar w:fldCharType="end"/>
             </w:r>
@@ -1942,75 +2153,60 @@
               <w:rFonts w:asciiTheme="minorHAnsi" w:eastAsiaTheme="minorEastAsia" w:hAnsiTheme="minorHAnsi" w:cstheme="minorBidi"/>
               <w:noProof/>
               <w:kern w:val="2"/>
-              <w:sz w:val="18"/>
-              <w:szCs w:val="18"/>
+              <w:sz w:val="24"/>
+              <w:szCs w:val="24"/>
               <w14:ligatures w14:val="standardContextual"/>
             </w:rPr>
           </w:pPr>
-          <w:hyperlink w:anchor="_Toc239783596" w:history="1">
+          <w:hyperlink w:anchor="_Toc239843736" w:history="1">
             <w:r>
               <w:rPr>
                 <w:rStyle w:val="Hyperlink"/>
                 <w:b/>
                 <w:bCs/>
                 <w:noProof/>
-                <w:sz w:val="16"/>
-                <w:szCs w:val="16"/>
-              </w:rPr>
-              <w:t>3.5  The image sets</w:t>
-            </w:r>
-            <w:r>
-              <w:rPr>
-                <w:noProof/>
-                <w:sz w:val="16"/>
-                <w:szCs w:val="16"/>
+                <w:lang w:val="en-GB"/>
+              </w:rPr>
+              <w:t>4.5  Colour range</w:t>
+            </w:r>
+            <w:r>
+              <w:rPr>
+                <w:noProof/>
               </w:rPr>
               <w:tab/>
             </w:r>
             <w:r>
               <w:rPr>
                 <w:noProof/>
-                <w:sz w:val="16"/>
-                <w:szCs w:val="16"/>
               </w:rPr>
               <w:fldChar w:fldCharType="begin"/>
             </w:r>
             <w:r>
               <w:rPr>
                 <w:noProof/>
-                <w:sz w:val="16"/>
-                <w:szCs w:val="16"/>
-              </w:rPr>
-              <w:instrText xml:space="preserve"> PAGEREF _Toc239783596 \h </w:instrText>
-            </w:r>
-            <w:r>
-              <w:rPr>
-                <w:noProof/>
-                <w:sz w:val="16"/>
-                <w:szCs w:val="16"/>
-              </w:rPr>
-            </w:r>
-            <w:r>
-              <w:rPr>
-                <w:noProof/>
-                <w:sz w:val="16"/>
-                <w:szCs w:val="16"/>
+              </w:rPr>
+              <w:instrText xml:space="preserve"> PAGEREF _Toc239843736 \h </w:instrText>
+            </w:r>
+            <w:r>
+              <w:rPr>
+                <w:noProof/>
+              </w:rPr>
+            </w:r>
+            <w:r>
+              <w:rPr>
+                <w:noProof/>
               </w:rPr>
               <w:fldChar w:fldCharType="separate"/>
             </w:r>
             <w:r>
               <w:rPr>
                 <w:noProof/>
-                <w:sz w:val="16"/>
-                <w:szCs w:val="16"/>
-              </w:rPr>
-              <w:t>9</w:t>
-            </w:r>
-            <w:r>
-              <w:rPr>
-                <w:noProof/>
-                <w:sz w:val="16"/>
-                <w:szCs w:val="16"/>
+              </w:rPr>
+              <w:t>13</w:t>
+            </w:r>
+            <w:r>
+              <w:rPr>
+                <w:noProof/>
               </w:rPr>
               <w:fldChar w:fldCharType="end"/>
             </w:r>
@@ -2026,76 +2222,129 @@
               <w:rFonts w:asciiTheme="minorHAnsi" w:eastAsiaTheme="minorEastAsia" w:hAnsiTheme="minorHAnsi" w:cstheme="minorBidi"/>
               <w:noProof/>
               <w:kern w:val="2"/>
-              <w:sz w:val="18"/>
-              <w:szCs w:val="18"/>
+              <w:sz w:val="24"/>
+              <w:szCs w:val="24"/>
               <w14:ligatures w14:val="standardContextual"/>
             </w:rPr>
           </w:pPr>
-          <w:hyperlink w:anchor="_Toc239783597" w:history="1">
+          <w:hyperlink w:anchor="_Toc239843737" w:history="1">
             <w:r>
               <w:rPr>
                 <w:rStyle w:val="Hyperlink"/>
                 <w:b/>
                 <w:bCs/>
                 <w:noProof/>
-                <w:sz w:val="16"/>
-                <w:szCs w:val="16"/>
                 <w:lang w:val="en-GB"/>
               </w:rPr>
-              <w:t>3.6  Pipeline comparison</w:t>
-            </w:r>
-            <w:r>
-              <w:rPr>
-                <w:noProof/>
-                <w:sz w:val="16"/>
-                <w:szCs w:val="16"/>
+              <w:t>4.6  Rendering parameters</w:t>
+            </w:r>
+            <w:r>
+              <w:rPr>
+                <w:noProof/>
               </w:rPr>
               <w:tab/>
             </w:r>
             <w:r>
               <w:rPr>
                 <w:noProof/>
-                <w:sz w:val="16"/>
-                <w:szCs w:val="16"/>
               </w:rPr>
               <w:fldChar w:fldCharType="begin"/>
             </w:r>
             <w:r>
               <w:rPr>
                 <w:noProof/>
-                <w:sz w:val="16"/>
-                <w:szCs w:val="16"/>
-              </w:rPr>
-              <w:instrText xml:space="preserve"> PAGEREF _Toc239783597 \h </w:instrText>
-            </w:r>
-            <w:r>
-              <w:rPr>
-                <w:noProof/>
-                <w:sz w:val="16"/>
-                <w:szCs w:val="16"/>
-              </w:rPr>
-            </w:r>
-            <w:r>
-              <w:rPr>
-                <w:noProof/>
-                <w:sz w:val="16"/>
-                <w:szCs w:val="16"/>
+              </w:rPr>
+              <w:instrText xml:space="preserve"> PAGEREF _Toc239843737 \h </w:instrText>
+            </w:r>
+            <w:r>
+              <w:rPr>
+                <w:noProof/>
+              </w:rPr>
+            </w:r>
+            <w:r>
+              <w:rPr>
+                <w:noProof/>
               </w:rPr>
               <w:fldChar w:fldCharType="separate"/>
             </w:r>
             <w:r>
               <w:rPr>
                 <w:noProof/>
-                <w:sz w:val="16"/>
-                <w:szCs w:val="16"/>
-              </w:rPr>
-              <w:t>9</w:t>
-            </w:r>
-            <w:r>
-              <w:rPr>
-                <w:noProof/>
-                <w:sz w:val="16"/>
-                <w:szCs w:val="16"/>
+              </w:rPr>
+              <w:t>13</w:t>
+            </w:r>
+            <w:r>
+              <w:rPr>
+                <w:noProof/>
+              </w:rPr>
+              <w:fldChar w:fldCharType="end"/>
+            </w:r>
+          </w:hyperlink>
+        </w:p>
+        <w:p>
+          <w:pPr>
+            <w:pStyle w:val="Verzeichnis1"/>
+            <w:tabs>
+              <w:tab w:val="right" w:leader="dot" w:pos="9016"/>
+            </w:tabs>
+            <w:rPr>
+              <w:rFonts w:asciiTheme="minorHAnsi" w:eastAsiaTheme="minorEastAsia" w:hAnsiTheme="minorHAnsi" w:cstheme="minorBidi"/>
+              <w:noProof/>
+              <w:kern w:val="2"/>
+              <w:sz w:val="24"/>
+              <w:szCs w:val="24"/>
+              <w14:ligatures w14:val="standardContextual"/>
+            </w:rPr>
+          </w:pPr>
+          <w:hyperlink w:anchor="_Toc239843738" w:history="1">
+            <w:r>
+              <w:rPr>
+                <w:rStyle w:val="Hyperlink"/>
+                <w:b/>
+                <w:bCs/>
+                <w:noProof/>
+                <w:lang w:val="en-GB"/>
+              </w:rPr>
+              <w:t>5  Robustness and failure modes</w:t>
+            </w:r>
+            <w:r>
+              <w:rPr>
+                <w:noProof/>
+              </w:rPr>
+              <w:tab/>
+            </w:r>
+            <w:r>
+              <w:rPr>
+                <w:noProof/>
+              </w:rPr>
+              <w:fldChar w:fldCharType="begin"/>
+            </w:r>
+            <w:r>
+              <w:rPr>
+                <w:noProof/>
+              </w:rPr>
+              <w:instrText xml:space="preserve"> PAGEREF _Toc239843738 \h </w:instrText>
+            </w:r>
+            <w:r>
+              <w:rPr>
+                <w:noProof/>
+              </w:rPr>
+            </w:r>
+            <w:r>
+              <w:rPr>
+                <w:noProof/>
+              </w:rPr>
+              <w:fldChar w:fldCharType="separate"/>
+            </w:r>
+            <w:r>
+              <w:rPr>
+                <w:noProof/>
+              </w:rPr>
+              <w:t>13</w:t>
+            </w:r>
+            <w:r>
+              <w:rPr>
+                <w:noProof/>
               </w:rPr>
               <w:fldChar w:fldCharType="end"/>
             </w:r>
@@ -2111,76 +2360,198 @@
               <w:rFonts w:asciiTheme="minorHAnsi" w:eastAsiaTheme="minorEastAsia" w:hAnsiTheme="minorHAnsi" w:cstheme="minorBidi"/>
               <w:noProof/>
               <w:kern w:val="2"/>
-              <w:sz w:val="18"/>
-              <w:szCs w:val="18"/>
+              <w:sz w:val="24"/>
+              <w:szCs w:val="24"/>
               <w14:ligatures w14:val="standardContextual"/>
             </w:rPr>
           </w:pPr>
-          <w:hyperlink w:anchor="_Toc239783598" w:history="1">
+          <w:hyperlink w:anchor="_Toc239843739" w:history="1">
             <w:r>
               <w:rPr>
                 <w:rStyle w:val="Hyperlink"/>
                 <w:b/>
                 <w:bCs/>
                 <w:noProof/>
-                <w:sz w:val="16"/>
-                <w:szCs w:val="16"/>
                 <w:lang w:val="en-GB"/>
               </w:rPr>
-              <w:t>3.7  The rainbow ramp</w:t>
-            </w:r>
-            <w:r>
-              <w:rPr>
-                <w:noProof/>
-                <w:sz w:val="16"/>
-                <w:szCs w:val="16"/>
+              <w:t>5.1  Structure and grid do not belong together</w:t>
+            </w:r>
+            <w:r>
+              <w:rPr>
+                <w:noProof/>
               </w:rPr>
               <w:tab/>
             </w:r>
             <w:r>
               <w:rPr>
                 <w:noProof/>
-                <w:sz w:val="16"/>
-                <w:szCs w:val="16"/>
               </w:rPr>
               <w:fldChar w:fldCharType="begin"/>
             </w:r>
             <w:r>
               <w:rPr>
                 <w:noProof/>
-                <w:sz w:val="16"/>
-                <w:szCs w:val="16"/>
-              </w:rPr>
-              <w:instrText xml:space="preserve"> PAGEREF _Toc239783598 \h </w:instrText>
-            </w:r>
-            <w:r>
-              <w:rPr>
-                <w:noProof/>
-                <w:sz w:val="16"/>
-                <w:szCs w:val="16"/>
-              </w:rPr>
-            </w:r>
-            <w:r>
-              <w:rPr>
-                <w:noProof/>
-                <w:sz w:val="16"/>
-                <w:szCs w:val="16"/>
+              </w:rPr>
+              <w:instrText xml:space="preserve"> PAGEREF _Toc239843739 \h </w:instrText>
+            </w:r>
+            <w:r>
+              <w:rPr>
+                <w:noProof/>
+              </w:rPr>
+            </w:r>
+            <w:r>
+              <w:rPr>
+                <w:noProof/>
               </w:rPr>
               <w:fldChar w:fldCharType="separate"/>
             </w:r>
             <w:r>
               <w:rPr>
                 <w:noProof/>
-                <w:sz w:val="16"/>
-                <w:szCs w:val="16"/>
-              </w:rPr>
-              <w:t>12</w:t>
-            </w:r>
-            <w:r>
-              <w:rPr>
-                <w:noProof/>
-                <w:sz w:val="16"/>
-                <w:szCs w:val="16"/>
+              </w:rPr>
+              <w:t>14</w:t>
+            </w:r>
+            <w:r>
+              <w:rPr>
+                <w:noProof/>
+              </w:rPr>
+              <w:fldChar w:fldCharType="end"/>
+            </w:r>
+          </w:hyperlink>
+        </w:p>
+        <w:p>
+          <w:pPr>
+            <w:pStyle w:val="Verzeichnis2"/>
+            <w:tabs>
+              <w:tab w:val="right" w:leader="dot" w:pos="9016"/>
+            </w:tabs>
+            <w:rPr>
+              <w:rFonts w:asciiTheme="minorHAnsi" w:eastAsiaTheme="minorEastAsia" w:hAnsiTheme="minorHAnsi" w:cstheme="minorBidi"/>
+              <w:noProof/>
+              <w:kern w:val="2"/>
+              <w:sz w:val="24"/>
+              <w:szCs w:val="24"/>
+              <w14:ligatures w14:val="standardContextual"/>
+            </w:rPr>
+          </w:pPr>
+          <w:hyperlink w:anchor="_Toc239843740" w:history="1">
+            <w:r>
+              <w:rPr>
+                <w:rStyle w:val="Hyperlink"/>
+                <w:b/>
+                <w:bCs/>
+                <w:noProof/>
+                <w:lang w:val="en-GB"/>
+              </w:rPr>
+              <w:t>5.2  The ray leaving its own halogen</w:t>
+            </w:r>
+            <w:r>
+              <w:rPr>
+                <w:noProof/>
+              </w:rPr>
+              <w:tab/>
+            </w:r>
+            <w:r>
+              <w:rPr>
+                <w:noProof/>
+              </w:rPr>
+              <w:fldChar w:fldCharType="begin"/>
+            </w:r>
+            <w:r>
+              <w:rPr>
+                <w:noProof/>
+              </w:rPr>
+              <w:instrText xml:space="preserve"> PAGEREF _Toc239843740 \h </w:instrText>
+            </w:r>
+            <w:r>
+              <w:rPr>
+                <w:noProof/>
+              </w:rPr>
+            </w:r>
+            <w:r>
+              <w:rPr>
+                <w:noProof/>
+              </w:rPr>
+              <w:fldChar w:fldCharType="separate"/>
+            </w:r>
+            <w:r>
+              <w:rPr>
+                <w:noProof/>
+              </w:rPr>
+              <w:t>14</w:t>
+            </w:r>
+            <w:r>
+              <w:rPr>
+                <w:noProof/>
+              </w:rPr>
+              <w:fldChar w:fldCharType="end"/>
+            </w:r>
+          </w:hyperlink>
+        </w:p>
+        <w:p>
+          <w:pPr>
+            <w:pStyle w:val="Verzeichnis2"/>
+            <w:tabs>
+              <w:tab w:val="right" w:leader="dot" w:pos="9016"/>
+            </w:tabs>
+            <w:rPr>
+              <w:rFonts w:asciiTheme="minorHAnsi" w:eastAsiaTheme="minorEastAsia" w:hAnsiTheme="minorHAnsi" w:cstheme="minorBidi"/>
+              <w:noProof/>
+              <w:kern w:val="2"/>
+              <w:sz w:val="24"/>
+              <w:szCs w:val="24"/>
+              <w14:ligatures w14:val="standardContextual"/>
+            </w:rPr>
+          </w:pPr>
+          <w:hyperlink w:anchor="_Toc239843741" w:history="1">
+            <w:r>
+              <w:rPr>
+                <w:rStyle w:val="Hyperlink"/>
+                <w:b/>
+                <w:bCs/>
+                <w:noProof/>
+                <w:lang w:val="en-GB"/>
+              </w:rPr>
+              <w:t>5.3  Renderer behaviour</w:t>
+            </w:r>
+            <w:r>
+              <w:rPr>
+                <w:noProof/>
+              </w:rPr>
+              <w:tab/>
+            </w:r>
+            <w:r>
+              <w:rPr>
+                <w:noProof/>
+              </w:rPr>
+              <w:fldChar w:fldCharType="begin"/>
+            </w:r>
+            <w:r>
+              <w:rPr>
+                <w:noProof/>
+              </w:rPr>
+              <w:instrText xml:space="preserve"> PAGEREF _Toc239843741 \h </w:instrText>
+            </w:r>
+            <w:r>
+              <w:rPr>
+                <w:noProof/>
+              </w:rPr>
+            </w:r>
+            <w:r>
+              <w:rPr>
+                <w:noProof/>
+              </w:rPr>
+              <w:fldChar w:fldCharType="separate"/>
+            </w:r>
+            <w:r>
+              <w:rPr>
+                <w:noProof/>
+              </w:rPr>
+              <w:t>15</w:t>
+            </w:r>
+            <w:r>
+              <w:rPr>
+                <w:noProof/>
               </w:rPr>
               <w:fldChar w:fldCharType="end"/>
             </w:r>
@@ -2196,76 +2567,60 @@
               <w:rFonts w:asciiTheme="minorHAnsi" w:eastAsiaTheme="minorEastAsia" w:hAnsiTheme="minorHAnsi" w:cstheme="minorBidi"/>
               <w:noProof/>
               <w:kern w:val="2"/>
-              <w:sz w:val="18"/>
-              <w:szCs w:val="18"/>
+              <w:sz w:val="24"/>
+              <w:szCs w:val="24"/>
               <w14:ligatures w14:val="standardContextual"/>
             </w:rPr>
           </w:pPr>
-          <w:hyperlink w:anchor="_Toc239783599" w:history="1">
+          <w:hyperlink w:anchor="_Toc239843742" w:history="1">
             <w:r>
               <w:rPr>
                 <w:rStyle w:val="Hyperlink"/>
                 <w:b/>
                 <w:bCs/>
                 <w:noProof/>
-                <w:sz w:val="16"/>
-                <w:szCs w:val="16"/>
                 <w:lang w:val="en-GB"/>
               </w:rPr>
-              <w:t>4  Parameter selection</w:t>
-            </w:r>
-            <w:r>
-              <w:rPr>
-                <w:noProof/>
-                <w:sz w:val="16"/>
-                <w:szCs w:val="16"/>
+              <w:t>6  Discussion</w:t>
+            </w:r>
+            <w:r>
+              <w:rPr>
+                <w:noProof/>
               </w:rPr>
               <w:tab/>
             </w:r>
             <w:r>
               <w:rPr>
                 <w:noProof/>
-                <w:sz w:val="16"/>
-                <w:szCs w:val="16"/>
               </w:rPr>
               <w:fldChar w:fldCharType="begin"/>
             </w:r>
             <w:r>
               <w:rPr>
                 <w:noProof/>
-                <w:sz w:val="16"/>
-                <w:szCs w:val="16"/>
-              </w:rPr>
-              <w:instrText xml:space="preserve"> PAGEREF _Toc239783599 \h </w:instrText>
-            </w:r>
-            <w:r>
-              <w:rPr>
-                <w:noProof/>
-                <w:sz w:val="16"/>
-                <w:szCs w:val="16"/>
-              </w:rPr>
-            </w:r>
-            <w:r>
-              <w:rPr>
-                <w:noProof/>
-                <w:sz w:val="16"/>
-                <w:szCs w:val="16"/>
+              </w:rPr>
+              <w:instrText xml:space="preserve"> PAGEREF _Toc239843742 \h </w:instrText>
+            </w:r>
+            <w:r>
+              <w:rPr>
+                <w:noProof/>
+              </w:rPr>
+            </w:r>
+            <w:r>
+              <w:rPr>
+                <w:noProof/>
               </w:rPr>
               <w:fldChar w:fldCharType="separate"/>
             </w:r>
             <w:r>
               <w:rPr>
                 <w:noProof/>
-                <w:sz w:val="16"/>
-                <w:szCs w:val="16"/>
-              </w:rPr>
-              <w:t>13</w:t>
-            </w:r>
-            <w:r>
-              <w:rPr>
-                <w:noProof/>
-                <w:sz w:val="16"/>
-                <w:szCs w:val="16"/>
+              </w:rPr>
+              <w:t>16</w:t>
+            </w:r>
+            <w:r>
+              <w:rPr>
+                <w:noProof/>
               </w:rPr>
               <w:fldChar w:fldCharType="end"/>
             </w:r>
@@ -2281,76 +2636,60 @@
               <w:rFonts w:asciiTheme="minorHAnsi" w:eastAsiaTheme="minorEastAsia" w:hAnsiTheme="minorHAnsi" w:cstheme="minorBidi"/>
               <w:noProof/>
               <w:kern w:val="2"/>
-              <w:sz w:val="18"/>
-              <w:szCs w:val="18"/>
+              <w:sz w:val="24"/>
+              <w:szCs w:val="24"/>
               <w14:ligatures w14:val="standardContextual"/>
             </w:rPr>
           </w:pPr>
-          <w:hyperlink w:anchor="_Toc239783600" w:history="1">
+          <w:hyperlink w:anchor="_Toc239843743" w:history="1">
             <w:r>
               <w:rPr>
                 <w:rStyle w:val="Hyperlink"/>
                 <w:b/>
                 <w:bCs/>
                 <w:noProof/>
-                <w:sz w:val="16"/>
-                <w:szCs w:val="16"/>
                 <w:lang w:val="en-GB"/>
               </w:rPr>
-              <w:t>4.1  Isovalue</w:t>
-            </w:r>
-            <w:r>
-              <w:rPr>
-                <w:noProof/>
-                <w:sz w:val="16"/>
-                <w:szCs w:val="16"/>
+              <w:t>6.1  What is viewer-dependent and what is not</w:t>
+            </w:r>
+            <w:r>
+              <w:rPr>
+                <w:noProof/>
               </w:rPr>
               <w:tab/>
             </w:r>
             <w:r>
               <w:rPr>
                 <w:noProof/>
-                <w:sz w:val="16"/>
-                <w:szCs w:val="16"/>
               </w:rPr>
               <w:fldChar w:fldCharType="begin"/>
             </w:r>
             <w:r>
               <w:rPr>
                 <w:noProof/>
-                <w:sz w:val="16"/>
-                <w:szCs w:val="16"/>
-              </w:rPr>
-              <w:instrText xml:space="preserve"> PAGEREF _Toc239783600 \h </w:instrText>
-            </w:r>
-            <w:r>
-              <w:rPr>
-                <w:noProof/>
-                <w:sz w:val="16"/>
-                <w:szCs w:val="16"/>
-              </w:rPr>
-            </w:r>
-            <w:r>
-              <w:rPr>
-                <w:noProof/>
-                <w:sz w:val="16"/>
-                <w:szCs w:val="16"/>
+              </w:rPr>
+              <w:instrText xml:space="preserve"> PAGEREF _Toc239843743 \h </w:instrText>
+            </w:r>
+            <w:r>
+              <w:rPr>
+                <w:noProof/>
+              </w:rPr>
+            </w:r>
+            <w:r>
+              <w:rPr>
+                <w:noProof/>
               </w:rPr>
               <w:fldChar w:fldCharType="separate"/>
             </w:r>
             <w:r>
               <w:rPr>
                 <w:noProof/>
-                <w:sz w:val="16"/>
-                <w:szCs w:val="16"/>
-              </w:rPr>
-              <w:t>13</w:t>
-            </w:r>
-            <w:r>
-              <w:rPr>
-                <w:noProof/>
-                <w:sz w:val="16"/>
-                <w:szCs w:val="16"/>
+              </w:rPr>
+              <w:t>16</w:t>
+            </w:r>
+            <w:r>
+              <w:rPr>
+                <w:noProof/>
               </w:rPr>
               <w:fldChar w:fldCharType="end"/>
             </w:r>
@@ -2366,76 +2705,59 @@
               <w:rFonts w:asciiTheme="minorHAnsi" w:eastAsiaTheme="minorEastAsia" w:hAnsiTheme="minorHAnsi" w:cstheme="minorBidi"/>
               <w:noProof/>
               <w:kern w:val="2"/>
-              <w:sz w:val="18"/>
-              <w:szCs w:val="18"/>
+              <w:sz w:val="24"/>
+              <w:szCs w:val="24"/>
               <w14:ligatures w14:val="standardContextual"/>
             </w:rPr>
           </w:pPr>
-          <w:hyperlink w:anchor="_Toc239783601" w:history="1">
+          <w:hyperlink w:anchor="_Toc239843744" w:history="1">
             <w:r>
               <w:rPr>
                 <w:rStyle w:val="Hyperlink"/>
                 <w:b/>
                 <w:bCs/>
                 <w:noProof/>
-                <w:sz w:val="16"/>
-                <w:szCs w:val="16"/>
-                <w:lang w:val="en-GB"/>
-              </w:rPr>
-              <w:t>4.2  Grid resolution</w:t>
-            </w:r>
-            <w:r>
-              <w:rPr>
-                <w:noProof/>
-                <w:sz w:val="16"/>
-                <w:szCs w:val="16"/>
+              </w:rPr>
+              <w:t>6.2  Which pipeline for what</w:t>
+            </w:r>
+            <w:r>
+              <w:rPr>
+                <w:noProof/>
               </w:rPr>
               <w:tab/>
             </w:r>
             <w:r>
               <w:rPr>
                 <w:noProof/>
-                <w:sz w:val="16"/>
-                <w:szCs w:val="16"/>
               </w:rPr>
               <w:fldChar w:fldCharType="begin"/>
             </w:r>
             <w:r>
               <w:rPr>
                 <w:noProof/>
-                <w:sz w:val="16"/>
-                <w:szCs w:val="16"/>
-              </w:rPr>
-              <w:instrText xml:space="preserve"> PAGEREF _Toc239783601 \h </w:instrText>
-            </w:r>
-            <w:r>
-              <w:rPr>
-                <w:noProof/>
-                <w:sz w:val="16"/>
-                <w:szCs w:val="16"/>
-              </w:rPr>
-            </w:r>
-            <w:r>
-              <w:rPr>
-                <w:noProof/>
-                <w:sz w:val="16"/>
-                <w:szCs w:val="16"/>
+              </w:rPr>
+              <w:instrText xml:space="preserve"> PAGEREF _Toc239843744 \h </w:instrText>
+            </w:r>
+            <w:r>
+              <w:rPr>
+                <w:noProof/>
+              </w:rPr>
+            </w:r>
+            <w:r>
+              <w:rPr>
+                <w:noProof/>
               </w:rPr>
               <w:fldChar w:fldCharType="separate"/>
             </w:r>
             <w:r>
               <w:rPr>
                 <w:noProof/>
-                <w:sz w:val="16"/>
-                <w:szCs w:val="16"/>
-              </w:rPr>
-              <w:t>13</w:t>
-            </w:r>
-            <w:r>
-              <w:rPr>
-                <w:noProof/>
-                <w:sz w:val="16"/>
-                <w:szCs w:val="16"/>
+              </w:rPr>
+              <w:t>16</w:t>
+            </w:r>
+            <w:r>
+              <w:rPr>
+                <w:noProof/>
               </w:rPr>
               <w:fldChar w:fldCharType="end"/>
             </w:r>
@@ -2451,76 +2773,128 @@
               <w:rFonts w:asciiTheme="minorHAnsi" w:eastAsiaTheme="minorEastAsia" w:hAnsiTheme="minorHAnsi" w:cstheme="minorBidi"/>
               <w:noProof/>
               <w:kern w:val="2"/>
-              <w:sz w:val="18"/>
-              <w:szCs w:val="18"/>
+              <w:sz w:val="24"/>
+              <w:szCs w:val="24"/>
               <w14:ligatures w14:val="standardContextual"/>
             </w:rPr>
           </w:pPr>
-          <w:hyperlink w:anchor="_Toc239783602" w:history="1">
+          <w:hyperlink w:anchor="_Toc239843745" w:history="1">
             <w:r>
               <w:rPr>
                 <w:rStyle w:val="Hyperlink"/>
                 <w:b/>
                 <w:bCs/>
                 <w:noProof/>
-                <w:sz w:val="16"/>
-                <w:szCs w:val="16"/>
+              </w:rPr>
+              <w:t>6.3  Limitations</w:t>
+            </w:r>
+            <w:r>
+              <w:rPr>
+                <w:noProof/>
+              </w:rPr>
+              <w:tab/>
+            </w:r>
+            <w:r>
+              <w:rPr>
+                <w:noProof/>
+              </w:rPr>
+              <w:fldChar w:fldCharType="begin"/>
+            </w:r>
+            <w:r>
+              <w:rPr>
+                <w:noProof/>
+              </w:rPr>
+              <w:instrText xml:space="preserve"> PAGEREF _Toc239843745 \h </w:instrText>
+            </w:r>
+            <w:r>
+              <w:rPr>
+                <w:noProof/>
+              </w:rPr>
+            </w:r>
+            <w:r>
+              <w:rPr>
+                <w:noProof/>
+              </w:rPr>
+              <w:fldChar w:fldCharType="separate"/>
+            </w:r>
+            <w:r>
+              <w:rPr>
+                <w:noProof/>
+              </w:rPr>
+              <w:t>16</w:t>
+            </w:r>
+            <w:r>
+              <w:rPr>
+                <w:noProof/>
+              </w:rPr>
+              <w:fldChar w:fldCharType="end"/>
+            </w:r>
+          </w:hyperlink>
+        </w:p>
+        <w:p>
+          <w:pPr>
+            <w:pStyle w:val="Verzeichnis1"/>
+            <w:tabs>
+              <w:tab w:val="right" w:leader="dot" w:pos="9016"/>
+            </w:tabs>
+            <w:rPr>
+              <w:rFonts w:asciiTheme="minorHAnsi" w:eastAsiaTheme="minorEastAsia" w:hAnsiTheme="minorHAnsi" w:cstheme="minorBidi"/>
+              <w:noProof/>
+              <w:kern w:val="2"/>
+              <w:sz w:val="24"/>
+              <w:szCs w:val="24"/>
+              <w14:ligatures w14:val="standardContextual"/>
+            </w:rPr>
+          </w:pPr>
+          <w:hyperlink w:anchor="_Toc239843746" w:history="1">
+            <w:r>
+              <w:rPr>
+                <w:rStyle w:val="Hyperlink"/>
+                <w:b/>
+                <w:bCs/>
+                <w:noProof/>
                 <w:lang w:val="en-GB"/>
               </w:rPr>
-              <w:t>4.3  Evaluation method: rays against grid points</w:t>
-            </w:r>
-            <w:r>
-              <w:rPr>
-                <w:noProof/>
-                <w:sz w:val="16"/>
-                <w:szCs w:val="16"/>
+              <w:t>7  Outlook</w:t>
+            </w:r>
+            <w:r>
+              <w:rPr>
+                <w:noProof/>
               </w:rPr>
               <w:tab/>
             </w:r>
             <w:r>
               <w:rPr>
                 <w:noProof/>
-                <w:sz w:val="16"/>
-                <w:szCs w:val="16"/>
               </w:rPr>
               <w:fldChar w:fldCharType="begin"/>
             </w:r>
             <w:r>
               <w:rPr>
                 <w:noProof/>
-                <w:sz w:val="16"/>
-                <w:szCs w:val="16"/>
-              </w:rPr>
-              <w:instrText xml:space="preserve"> PAGEREF _Toc239783602 \h </w:instrText>
-            </w:r>
-            <w:r>
-              <w:rPr>
-                <w:noProof/>
-                <w:sz w:val="16"/>
-                <w:szCs w:val="16"/>
-              </w:rPr>
-            </w:r>
-            <w:r>
-              <w:rPr>
-                <w:noProof/>
-                <w:sz w:val="16"/>
-                <w:szCs w:val="16"/>
+              </w:rPr>
+              <w:instrText xml:space="preserve"> PAGEREF _Toc239843746 \h </w:instrText>
+            </w:r>
+            <w:r>
+              <w:rPr>
+                <w:noProof/>
+              </w:rPr>
+            </w:r>
+            <w:r>
+              <w:rPr>
+                <w:noProof/>
               </w:rPr>
               <w:fldChar w:fldCharType="separate"/>
             </w:r>
             <w:r>
               <w:rPr>
                 <w:noProof/>
-                <w:sz w:val="16"/>
-                <w:szCs w:val="16"/>
-              </w:rPr>
-              <w:t>14</w:t>
-            </w:r>
-            <w:r>
-              <w:rPr>
-                <w:noProof/>
-                <w:sz w:val="16"/>
-                <w:szCs w:val="16"/>
+              </w:rPr>
+              <w:t>17</w:t>
+            </w:r>
+            <w:r>
+              <w:rPr>
+                <w:noProof/>
               </w:rPr>
               <w:fldChar w:fldCharType="end"/>
             </w:r>
@@ -2536,99 +2910,60 @@
               <w:rFonts w:asciiTheme="minorHAnsi" w:eastAsiaTheme="minorEastAsia" w:hAnsiTheme="minorHAnsi" w:cstheme="minorBidi"/>
               <w:noProof/>
               <w:kern w:val="2"/>
-              <w:sz w:val="18"/>
-              <w:szCs w:val="18"/>
+              <w:sz w:val="24"/>
+              <w:szCs w:val="24"/>
               <w14:ligatures w14:val="standardContextual"/>
             </w:rPr>
           </w:pPr>
-          <w:hyperlink w:anchor="_Toc239783603" w:history="1">
+          <w:hyperlink w:anchor="_Toc239843747" w:history="1">
             <w:r>
               <w:rPr>
                 <w:rStyle w:val="Hyperlink"/>
                 <w:b/>
                 <w:bCs/>
                 <w:noProof/>
-                <w:sz w:val="16"/>
-                <w:szCs w:val="16"/>
                 <w:lang w:val="en-GB"/>
               </w:rPr>
-              <w:t xml:space="preserve">4.4  </w:t>
-            </w:r>
-            <w:r>
-              <w:rPr>
-                <w:rStyle w:val="Hyperlink"/>
-                <w:b/>
-                <w:bCs/>
-                <w:noProof/>
-                <w:sz w:val="16"/>
-                <w:szCs w:val="16"/>
-              </w:rPr>
-              <w:t>σ</w:t>
-            </w:r>
-            <w:r>
-              <w:rPr>
-                <w:rStyle w:val="Hyperlink"/>
-                <w:b/>
-                <w:bCs/>
-                <w:noProof/>
-                <w:sz w:val="16"/>
-                <w:szCs w:val="16"/>
-                <w:lang w:val="en-GB"/>
-              </w:rPr>
-              <w:t>-hole search parameters</w:t>
-            </w:r>
-            <w:r>
-              <w:rPr>
-                <w:noProof/>
-                <w:sz w:val="16"/>
-                <w:szCs w:val="16"/>
+              <w:t>7.1  Electrostatic complementarity</w:t>
+            </w:r>
+            <w:r>
+              <w:rPr>
+                <w:noProof/>
               </w:rPr>
               <w:tab/>
             </w:r>
             <w:r>
               <w:rPr>
                 <w:noProof/>
-                <w:sz w:val="16"/>
-                <w:szCs w:val="16"/>
               </w:rPr>
               <w:fldChar w:fldCharType="begin"/>
             </w:r>
             <w:r>
               <w:rPr>
                 <w:noProof/>
-                <w:sz w:val="16"/>
-                <w:szCs w:val="16"/>
-              </w:rPr>
-              <w:instrText xml:space="preserve"> PAGEREF _Toc239783603 \h </w:instrText>
-            </w:r>
-            <w:r>
-              <w:rPr>
-                <w:noProof/>
-                <w:sz w:val="16"/>
-                <w:szCs w:val="16"/>
-              </w:rPr>
-            </w:r>
-            <w:r>
-              <w:rPr>
-                <w:noProof/>
-                <w:sz w:val="16"/>
-                <w:szCs w:val="16"/>
+              </w:rPr>
+              <w:instrText xml:space="preserve"> PAGEREF _Toc239843747 \h </w:instrText>
+            </w:r>
+            <w:r>
+              <w:rPr>
+                <w:noProof/>
+              </w:rPr>
+            </w:r>
+            <w:r>
+              <w:rPr>
+                <w:noProof/>
               </w:rPr>
               <w:fldChar w:fldCharType="separate"/>
             </w:r>
             <w:r>
               <w:rPr>
                 <w:noProof/>
-                <w:sz w:val="16"/>
-                <w:szCs w:val="16"/>
-              </w:rPr>
-              <w:t>14</w:t>
-            </w:r>
-            <w:r>
-              <w:rPr>
-                <w:noProof/>
-                <w:sz w:val="16"/>
-                <w:szCs w:val="16"/>
+              </w:rPr>
+              <w:t>17</w:t>
+            </w:r>
+            <w:r>
+              <w:rPr>
+                <w:noProof/>
               </w:rPr>
               <w:fldChar w:fldCharType="end"/>
             </w:r>
@@ -2644,76 +2979,60 @@
               <w:rFonts w:asciiTheme="minorHAnsi" w:eastAsiaTheme="minorEastAsia" w:hAnsiTheme="minorHAnsi" w:cstheme="minorBidi"/>
               <w:noProof/>
               <w:kern w:val="2"/>
-              <w:sz w:val="18"/>
-              <w:szCs w:val="18"/>
+              <w:sz w:val="24"/>
+              <w:szCs w:val="24"/>
               <w14:ligatures w14:val="standardContextual"/>
             </w:rPr>
           </w:pPr>
-          <w:hyperlink w:anchor="_Toc239783604" w:history="1">
+          <w:hyperlink w:anchor="_Toc239843748" w:history="1">
             <w:r>
               <w:rPr>
                 <w:rStyle w:val="Hyperlink"/>
                 <w:b/>
                 <w:bCs/>
                 <w:noProof/>
-                <w:sz w:val="16"/>
-                <w:szCs w:val="16"/>
                 <w:lang w:val="en-GB"/>
               </w:rPr>
-              <w:t>4.5  Colour range</w:t>
-            </w:r>
-            <w:r>
-              <w:rPr>
-                <w:noProof/>
-                <w:sz w:val="16"/>
-                <w:szCs w:val="16"/>
+              <w:t>7.2  A third viewer</w:t>
+            </w:r>
+            <w:r>
+              <w:rPr>
+                <w:noProof/>
               </w:rPr>
               <w:tab/>
             </w:r>
             <w:r>
               <w:rPr>
                 <w:noProof/>
-                <w:sz w:val="16"/>
-                <w:szCs w:val="16"/>
               </w:rPr>
               <w:fldChar w:fldCharType="begin"/>
             </w:r>
             <w:r>
               <w:rPr>
                 <w:noProof/>
-                <w:sz w:val="16"/>
-                <w:szCs w:val="16"/>
-              </w:rPr>
-              <w:instrText xml:space="preserve"> PAGEREF _Toc239783604 \h </w:instrText>
-            </w:r>
-            <w:r>
-              <w:rPr>
-                <w:noProof/>
-                <w:sz w:val="16"/>
-                <w:szCs w:val="16"/>
-              </w:rPr>
-            </w:r>
-            <w:r>
-              <w:rPr>
-                <w:noProof/>
-                <w:sz w:val="16"/>
-                <w:szCs w:val="16"/>
+              </w:rPr>
+              <w:instrText xml:space="preserve"> PAGEREF _Toc239843748 \h </w:instrText>
+            </w:r>
+            <w:r>
+              <w:rPr>
+                <w:noProof/>
+              </w:rPr>
+            </w:r>
+            <w:r>
+              <w:rPr>
+                <w:noProof/>
               </w:rPr>
               <w:fldChar w:fldCharType="separate"/>
             </w:r>
             <w:r>
               <w:rPr>
                 <w:noProof/>
-                <w:sz w:val="16"/>
-                <w:szCs w:val="16"/>
-              </w:rPr>
-              <w:t>14</w:t>
-            </w:r>
-            <w:r>
-              <w:rPr>
-                <w:noProof/>
-                <w:sz w:val="16"/>
-                <w:szCs w:val="16"/>
+              </w:rPr>
+              <w:t>17</w:t>
+            </w:r>
+            <w:r>
+              <w:rPr>
+                <w:noProof/>
               </w:rPr>
               <w:fldChar w:fldCharType="end"/>
             </w:r>
@@ -2729,76 +3048,60 @@
               <w:rFonts w:asciiTheme="minorHAnsi" w:eastAsiaTheme="minorEastAsia" w:hAnsiTheme="minorHAnsi" w:cstheme="minorBidi"/>
               <w:noProof/>
               <w:kern w:val="2"/>
-              <w:sz w:val="18"/>
-              <w:szCs w:val="18"/>
+              <w:sz w:val="24"/>
+              <w:szCs w:val="24"/>
               <w14:ligatures w14:val="standardContextual"/>
             </w:rPr>
           </w:pPr>
-          <w:hyperlink w:anchor="_Toc239783605" w:history="1">
+          <w:hyperlink w:anchor="_Toc239843749" w:history="1">
             <w:r>
               <w:rPr>
                 <w:rStyle w:val="Hyperlink"/>
                 <w:b/>
                 <w:bCs/>
                 <w:noProof/>
-                <w:sz w:val="16"/>
-                <w:szCs w:val="16"/>
                 <w:lang w:val="en-GB"/>
               </w:rPr>
-              <w:t>4.6  Rendering parameters</w:t>
-            </w:r>
-            <w:r>
-              <w:rPr>
-                <w:noProof/>
-                <w:sz w:val="16"/>
-                <w:szCs w:val="16"/>
+              <w:t>7.3  The missing axis</w:t>
+            </w:r>
+            <w:r>
+              <w:rPr>
+                <w:noProof/>
               </w:rPr>
               <w:tab/>
             </w:r>
             <w:r>
               <w:rPr>
                 <w:noProof/>
-                <w:sz w:val="16"/>
-                <w:szCs w:val="16"/>
               </w:rPr>
               <w:fldChar w:fldCharType="begin"/>
             </w:r>
             <w:r>
               <w:rPr>
                 <w:noProof/>
-                <w:sz w:val="16"/>
-                <w:szCs w:val="16"/>
-              </w:rPr>
-              <w:instrText xml:space="preserve"> PAGEREF _Toc239783605 \h </w:instrText>
-            </w:r>
-            <w:r>
-              <w:rPr>
-                <w:noProof/>
-                <w:sz w:val="16"/>
-                <w:szCs w:val="16"/>
-              </w:rPr>
-            </w:r>
-            <w:r>
-              <w:rPr>
-                <w:noProof/>
-                <w:sz w:val="16"/>
-                <w:szCs w:val="16"/>
+              </w:rPr>
+              <w:instrText xml:space="preserve"> PAGEREF _Toc239843749 \h </w:instrText>
+            </w:r>
+            <w:r>
+              <w:rPr>
+                <w:noProof/>
+              </w:rPr>
+            </w:r>
+            <w:r>
+              <w:rPr>
+                <w:noProof/>
               </w:rPr>
               <w:fldChar w:fldCharType="separate"/>
             </w:r>
             <w:r>
               <w:rPr>
                 <w:noProof/>
-                <w:sz w:val="16"/>
-                <w:szCs w:val="16"/>
-              </w:rPr>
-              <w:t>14</w:t>
-            </w:r>
-            <w:r>
-              <w:rPr>
-                <w:noProof/>
-                <w:sz w:val="16"/>
-                <w:szCs w:val="16"/>
+              </w:rPr>
+              <w:t>17</w:t>
+            </w:r>
+            <w:r>
+              <w:rPr>
+                <w:noProof/>
               </w:rPr>
               <w:fldChar w:fldCharType="end"/>
             </w:r>
@@ -2814,1441 +3117,59 @@
               <w:rFonts w:asciiTheme="minorHAnsi" w:eastAsiaTheme="minorEastAsia" w:hAnsiTheme="minorHAnsi" w:cstheme="minorBidi"/>
               <w:noProof/>
               <w:kern w:val="2"/>
-              <w:sz w:val="18"/>
-              <w:szCs w:val="18"/>
+              <w:sz w:val="24"/>
+              <w:szCs w:val="24"/>
               <w14:ligatures w14:val="standardContextual"/>
             </w:rPr>
           </w:pPr>
-          <w:hyperlink w:anchor="_Toc239783606" w:history="1">
+          <w:hyperlink w:anchor="_Toc239843750" w:history="1">
             <w:r>
               <w:rPr>
                 <w:rStyle w:val="Hyperlink"/>
                 <w:b/>
                 <w:bCs/>
                 <w:noProof/>
-                <w:sz w:val="16"/>
-                <w:szCs w:val="16"/>
-                <w:lang w:val="en-GB"/>
-              </w:rPr>
-              <w:t>5  Robustness and failure modes</w:t>
-            </w:r>
-            <w:r>
-              <w:rPr>
-                <w:noProof/>
-                <w:sz w:val="16"/>
-                <w:szCs w:val="16"/>
+              </w:rPr>
+              <w:t>8  References</w:t>
+            </w:r>
+            <w:r>
+              <w:rPr>
+                <w:noProof/>
               </w:rPr>
               <w:tab/>
             </w:r>
             <w:r>
               <w:rPr>
                 <w:noProof/>
-                <w:sz w:val="16"/>
-                <w:szCs w:val="16"/>
               </w:rPr>
               <w:fldChar w:fldCharType="begin"/>
             </w:r>
             <w:r>
               <w:rPr>
                 <w:noProof/>
-                <w:sz w:val="16"/>
-                <w:szCs w:val="16"/>
-              </w:rPr>
-              <w:instrText xml:space="preserve"> PAGEREF _Toc239783606 \h </w:instrText>
-            </w:r>
-            <w:r>
-              <w:rPr>
-                <w:noProof/>
-                <w:sz w:val="16"/>
-                <w:szCs w:val="16"/>
-              </w:rPr>
-            </w:r>
-            <w:r>
-              <w:rPr>
-                <w:noProof/>
-                <w:sz w:val="16"/>
-                <w:szCs w:val="16"/>
+              </w:rPr>
+              <w:instrText xml:space="preserve"> PAGEREF _Toc239843750 \h </w:instrText>
+            </w:r>
+            <w:r>
+              <w:rPr>
+                <w:noProof/>
+              </w:rPr>
+            </w:r>
+            <w:r>
+              <w:rPr>
+                <w:noProof/>
               </w:rPr>
               <w:fldChar w:fldCharType="separate"/>
             </w:r>
             <w:r>
               <w:rPr>
                 <w:noProof/>
-                <w:sz w:val="16"/>
-                <w:szCs w:val="16"/>
-              </w:rPr>
-              <w:t>15</w:t>
-            </w:r>
-            <w:r>
-              <w:rPr>
-                <w:noProof/>
-                <w:sz w:val="16"/>
-                <w:szCs w:val="16"/>
-              </w:rPr>
-              <w:fldChar w:fldCharType="end"/>
-            </w:r>
-          </w:hyperlink>
-        </w:p>
-        <w:p>
-          <w:pPr>
-            <w:pStyle w:val="Verzeichnis2"/>
-            <w:tabs>
-              <w:tab w:val="right" w:leader="dot" w:pos="9016"/>
-            </w:tabs>
-            <w:rPr>
-              <w:rFonts w:asciiTheme="minorHAnsi" w:eastAsiaTheme="minorEastAsia" w:hAnsiTheme="minorHAnsi" w:cstheme="minorBidi"/>
-              <w:noProof/>
-              <w:kern w:val="2"/>
-              <w:sz w:val="18"/>
-              <w:szCs w:val="18"/>
-              <w14:ligatures w14:val="standardContextual"/>
-            </w:rPr>
-          </w:pPr>
-          <w:hyperlink w:anchor="_Toc239783607" w:history="1">
-            <w:r>
-              <w:rPr>
-                <w:rStyle w:val="Hyperlink"/>
-                <w:b/>
-                <w:bCs/>
-                <w:noProof/>
-                <w:sz w:val="16"/>
-                <w:szCs w:val="16"/>
-                <w:lang w:val="en-GB"/>
-              </w:rPr>
-              <w:t>5.1  Structure and grid do not belong together</w:t>
-            </w:r>
-            <w:r>
-              <w:rPr>
-                <w:noProof/>
-                <w:sz w:val="16"/>
-                <w:szCs w:val="16"/>
-              </w:rPr>
-              <w:tab/>
-            </w:r>
-            <w:r>
-              <w:rPr>
-                <w:noProof/>
-                <w:sz w:val="16"/>
-                <w:szCs w:val="16"/>
-              </w:rPr>
-              <w:fldChar w:fldCharType="begin"/>
-            </w:r>
-            <w:r>
-              <w:rPr>
-                <w:noProof/>
-                <w:sz w:val="16"/>
-                <w:szCs w:val="16"/>
-              </w:rPr>
-              <w:instrText xml:space="preserve"> PAGEREF _Toc239783607 \h </w:instrText>
-            </w:r>
-            <w:r>
-              <w:rPr>
-                <w:noProof/>
-                <w:sz w:val="16"/>
-                <w:szCs w:val="16"/>
-              </w:rPr>
-            </w:r>
-            <w:r>
-              <w:rPr>
-                <w:noProof/>
-                <w:sz w:val="16"/>
-                <w:szCs w:val="16"/>
-              </w:rPr>
-              <w:fldChar w:fldCharType="separate"/>
-            </w:r>
-            <w:r>
-              <w:rPr>
-                <w:noProof/>
-                <w:sz w:val="16"/>
-                <w:szCs w:val="16"/>
-              </w:rPr>
-              <w:t>15</w:t>
-            </w:r>
-            <w:r>
-              <w:rPr>
-                <w:noProof/>
-                <w:sz w:val="16"/>
-                <w:szCs w:val="16"/>
-              </w:rPr>
-              <w:fldChar w:fldCharType="end"/>
-            </w:r>
-          </w:hyperlink>
-        </w:p>
-        <w:p>
-          <w:pPr>
-            <w:pStyle w:val="Verzeichnis2"/>
-            <w:tabs>
-              <w:tab w:val="right" w:leader="dot" w:pos="9016"/>
-            </w:tabs>
-            <w:rPr>
-              <w:rFonts w:asciiTheme="minorHAnsi" w:eastAsiaTheme="minorEastAsia" w:hAnsiTheme="minorHAnsi" w:cstheme="minorBidi"/>
-              <w:noProof/>
-              <w:kern w:val="2"/>
-              <w:sz w:val="18"/>
-              <w:szCs w:val="18"/>
-              <w14:ligatures w14:val="standardContextual"/>
-            </w:rPr>
-          </w:pPr>
-          <w:hyperlink w:anchor="_Toc239783608" w:history="1">
-            <w:r>
-              <w:rPr>
-                <w:rStyle w:val="Hyperlink"/>
-                <w:b/>
-                <w:bCs/>
-                <w:noProof/>
-                <w:sz w:val="16"/>
-                <w:szCs w:val="16"/>
-                <w:lang w:val="en-GB"/>
-              </w:rPr>
-              <w:t>5.2  The ray leaving its own halogen</w:t>
-            </w:r>
-            <w:r>
-              <w:rPr>
-                <w:noProof/>
-                <w:sz w:val="16"/>
-                <w:szCs w:val="16"/>
-              </w:rPr>
-              <w:tab/>
-            </w:r>
-            <w:r>
-              <w:rPr>
-                <w:noProof/>
-                <w:sz w:val="16"/>
-                <w:szCs w:val="16"/>
-              </w:rPr>
-              <w:fldChar w:fldCharType="begin"/>
-            </w:r>
-            <w:r>
-              <w:rPr>
-                <w:noProof/>
-                <w:sz w:val="16"/>
-                <w:szCs w:val="16"/>
-              </w:rPr>
-              <w:instrText xml:space="preserve"> PAGEREF _Toc239783608 \h </w:instrText>
-            </w:r>
-            <w:r>
-              <w:rPr>
-                <w:noProof/>
-                <w:sz w:val="16"/>
-                <w:szCs w:val="16"/>
-              </w:rPr>
-            </w:r>
-            <w:r>
-              <w:rPr>
-                <w:noProof/>
-                <w:sz w:val="16"/>
-                <w:szCs w:val="16"/>
-              </w:rPr>
-              <w:fldChar w:fldCharType="separate"/>
-            </w:r>
-            <w:r>
-              <w:rPr>
-                <w:noProof/>
-                <w:sz w:val="16"/>
-                <w:szCs w:val="16"/>
-              </w:rPr>
-              <w:t>15</w:t>
-            </w:r>
-            <w:r>
-              <w:rPr>
-                <w:noProof/>
-                <w:sz w:val="16"/>
-                <w:szCs w:val="16"/>
-              </w:rPr>
-              <w:fldChar w:fldCharType="end"/>
-            </w:r>
-          </w:hyperlink>
-        </w:p>
-        <w:p>
-          <w:pPr>
-            <w:pStyle w:val="Verzeichnis2"/>
-            <w:tabs>
-              <w:tab w:val="right" w:leader="dot" w:pos="9016"/>
-            </w:tabs>
-            <w:rPr>
-              <w:rFonts w:asciiTheme="minorHAnsi" w:eastAsiaTheme="minorEastAsia" w:hAnsiTheme="minorHAnsi" w:cstheme="minorBidi"/>
-              <w:noProof/>
-              <w:kern w:val="2"/>
-              <w:sz w:val="18"/>
-              <w:szCs w:val="18"/>
-              <w14:ligatures w14:val="standardContextual"/>
-            </w:rPr>
-          </w:pPr>
-          <w:hyperlink w:anchor="_Toc239783609" w:history="1">
-            <w:r>
-              <w:rPr>
-                <w:rStyle w:val="Hyperlink"/>
-                <w:b/>
-                <w:bCs/>
-                <w:noProof/>
-                <w:sz w:val="16"/>
-                <w:szCs w:val="16"/>
-                <w:lang w:val="en-GB"/>
-              </w:rPr>
-              <w:t>5.3  Renderer behaviour</w:t>
-            </w:r>
-            <w:r>
-              <w:rPr>
-                <w:noProof/>
-                <w:sz w:val="16"/>
-                <w:szCs w:val="16"/>
-              </w:rPr>
-              <w:tab/>
-            </w:r>
-            <w:r>
-              <w:rPr>
-                <w:noProof/>
-                <w:sz w:val="16"/>
-                <w:szCs w:val="16"/>
-              </w:rPr>
-              <w:fldChar w:fldCharType="begin"/>
-            </w:r>
-            <w:r>
-              <w:rPr>
-                <w:noProof/>
-                <w:sz w:val="16"/>
-                <w:szCs w:val="16"/>
-              </w:rPr>
-              <w:instrText xml:space="preserve"> PAGEREF _Toc239783609 \h </w:instrText>
-            </w:r>
-            <w:r>
-              <w:rPr>
-                <w:noProof/>
-                <w:sz w:val="16"/>
-                <w:szCs w:val="16"/>
-              </w:rPr>
-            </w:r>
-            <w:r>
-              <w:rPr>
-                <w:noProof/>
-                <w:sz w:val="16"/>
-                <w:szCs w:val="16"/>
-              </w:rPr>
-              <w:fldChar w:fldCharType="separate"/>
-            </w:r>
-            <w:r>
-              <w:rPr>
-                <w:noProof/>
-                <w:sz w:val="16"/>
-                <w:szCs w:val="16"/>
-              </w:rPr>
-              <w:t>16</w:t>
-            </w:r>
-            <w:r>
-              <w:rPr>
-                <w:noProof/>
-                <w:sz w:val="16"/>
-                <w:szCs w:val="16"/>
-              </w:rPr>
-              <w:fldChar w:fldCharType="end"/>
-            </w:r>
-          </w:hyperlink>
-        </w:p>
-        <w:p>
-          <w:pPr>
-            <w:pStyle w:val="Verzeichnis1"/>
-            <w:tabs>
-              <w:tab w:val="right" w:leader="dot" w:pos="9016"/>
-            </w:tabs>
-            <w:rPr>
-              <w:rFonts w:asciiTheme="minorHAnsi" w:eastAsiaTheme="minorEastAsia" w:hAnsiTheme="minorHAnsi" w:cstheme="minorBidi"/>
-              <w:noProof/>
-              <w:kern w:val="2"/>
-              <w:sz w:val="18"/>
-              <w:szCs w:val="18"/>
-              <w14:ligatures w14:val="standardContextual"/>
-            </w:rPr>
-          </w:pPr>
-          <w:hyperlink w:anchor="_Toc239783610" w:history="1">
-            <w:r>
-              <w:rPr>
-                <w:rStyle w:val="Hyperlink"/>
-                <w:b/>
-                <w:bCs/>
-                <w:noProof/>
-                <w:sz w:val="16"/>
-                <w:szCs w:val="16"/>
-                <w:lang w:val="en-GB"/>
-              </w:rPr>
-              <w:t>6  Discussion</w:t>
-            </w:r>
-            <w:r>
-              <w:rPr>
-                <w:noProof/>
-                <w:sz w:val="16"/>
-                <w:szCs w:val="16"/>
-              </w:rPr>
-              <w:tab/>
-            </w:r>
-            <w:r>
-              <w:rPr>
-                <w:noProof/>
-                <w:sz w:val="16"/>
-                <w:szCs w:val="16"/>
-              </w:rPr>
-              <w:fldChar w:fldCharType="begin"/>
-            </w:r>
-            <w:r>
-              <w:rPr>
-                <w:noProof/>
-                <w:sz w:val="16"/>
-                <w:szCs w:val="16"/>
-              </w:rPr>
-              <w:instrText xml:space="preserve"> PAGEREF _Toc239783610 \h </w:instrText>
-            </w:r>
-            <w:r>
-              <w:rPr>
-                <w:noProof/>
-                <w:sz w:val="16"/>
-                <w:szCs w:val="16"/>
-              </w:rPr>
-            </w:r>
-            <w:r>
-              <w:rPr>
-                <w:noProof/>
-                <w:sz w:val="16"/>
-                <w:szCs w:val="16"/>
-              </w:rPr>
-              <w:fldChar w:fldCharType="separate"/>
-            </w:r>
-            <w:r>
-              <w:rPr>
-                <w:noProof/>
-                <w:sz w:val="16"/>
-                <w:szCs w:val="16"/>
-              </w:rPr>
-              <w:t>17</w:t>
-            </w:r>
-            <w:r>
-              <w:rPr>
-                <w:noProof/>
-                <w:sz w:val="16"/>
-                <w:szCs w:val="16"/>
-              </w:rPr>
-              <w:fldChar w:fldCharType="end"/>
-            </w:r>
-          </w:hyperlink>
-        </w:p>
-        <w:p>
-          <w:pPr>
-            <w:pStyle w:val="Verzeichnis2"/>
-            <w:tabs>
-              <w:tab w:val="right" w:leader="dot" w:pos="9016"/>
-            </w:tabs>
-            <w:rPr>
-              <w:rFonts w:asciiTheme="minorHAnsi" w:eastAsiaTheme="minorEastAsia" w:hAnsiTheme="minorHAnsi" w:cstheme="minorBidi"/>
-              <w:noProof/>
-              <w:kern w:val="2"/>
-              <w:sz w:val="18"/>
-              <w:szCs w:val="18"/>
-              <w14:ligatures w14:val="standardContextual"/>
-            </w:rPr>
-          </w:pPr>
-          <w:hyperlink w:anchor="_Toc239783611" w:history="1">
-            <w:r>
-              <w:rPr>
-                <w:rStyle w:val="Hyperlink"/>
-                <w:b/>
-                <w:bCs/>
-                <w:noProof/>
-                <w:sz w:val="16"/>
-                <w:szCs w:val="16"/>
-                <w:lang w:val="en-GB"/>
-              </w:rPr>
-              <w:t>6.1  What is viewer-dependent and what is not</w:t>
-            </w:r>
-            <w:r>
-              <w:rPr>
-                <w:noProof/>
-                <w:sz w:val="16"/>
-                <w:szCs w:val="16"/>
-              </w:rPr>
-              <w:tab/>
-            </w:r>
-            <w:r>
-              <w:rPr>
-                <w:noProof/>
-                <w:sz w:val="16"/>
-                <w:szCs w:val="16"/>
-              </w:rPr>
-              <w:fldChar w:fldCharType="begin"/>
-            </w:r>
-            <w:r>
-              <w:rPr>
-                <w:noProof/>
-                <w:sz w:val="16"/>
-                <w:szCs w:val="16"/>
-              </w:rPr>
-              <w:instrText xml:space="preserve"> PAGEREF _Toc239783611 \h </w:instrText>
-            </w:r>
-            <w:r>
-              <w:rPr>
-                <w:noProof/>
-                <w:sz w:val="16"/>
-                <w:szCs w:val="16"/>
-              </w:rPr>
-            </w:r>
-            <w:r>
-              <w:rPr>
-                <w:noProof/>
-                <w:sz w:val="16"/>
-                <w:szCs w:val="16"/>
-              </w:rPr>
-              <w:fldChar w:fldCharType="separate"/>
-            </w:r>
-            <w:r>
-              <w:rPr>
-                <w:noProof/>
-                <w:sz w:val="16"/>
-                <w:szCs w:val="16"/>
-              </w:rPr>
-              <w:t>17</w:t>
-            </w:r>
-            <w:r>
-              <w:rPr>
-                <w:noProof/>
-                <w:sz w:val="16"/>
-                <w:szCs w:val="16"/>
-              </w:rPr>
-              <w:fldChar w:fldCharType="end"/>
-            </w:r>
-          </w:hyperlink>
-        </w:p>
-        <w:p>
-          <w:pPr>
-            <w:pStyle w:val="Verzeichnis2"/>
-            <w:tabs>
-              <w:tab w:val="right" w:leader="dot" w:pos="9016"/>
-            </w:tabs>
-            <w:rPr>
-              <w:rFonts w:asciiTheme="minorHAnsi" w:eastAsiaTheme="minorEastAsia" w:hAnsiTheme="minorHAnsi" w:cstheme="minorBidi"/>
-              <w:noProof/>
-              <w:kern w:val="2"/>
-              <w:sz w:val="18"/>
-              <w:szCs w:val="18"/>
-              <w14:ligatures w14:val="standardContextual"/>
-            </w:rPr>
-          </w:pPr>
-          <w:hyperlink w:anchor="_Toc239783612" w:history="1">
-            <w:r>
-              <w:rPr>
-                <w:rStyle w:val="Hyperlink"/>
-                <w:b/>
-                <w:bCs/>
-                <w:noProof/>
-                <w:sz w:val="16"/>
-                <w:szCs w:val="16"/>
-              </w:rPr>
-              <w:t>6.2  Which pipeline for what</w:t>
-            </w:r>
-            <w:r>
-              <w:rPr>
-                <w:noProof/>
-                <w:sz w:val="16"/>
-                <w:szCs w:val="16"/>
-              </w:rPr>
-              <w:tab/>
-            </w:r>
-            <w:r>
-              <w:rPr>
-                <w:noProof/>
-                <w:sz w:val="16"/>
-                <w:szCs w:val="16"/>
-              </w:rPr>
-              <w:fldChar w:fldCharType="begin"/>
-            </w:r>
-            <w:r>
-              <w:rPr>
-                <w:noProof/>
-                <w:sz w:val="16"/>
-                <w:szCs w:val="16"/>
-              </w:rPr>
-              <w:instrText xml:space="preserve"> PAGEREF _Toc239783612 \h </w:instrText>
-            </w:r>
-            <w:r>
-              <w:rPr>
-                <w:noProof/>
-                <w:sz w:val="16"/>
-                <w:szCs w:val="16"/>
-              </w:rPr>
-            </w:r>
-            <w:r>
-              <w:rPr>
-                <w:noProof/>
-                <w:sz w:val="16"/>
-                <w:szCs w:val="16"/>
-              </w:rPr>
-              <w:fldChar w:fldCharType="separate"/>
-            </w:r>
-            <w:r>
-              <w:rPr>
-                <w:noProof/>
-                <w:sz w:val="16"/>
-                <w:szCs w:val="16"/>
-              </w:rPr>
-              <w:t>17</w:t>
-            </w:r>
-            <w:r>
-              <w:rPr>
-                <w:noProof/>
-                <w:sz w:val="16"/>
-                <w:szCs w:val="16"/>
-              </w:rPr>
-              <w:fldChar w:fldCharType="end"/>
-            </w:r>
-          </w:hyperlink>
-        </w:p>
-        <w:p>
-          <w:pPr>
-            <w:pStyle w:val="Verzeichnis2"/>
-            <w:tabs>
-              <w:tab w:val="right" w:leader="dot" w:pos="9016"/>
-            </w:tabs>
-            <w:rPr>
-              <w:rFonts w:asciiTheme="minorHAnsi" w:eastAsiaTheme="minorEastAsia" w:hAnsiTheme="minorHAnsi" w:cstheme="minorBidi"/>
-              <w:noProof/>
-              <w:kern w:val="2"/>
-              <w:sz w:val="18"/>
-              <w:szCs w:val="18"/>
-              <w14:ligatures w14:val="standardContextual"/>
-            </w:rPr>
-          </w:pPr>
-          <w:hyperlink w:anchor="_Toc239783613" w:history="1">
-            <w:r>
-              <w:rPr>
-                <w:rStyle w:val="Hyperlink"/>
-                <w:b/>
-                <w:bCs/>
-                <w:noProof/>
-                <w:sz w:val="16"/>
-                <w:szCs w:val="16"/>
-              </w:rPr>
-              <w:t>6.3  Limitations</w:t>
-            </w:r>
-            <w:r>
-              <w:rPr>
-                <w:noProof/>
-                <w:sz w:val="16"/>
-                <w:szCs w:val="16"/>
-              </w:rPr>
-              <w:tab/>
-            </w:r>
-            <w:r>
-              <w:rPr>
-                <w:noProof/>
-                <w:sz w:val="16"/>
-                <w:szCs w:val="16"/>
-              </w:rPr>
-              <w:fldChar w:fldCharType="begin"/>
-            </w:r>
-            <w:r>
-              <w:rPr>
-                <w:noProof/>
-                <w:sz w:val="16"/>
-                <w:szCs w:val="16"/>
-              </w:rPr>
-              <w:instrText xml:space="preserve"> PAGEREF _Toc239783613 \h </w:instrText>
-            </w:r>
-            <w:r>
-              <w:rPr>
-                <w:noProof/>
-                <w:sz w:val="16"/>
-                <w:szCs w:val="16"/>
-              </w:rPr>
-            </w:r>
-            <w:r>
-              <w:rPr>
-                <w:noProof/>
-                <w:sz w:val="16"/>
-                <w:szCs w:val="16"/>
-              </w:rPr>
-              <w:fldChar w:fldCharType="separate"/>
-            </w:r>
-            <w:r>
-              <w:rPr>
-                <w:noProof/>
-                <w:sz w:val="16"/>
-                <w:szCs w:val="16"/>
-              </w:rPr>
-              <w:t>17</w:t>
-            </w:r>
-            <w:r>
-              <w:rPr>
-                <w:noProof/>
-                <w:sz w:val="16"/>
-                <w:szCs w:val="16"/>
-              </w:rPr>
-              <w:fldChar w:fldCharType="end"/>
-            </w:r>
-          </w:hyperlink>
-        </w:p>
-        <w:p>
-          <w:pPr>
-            <w:pStyle w:val="Verzeichnis1"/>
-            <w:tabs>
-              <w:tab w:val="right" w:leader="dot" w:pos="9016"/>
-            </w:tabs>
-            <w:rPr>
-              <w:rFonts w:asciiTheme="minorHAnsi" w:eastAsiaTheme="minorEastAsia" w:hAnsiTheme="minorHAnsi" w:cstheme="minorBidi"/>
-              <w:noProof/>
-              <w:kern w:val="2"/>
-              <w:sz w:val="18"/>
-              <w:szCs w:val="18"/>
-              <w14:ligatures w14:val="standardContextual"/>
-            </w:rPr>
-          </w:pPr>
-          <w:hyperlink w:anchor="_Toc239783614" w:history="1">
-            <w:r>
-              <w:rPr>
-                <w:rStyle w:val="Hyperlink"/>
-                <w:b/>
-                <w:bCs/>
-                <w:noProof/>
-                <w:sz w:val="16"/>
-                <w:szCs w:val="16"/>
-                <w:lang w:val="en-GB"/>
-              </w:rPr>
-              <w:t>7  Outlook</w:t>
-            </w:r>
-            <w:r>
-              <w:rPr>
-                <w:noProof/>
-                <w:sz w:val="16"/>
-                <w:szCs w:val="16"/>
-              </w:rPr>
-              <w:tab/>
-            </w:r>
-            <w:r>
-              <w:rPr>
-                <w:noProof/>
-                <w:sz w:val="16"/>
-                <w:szCs w:val="16"/>
-              </w:rPr>
-              <w:fldChar w:fldCharType="begin"/>
-            </w:r>
-            <w:r>
-              <w:rPr>
-                <w:noProof/>
-                <w:sz w:val="16"/>
-                <w:szCs w:val="16"/>
-              </w:rPr>
-              <w:instrText xml:space="preserve"> PAGEREF _Toc239783614 \h </w:instrText>
-            </w:r>
-            <w:r>
-              <w:rPr>
-                <w:noProof/>
-                <w:sz w:val="16"/>
-                <w:szCs w:val="16"/>
-              </w:rPr>
-            </w:r>
-            <w:r>
-              <w:rPr>
-                <w:noProof/>
-                <w:sz w:val="16"/>
-                <w:szCs w:val="16"/>
-              </w:rPr>
-              <w:fldChar w:fldCharType="separate"/>
-            </w:r>
-            <w:r>
-              <w:rPr>
-                <w:noProof/>
-                <w:sz w:val="16"/>
-                <w:szCs w:val="16"/>
               </w:rPr>
               <w:t>18</w:t>
             </w:r>
             <w:r>
               <w:rPr>
                 <w:noProof/>
-                <w:sz w:val="16"/>
-                <w:szCs w:val="16"/>
-              </w:rPr>
-              <w:fldChar w:fldCharType="end"/>
-            </w:r>
-          </w:hyperlink>
-        </w:p>
-        <w:p>
-          <w:pPr>
-            <w:pStyle w:val="Verzeichnis2"/>
-            <w:tabs>
-              <w:tab w:val="right" w:leader="dot" w:pos="9016"/>
-            </w:tabs>
-            <w:rPr>
-              <w:rFonts w:asciiTheme="minorHAnsi" w:eastAsiaTheme="minorEastAsia" w:hAnsiTheme="minorHAnsi" w:cstheme="minorBidi"/>
-              <w:noProof/>
-              <w:kern w:val="2"/>
-              <w:sz w:val="18"/>
-              <w:szCs w:val="18"/>
-              <w14:ligatures w14:val="standardContextual"/>
-            </w:rPr>
-          </w:pPr>
-          <w:hyperlink w:anchor="_Toc239783615" w:history="1">
-            <w:r>
-              <w:rPr>
-                <w:rStyle w:val="Hyperlink"/>
-                <w:b/>
-                <w:bCs/>
-                <w:noProof/>
-                <w:sz w:val="16"/>
-                <w:szCs w:val="16"/>
-                <w:lang w:val="en-GB"/>
-              </w:rPr>
-              <w:t>7.1  Electrostatic complementarity</w:t>
-            </w:r>
-            <w:r>
-              <w:rPr>
-                <w:noProof/>
-                <w:sz w:val="16"/>
-                <w:szCs w:val="16"/>
-              </w:rPr>
-              <w:tab/>
-            </w:r>
-            <w:r>
-              <w:rPr>
-                <w:noProof/>
-                <w:sz w:val="16"/>
-                <w:szCs w:val="16"/>
-              </w:rPr>
-              <w:fldChar w:fldCharType="begin"/>
-            </w:r>
-            <w:r>
-              <w:rPr>
-                <w:noProof/>
-                <w:sz w:val="16"/>
-                <w:szCs w:val="16"/>
-              </w:rPr>
-              <w:instrText xml:space="preserve"> PAGEREF _Toc239783615 \h </w:instrText>
-            </w:r>
-            <w:r>
-              <w:rPr>
-                <w:noProof/>
-                <w:sz w:val="16"/>
-                <w:szCs w:val="16"/>
-              </w:rPr>
-            </w:r>
-            <w:r>
-              <w:rPr>
-                <w:noProof/>
-                <w:sz w:val="16"/>
-                <w:szCs w:val="16"/>
-              </w:rPr>
-              <w:fldChar w:fldCharType="separate"/>
-            </w:r>
-            <w:r>
-              <w:rPr>
-                <w:noProof/>
-                <w:sz w:val="16"/>
-                <w:szCs w:val="16"/>
-              </w:rPr>
-              <w:t>18</w:t>
-            </w:r>
-            <w:r>
-              <w:rPr>
-                <w:noProof/>
-                <w:sz w:val="16"/>
-                <w:szCs w:val="16"/>
-              </w:rPr>
-              <w:fldChar w:fldCharType="end"/>
-            </w:r>
-          </w:hyperlink>
-        </w:p>
-        <w:p>
-          <w:pPr>
-            <w:pStyle w:val="Verzeichnis2"/>
-            <w:tabs>
-              <w:tab w:val="right" w:leader="dot" w:pos="9016"/>
-            </w:tabs>
-            <w:rPr>
-              <w:rFonts w:asciiTheme="minorHAnsi" w:eastAsiaTheme="minorEastAsia" w:hAnsiTheme="minorHAnsi" w:cstheme="minorBidi"/>
-              <w:noProof/>
-              <w:kern w:val="2"/>
-              <w:sz w:val="18"/>
-              <w:szCs w:val="18"/>
-              <w14:ligatures w14:val="standardContextual"/>
-            </w:rPr>
-          </w:pPr>
-          <w:hyperlink w:anchor="_Toc239783616" w:history="1">
-            <w:r>
-              <w:rPr>
-                <w:rStyle w:val="Hyperlink"/>
-                <w:b/>
-                <w:bCs/>
-                <w:noProof/>
-                <w:sz w:val="16"/>
-                <w:szCs w:val="16"/>
-                <w:lang w:val="en-GB"/>
-              </w:rPr>
-              <w:t>7.2  A third viewer</w:t>
-            </w:r>
-            <w:r>
-              <w:rPr>
-                <w:noProof/>
-                <w:sz w:val="16"/>
-                <w:szCs w:val="16"/>
-              </w:rPr>
-              <w:tab/>
-            </w:r>
-            <w:r>
-              <w:rPr>
-                <w:noProof/>
-                <w:sz w:val="16"/>
-                <w:szCs w:val="16"/>
-              </w:rPr>
-              <w:fldChar w:fldCharType="begin"/>
-            </w:r>
-            <w:r>
-              <w:rPr>
-                <w:noProof/>
-                <w:sz w:val="16"/>
-                <w:szCs w:val="16"/>
-              </w:rPr>
-              <w:instrText xml:space="preserve"> PAGEREF _Toc239783616 \h </w:instrText>
-            </w:r>
-            <w:r>
-              <w:rPr>
-                <w:noProof/>
-                <w:sz w:val="16"/>
-                <w:szCs w:val="16"/>
-              </w:rPr>
-            </w:r>
-            <w:r>
-              <w:rPr>
-                <w:noProof/>
-                <w:sz w:val="16"/>
-                <w:szCs w:val="16"/>
-              </w:rPr>
-              <w:fldChar w:fldCharType="separate"/>
-            </w:r>
-            <w:r>
-              <w:rPr>
-                <w:noProof/>
-                <w:sz w:val="16"/>
-                <w:szCs w:val="16"/>
-              </w:rPr>
-              <w:t>18</w:t>
-            </w:r>
-            <w:r>
-              <w:rPr>
-                <w:noProof/>
-                <w:sz w:val="16"/>
-                <w:szCs w:val="16"/>
-              </w:rPr>
-              <w:fldChar w:fldCharType="end"/>
-            </w:r>
-          </w:hyperlink>
-        </w:p>
-        <w:p>
-          <w:pPr>
-            <w:pStyle w:val="Verzeichnis2"/>
-            <w:tabs>
-              <w:tab w:val="right" w:leader="dot" w:pos="9016"/>
-            </w:tabs>
-            <w:rPr>
-              <w:rFonts w:asciiTheme="minorHAnsi" w:eastAsiaTheme="minorEastAsia" w:hAnsiTheme="minorHAnsi" w:cstheme="minorBidi"/>
-              <w:noProof/>
-              <w:kern w:val="2"/>
-              <w:sz w:val="18"/>
-              <w:szCs w:val="18"/>
-              <w14:ligatures w14:val="standardContextual"/>
-            </w:rPr>
-          </w:pPr>
-          <w:hyperlink w:anchor="_Toc239783617" w:history="1">
-            <w:r>
-              <w:rPr>
-                <w:rStyle w:val="Hyperlink"/>
-                <w:b/>
-                <w:bCs/>
-                <w:noProof/>
-                <w:sz w:val="16"/>
-                <w:szCs w:val="16"/>
-                <w:lang w:val="en-GB"/>
-              </w:rPr>
-              <w:t>7.3  The missing axis</w:t>
-            </w:r>
-            <w:r>
-              <w:rPr>
-                <w:noProof/>
-                <w:sz w:val="16"/>
-                <w:szCs w:val="16"/>
-              </w:rPr>
-              <w:tab/>
-            </w:r>
-            <w:r>
-              <w:rPr>
-                <w:noProof/>
-                <w:sz w:val="16"/>
-                <w:szCs w:val="16"/>
-              </w:rPr>
-              <w:fldChar w:fldCharType="begin"/>
-            </w:r>
-            <w:r>
-              <w:rPr>
-                <w:noProof/>
-                <w:sz w:val="16"/>
-                <w:szCs w:val="16"/>
-              </w:rPr>
-              <w:instrText xml:space="preserve"> PAGEREF _Toc239783617 \h </w:instrText>
-            </w:r>
-            <w:r>
-              <w:rPr>
-                <w:noProof/>
-                <w:sz w:val="16"/>
-                <w:szCs w:val="16"/>
-              </w:rPr>
-            </w:r>
-            <w:r>
-              <w:rPr>
-                <w:noProof/>
-                <w:sz w:val="16"/>
-                <w:szCs w:val="16"/>
-              </w:rPr>
-              <w:fldChar w:fldCharType="separate"/>
-            </w:r>
-            <w:r>
-              <w:rPr>
-                <w:noProof/>
-                <w:sz w:val="16"/>
-                <w:szCs w:val="16"/>
-              </w:rPr>
-              <w:t>18</w:t>
-            </w:r>
-            <w:r>
-              <w:rPr>
-                <w:noProof/>
-                <w:sz w:val="16"/>
-                <w:szCs w:val="16"/>
-              </w:rPr>
-              <w:fldChar w:fldCharType="end"/>
-            </w:r>
-          </w:hyperlink>
-        </w:p>
-        <w:p>
-          <w:pPr>
-            <w:pStyle w:val="Verzeichnis1"/>
-            <w:tabs>
-              <w:tab w:val="right" w:leader="dot" w:pos="9016"/>
-            </w:tabs>
-            <w:rPr>
-              <w:rFonts w:asciiTheme="minorHAnsi" w:eastAsiaTheme="minorEastAsia" w:hAnsiTheme="minorHAnsi" w:cstheme="minorBidi"/>
-              <w:noProof/>
-              <w:kern w:val="2"/>
-              <w:sz w:val="18"/>
-              <w:szCs w:val="18"/>
-              <w14:ligatures w14:val="standardContextual"/>
-            </w:rPr>
-          </w:pPr>
-          <w:hyperlink w:anchor="_Toc239783618" w:history="1">
-            <w:r>
-              <w:rPr>
-                <w:rStyle w:val="Hyperlink"/>
-                <w:b/>
-                <w:bCs/>
-                <w:noProof/>
-                <w:sz w:val="16"/>
-                <w:szCs w:val="16"/>
-              </w:rPr>
-              <w:t>8  References</w:t>
-            </w:r>
-            <w:r>
-              <w:rPr>
-                <w:noProof/>
-                <w:sz w:val="16"/>
-                <w:szCs w:val="16"/>
-              </w:rPr>
-              <w:tab/>
-            </w:r>
-            <w:r>
-              <w:rPr>
-                <w:noProof/>
-                <w:sz w:val="16"/>
-                <w:szCs w:val="16"/>
-              </w:rPr>
-              <w:fldChar w:fldCharType="begin"/>
-            </w:r>
-            <w:r>
-              <w:rPr>
-                <w:noProof/>
-                <w:sz w:val="16"/>
-                <w:szCs w:val="16"/>
-              </w:rPr>
-              <w:instrText xml:space="preserve"> PAGEREF _Toc239783618 \h </w:instrText>
-            </w:r>
-            <w:r>
-              <w:rPr>
-                <w:noProof/>
-                <w:sz w:val="16"/>
-                <w:szCs w:val="16"/>
-              </w:rPr>
-            </w:r>
-            <w:r>
-              <w:rPr>
-                <w:noProof/>
-                <w:sz w:val="16"/>
-                <w:szCs w:val="16"/>
-              </w:rPr>
-              <w:fldChar w:fldCharType="separate"/>
-            </w:r>
-            <w:r>
-              <w:rPr>
-                <w:noProof/>
-                <w:sz w:val="16"/>
-                <w:szCs w:val="16"/>
-              </w:rPr>
-              <w:t>19</w:t>
-            </w:r>
-            <w:r>
-              <w:rPr>
-                <w:noProof/>
-                <w:sz w:val="16"/>
-                <w:szCs w:val="16"/>
-              </w:rPr>
-              <w:fldChar w:fldCharType="end"/>
-            </w:r>
-          </w:hyperlink>
-        </w:p>
-        <w:p>
-          <w:pPr>
-            <w:pStyle w:val="Verzeichnis2"/>
-            <w:tabs>
-              <w:tab w:val="right" w:leader="dot" w:pos="9016"/>
-            </w:tabs>
-            <w:rPr>
-              <w:rFonts w:asciiTheme="minorHAnsi" w:eastAsiaTheme="minorEastAsia" w:hAnsiTheme="minorHAnsi" w:cstheme="minorBidi"/>
-              <w:noProof/>
-              <w:kern w:val="2"/>
-              <w:sz w:val="18"/>
-              <w:szCs w:val="18"/>
-              <w14:ligatures w14:val="standardContextual"/>
-            </w:rPr>
-          </w:pPr>
-          <w:hyperlink w:anchor="_Toc239783619" w:history="1">
-            <w:r>
-              <w:rPr>
-                <w:rStyle w:val="Hyperlink"/>
-                <w:b/>
-                <w:bCs/>
-                <w:noProof/>
-                <w:sz w:val="16"/>
-                <w:szCs w:val="16"/>
-              </w:rPr>
-              <w:t>Method and convention</w:t>
-            </w:r>
-            <w:r>
-              <w:rPr>
-                <w:noProof/>
-                <w:sz w:val="16"/>
-                <w:szCs w:val="16"/>
-              </w:rPr>
-              <w:tab/>
-            </w:r>
-            <w:r>
-              <w:rPr>
-                <w:noProof/>
-                <w:sz w:val="16"/>
-                <w:szCs w:val="16"/>
-              </w:rPr>
-              <w:fldChar w:fldCharType="begin"/>
-            </w:r>
-            <w:r>
-              <w:rPr>
-                <w:noProof/>
-                <w:sz w:val="16"/>
-                <w:szCs w:val="16"/>
-              </w:rPr>
-              <w:instrText xml:space="preserve"> PAGEREF _Toc239783619 \h </w:instrText>
-            </w:r>
-            <w:r>
-              <w:rPr>
-                <w:noProof/>
-                <w:sz w:val="16"/>
-                <w:szCs w:val="16"/>
-              </w:rPr>
-            </w:r>
-            <w:r>
-              <w:rPr>
-                <w:noProof/>
-                <w:sz w:val="16"/>
-                <w:szCs w:val="16"/>
-              </w:rPr>
-              <w:fldChar w:fldCharType="separate"/>
-            </w:r>
-            <w:r>
-              <w:rPr>
-                <w:noProof/>
-                <w:sz w:val="16"/>
-                <w:szCs w:val="16"/>
-              </w:rPr>
-              <w:t>19</w:t>
-            </w:r>
-            <w:r>
-              <w:rPr>
-                <w:noProof/>
-                <w:sz w:val="16"/>
-                <w:szCs w:val="16"/>
-              </w:rPr>
-              <w:fldChar w:fldCharType="end"/>
-            </w:r>
-          </w:hyperlink>
-        </w:p>
-        <w:p>
-          <w:pPr>
-            <w:pStyle w:val="Verzeichnis2"/>
-            <w:tabs>
-              <w:tab w:val="right" w:leader="dot" w:pos="9016"/>
-            </w:tabs>
-            <w:rPr>
-              <w:rFonts w:asciiTheme="minorHAnsi" w:eastAsiaTheme="minorEastAsia" w:hAnsiTheme="minorHAnsi" w:cstheme="minorBidi"/>
-              <w:noProof/>
-              <w:kern w:val="2"/>
-              <w:sz w:val="18"/>
-              <w:szCs w:val="18"/>
-              <w14:ligatures w14:val="standardContextual"/>
-            </w:rPr>
-          </w:pPr>
-          <w:hyperlink w:anchor="_Toc239783620" w:history="1">
-            <w:r>
-              <w:rPr>
-                <w:rStyle w:val="Hyperlink"/>
-                <w:b/>
-                <w:bCs/>
-                <w:noProof/>
-                <w:sz w:val="16"/>
-                <w:szCs w:val="16"/>
-              </w:rPr>
-              <w:t>σ</w:t>
-            </w:r>
-            <w:r>
-              <w:rPr>
-                <w:rStyle w:val="Hyperlink"/>
-                <w:b/>
-                <w:bCs/>
-                <w:noProof/>
-                <w:sz w:val="16"/>
-                <w:szCs w:val="16"/>
-                <w:lang w:val="en-GB"/>
-              </w:rPr>
-              <w:t>-hole values used in the literature comparison (§3.4)</w:t>
-            </w:r>
-            <w:r>
-              <w:rPr>
-                <w:noProof/>
-                <w:sz w:val="16"/>
-                <w:szCs w:val="16"/>
-              </w:rPr>
-              <w:tab/>
-            </w:r>
-            <w:r>
-              <w:rPr>
-                <w:noProof/>
-                <w:sz w:val="16"/>
-                <w:szCs w:val="16"/>
-              </w:rPr>
-              <w:fldChar w:fldCharType="begin"/>
-            </w:r>
-            <w:r>
-              <w:rPr>
-                <w:noProof/>
-                <w:sz w:val="16"/>
-                <w:szCs w:val="16"/>
-              </w:rPr>
-              <w:instrText xml:space="preserve"> PAGEREF _Toc239783620 \h </w:instrText>
-            </w:r>
-            <w:r>
-              <w:rPr>
-                <w:noProof/>
-                <w:sz w:val="16"/>
-                <w:szCs w:val="16"/>
-              </w:rPr>
-            </w:r>
-            <w:r>
-              <w:rPr>
-                <w:noProof/>
-                <w:sz w:val="16"/>
-                <w:szCs w:val="16"/>
-              </w:rPr>
-              <w:fldChar w:fldCharType="separate"/>
-            </w:r>
-            <w:r>
-              <w:rPr>
-                <w:noProof/>
-                <w:sz w:val="16"/>
-                <w:szCs w:val="16"/>
-              </w:rPr>
-              <w:t>19</w:t>
-            </w:r>
-            <w:r>
-              <w:rPr>
-                <w:noProof/>
-                <w:sz w:val="16"/>
-                <w:szCs w:val="16"/>
-              </w:rPr>
-              <w:fldChar w:fldCharType="end"/>
-            </w:r>
-          </w:hyperlink>
-        </w:p>
-        <w:p>
-          <w:pPr>
-            <w:pStyle w:val="Verzeichnis2"/>
-            <w:tabs>
-              <w:tab w:val="right" w:leader="dot" w:pos="9016"/>
-            </w:tabs>
-            <w:rPr>
-              <w:rFonts w:asciiTheme="minorHAnsi" w:eastAsiaTheme="minorEastAsia" w:hAnsiTheme="minorHAnsi" w:cstheme="minorBidi"/>
-              <w:noProof/>
-              <w:kern w:val="2"/>
-              <w:sz w:val="18"/>
-              <w:szCs w:val="18"/>
-              <w14:ligatures w14:val="standardContextual"/>
-            </w:rPr>
-          </w:pPr>
-          <w:hyperlink w:anchor="_Toc239783621" w:history="1">
-            <w:r>
-              <w:rPr>
-                <w:rStyle w:val="Hyperlink"/>
-                <w:b/>
-                <w:bCs/>
-                <w:noProof/>
-                <w:sz w:val="16"/>
-                <w:szCs w:val="16"/>
-              </w:rPr>
-              <w:t>Software</w:t>
-            </w:r>
-            <w:r>
-              <w:rPr>
-                <w:noProof/>
-                <w:sz w:val="16"/>
-                <w:szCs w:val="16"/>
-              </w:rPr>
-              <w:tab/>
-            </w:r>
-            <w:r>
-              <w:rPr>
-                <w:noProof/>
-                <w:sz w:val="16"/>
-                <w:szCs w:val="16"/>
-              </w:rPr>
-              <w:fldChar w:fldCharType="begin"/>
-            </w:r>
-            <w:r>
-              <w:rPr>
-                <w:noProof/>
-                <w:sz w:val="16"/>
-                <w:szCs w:val="16"/>
-              </w:rPr>
-              <w:instrText xml:space="preserve"> PAGEREF _Toc239783621 \h </w:instrText>
-            </w:r>
-            <w:r>
-              <w:rPr>
-                <w:noProof/>
-                <w:sz w:val="16"/>
-                <w:szCs w:val="16"/>
-              </w:rPr>
-            </w:r>
-            <w:r>
-              <w:rPr>
-                <w:noProof/>
-                <w:sz w:val="16"/>
-                <w:szCs w:val="16"/>
-              </w:rPr>
-              <w:fldChar w:fldCharType="separate"/>
-            </w:r>
-            <w:r>
-              <w:rPr>
-                <w:noProof/>
-                <w:sz w:val="16"/>
-                <w:szCs w:val="16"/>
-              </w:rPr>
-              <w:t>19</w:t>
-            </w:r>
-            <w:r>
-              <w:rPr>
-                <w:noProof/>
-                <w:sz w:val="16"/>
-                <w:szCs w:val="16"/>
-              </w:rPr>
-              <w:fldChar w:fldCharType="end"/>
-            </w:r>
-          </w:hyperlink>
-        </w:p>
-        <w:p>
-          <w:pPr>
-            <w:pStyle w:val="Verzeichnis2"/>
-            <w:tabs>
-              <w:tab w:val="right" w:leader="dot" w:pos="9016"/>
-            </w:tabs>
-            <w:rPr>
-              <w:rFonts w:asciiTheme="minorHAnsi" w:eastAsiaTheme="minorEastAsia" w:hAnsiTheme="minorHAnsi" w:cstheme="minorBidi"/>
-              <w:noProof/>
-              <w:kern w:val="2"/>
-              <w:sz w:val="18"/>
-              <w:szCs w:val="18"/>
-              <w14:ligatures w14:val="standardContextual"/>
-            </w:rPr>
-          </w:pPr>
-          <w:hyperlink w:anchor="_Toc239783622" w:history="1">
-            <w:r>
-              <w:rPr>
-                <w:rStyle w:val="Hyperlink"/>
-                <w:b/>
-                <w:bCs/>
-                <w:noProof/>
-                <w:sz w:val="16"/>
-                <w:szCs w:val="16"/>
-              </w:rPr>
-              <w:t>Workflow documentation</w:t>
-            </w:r>
-            <w:r>
-              <w:rPr>
-                <w:noProof/>
-                <w:sz w:val="16"/>
-                <w:szCs w:val="16"/>
-              </w:rPr>
-              <w:tab/>
-            </w:r>
-            <w:r>
-              <w:rPr>
-                <w:noProof/>
-                <w:sz w:val="16"/>
-                <w:szCs w:val="16"/>
-              </w:rPr>
-              <w:fldChar w:fldCharType="begin"/>
-            </w:r>
-            <w:r>
-              <w:rPr>
-                <w:noProof/>
-                <w:sz w:val="16"/>
-                <w:szCs w:val="16"/>
-              </w:rPr>
-              <w:instrText xml:space="preserve"> PAGEREF _Toc239783622 \h </w:instrText>
-            </w:r>
-            <w:r>
-              <w:rPr>
-                <w:noProof/>
-                <w:sz w:val="16"/>
-                <w:szCs w:val="16"/>
-              </w:rPr>
-            </w:r>
-            <w:r>
-              <w:rPr>
-                <w:noProof/>
-                <w:sz w:val="16"/>
-                <w:szCs w:val="16"/>
-              </w:rPr>
-              <w:fldChar w:fldCharType="separate"/>
-            </w:r>
-            <w:r>
-              <w:rPr>
-                <w:noProof/>
-                <w:sz w:val="16"/>
-                <w:szCs w:val="16"/>
-              </w:rPr>
-              <w:t>19</w:t>
-            </w:r>
-            <w:r>
-              <w:rPr>
-                <w:noProof/>
-                <w:sz w:val="16"/>
-                <w:szCs w:val="16"/>
               </w:rPr>
               <w:fldChar w:fldCharType="end"/>
             </w:r>
@@ -4262,15 +3183,17 @@
             </w:rPr>
             <w:fldChar w:fldCharType="end"/>
           </w:r>
+          <w:r>
+            <w:rPr>
+              <w:sz w:val="2"/>
+              <w:szCs w:val="2"/>
+            </w:rPr>
+            <w:t xml:space="preserve"> </w:t>
+          </w:r>
         </w:p>
       </w:sdtContent>
     </w:sdt>
     <w:p>
-      <w:r>
-        <w:br w:type="page"/>
-      </w:r>
-    </w:p>
-    <w:p>
       <w:pPr>
         <w:pStyle w:val="berschrift1"/>
         <w:rPr>
@@ -4279,7 +3202,7 @@
           <w:lang w:val="en-GB"/>
         </w:rPr>
       </w:pPr>
-      <w:bookmarkStart w:id="0" w:name="_Toc239783580"/>
+      <w:bookmarkStart w:id="0" w:name="_Toc239843713"/>
       <w:proofErr w:type="gramStart"/>
       <w:r>
         <w:rPr>
@@ -4301,7 +3224,7 @@
           <w:lang w:val="en-GB"/>
         </w:rPr>
       </w:pPr>
-      <w:bookmarkStart w:id="1" w:name="_Toc239783581"/>
+      <w:bookmarkStart w:id="1" w:name="_Toc239843714"/>
       <w:proofErr w:type="gramStart"/>
       <w:r>
         <w:rPr>
@@ -4405,20 +3328,12 @@
         </w:rPr>
         <w:t>, forming non-</w:t>
       </w:r>
-      <w:proofErr w:type="gramStart"/>
-      <w:r>
-        <w:rPr>
-          <w:lang w:val="en-GB"/>
-        </w:rPr>
-        <w:t>cova</w:t>
-      </w:r>
-      <w:r>
-        <w:rPr>
-          <w:lang w:val="en-GB"/>
-        </w:rPr>
-        <w:t>lent  bonds</w:t>
-      </w:r>
-      <w:proofErr w:type="gramEnd"/>
+      <w:r>
+        <w:rPr>
+          <w:lang w:val="en-GB"/>
+        </w:rPr>
+        <w:t>covalent bonds</w:t>
+      </w:r>
       <w:r>
         <w:rPr>
           <w:lang w:val="en-GB"/>
@@ -4434,7 +3349,7 @@
           <w:lang w:val="en-GB"/>
         </w:rPr>
       </w:pPr>
-      <w:bookmarkStart w:id="2" w:name="_Toc239783582"/>
+      <w:bookmarkStart w:id="2" w:name="_Toc239843715"/>
       <w:r>
         <w:rPr>
           <w:b/>
@@ -4512,10 +3427,32 @@
         <w:rPr>
           <w:lang w:val="en-GB"/>
         </w:rPr>
-        <w:t xml:space="preserve"> and VMD was chosen, as explained in the /docs/SoftwareEvaluation.pd</w:t>
-      </w:r>
-      <w:r>
-        <w:rPr>
+        <w:t xml:space="preserve"> and VMD </w:t>
+      </w:r>
+      <w:r>
+        <w:rPr>
+          <w:lang w:val="en-GB"/>
+        </w:rPr>
+        <w:t>were</w:t>
+      </w:r>
+      <w:r>
+        <w:rPr>
+          <w:lang w:val="en-GB"/>
+        </w:rPr>
+        <w:t xml:space="preserve"> chosen, as explained in the </w:t>
+      </w:r>
+      <w:r>
+        <w:rPr>
+          <w:i/>
+          <w:iCs/>
+          <w:lang w:val="en-GB"/>
+        </w:rPr>
+        <w:t>/docs/SoftwareEvaluation.pd</w:t>
+      </w:r>
+      <w:r>
+        <w:rPr>
+          <w:i/>
+          <w:iCs/>
           <w:lang w:val="en-GB"/>
         </w:rPr>
         <w:t>f</w:t>
@@ -4547,7 +3484,7 @@
           <w:lang w:val="en-GB"/>
         </w:rPr>
       </w:pPr>
-      <w:bookmarkStart w:id="3" w:name="_Toc239783583"/>
+      <w:bookmarkStart w:id="3" w:name="_Toc239843716"/>
       <w:proofErr w:type="gramStart"/>
       <w:r>
         <w:rPr>
@@ -4624,13 +3561,25 @@
         <w:rPr>
           <w:lang w:val="en-GB"/>
         </w:rPr>
-        <w:t>is</w:t>
-      </w:r>
-      <w:r>
-        <w:rPr>
-          <w:lang w:val="en-GB"/>
-        </w:rPr>
-        <w:t xml:space="preserve"> positive and concentrated, and the electrons, which are negative and diffuse. Where the electron density outweighs the nuclear </w:t>
+        <w:t>are</w:t>
+      </w:r>
+      <w:r>
+        <w:rPr>
+          <w:lang w:val="en-GB"/>
+        </w:rPr>
+        <w:t xml:space="preserve"> positive and concentrated</w:t>
+      </w:r>
+      <w:r>
+        <w:rPr>
+          <w:lang w:val="en-GB"/>
+        </w:rPr>
+        <w:t xml:space="preserve"> </w:t>
+      </w:r>
+      <w:r>
+        <w:rPr>
+          <w:lang w:val="en-GB"/>
+        </w:rPr>
+        <w:t xml:space="preserve">and the electrons, which are negative and diffuse. Where the electron density outweighs the nuclear </w:t>
       </w:r>
       <w:r>
         <w:rPr>
@@ -4763,7 +3712,21 @@
         <w:rPr>
           <w:lang w:val="en-GB"/>
         </w:rPr>
-        <w:t xml:space="preserve"> in the SoftwareEvaluation.pdf file</w:t>
+        <w:t xml:space="preserve"> in the </w:t>
+      </w:r>
+      <w:r>
+        <w:rPr>
+          <w:i/>
+          <w:iCs/>
+          <w:lang w:val="en-GB"/>
+        </w:rPr>
+        <w:t>SoftwareEvaluation.pdf</w:t>
+      </w:r>
+      <w:r>
+        <w:rPr>
+          <w:lang w:val="en-GB"/>
+        </w:rPr>
+        <w:t xml:space="preserve"> file</w:t>
       </w:r>
       <w:r>
         <w:rPr>
@@ -4780,7 +3743,7 @@
           <w:lang w:val="en-GB"/>
         </w:rPr>
       </w:pPr>
-      <w:bookmarkStart w:id="4" w:name="_Toc239783584"/>
+      <w:bookmarkStart w:id="4" w:name="_Toc239843717"/>
       <w:proofErr w:type="gramStart"/>
       <w:r>
         <w:rPr>
@@ -4931,19 +3894,43 @@
         </w:rPr>
         <w:t xml:space="preserve"> and is </w:t>
       </w:r>
+      <w:r>
+        <w:rPr>
+          <w:lang w:val="en-GB"/>
+        </w:rPr>
+        <w:t>linearly</w:t>
+      </w:r>
+      <w:r>
+        <w:rPr>
+          <w:lang w:val="en-GB"/>
+        </w:rPr>
+        <w:t xml:space="preserve"> interpolated by </w:t>
+      </w:r>
       <w:proofErr w:type="spellStart"/>
       <w:r>
         <w:rPr>
           <w:lang w:val="en-GB"/>
         </w:rPr>
-        <w:t>liniearly</w:t>
+        <w:t>PyMol</w:t>
       </w:r>
       <w:proofErr w:type="spellEnd"/>
       <w:r>
         <w:rPr>
           <w:lang w:val="en-GB"/>
         </w:rPr>
-        <w:t xml:space="preserve"> interpolated by </w:t>
+        <w:t xml:space="preserve"> and VMD itself. </w:t>
+      </w:r>
+      <w:r>
+        <w:rPr>
+          <w:lang w:val="en-GB"/>
+        </w:rPr>
+        <w:t xml:space="preserve">Both </w:t>
+      </w:r>
+      <w:r>
+        <w:rPr>
+          <w:lang w:val="en-GB"/>
+        </w:rPr>
+        <w:t xml:space="preserve">VMD and </w:t>
       </w:r>
       <w:proofErr w:type="spellStart"/>
       <w:r>
@@ -4957,47 +3944,55 @@
         <w:rPr>
           <w:lang w:val="en-GB"/>
         </w:rPr>
-        <w:t xml:space="preserve"> and VMD itself. </w:t>
-      </w:r>
-      <w:r>
-        <w:rPr>
-          <w:lang w:val="en-GB"/>
-        </w:rPr>
-        <w:t xml:space="preserve">Both </w:t>
-      </w:r>
-      <w:r>
-        <w:rPr>
-          <w:lang w:val="en-GB"/>
-        </w:rPr>
-        <w:t xml:space="preserve">VMD and </w:t>
+        <w:t xml:space="preserve"> generate it by marching cubes on the density </w:t>
+      </w:r>
+      <w:proofErr w:type="gramStart"/>
+      <w:r>
+        <w:rPr>
+          <w:lang w:val="en-GB"/>
+        </w:rPr>
+        <w:t>grid</w:t>
+      </w:r>
+      <w:proofErr w:type="gramEnd"/>
+      <w:r>
+        <w:rPr>
+          <w:lang w:val="en-GB"/>
+        </w:rPr>
+        <w:t xml:space="preserve"> </w:t>
+      </w:r>
+      <w:r>
+        <w:rPr>
+          <w:lang w:val="en-GB"/>
+        </w:rPr>
+        <w:t xml:space="preserve">and the potential is mapped onto the resulting vertices afterwards. The </w:t>
       </w:r>
       <w:proofErr w:type="spellStart"/>
       <w:r>
         <w:rPr>
           <w:lang w:val="en-GB"/>
         </w:rPr>
-        <w:t>PyMol</w:t>
+        <w:t>isovalue</w:t>
       </w:r>
       <w:proofErr w:type="spellEnd"/>
       <w:r>
         <w:rPr>
           <w:lang w:val="en-GB"/>
         </w:rPr>
-        <w:t xml:space="preserve"> generate it by marching cubes on the density grid, and the potential is mapped onto the resulting vertices afterwards. The </w:t>
-      </w:r>
-      <w:proofErr w:type="spellStart"/>
-      <w:r>
-        <w:rPr>
-          <w:lang w:val="en-GB"/>
-        </w:rPr>
-        <w:t>isovalue</w:t>
-      </w:r>
-      <w:proofErr w:type="spellEnd"/>
-      <w:r>
-        <w:rPr>
-          <w:lang w:val="en-GB"/>
-        </w:rPr>
-        <w:t xml:space="preserve"> is not fixed, it can be changed with the --iso option described in the respective README.md files. §4.1 shows what </w:t>
+        <w:t xml:space="preserve"> is not fixed, it can be changed with the --iso option described in the respective </w:t>
+      </w:r>
+      <w:r>
+        <w:rPr>
+          <w:i/>
+          <w:iCs/>
+          <w:lang w:val="en-GB"/>
+        </w:rPr>
+        <w:t>README.md</w:t>
+      </w:r>
+      <w:r>
+        <w:rPr>
+          <w:lang w:val="en-GB"/>
+        </w:rPr>
+        <w:t xml:space="preserve"> files. §4.1 shows what </w:t>
       </w:r>
       <w:proofErr w:type="gramStart"/>
       <w:r>
@@ -5011,7 +4006,7 @@
         <w:rPr>
           <w:lang w:val="en-GB"/>
         </w:rPr>
-        <w:t xml:space="preserve">: it is the single parameter that moves the reported </w:t>
+        <w:t xml:space="preserve">: it is the parameter that moves the reported </w:t>
       </w:r>
       <w:r>
         <w:t>σ</w:t>
@@ -5031,7 +4026,7 @@
           <w:lang w:val="en-GB"/>
         </w:rPr>
       </w:pPr>
-      <w:bookmarkStart w:id="5" w:name="_Toc239783585"/>
+      <w:bookmarkStart w:id="5" w:name="_Toc239843718"/>
       <w:proofErr w:type="gramStart"/>
       <w:r>
         <w:rPr>
@@ -5248,7 +4243,7 @@
           <w:lang w:val="en-GB"/>
         </w:rPr>
       </w:pPr>
-      <w:bookmarkStart w:id="6" w:name="_Toc239783586"/>
+      <w:bookmarkStart w:id="6" w:name="_Toc239843719"/>
       <w:proofErr w:type="gramStart"/>
       <w:r>
         <w:rPr>
@@ -5334,6 +4329,12 @@
           <w:lang w:val="en-GB"/>
         </w:rPr>
         <w:t xml:space="preserve"> make the point cleanly, all measured on the same 251³ grid at </w:t>
+      </w:r>
+      <w:r>
+        <w:rPr>
+          <w:lang w:val="en-GB"/>
+        </w:rPr>
+        <w:br/>
       </w:r>
       <w:r>
         <w:t>ρ</w:t>
@@ -6163,7 +5164,7 @@
           <w:lang w:val="en-GB"/>
         </w:rPr>
       </w:pPr>
-      <w:bookmarkStart w:id="7" w:name="_Toc239783588"/>
+      <w:bookmarkStart w:id="7" w:name="_Toc239843720"/>
       <w:proofErr w:type="gramStart"/>
       <w:r>
         <w:rPr>
@@ -6187,7 +5188,7 @@
           <w:lang w:val="en-GB"/>
         </w:rPr>
       </w:pPr>
-      <w:bookmarkStart w:id="8" w:name="_Toc239783589"/>
+      <w:bookmarkStart w:id="8" w:name="_Toc239843721"/>
       <w:proofErr w:type="gramStart"/>
       <w:r>
         <w:rPr>
@@ -6285,7 +5286,9 @@
       <w:proofErr w:type="spellStart"/>
       <w:r>
         <w:rPr>
-          <w:rFonts w:ascii="Consolas" w:eastAsia="Consolas" w:hAnsi="Consolas" w:cs="Consolas"/>
+          <w:rFonts w:eastAsia="Consolas"/>
+          <w:i/>
+          <w:iCs/>
           <w:lang w:val="en-GB"/>
         </w:rPr>
         <w:t>td.xyz</w:t>
@@ -6300,7 +5303,9 @@
       <w:proofErr w:type="spellStart"/>
       <w:r>
         <w:rPr>
-          <w:rFonts w:ascii="Consolas" w:eastAsia="Consolas" w:hAnsi="Consolas" w:cs="Consolas"/>
+          <w:rFonts w:eastAsia="Consolas"/>
+          <w:i/>
+          <w:iCs/>
           <w:lang w:val="en-GB"/>
         </w:rPr>
         <w:t>tp.xyz</w:t>
@@ -6394,7 +5399,7 @@
           <w:lang w:val="en-GB"/>
         </w:rPr>
       </w:pPr>
-      <w:bookmarkStart w:id="9" w:name="_Toc239783590"/>
+      <w:bookmarkStart w:id="9" w:name="_Toc239843722"/>
       <w:proofErr w:type="gramStart"/>
       <w:r>
         <w:rPr>
@@ -6474,7 +5479,27 @@
           <w:szCs w:val="20"/>
           <w:lang w:val="en-GB"/>
         </w:rPr>
-        <w:t>/tools/CreateTpTdFromSMILES.py</w:t>
+        <w:t>/tools/CreateTpTdFromS</w:t>
+      </w:r>
+      <w:r>
+        <w:rPr>
+          <w:i/>
+          <w:iCs/>
+          <w:sz w:val="20"/>
+          <w:szCs w:val="20"/>
+          <w:lang w:val="en-GB"/>
+        </w:rPr>
+        <w:t>miles</w:t>
+      </w:r>
+      <w:r>
+        <w:rPr>
+          <w:i/>
+          <w:iCs/>
+          <w:sz w:val="20"/>
+          <w:szCs w:val="20"/>
+          <w:lang w:val="en-GB"/>
+        </w:rPr>
+        <w:t>.py</w:t>
       </w:r>
       <w:r>
         <w:rPr>
@@ -6482,14 +5507,12 @@
         </w:rPr>
         <w:t xml:space="preserve"> converting tool, Triazolam, a benzodiazepine that carries 2 </w:t>
       </w:r>
-      <w:proofErr w:type="spellStart"/>
-      <w:r>
-        <w:rPr>
-          <w:lang w:val="en-GB"/>
-        </w:rPr>
-        <w:t>halogenes</w:t>
-      </w:r>
-      <w:proofErr w:type="spellEnd"/>
+      <w:r>
+        <w:rPr>
+          <w:lang w:val="en-GB"/>
+        </w:rPr>
+        <w:t>halogens</w:t>
+      </w:r>
       <w:r>
         <w:rPr>
           <w:lang w:val="en-GB"/>
@@ -7370,7 +6393,7 @@
           <w:lang w:val="en-GB"/>
         </w:rPr>
       </w:pPr>
-      <w:bookmarkStart w:id="10" w:name="_Toc239783591"/>
+      <w:bookmarkStart w:id="10" w:name="_Toc239843723"/>
       <w:proofErr w:type="gramStart"/>
       <w:r>
         <w:rPr>
@@ -7395,7 +6418,7 @@
           <w:lang w:val="en-GB"/>
         </w:rPr>
       </w:pPr>
-      <w:bookmarkStart w:id="11" w:name="_Toc239783592"/>
+      <w:bookmarkStart w:id="11" w:name="_Toc239843724"/>
       <w:proofErr w:type="gramStart"/>
       <w:r>
         <w:rPr>
@@ -7503,7 +6526,19 @@
         <w:rPr>
           <w:lang w:val="en-GB"/>
         </w:rPr>
-        <w:t>-hole and belt from the ray method</w:t>
+        <w:t xml:space="preserve">-hole and belt </w:t>
+      </w:r>
+      <w:r>
+        <w:rPr>
+          <w:lang w:val="en-GB"/>
+        </w:rPr>
+        <w:t xml:space="preserve">is calculated with </w:t>
+      </w:r>
+      <w:r>
+        <w:rPr>
+          <w:lang w:val="en-GB"/>
+        </w:rPr>
+        <w:t>the ray method</w:t>
       </w:r>
       <w:r>
         <w:rPr>
@@ -7586,19 +6621,23 @@
         </w:rPr>
         <w:t xml:space="preserve"> value is taken for the subsequent workflow. This feature is </w:t>
       </w:r>
-      <w:proofErr w:type="spellStart"/>
-      <w:r>
-        <w:rPr>
-          <w:lang w:val="en-GB"/>
-        </w:rPr>
-        <w:t>outsurced</w:t>
-      </w:r>
-      <w:proofErr w:type="spellEnd"/>
+      <w:r>
+        <w:rPr>
+          <w:lang w:val="en-GB"/>
+        </w:rPr>
+        <w:t>outsourced</w:t>
+      </w:r>
       <w:r>
         <w:rPr>
           <w:lang w:val="en-GB"/>
         </w:rPr>
         <w:t xml:space="preserve"> in the VMD implementation</w:t>
+      </w:r>
+      <w:r>
+        <w:rPr>
+          <w:lang w:val="en-GB"/>
+        </w:rPr>
+        <w:t>, to decrease the runtime</w:t>
       </w:r>
       <w:r>
         <w:rPr>
@@ -10358,7 +9397,7 @@
           <w:lang w:val="en-GB"/>
         </w:rPr>
       </w:pPr>
-      <w:bookmarkStart w:id="12" w:name="_Toc239783593"/>
+      <w:bookmarkStart w:id="12" w:name="_Toc239843725"/>
       <w:proofErr w:type="gramStart"/>
       <w:r>
         <w:rPr>
@@ -10552,7 +9591,7 @@
           <w:szCs w:val="18"/>
           <w:lang w:val="en-GB"/>
         </w:rPr>
-        <w:t>s</w:t>
+        <w:t>ol</w:t>
       </w:r>
       <w:proofErr w:type="spellEnd"/>
       <w:r>
@@ -10729,7 +9768,7 @@
           <w:lang w:val="en-GB"/>
         </w:rPr>
       </w:pPr>
-      <w:bookmarkStart w:id="13" w:name="_Toc239783594"/>
+      <w:bookmarkStart w:id="13" w:name="_Toc239843726"/>
       <w:proofErr w:type="gramStart"/>
       <w:r>
         <w:rPr>
@@ -10923,7 +9962,40 @@
           <w:szCs w:val="18"/>
           <w:lang w:val="en-GB"/>
         </w:rPr>
-        <w:t>.). The ring nitrogen is the deep red lone pair at the top left of each; the nitro group of the right-hand molecule pulls density out of the ring, and the lone pair becomes measurably less negative.</w:t>
+        <w:t xml:space="preserve">.). The ring nitrogen is the deep red lone pair at the </w:t>
+      </w:r>
+      <w:r>
+        <w:rPr>
+          <w:i/>
+          <w:iCs/>
+          <w:color w:val="4A5568"/>
+          <w:sz w:val="18"/>
+          <w:szCs w:val="18"/>
+          <w:lang w:val="en-GB"/>
+        </w:rPr>
+        <w:t>top. T</w:t>
+      </w:r>
+      <w:r>
+        <w:rPr>
+          <w:i/>
+          <w:iCs/>
+          <w:color w:val="4A5568"/>
+          <w:sz w:val="18"/>
+          <w:szCs w:val="18"/>
+          <w:lang w:val="en-GB"/>
+        </w:rPr>
+        <w:t>he nitro group of the right-hand molecule pulls density out of the ring, and the lone pair becomes measurably less negative.</w:t>
+      </w:r>
+      <w:r>
+        <w:rPr>
+          <w:i/>
+          <w:iCs/>
+          <w:color w:val="4A5568"/>
+          <w:sz w:val="18"/>
+          <w:szCs w:val="18"/>
+          <w:lang w:val="en-GB"/>
+        </w:rPr>
+        <w:t xml:space="preserve"> Rendered with the VMD implementation.</w:t>
       </w:r>
     </w:p>
     <w:p>
@@ -11097,140 +10169,130 @@
       <w:pPr>
         <w:spacing w:after="120" w:line="276" w:lineRule="auto"/>
         <w:rPr>
+          <w:lang w:val="en-GB"/>
+        </w:rPr>
+      </w:pPr>
+      <w:r>
+        <w:rPr>
+          <w:lang w:val="en-GB"/>
+        </w:rPr>
+        <w:t xml:space="preserve">3-Iodopyridine reaches </w:t>
+      </w:r>
+      <w:r>
+        <w:rPr>
+          <w:lang w:val="en-GB"/>
+        </w:rPr>
+        <w:t xml:space="preserve">a </w:t>
+      </w:r>
+      <w:r>
+        <w:t>σ</w:t>
+      </w:r>
+      <w:r>
+        <w:rPr>
+          <w:lang w:val="en-GB"/>
+        </w:rPr>
+        <w:t xml:space="preserve">-hole </w:t>
+      </w:r>
+      <w:r>
+        <w:rPr>
+          <w:lang w:val="en-GB"/>
+        </w:rPr>
+        <w:t xml:space="preserve">value of </w:t>
+      </w:r>
+      <w:r>
+        <w:rPr>
+          <w:lang w:val="en-GB"/>
+        </w:rPr>
+        <w:t xml:space="preserve">+0.03441 </w:t>
+      </w:r>
+      <w:proofErr w:type="spellStart"/>
+      <w:r>
+        <w:rPr>
+          <w:lang w:val="en-GB"/>
+        </w:rPr>
+        <w:t>a.u</w:t>
+      </w:r>
+      <w:proofErr w:type="spellEnd"/>
+      <w:r>
+        <w:rPr>
+          <w:lang w:val="en-GB"/>
+        </w:rPr>
+        <w:t>. (+21.6 kcal/(</w:t>
+      </w:r>
+      <w:proofErr w:type="spellStart"/>
+      <w:r>
+        <w:rPr>
+          <w:lang w:val="en-GB"/>
+        </w:rPr>
+        <w:t>mol·e</w:t>
+      </w:r>
+      <w:proofErr w:type="spellEnd"/>
+      <w:r>
+        <w:rPr>
+          <w:lang w:val="en-GB"/>
+        </w:rPr>
+        <w:t xml:space="preserve">)) against +0.02559 (+16.1) for </w:t>
+      </w:r>
+      <w:proofErr w:type="spellStart"/>
+      <w:r>
+        <w:rPr>
+          <w:lang w:val="en-GB"/>
+        </w:rPr>
+        <w:t>iodobenzene</w:t>
+      </w:r>
+      <w:proofErr w:type="spellEnd"/>
+      <w:r>
+        <w:rPr>
+          <w:lang w:val="en-GB"/>
+        </w:rPr>
+        <w:t>: the same C–I bond on an electron-poorer ring is 34 % stronger.</w:t>
+      </w:r>
+      <w:r>
+        <w:rPr>
+          <w:lang w:val="en-GB"/>
+        </w:rPr>
+        <w:t xml:space="preserve"> Within</w:t>
+      </w:r>
+      <w:r>
+        <w:rPr>
+          <w:lang w:val="en-GB"/>
+        </w:rPr>
+        <w:t xml:space="preserve"> 4-Chloro-3-nitropyridine</w:t>
+      </w:r>
+      <w:r>
+        <w:rPr>
+          <w:lang w:val="en-GB"/>
+        </w:rPr>
+        <w:t xml:space="preserve"> the</w:t>
+      </w:r>
+      <w:r>
+        <w:rPr>
+          <w:lang w:val="en-GB"/>
+        </w:rPr>
+        <w:t xml:space="preserve"> chlorine reaches +0.02508 against +0.00786 on chlorobenzene, more than three times as much, so that a chlorine in the right electronic environment produces a </w:t>
+      </w:r>
+      <w:r>
+        <w:t>σ</w:t>
+      </w:r>
+      <w:r>
+        <w:rPr>
+          <w:lang w:val="en-GB"/>
+        </w:rPr>
+        <w:t>-hole comparable to an iodine in a neutral one. For a medicinal chemist that is the actionable result: t</w:t>
+      </w:r>
+      <w:r>
+        <w:rPr>
           <w:b/>
           <w:bCs/>
           <w:lang w:val="en-GB"/>
         </w:rPr>
-      </w:pPr>
-      <w:r>
-        <w:rPr>
-          <w:b/>
-          <w:bCs/>
-          <w:lang w:val="en-GB"/>
-        </w:rPr>
-        <w:t xml:space="preserve">The ring carries </w:t>
-      </w:r>
-      <w:proofErr w:type="spellStart"/>
-      <w:r>
-        <w:rPr>
-          <w:b/>
-          <w:bCs/>
-          <w:lang w:val="en-GB"/>
-        </w:rPr>
-        <w:t>instensifies</w:t>
-      </w:r>
-      <w:proofErr w:type="spellEnd"/>
-      <w:r>
-        <w:rPr>
-          <w:b/>
-          <w:bCs/>
-          <w:lang w:val="en-GB"/>
-        </w:rPr>
-        <w:t xml:space="preserve"> to the </w:t>
-      </w:r>
-      <w:r>
-        <w:rPr>
-          <w:b/>
-          <w:bCs/>
-        </w:rPr>
-        <w:t>σ</w:t>
-      </w:r>
-      <w:r>
-        <w:rPr>
-          <w:b/>
-          <w:bCs/>
-          <w:lang w:val="en-GB"/>
-        </w:rPr>
-        <w:t xml:space="preserve">-hole, and this is the most useful design observation in the set. </w:t>
-      </w:r>
-      <w:r>
-        <w:rPr>
-          <w:b/>
-          <w:bCs/>
-          <w:lang w:val="en-GB"/>
-        </w:rPr>
-        <w:br/>
-      </w:r>
-      <w:r>
-        <w:rPr>
-          <w:lang w:val="en-GB"/>
-        </w:rPr>
-        <w:t xml:space="preserve">3-Iodopyridine reaches +0.03441 </w:t>
-      </w:r>
-      <w:proofErr w:type="spellStart"/>
-      <w:r>
-        <w:rPr>
-          <w:lang w:val="en-GB"/>
-        </w:rPr>
-        <w:t>a.u</w:t>
-      </w:r>
-      <w:proofErr w:type="spellEnd"/>
-      <w:r>
-        <w:rPr>
-          <w:lang w:val="en-GB"/>
-        </w:rPr>
-        <w:t>. (+21.6 kcal/(</w:t>
-      </w:r>
-      <w:proofErr w:type="spellStart"/>
-      <w:r>
-        <w:rPr>
-          <w:lang w:val="en-GB"/>
-        </w:rPr>
-        <w:t>mol·e</w:t>
-      </w:r>
-      <w:proofErr w:type="spellEnd"/>
-      <w:r>
-        <w:rPr>
-          <w:lang w:val="en-GB"/>
-        </w:rPr>
-        <w:t xml:space="preserve">)) against +0.02559 (+16.1) for </w:t>
-      </w:r>
-      <w:proofErr w:type="spellStart"/>
-      <w:r>
-        <w:rPr>
-          <w:lang w:val="en-GB"/>
-        </w:rPr>
-        <w:t>iodobenzene</w:t>
-      </w:r>
-      <w:proofErr w:type="spellEnd"/>
-      <w:r>
-        <w:rPr>
-          <w:lang w:val="en-GB"/>
-        </w:rPr>
-        <w:t>: the same C–I bond on an electron-poorer ring is 34 % stronger.</w:t>
-      </w:r>
-      <w:r>
-        <w:rPr>
-          <w:lang w:val="en-GB"/>
-        </w:rPr>
-        <w:t xml:space="preserve"> Within</w:t>
-      </w:r>
-      <w:r>
-        <w:rPr>
-          <w:lang w:val="en-GB"/>
-        </w:rPr>
-        <w:t xml:space="preserve"> 4-Chloro-3-nitropyridine</w:t>
-      </w:r>
-      <w:r>
-        <w:rPr>
-          <w:lang w:val="en-GB"/>
-        </w:rPr>
-        <w:t xml:space="preserve"> the</w:t>
-      </w:r>
-      <w:r>
-        <w:rPr>
-          <w:lang w:val="en-GB"/>
-        </w:rPr>
-        <w:t xml:space="preserve"> chlorine reaches +0.02508 against +0.00786 on chlorobenzene, more than three times as much, so that a chlorine in the right electronic environment produces a </w:t>
-      </w:r>
-      <w:r>
-        <w:t>σ</w:t>
-      </w:r>
-      <w:r>
-        <w:rPr>
-          <w:lang w:val="en-GB"/>
-        </w:rPr>
-        <w:t>-hole comparable to an iodine in a neutral one. For a medicinal chemist that is the actionable result: the ring matters as much as the halogen.</w:t>
+        <w:t>he ring matters as much as the halogen</w:t>
+      </w:r>
+      <w:r>
+        <w:rPr>
+          <w:lang w:val="en-GB"/>
+        </w:rPr>
+        <w:t>.</w:t>
       </w:r>
     </w:p>
     <w:p>
@@ -11294,7 +10356,7 @@
           <w:lang w:val="en-GB"/>
         </w:rPr>
       </w:pPr>
-      <w:bookmarkStart w:id="14" w:name="_Toc239783595"/>
+      <w:bookmarkStart w:id="14" w:name="_Toc239843727"/>
       <w:proofErr w:type="gramStart"/>
       <w:r>
         <w:rPr>
@@ -11340,14 +10402,12 @@
         </w:rPr>
         <w:t xml:space="preserve">to prove reliability, they are compared to the </w:t>
       </w:r>
-      <w:proofErr w:type="spellStart"/>
-      <w:r>
-        <w:rPr>
-          <w:lang w:val="en-GB"/>
-        </w:rPr>
-        <w:t>literatire</w:t>
-      </w:r>
-      <w:proofErr w:type="spellEnd"/>
+      <w:r>
+        <w:rPr>
+          <w:lang w:val="en-GB"/>
+        </w:rPr>
+        <w:t>literature</w:t>
+      </w:r>
       <w:r>
         <w:rPr>
           <w:lang w:val="en-GB"/>
@@ -12280,25 +11340,163 @@
         </w:rPr>
         <w:t xml:space="preserve">eidrich values were published in atomic units and converted here. Its values are </w:t>
       </w:r>
+      <w:r>
+        <w:rPr>
+          <w:lang w:val="en-GB"/>
+        </w:rPr>
+        <w:t xml:space="preserve">chlorobenzene </w:t>
+      </w:r>
+      <w:r>
+        <w:rPr>
+          <w:lang w:val="en-GB"/>
+        </w:rPr>
+        <w:t xml:space="preserve">0.008 </w:t>
+      </w:r>
       <w:proofErr w:type="spellStart"/>
       <w:r>
         <w:rPr>
           <w:lang w:val="en-GB"/>
         </w:rPr>
-        <w:t>Chlorbenzol</w:t>
+        <w:t>a.u</w:t>
       </w:r>
       <w:proofErr w:type="spellEnd"/>
       <w:r>
         <w:rPr>
           <w:lang w:val="en-GB"/>
         </w:rPr>
-        <w:t xml:space="preserve"> 0.008 </w:t>
+        <w:t>.</w:t>
+      </w:r>
+      <w:r>
+        <w:rPr>
+          <w:lang w:val="en-GB"/>
+        </w:rPr>
+        <w:t xml:space="preserve">, </w:t>
+      </w:r>
+      <w:r>
+        <w:rPr>
+          <w:lang w:val="en-GB"/>
+        </w:rPr>
+        <w:t xml:space="preserve">bromobenzene </w:t>
+      </w:r>
+      <w:r>
+        <w:rPr>
+          <w:lang w:val="en-GB"/>
+        </w:rPr>
+        <w:t>0.016</w:t>
+      </w:r>
+      <w:r>
+        <w:rPr>
+          <w:lang w:val="en-GB"/>
+        </w:rPr>
+        <w:t xml:space="preserve"> and</w:t>
+      </w:r>
+      <w:r>
+        <w:rPr>
+          <w:lang w:val="en-GB"/>
+        </w:rPr>
+        <w:t xml:space="preserve"> </w:t>
       </w:r>
       <w:proofErr w:type="spellStart"/>
       <w:r>
         <w:rPr>
           <w:lang w:val="en-GB"/>
         </w:rPr>
+        <w:t>iodobenzene</w:t>
+      </w:r>
+      <w:proofErr w:type="spellEnd"/>
+      <w:r>
+        <w:rPr>
+          <w:lang w:val="en-GB"/>
+        </w:rPr>
+        <w:t xml:space="preserve"> </w:t>
+      </w:r>
+      <w:r>
+        <w:rPr>
+          <w:lang w:val="en-GB"/>
+        </w:rPr>
+        <w:t>0.025</w:t>
+      </w:r>
+      <w:r>
+        <w:rPr>
+          <w:lang w:val="en-GB"/>
+        </w:rPr>
+        <w:t xml:space="preserve">. The computed values at the trilinear interpolation step of the sigma holes of our implementation </w:t>
+      </w:r>
+      <w:proofErr w:type="gramStart"/>
+      <w:r>
+        <w:rPr>
+          <w:lang w:val="en-GB"/>
+        </w:rPr>
+        <w:t>are:</w:t>
+      </w:r>
+      <w:proofErr w:type="gramEnd"/>
+      <w:r>
+        <w:rPr>
+          <w:lang w:val="en-GB"/>
+        </w:rPr>
+        <w:t xml:space="preserve"> </w:t>
+      </w:r>
+      <w:r>
+        <w:rPr>
+          <w:lang w:val="en-GB"/>
+        </w:rPr>
+        <w:t xml:space="preserve">chlorobenzene </w:t>
+      </w:r>
+      <w:r>
+        <w:rPr>
+          <w:lang w:val="en-GB"/>
+        </w:rPr>
+        <w:t xml:space="preserve">0.00786, </w:t>
+      </w:r>
+      <w:r>
+        <w:rPr>
+          <w:lang w:val="en-GB"/>
+        </w:rPr>
+        <w:t xml:space="preserve">bromobenzene </w:t>
+      </w:r>
+      <w:r>
+        <w:rPr>
+          <w:lang w:val="en-GB"/>
+        </w:rPr>
+        <w:t>0.01629</w:t>
+      </w:r>
+      <w:r>
+        <w:rPr>
+          <w:lang w:val="en-GB"/>
+        </w:rPr>
+        <w:t xml:space="preserve"> and</w:t>
+      </w:r>
+      <w:r>
+        <w:rPr>
+          <w:lang w:val="en-GB"/>
+        </w:rPr>
+        <w:t xml:space="preserve"> </w:t>
+      </w:r>
+      <w:proofErr w:type="spellStart"/>
+      <w:r>
+        <w:rPr>
+          <w:lang w:val="en-GB"/>
+        </w:rPr>
+        <w:t>iodobenzene</w:t>
+      </w:r>
+      <w:proofErr w:type="spellEnd"/>
+      <w:r>
+        <w:rPr>
+          <w:lang w:val="en-GB"/>
+        </w:rPr>
+        <w:t xml:space="preserve"> </w:t>
+      </w:r>
+      <w:r>
+        <w:rPr>
+          <w:lang w:val="en-GB"/>
+        </w:rPr>
+        <w:t xml:space="preserve">0.02559 </w:t>
+      </w:r>
+      <w:proofErr w:type="spellStart"/>
+      <w:r>
+        <w:rPr>
+          <w:lang w:val="en-GB"/>
+        </w:rPr>
         <w:t>a.u</w:t>
       </w:r>
       <w:proofErr w:type="spellEnd"/>
@@ -12306,145 +11504,19 @@
         <w:rPr>
           <w:lang w:val="en-GB"/>
         </w:rPr>
-        <w:t>.</w:t>
-      </w:r>
-      <w:r>
-        <w:rPr>
-          <w:lang w:val="en-GB"/>
-        </w:rPr>
-        <w:t xml:space="preserve">, </w:t>
-      </w:r>
-      <w:proofErr w:type="spellStart"/>
-      <w:r>
-        <w:rPr>
-          <w:lang w:val="en-GB"/>
-        </w:rPr>
-        <w:t>Brombenzol</w:t>
-      </w:r>
-      <w:proofErr w:type="spellEnd"/>
-      <w:r>
-        <w:rPr>
-          <w:lang w:val="en-GB"/>
-        </w:rPr>
-        <w:t xml:space="preserve"> 0.016</w:t>
-      </w:r>
-      <w:r>
-        <w:rPr>
-          <w:lang w:val="en-GB"/>
-        </w:rPr>
-        <w:t xml:space="preserve"> and</w:t>
-      </w:r>
-      <w:r>
-        <w:rPr>
-          <w:lang w:val="en-GB"/>
-        </w:rPr>
-        <w:t xml:space="preserve"> </w:t>
-      </w:r>
-      <w:proofErr w:type="spellStart"/>
-      <w:r>
-        <w:rPr>
-          <w:lang w:val="en-GB"/>
-        </w:rPr>
-        <w:t>Iodbenzol</w:t>
-      </w:r>
-      <w:proofErr w:type="spellEnd"/>
-      <w:r>
-        <w:rPr>
-          <w:lang w:val="en-GB"/>
-        </w:rPr>
-        <w:t xml:space="preserve"> 0.025</w:t>
-      </w:r>
-      <w:r>
-        <w:rPr>
-          <w:lang w:val="en-GB"/>
-        </w:rPr>
-        <w:t xml:space="preserve">. The computed values at the trilinear interpolation step of the sigma holes of our implementation are: </w:t>
-      </w:r>
-      <w:proofErr w:type="spellStart"/>
-      <w:r>
-        <w:rPr>
-          <w:lang w:val="en-GB"/>
-        </w:rPr>
-        <w:t>Chlorbenzol</w:t>
-      </w:r>
-      <w:proofErr w:type="spellEnd"/>
-      <w:r>
-        <w:rPr>
-          <w:lang w:val="en-GB"/>
-        </w:rPr>
-        <w:t xml:space="preserve"> </w:t>
-      </w:r>
-      <w:r>
-        <w:rPr>
-          <w:lang w:val="en-GB"/>
-        </w:rPr>
-        <w:t xml:space="preserve">0.00786, </w:t>
-      </w:r>
-      <w:proofErr w:type="spellStart"/>
-      <w:r>
-        <w:rPr>
-          <w:lang w:val="en-GB"/>
-        </w:rPr>
-        <w:t>Brombenzol</w:t>
-      </w:r>
-      <w:proofErr w:type="spellEnd"/>
-      <w:r>
-        <w:rPr>
-          <w:lang w:val="en-GB"/>
-        </w:rPr>
-        <w:t xml:space="preserve"> </w:t>
-      </w:r>
-      <w:r>
-        <w:rPr>
-          <w:lang w:val="en-GB"/>
-        </w:rPr>
-        <w:t>0.01629</w:t>
-      </w:r>
-      <w:r>
-        <w:rPr>
-          <w:lang w:val="en-GB"/>
-        </w:rPr>
-        <w:t xml:space="preserve"> and</w:t>
-      </w:r>
-      <w:r>
-        <w:rPr>
-          <w:lang w:val="en-GB"/>
-        </w:rPr>
-        <w:t xml:space="preserve"> </w:t>
-      </w:r>
-      <w:proofErr w:type="spellStart"/>
-      <w:r>
-        <w:rPr>
-          <w:lang w:val="en-GB"/>
-        </w:rPr>
-        <w:t>Iodbenzol</w:t>
-      </w:r>
-      <w:proofErr w:type="spellEnd"/>
-      <w:r>
-        <w:rPr>
-          <w:lang w:val="en-GB"/>
-        </w:rPr>
-        <w:t xml:space="preserve"> </w:t>
-      </w:r>
-      <w:r>
-        <w:rPr>
-          <w:lang w:val="en-GB"/>
-        </w:rPr>
-        <w:t xml:space="preserve">0.02559 </w:t>
-      </w:r>
-      <w:proofErr w:type="spellStart"/>
-      <w:r>
-        <w:rPr>
-          <w:lang w:val="en-GB"/>
-        </w:rPr>
-        <w:t>a.u</w:t>
-      </w:r>
-      <w:proofErr w:type="spellEnd"/>
-      <w:r>
-        <w:rPr>
-          <w:lang w:val="en-GB"/>
-        </w:rPr>
-        <w:t>. This range seems satisfying and serves as proof for the calculation step.</w:t>
+        <w:t xml:space="preserve">. This range seems satisfying and serves as </w:t>
+      </w:r>
+      <w:r>
+        <w:rPr>
+          <w:lang w:val="en-GB"/>
+        </w:rPr>
+        <w:t>confirmation</w:t>
+      </w:r>
+      <w:r>
+        <w:rPr>
+          <w:lang w:val="en-GB"/>
+        </w:rPr>
+        <w:t xml:space="preserve"> for the calculation step.</w:t>
       </w:r>
     </w:p>
     <w:p>
@@ -12560,78 +11632,7 @@
         <w:rPr>
           <w:lang w:val="en-GB"/>
         </w:rPr>
-        <w:t xml:space="preserve">. surface. </w:t>
-      </w:r>
-      <w:r>
-        <w:rPr>
-          <w:lang w:val="en-GB"/>
-        </w:rPr>
-        <w:t>V</w:t>
-      </w:r>
-      <w:r>
-        <w:rPr>
-          <w:lang w:val="en-GB"/>
-        </w:rPr>
-        <w:t xml:space="preserve"> </w:t>
-      </w:r>
-      <w:r>
-        <w:rPr>
-          <w:vertAlign w:val="subscript"/>
-          <w:lang w:val="en-GB"/>
-        </w:rPr>
-        <w:t>_</w:t>
-      </w:r>
-      <w:proofErr w:type="spellStart"/>
-      <w:proofErr w:type="gramStart"/>
-      <w:r>
-        <w:rPr>
-          <w:vertAlign w:val="subscript"/>
-          <w:lang w:val="en-GB"/>
-        </w:rPr>
-        <w:t>S,max</w:t>
-      </w:r>
-      <w:proofErr w:type="spellEnd"/>
-      <w:proofErr w:type="gramEnd"/>
-      <w:r>
-        <w:rPr>
-          <w:vertAlign w:val="subscript"/>
-          <w:lang w:val="en-GB"/>
-        </w:rPr>
-        <w:t xml:space="preserve"> </w:t>
-      </w:r>
-      <w:r>
-        <w:rPr>
-          <w:lang w:val="en-GB"/>
-        </w:rPr>
-        <w:t xml:space="preserve">is obtained in TURBOMOLE at the RI-MP2/def2-TZVPP level, on a three-dimensional grid of 0.2 </w:t>
-      </w:r>
-      <w:proofErr w:type="spellStart"/>
-      <w:r>
-        <w:rPr>
-          <w:lang w:val="en-GB"/>
-        </w:rPr>
-        <w:t>a.u</w:t>
-      </w:r>
-      <w:proofErr w:type="spellEnd"/>
-      <w:r>
-        <w:rPr>
-          <w:lang w:val="en-GB"/>
-        </w:rPr>
-        <w:t xml:space="preserve">. spacing, as the local maximum of the positive potential on the </w:t>
-      </w:r>
-      <w:proofErr w:type="spellStart"/>
-      <w:r>
-        <w:rPr>
-          <w:lang w:val="en-GB"/>
-        </w:rPr>
-        <w:t>isodensity</w:t>
-      </w:r>
-      <w:proofErr w:type="spellEnd"/>
-      <w:r>
-        <w:rPr>
-          <w:lang w:val="en-GB"/>
-        </w:rPr>
-        <w:t xml:space="preserve"> surface near the C–X axis rather than as the global surface maximum.</w:t>
+        <w:t>. surface.</w:t>
       </w:r>
     </w:p>
     <w:p>
@@ -12665,7 +11666,7 @@
           <w:bCs/>
           <w:lang w:val="en-GB"/>
         </w:rPr>
-        <w:t xml:space="preserve"> matters far more than the method, and this is the trap the comparison had to avoid. </w:t>
+        <w:t xml:space="preserve"> matters far more than the method and this is the trap the comparison had to avoid. </w:t>
       </w:r>
       <w:r>
         <w:rPr>
@@ -12769,7 +11770,7 @@
         <w:pStyle w:val="berschrift2"/>
         <w:spacing w:before="260" w:after="120"/>
       </w:pPr>
-      <w:bookmarkStart w:id="15" w:name="_Toc239783596"/>
+      <w:bookmarkStart w:id="15" w:name="_Toc239843728"/>
       <w:proofErr w:type="gramStart"/>
       <w:r>
         <w:rPr>
@@ -12880,162 +11881,6 @@
     </w:p>
     <w:p>
       <w:pPr>
-        <w:spacing w:after="220"/>
-        <w:rPr>
-          <w:lang w:val="en-GB"/>
-        </w:rPr>
-      </w:pPr>
-      <w:r>
-        <w:rPr>
-          <w:i/>
-          <w:iCs/>
-          <w:color w:val="4A5568"/>
-          <w:sz w:val="18"/>
-          <w:szCs w:val="18"/>
-          <w:lang w:val="en-GB"/>
-        </w:rPr>
-        <w:t>Figure 4</w:t>
-      </w:r>
-      <w:r>
-        <w:rPr>
-          <w:i/>
-          <w:iCs/>
-          <w:color w:val="4A5568"/>
-          <w:sz w:val="18"/>
-          <w:szCs w:val="18"/>
-          <w:lang w:val="en-GB"/>
-        </w:rPr>
-        <w:t xml:space="preserve">: </w:t>
-      </w:r>
-      <w:r>
-        <w:rPr>
-          <w:i/>
-          <w:iCs/>
-          <w:color w:val="4A5568"/>
-          <w:sz w:val="18"/>
-          <w:szCs w:val="18"/>
-          <w:lang w:val="en-GB"/>
-        </w:rPr>
-        <w:t xml:space="preserve">Bromobenzene, the three standard views: </w:t>
-      </w:r>
-      <w:r>
-        <w:rPr>
-          <w:i/>
-          <w:iCs/>
-          <w:color w:val="4A5568"/>
-          <w:sz w:val="18"/>
-          <w:szCs w:val="18"/>
-        </w:rPr>
-        <w:t>π</w:t>
-      </w:r>
-      <w:r>
-        <w:rPr>
-          <w:i/>
-          <w:iCs/>
-          <w:color w:val="4A5568"/>
-          <w:sz w:val="18"/>
-          <w:szCs w:val="18"/>
-          <w:lang w:val="en-GB"/>
-        </w:rPr>
-        <w:t xml:space="preserve"> face, in-plane profile, and the axial view down the C–Br bond. </w:t>
-      </w:r>
-      <w:proofErr w:type="spellStart"/>
-      <w:r>
-        <w:rPr>
-          <w:i/>
-          <w:iCs/>
-          <w:color w:val="4A5568"/>
-          <w:sz w:val="18"/>
-          <w:szCs w:val="18"/>
-          <w:lang w:val="en-GB"/>
-        </w:rPr>
-        <w:t>PyMOL</w:t>
-      </w:r>
-      <w:proofErr w:type="spellEnd"/>
-      <w:r>
-        <w:rPr>
-          <w:i/>
-          <w:iCs/>
-          <w:color w:val="4A5568"/>
-          <w:sz w:val="18"/>
-          <w:szCs w:val="18"/>
-          <w:lang w:val="en-GB"/>
-        </w:rPr>
-        <w:t xml:space="preserve"> above, VMD below, both at ±0.0350 </w:t>
-      </w:r>
-      <w:proofErr w:type="spellStart"/>
-      <w:r>
-        <w:rPr>
-          <w:i/>
-          <w:iCs/>
-          <w:color w:val="4A5568"/>
-          <w:sz w:val="18"/>
-          <w:szCs w:val="18"/>
-          <w:lang w:val="en-GB"/>
-        </w:rPr>
-        <w:t>a.u</w:t>
-      </w:r>
-      <w:proofErr w:type="spellEnd"/>
-      <w:r>
-        <w:rPr>
-          <w:i/>
-          <w:iCs/>
-          <w:color w:val="4A5568"/>
-          <w:sz w:val="18"/>
-          <w:szCs w:val="18"/>
-          <w:lang w:val="en-GB"/>
-        </w:rPr>
-        <w:t>. The potential maps agree; the differences are in the rendering</w:t>
-      </w:r>
-      <w:r>
-        <w:rPr>
-          <w:i/>
-          <w:iCs/>
-          <w:color w:val="4A5568"/>
-          <w:sz w:val="18"/>
-          <w:szCs w:val="18"/>
-          <w:lang w:val="en-GB"/>
-        </w:rPr>
-        <w:t xml:space="preserve">, </w:t>
-      </w:r>
-      <w:r>
-        <w:rPr>
-          <w:i/>
-          <w:iCs/>
-          <w:color w:val="4A5568"/>
-          <w:sz w:val="18"/>
-          <w:szCs w:val="18"/>
-          <w:lang w:val="en-GB"/>
-        </w:rPr>
-        <w:t xml:space="preserve">VMD draws the more readable skeleton, </w:t>
-      </w:r>
-      <w:proofErr w:type="spellStart"/>
-      <w:r>
-        <w:rPr>
-          <w:i/>
-          <w:iCs/>
-          <w:color w:val="4A5568"/>
-          <w:sz w:val="18"/>
-          <w:szCs w:val="18"/>
-          <w:lang w:val="en-GB"/>
-        </w:rPr>
-        <w:t>PyMOL</w:t>
-      </w:r>
-      <w:proofErr w:type="spellEnd"/>
-      <w:r>
-        <w:rPr>
-          <w:i/>
-          <w:iCs/>
-          <w:color w:val="4A5568"/>
-          <w:sz w:val="18"/>
-          <w:szCs w:val="18"/>
-          <w:lang w:val="en-GB"/>
-        </w:rPr>
-        <w:t xml:space="preserve"> the more saturated surface.</w:t>
-      </w:r>
-    </w:p>
-    <w:p>
-      <w:pPr>
         <w:spacing w:before="140" w:after="80"/>
         <w:jc w:val="center"/>
       </w:pPr>
@@ -13085,6 +11930,162 @@
     </w:p>
     <w:p>
       <w:pPr>
+        <w:spacing w:after="220"/>
+        <w:rPr>
+          <w:lang w:val="en-GB"/>
+        </w:rPr>
+      </w:pPr>
+      <w:r>
+        <w:rPr>
+          <w:i/>
+          <w:iCs/>
+          <w:color w:val="4A5568"/>
+          <w:sz w:val="18"/>
+          <w:szCs w:val="18"/>
+          <w:lang w:val="en-GB"/>
+        </w:rPr>
+        <w:t>Figure 4</w:t>
+      </w:r>
+      <w:r>
+        <w:rPr>
+          <w:i/>
+          <w:iCs/>
+          <w:color w:val="4A5568"/>
+          <w:sz w:val="18"/>
+          <w:szCs w:val="18"/>
+          <w:lang w:val="en-GB"/>
+        </w:rPr>
+        <w:t xml:space="preserve">: </w:t>
+      </w:r>
+      <w:r>
+        <w:rPr>
+          <w:i/>
+          <w:iCs/>
+          <w:color w:val="4A5568"/>
+          <w:sz w:val="18"/>
+          <w:szCs w:val="18"/>
+          <w:lang w:val="en-GB"/>
+        </w:rPr>
+        <w:t xml:space="preserve">Bromobenzene, the three standard views: </w:t>
+      </w:r>
+      <w:r>
+        <w:rPr>
+          <w:i/>
+          <w:iCs/>
+          <w:color w:val="4A5568"/>
+          <w:sz w:val="18"/>
+          <w:szCs w:val="18"/>
+        </w:rPr>
+        <w:t>π</w:t>
+      </w:r>
+      <w:r>
+        <w:rPr>
+          <w:i/>
+          <w:iCs/>
+          <w:color w:val="4A5568"/>
+          <w:sz w:val="18"/>
+          <w:szCs w:val="18"/>
+          <w:lang w:val="en-GB"/>
+        </w:rPr>
+        <w:t xml:space="preserve"> face, in-plane profile, and the axial view down the C–Br bond. </w:t>
+      </w:r>
+      <w:proofErr w:type="spellStart"/>
+      <w:r>
+        <w:rPr>
+          <w:i/>
+          <w:iCs/>
+          <w:color w:val="4A5568"/>
+          <w:sz w:val="18"/>
+          <w:szCs w:val="18"/>
+          <w:lang w:val="en-GB"/>
+        </w:rPr>
+        <w:t>PyMOL</w:t>
+      </w:r>
+      <w:proofErr w:type="spellEnd"/>
+      <w:r>
+        <w:rPr>
+          <w:i/>
+          <w:iCs/>
+          <w:color w:val="4A5568"/>
+          <w:sz w:val="18"/>
+          <w:szCs w:val="18"/>
+          <w:lang w:val="en-GB"/>
+        </w:rPr>
+        <w:t xml:space="preserve"> above, VMD below, both at ±0.0350 </w:t>
+      </w:r>
+      <w:proofErr w:type="spellStart"/>
+      <w:r>
+        <w:rPr>
+          <w:i/>
+          <w:iCs/>
+          <w:color w:val="4A5568"/>
+          <w:sz w:val="18"/>
+          <w:szCs w:val="18"/>
+          <w:lang w:val="en-GB"/>
+        </w:rPr>
+        <w:t>a.u</w:t>
+      </w:r>
+      <w:proofErr w:type="spellEnd"/>
+      <w:r>
+        <w:rPr>
+          <w:i/>
+          <w:iCs/>
+          <w:color w:val="4A5568"/>
+          <w:sz w:val="18"/>
+          <w:szCs w:val="18"/>
+          <w:lang w:val="en-GB"/>
+        </w:rPr>
+        <w:t>. The potential maps agree; the differences are in the rendering</w:t>
+      </w:r>
+      <w:r>
+        <w:rPr>
+          <w:i/>
+          <w:iCs/>
+          <w:color w:val="4A5568"/>
+          <w:sz w:val="18"/>
+          <w:szCs w:val="18"/>
+          <w:lang w:val="en-GB"/>
+        </w:rPr>
+        <w:t xml:space="preserve">, </w:t>
+      </w:r>
+      <w:r>
+        <w:rPr>
+          <w:i/>
+          <w:iCs/>
+          <w:color w:val="4A5568"/>
+          <w:sz w:val="18"/>
+          <w:szCs w:val="18"/>
+          <w:lang w:val="en-GB"/>
+        </w:rPr>
+        <w:t xml:space="preserve">VMD draws the more readable skeleton, </w:t>
+      </w:r>
+      <w:proofErr w:type="spellStart"/>
+      <w:r>
+        <w:rPr>
+          <w:i/>
+          <w:iCs/>
+          <w:color w:val="4A5568"/>
+          <w:sz w:val="18"/>
+          <w:szCs w:val="18"/>
+          <w:lang w:val="en-GB"/>
+        </w:rPr>
+        <w:t>PyMOL</w:t>
+      </w:r>
+      <w:proofErr w:type="spellEnd"/>
+      <w:r>
+        <w:rPr>
+          <w:i/>
+          <w:iCs/>
+          <w:color w:val="4A5568"/>
+          <w:sz w:val="18"/>
+          <w:szCs w:val="18"/>
+          <w:lang w:val="en-GB"/>
+        </w:rPr>
+        <w:t xml:space="preserve"> the more saturated surface.</w:t>
+      </w:r>
+    </w:p>
+    <w:p>
+      <w:pPr>
         <w:spacing w:before="140" w:after="80"/>
         <w:rPr>
           <w:lang w:val="en-GB"/>
@@ -13120,14 +12121,12 @@
         </w:rPr>
         <w:t xml:space="preserve"> </w:t>
       </w:r>
-      <w:proofErr w:type="gramStart"/>
-      <w:r>
-        <w:rPr>
-          <w:lang w:val="en-GB"/>
-        </w:rPr>
-        <w:t>is</w:t>
-      </w:r>
-      <w:proofErr w:type="gramEnd"/>
+      <w:r>
+        <w:rPr>
+          <w:lang w:val="en-GB"/>
+        </w:rPr>
+        <w:t>are</w:t>
+      </w:r>
       <w:r>
         <w:rPr>
           <w:lang w:val="en-GB"/>
@@ -13149,7 +12148,7 @@
           <w:lang w:val="en-GB"/>
         </w:rPr>
       </w:pPr>
-      <w:bookmarkStart w:id="16" w:name="_Toc239783597"/>
+      <w:bookmarkStart w:id="16" w:name="_Toc239843729"/>
       <w:proofErr w:type="gramStart"/>
       <w:r>
         <w:rPr>
@@ -14752,7 +13751,7 @@
           <w:szCs w:val="18"/>
           <w:lang w:val="en-GB"/>
         </w:rPr>
-        <w:t>All twenty surface extrema are identical to every printed digit, and so are all ten colour scales. The two pipelines share no code and no intermediate file.</w:t>
+        <w:t xml:space="preserve">All twenty surface extrema are identical to every printed digit and so are all ten colour scales. </w:t>
       </w:r>
     </w:p>
     <w:p>
@@ -14766,7 +13765,19 @@
         <w:rPr>
           <w:lang w:val="en-GB"/>
         </w:rPr>
-        <w:t xml:space="preserve">The agreement extends to the σ-hole, and there it carries more weight, because the two values come from two separately written implementations rather than from one calculation reported twice: render_esp.py inside the </w:t>
+        <w:t>The agreement extends to the σ-hole</w:t>
+      </w:r>
+      <w:r>
+        <w:rPr>
+          <w:lang w:val="en-GB"/>
+        </w:rPr>
+        <w:t>, it was calculated in the same manner, with the help of trilinear interpolation</w:t>
+      </w:r>
+      <w:r>
+        <w:rPr>
+          <w:lang w:val="en-GB"/>
+        </w:rPr>
+        <w:t xml:space="preserve">: render_esp.py inside the </w:t>
       </w:r>
       <w:proofErr w:type="spellStart"/>
       <w:r>
@@ -14780,7 +13791,7 @@
         <w:rPr>
           <w:lang w:val="en-GB"/>
         </w:rPr>
-        <w:t xml:space="preserve"> render pass, and tools/SigmaHoleCalc.py in the VMD repository</w:t>
+        <w:t xml:space="preserve"> render pass and tools/SigmaHoleCalc.py in the VMD repository</w:t>
       </w:r>
       <w:r>
         <w:rPr>
@@ -15845,7 +14856,53 @@
           <w:szCs w:val="18"/>
           <w:lang w:val="en-GB"/>
         </w:rPr>
-        <w:t>The σ-hole of every halogen in the set, measured independently by the two projects on the same cube files. Identical to five decimals throughout, including both chlorines of triazolam, which the two find and rank separately.</w:t>
+        <w:t xml:space="preserve">The σ-hole of every halogen in the set, </w:t>
+      </w:r>
+      <w:r>
+        <w:rPr>
+          <w:i/>
+          <w:iCs/>
+          <w:color w:val="4A5568"/>
+          <w:sz w:val="18"/>
+          <w:szCs w:val="18"/>
+          <w:lang w:val="en-GB"/>
+        </w:rPr>
+        <w:t xml:space="preserve">computed twice on the same cube files, once inside the </w:t>
+      </w:r>
+      <w:proofErr w:type="spellStart"/>
+      <w:r>
+        <w:rPr>
+          <w:i/>
+          <w:iCs/>
+          <w:color w:val="4A5568"/>
+          <w:sz w:val="18"/>
+          <w:szCs w:val="18"/>
+          <w:lang w:val="en-GB"/>
+        </w:rPr>
+        <w:t>PyMOL</w:t>
+      </w:r>
+      <w:proofErr w:type="spellEnd"/>
+      <w:r>
+        <w:rPr>
+          <w:i/>
+          <w:iCs/>
+          <w:color w:val="4A5568"/>
+          <w:sz w:val="18"/>
+          <w:szCs w:val="18"/>
+          <w:lang w:val="en-GB"/>
+        </w:rPr>
+        <w:t xml:space="preserve"> render pass and once by the standalone tool in the VMD repository</w:t>
+      </w:r>
+      <w:r>
+        <w:rPr>
+          <w:i/>
+          <w:iCs/>
+          <w:color w:val="4A5568"/>
+          <w:sz w:val="18"/>
+          <w:szCs w:val="18"/>
+          <w:lang w:val="en-GB"/>
+        </w:rPr>
+        <w:t>. Identical to five decimals throughout, including both chlorines of triazolam, which the two find and rank separately.</w:t>
       </w:r>
     </w:p>
     <w:p>
@@ -15859,7 +14916,19 @@
         <w:rPr>
           <w:lang w:val="en-GB"/>
         </w:rPr>
-        <w:t xml:space="preserve">The only measurable disagreement is in the shell point counts, which differ by 0 to 3 out of 12 000 to 42 000. The cause is the data type: one converter holds the grid in float32 and the other in float64, so a handful of points sitting exactly on the edge of the </w:t>
+        <w:t xml:space="preserve">The only measurable disagreement is in the shell point counts, which differ by 0 to 3 out of </w:t>
+      </w:r>
+      <w:r>
+        <w:rPr>
+          <w:lang w:val="en-GB"/>
+        </w:rPr>
+        <w:t>8</w:t>
+      </w:r>
+      <w:r>
+        <w:rPr>
+          <w:lang w:val="en-GB"/>
+        </w:rPr>
+        <w:t xml:space="preserve"> 000 to 42 000. The cause is the data type: one converter holds the grid in float32 and the other in float64, so a handful of points sitting exactly on the edge of the </w:t>
       </w:r>
       <w:r>
         <w:t>ρ</w:t>
@@ -15880,33 +14949,67 @@
       </w:pPr>
       <w:r>
         <w:rPr>
-          <w:lang w:val="en-GB"/>
-        </w:rPr>
-        <w:t xml:space="preserve">One value deserves a footnote. </w:t>
+          <w:b/>
+          <w:bCs/>
+          <w:lang w:val="en-GB"/>
+        </w:rPr>
+        <w:t xml:space="preserve">What this establishes. </w:t>
+      </w:r>
+      <w:r>
+        <w:rPr>
+          <w:lang w:val="en-GB"/>
+        </w:rPr>
+        <w:t>The two pipelines see the same surface, with the same values, on the same scale. Every difference between the two rows of Figures 2, 4</w:t>
+      </w:r>
+      <w:r>
+        <w:rPr>
+          <w:lang w:val="en-GB"/>
+        </w:rPr>
+        <w:t>, 5 and 6</w:t>
+      </w:r>
+      <w:r>
+        <w:rPr>
+          <w:lang w:val="en-GB"/>
+        </w:rPr>
+        <w:t xml:space="preserve"> is therefore attributable to the viewer</w:t>
+      </w:r>
+      <w:r>
+        <w:rPr>
+          <w:lang w:val="en-GB"/>
+        </w:rPr>
+        <w:t xml:space="preserve">, </w:t>
+      </w:r>
+      <w:r>
+        <w:rPr>
+          <w:lang w:val="en-GB"/>
+        </w:rPr>
+        <w:t xml:space="preserve">to how it triangulates the </w:t>
       </w:r>
       <w:proofErr w:type="spellStart"/>
-      <w:proofErr w:type="gramStart"/>
-      <w:r>
-        <w:rPr>
-          <w:lang w:val="en-GB"/>
-        </w:rPr>
-        <w:t>V</w:t>
-      </w:r>
-      <w:r>
-        <w:rPr>
-          <w:i/>
-          <w:iCs/>
-          <w:lang w:val="en-GB"/>
-        </w:rPr>
-        <w:t>S,min</w:t>
+      <w:r>
+        <w:rPr>
+          <w:lang w:val="en-GB"/>
+        </w:rPr>
+        <w:t>isosurface</w:t>
       </w:r>
       <w:proofErr w:type="spellEnd"/>
-      <w:proofErr w:type="gramEnd"/>
-      <w:r>
-        <w:rPr>
-          <w:lang w:val="en-GB"/>
-        </w:rPr>
-        <w:t xml:space="preserve"> of bromobenzene is −0.018825 — exactly on the rounding boundary at five decimals. Early in development the two pipelines reported −0.01882 and −0.01883 for it, which looked like a real discrepancy and was a display artefact: the value is stamped into the cube header and was being rounded once on writing and again on reading. Stamping it with eight decimals instead of six moved it far enough from the boundary that the second rounding cannot disagree with the first.</w:t>
+      <w:r>
+        <w:rPr>
+          <w:lang w:val="en-GB"/>
+        </w:rPr>
+        <w:t>, how it interpolates the potential onto the vertices, and how it composites transparency</w:t>
+      </w:r>
+      <w:r>
+        <w:rPr>
+          <w:lang w:val="en-GB"/>
+        </w:rPr>
+        <w:t xml:space="preserve">. </w:t>
+      </w:r>
+      <w:r>
+        <w:rPr>
+          <w:lang w:val="en-GB"/>
+        </w:rPr>
+        <w:t>The numbers are viewer-independent; the images are not.</w:t>
       </w:r>
     </w:p>
     <w:p>
@@ -15918,69 +15021,29 @@
       </w:pPr>
       <w:r>
         <w:rPr>
-          <w:b/>
-          <w:bCs/>
-          <w:lang w:val="en-GB"/>
-        </w:rPr>
-        <w:t xml:space="preserve">What this establishes. </w:t>
-      </w:r>
-      <w:r>
-        <w:rPr>
-          <w:lang w:val="en-GB"/>
-        </w:rPr>
-        <w:t>The two pipelines see the same surface, with the same values, on the same scale. Every difference between the two rows of Figures 2, 4 and 6 is therefore attributable to the viewer</w:t>
-      </w:r>
-      <w:r>
-        <w:rPr>
-          <w:lang w:val="en-GB"/>
-        </w:rPr>
-        <w:t xml:space="preserve">, </w:t>
-      </w:r>
-      <w:r>
-        <w:rPr>
-          <w:lang w:val="en-GB"/>
-        </w:rPr>
-        <w:t xml:space="preserve">to how it triangulates the </w:t>
-      </w:r>
-      <w:proofErr w:type="spellStart"/>
-      <w:r>
-        <w:rPr>
-          <w:lang w:val="en-GB"/>
-        </w:rPr>
-        <w:t>isosurface</w:t>
-      </w:r>
-      <w:proofErr w:type="spellEnd"/>
-      <w:r>
-        <w:rPr>
-          <w:lang w:val="en-GB"/>
-        </w:rPr>
-        <w:t>, how it interpolates the potential onto the vertices, and how it composites transparency</w:t>
-      </w:r>
-      <w:r>
-        <w:rPr>
-          <w:lang w:val="en-GB"/>
-        </w:rPr>
-        <w:t xml:space="preserve">. </w:t>
-      </w:r>
-      <w:r>
-        <w:rPr>
-          <w:lang w:val="en-GB"/>
-        </w:rPr>
-        <w:t>The numbers are viewer-independent; the images are not.</w:t>
-      </w:r>
-    </w:p>
-    <w:p>
-      <w:pPr>
-        <w:spacing w:after="120" w:line="276" w:lineRule="auto"/>
-        <w:rPr>
-          <w:lang w:val="en-GB"/>
-        </w:rPr>
-      </w:pPr>
-      <w:r>
-        <w:rPr>
-          <w:lang w:val="en-GB"/>
-        </w:rPr>
-        <w:t>Two further image pairs show what the viewer does contribute, and they separate the two mechanisms that cause it.</w:t>
+          <w:lang w:val="en-GB"/>
+        </w:rPr>
+        <w:t xml:space="preserve">Two further image pairs show what the viewer does </w:t>
+      </w:r>
+      <w:proofErr w:type="gramStart"/>
+      <w:r>
+        <w:rPr>
+          <w:lang w:val="en-GB"/>
+        </w:rPr>
+        <w:t>contribute</w:t>
+      </w:r>
+      <w:proofErr w:type="gramEnd"/>
+      <w:r>
+        <w:rPr>
+          <w:lang w:val="en-GB"/>
+        </w:rPr>
+        <w:t xml:space="preserve"> </w:t>
+      </w:r>
+      <w:r>
+        <w:rPr>
+          <w:lang w:val="en-GB"/>
+        </w:rPr>
+        <w:t>and they separate the two mechanisms that cause it.</w:t>
       </w:r>
     </w:p>
     <w:p>
@@ -16117,7 +15180,6 @@
         </w:rPr>
         <w:t xml:space="preserve">. respectively, so the rows may be read against </w:t>
       </w:r>
-      <w:proofErr w:type="gramStart"/>
       <w:r>
         <w:rPr>
           <w:i/>
@@ -16127,9 +15189,8 @@
           <w:szCs w:val="18"/>
           <w:lang w:val="en-GB"/>
         </w:rPr>
-        <w:t>each other</w:t>
-      </w:r>
-      <w:proofErr w:type="gramEnd"/>
+        <w:t>each other,</w:t>
+      </w:r>
       <w:r>
         <w:rPr>
           <w:i/>
@@ -16153,52 +15214,58 @@
         <w:rPr>
           <w:lang w:val="en-GB"/>
         </w:rPr>
+        <w:t>In this view</w:t>
+      </w:r>
+      <w:r>
+        <w:rPr>
+          <w:lang w:val="en-GB"/>
+        </w:rPr>
+        <w:t xml:space="preserve"> the balance tips towards VMD. The potential maps agree closely</w:t>
+      </w:r>
+      <w:r>
+        <w:rPr>
+          <w:lang w:val="en-GB"/>
+        </w:rPr>
+        <w:t xml:space="preserve">, </w:t>
+      </w:r>
+      <w:r>
+        <w:rPr>
+          <w:lang w:val="en-GB"/>
+        </w:rPr>
+        <w:t>ring nitrogen and nitro oxygens red, ring face blue, the same gradients</w:t>
+      </w:r>
+      <w:r>
+        <w:rPr>
+          <w:lang w:val="en-GB"/>
+        </w:rPr>
+        <w:t xml:space="preserve">, </w:t>
+      </w:r>
+      <w:r>
+        <w:rPr>
+          <w:lang w:val="en-GB"/>
+        </w:rPr>
+        <w:t xml:space="preserve">but VMD draws the more legible skeleton. Its sticks carry element colours through the surface, so nitrogen, oxygen and the hydrogens stay identifiable, where </w:t>
+      </w:r>
+      <w:proofErr w:type="spellStart"/>
+      <w:r>
+        <w:rPr>
+          <w:lang w:val="en-GB"/>
+        </w:rPr>
+        <w:t>PyMOL's</w:t>
+      </w:r>
+      <w:proofErr w:type="spellEnd"/>
+      <w:r>
+        <w:rPr>
+          <w:lang w:val="en-GB"/>
+        </w:rPr>
+        <w:t xml:space="preserve"> are a faint grey outline at the same transparency setting. For a figure whose job is to show </w:t>
+      </w:r>
+      <w:r>
+        <w:rPr>
+          <w:lang w:val="en-GB"/>
+        </w:rPr>
         <w:lastRenderedPageBreak/>
-        <w:t>In this view</w:t>
-      </w:r>
-      <w:r>
-        <w:rPr>
-          <w:lang w:val="en-GB"/>
-        </w:rPr>
-        <w:t xml:space="preserve"> the balance tips towards VMD. The potential maps agree closely</w:t>
-      </w:r>
-      <w:r>
-        <w:rPr>
-          <w:lang w:val="en-GB"/>
-        </w:rPr>
-        <w:t xml:space="preserve">, </w:t>
-      </w:r>
-      <w:r>
-        <w:rPr>
-          <w:lang w:val="en-GB"/>
-        </w:rPr>
-        <w:t>ring nitrogen and nitro oxygens red, ring face blue, the same gradients</w:t>
-      </w:r>
-      <w:r>
-        <w:rPr>
-          <w:lang w:val="en-GB"/>
-        </w:rPr>
-        <w:t xml:space="preserve">, </w:t>
-      </w:r>
-      <w:r>
-        <w:rPr>
-          <w:lang w:val="en-GB"/>
-        </w:rPr>
-        <w:t xml:space="preserve">but VMD draws the more legible skeleton. Its sticks carry element colours through the surface, so nitrogen, oxygen and the hydrogens stay identifiable, where </w:t>
-      </w:r>
-      <w:proofErr w:type="spellStart"/>
-      <w:r>
-        <w:rPr>
-          <w:lang w:val="en-GB"/>
-        </w:rPr>
-        <w:t>PyMOL's</w:t>
-      </w:r>
-      <w:proofErr w:type="spellEnd"/>
-      <w:r>
-        <w:rPr>
-          <w:lang w:val="en-GB"/>
-        </w:rPr>
-        <w:t xml:space="preserve"> are a faint grey outline at the same transparency setting. For a figure whose job is to show where on a molecule a </w:t>
+        <w:t xml:space="preserve">where on a molecule a </w:t>
       </w:r>
       <w:proofErr w:type="gramStart"/>
       <w:r>
@@ -16450,21 +15517,45 @@
         <w:rPr>
           <w:lang w:val="en-GB"/>
         </w:rPr>
-        <w:t xml:space="preserve">. Changing the opacity value within the VMD implementation to 0.8, results in the following pictures. The molecules skeleton, becomes </w:t>
+        <w:t xml:space="preserve">. Changing the opacity value within the VMD implementation to 0.8 results in the following pictures. The molecules skeleton, becomes </w:t>
+      </w:r>
+      <w:r>
+        <w:rPr>
+          <w:lang w:val="en-GB"/>
+        </w:rPr>
+        <w:t>washed out</w:t>
+      </w:r>
+      <w:r>
+        <w:rPr>
+          <w:lang w:val="en-GB"/>
+        </w:rPr>
+        <w:t>, but the axial view, showing the sigma hole becomes more precise</w:t>
+      </w:r>
+      <w:r>
+        <w:rPr>
+          <w:lang w:val="en-GB"/>
+        </w:rPr>
+        <w:t xml:space="preserve">, comparable with the </w:t>
       </w:r>
       <w:proofErr w:type="spellStart"/>
       <w:r>
         <w:rPr>
           <w:lang w:val="en-GB"/>
         </w:rPr>
-        <w:t>unclearer</w:t>
+        <w:t>PyMol</w:t>
       </w:r>
       <w:proofErr w:type="spellEnd"/>
       <w:r>
         <w:rPr>
           <w:lang w:val="en-GB"/>
         </w:rPr>
-        <w:t>, but the axial view, showing the sigma hole becomes more precise:</w:t>
+        <w:t xml:space="preserve"> picture</w:t>
+      </w:r>
+      <w:r>
+        <w:rPr>
+          <w:lang w:val="en-GB"/>
+        </w:rPr>
+        <w:t>:</w:t>
       </w:r>
     </w:p>
     <w:p>
@@ -16606,8 +15697,6 @@
         </w:rPr>
         <w:t xml:space="preserve">: </w:t>
       </w:r>
-      <w:proofErr w:type="spellStart"/>
-      <w:proofErr w:type="gramStart"/>
       <w:r>
         <w:rPr>
           <w:i/>
@@ -16617,9 +15706,8 @@
           <w:szCs w:val="18"/>
           <w:lang w:val="en-GB"/>
         </w:rPr>
-        <w:t>Brombenzol</w:t>
-      </w:r>
-      <w:proofErr w:type="spellEnd"/>
+        <w:t>brom</w:t>
+      </w:r>
       <w:r>
         <w:rPr>
           <w:i/>
@@ -16629,9 +15717,8 @@
           <w:szCs w:val="18"/>
           <w:lang w:val="en-GB"/>
         </w:rPr>
-        <w:t xml:space="preserve"> ,</w:t>
-      </w:r>
-      <w:proofErr w:type="gramEnd"/>
+        <w:t>obenzene</w:t>
+      </w:r>
       <w:r>
         <w:rPr>
           <w:i/>
@@ -16641,7 +15728,7 @@
           <w:szCs w:val="18"/>
           <w:lang w:val="en-GB"/>
         </w:rPr>
-        <w:t xml:space="preserve"> ±0.0</w:t>
+        <w:t>, ±0.0</w:t>
       </w:r>
       <w:r>
         <w:rPr>
@@ -16752,14 +15839,7 @@
         <w:rPr>
           <w:lang w:val="en-GB"/>
         </w:rPr>
-        <w:t xml:space="preserve">Figure 7 and </w:t>
-      </w:r>
-      <w:r>
-        <w:rPr>
-          <w:lang w:val="en-GB"/>
-        </w:rPr>
-        <w:lastRenderedPageBreak/>
-        <w:t xml:space="preserve">Figure 8 show the results with a different transparency value set, increasing the opacity in the VMD implementation, makes the Sigma-hole better identifiable and increasing the transparency value in the </w:t>
+        <w:t xml:space="preserve">Figure 7 and Figure 8 show the results with a different transparency value set, increasing the opacity in the VMD implementation, makes the Sigma-hole better identifiable and increasing the transparency value in the </w:t>
       </w:r>
       <w:proofErr w:type="spellStart"/>
       <w:r>
@@ -16775,14 +15855,6 @@
         </w:rPr>
         <w:t xml:space="preserve"> implementation makes the sticks identifiable. The mere differences between the two image sets can be negated with changing the corresponding transparency value.</w:t>
       </w:r>
-    </w:p>
-    <w:p>
-      <w:pPr>
-        <w:spacing w:after="220"/>
-        <w:rPr>
-          <w:lang w:val="en-GB"/>
-        </w:rPr>
-      </w:pPr>
     </w:p>
     <w:p>
       <w:pPr>
@@ -16796,6 +15868,7 @@
         <w:rPr>
           <w:noProof/>
         </w:rPr>
+        <w:lastRenderedPageBreak/>
         <w:drawing>
           <wp:inline distT="0" distB="0" distL="0" distR="0" wp14:anchorId="1F6184EA" wp14:editId="4DDC5EF6">
             <wp:extent cx="1500808" cy="1837438"/>
@@ -16877,15 +15950,6 @@
     <w:p>
       <w:pPr>
         <w:spacing w:after="220"/>
-        <w:jc w:val="right"/>
-        <w:rPr>
-          <w:lang w:val="en-GB"/>
-        </w:rPr>
-      </w:pPr>
-    </w:p>
-    <w:p>
-      <w:pPr>
-        <w:spacing w:after="220"/>
         <w:jc w:val="center"/>
         <w:rPr>
           <w:i/>
@@ -16918,8 +15982,6 @@
         </w:rPr>
         <w:t xml:space="preserve">: </w:t>
       </w:r>
-      <w:proofErr w:type="spellStart"/>
-      <w:proofErr w:type="gramStart"/>
       <w:r>
         <w:rPr>
           <w:i/>
@@ -16929,9 +15991,8 @@
           <w:szCs w:val="18"/>
           <w:lang w:val="en-GB"/>
         </w:rPr>
-        <w:t>Brombenzol</w:t>
-      </w:r>
-      <w:proofErr w:type="spellEnd"/>
+        <w:t>brom</w:t>
+      </w:r>
       <w:r>
         <w:rPr>
           <w:i/>
@@ -16941,9 +16002,8 @@
           <w:szCs w:val="18"/>
           <w:lang w:val="en-GB"/>
         </w:rPr>
-        <w:t xml:space="preserve"> ,</w:t>
-      </w:r>
-      <w:proofErr w:type="gramEnd"/>
+        <w:t>obenzene</w:t>
+      </w:r>
       <w:r>
         <w:rPr>
           <w:i/>
@@ -16953,7 +16013,7 @@
           <w:szCs w:val="18"/>
           <w:lang w:val="en-GB"/>
         </w:rPr>
-        <w:t xml:space="preserve"> ±0.0</w:t>
+        <w:t>, ±0.0</w:t>
       </w:r>
       <w:r>
         <w:rPr>
@@ -17079,7 +16139,7 @@
           <w:lang w:val="en-GB"/>
         </w:rPr>
       </w:pPr>
-      <w:bookmarkStart w:id="17" w:name="_Toc239783598"/>
+      <w:bookmarkStart w:id="17" w:name="_Toc239843730"/>
       <w:proofErr w:type="gramStart"/>
       <w:r>
         <w:rPr>
@@ -17401,7 +16461,13 @@
         <w:rPr>
           <w:lang w:val="en-GB"/>
         </w:rPr>
-        <w:t>PyMOL</w:t>
+        <w:t>PyM</w:t>
+      </w:r>
+      <w:r>
+        <w:rPr>
+          <w:lang w:val="en-GB"/>
+        </w:rPr>
+        <w:t>ol</w:t>
       </w:r>
       <w:proofErr w:type="spellEnd"/>
       <w:r>
@@ -17470,13 +16536,12 @@
         <w:rPr>
           <w:lang w:val="en-GB"/>
         </w:rPr>
-        <w:t xml:space="preserve"> takes the five colours and the five values and interpolates between them internally, in one call. VMD has no ramp object at all, only a fixed 1024-entry colour table, so the generated scene walks all 1024 entries, works out which of the four segments between the five anchor colours each entry falls in and how far along it, and mixes R, G and B linearly between the two neighbouring anchors. The Python side only converts the five hex colours into RGB triples; the </w:t>
-      </w:r>
-      <w:r>
-        <w:rPr>
-          <w:lang w:val="en-GB"/>
-        </w:rPr>
-        <w:lastRenderedPageBreak/>
+        <w:t xml:space="preserve"> takes the five colours and the five values and interpolates between them internally, in one call. VMD has no ramp object at all, only a fixed 1024-entry colour table, so the generated scene walks all 1024 entries, works out which of the four segments between the five anchor colours each entry falls in and mixes R, G and B linearly between the two neighbouring anchors. The Python side only converts the five hex colours into RGB triples; the </w:t>
+      </w:r>
+      <w:r>
+        <w:rPr>
+          <w:lang w:val="en-GB"/>
+        </w:rPr>
         <w:t>i</w:t>
       </w:r>
       <w:r>
@@ -17578,7 +16643,7 @@
           <w:lang w:val="en-GB"/>
         </w:rPr>
       </w:pPr>
-      <w:bookmarkStart w:id="18" w:name="_Toc239783599"/>
+      <w:bookmarkStart w:id="18" w:name="_Toc239843731"/>
       <w:proofErr w:type="gramStart"/>
       <w:r>
         <w:rPr>
@@ -17589,6 +16654,7 @@
           <w:szCs w:val="30"/>
           <w:lang w:val="en-GB"/>
         </w:rPr>
+        <w:lastRenderedPageBreak/>
         <w:t>4  Parameter</w:t>
       </w:r>
       <w:proofErr w:type="gramEnd"/>
@@ -17650,14 +16716,12 @@
         </w:rPr>
         <w:t xml:space="preserve">and it is the part of the report that generalises beyond this </w:t>
       </w:r>
-      <w:proofErr w:type="gramStart"/>
-      <w:r>
-        <w:rPr>
-          <w:lang w:val="en-GB"/>
-        </w:rPr>
-        <w:t>particular dataset</w:t>
-      </w:r>
-      <w:proofErr w:type="gramEnd"/>
+      <w:r>
+        <w:rPr>
+          <w:lang w:val="en-GB"/>
+        </w:rPr>
+        <w:t>dataset</w:t>
+      </w:r>
       <w:r>
         <w:rPr>
           <w:lang w:val="en-GB"/>
@@ -17699,7 +16763,7 @@
           <w:lang w:val="en-GB"/>
         </w:rPr>
       </w:pPr>
-      <w:bookmarkStart w:id="19" w:name="_Toc239783600"/>
+      <w:bookmarkStart w:id="19" w:name="_Toc239843732"/>
       <w:proofErr w:type="gramStart"/>
       <w:r>
         <w:rPr>
@@ -19003,7 +18067,7 @@
         <w:rPr>
           <w:lang w:val="en-GB"/>
         </w:rPr>
-        <w:t xml:space="preserve"> is meaningless, and why two values computed at different </w:t>
+        <w:t xml:space="preserve"> is meaningless and why two values computed at different </w:t>
       </w:r>
       <w:proofErr w:type="spellStart"/>
       <w:r>
@@ -19044,7 +18108,7 @@
           <w:lang w:val="en-GB"/>
         </w:rPr>
       </w:pPr>
-      <w:bookmarkStart w:id="20" w:name="_Toc239783601"/>
+      <w:bookmarkStart w:id="20" w:name="_Toc239843733"/>
       <w:proofErr w:type="gramStart"/>
       <w:r>
         <w:rPr>
@@ -20472,7 +19536,53 @@
           <w:szCs w:val="18"/>
           <w:lang w:val="en-GB"/>
         </w:rPr>
-        <w:t>-hole falls by 17 %.</w:t>
+        <w:t xml:space="preserve">-hole </w:t>
+      </w:r>
+      <w:r>
+        <w:rPr>
+          <w:i/>
+          <w:iCs/>
+          <w:color w:val="4A5568"/>
+          <w:sz w:val="18"/>
+          <w:szCs w:val="18"/>
+          <w:lang w:val="en-GB"/>
+        </w:rPr>
+        <w:t xml:space="preserve">value </w:t>
+      </w:r>
+      <w:proofErr w:type="gramStart"/>
+      <w:r>
+        <w:rPr>
+          <w:i/>
+          <w:iCs/>
+          <w:color w:val="4A5568"/>
+          <w:sz w:val="18"/>
+          <w:szCs w:val="18"/>
+          <w:lang w:val="en-GB"/>
+        </w:rPr>
+        <w:t xml:space="preserve">drops </w:t>
+      </w:r>
+      <w:r>
+        <w:rPr>
+          <w:i/>
+          <w:iCs/>
+          <w:color w:val="4A5568"/>
+          <w:sz w:val="18"/>
+          <w:szCs w:val="18"/>
+          <w:lang w:val="en-GB"/>
+        </w:rPr>
+        <w:t xml:space="preserve"> by</w:t>
+      </w:r>
+      <w:proofErr w:type="gramEnd"/>
+      <w:r>
+        <w:rPr>
+          <w:i/>
+          <w:iCs/>
+          <w:color w:val="4A5568"/>
+          <w:sz w:val="18"/>
+          <w:szCs w:val="18"/>
+          <w:lang w:val="en-GB"/>
+        </w:rPr>
+        <w:t xml:space="preserve"> 17 %.</w:t>
       </w:r>
     </w:p>
     <w:p>
@@ -20486,7 +19596,6 @@
         <w:rPr>
           <w:lang w:val="en-GB"/>
         </w:rPr>
-        <w:lastRenderedPageBreak/>
         <w:t xml:space="preserve">The degradation is smooth and one-sided, because the interpolated density smooths the </w:t>
       </w:r>
       <w:proofErr w:type="spellStart"/>
@@ -20551,6 +19660,14 @@
         </w:rPr>
         <w:t xml:space="preserve"> The converter warns above 0.30 Bohr spacing for exactly this reason.</w:t>
       </w:r>
+    </w:p>
+    <w:p>
+      <w:pPr>
+        <w:spacing w:after="120" w:line="276" w:lineRule="auto"/>
+        <w:rPr>
+          <w:lang w:val="en-GB"/>
+        </w:rPr>
+      </w:pPr>
     </w:p>
     <w:p>
       <w:pPr>
@@ -20559,7 +19676,7 @@
           <w:lang w:val="en-GB"/>
         </w:rPr>
       </w:pPr>
-      <w:bookmarkStart w:id="21" w:name="_Toc239783602"/>
+      <w:bookmarkStart w:id="21" w:name="_Toc239843734"/>
       <w:proofErr w:type="gramStart"/>
       <w:r>
         <w:rPr>
@@ -20690,6 +19807,7 @@
                 <w:sz w:val="17"/>
                 <w:szCs w:val="17"/>
               </w:rPr>
+              <w:lastRenderedPageBreak/>
               <w:t>Grid</w:t>
             </w:r>
             <w:proofErr w:type="spellEnd"/>
@@ -21160,14 +20278,12 @@
         </w:rPr>
         <w:t xml:space="preserve">Evaluating the sigma-hole in </w:t>
       </w:r>
-      <w:proofErr w:type="gramStart"/>
-      <w:r>
-        <w:rPr>
-          <w:lang w:val="en-GB"/>
-        </w:rPr>
-        <w:t>an</w:t>
-      </w:r>
-      <w:proofErr w:type="gramEnd"/>
+      <w:r>
+        <w:rPr>
+          <w:lang w:val="en-GB"/>
+        </w:rPr>
+        <w:t>a</w:t>
+      </w:r>
       <w:r>
         <w:rPr>
           <w:lang w:val="en-GB"/>
@@ -21183,7 +20299,7 @@
           <w:lang w:val="en-GB"/>
         </w:rPr>
       </w:pPr>
-      <w:bookmarkStart w:id="22" w:name="_Toc239783603"/>
+      <w:bookmarkStart w:id="22" w:name="_Toc239843735"/>
       <w:proofErr w:type="gramStart"/>
       <w:r>
         <w:rPr>
@@ -21242,7 +20358,7 @@
         <w:rPr>
           <w:lang w:val="en-GB"/>
         </w:rPr>
-        <w:t>The search itself is governed by six settings: a cone half-angle of 36.9°, 400 rays on a Fibonacci spiral with the first ray exactly on the axis, a 0.02 Bohr step, a radius cut-off at 1.6 × the Bondi van der Waals radius and a belt half-angle of ±69.5° at 1.5 × the mean cap radius. The first two were tuned; the rest follow from the geometry, and all six are documented with their reasoning in the code.</w:t>
+        <w:t>The search itself is governed by six settings: a cone half-angle of 36.9°, 400 rays on a Fibonacci spiral with the first ray exactly on the axis, a 0.02 Bohr step, a radius cut-off at 1.6 × the Bondi van der Waals radius and a belt half-angle of ±69.5° at 1.5 × the mean cap radius. The first two were tuned; the rest follow from the geometry and all six are documented with their reasoning in the code.</w:t>
       </w:r>
     </w:p>
     <w:p>
@@ -21253,7 +20369,7 @@
           <w:lang w:val="en-GB"/>
         </w:rPr>
       </w:pPr>
-      <w:bookmarkStart w:id="23" w:name="_Toc239783604"/>
+      <w:bookmarkStart w:id="23" w:name="_Toc239843736"/>
       <w:proofErr w:type="gramStart"/>
       <w:r>
         <w:rPr>
@@ -21864,7 +20980,7 @@
           <w:bCs/>
           <w:lang w:val="en-GB"/>
         </w:rPr>
-        <w:t>A common scale is required whenever two figures are compared, and a common scale is meaningless across data of different provenance.</w:t>
+        <w:t>A common scale is required whenever two figures are compared and a common scale is meaningless across data of different provenance.</w:t>
       </w:r>
     </w:p>
     <w:p>
@@ -21875,7 +20991,7 @@
           <w:lang w:val="en-GB"/>
         </w:rPr>
       </w:pPr>
-      <w:bookmarkStart w:id="24" w:name="_Toc239783605"/>
+      <w:bookmarkStart w:id="24" w:name="_Toc239843737"/>
       <w:proofErr w:type="gramStart"/>
       <w:r>
         <w:rPr>
@@ -21939,7 +21055,7 @@
         <w:rPr>
           <w:lang w:val="en-GB"/>
         </w:rPr>
-        <w:t xml:space="preserve">a 0.10 Å stick radius, cast shadows off in both, orthoscopic projection, and 2000 × 1600 </w:t>
+        <w:t xml:space="preserve">a 0.10 Å stick radius, cast shadows off in both, orthoscopic projection and 2000 × 1600 </w:t>
       </w:r>
       <w:proofErr w:type="spellStart"/>
       <w:r>
@@ -21975,6 +21091,38 @@
         </w:rPr>
         <w:t>.</w:t>
       </w:r>
+    </w:p>
+    <w:p>
+      <w:pPr>
+        <w:spacing w:after="120" w:line="276" w:lineRule="auto"/>
+        <w:rPr>
+          <w:lang w:val="en-GB"/>
+        </w:rPr>
+      </w:pPr>
+    </w:p>
+    <w:p>
+      <w:pPr>
+        <w:spacing w:after="120" w:line="276" w:lineRule="auto"/>
+        <w:rPr>
+          <w:lang w:val="en-GB"/>
+        </w:rPr>
+      </w:pPr>
+    </w:p>
+    <w:p>
+      <w:pPr>
+        <w:spacing w:after="120" w:line="276" w:lineRule="auto"/>
+        <w:rPr>
+          <w:lang w:val="en-GB"/>
+        </w:rPr>
+      </w:pPr>
+    </w:p>
+    <w:p>
+      <w:pPr>
+        <w:spacing w:after="120" w:line="276" w:lineRule="auto"/>
+        <w:rPr>
+          <w:lang w:val="en-GB"/>
+        </w:rPr>
+      </w:pPr>
     </w:p>
     <w:p>
       <w:pPr>
@@ -21984,7 +21132,7 @@
           <w:lang w:val="en-GB"/>
         </w:rPr>
       </w:pPr>
-      <w:bookmarkStart w:id="25" w:name="_Toc239783606"/>
+      <w:bookmarkStart w:id="25" w:name="_Toc239843738"/>
       <w:proofErr w:type="gramStart"/>
       <w:r>
         <w:rPr>
@@ -21995,7 +21143,6 @@
           <w:szCs w:val="30"/>
           <w:lang w:val="en-GB"/>
         </w:rPr>
-        <w:lastRenderedPageBreak/>
         <w:t>5  Robustness</w:t>
       </w:r>
       <w:proofErr w:type="gramEnd"/>
@@ -22023,6 +21170,7 @@
         <w:rPr>
           <w:lang w:val="en-GB"/>
         </w:rPr>
+        <w:lastRenderedPageBreak/>
         <w:t>A workflow that fails loudly is better than one that fails quietly and every defect described here produced a plausible-looking figure before it was caught.</w:t>
       </w:r>
       <w:r>
@@ -22058,7 +21206,7 @@
           <w:lang w:val="en-GB"/>
         </w:rPr>
       </w:pPr>
-      <w:bookmarkStart w:id="26" w:name="_Toc239783607"/>
+      <w:bookmarkStart w:id="26" w:name="_Toc239843739"/>
       <w:proofErr w:type="gramStart"/>
       <w:r>
         <w:rPr>
@@ -22811,7 +21959,7 @@
           <w:lang w:val="en-GB"/>
         </w:rPr>
       </w:pPr>
-      <w:bookmarkStart w:id="27" w:name="_Toc239783608"/>
+      <w:bookmarkStart w:id="27" w:name="_Toc239843740"/>
       <w:proofErr w:type="gramStart"/>
       <w:r>
         <w:rPr>
@@ -23356,7 +22504,7 @@
           <w:lang w:val="en-GB"/>
         </w:rPr>
       </w:pPr>
-      <w:bookmarkStart w:id="28" w:name="_Toc239783609"/>
+      <w:bookmarkStart w:id="28" w:name="_Toc239843741"/>
       <w:proofErr w:type="gramStart"/>
       <w:r>
         <w:rPr>
@@ -23455,7 +22603,13 @@
         <w:rPr>
           <w:lang w:val="en-GB"/>
         </w:rPr>
-        <w:t>PyMOL</w:t>
+        <w:t>PyM</w:t>
+      </w:r>
+      <w:r>
+        <w:rPr>
+          <w:lang w:val="en-GB"/>
+        </w:rPr>
+        <w:t>ol</w:t>
       </w:r>
       <w:proofErr w:type="spellEnd"/>
       <w:r>
@@ -23476,7 +22630,19 @@
         <w:rPr>
           <w:lang w:val="en-GB"/>
         </w:rPr>
-        <w:t xml:space="preserve"> 0.15 transparency is therefore an opacity of a = 0.85, and a value copied from one program into the other means close to its opposite.</w:t>
+        <w:t xml:space="preserve"> 0.15 transparency is therefore an opacity of a = 0.85</w:t>
+      </w:r>
+      <w:r>
+        <w:rPr>
+          <w:lang w:val="en-GB"/>
+        </w:rPr>
+        <w:t xml:space="preserve"> </w:t>
+      </w:r>
+      <w:r>
+        <w:rPr>
+          <w:lang w:val="en-GB"/>
+        </w:rPr>
+        <w:t>and a value copied from one program into the other means close to its opposite.</w:t>
       </w:r>
     </w:p>
     <w:p>
@@ -23512,7 +22678,19 @@
         <w:rPr>
           <w:lang w:val="en-GB"/>
         </w:rPr>
-        <w:t xml:space="preserve"> is closed, so a line of sight enters at the front and leaves at the back, and at opacity </w:t>
+        <w:t xml:space="preserve"> is closed, so a line of sight enters at the front and leaves at the back</w:t>
+      </w:r>
+      <w:r>
+        <w:rPr>
+          <w:lang w:val="en-GB"/>
+        </w:rPr>
+        <w:t xml:space="preserve"> and</w:t>
+      </w:r>
+      <w:r>
+        <w:rPr>
+          <w:lang w:val="en-GB"/>
+        </w:rPr>
+        <w:t xml:space="preserve"> at opacity </w:t>
       </w:r>
       <w:proofErr w:type="gramStart"/>
       <w:r>
@@ -23568,7 +22746,19 @@
         <w:rPr>
           <w:lang w:val="en-GB"/>
         </w:rPr>
-        <w:t xml:space="preserve"> images should be solid, and they are not</w:t>
+        <w:t xml:space="preserve"> images should be solid</w:t>
+      </w:r>
+      <w:r>
+        <w:rPr>
+          <w:lang w:val="en-GB"/>
+        </w:rPr>
+        <w:t xml:space="preserve"> </w:t>
+      </w:r>
+      <w:r>
+        <w:rPr>
+          <w:lang w:val="en-GB"/>
+        </w:rPr>
+        <w:t>and they are not</w:t>
       </w:r>
       <w:r>
         <w:rPr>
@@ -23594,7 +22784,19 @@
         <w:rPr>
           <w:lang w:val="en-GB"/>
         </w:rPr>
-        <w:t xml:space="preserve"> 2 treats the back faces of the surface differently from a naive two-layer product. VMD applies no such correction and empirically needs roughly a = 0.30, which is 49 % transmission, before the axial view gives a comparable impression. The two programs do not label the setting differently, they</w:t>
+        <w:t xml:space="preserve"> 2 treats the back faces of the surface differently from a naive two-layer product. VMD applies no such correction and empirically needs roughly a = 0.30, which is 49 % transmission, before the axial view gives a comparable impression. The two programs do not</w:t>
+      </w:r>
+      <w:r>
+        <w:rPr>
+          <w:lang w:val="en-GB"/>
+        </w:rPr>
+        <w:t xml:space="preserve"> merely</w:t>
+      </w:r>
+      <w:r>
+        <w:rPr>
+          <w:lang w:val="en-GB"/>
+        </w:rPr>
+        <w:t xml:space="preserve"> label the setting differently, they</w:t>
       </w:r>
       <w:r>
         <w:rPr>
@@ -23606,16 +22808,8 @@
         <w:rPr>
           <w:lang w:val="en-GB"/>
         </w:rPr>
-        <w:t xml:space="preserve"> weight it differently, and no single value makes one pipeline's images reproduce the </w:t>
-      </w:r>
-      <w:proofErr w:type="gramStart"/>
-      <w:r>
-        <w:rPr>
-          <w:lang w:val="en-GB"/>
-        </w:rPr>
-        <w:t>other's</w:t>
-      </w:r>
-      <w:proofErr w:type="gramEnd"/>
+        <w:t xml:space="preserve"> weight it differently</w:t>
+      </w:r>
       <w:r>
         <w:rPr>
           <w:lang w:val="en-GB"/>
@@ -23642,7 +22836,19 @@
         <w:rPr>
           <w:lang w:val="en-GB"/>
         </w:rPr>
-        <w:t>The axial view crosses the most layers of surface and would need the lowest opacity to read like the others; at that value the π and in-plane views, turn so faint that their colour can no longer be read. The pipeline therefore keeps a single value per run, so that the three images of one molecule stay mutually comparable</w:t>
+        <w:t xml:space="preserve">The axial view crosses the most layers of surface and would need the lowest opacity to read like the others; at that value the π and in-plane views, turn so faint that their </w:t>
+      </w:r>
+      <w:r>
+        <w:rPr>
+          <w:lang w:val="en-GB"/>
+        </w:rPr>
+        <w:t xml:space="preserve">molecule skeleton </w:t>
+      </w:r>
+      <w:r>
+        <w:rPr>
+          <w:lang w:val="en-GB"/>
+        </w:rPr>
+        <w:t>colour can no longer be read. The pipeline therefore keeps a single value per run, so that the three images of one molecule stay mutually comparable</w:t>
       </w:r>
       <w:r>
         <w:rPr>
@@ -23676,7 +22882,19 @@
         <w:rPr>
           <w:lang w:val="en-GB"/>
         </w:rPr>
-        <w:t xml:space="preserve">In the axial view every line of sight crosses many transparent layers, and </w:t>
+        <w:t>In the axial view every line of sight crosses many transparent layers</w:t>
+      </w:r>
+      <w:r>
+        <w:rPr>
+          <w:lang w:val="en-GB"/>
+        </w:rPr>
+        <w:t xml:space="preserve"> </w:t>
+      </w:r>
+      <w:r>
+        <w:rPr>
+          <w:lang w:val="en-GB"/>
+        </w:rPr>
+        <w:t xml:space="preserve">and </w:t>
       </w:r>
       <w:proofErr w:type="spellStart"/>
       <w:r>
@@ -23690,7 +22908,19 @@
         <w:rPr>
           <w:lang w:val="en-GB"/>
         </w:rPr>
-        <w:t xml:space="preserve"> aborts there</w:t>
+        <w:t xml:space="preserve"> </w:t>
+      </w:r>
+      <w:r>
+        <w:rPr>
+          <w:lang w:val="en-GB"/>
+        </w:rPr>
+        <w:t xml:space="preserve">(the VMD renderer) </w:t>
+      </w:r>
+      <w:r>
+        <w:rPr>
+          <w:lang w:val="en-GB"/>
+        </w:rPr>
+        <w:t>aborts there</w:t>
       </w:r>
       <w:r>
         <w:rPr>
@@ -23702,7 +22932,19 @@
         <w:rPr>
           <w:lang w:val="en-GB"/>
         </w:rPr>
-        <w:t xml:space="preserve">n Windows with exit code 0xC0000374, heap corruption, and no error message. The same nine molecules were rendered twice from identical data with identical settings: nine of twenty-seven views fell back to a window capture in the first run and seven in the second, with the set almost completely exchanged. </w:t>
+        <w:t>n Windows with exit code 0xC0000374, heap corruption</w:t>
+      </w:r>
+      <w:r>
+        <w:rPr>
+          <w:lang w:val="en-GB"/>
+        </w:rPr>
+        <w:t xml:space="preserve"> </w:t>
+      </w:r>
+      <w:r>
+        <w:rPr>
+          <w:lang w:val="en-GB"/>
+        </w:rPr>
+        <w:t xml:space="preserve">and no error message. The same nine molecules were rendered twice from identical data with identical settings: nine of twenty-seven views fell back to a window capture in the first run and seven in the second, with the set almost completely exchanged. </w:t>
       </w:r>
       <w:proofErr w:type="spellStart"/>
       <w:r>
@@ -23724,7 +22966,33 @@
           <w:bCs/>
           <w:lang w:val="en-GB"/>
         </w:rPr>
-        <w:t>The failure is therefore not a property of the molecule, and it is not reproducible.</w:t>
+        <w:t xml:space="preserve">The failure is therefore not a property of the </w:t>
+      </w:r>
+      <w:proofErr w:type="gramStart"/>
+      <w:r>
+        <w:rPr>
+          <w:b/>
+          <w:bCs/>
+          <w:lang w:val="en-GB"/>
+        </w:rPr>
+        <w:t>molecule</w:t>
+      </w:r>
+      <w:proofErr w:type="gramEnd"/>
+      <w:r>
+        <w:rPr>
+          <w:b/>
+          <w:bCs/>
+          <w:lang w:val="en-GB"/>
+        </w:rPr>
+        <w:t xml:space="preserve"> </w:t>
+      </w:r>
+      <w:r>
+        <w:rPr>
+          <w:b/>
+          <w:bCs/>
+          <w:lang w:val="en-GB"/>
+        </w:rPr>
+        <w:t>and it is not reproducible.</w:t>
       </w:r>
       <w:r>
         <w:rPr>
@@ -23742,7 +23010,25 @@
         <w:rPr>
           <w:lang w:val="en-GB"/>
         </w:rPr>
-        <w:t xml:space="preserve">pipeline renders in passes and keeps whatever each pass produced, recording per view which pass produced it. </w:t>
+        <w:t>pipeline renders in passes and keeps whatever each pass produced, recording per view which pass produced it</w:t>
+      </w:r>
+      <w:r>
+        <w:rPr>
+          <w:lang w:val="en-GB"/>
+        </w:rPr>
+        <w:t xml:space="preserve"> and </w:t>
+      </w:r>
+      <w:r>
+        <w:rPr>
+          <w:lang w:val="en-GB"/>
+        </w:rPr>
+        <w:t>writing it in the settings.txt</w:t>
+      </w:r>
+      <w:r>
+        <w:rPr>
+          <w:lang w:val="en-GB"/>
+        </w:rPr>
+        <w:t xml:space="preserve">. </w:t>
       </w:r>
       <w:proofErr w:type="spellStart"/>
       <w:r>
@@ -23756,7 +23042,7 @@
         <w:rPr>
           <w:lang w:val="en-GB"/>
         </w:rPr>
-        <w:t xml:space="preserve"> ray tracer rendered all twenty-seven without a single failure, in both runs.</w:t>
+        <w:t xml:space="preserve"> ray tracer rendered all twenty-seven without a single failure.</w:t>
       </w:r>
     </w:p>
     <w:p>
@@ -23833,7 +23119,7 @@
           <w:lang w:val="en-GB"/>
         </w:rPr>
       </w:pPr>
-      <w:bookmarkStart w:id="29" w:name="_Toc239783610"/>
+      <w:bookmarkStart w:id="29" w:name="_Toc239843742"/>
       <w:proofErr w:type="gramStart"/>
       <w:r>
         <w:rPr>
@@ -23858,7 +23144,7 @@
           <w:lang w:val="en-GB"/>
         </w:rPr>
       </w:pPr>
-      <w:bookmarkStart w:id="30" w:name="_Toc239783611"/>
+      <w:bookmarkStart w:id="30" w:name="_Toc239843743"/>
       <w:proofErr w:type="gramStart"/>
       <w:r>
         <w:rPr>
@@ -23907,19 +23193,7 @@
         <w:rPr>
           <w:lang w:val="en-GB"/>
         </w:rPr>
-        <w:t>The separation established in §3.6 is clean and</w:t>
-      </w:r>
-      <w:r>
-        <w:rPr>
-          <w:lang w:val="en-GB"/>
-        </w:rPr>
-        <w:t xml:space="preserve"> </w:t>
-      </w:r>
-      <w:r>
-        <w:rPr>
-          <w:lang w:val="en-GB"/>
-        </w:rPr>
-        <w:t xml:space="preserve">as far as this dataset goes, complete. Surface extrema, colour ranges, </w:t>
+        <w:t xml:space="preserve">The separation established in §3.6 is clean and, as far as this dataset goes, complete. Surface extrema, colour ranges, </w:t>
       </w:r>
       <w:r>
         <w:t>σ</w:t>
@@ -23928,7 +23202,21 @@
         <w:rPr>
           <w:lang w:val="en-GB"/>
         </w:rPr>
-        <w:t>-holes and belts are properties of the data and the convention; they came out identical from two implementations that share no code. Everything that differs between the two rows of Figures 2, 4 and 6</w:t>
+        <w:t xml:space="preserve">-holes and belts are properties of the data and the convention, not of the viewer: the two pipelines run the same raw </w:t>
+      </w:r>
+      <w:proofErr w:type="spellStart"/>
+      <w:r>
+        <w:rPr>
+          <w:lang w:val="en-GB"/>
+        </w:rPr>
+        <w:t>Turbomole</w:t>
+      </w:r>
+      <w:proofErr w:type="spellEnd"/>
+      <w:r>
+        <w:rPr>
+          <w:lang w:val="en-GB"/>
+        </w:rPr>
+        <w:t xml:space="preserve"> files through two separately written conversion chains</w:t>
       </w:r>
       <w:r>
         <w:rPr>
@@ -23940,7 +23228,33 @@
         <w:rPr>
           <w:lang w:val="en-GB"/>
         </w:rPr>
-        <w:t>the saturation of the surface, the visibility of the skeleton, the apparent size of the molecule, is the viewer.</w:t>
+        <w:t>their own unit handling, index reordering, cube writing and cube reading and</w:t>
+      </w:r>
+      <w:r>
+        <w:rPr>
+          <w:lang w:val="en-GB"/>
+        </w:rPr>
+        <w:t xml:space="preserve"> they</w:t>
+      </w:r>
+      <w:r>
+        <w:rPr>
+          <w:lang w:val="en-GB"/>
+        </w:rPr>
+        <w:t xml:space="preserve"> arrive at the same numbers. What this does </w:t>
+      </w:r>
+      <w:r>
+        <w:rPr>
+          <w:i/>
+          <w:iCs/>
+          <w:lang w:val="en-GB"/>
+        </w:rPr>
+        <w:t>not</w:t>
+      </w:r>
+      <w:r>
+        <w:rPr>
+          <w:lang w:val="en-GB"/>
+        </w:rPr>
+        <w:t xml:space="preserve"> establish is that the method is right, because the evaluation itself is the same algorithm in both projects; that limitation is stated in §6.3.</w:t>
       </w:r>
     </w:p>
     <w:p>
@@ -23954,6 +23268,44 @@
         <w:rPr>
           <w:lang w:val="en-GB"/>
         </w:rPr>
+        <w:t>Everything that differs between the two rows of Figures 2, 4</w:t>
+      </w:r>
+      <w:r>
+        <w:rPr>
+          <w:lang w:val="en-GB"/>
+        </w:rPr>
+        <w:t>, 5</w:t>
+      </w:r>
+      <w:r>
+        <w:rPr>
+          <w:lang w:val="en-GB"/>
+        </w:rPr>
+        <w:t xml:space="preserve"> and 6</w:t>
+      </w:r>
+      <w:r>
+        <w:rPr>
+          <w:lang w:val="en-GB"/>
+        </w:rPr>
+        <w:t xml:space="preserve">, </w:t>
+      </w:r>
+      <w:r>
+        <w:rPr>
+          <w:lang w:val="en-GB"/>
+        </w:rPr>
+        <w:t>the saturation of the surface, the visibility of the skeleton, the apparent size of the molecule, is the viewer.</w:t>
+      </w:r>
+    </w:p>
+    <w:p>
+      <w:pPr>
+        <w:spacing w:after="120" w:line="276" w:lineRule="auto"/>
+        <w:rPr>
+          <w:lang w:val="en-GB"/>
+        </w:rPr>
+      </w:pPr>
+      <w:r>
+        <w:rPr>
+          <w:lang w:val="en-GB"/>
+        </w:rPr>
         <w:t>That has a practical consequence for reading the literature. A published ESP figure carries no information about the program that made it and</w:t>
       </w:r>
       <w:r>
@@ -24000,7 +23352,7 @@
         <w:rPr>
           <w:lang w:val="en-GB"/>
         </w:rPr>
-        <w:t>. A figure without a labelled colour bar cannot be read at all, and this workflow ships one with every image for that reason.</w:t>
+        <w:t>. A figure without a labelled colour bar cannot be read at all, this workflow ships one with every image for that reason.</w:t>
       </w:r>
     </w:p>
     <w:p>
@@ -24008,7 +23360,7 @@
         <w:pStyle w:val="berschrift2"/>
         <w:spacing w:before="260" w:after="120"/>
       </w:pPr>
-      <w:bookmarkStart w:id="31" w:name="_Toc239783612"/>
+      <w:bookmarkStart w:id="31" w:name="_Toc239843744"/>
       <w:proofErr w:type="gramStart"/>
       <w:r>
         <w:rPr>
@@ -24295,7 +23647,7 @@
         <w:pStyle w:val="berschrift2"/>
         <w:spacing w:before="260" w:after="120"/>
       </w:pPr>
-      <w:bookmarkStart w:id="32" w:name="_Toc239783613"/>
+      <w:bookmarkStart w:id="32" w:name="_Toc239843745"/>
       <w:proofErr w:type="gramStart"/>
       <w:r>
         <w:rPr>
@@ -24353,7 +23705,7 @@
         <w:rPr>
           <w:lang w:val="en-GB"/>
         </w:rPr>
-        <w:t>part</w:t>
+        <w:t>a copy</w:t>
       </w:r>
       <w:r>
         <w:rPr>
@@ -24401,13 +23753,13 @@
         <w:rPr>
           <w:lang w:val="en-GB"/>
         </w:rPr>
-        <w:t xml:space="preserve"> proves the two copies are still the same code; it does not independently confirm the method. The genuine independent confirmation in this report is the surface statistics of §3.6</w:t>
-      </w:r>
-      <w:r>
-        <w:rPr>
-          <w:lang w:val="en-GB"/>
-        </w:rPr>
-        <w:t>.</w:t>
+        <w:t xml:space="preserve"> proves the two copies are still the same code; it does not independently confirm the method</w:t>
+      </w:r>
+      <w:r>
+        <w:rPr>
+          <w:lang w:val="en-GB"/>
+        </w:rPr>
+        <w:t>, the comparison with literature values, does.</w:t>
       </w:r>
     </w:p>
     <w:p>
@@ -24529,29 +23881,13 @@
     </w:p>
     <w:p>
       <w:pPr>
-        <w:spacing w:after="80" w:line="276" w:lineRule="auto"/>
-        <w:rPr>
-          <w:lang w:val="en-GB"/>
-        </w:rPr>
-      </w:pPr>
-    </w:p>
-    <w:p>
-      <w:pPr>
-        <w:spacing w:after="80" w:line="276" w:lineRule="auto"/>
-        <w:rPr>
-          <w:lang w:val="en-GB"/>
-        </w:rPr>
-      </w:pPr>
-    </w:p>
-    <w:p>
-      <w:pPr>
         <w:pStyle w:val="berschrift1"/>
         <w:spacing w:before="360" w:after="160"/>
         <w:rPr>
           <w:lang w:val="en-GB"/>
         </w:rPr>
       </w:pPr>
-      <w:bookmarkStart w:id="33" w:name="_Toc239783614"/>
+      <w:bookmarkStart w:id="33" w:name="_Toc239843746"/>
       <w:proofErr w:type="gramStart"/>
       <w:r>
         <w:rPr>
@@ -24563,7 +23899,18 @@
           <w:lang w:val="en-GB"/>
         </w:rPr>
         <w:lastRenderedPageBreak/>
-        <w:t>7  Outlook</w:t>
+        <w:t>7</w:t>
+      </w:r>
+      <w:r>
+        <w:rPr>
+          <w:b/>
+          <w:bCs/>
+          <w:color w:val="1F3864"/>
+          <w:sz w:val="30"/>
+          <w:szCs w:val="30"/>
+          <w:lang w:val="en-GB"/>
+        </w:rPr>
+        <w:t xml:space="preserve">  Outlook</w:t>
       </w:r>
       <w:bookmarkEnd w:id="33"/>
       <w:proofErr w:type="gramEnd"/>
@@ -24576,7 +23923,7 @@
           <w:lang w:val="en-GB"/>
         </w:rPr>
       </w:pPr>
-      <w:bookmarkStart w:id="34" w:name="_Toc239783615"/>
+      <w:bookmarkStart w:id="34" w:name="_Toc239843747"/>
       <w:proofErr w:type="gramStart"/>
       <w:r>
         <w:rPr>
@@ -24649,7 +23996,7 @@
           <w:lang w:val="en-GB"/>
         </w:rPr>
       </w:pPr>
-      <w:bookmarkStart w:id="35" w:name="_Toc239783616"/>
+      <w:bookmarkStart w:id="35" w:name="_Toc239843748"/>
       <w:proofErr w:type="gramStart"/>
       <w:r>
         <w:rPr>
@@ -24706,7 +24053,7 @@
           <w:lang w:val="en-GB"/>
         </w:rPr>
       </w:pPr>
-      <w:bookmarkStart w:id="36" w:name="_Toc239783617"/>
+      <w:bookmarkStart w:id="36" w:name="_Toc239843749"/>
       <w:proofErr w:type="gramStart"/>
       <w:r>
         <w:rPr>
@@ -24779,7 +24126,7 @@
         <w:pStyle w:val="berschrift1"/>
         <w:spacing w:before="360" w:after="160"/>
       </w:pPr>
-      <w:bookmarkStart w:id="37" w:name="_Toc239783618"/>
+      <w:bookmarkStart w:id="37" w:name="_Toc239843750"/>
       <w:proofErr w:type="gramStart"/>
       <w:r>
         <w:rPr>
@@ -24796,33 +24143,13 @@
       <w:proofErr w:type="gramEnd"/>
     </w:p>
     <w:p>
-      <w:pPr>
-        <w:pStyle w:val="berschrift2"/>
-        <w:spacing w:before="260" w:after="120"/>
-      </w:pPr>
-      <w:bookmarkStart w:id="38" w:name="_Toc239783619"/>
-      <w:r>
-        <w:rPr>
-          <w:b/>
-          <w:bCs/>
-          <w:color w:val="1F3864"/>
-          <w:sz w:val="24"/>
-          <w:szCs w:val="24"/>
-        </w:rPr>
+      <w:r>
         <w:t xml:space="preserve">Method and </w:t>
       </w:r>
       <w:proofErr w:type="spellStart"/>
       <w:r>
-        <w:rPr>
-          <w:b/>
-          <w:bCs/>
-          <w:color w:val="1F3864"/>
-          <w:sz w:val="24"/>
-          <w:szCs w:val="24"/>
-        </w:rPr>
         <w:t>convention</w:t>
       </w:r>
-      <w:bookmarkEnd w:id="38"/>
       <w:proofErr w:type="spellEnd"/>
     </w:p>
     <w:p>
@@ -25109,35 +24436,19 @@
     </w:p>
     <w:p>
       <w:pPr>
-        <w:pStyle w:val="berschrift2"/>
-        <w:spacing w:before="260" w:after="120"/>
         <w:rPr>
           <w:lang w:val="en-GB"/>
         </w:rPr>
       </w:pPr>
-      <w:bookmarkStart w:id="39" w:name="_Toc239783620"/>
-      <w:r>
-        <w:rPr>
-          <w:b/>
-          <w:bCs/>
-          <w:color w:val="1F3864"/>
-          <w:sz w:val="24"/>
-          <w:szCs w:val="24"/>
-        </w:rPr>
+      <w:r>
         <w:t>σ</w:t>
       </w:r>
       <w:r>
         <w:rPr>
-          <w:b/>
-          <w:bCs/>
-          <w:color w:val="1F3864"/>
-          <w:sz w:val="24"/>
-          <w:szCs w:val="24"/>
           <w:lang w:val="en-GB"/>
         </w:rPr>
         <w:t>-hole values used in the literature comparison (§3.4)</w:t>
       </w:r>
-      <w:bookmarkEnd w:id="39"/>
     </w:p>
     <w:p>
       <w:pPr>
@@ -25353,22 +24664,9 @@
       </w:r>
     </w:p>
     <w:p>
-      <w:pPr>
-        <w:pStyle w:val="berschrift2"/>
-        <w:spacing w:before="260" w:after="120"/>
-      </w:pPr>
-      <w:bookmarkStart w:id="40" w:name="_Toc239783621"/>
-      <w:r>
-        <w:rPr>
-          <w:b/>
-          <w:bCs/>
-          <w:color w:val="1F3864"/>
-          <w:sz w:val="24"/>
-          <w:szCs w:val="24"/>
-        </w:rPr>
+      <w:r>
         <w:t>Software</w:t>
       </w:r>
-      <w:bookmarkEnd w:id="40"/>
     </w:p>
     <w:p>
       <w:pPr>
@@ -25598,33 +24896,13 @@
       </w:r>
     </w:p>
     <w:p>
-      <w:pPr>
-        <w:pStyle w:val="berschrift2"/>
-        <w:spacing w:before="260" w:after="120"/>
-      </w:pPr>
-      <w:bookmarkStart w:id="41" w:name="_Toc239783622"/>
-      <w:r>
-        <w:rPr>
-          <w:b/>
-          <w:bCs/>
-          <w:color w:val="1F3864"/>
-          <w:sz w:val="24"/>
-          <w:szCs w:val="24"/>
-        </w:rPr>
+      <w:r>
         <w:t xml:space="preserve">Workflow </w:t>
       </w:r>
       <w:proofErr w:type="spellStart"/>
       <w:r>
-        <w:rPr>
-          <w:b/>
-          <w:bCs/>
-          <w:color w:val="1F3864"/>
-          <w:sz w:val="24"/>
-          <w:szCs w:val="24"/>
-        </w:rPr>
         <w:t>documentation</w:t>
       </w:r>
-      <w:bookmarkEnd w:id="41"/>
       <w:proofErr w:type="spellEnd"/>
     </w:p>
     <w:p>

--- a/docs/ProjectElaboration.docx
+++ b/docs/ProjectElaboration.docx
@@ -62,7 +62,29 @@
           <w:szCs w:val="22"/>
           <w:lang w:val="en-GB"/>
         </w:rPr>
-        <w:t>Two reproducible pipelines from Turbomole grid output to publication figures</w:t>
+        <w:t xml:space="preserve">Two reproducible pipelines from </w:t>
+      </w:r>
+      <w:proofErr w:type="spellStart"/>
+      <w:r>
+        <w:rPr>
+          <w:i/>
+          <w:iCs/>
+          <w:sz w:val="22"/>
+          <w:szCs w:val="22"/>
+          <w:lang w:val="en-GB"/>
+        </w:rPr>
+        <w:t>Turbomole</w:t>
+      </w:r>
+      <w:proofErr w:type="spellEnd"/>
+      <w:r>
+        <w:rPr>
+          <w:i/>
+          <w:iCs/>
+          <w:sz w:val="22"/>
+          <w:szCs w:val="22"/>
+          <w:lang w:val="en-GB"/>
+        </w:rPr>
+        <w:t xml:space="preserve"> grid output to publication figures</w:t>
       </w:r>
     </w:p>
     <w:p>
@@ -182,8 +204,9 @@
           <w:szCs w:val="18"/>
           <w:lang w:val="en-GB"/>
         </w:rPr>
-        <w:t xml:space="preserve"> = 0.001 a.u. Left: the </w:t>
-      </w:r>
+        <w:t xml:space="preserve"> = 0.001 </w:t>
+      </w:r>
+      <w:proofErr w:type="spellStart"/>
       <w:r>
         <w:rPr>
           <w:i/>
@@ -191,9 +214,11 @@
           <w:color w:val="4A5568"/>
           <w:sz w:val="18"/>
           <w:szCs w:val="18"/>
-        </w:rPr>
-        <w:t>π</w:t>
-      </w:r>
+          <w:lang w:val="en-GB"/>
+        </w:rPr>
+        <w:t>a.u</w:t>
+      </w:r>
+      <w:proofErr w:type="spellEnd"/>
       <w:r>
         <w:rPr>
           <w:i/>
@@ -203,7 +228,7 @@
           <w:szCs w:val="18"/>
           <w:lang w:val="en-GB"/>
         </w:rPr>
-        <w:t xml:space="preserve"> face, with the nitro oxygens as the deep red region. Centre: the in-plane profile. Right: the view along the C–Cl axis, with the blue </w:t>
+        <w:t xml:space="preserve">. Left: the </w:t>
       </w:r>
       <w:r>
         <w:rPr>
@@ -213,7 +238,7 @@
           <w:sz w:val="18"/>
           <w:szCs w:val="18"/>
         </w:rPr>
-        <w:t>σ</w:t>
+        <w:t>π</w:t>
       </w:r>
       <w:r>
         <w:rPr>
@@ -224,7 +249,7 @@
           <w:szCs w:val="18"/>
           <w:lang w:val="en-GB"/>
         </w:rPr>
-        <w:t>-hole cap in the middle of the chlorine</w:t>
+        <w:t xml:space="preserve"> face. Centre: the in-plane profile. Right: the view along the C–Cl axis, with the blue </w:t>
       </w:r>
       <w:r>
         <w:rPr>
@@ -233,9 +258,8 @@
           <w:color w:val="4A5568"/>
           <w:sz w:val="18"/>
           <w:szCs w:val="18"/>
-          <w:lang w:val="en-GB"/>
-        </w:rPr>
-        <w:t xml:space="preserve"> (shifted by 6</w:t>
+        </w:rPr>
+        <w:t>σ</w:t>
       </w:r>
       <w:r>
         <w:rPr>
@@ -246,7 +270,7 @@
           <w:szCs w:val="18"/>
           <w:lang w:val="en-GB"/>
         </w:rPr>
-        <w:t>.</w:t>
+        <w:t>-hole cap in the middle of the chlorine</w:t>
       </w:r>
       <w:r>
         <w:rPr>
@@ -257,7 +281,7 @@
           <w:szCs w:val="18"/>
           <w:lang w:val="en-GB"/>
         </w:rPr>
-        <w:t>4°)</w:t>
+        <w:t xml:space="preserve"> (shifted by 6</w:t>
       </w:r>
       <w:r>
         <w:rPr>
@@ -268,7 +292,88 @@
           <w:szCs w:val="18"/>
           <w:lang w:val="en-GB"/>
         </w:rPr>
-        <w:t xml:space="preserve"> Colour scale ±0.0600 a.u., PyMOL </w:t>
+        <w:t>.</w:t>
+      </w:r>
+      <w:r>
+        <w:rPr>
+          <w:i/>
+          <w:iCs/>
+          <w:color w:val="4A5568"/>
+          <w:sz w:val="18"/>
+          <w:szCs w:val="18"/>
+          <w:lang w:val="en-GB"/>
+        </w:rPr>
+        <w:t>4°)</w:t>
+      </w:r>
+      <w:r>
+        <w:rPr>
+          <w:i/>
+          <w:iCs/>
+          <w:color w:val="4A5568"/>
+          <w:sz w:val="18"/>
+          <w:szCs w:val="18"/>
+          <w:lang w:val="en-GB"/>
+        </w:rPr>
+        <w:t xml:space="preserve"> Colour scale ±0.0600 </w:t>
+      </w:r>
+      <w:proofErr w:type="spellStart"/>
+      <w:r>
+        <w:rPr>
+          <w:i/>
+          <w:iCs/>
+          <w:color w:val="4A5568"/>
+          <w:sz w:val="18"/>
+          <w:szCs w:val="18"/>
+          <w:lang w:val="en-GB"/>
+        </w:rPr>
+        <w:t>a.u</w:t>
+      </w:r>
+      <w:proofErr w:type="spellEnd"/>
+      <w:r>
+        <w:rPr>
+          <w:i/>
+          <w:iCs/>
+          <w:color w:val="4A5568"/>
+          <w:sz w:val="18"/>
+          <w:szCs w:val="18"/>
+          <w:lang w:val="en-GB"/>
+        </w:rPr>
+        <w:t xml:space="preserve">., </w:t>
+      </w:r>
+      <w:proofErr w:type="spellStart"/>
+      <w:r>
+        <w:rPr>
+          <w:i/>
+          <w:iCs/>
+          <w:color w:val="4A5568"/>
+          <w:sz w:val="18"/>
+          <w:szCs w:val="18"/>
+          <w:lang w:val="en-GB"/>
+        </w:rPr>
+        <w:t>PyM</w:t>
+      </w:r>
+      <w:r>
+        <w:rPr>
+          <w:i/>
+          <w:iCs/>
+          <w:color w:val="4A5568"/>
+          <w:sz w:val="18"/>
+          <w:szCs w:val="18"/>
+          <w:lang w:val="en-GB"/>
+        </w:rPr>
+        <w:t>ol</w:t>
+      </w:r>
+      <w:proofErr w:type="spellEnd"/>
+      <w:r>
+        <w:rPr>
+          <w:i/>
+          <w:iCs/>
+          <w:color w:val="4A5568"/>
+          <w:sz w:val="18"/>
+          <w:szCs w:val="18"/>
+          <w:lang w:val="en-GB"/>
+        </w:rPr>
+        <w:t xml:space="preserve"> </w:t>
       </w:r>
       <w:r>
         <w:rPr>
@@ -3109,6 +3214,7 @@
         </w:rPr>
       </w:pPr>
       <w:bookmarkStart w:id="0" w:name="_Toc239843713"/>
+      <w:proofErr w:type="gramStart"/>
       <w:r>
         <w:rPr>
           <w:b/>
@@ -3119,6 +3225,7 @@
         <w:t>1  Introduction</w:t>
       </w:r>
       <w:bookmarkEnd w:id="0"/>
+      <w:proofErr w:type="gramEnd"/>
     </w:p>
     <w:p>
       <w:pPr>
@@ -3129,6 +3236,7 @@
         </w:rPr>
       </w:pPr>
       <w:bookmarkStart w:id="1" w:name="_Toc239843714"/>
+      <w:proofErr w:type="gramStart"/>
       <w:r>
         <w:rPr>
           <w:b/>
@@ -3149,7 +3257,19 @@
           <w:szCs w:val="24"/>
           <w:lang w:val="en-GB"/>
         </w:rPr>
-        <w:t>.1  Electrostatics as a recognition principle</w:t>
+        <w:t>.1  Electrostatics</w:t>
+      </w:r>
+      <w:proofErr w:type="gramEnd"/>
+      <w:r>
+        <w:rPr>
+          <w:b/>
+          <w:bCs/>
+          <w:color w:val="1F3864"/>
+          <w:sz w:val="24"/>
+          <w:szCs w:val="24"/>
+          <w:lang w:val="en-GB"/>
+        </w:rPr>
+        <w:t xml:space="preserve"> as a recognition principle</w:t>
       </w:r>
       <w:bookmarkEnd w:id="1"/>
     </w:p>
@@ -3164,7 +3284,31 @@
         <w:rPr>
           <w:lang w:val="en-GB"/>
         </w:rPr>
-        <w:t>Non-covalent recognition between a ligand and its target is, to a first approximation, electrostatic. The molecular electrostatic potential on the surface of a molecule is therefore one of the more directly interpretable quantities in structure-based design: it says where a molecule is electron-rich and where it is electron-poor, in units that can be compared between molecules.</w:t>
+        <w:t>Non-covalent recognition between a ligand and its targe</w:t>
+      </w:r>
+      <w:r>
+        <w:rPr>
+          <w:lang w:val="en-GB"/>
+        </w:rPr>
+        <w:t>t</w:t>
+      </w:r>
+      <w:r>
+        <w:rPr>
+          <w:lang w:val="en-GB"/>
+        </w:rPr>
+        <w:t xml:space="preserve">, to a first approximation, </w:t>
+      </w:r>
+      <w:r>
+        <w:rPr>
+          <w:lang w:val="en-GB"/>
+        </w:rPr>
+        <w:t xml:space="preserve">is </w:t>
+      </w:r>
+      <w:r>
+        <w:rPr>
+          <w:lang w:val="en-GB"/>
+        </w:rPr>
+        <w:t>electrostatic. The molecular electrostatic potential on the surface of a molecule is therefore one of the more directly interpretable quantities in structure-based design: it says where a molecule is electron-rich and where it is electron-poor, in units that can be compared between molecules.</w:t>
       </w:r>
     </w:p>
     <w:p>
@@ -3211,7 +3355,37 @@
         <w:rPr>
           <w:lang w:val="en-GB"/>
         </w:rPr>
-        <w:t xml:space="preserve"> is what allows a chlorine, bromine or iodine to act as an electrophile towards a carbonyl oxygen or a backbone nitrogen</w:t>
+        <w:t xml:space="preserve"> is what allows a chlorine, bromine or iodine to act as an electrophile towards a carbonyl oxygen</w:t>
+      </w:r>
+      <w:r>
+        <w:rPr>
+          <w:lang w:val="en-GB"/>
+        </w:rPr>
+        <w:t>,</w:t>
+      </w:r>
+      <w:r>
+        <w:rPr>
+          <w:lang w:val="en-GB"/>
+        </w:rPr>
+        <w:t xml:space="preserve"> a backbone nitrogen</w:t>
+      </w:r>
+      <w:r>
+        <w:rPr>
+          <w:lang w:val="en-GB"/>
+        </w:rPr>
+        <w:t xml:space="preserve"> or a ring </w:t>
+      </w:r>
+      <w:r>
+        <w:rPr>
+          <w:lang w:val="en-GB"/>
+        </w:rPr>
+        <w:t>π</w:t>
+      </w:r>
+      <w:r>
+        <w:rPr>
+          <w:lang w:val="en-GB"/>
+        </w:rPr>
+        <w:t xml:space="preserve"> system</w:t>
       </w:r>
       <w:r>
         <w:rPr>
@@ -3276,19 +3450,35 @@
         <w:rPr>
           <w:lang w:val="en-GB"/>
         </w:rPr>
-        <w:t xml:space="preserve">The goal of the project is to implement a reproducible workflow to turn Turbomole pointval input data into a standard set of ESP figures and a live scene within the designated visualization tool. As used visualization tools, PyMol and VMD </w:t>
-      </w:r>
-      <w:r>
-        <w:rPr>
-          <w:lang w:val="en-GB"/>
-        </w:rPr>
-        <w:t>were</w:t>
-      </w:r>
-      <w:r>
-        <w:rPr>
-          <w:lang w:val="en-GB"/>
-        </w:rPr>
-        <w:t xml:space="preserve"> chosen, as explained in the </w:t>
+        <w:t xml:space="preserve">The goal of the project is to implement a reproducible workflow to turn </w:t>
+      </w:r>
+      <w:proofErr w:type="spellStart"/>
+      <w:r>
+        <w:rPr>
+          <w:lang w:val="en-GB"/>
+        </w:rPr>
+        <w:t>Turbomole</w:t>
+      </w:r>
+      <w:proofErr w:type="spellEnd"/>
+      <w:r>
+        <w:rPr>
+          <w:lang w:val="en-GB"/>
+        </w:rPr>
+        <w:t xml:space="preserve"> </w:t>
+      </w:r>
+      <w:proofErr w:type="spellStart"/>
+      <w:r>
+        <w:rPr>
+          <w:lang w:val="en-GB"/>
+        </w:rPr>
+        <w:t>pointval</w:t>
+      </w:r>
+      <w:proofErr w:type="spellEnd"/>
+      <w:r>
+        <w:rPr>
+          <w:lang w:val="en-GB"/>
+        </w:rPr>
+        <w:t xml:space="preserve"> input data into a standard set of ESP figures and a live scene within the designated visualization tool. As used visualization tools, as explained in the </w:t>
       </w:r>
       <w:r>
         <w:rPr>
@@ -3310,7 +3500,39 @@
         <w:rPr>
           <w:lang w:val="en-GB"/>
         </w:rPr>
-        <w:t xml:space="preserve"> file. Additionally, the </w:t>
+        <w:t xml:space="preserve"> file</w:t>
+      </w:r>
+      <w:r>
+        <w:rPr>
+          <w:lang w:val="en-GB"/>
+        </w:rPr>
+        <w:t>,</w:t>
+      </w:r>
+      <w:r>
+        <w:rPr>
+          <w:lang w:val="en-GB"/>
+        </w:rPr>
+        <w:t xml:space="preserve"> </w:t>
+      </w:r>
+      <w:proofErr w:type="spellStart"/>
+      <w:r>
+        <w:rPr>
+          <w:lang w:val="en-GB"/>
+        </w:rPr>
+        <w:t>PyMol</w:t>
+      </w:r>
+      <w:proofErr w:type="spellEnd"/>
+      <w:r>
+        <w:rPr>
+          <w:lang w:val="en-GB"/>
+        </w:rPr>
+        <w:t xml:space="preserve"> and VMD were chosen</w:t>
+      </w:r>
+      <w:r>
+        <w:rPr>
+          <w:lang w:val="en-GB"/>
+        </w:rPr>
+        <w:t xml:space="preserve">. Additionally, the </w:t>
       </w:r>
       <w:r>
         <w:rPr>
@@ -3334,6 +3556,7 @@
         </w:rPr>
       </w:pPr>
       <w:bookmarkStart w:id="3" w:name="_Toc239843716"/>
+      <w:proofErr w:type="gramStart"/>
       <w:r>
         <w:rPr>
           <w:b/>
@@ -3376,7 +3599,19 @@
           <w:szCs w:val="24"/>
           <w:lang w:val="en-GB"/>
         </w:rPr>
-        <w:t xml:space="preserve">  The molecular electrostatic potential</w:t>
+        <w:t xml:space="preserve">  The</w:t>
+      </w:r>
+      <w:proofErr w:type="gramEnd"/>
+      <w:r>
+        <w:rPr>
+          <w:b/>
+          <w:bCs/>
+          <w:color w:val="1F3864"/>
+          <w:sz w:val="24"/>
+          <w:szCs w:val="24"/>
+          <w:lang w:val="en-GB"/>
+        </w:rPr>
+        <w:t xml:space="preserve"> molecular electrostatic potential</w:t>
       </w:r>
       <w:bookmarkEnd w:id="3"/>
     </w:p>
@@ -3427,7 +3662,31 @@
         <w:rPr>
           <w:lang w:val="en-GB"/>
         </w:rPr>
-        <w:t xml:space="preserve"> the potential is negative; where it does not, positive.</w:t>
+        <w:t xml:space="preserve"> the potential is negative; where it does not, </w:t>
+      </w:r>
+      <w:r>
+        <w:rPr>
+          <w:lang w:val="en-GB"/>
+        </w:rPr>
+        <w:t xml:space="preserve">there is a </w:t>
+      </w:r>
+      <w:r>
+        <w:rPr>
+          <w:lang w:val="en-GB"/>
+        </w:rPr>
+        <w:t>positive</w:t>
+      </w:r>
+      <w:r>
+        <w:rPr>
+          <w:lang w:val="en-GB"/>
+        </w:rPr>
+        <w:t xml:space="preserve"> electrostatic potential</w:t>
+      </w:r>
+      <w:r>
+        <w:rPr>
+          <w:lang w:val="en-GB"/>
+        </w:rPr>
+        <w:t>.</w:t>
       </w:r>
     </w:p>
     <w:p>
@@ -3528,7 +3787,21 @@
         <w:rPr>
           <w:lang w:val="en-GB"/>
         </w:rPr>
-        <w:t>. This is why the workflow always handles a pair of cube files, and why a viewer must be able to colour the isosurface of one dataset by the values of a second (requirement R2</w:t>
+        <w:t xml:space="preserve">. This is why the workflow always handles a pair of cube files and why a viewer must be able to colour the </w:t>
+      </w:r>
+      <w:proofErr w:type="spellStart"/>
+      <w:r>
+        <w:rPr>
+          <w:lang w:val="en-GB"/>
+        </w:rPr>
+        <w:t>isosurface</w:t>
+      </w:r>
+      <w:proofErr w:type="spellEnd"/>
+      <w:r>
+        <w:rPr>
+          <w:lang w:val="en-GB"/>
+        </w:rPr>
+        <w:t xml:space="preserve"> of one dataset by the values of a second (requirement R2</w:t>
       </w:r>
       <w:r>
         <w:rPr>
@@ -3566,6 +3839,7 @@
         </w:rPr>
       </w:pPr>
       <w:bookmarkStart w:id="4" w:name="_Toc239843717"/>
+      <w:proofErr w:type="gramStart"/>
       <w:r>
         <w:rPr>
           <w:b/>
@@ -3586,8 +3860,9 @@
           <w:szCs w:val="24"/>
           <w:lang w:val="en-GB"/>
         </w:rPr>
-        <w:t xml:space="preserve">  Why </w:t>
-      </w:r>
+        <w:t xml:space="preserve">  Why</w:t>
+      </w:r>
+      <w:proofErr w:type="gramEnd"/>
       <w:r>
         <w:rPr>
           <w:b/>
@@ -3595,8 +3870,9 @@
           <w:color w:val="1F3864"/>
           <w:sz w:val="24"/>
           <w:szCs w:val="24"/>
-        </w:rPr>
-        <w:t>ρ</w:t>
+          <w:lang w:val="en-GB"/>
+        </w:rPr>
+        <w:t xml:space="preserve"> </w:t>
       </w:r>
       <w:r>
         <w:rPr>
@@ -3605,9 +3881,43 @@
           <w:color w:val="1F3864"/>
           <w:sz w:val="24"/>
           <w:szCs w:val="24"/>
-          <w:lang w:val="en-GB"/>
-        </w:rPr>
-        <w:t xml:space="preserve"> = 0.001 a.u.</w:t>
+        </w:rPr>
+        <w:t>ρ</w:t>
+      </w:r>
+      <w:r>
+        <w:rPr>
+          <w:b/>
+          <w:bCs/>
+          <w:color w:val="1F3864"/>
+          <w:sz w:val="24"/>
+          <w:szCs w:val="24"/>
+          <w:lang w:val="en-GB"/>
+        </w:rPr>
+        <w:t xml:space="preserve"> = 0.001 </w:t>
+      </w:r>
+      <w:proofErr w:type="spellStart"/>
+      <w:r>
+        <w:rPr>
+          <w:b/>
+          <w:bCs/>
+          <w:color w:val="1F3864"/>
+          <w:sz w:val="24"/>
+          <w:szCs w:val="24"/>
+          <w:lang w:val="en-GB"/>
+        </w:rPr>
+        <w:t>a.u</w:t>
+      </w:r>
+      <w:proofErr w:type="spellEnd"/>
+      <w:r>
+        <w:rPr>
+          <w:b/>
+          <w:bCs/>
+          <w:color w:val="1F3864"/>
+          <w:sz w:val="24"/>
+          <w:szCs w:val="24"/>
+          <w:lang w:val="en-GB"/>
+        </w:rPr>
+        <w:t>.</w:t>
       </w:r>
       <w:bookmarkEnd w:id="4"/>
     </w:p>
@@ -3634,7 +3944,21 @@
         <w:rPr>
           <w:lang w:val="en-GB"/>
         </w:rPr>
-        <w:t xml:space="preserve">is the electron-density isosurface at </w:t>
+        <w:t xml:space="preserve">is the electron-density </w:t>
+      </w:r>
+      <w:proofErr w:type="spellStart"/>
+      <w:r>
+        <w:rPr>
+          <w:lang w:val="en-GB"/>
+        </w:rPr>
+        <w:t>isosurface</w:t>
+      </w:r>
+      <w:proofErr w:type="spellEnd"/>
+      <w:r>
+        <w:rPr>
+          <w:lang w:val="en-GB"/>
+        </w:rPr>
+        <w:t xml:space="preserve"> at </w:t>
       </w:r>
       <w:r>
         <w:t>ρ</w:t>
@@ -3643,7 +3967,21 @@
         <w:rPr>
           <w:lang w:val="en-GB"/>
         </w:rPr>
-        <w:t xml:space="preserve"> = 0.001 a.u. This is the convention introduced by Bader and adopted by Politzer and Murray: it encloses roughly 96–97 % of the electronic charge</w:t>
+        <w:t xml:space="preserve"> = 0.001 </w:t>
+      </w:r>
+      <w:proofErr w:type="spellStart"/>
+      <w:r>
+        <w:rPr>
+          <w:lang w:val="en-GB"/>
+        </w:rPr>
+        <w:t>a.u</w:t>
+      </w:r>
+      <w:proofErr w:type="spellEnd"/>
+      <w:r>
+        <w:rPr>
+          <w:lang w:val="en-GB"/>
+        </w:rPr>
+        <w:t>. This is the convention introduced by Bader and adopted by Politzer and Murray: it encloses roughly 96–97 % of the electronic charge</w:t>
       </w:r>
       <w:r>
         <w:rPr>
@@ -3661,7 +3999,21 @@
         <w:rPr>
           <w:lang w:val="en-GB"/>
         </w:rPr>
-        <w:t xml:space="preserve"> interpolated by PyMol and VMD itself. </w:t>
+        <w:t xml:space="preserve"> interpolated by </w:t>
+      </w:r>
+      <w:proofErr w:type="spellStart"/>
+      <w:r>
+        <w:rPr>
+          <w:lang w:val="en-GB"/>
+        </w:rPr>
+        <w:t>PyMol</w:t>
+      </w:r>
+      <w:proofErr w:type="spellEnd"/>
+      <w:r>
+        <w:rPr>
+          <w:lang w:val="en-GB"/>
+        </w:rPr>
+        <w:t xml:space="preserve"> and VMD itself. </w:t>
       </w:r>
       <w:r>
         <w:rPr>
@@ -3673,14 +4025,30 @@
         <w:rPr>
           <w:lang w:val="en-GB"/>
         </w:rPr>
-        <w:t>VMD and PyMol</w:t>
-      </w:r>
-      <w:r>
-        <w:rPr>
-          <w:lang w:val="en-GB"/>
-        </w:rPr>
-        <w:t xml:space="preserve"> generate it by marching cubes on the density grid</w:t>
-      </w:r>
+        <w:t xml:space="preserve">VMD and </w:t>
+      </w:r>
+      <w:proofErr w:type="spellStart"/>
+      <w:r>
+        <w:rPr>
+          <w:lang w:val="en-GB"/>
+        </w:rPr>
+        <w:t>PyMol</w:t>
+      </w:r>
+      <w:proofErr w:type="spellEnd"/>
+      <w:r>
+        <w:rPr>
+          <w:lang w:val="en-GB"/>
+        </w:rPr>
+        <w:t xml:space="preserve"> generate it by marching cubes on the density </w:t>
+      </w:r>
+      <w:proofErr w:type="gramStart"/>
+      <w:r>
+        <w:rPr>
+          <w:lang w:val="en-GB"/>
+        </w:rPr>
+        <w:t>grid</w:t>
+      </w:r>
+      <w:proofErr w:type="gramEnd"/>
       <w:r>
         <w:rPr>
           <w:lang w:val="en-GB"/>
@@ -3691,7 +4059,21 @@
         <w:rPr>
           <w:lang w:val="en-GB"/>
         </w:rPr>
-        <w:t xml:space="preserve">and the potential is mapped onto the resulting vertices afterwards. The isovalue is not fixed, it can be changed with the --iso option described in the respective </w:t>
+        <w:t xml:space="preserve">and the potential is mapped onto the resulting vertices afterwards. The </w:t>
+      </w:r>
+      <w:proofErr w:type="spellStart"/>
+      <w:r>
+        <w:rPr>
+          <w:lang w:val="en-GB"/>
+        </w:rPr>
+        <w:t>isovalue</w:t>
+      </w:r>
+      <w:proofErr w:type="spellEnd"/>
+      <w:r>
+        <w:rPr>
+          <w:lang w:val="en-GB"/>
+        </w:rPr>
+        <w:t xml:space="preserve"> is not fixed, it can be changed with the --iso option described in the respective </w:t>
       </w:r>
       <w:r>
         <w:rPr>
@@ -3705,7 +4087,33 @@
         <w:rPr>
           <w:lang w:val="en-GB"/>
         </w:rPr>
-        <w:t xml:space="preserve"> files. §4.1 shows what that costs: it is the parameter that moves the reported </w:t>
+        <w:t xml:space="preserve"> files. §4.1 shows what </w:t>
+      </w:r>
+      <w:proofErr w:type="gramStart"/>
+      <w:r>
+        <w:rPr>
+          <w:lang w:val="en-GB"/>
+        </w:rPr>
+        <w:t>that costs</w:t>
+      </w:r>
+      <w:proofErr w:type="gramEnd"/>
+      <w:r>
+        <w:rPr>
+          <w:lang w:val="en-GB"/>
+        </w:rPr>
+        <w:t xml:space="preserve">: </w:t>
+      </w:r>
+      <w:r>
+        <w:rPr>
+          <w:lang w:val="en-GB"/>
+        </w:rPr>
+        <w:t>I</w:t>
+      </w:r>
+      <w:r>
+        <w:rPr>
+          <w:lang w:val="en-GB"/>
+        </w:rPr>
+        <w:t xml:space="preserve">t is the parameter that moves the reported </w:t>
       </w:r>
       <w:r>
         <w:t>σ</w:t>
@@ -3726,6 +4134,7 @@
         </w:rPr>
       </w:pPr>
       <w:bookmarkStart w:id="5" w:name="_Toc239843718"/>
+      <w:proofErr w:type="gramStart"/>
       <w:r>
         <w:rPr>
           <w:b/>
@@ -3746,7 +4155,19 @@
           <w:szCs w:val="24"/>
           <w:lang w:val="en-GB"/>
         </w:rPr>
-        <w:t xml:space="preserve">  V</w:t>
+        <w:t xml:space="preserve">  </w:t>
+      </w:r>
+      <w:proofErr w:type="spellStart"/>
+      <w:r>
+        <w:rPr>
+          <w:b/>
+          <w:bCs/>
+          <w:color w:val="1F3864"/>
+          <w:sz w:val="24"/>
+          <w:szCs w:val="24"/>
+          <w:lang w:val="en-GB"/>
+        </w:rPr>
+        <w:t>V</w:t>
       </w:r>
       <w:r>
         <w:rPr>
@@ -3758,19 +4179,9 @@
           <w:vertAlign w:val="subscript"/>
           <w:lang w:val="en-GB"/>
         </w:rPr>
-        <w:t>S,min</w:t>
-      </w:r>
-      <w:r>
-        <w:rPr>
-          <w:b/>
-          <w:bCs/>
-          <w:color w:val="1F3864"/>
-          <w:sz w:val="24"/>
-          <w:szCs w:val="24"/>
-          <w:lang w:val="en-GB"/>
-        </w:rPr>
-        <w:t xml:space="preserve"> and V</w:t>
-      </w:r>
+        <w:t>S</w:t>
+      </w:r>
+      <w:proofErr w:type="gramEnd"/>
       <w:r>
         <w:rPr>
           <w:b/>
@@ -3781,9 +4192,48 @@
           <w:vertAlign w:val="subscript"/>
           <w:lang w:val="en-GB"/>
         </w:rPr>
+        <w:t>,min</w:t>
+      </w:r>
+      <w:proofErr w:type="spellEnd"/>
+      <w:r>
+        <w:rPr>
+          <w:b/>
+          <w:bCs/>
+          <w:color w:val="1F3864"/>
+          <w:sz w:val="24"/>
+          <w:szCs w:val="24"/>
+          <w:lang w:val="en-GB"/>
+        </w:rPr>
+        <w:t xml:space="preserve"> and </w:t>
+      </w:r>
+      <w:proofErr w:type="spellStart"/>
+      <w:proofErr w:type="gramStart"/>
+      <w:r>
+        <w:rPr>
+          <w:b/>
+          <w:bCs/>
+          <w:color w:val="1F3864"/>
+          <w:sz w:val="24"/>
+          <w:szCs w:val="24"/>
+          <w:lang w:val="en-GB"/>
+        </w:rPr>
+        <w:t>V</w:t>
+      </w:r>
+      <w:r>
+        <w:rPr>
+          <w:b/>
+          <w:bCs/>
+          <w:color w:val="1F3864"/>
+          <w:sz w:val="24"/>
+          <w:szCs w:val="24"/>
+          <w:vertAlign w:val="subscript"/>
+          <w:lang w:val="en-GB"/>
+        </w:rPr>
         <w:t>S,max</w:t>
       </w:r>
       <w:bookmarkEnd w:id="5"/>
+      <w:proofErr w:type="spellEnd"/>
+      <w:proofErr w:type="gramEnd"/>
     </w:p>
     <w:p>
       <w:pPr>
@@ -3816,6 +4266,8 @@
         </w:rPr>
         <w:t xml:space="preserve">: </w:t>
       </w:r>
+      <w:proofErr w:type="spellStart"/>
+      <w:proofErr w:type="gramStart"/>
       <w:r>
         <w:rPr>
           <w:lang w:val="en-GB"/>
@@ -3831,11 +4283,21 @@
         </w:rPr>
         <w:t>S,min</w:t>
       </w:r>
-      <w:r>
-        <w:rPr>
-          <w:lang w:val="en-GB"/>
-        </w:rPr>
-        <w:t xml:space="preserve"> and V</w:t>
+      <w:proofErr w:type="spellEnd"/>
+      <w:proofErr w:type="gramEnd"/>
+      <w:r>
+        <w:rPr>
+          <w:lang w:val="en-GB"/>
+        </w:rPr>
+        <w:t xml:space="preserve"> and </w:t>
+      </w:r>
+      <w:proofErr w:type="spellStart"/>
+      <w:proofErr w:type="gramStart"/>
+      <w:r>
+        <w:rPr>
+          <w:lang w:val="en-GB"/>
+        </w:rPr>
+        <w:t>V</w:t>
       </w:r>
       <w:r>
         <w:rPr>
@@ -3846,11 +4308,19 @@
         </w:rPr>
         <w:t>S,max</w:t>
       </w:r>
-      <w:r>
-        <w:rPr>
-          <w:lang w:val="en-GB"/>
-        </w:rPr>
-        <w:t>. They are global extrema over the whole molecular surface</w:t>
+      <w:proofErr w:type="spellEnd"/>
+      <w:r>
+        <w:rPr>
+          <w:lang w:val="en-GB"/>
+        </w:rPr>
+        <w:t>.</w:t>
+      </w:r>
+      <w:proofErr w:type="gramEnd"/>
+      <w:r>
+        <w:rPr>
+          <w:lang w:val="en-GB"/>
+        </w:rPr>
+        <w:t xml:space="preserve"> They are global extrema over the whole molecular surface</w:t>
       </w:r>
       <w:r>
         <w:rPr>
@@ -3881,6 +4351,7 @@
         </w:rPr>
       </w:pPr>
       <w:bookmarkStart w:id="6" w:name="_Toc239843719"/>
+      <w:proofErr w:type="gramStart"/>
       <w:r>
         <w:rPr>
           <w:b/>
@@ -3902,8 +4373,9 @@
           <w:szCs w:val="24"/>
           <w:lang w:val="en-GB"/>
         </w:rPr>
-        <w:t xml:space="preserve">  The </w:t>
-      </w:r>
+        <w:t xml:space="preserve">  The</w:t>
+      </w:r>
+      <w:proofErr w:type="gramEnd"/>
       <w:r>
         <w:rPr>
           <w:b/>
@@ -3911,8 +4383,9 @@
           <w:color w:val="1F3864"/>
           <w:sz w:val="24"/>
           <w:szCs w:val="24"/>
-        </w:rPr>
-        <w:t>σ</w:t>
+          <w:lang w:val="en-GB"/>
+        </w:rPr>
+        <w:t xml:space="preserve"> </w:t>
       </w:r>
       <w:r>
         <w:rPr>
@@ -3921,6 +4394,16 @@
           <w:color w:val="1F3864"/>
           <w:sz w:val="24"/>
           <w:szCs w:val="24"/>
+        </w:rPr>
+        <w:t>σ</w:t>
+      </w:r>
+      <w:r>
+        <w:rPr>
+          <w:b/>
+          <w:bCs/>
+          <w:color w:val="1F3864"/>
+          <w:sz w:val="24"/>
+          <w:szCs w:val="24"/>
           <w:lang w:val="en-GB"/>
         </w:rPr>
         <w:t>-hole</w:t>
@@ -3938,13 +4421,51 @@
         <w:rPr>
           <w:lang w:val="en-GB"/>
         </w:rPr>
-        <w:t xml:space="preserve">On an aryl halide the global maximum of the surface potential does not sit on the halogen. It sits on the ring hydrogens. The three halobenzenes make the point cleanly, all measured on the same 251³ grid at </w:t>
-      </w:r>
-      <w:r>
-        <w:rPr>
-          <w:lang w:val="en-GB"/>
-        </w:rPr>
-        <w:br/>
+        <w:t xml:space="preserve">On an aryl halide the global maximum of the surface potential does not sit on the halogen. It sits on the ring hydrogens. The three </w:t>
+      </w:r>
+      <w:r>
+        <w:rPr>
+          <w:lang w:val="en-GB"/>
+        </w:rPr>
+        <w:t>halo</w:t>
+      </w:r>
+      <w:r>
+        <w:rPr>
+          <w:lang w:val="en-GB"/>
+        </w:rPr>
+        <w:t>gen-</w:t>
+      </w:r>
+      <w:r>
+        <w:rPr>
+          <w:lang w:val="en-GB"/>
+        </w:rPr>
+        <w:t>benzene</w:t>
+      </w:r>
+      <w:r>
+        <w:rPr>
+          <w:lang w:val="en-GB"/>
+        </w:rPr>
+        <w:t xml:space="preserve">s </w:t>
+      </w:r>
+      <w:r>
+        <w:rPr>
+          <w:lang w:val="en-GB"/>
+        </w:rPr>
+        <w:t xml:space="preserve">make the point </w:t>
+      </w:r>
+      <w:proofErr w:type="gramStart"/>
+      <w:r>
+        <w:rPr>
+          <w:lang w:val="en-GB"/>
+        </w:rPr>
+        <w:t>cleanly,</w:t>
+      </w:r>
+      <w:proofErr w:type="gramEnd"/>
+      <w:r>
+        <w:rPr>
+          <w:lang w:val="en-GB"/>
+        </w:rPr>
+        <w:t xml:space="preserve"> all measured on the same 251³ grid at </w:t>
       </w:r>
       <w:r>
         <w:t>ρ</w:t>
@@ -3953,7 +4474,21 @@
         <w:rPr>
           <w:lang w:val="en-GB"/>
         </w:rPr>
-        <w:t xml:space="preserve"> = 0.001 a.u.:</w:t>
+        <w:t xml:space="preserve"> = 0.001 </w:t>
+      </w:r>
+      <w:proofErr w:type="spellStart"/>
+      <w:r>
+        <w:rPr>
+          <w:lang w:val="en-GB"/>
+        </w:rPr>
+        <w:t>a.u</w:t>
+      </w:r>
+      <w:proofErr w:type="spellEnd"/>
+      <w:r>
+        <w:rPr>
+          <w:lang w:val="en-GB"/>
+        </w:rPr>
+        <w:t>.:</w:t>
       </w:r>
     </w:p>
     <w:tbl>
@@ -4011,6 +4546,7 @@
             </w:tcMar>
           </w:tcPr>
           <w:p>
+            <w:proofErr w:type="spellStart"/>
             <w:r>
               <w:rPr>
                 <w:b/>
@@ -4020,6 +4556,7 @@
               </w:rPr>
               <w:t>chlorobenzene</w:t>
             </w:r>
+            <w:proofErr w:type="spellEnd"/>
           </w:p>
         </w:tc>
         <w:tc>
@@ -4034,6 +4571,7 @@
             </w:tcMar>
           </w:tcPr>
           <w:p>
+            <w:proofErr w:type="spellStart"/>
             <w:r>
               <w:rPr>
                 <w:b/>
@@ -4043,6 +4581,7 @@
               </w:rPr>
               <w:t>bromobenzene</w:t>
             </w:r>
+            <w:proofErr w:type="spellEnd"/>
           </w:p>
         </w:tc>
         <w:tc>
@@ -4057,6 +4596,7 @@
             </w:tcMar>
           </w:tcPr>
           <w:p>
+            <w:proofErr w:type="spellStart"/>
             <w:r>
               <w:rPr>
                 <w:b/>
@@ -4066,6 +4606,7 @@
               </w:rPr>
               <w:t>iodobenzene</w:t>
             </w:r>
+            <w:proofErr w:type="spellEnd"/>
           </w:p>
         </w:tc>
       </w:tr>
@@ -4122,16 +4663,48 @@
                 <w:sz w:val="17"/>
                 <w:szCs w:val="17"/>
               </w:rPr>
-              <w:t>+0.00786 a.u.</w:t>
-            </w:r>
-          </w:p>
-          <w:p>
-            <w:r>
-              <w:rPr>
-                <w:sz w:val="17"/>
-                <w:szCs w:val="17"/>
-              </w:rPr>
-              <w:t>+4.9 kcal/(mol·e)</w:t>
+              <w:t xml:space="preserve">+0.00786 </w:t>
+            </w:r>
+            <w:proofErr w:type="spellStart"/>
+            <w:r>
+              <w:rPr>
+                <w:sz w:val="17"/>
+                <w:szCs w:val="17"/>
+              </w:rPr>
+              <w:t>a.u</w:t>
+            </w:r>
+            <w:proofErr w:type="spellEnd"/>
+            <w:r>
+              <w:rPr>
+                <w:sz w:val="17"/>
+                <w:szCs w:val="17"/>
+              </w:rPr>
+              <w:t>.</w:t>
+            </w:r>
+          </w:p>
+          <w:p>
+            <w:r>
+              <w:rPr>
+                <w:sz w:val="17"/>
+                <w:szCs w:val="17"/>
+              </w:rPr>
+              <w:t>+4.9 kcal/(</w:t>
+            </w:r>
+            <w:proofErr w:type="spellStart"/>
+            <w:r>
+              <w:rPr>
+                <w:sz w:val="17"/>
+                <w:szCs w:val="17"/>
+              </w:rPr>
+              <w:t>mol·e</w:t>
+            </w:r>
+            <w:proofErr w:type="spellEnd"/>
+            <w:r>
+              <w:rPr>
+                <w:sz w:val="17"/>
+                <w:szCs w:val="17"/>
+              </w:rPr>
+              <w:t>)</w:t>
             </w:r>
           </w:p>
         </w:tc>
@@ -4151,7 +4724,23 @@
                 <w:sz w:val="17"/>
                 <w:szCs w:val="17"/>
               </w:rPr>
-              <w:t>+0.01629 a.u.</w:t>
+              <w:t xml:space="preserve">+0.01629 </w:t>
+            </w:r>
+            <w:proofErr w:type="spellStart"/>
+            <w:r>
+              <w:rPr>
+                <w:sz w:val="17"/>
+                <w:szCs w:val="17"/>
+              </w:rPr>
+              <w:t>a.u</w:t>
+            </w:r>
+            <w:proofErr w:type="spellEnd"/>
+            <w:r>
+              <w:rPr>
+                <w:sz w:val="17"/>
+                <w:szCs w:val="17"/>
+              </w:rPr>
+              <w:t>.</w:t>
             </w:r>
           </w:p>
           <w:p>
@@ -4180,7 +4769,23 @@
                 <w:sz w:val="17"/>
                 <w:szCs w:val="17"/>
               </w:rPr>
-              <w:t>+0.02559 a.u.</w:t>
+              <w:t xml:space="preserve">+0.02559 </w:t>
+            </w:r>
+            <w:proofErr w:type="spellStart"/>
+            <w:r>
+              <w:rPr>
+                <w:sz w:val="17"/>
+                <w:szCs w:val="17"/>
+              </w:rPr>
+              <w:t>a.u</w:t>
+            </w:r>
+            <w:proofErr w:type="spellEnd"/>
+            <w:r>
+              <w:rPr>
+                <w:sz w:val="17"/>
+                <w:szCs w:val="17"/>
+              </w:rPr>
+              <w:t>.</w:t>
             </w:r>
           </w:p>
           <w:p>
@@ -4214,8 +4819,42 @@
                 <w:sz w:val="17"/>
                 <w:szCs w:val="17"/>
               </w:rPr>
-              <w:t>ring hydrogens = global V_S,max</w:t>
-            </w:r>
+              <w:t xml:space="preserve">ring </w:t>
+            </w:r>
+            <w:proofErr w:type="spellStart"/>
+            <w:r>
+              <w:rPr>
+                <w:sz w:val="17"/>
+                <w:szCs w:val="17"/>
+              </w:rPr>
+              <w:t>hydrogens</w:t>
+            </w:r>
+            <w:proofErr w:type="spellEnd"/>
+            <w:r>
+              <w:rPr>
+                <w:sz w:val="17"/>
+                <w:szCs w:val="17"/>
+              </w:rPr>
+              <w:t xml:space="preserve"> = global </w:t>
+            </w:r>
+            <w:proofErr w:type="spellStart"/>
+            <w:r>
+              <w:rPr>
+                <w:sz w:val="17"/>
+                <w:szCs w:val="17"/>
+              </w:rPr>
+              <w:t>V_</w:t>
+            </w:r>
+            <w:proofErr w:type="gramStart"/>
+            <w:r>
+              <w:rPr>
+                <w:sz w:val="17"/>
+                <w:szCs w:val="17"/>
+              </w:rPr>
+              <w:t>S,max</w:t>
+            </w:r>
+            <w:proofErr w:type="spellEnd"/>
+            <w:proofErr w:type="gramEnd"/>
           </w:p>
         </w:tc>
         <w:tc>
@@ -4234,7 +4873,23 @@
                 <w:sz w:val="17"/>
                 <w:szCs w:val="17"/>
               </w:rPr>
-              <w:t>+0.03129 a.u.</w:t>
+              <w:t xml:space="preserve">+0.03129 </w:t>
+            </w:r>
+            <w:proofErr w:type="spellStart"/>
+            <w:r>
+              <w:rPr>
+                <w:sz w:val="17"/>
+                <w:szCs w:val="17"/>
+              </w:rPr>
+              <w:t>a.u</w:t>
+            </w:r>
+            <w:proofErr w:type="spellEnd"/>
+            <w:r>
+              <w:rPr>
+                <w:sz w:val="17"/>
+                <w:szCs w:val="17"/>
+              </w:rPr>
+              <w:t>.</w:t>
             </w:r>
           </w:p>
           <w:p>
@@ -4263,7 +4918,23 @@
                 <w:sz w:val="17"/>
                 <w:szCs w:val="17"/>
               </w:rPr>
-              <w:t>+0.03154 a.u.</w:t>
+              <w:t xml:space="preserve">+0.03154 </w:t>
+            </w:r>
+            <w:proofErr w:type="spellStart"/>
+            <w:r>
+              <w:rPr>
+                <w:sz w:val="17"/>
+                <w:szCs w:val="17"/>
+              </w:rPr>
+              <w:t>a.u</w:t>
+            </w:r>
+            <w:proofErr w:type="spellEnd"/>
+            <w:r>
+              <w:rPr>
+                <w:sz w:val="17"/>
+                <w:szCs w:val="17"/>
+              </w:rPr>
+              <w:t>.</w:t>
             </w:r>
           </w:p>
           <w:p>
@@ -4292,7 +4963,23 @@
                 <w:sz w:val="17"/>
                 <w:szCs w:val="17"/>
               </w:rPr>
-              <w:t>+0.03168 a.u.</w:t>
+              <w:t xml:space="preserve">+0.03168 </w:t>
+            </w:r>
+            <w:proofErr w:type="spellStart"/>
+            <w:r>
+              <w:rPr>
+                <w:sz w:val="17"/>
+                <w:szCs w:val="17"/>
+              </w:rPr>
+              <w:t>a.u</w:t>
+            </w:r>
+            <w:proofErr w:type="spellEnd"/>
+            <w:r>
+              <w:rPr>
+                <w:sz w:val="17"/>
+                <w:szCs w:val="17"/>
+              </w:rPr>
+              <w:t>.</w:t>
             </w:r>
           </w:p>
           <w:p>
@@ -4326,8 +5013,42 @@
                 <w:sz w:val="17"/>
                 <w:szCs w:val="17"/>
               </w:rPr>
-              <w:t>halogen belt = global V_S,min</w:t>
-            </w:r>
+              <w:t xml:space="preserve">halogen </w:t>
+            </w:r>
+            <w:proofErr w:type="spellStart"/>
+            <w:r>
+              <w:rPr>
+                <w:sz w:val="17"/>
+                <w:szCs w:val="17"/>
+              </w:rPr>
+              <w:t>belt</w:t>
+            </w:r>
+            <w:proofErr w:type="spellEnd"/>
+            <w:r>
+              <w:rPr>
+                <w:sz w:val="17"/>
+                <w:szCs w:val="17"/>
+              </w:rPr>
+              <w:t xml:space="preserve"> = global </w:t>
+            </w:r>
+            <w:proofErr w:type="spellStart"/>
+            <w:r>
+              <w:rPr>
+                <w:sz w:val="17"/>
+                <w:szCs w:val="17"/>
+              </w:rPr>
+              <w:t>V_</w:t>
+            </w:r>
+            <w:proofErr w:type="gramStart"/>
+            <w:r>
+              <w:rPr>
+                <w:sz w:val="17"/>
+                <w:szCs w:val="17"/>
+              </w:rPr>
+              <w:t>S,min</w:t>
+            </w:r>
+            <w:proofErr w:type="spellEnd"/>
+            <w:proofErr w:type="gramEnd"/>
           </w:p>
         </w:tc>
         <w:tc>
@@ -4346,7 +5067,23 @@
                 <w:sz w:val="17"/>
                 <w:szCs w:val="17"/>
               </w:rPr>
-              <w:t>−0.01896 a.u.</w:t>
+              <w:t xml:space="preserve">−0.01896 </w:t>
+            </w:r>
+            <w:proofErr w:type="spellStart"/>
+            <w:r>
+              <w:rPr>
+                <w:sz w:val="17"/>
+                <w:szCs w:val="17"/>
+              </w:rPr>
+              <w:t>a.u</w:t>
+            </w:r>
+            <w:proofErr w:type="spellEnd"/>
+            <w:r>
+              <w:rPr>
+                <w:sz w:val="17"/>
+                <w:szCs w:val="17"/>
+              </w:rPr>
+              <w:t>.</w:t>
             </w:r>
           </w:p>
           <w:p>
@@ -4375,7 +5112,23 @@
                 <w:sz w:val="17"/>
                 <w:szCs w:val="17"/>
               </w:rPr>
-              <w:t>−0.01882 a.u.</w:t>
+              <w:t xml:space="preserve">−0.01882 </w:t>
+            </w:r>
+            <w:proofErr w:type="spellStart"/>
+            <w:r>
+              <w:rPr>
+                <w:sz w:val="17"/>
+                <w:szCs w:val="17"/>
+              </w:rPr>
+              <w:t>a.u</w:t>
+            </w:r>
+            <w:proofErr w:type="spellEnd"/>
+            <w:r>
+              <w:rPr>
+                <w:sz w:val="17"/>
+                <w:szCs w:val="17"/>
+              </w:rPr>
+              <w:t>.</w:t>
             </w:r>
           </w:p>
           <w:p>
@@ -4404,7 +5157,23 @@
                 <w:sz w:val="17"/>
                 <w:szCs w:val="17"/>
               </w:rPr>
-              <w:t>−0.01685 a.u.</w:t>
+              <w:t xml:space="preserve">−0.01685 </w:t>
+            </w:r>
+            <w:proofErr w:type="spellStart"/>
+            <w:r>
+              <w:rPr>
+                <w:sz w:val="17"/>
+                <w:szCs w:val="17"/>
+              </w:rPr>
+              <w:t>a.u</w:t>
+            </w:r>
+            <w:proofErr w:type="spellEnd"/>
+            <w:r>
+              <w:rPr>
+                <w:sz w:val="17"/>
+                <w:szCs w:val="17"/>
+              </w:rPr>
+              <w:t>.</w:t>
             </w:r>
           </w:p>
           <w:p>
@@ -4515,7 +5284,7 @@
         <w:rPr>
           <w:lang w:val="en-GB"/>
         </w:rPr>
-        <w:t xml:space="preserve"> maximum in a cone around the extended C–X axis, not read off the global extremum. Its counterpart, the halogen belt, is the minimum in a band perpendicular to that axis. Together the two numbers describe the anisotropy that makes a halogen bond directional: positive ahead, negative to the side.</w:t>
+        <w:t xml:space="preserve"> maximum in a cone around the extended C–X axis. Its counterpart, the halogen belt, is the minimum in a band perpendicular to that axis. Together the two numbers describe the anisotropy that makes a halogen bond directional: positive ahead, negative to the side.</w:t>
       </w:r>
     </w:p>
     <w:p>
@@ -4527,6 +5296,7 @@
         </w:rPr>
       </w:pPr>
       <w:bookmarkStart w:id="7" w:name="_Toc239843720"/>
+      <w:proofErr w:type="gramStart"/>
       <w:r>
         <w:rPr>
           <w:b/>
@@ -4539,6 +5309,7 @@
         <w:t>2  Data</w:t>
       </w:r>
       <w:bookmarkEnd w:id="7"/>
+      <w:proofErr w:type="gramEnd"/>
     </w:p>
     <w:p>
       <w:pPr>
@@ -4549,6 +5320,7 @@
         </w:rPr>
       </w:pPr>
       <w:bookmarkStart w:id="8" w:name="_Toc239843721"/>
+      <w:proofErr w:type="gramStart"/>
       <w:r>
         <w:rPr>
           <w:b/>
@@ -4560,6 +5332,7 @@
         </w:rPr>
         <w:t>2.1  Quantum</w:t>
       </w:r>
+      <w:proofErr w:type="gramEnd"/>
       <w:r>
         <w:rPr>
           <w:b/>
@@ -4584,13 +5357,35 @@
         <w:rPr>
           <w:lang w:val="en-GB"/>
         </w:rPr>
-        <w:t xml:space="preserve">All grids were produced with Turbomole </w:t>
-      </w:r>
-      <w:r>
-        <w:rPr>
-          <w:lang w:val="en-GB"/>
-        </w:rPr>
-        <w:t xml:space="preserve">data </w:t>
+        <w:t xml:space="preserve">All grids were produced with </w:t>
+      </w:r>
+      <w:proofErr w:type="spellStart"/>
+      <w:r>
+        <w:rPr>
+          <w:lang w:val="en-GB"/>
+        </w:rPr>
+        <w:t>Turbomole</w:t>
+      </w:r>
+      <w:proofErr w:type="spellEnd"/>
+      <w:r>
+        <w:rPr>
+          <w:lang w:val="en-GB"/>
+        </w:rPr>
+        <w:t xml:space="preserve"> </w:t>
+      </w:r>
+      <w:proofErr w:type="gramStart"/>
+      <w:r>
+        <w:rPr>
+          <w:lang w:val="en-GB"/>
+        </w:rPr>
+        <w:t>data</w:t>
+      </w:r>
+      <w:proofErr w:type="gramEnd"/>
+      <w:r>
+        <w:rPr>
+          <w:lang w:val="en-GB"/>
+        </w:rPr>
+        <w:t xml:space="preserve"> </w:t>
       </w:r>
       <w:r>
         <w:rPr>
@@ -4604,19 +5399,7 @@
         </w:rPr>
         <w:t xml:space="preserve">ach molecule comes as a pair of </w:t>
       </w:r>
-      <w:r>
-        <w:rPr>
-          <w:rFonts w:ascii="Consolas" w:eastAsia="Consolas" w:hAnsi="Consolas" w:cs="Consolas"/>
-          <w:lang w:val="en-GB"/>
-        </w:rPr>
-        <w:t>pointval</w:t>
-      </w:r>
-      <w:r>
-        <w:rPr>
-          <w:lang w:val="en-GB"/>
-        </w:rPr>
-        <w:t xml:space="preserve"> files: </w:t>
-      </w:r>
+      <w:proofErr w:type="spellStart"/>
       <w:r>
         <w:rPr>
           <w:rFonts w:eastAsia="Consolas"/>
@@ -4624,14 +5407,16 @@
           <w:iCs/>
           <w:lang w:val="en-GB"/>
         </w:rPr>
-        <w:t>td.xyz</w:t>
-      </w:r>
-      <w:r>
-        <w:rPr>
-          <w:lang w:val="en-GB"/>
-        </w:rPr>
-        <w:t xml:space="preserve"> holding the electron density and </w:t>
-      </w:r>
+        <w:t>pointval</w:t>
+      </w:r>
+      <w:proofErr w:type="spellEnd"/>
+      <w:r>
+        <w:rPr>
+          <w:lang w:val="en-GB"/>
+        </w:rPr>
+        <w:t xml:space="preserve"> files: </w:t>
+      </w:r>
+      <w:proofErr w:type="spellStart"/>
       <w:r>
         <w:rPr>
           <w:rFonts w:eastAsia="Consolas"/>
@@ -4639,13 +5424,64 @@
           <w:iCs/>
           <w:lang w:val="en-GB"/>
         </w:rPr>
+        <w:t>td.xyz</w:t>
+      </w:r>
+      <w:proofErr w:type="spellEnd"/>
+      <w:r>
+        <w:rPr>
+          <w:lang w:val="en-GB"/>
+        </w:rPr>
+        <w:t xml:space="preserve"> holding the electron density and </w:t>
+      </w:r>
+      <w:proofErr w:type="spellStart"/>
+      <w:r>
+        <w:rPr>
+          <w:rFonts w:eastAsia="Consolas"/>
+          <w:i/>
+          <w:iCs/>
+          <w:lang w:val="en-GB"/>
+        </w:rPr>
         <w:t>tp.xyz</w:t>
       </w:r>
-      <w:r>
-        <w:rPr>
-          <w:lang w:val="en-GB"/>
-        </w:rPr>
-        <w:t xml:space="preserve"> holding the electrostatic potential, on the same grid, plus a structure file in </w:t>
+      <w:proofErr w:type="spellEnd"/>
+      <w:r>
+        <w:rPr>
+          <w:lang w:val="en-GB"/>
+        </w:rPr>
+        <w:t xml:space="preserve"> holding the electrostatic potential, on the same grid</w:t>
+      </w:r>
+      <w:r>
+        <w:rPr>
+          <w:lang w:val="en-GB"/>
+        </w:rPr>
+        <w:t xml:space="preserve">. </w:t>
+      </w:r>
+      <w:proofErr w:type="gramStart"/>
+      <w:r>
+        <w:rPr>
+          <w:lang w:val="en-GB"/>
+        </w:rPr>
+        <w:t>Additionally</w:t>
+      </w:r>
+      <w:proofErr w:type="gramEnd"/>
+      <w:r>
+        <w:rPr>
+          <w:lang w:val="en-GB"/>
+        </w:rPr>
+        <w:t xml:space="preserve"> a </w:t>
+      </w:r>
+      <w:r>
+        <w:rPr>
+          <w:lang w:val="en-GB"/>
+        </w:rPr>
+        <w:t xml:space="preserve">structure file </w:t>
+      </w:r>
+      <w:proofErr w:type="gramStart"/>
+      <w:r>
+        <w:rPr>
+          <w:lang w:val="en-GB"/>
+        </w:rPr>
+        <w:t xml:space="preserve">in </w:t>
       </w:r>
       <w:r>
         <w:rPr>
@@ -4654,12 +5490,30 @@
         </w:rPr>
         <w:t>.mol</w:t>
       </w:r>
+      <w:proofErr w:type="gramEnd"/>
       <w:r>
         <w:rPr>
           <w:rFonts w:ascii="Consolas" w:eastAsia="Consolas" w:hAnsi="Consolas" w:cs="Consolas"/>
           <w:lang w:val="en-GB"/>
         </w:rPr>
-        <w:t xml:space="preserve">, .sdf </w:t>
+        <w:t>, .</w:t>
+      </w:r>
+      <w:proofErr w:type="spellStart"/>
+      <w:proofErr w:type="gramStart"/>
+      <w:r>
+        <w:rPr>
+          <w:rFonts w:ascii="Consolas" w:eastAsia="Consolas" w:hAnsi="Consolas" w:cs="Consolas"/>
+          <w:lang w:val="en-GB"/>
+        </w:rPr>
+        <w:t>sdf</w:t>
+      </w:r>
+      <w:proofErr w:type="spellEnd"/>
+      <w:r>
+        <w:rPr>
+          <w:rFonts w:ascii="Consolas" w:eastAsia="Consolas" w:hAnsi="Consolas" w:cs="Consolas"/>
+          <w:lang w:val="en-GB"/>
+        </w:rPr>
+        <w:t xml:space="preserve"> </w:t>
       </w:r>
       <w:r>
         <w:rPr>
@@ -4672,13 +5526,35 @@
           <w:rFonts w:ascii="Consolas" w:eastAsia="Consolas" w:hAnsi="Consolas" w:cs="Consolas"/>
           <w:lang w:val="en-GB"/>
         </w:rPr>
-        <w:t>.xyz</w:t>
-      </w:r>
-      <w:r>
-        <w:rPr>
-          <w:lang w:val="en-GB"/>
-        </w:rPr>
-        <w:t xml:space="preserve"> format.</w:t>
+        <w:t>.</w:t>
+      </w:r>
+      <w:proofErr w:type="spellStart"/>
+      <w:r>
+        <w:rPr>
+          <w:rFonts w:ascii="Consolas" w:eastAsia="Consolas" w:hAnsi="Consolas" w:cs="Consolas"/>
+          <w:lang w:val="en-GB"/>
+        </w:rPr>
+        <w:t>xyz</w:t>
+      </w:r>
+      <w:proofErr w:type="spellEnd"/>
+      <w:proofErr w:type="gramEnd"/>
+      <w:r>
+        <w:rPr>
+          <w:lang w:val="en-GB"/>
+        </w:rPr>
+        <w:t xml:space="preserve"> format</w:t>
+      </w:r>
+      <w:r>
+        <w:rPr>
+          <w:lang w:val="en-GB"/>
+        </w:rPr>
+        <w:t xml:space="preserve"> is provided and crucial for the workflow</w:t>
+      </w:r>
+      <w:r>
+        <w:rPr>
+          <w:lang w:val="en-GB"/>
+        </w:rPr>
+        <w:t>.</w:t>
       </w:r>
     </w:p>
     <w:p>
@@ -4695,6 +5571,7 @@
         </w:rPr>
       </w:pPr>
       <w:bookmarkStart w:id="9" w:name="_Toc239843722"/>
+      <w:proofErr w:type="gramStart"/>
       <w:r>
         <w:rPr>
           <w:b/>
@@ -4704,7 +5581,19 @@
           <w:szCs w:val="24"/>
           <w:lang w:val="en-GB"/>
         </w:rPr>
-        <w:t>2.2  The molecule set</w:t>
+        <w:t>2.2  The</w:t>
+      </w:r>
+      <w:proofErr w:type="gramEnd"/>
+      <w:r>
+        <w:rPr>
+          <w:b/>
+          <w:bCs/>
+          <w:color w:val="1F3864"/>
+          <w:sz w:val="24"/>
+          <w:szCs w:val="24"/>
+          <w:lang w:val="en-GB"/>
+        </w:rPr>
+        <w:t xml:space="preserve"> molecule set</w:t>
       </w:r>
       <w:bookmarkEnd w:id="9"/>
     </w:p>
@@ -4731,7 +5620,21 @@
         <w:rPr>
           <w:lang w:val="en-GB"/>
         </w:rPr>
-        <w:t xml:space="preserve"> follows the two questions the report asks of the chemistry. The halobenzenes vary the halogen with everything else held constant, which isolates the polarizability trend. The pyridines vary the substituent with the ring held constant, which isolates the electronic effect on the lone pair. </w:t>
+        <w:t xml:space="preserve"> follows the two questions the report asks of the chemistry. The </w:t>
+      </w:r>
+      <w:proofErr w:type="spellStart"/>
+      <w:r>
+        <w:rPr>
+          <w:lang w:val="en-GB"/>
+        </w:rPr>
+        <w:t>halobenzenes</w:t>
+      </w:r>
+      <w:proofErr w:type="spellEnd"/>
+      <w:r>
+        <w:rPr>
+          <w:lang w:val="en-GB"/>
+        </w:rPr>
+        <w:t xml:space="preserve"> vary the halogen with everything else held constant, which isolates the polarizability trend. The pyridines vary the substituent with the ring held constant, which isolates the electronic effect on the lone pair. </w:t>
       </w:r>
       <w:r>
         <w:rPr>
@@ -4785,7 +5688,45 @@
         <w:rPr>
           <w:lang w:val="en-GB"/>
         </w:rPr>
-        <w:t xml:space="preserve"> in a smaller grid (see table 3) was generated and used as a test object. Several other created molecules have been tested, but aren’t reported, as the focus should stay on the pyridines and halobenzens.</w:t>
+        <w:t xml:space="preserve"> in a smaller grid (see table 3) was generated and used as a test object. Several other molecules have been </w:t>
+      </w:r>
+      <w:r>
+        <w:rPr>
+          <w:lang w:val="en-GB"/>
+        </w:rPr>
+        <w:t xml:space="preserve">created and </w:t>
+      </w:r>
+      <w:r>
+        <w:rPr>
+          <w:lang w:val="en-GB"/>
+        </w:rPr>
+        <w:t>tested</w:t>
+      </w:r>
+      <w:r>
+        <w:rPr>
+          <w:lang w:val="en-GB"/>
+        </w:rPr>
+        <w:t xml:space="preserve"> with the pipelines</w:t>
+      </w:r>
+      <w:r>
+        <w:rPr>
+          <w:lang w:val="en-GB"/>
+        </w:rPr>
+        <w:t xml:space="preserve">, but aren’t reported, as the focus should stay on the pyridines and </w:t>
+      </w:r>
+      <w:proofErr w:type="spellStart"/>
+      <w:r>
+        <w:rPr>
+          <w:lang w:val="en-GB"/>
+        </w:rPr>
+        <w:t>halobenzens</w:t>
+      </w:r>
+      <w:proofErr w:type="spellEnd"/>
+      <w:r>
+        <w:rPr>
+          <w:lang w:val="en-GB"/>
+        </w:rPr>
+        <w:t>.</w:t>
       </w:r>
     </w:p>
     <w:tbl>
@@ -4853,6 +5794,7 @@
             </w:tcMar>
           </w:tcPr>
           <w:p>
+            <w:proofErr w:type="spellStart"/>
             <w:r>
               <w:rPr>
                 <w:b/>
@@ -4862,6 +5804,7 @@
               </w:rPr>
               <w:t>Molecule</w:t>
             </w:r>
+            <w:proofErr w:type="spellEnd"/>
           </w:p>
         </w:tc>
         <w:tc>
@@ -4883,8 +5826,19 @@
                 <w:sz w:val="17"/>
                 <w:szCs w:val="17"/>
               </w:rPr>
-              <w:t>Role in the set</w:t>
-            </w:r>
+              <w:t xml:space="preserve">Role in the </w:t>
+            </w:r>
+            <w:proofErr w:type="spellStart"/>
+            <w:r>
+              <w:rPr>
+                <w:b/>
+                <w:bCs/>
+                <w:sz w:val="17"/>
+                <w:szCs w:val="17"/>
+              </w:rPr>
+              <w:t>set</w:t>
+            </w:r>
+            <w:proofErr w:type="spellEnd"/>
           </w:p>
         </w:tc>
       </w:tr>
@@ -4924,6 +5878,7 @@
             </w:tcMar>
           </w:tcPr>
           <w:p>
+            <w:proofErr w:type="spellStart"/>
             <w:r>
               <w:rPr>
                 <w:sz w:val="17"/>
@@ -4931,6 +5886,7 @@
               </w:rPr>
               <w:t>pyridine</w:t>
             </w:r>
+            <w:proofErr w:type="spellEnd"/>
           </w:p>
         </w:tc>
         <w:tc>
@@ -4981,8 +5937,17 @@
                 <w:sz w:val="17"/>
                 <w:szCs w:val="17"/>
               </w:rPr>
-              <w:t>Me-Pyr</w:t>
-            </w:r>
+              <w:t>Me-</w:t>
+            </w:r>
+            <w:proofErr w:type="spellStart"/>
+            <w:r>
+              <w:rPr>
+                <w:sz w:val="17"/>
+                <w:szCs w:val="17"/>
+              </w:rPr>
+              <w:t>Pyr</w:t>
+            </w:r>
+            <w:proofErr w:type="spellEnd"/>
           </w:p>
         </w:tc>
         <w:tc>
@@ -5016,13 +5981,31 @@
             </w:tcMar>
           </w:tcPr>
           <w:p>
-            <w:r>
-              <w:rPr>
-                <w:sz w:val="17"/>
-                <w:szCs w:val="17"/>
-              </w:rPr>
-              <w:t>electron-donating substituent</w:t>
-            </w:r>
+            <w:proofErr w:type="spellStart"/>
+            <w:r>
+              <w:rPr>
+                <w:sz w:val="17"/>
+                <w:szCs w:val="17"/>
+              </w:rPr>
+              <w:t>electron-donating</w:t>
+            </w:r>
+            <w:proofErr w:type="spellEnd"/>
+            <w:r>
+              <w:rPr>
+                <w:sz w:val="17"/>
+                <w:szCs w:val="17"/>
+              </w:rPr>
+              <w:t xml:space="preserve"> </w:t>
+            </w:r>
+            <w:proofErr w:type="spellStart"/>
+            <w:r>
+              <w:rPr>
+                <w:sz w:val="17"/>
+                <w:szCs w:val="17"/>
+              </w:rPr>
+              <w:t>substituent</w:t>
+            </w:r>
+            <w:proofErr w:type="spellEnd"/>
           </w:p>
         </w:tc>
       </w:tr>
@@ -5047,8 +6030,17 @@
                 <w:sz w:val="17"/>
                 <w:szCs w:val="17"/>
               </w:rPr>
-              <w:t>CN-Pyr</w:t>
-            </w:r>
+              <w:t>CN-</w:t>
+            </w:r>
+            <w:proofErr w:type="spellStart"/>
+            <w:r>
+              <w:rPr>
+                <w:sz w:val="17"/>
+                <w:szCs w:val="17"/>
+              </w:rPr>
+              <w:t>Pyr</w:t>
+            </w:r>
+            <w:proofErr w:type="spellEnd"/>
           </w:p>
         </w:tc>
         <w:tc>
@@ -5082,13 +6074,31 @@
             </w:tcMar>
           </w:tcPr>
           <w:p>
-            <w:r>
-              <w:rPr>
-                <w:sz w:val="17"/>
-                <w:szCs w:val="17"/>
-              </w:rPr>
-              <w:t>electron-withdrawing substituent</w:t>
-            </w:r>
+            <w:proofErr w:type="spellStart"/>
+            <w:r>
+              <w:rPr>
+                <w:sz w:val="17"/>
+                <w:szCs w:val="17"/>
+              </w:rPr>
+              <w:t>electron-withdrawing</w:t>
+            </w:r>
+            <w:proofErr w:type="spellEnd"/>
+            <w:r>
+              <w:rPr>
+                <w:sz w:val="17"/>
+                <w:szCs w:val="17"/>
+              </w:rPr>
+              <w:t xml:space="preserve"> </w:t>
+            </w:r>
+            <w:proofErr w:type="spellStart"/>
+            <w:r>
+              <w:rPr>
+                <w:sz w:val="17"/>
+                <w:szCs w:val="17"/>
+              </w:rPr>
+              <w:t>substituent</w:t>
+            </w:r>
+            <w:proofErr w:type="spellEnd"/>
           </w:p>
         </w:tc>
       </w:tr>
@@ -5148,13 +6158,47 @@
             </w:tcMar>
           </w:tcPr>
           <w:p>
-            <w:r>
-              <w:rPr>
-                <w:sz w:val="17"/>
-                <w:szCs w:val="17"/>
-              </w:rPr>
-              <w:t>strongly electron-withdrawing substituent</w:t>
-            </w:r>
+            <w:proofErr w:type="spellStart"/>
+            <w:r>
+              <w:rPr>
+                <w:sz w:val="17"/>
+                <w:szCs w:val="17"/>
+              </w:rPr>
+              <w:t>strongly</w:t>
+            </w:r>
+            <w:proofErr w:type="spellEnd"/>
+            <w:r>
+              <w:rPr>
+                <w:sz w:val="17"/>
+                <w:szCs w:val="17"/>
+              </w:rPr>
+              <w:t xml:space="preserve"> </w:t>
+            </w:r>
+            <w:proofErr w:type="spellStart"/>
+            <w:r>
+              <w:rPr>
+                <w:sz w:val="17"/>
+                <w:szCs w:val="17"/>
+              </w:rPr>
+              <w:t>electron-withdrawing</w:t>
+            </w:r>
+            <w:proofErr w:type="spellEnd"/>
+            <w:r>
+              <w:rPr>
+                <w:sz w:val="17"/>
+                <w:szCs w:val="17"/>
+              </w:rPr>
+              <w:t xml:space="preserve"> </w:t>
+            </w:r>
+            <w:proofErr w:type="spellStart"/>
+            <w:r>
+              <w:rPr>
+                <w:sz w:val="17"/>
+                <w:szCs w:val="17"/>
+              </w:rPr>
+              <w:t>substituent</w:t>
+            </w:r>
+            <w:proofErr w:type="spellEnd"/>
           </w:p>
         </w:tc>
       </w:tr>
@@ -5179,8 +6223,17 @@
                 <w:sz w:val="17"/>
                 <w:szCs w:val="17"/>
               </w:rPr>
-              <w:t>I-Pyr</w:t>
-            </w:r>
+              <w:t>I-</w:t>
+            </w:r>
+            <w:proofErr w:type="spellStart"/>
+            <w:r>
+              <w:rPr>
+                <w:sz w:val="17"/>
+                <w:szCs w:val="17"/>
+              </w:rPr>
+              <w:t>Pyr</w:t>
+            </w:r>
+            <w:proofErr w:type="spellEnd"/>
           </w:p>
         </w:tc>
         <w:tc>
@@ -5318,6 +6371,7 @@
             </w:tcMar>
           </w:tcPr>
           <w:p>
+            <w:proofErr w:type="spellStart"/>
             <w:r>
               <w:rPr>
                 <w:sz w:val="17"/>
@@ -5325,6 +6379,7 @@
               </w:rPr>
               <w:t>brombenzol</w:t>
             </w:r>
+            <w:proofErr w:type="spellEnd"/>
           </w:p>
         </w:tc>
         <w:tc>
@@ -5338,6 +6393,7 @@
             </w:tcMar>
           </w:tcPr>
           <w:p>
+            <w:proofErr w:type="spellStart"/>
             <w:r>
               <w:rPr>
                 <w:sz w:val="17"/>
@@ -5345,6 +6401,7 @@
               </w:rPr>
               <w:t>bromobenzene</w:t>
             </w:r>
+            <w:proofErr w:type="spellEnd"/>
           </w:p>
         </w:tc>
         <w:tc>
@@ -5391,6 +6448,7 @@
                 <w:szCs w:val="17"/>
               </w:rPr>
             </w:pPr>
+            <w:proofErr w:type="spellStart"/>
             <w:r>
               <w:rPr>
                 <w:sz w:val="17"/>
@@ -5398,6 +6456,7 @@
               </w:rPr>
               <w:t>triazolam</w:t>
             </w:r>
+            <w:proofErr w:type="spellEnd"/>
           </w:p>
         </w:tc>
         <w:tc>
@@ -5417,6 +6476,7 @@
                 <w:szCs w:val="17"/>
               </w:rPr>
             </w:pPr>
+            <w:proofErr w:type="spellStart"/>
             <w:r>
               <w:rPr>
                 <w:sz w:val="17"/>
@@ -5424,6 +6484,7 @@
               </w:rPr>
               <w:t>triazolam</w:t>
             </w:r>
+            <w:proofErr w:type="spellEnd"/>
           </w:p>
         </w:tc>
         <w:tc>
@@ -5450,7 +6511,15 @@
                 <w:szCs w:val="17"/>
                 <w:lang w:val="en-GB"/>
               </w:rPr>
-              <w:t>Testing purpose only</w:t>
+              <w:t>t</w:t>
+            </w:r>
+            <w:r>
+              <w:rPr>
+                <w:sz w:val="17"/>
+                <w:szCs w:val="17"/>
+                <w:lang w:val="en-GB"/>
+              </w:rPr>
+              <w:t>esting purpose only</w:t>
             </w:r>
           </w:p>
         </w:tc>
@@ -5528,6 +6597,7 @@
         </w:rPr>
       </w:pPr>
       <w:bookmarkStart w:id="10" w:name="_Toc239843723"/>
+      <w:proofErr w:type="gramStart"/>
       <w:r>
         <w:rPr>
           <w:b/>
@@ -5541,6 +6611,7 @@
         <w:t>3  Results</w:t>
       </w:r>
       <w:bookmarkEnd w:id="10"/>
+      <w:proofErr w:type="gramEnd"/>
     </w:p>
     <w:p>
       <w:pPr>
@@ -5551,6 +6622,7 @@
         </w:rPr>
       </w:pPr>
       <w:bookmarkStart w:id="11" w:name="_Toc239843724"/>
+      <w:proofErr w:type="gramStart"/>
       <w:r>
         <w:rPr>
           <w:b/>
@@ -5562,6 +6634,7 @@
         </w:rPr>
         <w:t>3.1  Surface</w:t>
       </w:r>
+      <w:proofErr w:type="gramEnd"/>
       <w:r>
         <w:rPr>
           <w:b/>
@@ -5604,7 +6677,21 @@
         <w:rPr>
           <w:lang w:val="en-GB"/>
         </w:rPr>
-        <w:t xml:space="preserve"> an isovalue of</w:t>
+        <w:t xml:space="preserve"> an </w:t>
+      </w:r>
+      <w:proofErr w:type="spellStart"/>
+      <w:r>
+        <w:rPr>
+          <w:lang w:val="en-GB"/>
+        </w:rPr>
+        <w:t>isovalue</w:t>
+      </w:r>
+      <w:proofErr w:type="spellEnd"/>
+      <w:r>
+        <w:rPr>
+          <w:lang w:val="en-GB"/>
+        </w:rPr>
+        <w:t xml:space="preserve"> of</w:t>
       </w:r>
       <w:r>
         <w:rPr>
@@ -5619,7 +6706,33 @@
         <w:rPr>
           <w:lang w:val="en-GB"/>
         </w:rPr>
-        <w:t xml:space="preserve"> = 0.001 a.u. Atom labels are element symbol plus the 1-based index into the respective structure file. </w:t>
+        <w:t xml:space="preserve"> = 0.001 </w:t>
+      </w:r>
+      <w:proofErr w:type="spellStart"/>
+      <w:r>
+        <w:rPr>
+          <w:lang w:val="en-GB"/>
+        </w:rPr>
+        <w:t>a.u</w:t>
+      </w:r>
+      <w:proofErr w:type="spellEnd"/>
+      <w:r>
+        <w:rPr>
+          <w:lang w:val="en-GB"/>
+        </w:rPr>
+        <w:t>. Atom labels are element symbol plus the 1-based index into the</w:t>
+      </w:r>
+      <w:r>
+        <w:rPr>
+          <w:lang w:val="en-GB"/>
+        </w:rPr>
+        <w:t>ir</w:t>
+      </w:r>
+      <w:r>
+        <w:rPr>
+          <w:lang w:val="en-GB"/>
+        </w:rPr>
+        <w:t xml:space="preserve"> respective structure file. </w:t>
       </w:r>
       <w:r>
         <w:t>σ</w:t>
@@ -5646,6 +6759,26 @@
         <w:rPr>
           <w:lang w:val="en-GB"/>
         </w:rPr>
+        <w:t xml:space="preserve"> (see 1.2.2 in </w:t>
+      </w:r>
+      <w:r>
+        <w:rPr>
+          <w:i/>
+          <w:iCs/>
+          <w:lang w:val="en-GB"/>
+        </w:rPr>
+        <w:t>PythonElaboration.pdf</w:t>
+      </w:r>
+      <w:r>
+        <w:rPr>
+          <w:lang w:val="en-GB"/>
+        </w:rPr>
+        <w:t>)</w:t>
+      </w:r>
+      <w:r>
+        <w:rPr>
+          <w:lang w:val="en-GB"/>
+        </w:rPr>
         <w:t>,</w:t>
       </w:r>
       <w:r>
@@ -5693,7 +6826,35 @@
         <w:rPr>
           <w:lang w:val="en-GB"/>
         </w:rPr>
-        <w:t xml:space="preserve"> group, as indicated in figure 1. Triazolam shows the benefits of the PyMol implementation, as it comes with two halogens, the halogen with the bigger esp value is taken for the subsequent workflow. This feature is </w:t>
+        <w:t xml:space="preserve"> group, as indicated in figure 1. Triazolam shows the benefits of the </w:t>
+      </w:r>
+      <w:proofErr w:type="spellStart"/>
+      <w:r>
+        <w:rPr>
+          <w:lang w:val="en-GB"/>
+        </w:rPr>
+        <w:t>PyMol</w:t>
+      </w:r>
+      <w:proofErr w:type="spellEnd"/>
+      <w:r>
+        <w:rPr>
+          <w:lang w:val="en-GB"/>
+        </w:rPr>
+        <w:t xml:space="preserve"> implementation, as it comes with two halogens, the halogen with the bigger </w:t>
+      </w:r>
+      <w:proofErr w:type="spellStart"/>
+      <w:r>
+        <w:rPr>
+          <w:lang w:val="en-GB"/>
+        </w:rPr>
+        <w:t>esp</w:t>
+      </w:r>
+      <w:proofErr w:type="spellEnd"/>
+      <w:r>
+        <w:rPr>
+          <w:lang w:val="en-GB"/>
+        </w:rPr>
+        <w:t xml:space="preserve"> value is taken for the subsequent workflow. This feature is </w:t>
       </w:r>
       <w:r>
         <w:rPr>
@@ -5761,6 +6922,7 @@
             </w:tcMar>
           </w:tcPr>
           <w:p>
+            <w:proofErr w:type="spellStart"/>
             <w:r>
               <w:rPr>
                 <w:b/>
@@ -5770,6 +6932,7 @@
               </w:rPr>
               <w:t>Molecule</w:t>
             </w:r>
+            <w:proofErr w:type="spellEnd"/>
           </w:p>
         </w:tc>
         <w:tc>
@@ -5784,6 +6947,7 @@
             </w:tcMar>
           </w:tcPr>
           <w:p>
+            <w:proofErr w:type="spellStart"/>
             <w:r>
               <w:rPr>
                 <w:b/>
@@ -5793,6 +6957,7 @@
               </w:rPr>
               <w:t>Grid</w:t>
             </w:r>
+            <w:proofErr w:type="spellEnd"/>
           </w:p>
         </w:tc>
         <w:tc>
@@ -5818,6 +6983,7 @@
             </w:r>
           </w:p>
           <w:p>
+            <w:proofErr w:type="spellStart"/>
             <w:r>
               <w:rPr>
                 <w:b/>
@@ -5827,6 +6993,7 @@
               </w:rPr>
               <w:t>points</w:t>
             </w:r>
+            <w:proofErr w:type="spellEnd"/>
           </w:p>
         </w:tc>
         <w:tc>
@@ -5841,6 +7008,7 @@
             </w:tcMar>
           </w:tcPr>
           <w:p>
+            <w:proofErr w:type="spellStart"/>
             <w:r>
               <w:rPr>
                 <w:b/>
@@ -5848,10 +7016,9 @@
                 <w:sz w:val="17"/>
                 <w:szCs w:val="17"/>
               </w:rPr>
-              <w:t>V_S,min</w:t>
-            </w:r>
-          </w:p>
-          <w:p>
+              <w:t>V_</w:t>
+            </w:r>
+            <w:proofErr w:type="gramStart"/>
             <w:r>
               <w:rPr>
                 <w:b/>
@@ -5859,7 +7026,40 @@
                 <w:sz w:val="17"/>
                 <w:szCs w:val="17"/>
               </w:rPr>
-              <w:t>(a.u.)</w:t>
+              <w:t>S,min</w:t>
+            </w:r>
+            <w:proofErr w:type="spellEnd"/>
+            <w:proofErr w:type="gramEnd"/>
+          </w:p>
+          <w:p>
+            <w:r>
+              <w:rPr>
+                <w:b/>
+                <w:bCs/>
+                <w:sz w:val="17"/>
+                <w:szCs w:val="17"/>
+              </w:rPr>
+              <w:t>(</w:t>
+            </w:r>
+            <w:proofErr w:type="spellStart"/>
+            <w:r>
+              <w:rPr>
+                <w:b/>
+                <w:bCs/>
+                <w:sz w:val="17"/>
+                <w:szCs w:val="17"/>
+              </w:rPr>
+              <w:t>a.u</w:t>
+            </w:r>
+            <w:proofErr w:type="spellEnd"/>
+            <w:r>
+              <w:rPr>
+                <w:b/>
+                <w:bCs/>
+                <w:sz w:val="17"/>
+                <w:szCs w:val="17"/>
+              </w:rPr>
+              <w:t>.)</w:t>
             </w:r>
           </w:p>
         </w:tc>
@@ -5875,6 +7075,7 @@
             </w:tcMar>
           </w:tcPr>
           <w:p>
+            <w:proofErr w:type="spellStart"/>
             <w:r>
               <w:rPr>
                 <w:b/>
@@ -5882,10 +7083,9 @@
                 <w:sz w:val="17"/>
                 <w:szCs w:val="17"/>
               </w:rPr>
-              <w:t>V_S,max</w:t>
-            </w:r>
-          </w:p>
-          <w:p>
+              <w:t>V_</w:t>
+            </w:r>
+            <w:proofErr w:type="gramStart"/>
             <w:r>
               <w:rPr>
                 <w:b/>
@@ -5893,7 +7093,40 @@
                 <w:sz w:val="17"/>
                 <w:szCs w:val="17"/>
               </w:rPr>
-              <w:t>(a.u.)</w:t>
+              <w:t>S,max</w:t>
+            </w:r>
+            <w:proofErr w:type="spellEnd"/>
+            <w:proofErr w:type="gramEnd"/>
+          </w:p>
+          <w:p>
+            <w:r>
+              <w:rPr>
+                <w:b/>
+                <w:bCs/>
+                <w:sz w:val="17"/>
+                <w:szCs w:val="17"/>
+              </w:rPr>
+              <w:t>(</w:t>
+            </w:r>
+            <w:proofErr w:type="spellStart"/>
+            <w:r>
+              <w:rPr>
+                <w:b/>
+                <w:bCs/>
+                <w:sz w:val="17"/>
+                <w:szCs w:val="17"/>
+              </w:rPr>
+              <w:t>a.u</w:t>
+            </w:r>
+            <w:proofErr w:type="spellEnd"/>
+            <w:r>
+              <w:rPr>
+                <w:b/>
+                <w:bCs/>
+                <w:sz w:val="17"/>
+                <w:szCs w:val="17"/>
+              </w:rPr>
+              <w:t>.)</w:t>
             </w:r>
           </w:p>
         </w:tc>
@@ -5927,7 +7160,27 @@
                 <w:sz w:val="17"/>
                 <w:szCs w:val="17"/>
               </w:rPr>
-              <w:t>(a.u.)</w:t>
+              <w:t>(</w:t>
+            </w:r>
+            <w:proofErr w:type="spellStart"/>
+            <w:r>
+              <w:rPr>
+                <w:b/>
+                <w:bCs/>
+                <w:sz w:val="17"/>
+                <w:szCs w:val="17"/>
+              </w:rPr>
+              <w:t>a.u</w:t>
+            </w:r>
+            <w:proofErr w:type="spellEnd"/>
+            <w:r>
+              <w:rPr>
+                <w:b/>
+                <w:bCs/>
+                <w:sz w:val="17"/>
+                <w:szCs w:val="17"/>
+              </w:rPr>
+              <w:t>.)</w:t>
             </w:r>
           </w:p>
         </w:tc>
@@ -5961,7 +7214,27 @@
                 <w:sz w:val="17"/>
                 <w:szCs w:val="17"/>
               </w:rPr>
-              <w:t>(mol·e)</w:t>
+              <w:t>(</w:t>
+            </w:r>
+            <w:proofErr w:type="spellStart"/>
+            <w:r>
+              <w:rPr>
+                <w:b/>
+                <w:bCs/>
+                <w:sz w:val="17"/>
+                <w:szCs w:val="17"/>
+              </w:rPr>
+              <w:t>mol·e</w:t>
+            </w:r>
+            <w:proofErr w:type="spellEnd"/>
+            <w:r>
+              <w:rPr>
+                <w:b/>
+                <w:bCs/>
+                <w:sz w:val="17"/>
+                <w:szCs w:val="17"/>
+              </w:rPr>
+              <w:t>)</w:t>
             </w:r>
           </w:p>
         </w:tc>
@@ -6018,7 +7291,27 @@
                 <w:sz w:val="17"/>
                 <w:szCs w:val="17"/>
               </w:rPr>
-              <w:t>(a.u.)</w:t>
+              <w:t>(</w:t>
+            </w:r>
+            <w:proofErr w:type="spellStart"/>
+            <w:r>
+              <w:rPr>
+                <w:b/>
+                <w:bCs/>
+                <w:sz w:val="17"/>
+                <w:szCs w:val="17"/>
+              </w:rPr>
+              <w:t>a.u</w:t>
+            </w:r>
+            <w:proofErr w:type="spellEnd"/>
+            <w:r>
+              <w:rPr>
+                <w:b/>
+                <w:bCs/>
+                <w:sz w:val="17"/>
+                <w:szCs w:val="17"/>
+              </w:rPr>
+              <w:t>.)</w:t>
             </w:r>
           </w:p>
         </w:tc>
@@ -6038,6 +7331,7 @@
             </w:tcMar>
           </w:tcPr>
           <w:p>
+            <w:proofErr w:type="spellStart"/>
             <w:r>
               <w:rPr>
                 <w:sz w:val="17"/>
@@ -6045,6 +7339,7 @@
               </w:rPr>
               <w:t>pyridine</w:t>
             </w:r>
+            <w:proofErr w:type="spellEnd"/>
           </w:p>
         </w:tc>
         <w:tc>
@@ -7071,6 +8366,7 @@
             </w:r>
           </w:p>
           <w:p>
+            <w:proofErr w:type="spellStart"/>
             <w:r>
               <w:rPr>
                 <w:sz w:val="17"/>
@@ -7078,6 +8374,7 @@
               </w:rPr>
               <w:t>pyridine</w:t>
             </w:r>
+            <w:proofErr w:type="spellEnd"/>
           </w:p>
         </w:tc>
         <w:tc>
@@ -7283,6 +8580,7 @@
             </w:tcMar>
           </w:tcPr>
           <w:p>
+            <w:proofErr w:type="spellStart"/>
             <w:r>
               <w:rPr>
                 <w:sz w:val="17"/>
@@ -7290,6 +8588,7 @@
               </w:rPr>
               <w:t>chlorobenzene</w:t>
             </w:r>
+            <w:proofErr w:type="spellEnd"/>
           </w:p>
         </w:tc>
         <w:tc>
@@ -7495,6 +8794,7 @@
             </w:tcMar>
           </w:tcPr>
           <w:p>
+            <w:proofErr w:type="spellStart"/>
             <w:r>
               <w:rPr>
                 <w:sz w:val="17"/>
@@ -7502,6 +8802,7 @@
               </w:rPr>
               <w:t>bromobenzene</w:t>
             </w:r>
+            <w:proofErr w:type="spellEnd"/>
           </w:p>
         </w:tc>
         <w:tc>
@@ -7707,6 +9008,7 @@
             </w:tcMar>
           </w:tcPr>
           <w:p>
+            <w:proofErr w:type="spellStart"/>
             <w:r>
               <w:rPr>
                 <w:sz w:val="17"/>
@@ -7714,6 +9016,7 @@
               </w:rPr>
               <w:t>iodobenzene</w:t>
             </w:r>
+            <w:proofErr w:type="spellEnd"/>
           </w:p>
         </w:tc>
         <w:tc>
@@ -7919,6 +9222,7 @@
             </w:tcMar>
           </w:tcPr>
           <w:p>
+            <w:proofErr w:type="spellStart"/>
             <w:r>
               <w:rPr>
                 <w:sz w:val="17"/>
@@ -7926,6 +9230,7 @@
               </w:rPr>
               <w:t>triazolam</w:t>
             </w:r>
+            <w:proofErr w:type="spellEnd"/>
           </w:p>
         </w:tc>
         <w:tc>
@@ -7961,7 +9266,22 @@
                 <w:szCs w:val="17"/>
               </w:rPr>
               <w:br/>
-              <w:t>self-generated</w:t>
+            </w:r>
+            <w:proofErr w:type="spellStart"/>
+            <w:r>
+              <w:rPr>
+                <w:sz w:val="17"/>
+                <w:szCs w:val="17"/>
+              </w:rPr>
+              <w:t>self</w:t>
+            </w:r>
+            <w:proofErr w:type="spellEnd"/>
+            <w:r>
+              <w:rPr>
+                <w:sz w:val="17"/>
+                <w:szCs w:val="17"/>
+              </w:rPr>
+              <w:t>-generated</w:t>
             </w:r>
           </w:p>
         </w:tc>
@@ -8245,6 +9565,7 @@
         </w:rPr>
         <w:t xml:space="preserve">-hole, angle and belt columns come from the </w:t>
       </w:r>
+      <w:proofErr w:type="spellStart"/>
       <w:r>
         <w:rPr>
           <w:i/>
@@ -8254,7 +9575,19 @@
           <w:szCs w:val="18"/>
           <w:lang w:val="en-GB"/>
         </w:rPr>
-        <w:t>PyMol implementation</w:t>
+        <w:t>PyMol</w:t>
+      </w:r>
+      <w:proofErr w:type="spellEnd"/>
+      <w:r>
+        <w:rPr>
+          <w:i/>
+          <w:iCs/>
+          <w:color w:val="4A5568"/>
+          <w:sz w:val="18"/>
+          <w:szCs w:val="18"/>
+          <w:lang w:val="en-GB"/>
+        </w:rPr>
+        <w:t xml:space="preserve"> implementation</w:t>
       </w:r>
       <w:r>
         <w:rPr>
@@ -8300,6 +9633,7 @@
         </w:rPr>
       </w:pPr>
       <w:bookmarkStart w:id="12" w:name="_Toc239843725"/>
+      <w:proofErr w:type="gramStart"/>
       <w:r>
         <w:rPr>
           <w:b/>
@@ -8309,8 +9643,9 @@
           <w:szCs w:val="24"/>
         </w:rPr>
         <w:lastRenderedPageBreak/>
-        <w:t>3.2  The halobenzene</w:t>
-      </w:r>
+        <w:t>3.2  The</w:t>
+      </w:r>
+      <w:proofErr w:type="gramEnd"/>
       <w:r>
         <w:rPr>
           <w:b/>
@@ -8319,9 +9654,43 @@
           <w:sz w:val="24"/>
           <w:szCs w:val="24"/>
         </w:rPr>
-        <w:t xml:space="preserve"> series</w:t>
+        <w:t xml:space="preserve"> </w:t>
+      </w:r>
+      <w:proofErr w:type="spellStart"/>
+      <w:r>
+        <w:rPr>
+          <w:b/>
+          <w:bCs/>
+          <w:color w:val="1F3864"/>
+          <w:sz w:val="24"/>
+          <w:szCs w:val="24"/>
+        </w:rPr>
+        <w:t>halobenzene</w:t>
+      </w:r>
+      <w:proofErr w:type="spellEnd"/>
+      <w:r>
+        <w:rPr>
+          <w:b/>
+          <w:bCs/>
+          <w:color w:val="1F3864"/>
+          <w:sz w:val="24"/>
+          <w:szCs w:val="24"/>
+        </w:rPr>
+        <w:t xml:space="preserve"> </w:t>
+      </w:r>
+      <w:proofErr w:type="spellStart"/>
+      <w:r>
+        <w:rPr>
+          <w:b/>
+          <w:bCs/>
+          <w:color w:val="1F3864"/>
+          <w:sz w:val="24"/>
+          <w:szCs w:val="24"/>
+        </w:rPr>
+        <w:t>series</w:t>
       </w:r>
       <w:bookmarkEnd w:id="12"/>
+      <w:proofErr w:type="spellEnd"/>
     </w:p>
     <w:p>
       <w:pPr>
@@ -8410,8 +9779,9 @@
           <w:szCs w:val="18"/>
           <w:lang w:val="en-GB"/>
         </w:rPr>
-        <w:t xml:space="preserve"> The view along the C–X axis for chlorobenzene, bromobenzene and iodobenzene. PyM</w:t>
-      </w:r>
+        <w:t xml:space="preserve"> The view along the C–X axis for chlorobenzene, bromobenzene and </w:t>
+      </w:r>
+      <w:proofErr w:type="spellStart"/>
       <w:r>
         <w:rPr>
           <w:i/>
@@ -8421,8 +9791,9 @@
           <w:szCs w:val="18"/>
           <w:lang w:val="en-GB"/>
         </w:rPr>
-        <w:t>ol</w:t>
-      </w:r>
+        <w:t>iodobenzene</w:t>
+      </w:r>
+      <w:proofErr w:type="spellEnd"/>
       <w:r>
         <w:rPr>
           <w:i/>
@@ -8432,7 +9803,90 @@
           <w:szCs w:val="18"/>
           <w:lang w:val="en-GB"/>
         </w:rPr>
-        <w:t xml:space="preserve"> above, VMD below, identical data, identical isovalue, identical ±0.0350 a.u. scale throughout. The </w:t>
+        <w:t xml:space="preserve">. </w:t>
+      </w:r>
+      <w:proofErr w:type="spellStart"/>
+      <w:r>
+        <w:rPr>
+          <w:i/>
+          <w:iCs/>
+          <w:color w:val="4A5568"/>
+          <w:sz w:val="18"/>
+          <w:szCs w:val="18"/>
+          <w:lang w:val="en-GB"/>
+        </w:rPr>
+        <w:t>PyM</w:t>
+      </w:r>
+      <w:r>
+        <w:rPr>
+          <w:i/>
+          <w:iCs/>
+          <w:color w:val="4A5568"/>
+          <w:sz w:val="18"/>
+          <w:szCs w:val="18"/>
+          <w:lang w:val="en-GB"/>
+        </w:rPr>
+        <w:t>ol</w:t>
+      </w:r>
+      <w:proofErr w:type="spellEnd"/>
+      <w:r>
+        <w:rPr>
+          <w:i/>
+          <w:iCs/>
+          <w:color w:val="4A5568"/>
+          <w:sz w:val="18"/>
+          <w:szCs w:val="18"/>
+          <w:lang w:val="en-GB"/>
+        </w:rPr>
+        <w:t xml:space="preserve"> above, VMD below, identical data, identical </w:t>
+      </w:r>
+      <w:proofErr w:type="spellStart"/>
+      <w:r>
+        <w:rPr>
+          <w:i/>
+          <w:iCs/>
+          <w:color w:val="4A5568"/>
+          <w:sz w:val="18"/>
+          <w:szCs w:val="18"/>
+          <w:lang w:val="en-GB"/>
+        </w:rPr>
+        <w:t>isovalue</w:t>
+      </w:r>
+      <w:proofErr w:type="spellEnd"/>
+      <w:r>
+        <w:rPr>
+          <w:i/>
+          <w:iCs/>
+          <w:color w:val="4A5568"/>
+          <w:sz w:val="18"/>
+          <w:szCs w:val="18"/>
+          <w:lang w:val="en-GB"/>
+        </w:rPr>
+        <w:t xml:space="preserve">, identical ±0.0350 </w:t>
+      </w:r>
+      <w:proofErr w:type="spellStart"/>
+      <w:r>
+        <w:rPr>
+          <w:i/>
+          <w:iCs/>
+          <w:color w:val="4A5568"/>
+          <w:sz w:val="18"/>
+          <w:szCs w:val="18"/>
+          <w:lang w:val="en-GB"/>
+        </w:rPr>
+        <w:t>a.u</w:t>
+      </w:r>
+      <w:proofErr w:type="spellEnd"/>
+      <w:r>
+        <w:rPr>
+          <w:i/>
+          <w:iCs/>
+          <w:color w:val="4A5568"/>
+          <w:sz w:val="18"/>
+          <w:szCs w:val="18"/>
+          <w:lang w:val="en-GB"/>
+        </w:rPr>
+        <w:t xml:space="preserve">. scale throughout. The </w:t>
       </w:r>
       <w:r>
         <w:rPr>
@@ -8467,7 +9921,21 @@
         <w:rPr>
           <w:lang w:val="en-GB"/>
         </w:rPr>
-        <w:t>The series behaves exactly as the polarizability argument predicts: +4.9, +10.2 and +16.1 kcal/(mol·e) for chlorine, bromine and iodine, a factor of 3.3 across the three. The heavier the halogen, the more its electron density is drawn towards the bond and the more of the nuclear charge is exposed on the far side</w:t>
+        <w:t>The series behaves exactly as the polarizability argument predicts: +4.9, +10.2 and +16.1 kcal/(</w:t>
+      </w:r>
+      <w:proofErr w:type="spellStart"/>
+      <w:r>
+        <w:rPr>
+          <w:lang w:val="en-GB"/>
+        </w:rPr>
+        <w:t>mol·e</w:t>
+      </w:r>
+      <w:proofErr w:type="spellEnd"/>
+      <w:r>
+        <w:rPr>
+          <w:lang w:val="en-GB"/>
+        </w:rPr>
+        <w:t>) for chlorine, bromine and iodine, a factor of 3.3 across the three. The heavier the halogen, the more its electron density is drawn towards the bond and the more of the nuclear charge is exposed on the far side</w:t>
       </w:r>
       <w:r>
         <w:rPr>
@@ -8501,7 +9969,21 @@
         <w:rPr>
           <w:lang w:val="en-GB"/>
         </w:rPr>
-        <w:t xml:space="preserve">−0.01896, −0.01882 and −0.01685 a.u. becoming slightly less negative as the halogen gets heavier and more polarizable. The anisotropy of the halogen therefore increases in both senses at once, but the </w:t>
+        <w:t xml:space="preserve">−0.01896, −0.01882 and −0.01685 </w:t>
+      </w:r>
+      <w:proofErr w:type="spellStart"/>
+      <w:r>
+        <w:rPr>
+          <w:lang w:val="en-GB"/>
+        </w:rPr>
+        <w:t>a.u</w:t>
+      </w:r>
+      <w:proofErr w:type="spellEnd"/>
+      <w:r>
+        <w:rPr>
+          <w:lang w:val="en-GB"/>
+        </w:rPr>
+        <w:t xml:space="preserve">. becoming slightly less negative as the halogen gets heavier and more polarizable. The anisotropy of the halogen therefore increases in both senses at once, but the </w:t>
       </w:r>
       <w:r>
         <w:t>σ</w:t>
@@ -8522,6 +10004,7 @@
         </w:rPr>
       </w:pPr>
       <w:bookmarkStart w:id="13" w:name="_Toc239843726"/>
+      <w:proofErr w:type="gramStart"/>
       <w:r>
         <w:rPr>
           <w:b/>
@@ -8531,7 +10014,19 @@
           <w:szCs w:val="24"/>
           <w:lang w:val="en-GB"/>
         </w:rPr>
-        <w:t>3.3  The pyridine</w:t>
+        <w:t>3.3  The</w:t>
+      </w:r>
+      <w:proofErr w:type="gramEnd"/>
+      <w:r>
+        <w:rPr>
+          <w:b/>
+          <w:bCs/>
+          <w:color w:val="1F3864"/>
+          <w:sz w:val="24"/>
+          <w:szCs w:val="24"/>
+          <w:lang w:val="en-GB"/>
+        </w:rPr>
+        <w:t xml:space="preserve"> pyridine</w:t>
       </w:r>
       <w:r>
         <w:rPr>
@@ -8654,7 +10149,55 @@
           <w:szCs w:val="18"/>
           <w:lang w:val="en-GB"/>
         </w:rPr>
-        <w:t xml:space="preserve"> face of pyridine (left, scale ±0.0700 a.u.) and 4-nitropyridine (right, ±0.0500 a.u.). The ring nitrogen is the deep red lone pair at the </w:t>
+        <w:t xml:space="preserve"> face of pyridine (left, scale ±0.0700 </w:t>
+      </w:r>
+      <w:proofErr w:type="spellStart"/>
+      <w:r>
+        <w:rPr>
+          <w:i/>
+          <w:iCs/>
+          <w:color w:val="4A5568"/>
+          <w:sz w:val="18"/>
+          <w:szCs w:val="18"/>
+          <w:lang w:val="en-GB"/>
+        </w:rPr>
+        <w:t>a.u</w:t>
+      </w:r>
+      <w:proofErr w:type="spellEnd"/>
+      <w:r>
+        <w:rPr>
+          <w:i/>
+          <w:iCs/>
+          <w:color w:val="4A5568"/>
+          <w:sz w:val="18"/>
+          <w:szCs w:val="18"/>
+          <w:lang w:val="en-GB"/>
+        </w:rPr>
+        <w:t xml:space="preserve">.) and 4-nitropyridine (right, ±0.0500 </w:t>
+      </w:r>
+      <w:proofErr w:type="spellStart"/>
+      <w:r>
+        <w:rPr>
+          <w:i/>
+          <w:iCs/>
+          <w:color w:val="4A5568"/>
+          <w:sz w:val="18"/>
+          <w:szCs w:val="18"/>
+          <w:lang w:val="en-GB"/>
+        </w:rPr>
+        <w:t>a.u</w:t>
+      </w:r>
+      <w:proofErr w:type="spellEnd"/>
+      <w:r>
+        <w:rPr>
+          <w:i/>
+          <w:iCs/>
+          <w:color w:val="4A5568"/>
+          <w:sz w:val="18"/>
+          <w:szCs w:val="18"/>
+          <w:lang w:val="en-GB"/>
+        </w:rPr>
+        <w:t xml:space="preserve">.). The ring nitrogen is the deep red lone pair at the </w:t>
       </w:r>
       <w:r>
         <w:rPr>
@@ -8701,7 +10244,15 @@
         <w:rPr>
           <w:lang w:val="en-GB"/>
         </w:rPr>
-        <w:t>In five of the six pyridines V</w:t>
+        <w:t xml:space="preserve">In five of the six pyridines </w:t>
+      </w:r>
+      <w:proofErr w:type="spellStart"/>
+      <w:proofErr w:type="gramStart"/>
+      <w:r>
+        <w:rPr>
+          <w:lang w:val="en-GB"/>
+        </w:rPr>
+        <w:t>V</w:t>
       </w:r>
       <w:r>
         <w:rPr>
@@ -8712,6 +10263,8 @@
         </w:rPr>
         <w:t>S,min</w:t>
       </w:r>
+      <w:proofErr w:type="spellEnd"/>
+      <w:proofErr w:type="gramEnd"/>
       <w:r>
         <w:rPr>
           <w:vertAlign w:val="subscript"/>
@@ -8735,14 +10288,70 @@
         <w:rPr>
           <w:lang w:val="en-GB"/>
         </w:rPr>
-        <w:t xml:space="preserve">. The substituent shifts it in the expected direction and by a large amount: methyl −0.06779, unsubstituted pyridine −0.06500, cyano </w:t>
+        <w:t xml:space="preserve">. The substituent shifts it in the expected direction and by a large amount: methyl −0.06779, unsubstituted pyridine −0.06500, </w:t>
+      </w:r>
+      <w:proofErr w:type="spellStart"/>
+      <w:r>
+        <w:rPr>
+          <w:lang w:val="en-GB"/>
+        </w:rPr>
+        <w:t>cyano</w:t>
+      </w:r>
+      <w:proofErr w:type="spellEnd"/>
+      <w:r>
+        <w:rPr>
+          <w:lang w:val="en-GB"/>
+        </w:rPr>
+        <w:t xml:space="preserve"> </w:t>
       </w:r>
       <w:r>
         <w:rPr>
           <w:lang w:val="en-GB"/>
         </w:rPr>
         <w:lastRenderedPageBreak/>
-        <w:t>−0.05927, nitro −0.04712 a.u. That is a span of 0.0207 a.u., 54 kJ/(mol·e), or 31 % of the unsubstituted value, from changing one substituent at the far end of the ring.</w:t>
+        <w:t xml:space="preserve">−0.05927, nitro −0.04712 </w:t>
+      </w:r>
+      <w:proofErr w:type="spellStart"/>
+      <w:r>
+        <w:rPr>
+          <w:lang w:val="en-GB"/>
+        </w:rPr>
+        <w:t>a.u</w:t>
+      </w:r>
+      <w:proofErr w:type="spellEnd"/>
+      <w:r>
+        <w:rPr>
+          <w:lang w:val="en-GB"/>
+        </w:rPr>
+        <w:t xml:space="preserve">. That is a span of 0.0207 </w:t>
+      </w:r>
+      <w:proofErr w:type="spellStart"/>
+      <w:r>
+        <w:rPr>
+          <w:lang w:val="en-GB"/>
+        </w:rPr>
+        <w:t>a.u</w:t>
+      </w:r>
+      <w:proofErr w:type="spellEnd"/>
+      <w:r>
+        <w:rPr>
+          <w:lang w:val="en-GB"/>
+        </w:rPr>
+        <w:t>., 54 kJ/(</w:t>
+      </w:r>
+      <w:proofErr w:type="spellStart"/>
+      <w:r>
+        <w:rPr>
+          <w:lang w:val="en-GB"/>
+        </w:rPr>
+        <w:t>mol·e</w:t>
+      </w:r>
+      <w:proofErr w:type="spellEnd"/>
+      <w:r>
+        <w:rPr>
+          <w:lang w:val="en-GB"/>
+        </w:rPr>
+        <w:t>), or 31 % of the unsubstituted value, from changing one substituent at the far end of the ring.</w:t>
       </w:r>
     </w:p>
     <w:p>
@@ -8756,7 +10365,15 @@
         <w:rPr>
           <w:lang w:val="en-GB"/>
         </w:rPr>
-        <w:t>The exception is 4-chloro-3-nitropyridine, where V</w:t>
+        <w:t xml:space="preserve">The exception is 4-chloro-3-nitropyridine, where </w:t>
+      </w:r>
+      <w:proofErr w:type="spellStart"/>
+      <w:proofErr w:type="gramStart"/>
+      <w:r>
+        <w:rPr>
+          <w:lang w:val="en-GB"/>
+        </w:rPr>
+        <w:t>V</w:t>
       </w:r>
       <w:r>
         <w:rPr>
@@ -8767,6 +10384,8 @@
         </w:rPr>
         <w:t>S,min</w:t>
       </w:r>
+      <w:proofErr w:type="spellEnd"/>
+      <w:proofErr w:type="gramEnd"/>
       <w:r>
         <w:rPr>
           <w:vertAlign w:val="subscript"/>
@@ -8819,7 +10438,49 @@
         <w:rPr>
           <w:lang w:val="en-GB"/>
         </w:rPr>
-        <w:t>+0.03441 a.u. (+21.6 kcal/(mol·e)) against +0.02559 (+16.1) for iodobenzene: the same C–I bond on an electron-poorer ring is 34 % stronger.</w:t>
+        <w:t xml:space="preserve">+0.03441 </w:t>
+      </w:r>
+      <w:proofErr w:type="spellStart"/>
+      <w:r>
+        <w:rPr>
+          <w:lang w:val="en-GB"/>
+        </w:rPr>
+        <w:t>a.u</w:t>
+      </w:r>
+      <w:proofErr w:type="spellEnd"/>
+      <w:r>
+        <w:rPr>
+          <w:lang w:val="en-GB"/>
+        </w:rPr>
+        <w:t>. (+21.6 kcal/(</w:t>
+      </w:r>
+      <w:proofErr w:type="spellStart"/>
+      <w:r>
+        <w:rPr>
+          <w:lang w:val="en-GB"/>
+        </w:rPr>
+        <w:t>mol·e</w:t>
+      </w:r>
+      <w:proofErr w:type="spellEnd"/>
+      <w:r>
+        <w:rPr>
+          <w:lang w:val="en-GB"/>
+        </w:rPr>
+        <w:t xml:space="preserve">)) against +0.02559 (+16.1) for </w:t>
+      </w:r>
+      <w:proofErr w:type="spellStart"/>
+      <w:r>
+        <w:rPr>
+          <w:lang w:val="en-GB"/>
+        </w:rPr>
+        <w:t>iodobenzene</w:t>
+      </w:r>
+      <w:proofErr w:type="spellEnd"/>
+      <w:r>
+        <w:rPr>
+          <w:lang w:val="en-GB"/>
+        </w:rPr>
+        <w:t>: the same C–I bond on an electron-poorer ring is 34 % stronger.</w:t>
       </w:r>
       <w:r>
         <w:rPr>
@@ -8931,6 +10592,7 @@
         </w:rPr>
       </w:pPr>
       <w:bookmarkStart w:id="14" w:name="_Toc239843727"/>
+      <w:proofErr w:type="gramStart"/>
       <w:r>
         <w:rPr>
           <w:b/>
@@ -8942,6 +10604,7 @@
         </w:rPr>
         <w:t>3.4  Comparison</w:t>
       </w:r>
+      <w:proofErr w:type="gramEnd"/>
       <w:r>
         <w:rPr>
           <w:b/>
@@ -8984,7 +10647,21 @@
         <w:rPr>
           <w:lang w:val="en-GB"/>
         </w:rPr>
-        <w:t xml:space="preserve">. The halobenzenes are the right molecules for an external check, because they are among the most frequently computed </w:t>
+        <w:t xml:space="preserve">. The </w:t>
+      </w:r>
+      <w:proofErr w:type="spellStart"/>
+      <w:r>
+        <w:rPr>
+          <w:lang w:val="en-GB"/>
+        </w:rPr>
+        <w:t>halobenzenes</w:t>
+      </w:r>
+      <w:proofErr w:type="spellEnd"/>
+      <w:r>
+        <w:rPr>
+          <w:lang w:val="en-GB"/>
+        </w:rPr>
+        <w:t xml:space="preserve"> are the right molecules for an external check, because they are among the most frequently computed </w:t>
       </w:r>
       <w:r>
         <w:t>σ</w:t>
@@ -9034,6 +10711,7 @@
             </w:tcMar>
           </w:tcPr>
           <w:p>
+            <w:proofErr w:type="spellStart"/>
             <w:r>
               <w:rPr>
                 <w:b/>
@@ -9043,6 +10721,7 @@
               </w:rPr>
               <w:t>Molecule</w:t>
             </w:r>
+            <w:proofErr w:type="spellEnd"/>
           </w:p>
         </w:tc>
         <w:tc>
@@ -9064,8 +10743,19 @@
                 <w:sz w:val="17"/>
                 <w:szCs w:val="17"/>
               </w:rPr>
-              <w:t>This work</w:t>
-            </w:r>
+              <w:t xml:space="preserve">This </w:t>
+            </w:r>
+            <w:proofErr w:type="spellStart"/>
+            <w:r>
+              <w:rPr>
+                <w:b/>
+                <w:bCs/>
+                <w:sz w:val="17"/>
+                <w:szCs w:val="17"/>
+              </w:rPr>
+              <w:t>work</w:t>
+            </w:r>
+            <w:proofErr w:type="spellEnd"/>
           </w:p>
         </w:tc>
         <w:tc>
@@ -9132,7 +10822,47 @@
                 <w:sz w:val="17"/>
                 <w:szCs w:val="17"/>
               </w:rPr>
-              <w:t>M06-2X/aug-cc-pVDZ(-PP)</w:t>
+              <w:t>M06-2X/</w:t>
+            </w:r>
+            <w:proofErr w:type="spellStart"/>
+            <w:r>
+              <w:rPr>
+                <w:b/>
+                <w:bCs/>
+                <w:sz w:val="17"/>
+                <w:szCs w:val="17"/>
+              </w:rPr>
+              <w:t>aug</w:t>
+            </w:r>
+            <w:proofErr w:type="spellEnd"/>
+            <w:r>
+              <w:rPr>
+                <w:b/>
+                <w:bCs/>
+                <w:sz w:val="17"/>
+                <w:szCs w:val="17"/>
+              </w:rPr>
+              <w:t>-cc-</w:t>
+            </w:r>
+            <w:proofErr w:type="spellStart"/>
+            <w:r>
+              <w:rPr>
+                <w:b/>
+                <w:bCs/>
+                <w:sz w:val="17"/>
+                <w:szCs w:val="17"/>
+              </w:rPr>
+              <w:t>pVDZ</w:t>
+            </w:r>
+            <w:proofErr w:type="spellEnd"/>
+            <w:r>
+              <w:rPr>
+                <w:b/>
+                <w:bCs/>
+                <w:sz w:val="17"/>
+                <w:szCs w:val="17"/>
+              </w:rPr>
+              <w:t>(-PP)</w:t>
             </w:r>
           </w:p>
         </w:tc>
@@ -9171,6 +10901,7 @@
             </w:tcMar>
           </w:tcPr>
           <w:p>
+            <w:proofErr w:type="spellStart"/>
             <w:r>
               <w:rPr>
                 <w:b/>
@@ -9180,8 +10911,10 @@
               </w:rPr>
               <w:t>Literature</w:t>
             </w:r>
-          </w:p>
-          <w:p>
+            <w:proofErr w:type="spellEnd"/>
+          </w:p>
+          <w:p>
+            <w:proofErr w:type="spellStart"/>
             <w:r>
               <w:rPr>
                 <w:b/>
@@ -9191,6 +10924,7 @@
               </w:rPr>
               <w:t>range</w:t>
             </w:r>
+            <w:proofErr w:type="spellEnd"/>
           </w:p>
         </w:tc>
       </w:tr>
@@ -9209,6 +10943,7 @@
             </w:tcMar>
           </w:tcPr>
           <w:p>
+            <w:proofErr w:type="spellStart"/>
             <w:r>
               <w:rPr>
                 <w:sz w:val="17"/>
@@ -9216,6 +10951,7 @@
               </w:rPr>
               <w:t>chlorobenzene</w:t>
             </w:r>
+            <w:proofErr w:type="spellEnd"/>
           </w:p>
         </w:tc>
         <w:tc>
@@ -9334,6 +11070,7 @@
             </w:tcMar>
           </w:tcPr>
           <w:p>
+            <w:proofErr w:type="spellStart"/>
             <w:r>
               <w:rPr>
                 <w:sz w:val="17"/>
@@ -9341,6 +11078,7 @@
               </w:rPr>
               <w:t>bromobenzene</w:t>
             </w:r>
+            <w:proofErr w:type="spellEnd"/>
           </w:p>
         </w:tc>
         <w:tc>
@@ -9459,6 +11197,7 @@
             </w:tcMar>
           </w:tcPr>
           <w:p>
+            <w:proofErr w:type="spellStart"/>
             <w:r>
               <w:rPr>
                 <w:sz w:val="17"/>
@@ -9466,6 +11205,7 @@
               </w:rPr>
               <w:t>iodobenzene</w:t>
             </w:r>
+            <w:proofErr w:type="spellEnd"/>
           </w:p>
         </w:tc>
         <w:tc>
@@ -9621,8 +11361,9 @@
           <w:szCs w:val="18"/>
           <w:lang w:val="en-GB"/>
         </w:rPr>
-        <w:t xml:space="preserve">-hole V_S,max in kcal/(mol·e), all on the </w:t>
-      </w:r>
+        <w:t xml:space="preserve">-hole </w:t>
+      </w:r>
+      <w:proofErr w:type="spellStart"/>
       <w:r>
         <w:rPr>
           <w:i/>
@@ -9630,9 +11371,11 @@
           <w:color w:val="4A5568"/>
           <w:sz w:val="18"/>
           <w:szCs w:val="18"/>
-        </w:rPr>
-        <w:t>ρ</w:t>
-      </w:r>
+          <w:lang w:val="en-GB"/>
+        </w:rPr>
+        <w:t>V_</w:t>
+      </w:r>
+      <w:proofErr w:type="gramStart"/>
       <w:r>
         <w:rPr>
           <w:i/>
@@ -9642,7 +11385,89 @@
           <w:szCs w:val="18"/>
           <w:lang w:val="en-GB"/>
         </w:rPr>
-        <w:t xml:space="preserve"> = 0.001 a.u. surface. Sources in §8.</w:t>
+        <w:t>S,max</w:t>
+      </w:r>
+      <w:proofErr w:type="spellEnd"/>
+      <w:proofErr w:type="gramEnd"/>
+      <w:r>
+        <w:rPr>
+          <w:i/>
+          <w:iCs/>
+          <w:color w:val="4A5568"/>
+          <w:sz w:val="18"/>
+          <w:szCs w:val="18"/>
+          <w:lang w:val="en-GB"/>
+        </w:rPr>
+        <w:t xml:space="preserve"> in kcal/(</w:t>
+      </w:r>
+      <w:proofErr w:type="spellStart"/>
+      <w:r>
+        <w:rPr>
+          <w:i/>
+          <w:iCs/>
+          <w:color w:val="4A5568"/>
+          <w:sz w:val="18"/>
+          <w:szCs w:val="18"/>
+          <w:lang w:val="en-GB"/>
+        </w:rPr>
+        <w:t>mol·e</w:t>
+      </w:r>
+      <w:proofErr w:type="spellEnd"/>
+      <w:r>
+        <w:rPr>
+          <w:i/>
+          <w:iCs/>
+          <w:color w:val="4A5568"/>
+          <w:sz w:val="18"/>
+          <w:szCs w:val="18"/>
+          <w:lang w:val="en-GB"/>
+        </w:rPr>
+        <w:t xml:space="preserve">), all on the </w:t>
+      </w:r>
+      <w:r>
+        <w:rPr>
+          <w:i/>
+          <w:iCs/>
+          <w:color w:val="4A5568"/>
+          <w:sz w:val="18"/>
+          <w:szCs w:val="18"/>
+        </w:rPr>
+        <w:t>ρ</w:t>
+      </w:r>
+      <w:r>
+        <w:rPr>
+          <w:i/>
+          <w:iCs/>
+          <w:color w:val="4A5568"/>
+          <w:sz w:val="18"/>
+          <w:szCs w:val="18"/>
+          <w:lang w:val="en-GB"/>
+        </w:rPr>
+        <w:t xml:space="preserve"> = 0.001 </w:t>
+      </w:r>
+      <w:proofErr w:type="spellStart"/>
+      <w:r>
+        <w:rPr>
+          <w:i/>
+          <w:iCs/>
+          <w:color w:val="4A5568"/>
+          <w:sz w:val="18"/>
+          <w:szCs w:val="18"/>
+          <w:lang w:val="en-GB"/>
+        </w:rPr>
+        <w:t>a.u</w:t>
+      </w:r>
+      <w:proofErr w:type="spellEnd"/>
+      <w:r>
+        <w:rPr>
+          <w:i/>
+          <w:iCs/>
+          <w:color w:val="4A5568"/>
+          <w:sz w:val="18"/>
+          <w:szCs w:val="18"/>
+          <w:lang w:val="en-GB"/>
+        </w:rPr>
+        <w:t>. surface. Sources in §8.</w:t>
       </w:r>
       <w:r>
         <w:rPr>
@@ -9663,7 +11488,29 @@
           <w:szCs w:val="17"/>
           <w:lang w:val="en-GB"/>
         </w:rPr>
-        <w:t>kcal/(mol·e)</w:t>
+        <w:t>kcal/(</w:t>
+      </w:r>
+      <w:proofErr w:type="spellStart"/>
+      <w:r>
+        <w:rPr>
+          <w:b/>
+          <w:bCs/>
+          <w:sz w:val="17"/>
+          <w:szCs w:val="17"/>
+          <w:lang w:val="en-GB"/>
+        </w:rPr>
+        <w:t>mol·e</w:t>
+      </w:r>
+      <w:proofErr w:type="spellEnd"/>
+      <w:r>
+        <w:rPr>
+          <w:b/>
+          <w:bCs/>
+          <w:sz w:val="17"/>
+          <w:szCs w:val="17"/>
+          <w:lang w:val="en-GB"/>
+        </w:rPr>
+        <w:t>)</w:t>
       </w:r>
     </w:p>
     <w:p>
@@ -9738,7 +11585,21 @@
         <w:rPr>
           <w:lang w:val="en-GB"/>
         </w:rPr>
-        <w:t>0.008 a.u.</w:t>
+        <w:t xml:space="preserve">0.008 </w:t>
+      </w:r>
+      <w:proofErr w:type="spellStart"/>
+      <w:r>
+        <w:rPr>
+          <w:lang w:val="en-GB"/>
+        </w:rPr>
+        <w:t>a.u</w:t>
+      </w:r>
+      <w:proofErr w:type="spellEnd"/>
+      <w:r>
+        <w:rPr>
+          <w:lang w:val="en-GB"/>
+        </w:rPr>
+        <w:t>.</w:t>
       </w:r>
       <w:r>
         <w:rPr>
@@ -9770,11 +11631,19 @@
         </w:rPr>
         <w:t xml:space="preserve"> </w:t>
       </w:r>
-      <w:r>
-        <w:rPr>
-          <w:lang w:val="en-GB"/>
-        </w:rPr>
-        <w:t xml:space="preserve">iodobenzene </w:t>
+      <w:proofErr w:type="spellStart"/>
+      <w:r>
+        <w:rPr>
+          <w:lang w:val="en-GB"/>
+        </w:rPr>
+        <w:t>iodobenzene</w:t>
+      </w:r>
+      <w:proofErr w:type="spellEnd"/>
+      <w:r>
+        <w:rPr>
+          <w:lang w:val="en-GB"/>
+        </w:rPr>
+        <w:t xml:space="preserve"> </w:t>
       </w:r>
       <w:r>
         <w:rPr>
@@ -9786,7 +11655,21 @@
         <w:rPr>
           <w:lang w:val="en-GB"/>
         </w:rPr>
-        <w:t xml:space="preserve">. The computed values at the trilinear interpolation step of the sigma holes of our implementation are: </w:t>
+        <w:t xml:space="preserve">. The computed values at the trilinear interpolation step of the sigma holes of our implementation </w:t>
+      </w:r>
+      <w:proofErr w:type="gramStart"/>
+      <w:r>
+        <w:rPr>
+          <w:lang w:val="en-GB"/>
+        </w:rPr>
+        <w:t>are:</w:t>
+      </w:r>
+      <w:proofErr w:type="gramEnd"/>
+      <w:r>
+        <w:rPr>
+          <w:lang w:val="en-GB"/>
+        </w:rPr>
+        <w:t xml:space="preserve"> </w:t>
       </w:r>
       <w:r>
         <w:rPr>
@@ -9824,18 +11707,34 @@
         </w:rPr>
         <w:t xml:space="preserve"> </w:t>
       </w:r>
-      <w:r>
-        <w:rPr>
-          <w:lang w:val="en-GB"/>
-        </w:rPr>
-        <w:t xml:space="preserve">iodobenzene </w:t>
-      </w:r>
-      <w:r>
-        <w:rPr>
-          <w:lang w:val="en-GB"/>
-        </w:rPr>
-        <w:t>0.02559 a.u</w:t>
-      </w:r>
+      <w:proofErr w:type="spellStart"/>
+      <w:r>
+        <w:rPr>
+          <w:lang w:val="en-GB"/>
+        </w:rPr>
+        <w:t>iodobenzene</w:t>
+      </w:r>
+      <w:proofErr w:type="spellEnd"/>
+      <w:r>
+        <w:rPr>
+          <w:lang w:val="en-GB"/>
+        </w:rPr>
+        <w:t xml:space="preserve"> </w:t>
+      </w:r>
+      <w:r>
+        <w:rPr>
+          <w:lang w:val="en-GB"/>
+        </w:rPr>
+        <w:t xml:space="preserve">0.02559 </w:t>
+      </w:r>
+      <w:proofErr w:type="spellStart"/>
+      <w:r>
+        <w:rPr>
+          <w:lang w:val="en-GB"/>
+        </w:rPr>
+        <w:t>a.u</w:t>
+      </w:r>
+      <w:proofErr w:type="spellEnd"/>
       <w:r>
         <w:rPr>
           <w:lang w:val="en-GB"/>
@@ -9889,7 +11788,49 @@
         <w:rPr>
           <w:lang w:val="en-GB"/>
         </w:rPr>
-        <w:t xml:space="preserve"> at an isodensity of 0.020 a.u. by a machine-learned SVM model (VmaxPred), whereas the halobenzene reference values quoted above are </w:t>
+        <w:t xml:space="preserve"> at an </w:t>
+      </w:r>
+      <w:proofErr w:type="spellStart"/>
+      <w:r>
+        <w:rPr>
+          <w:lang w:val="en-GB"/>
+        </w:rPr>
+        <w:t>isodensity</w:t>
+      </w:r>
+      <w:proofErr w:type="spellEnd"/>
+      <w:r>
+        <w:rPr>
+          <w:lang w:val="en-GB"/>
+        </w:rPr>
+        <w:t xml:space="preserve"> of 0.020 </w:t>
+      </w:r>
+      <w:proofErr w:type="spellStart"/>
+      <w:r>
+        <w:rPr>
+          <w:lang w:val="en-GB"/>
+        </w:rPr>
+        <w:t>a.u</w:t>
+      </w:r>
+      <w:proofErr w:type="spellEnd"/>
+      <w:r>
+        <w:rPr>
+          <w:lang w:val="en-GB"/>
+        </w:rPr>
+        <w:t>. by a machine-learned SVM model (</w:t>
+      </w:r>
+      <w:proofErr w:type="spellStart"/>
+      <w:r>
+        <w:rPr>
+          <w:lang w:val="en-GB"/>
+        </w:rPr>
+        <w:t>VmaxPred</w:t>
+      </w:r>
+      <w:proofErr w:type="spellEnd"/>
+      <w:r>
+        <w:rPr>
+          <w:lang w:val="en-GB"/>
+        </w:rPr>
+        <w:t xml:space="preserve">), whereas the halobenzene reference values quoted above are </w:t>
       </w:r>
       <w:r>
         <w:rPr>
@@ -9912,7 +11853,21 @@
         <w:rPr>
           <w:lang w:val="en-GB"/>
         </w:rPr>
-        <w:t xml:space="preserve"> = 0.001 a.u. surface.</w:t>
+        <w:t xml:space="preserve"> = 0.001 </w:t>
+      </w:r>
+      <w:proofErr w:type="spellStart"/>
+      <w:r>
+        <w:rPr>
+          <w:lang w:val="en-GB"/>
+        </w:rPr>
+        <w:t>a.u</w:t>
+      </w:r>
+      <w:proofErr w:type="spellEnd"/>
+      <w:r>
+        <w:rPr>
+          <w:lang w:val="en-GB"/>
+        </w:rPr>
+        <w:t>. surface.</w:t>
       </w:r>
     </w:p>
     <w:p>
@@ -9928,7 +11883,25 @@
           <w:bCs/>
           <w:lang w:val="en-GB"/>
         </w:rPr>
-        <w:t xml:space="preserve">The isosurface matters far more than the method and this is the trap the comparison had to avoid. </w:t>
+        <w:t xml:space="preserve">The </w:t>
+      </w:r>
+      <w:proofErr w:type="spellStart"/>
+      <w:r>
+        <w:rPr>
+          <w:b/>
+          <w:bCs/>
+          <w:lang w:val="en-GB"/>
+        </w:rPr>
+        <w:t>isosurface</w:t>
+      </w:r>
+      <w:proofErr w:type="spellEnd"/>
+      <w:r>
+        <w:rPr>
+          <w:b/>
+          <w:bCs/>
+          <w:lang w:val="en-GB"/>
+        </w:rPr>
+        <w:t xml:space="preserve"> matters far more than the method and this is the trap the comparison had to avoid. </w:t>
       </w:r>
       <w:r>
         <w:rPr>
@@ -9943,7 +11916,35 @@
         <w:rPr>
           <w:lang w:val="en-GB"/>
         </w:rPr>
-        <w:t xml:space="preserve"> = 0.002 a.u. surface give +10.1, +18.7 and +25.5 kcal/(mol·e)</w:t>
+        <w:t xml:space="preserve"> = 0.002 </w:t>
+      </w:r>
+      <w:proofErr w:type="spellStart"/>
+      <w:r>
+        <w:rPr>
+          <w:lang w:val="en-GB"/>
+        </w:rPr>
+        <w:t>a.u</w:t>
+      </w:r>
+      <w:proofErr w:type="spellEnd"/>
+      <w:r>
+        <w:rPr>
+          <w:lang w:val="en-GB"/>
+        </w:rPr>
+        <w:t>. surface give +10.1, +18.7 and +25.5 kcal/(</w:t>
+      </w:r>
+      <w:proofErr w:type="spellStart"/>
+      <w:r>
+        <w:rPr>
+          <w:lang w:val="en-GB"/>
+        </w:rPr>
+        <w:t>mol·e</w:t>
+      </w:r>
+      <w:proofErr w:type="spellEnd"/>
+      <w:r>
+        <w:rPr>
+          <w:lang w:val="en-GB"/>
+        </w:rPr>
+        <w:t>)</w:t>
       </w:r>
       <w:r>
         <w:rPr>
@@ -9976,7 +11977,21 @@
         <w:rPr>
           <w:lang w:val="en-GB"/>
         </w:rPr>
-        <w:t>-hole is meaningless without its isosurface, which is the same conclusion the parameter study reaches from the other direction (§4.1).</w:t>
+        <w:t xml:space="preserve">-hole is meaningless without its </w:t>
+      </w:r>
+      <w:proofErr w:type="spellStart"/>
+      <w:r>
+        <w:rPr>
+          <w:lang w:val="en-GB"/>
+        </w:rPr>
+        <w:t>isosurface</w:t>
+      </w:r>
+      <w:proofErr w:type="spellEnd"/>
+      <w:r>
+        <w:rPr>
+          <w:lang w:val="en-GB"/>
+        </w:rPr>
+        <w:t>, which is the same conclusion the parameter study reaches from the other direction (§4.1).</w:t>
       </w:r>
       <w:r>
         <w:rPr>
@@ -9991,6 +12006,7 @@
         <w:spacing w:before="260" w:after="120"/>
       </w:pPr>
       <w:bookmarkStart w:id="15" w:name="_Toc239843728"/>
+      <w:proofErr w:type="gramStart"/>
       <w:r>
         <w:rPr>
           <w:b/>
@@ -10000,9 +12016,54 @@
           <w:szCs w:val="24"/>
         </w:rPr>
         <w:lastRenderedPageBreak/>
-        <w:t>3.5  The image sets</w:t>
+        <w:t>3.5  The</w:t>
+      </w:r>
+      <w:proofErr w:type="gramEnd"/>
+      <w:r>
+        <w:rPr>
+          <w:b/>
+          <w:bCs/>
+          <w:color w:val="1F3864"/>
+          <w:sz w:val="24"/>
+          <w:szCs w:val="24"/>
+        </w:rPr>
+        <w:t xml:space="preserve"> </w:t>
+      </w:r>
+      <w:proofErr w:type="spellStart"/>
+      <w:r>
+        <w:rPr>
+          <w:b/>
+          <w:bCs/>
+          <w:color w:val="1F3864"/>
+          <w:sz w:val="24"/>
+          <w:szCs w:val="24"/>
+        </w:rPr>
+        <w:t>image</w:t>
+      </w:r>
+      <w:proofErr w:type="spellEnd"/>
+      <w:r>
+        <w:rPr>
+          <w:b/>
+          <w:bCs/>
+          <w:color w:val="1F3864"/>
+          <w:sz w:val="24"/>
+          <w:szCs w:val="24"/>
+        </w:rPr>
+        <w:t xml:space="preserve"> </w:t>
+      </w:r>
+      <w:proofErr w:type="spellStart"/>
+      <w:r>
+        <w:rPr>
+          <w:b/>
+          <w:bCs/>
+          <w:color w:val="1F3864"/>
+          <w:sz w:val="24"/>
+          <w:szCs w:val="24"/>
+        </w:rPr>
+        <w:t>sets</w:t>
       </w:r>
       <w:bookmarkEnd w:id="15"/>
+      <w:proofErr w:type="spellEnd"/>
     </w:p>
     <w:p>
       <w:pPr>
@@ -10161,8 +12222,9 @@
           <w:szCs w:val="18"/>
           <w:lang w:val="en-GB"/>
         </w:rPr>
-        <w:t xml:space="preserve"> face, in-plane profile, and the axial view down the C–Br bond. PyMOL above, VMD below, both at ±0.0350 a.u. The potential maps agree; the differences are in the rendering</w:t>
-      </w:r>
+        <w:t xml:space="preserve"> face, in-plane profile, and the axial view down the C–Br bond. </w:t>
+      </w:r>
+      <w:proofErr w:type="spellStart"/>
       <w:r>
         <w:rPr>
           <w:i/>
@@ -10172,8 +12234,9 @@
           <w:szCs w:val="18"/>
           <w:lang w:val="en-GB"/>
         </w:rPr>
-        <w:t xml:space="preserve">, </w:t>
-      </w:r>
+        <w:t>PyMOL</w:t>
+      </w:r>
+      <w:proofErr w:type="spellEnd"/>
       <w:r>
         <w:rPr>
           <w:i/>
@@ -10183,7 +12246,77 @@
           <w:szCs w:val="18"/>
           <w:lang w:val="en-GB"/>
         </w:rPr>
-        <w:t>VMD draws the more readable skeleton, PyMOL the more saturated surface.</w:t>
+        <w:t xml:space="preserve"> above, VMD below, both at ±0.0350 </w:t>
+      </w:r>
+      <w:proofErr w:type="spellStart"/>
+      <w:r>
+        <w:rPr>
+          <w:i/>
+          <w:iCs/>
+          <w:color w:val="4A5568"/>
+          <w:sz w:val="18"/>
+          <w:szCs w:val="18"/>
+          <w:lang w:val="en-GB"/>
+        </w:rPr>
+        <w:t>a.u</w:t>
+      </w:r>
+      <w:proofErr w:type="spellEnd"/>
+      <w:r>
+        <w:rPr>
+          <w:i/>
+          <w:iCs/>
+          <w:color w:val="4A5568"/>
+          <w:sz w:val="18"/>
+          <w:szCs w:val="18"/>
+          <w:lang w:val="en-GB"/>
+        </w:rPr>
+        <w:t>. The potential maps agree; the differences are in the rendering</w:t>
+      </w:r>
+      <w:r>
+        <w:rPr>
+          <w:i/>
+          <w:iCs/>
+          <w:color w:val="4A5568"/>
+          <w:sz w:val="18"/>
+          <w:szCs w:val="18"/>
+          <w:lang w:val="en-GB"/>
+        </w:rPr>
+        <w:t xml:space="preserve">, </w:t>
+      </w:r>
+      <w:r>
+        <w:rPr>
+          <w:i/>
+          <w:iCs/>
+          <w:color w:val="4A5568"/>
+          <w:sz w:val="18"/>
+          <w:szCs w:val="18"/>
+          <w:lang w:val="en-GB"/>
+        </w:rPr>
+        <w:t xml:space="preserve">VMD draws the more readable skeleton, </w:t>
+      </w:r>
+      <w:proofErr w:type="spellStart"/>
+      <w:r>
+        <w:rPr>
+          <w:i/>
+          <w:iCs/>
+          <w:color w:val="4A5568"/>
+          <w:sz w:val="18"/>
+          <w:szCs w:val="18"/>
+          <w:lang w:val="en-GB"/>
+        </w:rPr>
+        <w:t>PyMOL</w:t>
+      </w:r>
+      <w:proofErr w:type="spellEnd"/>
+      <w:r>
+        <w:rPr>
+          <w:i/>
+          <w:iCs/>
+          <w:color w:val="4A5568"/>
+          <w:sz w:val="18"/>
+          <w:szCs w:val="18"/>
+          <w:lang w:val="en-GB"/>
+        </w:rPr>
+        <w:t xml:space="preserve"> the more saturated surface.</w:t>
       </w:r>
     </w:p>
     <w:p>
@@ -10239,7 +12372,21 @@
         <w:rPr>
           <w:lang w:val="en-GB"/>
         </w:rPr>
-        <w:t>. The three views are computed from the geometry: the ring normal comes from the principal axis of smallest extent over the heavy atoms, and the axial view follows the true, unprojected C–X axis.</w:t>
+        <w:t xml:space="preserve">. The three views are computed from the geometry: the ring normal comes from the principal axis of smallest extent over the heavy </w:t>
+      </w:r>
+      <w:proofErr w:type="gramStart"/>
+      <w:r>
+        <w:rPr>
+          <w:lang w:val="en-GB"/>
+        </w:rPr>
+        <w:t>atoms</w:t>
+      </w:r>
+      <w:proofErr w:type="gramEnd"/>
+      <w:r>
+        <w:rPr>
+          <w:lang w:val="en-GB"/>
+        </w:rPr>
+        <w:t xml:space="preserve"> and the axial view follows the true, unprojected C–X axis.</w:t>
       </w:r>
     </w:p>
     <w:p>
@@ -10251,6 +12398,7 @@
         </w:rPr>
       </w:pPr>
       <w:bookmarkStart w:id="16" w:name="_Toc239843729"/>
+      <w:proofErr w:type="gramStart"/>
       <w:r>
         <w:rPr>
           <w:b/>
@@ -10271,7 +12419,19 @@
           <w:szCs w:val="24"/>
           <w:lang w:val="en-GB"/>
         </w:rPr>
-        <w:t>Pipeline comparison</w:t>
+        <w:t>Pipeline</w:t>
+      </w:r>
+      <w:proofErr w:type="gramEnd"/>
+      <w:r>
+        <w:rPr>
+          <w:b/>
+          <w:bCs/>
+          <w:color w:val="1F3864"/>
+          <w:sz w:val="24"/>
+          <w:szCs w:val="24"/>
+          <w:lang w:val="en-GB"/>
+        </w:rPr>
+        <w:t xml:space="preserve"> comparison</w:t>
       </w:r>
       <w:bookmarkEnd w:id="16"/>
     </w:p>
@@ -10313,6 +12473,7 @@
             </w:tcMar>
           </w:tcPr>
           <w:p>
+            <w:proofErr w:type="spellStart"/>
             <w:r>
               <w:rPr>
                 <w:b/>
@@ -10322,6 +12483,7 @@
               </w:rPr>
               <w:t>Molecule</w:t>
             </w:r>
+            <w:proofErr w:type="spellEnd"/>
           </w:p>
         </w:tc>
         <w:tc>
@@ -10336,6 +12498,7 @@
             </w:tcMar>
           </w:tcPr>
           <w:p>
+            <w:proofErr w:type="spellStart"/>
             <w:r>
               <w:rPr>
                 <w:b/>
@@ -10343,8 +12506,40 @@
                 <w:sz w:val="17"/>
                 <w:szCs w:val="17"/>
               </w:rPr>
-              <w:t>V_S,min PyMOL</w:t>
-            </w:r>
+              <w:t>V_</w:t>
+            </w:r>
+            <w:proofErr w:type="gramStart"/>
+            <w:r>
+              <w:rPr>
+                <w:b/>
+                <w:bCs/>
+                <w:sz w:val="17"/>
+                <w:szCs w:val="17"/>
+              </w:rPr>
+              <w:t>S,min</w:t>
+            </w:r>
+            <w:proofErr w:type="spellEnd"/>
+            <w:proofErr w:type="gramEnd"/>
+            <w:r>
+              <w:rPr>
+                <w:b/>
+                <w:bCs/>
+                <w:sz w:val="17"/>
+                <w:szCs w:val="17"/>
+              </w:rPr>
+              <w:t xml:space="preserve"> </w:t>
+            </w:r>
+            <w:proofErr w:type="spellStart"/>
+            <w:r>
+              <w:rPr>
+                <w:b/>
+                <w:bCs/>
+                <w:sz w:val="17"/>
+                <w:szCs w:val="17"/>
+              </w:rPr>
+              <w:t>PyMOL</w:t>
+            </w:r>
+            <w:proofErr w:type="spellEnd"/>
           </w:p>
         </w:tc>
         <w:tc>
@@ -10382,6 +12577,7 @@
             </w:tcMar>
           </w:tcPr>
           <w:p>
+            <w:proofErr w:type="spellStart"/>
             <w:r>
               <w:rPr>
                 <w:b/>
@@ -10389,8 +12585,40 @@
                 <w:sz w:val="17"/>
                 <w:szCs w:val="17"/>
               </w:rPr>
-              <w:t>V_S,max PyMOL</w:t>
-            </w:r>
+              <w:t>V_</w:t>
+            </w:r>
+            <w:proofErr w:type="gramStart"/>
+            <w:r>
+              <w:rPr>
+                <w:b/>
+                <w:bCs/>
+                <w:sz w:val="17"/>
+                <w:szCs w:val="17"/>
+              </w:rPr>
+              <w:t>S,max</w:t>
+            </w:r>
+            <w:proofErr w:type="spellEnd"/>
+            <w:proofErr w:type="gramEnd"/>
+            <w:r>
+              <w:rPr>
+                <w:b/>
+                <w:bCs/>
+                <w:sz w:val="17"/>
+                <w:szCs w:val="17"/>
+              </w:rPr>
+              <w:t xml:space="preserve"> </w:t>
+            </w:r>
+            <w:proofErr w:type="spellStart"/>
+            <w:r>
+              <w:rPr>
+                <w:b/>
+                <w:bCs/>
+                <w:sz w:val="17"/>
+                <w:szCs w:val="17"/>
+              </w:rPr>
+              <w:t>PyMOL</w:t>
+            </w:r>
+            <w:proofErr w:type="spellEnd"/>
           </w:p>
         </w:tc>
         <w:tc>
@@ -10435,10 +12663,9 @@
                 <w:sz w:val="17"/>
                 <w:szCs w:val="17"/>
               </w:rPr>
-              <w:t>Shell points</w:t>
-            </w:r>
-          </w:p>
-          <w:p>
+              <w:t xml:space="preserve">Shell </w:t>
+            </w:r>
+            <w:proofErr w:type="spellStart"/>
             <w:r>
               <w:rPr>
                 <w:b/>
@@ -10446,7 +12673,30 @@
                 <w:sz w:val="17"/>
                 <w:szCs w:val="17"/>
               </w:rPr>
-              <w:t>PyMOL / VMD</w:t>
+              <w:t>points</w:t>
+            </w:r>
+            <w:proofErr w:type="spellEnd"/>
+          </w:p>
+          <w:p>
+            <w:proofErr w:type="spellStart"/>
+            <w:r>
+              <w:rPr>
+                <w:b/>
+                <w:bCs/>
+                <w:sz w:val="17"/>
+                <w:szCs w:val="17"/>
+              </w:rPr>
+              <w:t>PyMOL</w:t>
+            </w:r>
+            <w:proofErr w:type="spellEnd"/>
+            <w:r>
+              <w:rPr>
+                <w:b/>
+                <w:bCs/>
+                <w:sz w:val="17"/>
+                <w:szCs w:val="17"/>
+              </w:rPr>
+              <w:t xml:space="preserve"> / VMD</w:t>
             </w:r>
           </w:p>
         </w:tc>
@@ -10466,6 +12716,7 @@
             </w:tcMar>
           </w:tcPr>
           <w:p>
+            <w:proofErr w:type="spellStart"/>
             <w:r>
               <w:rPr>
                 <w:sz w:val="17"/>
@@ -10473,6 +12724,7 @@
               </w:rPr>
               <w:t>pyridine</w:t>
             </w:r>
+            <w:proofErr w:type="spellEnd"/>
           </w:p>
         </w:tc>
         <w:tc>
@@ -11216,6 +13468,7 @@
             </w:tcMar>
           </w:tcPr>
           <w:p>
+            <w:proofErr w:type="spellStart"/>
             <w:r>
               <w:rPr>
                 <w:sz w:val="17"/>
@@ -11223,6 +13476,7 @@
               </w:rPr>
               <w:t>chlorobenzene</w:t>
             </w:r>
+            <w:proofErr w:type="spellEnd"/>
           </w:p>
         </w:tc>
         <w:tc>
@@ -11341,6 +13595,7 @@
             </w:tcMar>
           </w:tcPr>
           <w:p>
+            <w:proofErr w:type="spellStart"/>
             <w:r>
               <w:rPr>
                 <w:sz w:val="17"/>
@@ -11348,6 +13603,7 @@
               </w:rPr>
               <w:t>bromobenzene</w:t>
             </w:r>
+            <w:proofErr w:type="spellEnd"/>
           </w:p>
         </w:tc>
         <w:tc>
@@ -11466,6 +13722,7 @@
             </w:tcMar>
           </w:tcPr>
           <w:p>
+            <w:proofErr w:type="spellStart"/>
             <w:r>
               <w:rPr>
                 <w:sz w:val="17"/>
@@ -11473,6 +13730,7 @@
               </w:rPr>
               <w:t>iodobenzene</w:t>
             </w:r>
+            <w:proofErr w:type="spellEnd"/>
           </w:p>
         </w:tc>
         <w:tc>
@@ -11591,6 +13849,7 @@
             </w:tcMar>
           </w:tcPr>
           <w:p>
+            <w:proofErr w:type="spellStart"/>
             <w:r>
               <w:rPr>
                 <w:sz w:val="17"/>
@@ -11598,6 +13857,7 @@
               </w:rPr>
               <w:t>triazolam</w:t>
             </w:r>
+            <w:proofErr w:type="spellEnd"/>
           </w:p>
         </w:tc>
         <w:tc>
@@ -11766,7 +14026,21 @@
         <w:rPr>
           <w:lang w:val="en-GB"/>
         </w:rPr>
-        <w:t>: render_esp.py inside the PyMOL render pass and tools/SigmaHoleCalc.py in the VMD repository</w:t>
+        <w:t xml:space="preserve">: render_esp.py inside the </w:t>
+      </w:r>
+      <w:proofErr w:type="spellStart"/>
+      <w:r>
+        <w:rPr>
+          <w:lang w:val="en-GB"/>
+        </w:rPr>
+        <w:t>PyMOL</w:t>
+      </w:r>
+      <w:proofErr w:type="spellEnd"/>
+      <w:r>
+        <w:rPr>
+          <w:lang w:val="en-GB"/>
+        </w:rPr>
+        <w:t xml:space="preserve"> render pass and tools/SigmaHoleCalc.py in the VMD repository</w:t>
       </w:r>
       <w:r>
         <w:rPr>
@@ -11812,6 +14086,7 @@
             </w:tcMar>
           </w:tcPr>
           <w:p>
+            <w:proofErr w:type="spellStart"/>
             <w:r>
               <w:rPr>
                 <w:b/>
@@ -11822,6 +14097,7 @@
               <w:lastRenderedPageBreak/>
               <w:t>Molecule</w:t>
             </w:r>
+            <w:proofErr w:type="spellEnd"/>
           </w:p>
         </w:tc>
         <w:tc>
@@ -11881,8 +14157,9 @@
                 <w:szCs w:val="17"/>
                 <w:lang w:val="en-GB"/>
               </w:rPr>
-              <w:t>-hole PyMOL</w:t>
-            </w:r>
+              <w:t xml:space="preserve">-hole </w:t>
+            </w:r>
+            <w:proofErr w:type="spellStart"/>
             <w:r>
               <w:rPr>
                 <w:b/>
@@ -11891,8 +14168,41 @@
                 <w:szCs w:val="17"/>
                 <w:lang w:val="en-GB"/>
               </w:rPr>
+              <w:t>PyMOL</w:t>
+            </w:r>
+            <w:proofErr w:type="spellEnd"/>
+            <w:r>
+              <w:rPr>
+                <w:b/>
+                <w:bCs/>
+                <w:sz w:val="17"/>
+                <w:szCs w:val="17"/>
+                <w:lang w:val="en-GB"/>
+              </w:rPr>
               <w:br/>
-              <w:t>(a.u.)</w:t>
+              <w:t>(</w:t>
+            </w:r>
+            <w:proofErr w:type="spellStart"/>
+            <w:r>
+              <w:rPr>
+                <w:b/>
+                <w:bCs/>
+                <w:sz w:val="17"/>
+                <w:szCs w:val="17"/>
+                <w:lang w:val="en-GB"/>
+              </w:rPr>
+              <w:t>a.u</w:t>
+            </w:r>
+            <w:proofErr w:type="spellEnd"/>
+            <w:r>
+              <w:rPr>
+                <w:b/>
+                <w:bCs/>
+                <w:sz w:val="17"/>
+                <w:szCs w:val="17"/>
+                <w:lang w:val="en-GB"/>
+              </w:rPr>
+              <w:t>.)</w:t>
             </w:r>
           </w:p>
         </w:tc>
@@ -11941,7 +14251,29 @@
                 <w:lang w:val="en-GB"/>
               </w:rPr>
               <w:br/>
-              <w:t>(a.u.)</w:t>
+              <w:t>(</w:t>
+            </w:r>
+            <w:proofErr w:type="spellStart"/>
+            <w:r>
+              <w:rPr>
+                <w:b/>
+                <w:bCs/>
+                <w:sz w:val="17"/>
+                <w:szCs w:val="17"/>
+                <w:lang w:val="en-GB"/>
+              </w:rPr>
+              <w:t>a.u</w:t>
+            </w:r>
+            <w:proofErr w:type="spellEnd"/>
+            <w:r>
+              <w:rPr>
+                <w:b/>
+                <w:bCs/>
+                <w:sz w:val="17"/>
+                <w:szCs w:val="17"/>
+                <w:lang w:val="en-GB"/>
+              </w:rPr>
+              <w:t>.)</w:t>
             </w:r>
           </w:p>
         </w:tc>
@@ -11964,7 +14296,27 @@
                 <w:sz w:val="17"/>
                 <w:szCs w:val="17"/>
               </w:rPr>
-              <w:t>kcal/(mol·e)</w:t>
+              <w:t>kcal/(</w:t>
+            </w:r>
+            <w:proofErr w:type="spellStart"/>
+            <w:r>
+              <w:rPr>
+                <w:b/>
+                <w:bCs/>
+                <w:sz w:val="17"/>
+                <w:szCs w:val="17"/>
+              </w:rPr>
+              <w:t>mol·e</w:t>
+            </w:r>
+            <w:proofErr w:type="spellEnd"/>
+            <w:r>
+              <w:rPr>
+                <w:b/>
+                <w:bCs/>
+                <w:sz w:val="17"/>
+                <w:szCs w:val="17"/>
+              </w:rPr>
+              <w:t>)</w:t>
             </w:r>
           </w:p>
         </w:tc>
@@ -11984,6 +14336,7 @@
             </w:tcMar>
           </w:tcPr>
           <w:p>
+            <w:proofErr w:type="spellStart"/>
             <w:r>
               <w:rPr>
                 <w:sz w:val="17"/>
@@ -11991,6 +14344,7 @@
               </w:rPr>
               <w:t>chlorobenzene</w:t>
             </w:r>
+            <w:proofErr w:type="spellEnd"/>
           </w:p>
         </w:tc>
         <w:tc>
@@ -12089,6 +14443,7 @@
             </w:tcMar>
           </w:tcPr>
           <w:p>
+            <w:proofErr w:type="spellStart"/>
             <w:r>
               <w:rPr>
                 <w:sz w:val="17"/>
@@ -12096,6 +14451,7 @@
               </w:rPr>
               <w:t>bromobenzene</w:t>
             </w:r>
+            <w:proofErr w:type="spellEnd"/>
           </w:p>
         </w:tc>
         <w:tc>
@@ -12194,6 +14550,7 @@
             </w:tcMar>
           </w:tcPr>
           <w:p>
+            <w:proofErr w:type="spellStart"/>
             <w:r>
               <w:rPr>
                 <w:sz w:val="17"/>
@@ -12201,6 +14558,7 @@
               </w:rPr>
               <w:t>iodobenzene</w:t>
             </w:r>
+            <w:proofErr w:type="spellEnd"/>
           </w:p>
         </w:tc>
         <w:tc>
@@ -12509,6 +14867,7 @@
             </w:tcMar>
           </w:tcPr>
           <w:p>
+            <w:proofErr w:type="spellStart"/>
             <w:r>
               <w:rPr>
                 <w:sz w:val="17"/>
@@ -12516,6 +14875,7 @@
               </w:rPr>
               <w:t>triazolam</w:t>
             </w:r>
+            <w:proofErr w:type="spellEnd"/>
           </w:p>
         </w:tc>
         <w:tc>
@@ -12614,6 +14974,7 @@
             </w:tcMar>
           </w:tcPr>
           <w:p>
+            <w:proofErr w:type="spellStart"/>
             <w:r>
               <w:rPr>
                 <w:sz w:val="17"/>
@@ -12621,6 +14982,7 @@
               </w:rPr>
               <w:t>triazolam</w:t>
             </w:r>
+            <w:proofErr w:type="spellEnd"/>
           </w:p>
         </w:tc>
         <w:tc>
@@ -12754,7 +15116,31 @@
           <w:szCs w:val="18"/>
           <w:lang w:val="en-GB"/>
         </w:rPr>
-        <w:t>computed twice on the same cube files, once inside the PyMOL render pass and once by the standalone tool in the VMD repository</w:t>
+        <w:t xml:space="preserve">computed twice on the same cube files, once inside the </w:t>
+      </w:r>
+      <w:proofErr w:type="spellStart"/>
+      <w:r>
+        <w:rPr>
+          <w:i/>
+          <w:iCs/>
+          <w:color w:val="4A5568"/>
+          <w:sz w:val="18"/>
+          <w:szCs w:val="18"/>
+          <w:lang w:val="en-GB"/>
+        </w:rPr>
+        <w:t>PyMOL</w:t>
+      </w:r>
+      <w:proofErr w:type="spellEnd"/>
+      <w:r>
+        <w:rPr>
+          <w:i/>
+          <w:iCs/>
+          <w:color w:val="4A5568"/>
+          <w:sz w:val="18"/>
+          <w:szCs w:val="18"/>
+          <w:lang w:val="en-GB"/>
+        </w:rPr>
+        <w:t xml:space="preserve"> render pass and once by the standalone tool in the VMD repository</w:t>
       </w:r>
       <w:r>
         <w:rPr>
@@ -12846,7 +15232,21 @@
         <w:rPr>
           <w:lang w:val="en-GB"/>
         </w:rPr>
-        <w:t>to how it triangulates the isosurface, how it interpolates the potential onto the vertices, and how it composites transparency</w:t>
+        <w:t xml:space="preserve">to how it triangulates the </w:t>
+      </w:r>
+      <w:proofErr w:type="spellStart"/>
+      <w:r>
+        <w:rPr>
+          <w:lang w:val="en-GB"/>
+        </w:rPr>
+        <w:t>isosurface</w:t>
+      </w:r>
+      <w:proofErr w:type="spellEnd"/>
+      <w:r>
+        <w:rPr>
+          <w:lang w:val="en-GB"/>
+        </w:rPr>
+        <w:t>, how it interpolates the potential onto the vertices, and how it composites transparency</w:t>
       </w:r>
       <w:r>
         <w:rPr>
@@ -12872,8 +15272,16 @@
         <w:rPr>
           <w:lang w:val="en-GB"/>
         </w:rPr>
-        <w:t>Two further image pairs show what the viewer does contribute</w:t>
-      </w:r>
+        <w:t xml:space="preserve">Two further image pairs show what the viewer does </w:t>
+      </w:r>
+      <w:proofErr w:type="gramStart"/>
+      <w:r>
+        <w:rPr>
+          <w:lang w:val="en-GB"/>
+        </w:rPr>
+        <w:t>contribute</w:t>
+      </w:r>
+      <w:proofErr w:type="gramEnd"/>
       <w:r>
         <w:rPr>
           <w:lang w:val="en-GB"/>
@@ -12971,7 +15379,55 @@
           <w:szCs w:val="18"/>
           <w:lang w:val="en-GB"/>
         </w:rPr>
-        <w:t xml:space="preserve">The π face of pyridine, 4-nitropyridine and 4-chloro-3-nitropyridine, PyMOL above and VMD below. Scales ±0.0700, ±0.0500 and ±0.0600 a.u. respectively, so the rows may be read against </w:t>
+        <w:t xml:space="preserve">The π face of pyridine, 4-nitropyridine and 4-chloro-3-nitropyridine, </w:t>
+      </w:r>
+      <w:proofErr w:type="spellStart"/>
+      <w:r>
+        <w:rPr>
+          <w:i/>
+          <w:iCs/>
+          <w:color w:val="4A5568"/>
+          <w:sz w:val="18"/>
+          <w:szCs w:val="18"/>
+          <w:lang w:val="en-GB"/>
+        </w:rPr>
+        <w:t>PyMOL</w:t>
+      </w:r>
+      <w:proofErr w:type="spellEnd"/>
+      <w:r>
+        <w:rPr>
+          <w:i/>
+          <w:iCs/>
+          <w:color w:val="4A5568"/>
+          <w:sz w:val="18"/>
+          <w:szCs w:val="18"/>
+          <w:lang w:val="en-GB"/>
+        </w:rPr>
+        <w:t xml:space="preserve"> above and VMD below. Scales ±0.0700, ±0.0500 and ±0.0600 </w:t>
+      </w:r>
+      <w:proofErr w:type="spellStart"/>
+      <w:r>
+        <w:rPr>
+          <w:i/>
+          <w:iCs/>
+          <w:color w:val="4A5568"/>
+          <w:sz w:val="18"/>
+          <w:szCs w:val="18"/>
+          <w:lang w:val="en-GB"/>
+        </w:rPr>
+        <w:t>a.u</w:t>
+      </w:r>
+      <w:proofErr w:type="spellEnd"/>
+      <w:r>
+        <w:rPr>
+          <w:i/>
+          <w:iCs/>
+          <w:color w:val="4A5568"/>
+          <w:sz w:val="18"/>
+          <w:szCs w:val="18"/>
+          <w:lang w:val="en-GB"/>
+        </w:rPr>
+        <w:t xml:space="preserve">. respectively, so the rows may be read against </w:t>
       </w:r>
       <w:r>
         <w:rPr>
@@ -13037,14 +15493,42 @@
         <w:rPr>
           <w:lang w:val="en-GB"/>
         </w:rPr>
-        <w:t xml:space="preserve">but VMD draws the more legible skeleton. Its sticks carry element colours through the surface, so nitrogen, oxygen and the hydrogens stay identifiable, where PyMOL's are a faint grey outline at the same transparency setting. For a figure whose job is to show </w:t>
+        <w:t xml:space="preserve">but VMD draws the more legible skeleton. Its sticks carry element colours through the surface, so nitrogen, oxygen and the hydrogens stay identifiable, where </w:t>
+      </w:r>
+      <w:proofErr w:type="spellStart"/>
+      <w:r>
+        <w:rPr>
+          <w:lang w:val="en-GB"/>
+        </w:rPr>
+        <w:t>PyMOL's</w:t>
+      </w:r>
+      <w:proofErr w:type="spellEnd"/>
+      <w:r>
+        <w:rPr>
+          <w:lang w:val="en-GB"/>
+        </w:rPr>
+        <w:t xml:space="preserve"> are a faint grey outline at the same transparency setting. For a figure whose job is to show </w:t>
       </w:r>
       <w:r>
         <w:rPr>
           <w:lang w:val="en-GB"/>
         </w:rPr>
         <w:lastRenderedPageBreak/>
-        <w:t>where on a molecule a potential sits, that is an advantage, and it is the one place in this comparison where the second pipeline produces the better picture.</w:t>
+        <w:t xml:space="preserve">where on a molecule a </w:t>
+      </w:r>
+      <w:proofErr w:type="gramStart"/>
+      <w:r>
+        <w:rPr>
+          <w:lang w:val="en-GB"/>
+        </w:rPr>
+        <w:t>potential sits</w:t>
+      </w:r>
+      <w:proofErr w:type="gramEnd"/>
+      <w:r>
+        <w:rPr>
+          <w:lang w:val="en-GB"/>
+        </w:rPr>
+        <w:t>, that is an advantage, and it is the one place in this comparison where the second pipeline produces the better picture.</w:t>
       </w:r>
     </w:p>
     <w:p>
@@ -13134,7 +15618,55 @@
           <w:szCs w:val="18"/>
           <w:lang w:val="en-GB"/>
         </w:rPr>
-        <w:t xml:space="preserve">4-Chloro-3-nitropyridine, the three standard views, PyMOL above and VMD below, ±0.0600 a.u. </w:t>
+        <w:t xml:space="preserve">4-Chloro-3-nitropyridine, the three standard views, </w:t>
+      </w:r>
+      <w:proofErr w:type="spellStart"/>
+      <w:r>
+        <w:rPr>
+          <w:i/>
+          <w:iCs/>
+          <w:color w:val="4A5568"/>
+          <w:sz w:val="18"/>
+          <w:szCs w:val="18"/>
+          <w:lang w:val="en-GB"/>
+        </w:rPr>
+        <w:t>PyMOL</w:t>
+      </w:r>
+      <w:proofErr w:type="spellEnd"/>
+      <w:r>
+        <w:rPr>
+          <w:i/>
+          <w:iCs/>
+          <w:color w:val="4A5568"/>
+          <w:sz w:val="18"/>
+          <w:szCs w:val="18"/>
+          <w:lang w:val="en-GB"/>
+        </w:rPr>
+        <w:t xml:space="preserve"> above and VMD below, ±0.0600 </w:t>
+      </w:r>
+      <w:proofErr w:type="spellStart"/>
+      <w:r>
+        <w:rPr>
+          <w:i/>
+          <w:iCs/>
+          <w:color w:val="4A5568"/>
+          <w:sz w:val="18"/>
+          <w:szCs w:val="18"/>
+          <w:lang w:val="en-GB"/>
+        </w:rPr>
+        <w:t>a.u</w:t>
+      </w:r>
+      <w:proofErr w:type="spellEnd"/>
+      <w:r>
+        <w:rPr>
+          <w:i/>
+          <w:iCs/>
+          <w:color w:val="4A5568"/>
+          <w:sz w:val="18"/>
+          <w:szCs w:val="18"/>
+          <w:lang w:val="en-GB"/>
+        </w:rPr>
+        <w:t xml:space="preserve">. </w:t>
       </w:r>
     </w:p>
     <w:p>
@@ -13192,11 +15724,19 @@
         </w:rPr>
         <w:t xml:space="preserve">: </w:t>
       </w:r>
-      <w:r>
-        <w:rPr>
-          <w:lang w:val="en-GB"/>
-        </w:rPr>
-        <w:t>PyMOL resolves the pale σ-hole on the chlorine inside its red belt</w:t>
+      <w:proofErr w:type="spellStart"/>
+      <w:r>
+        <w:rPr>
+          <w:lang w:val="en-GB"/>
+        </w:rPr>
+        <w:t>PyMOL</w:t>
+      </w:r>
+      <w:proofErr w:type="spellEnd"/>
+      <w:r>
+        <w:rPr>
+          <w:lang w:val="en-GB"/>
+        </w:rPr>
+        <w:t xml:space="preserve"> resolves the pale σ-hole on the chlorine inside its red belt</w:t>
       </w:r>
       <w:r>
         <w:rPr>
@@ -13244,7 +15784,21 @@
         <w:rPr>
           <w:lang w:val="en-GB"/>
         </w:rPr>
-        <w:t>, comparable with the PyMol picture</w:t>
+        <w:t xml:space="preserve">, comparable with the </w:t>
+      </w:r>
+      <w:proofErr w:type="spellStart"/>
+      <w:r>
+        <w:rPr>
+          <w:lang w:val="en-GB"/>
+        </w:rPr>
+        <w:t>PyMol</w:t>
+      </w:r>
+      <w:proofErr w:type="spellEnd"/>
+      <w:r>
+        <w:rPr>
+          <w:lang w:val="en-GB"/>
+        </w:rPr>
+        <w:t xml:space="preserve"> picture</w:t>
       </w:r>
       <w:r>
         <w:rPr>
@@ -13445,7 +15999,31 @@
           <w:szCs w:val="18"/>
           <w:lang w:val="en-GB"/>
         </w:rPr>
-        <w:t xml:space="preserve"> a.u.</w:t>
+        <w:t xml:space="preserve"> </w:t>
+      </w:r>
+      <w:proofErr w:type="spellStart"/>
+      <w:r>
+        <w:rPr>
+          <w:i/>
+          <w:iCs/>
+          <w:color w:val="4A5568"/>
+          <w:sz w:val="18"/>
+          <w:szCs w:val="18"/>
+          <w:lang w:val="en-GB"/>
+        </w:rPr>
+        <w:t>a.u</w:t>
+      </w:r>
+      <w:proofErr w:type="spellEnd"/>
+      <w:r>
+        <w:rPr>
+          <w:i/>
+          <w:iCs/>
+          <w:color w:val="4A5568"/>
+          <w:sz w:val="18"/>
+          <w:szCs w:val="18"/>
+          <w:lang w:val="en-GB"/>
+        </w:rPr>
+        <w:t>.</w:t>
       </w:r>
       <w:r>
         <w:rPr>
@@ -13470,19 +16048,79 @@
         <w:rPr>
           <w:lang w:val="en-GB"/>
         </w:rPr>
-        <w:t xml:space="preserve">As stated in the PythonElaboration.pdf document the two tools measure transparency in different manners. </w:t>
-      </w:r>
-      <w:r>
-        <w:rPr>
-          <w:lang w:val="en-GB"/>
-        </w:rPr>
-        <w:t xml:space="preserve">The VMD via an opacity und the Pymol tool via a transparency value. All images have been created in VMD with an opacity value of 0.5 and in Pymol with a transparency value of 0.15, </w:t>
-      </w:r>
-      <w:r>
-        <w:rPr>
-          <w:lang w:val="en-GB"/>
-        </w:rPr>
-        <w:t>Figure 7 and Figure 8 show the results with a different transparency value set, increasing the opacity in the VMD implementation, makes the Sigma-hole better identifiable and increasing the transparency value in the Pymol implementation makes the sticks identifiable. The mere differences between the two image sets can be negated with changing the corresponding transparency value.</w:t>
+        <w:t xml:space="preserve">As stated in </w:t>
+      </w:r>
+      <w:r>
+        <w:rPr>
+          <w:lang w:val="en-GB"/>
+        </w:rPr>
+        <w:t>§</w:t>
+      </w:r>
+      <w:r>
+        <w:rPr>
+          <w:lang w:val="en-GB"/>
+        </w:rPr>
+        <w:t>5.3</w:t>
+      </w:r>
+      <w:r>
+        <w:rPr>
+          <w:lang w:val="en-GB"/>
+        </w:rPr>
+        <w:t xml:space="preserve"> the two tools measure transparency in different manners. </w:t>
+      </w:r>
+      <w:r>
+        <w:rPr>
+          <w:lang w:val="en-GB"/>
+        </w:rPr>
+        <w:t xml:space="preserve">The VMD via an opacity und the </w:t>
+      </w:r>
+      <w:proofErr w:type="spellStart"/>
+      <w:r>
+        <w:rPr>
+          <w:lang w:val="en-GB"/>
+        </w:rPr>
+        <w:t>Pymol</w:t>
+      </w:r>
+      <w:proofErr w:type="spellEnd"/>
+      <w:r>
+        <w:rPr>
+          <w:lang w:val="en-GB"/>
+        </w:rPr>
+        <w:t xml:space="preserve"> tool via a transparency value. All images have been created in VMD with an opacity value of 0.5 and in </w:t>
+      </w:r>
+      <w:proofErr w:type="spellStart"/>
+      <w:r>
+        <w:rPr>
+          <w:lang w:val="en-GB"/>
+        </w:rPr>
+        <w:t>Pymol</w:t>
+      </w:r>
+      <w:proofErr w:type="spellEnd"/>
+      <w:r>
+        <w:rPr>
+          <w:lang w:val="en-GB"/>
+        </w:rPr>
+        <w:t xml:space="preserve"> with a transparency value of 0.15, </w:t>
+      </w:r>
+      <w:r>
+        <w:rPr>
+          <w:lang w:val="en-GB"/>
+        </w:rPr>
+        <w:t xml:space="preserve">Figure 7 and Figure 8 show the results with a different transparency value set, increasing the opacity in the VMD implementation, makes the Sigma-hole better identifiable and increasing the transparency value in the </w:t>
+      </w:r>
+      <w:proofErr w:type="spellStart"/>
+      <w:r>
+        <w:rPr>
+          <w:lang w:val="en-GB"/>
+        </w:rPr>
+        <w:t>Pymol</w:t>
+      </w:r>
+      <w:proofErr w:type="spellEnd"/>
+      <w:r>
+        <w:rPr>
+          <w:lang w:val="en-GB"/>
+        </w:rPr>
+        <w:t xml:space="preserve"> implementation makes the sticks identifiable. The mere differences between the two image sets can be negated with changing the corresponding transparency value.</w:t>
       </w:r>
     </w:p>
     <w:p>
@@ -13664,8 +16302,9 @@
           <w:szCs w:val="18"/>
           <w:lang w:val="en-GB"/>
         </w:rPr>
-        <w:t xml:space="preserve"> a.u.</w:t>
-      </w:r>
+        <w:t xml:space="preserve"> </w:t>
+      </w:r>
+      <w:proofErr w:type="spellStart"/>
       <w:r>
         <w:rPr>
           <w:i/>
@@ -13675,7 +16314,89 @@
           <w:szCs w:val="18"/>
           <w:lang w:val="en-GB"/>
         </w:rPr>
-        <w:t xml:space="preserve"> pictures generated with the Pymol pipeline, with an –transparency  value of 0.</w:t>
+        <w:t>a.u</w:t>
+      </w:r>
+      <w:proofErr w:type="spellEnd"/>
+      <w:r>
+        <w:rPr>
+          <w:i/>
+          <w:iCs/>
+          <w:color w:val="4A5568"/>
+          <w:sz w:val="18"/>
+          <w:szCs w:val="18"/>
+          <w:lang w:val="en-GB"/>
+        </w:rPr>
+        <w:t>.</w:t>
+      </w:r>
+      <w:r>
+        <w:rPr>
+          <w:i/>
+          <w:iCs/>
+          <w:color w:val="4A5568"/>
+          <w:sz w:val="18"/>
+          <w:szCs w:val="18"/>
+          <w:lang w:val="en-GB"/>
+        </w:rPr>
+        <w:t xml:space="preserve"> pictures generated with the </w:t>
+      </w:r>
+      <w:proofErr w:type="spellStart"/>
+      <w:r>
+        <w:rPr>
+          <w:i/>
+          <w:iCs/>
+          <w:color w:val="4A5568"/>
+          <w:sz w:val="18"/>
+          <w:szCs w:val="18"/>
+          <w:lang w:val="en-GB"/>
+        </w:rPr>
+        <w:t>Pymol</w:t>
+      </w:r>
+      <w:proofErr w:type="spellEnd"/>
+      <w:r>
+        <w:rPr>
+          <w:i/>
+          <w:iCs/>
+          <w:color w:val="4A5568"/>
+          <w:sz w:val="18"/>
+          <w:szCs w:val="18"/>
+          <w:lang w:val="en-GB"/>
+        </w:rPr>
+        <w:t xml:space="preserve"> pipeline, with an </w:t>
+      </w:r>
+      <w:r>
+        <w:rPr>
+          <w:i/>
+          <w:iCs/>
+          <w:color w:val="4A5568"/>
+          <w:sz w:val="18"/>
+          <w:szCs w:val="18"/>
+          <w:lang w:val="en-GB"/>
+        </w:rPr>
+        <w:t>--</w:t>
+      </w:r>
+      <w:proofErr w:type="gramStart"/>
+      <w:r>
+        <w:rPr>
+          <w:i/>
+          <w:iCs/>
+          <w:color w:val="4A5568"/>
+          <w:sz w:val="18"/>
+          <w:szCs w:val="18"/>
+          <w:lang w:val="en-GB"/>
+        </w:rPr>
+        <w:t>transparency  value</w:t>
+      </w:r>
+      <w:proofErr w:type="gramEnd"/>
+      <w:r>
+        <w:rPr>
+          <w:i/>
+          <w:iCs/>
+          <w:color w:val="4A5568"/>
+          <w:sz w:val="18"/>
+          <w:szCs w:val="18"/>
+          <w:lang w:val="en-GB"/>
+        </w:rPr>
+        <w:t xml:space="preserve"> of 0.</w:t>
       </w:r>
       <w:r>
         <w:rPr>
@@ -13697,6 +16418,7 @@
         </w:rPr>
       </w:pPr>
       <w:bookmarkStart w:id="17" w:name="_Toc239843730"/>
+      <w:proofErr w:type="gramStart"/>
       <w:r>
         <w:rPr>
           <w:b/>
@@ -13706,7 +16428,19 @@
           <w:szCs w:val="24"/>
           <w:lang w:val="en-GB"/>
         </w:rPr>
-        <w:t>3.7  The rainbow</w:t>
+        <w:t>3.7  The</w:t>
+      </w:r>
+      <w:proofErr w:type="gramEnd"/>
+      <w:r>
+        <w:rPr>
+          <w:b/>
+          <w:bCs/>
+          <w:color w:val="1F3864"/>
+          <w:sz w:val="24"/>
+          <w:szCs w:val="24"/>
+          <w:lang w:val="en-GB"/>
+        </w:rPr>
+        <w:t xml:space="preserve"> rainbow</w:t>
       </w:r>
       <w:r>
         <w:rPr>
@@ -13808,8 +16542,9 @@
           <w:szCs w:val="18"/>
           <w:lang w:val="en-GB"/>
         </w:rPr>
-        <w:t xml:space="preserve"> Bromobenzene with the rainbow ramp, PyMOL </w:t>
-      </w:r>
+        <w:t xml:space="preserve"> Bromobenzene with the rainbow ramp, </w:t>
+      </w:r>
+      <w:proofErr w:type="spellStart"/>
       <w:r>
         <w:rPr>
           <w:i/>
@@ -13819,8 +16554,9 @@
           <w:szCs w:val="18"/>
           <w:lang w:val="en-GB"/>
         </w:rPr>
-        <w:t>left</w:t>
-      </w:r>
+        <w:t>PyMOL</w:t>
+      </w:r>
+      <w:proofErr w:type="spellEnd"/>
       <w:r>
         <w:rPr>
           <w:i/>
@@ -13830,7 +16566,7 @@
           <w:szCs w:val="18"/>
           <w:lang w:val="en-GB"/>
         </w:rPr>
-        <w:t xml:space="preserve"> and VMD </w:t>
+        <w:t xml:space="preserve"> </w:t>
       </w:r>
       <w:r>
         <w:rPr>
@@ -13841,7 +16577,7 @@
           <w:szCs w:val="18"/>
           <w:lang w:val="en-GB"/>
         </w:rPr>
-        <w:t>right</w:t>
+        <w:t>left</w:t>
       </w:r>
       <w:r>
         <w:rPr>
@@ -13852,7 +16588,75 @@
           <w:szCs w:val="18"/>
           <w:lang w:val="en-GB"/>
         </w:rPr>
-        <w:t>, each with the colour bar its own pipeline generated. Scale ±0.0350 a.u.</w:t>
+        <w:t xml:space="preserve"> and VMD </w:t>
+      </w:r>
+      <w:r>
+        <w:rPr>
+          <w:i/>
+          <w:iCs/>
+          <w:color w:val="4A5568"/>
+          <w:sz w:val="18"/>
+          <w:szCs w:val="18"/>
+          <w:lang w:val="en-GB"/>
+        </w:rPr>
+        <w:t>right</w:t>
+      </w:r>
+      <w:r>
+        <w:rPr>
+          <w:i/>
+          <w:iCs/>
+          <w:color w:val="4A5568"/>
+          <w:sz w:val="18"/>
+          <w:szCs w:val="18"/>
+          <w:lang w:val="en-GB"/>
+        </w:rPr>
+        <w:t xml:space="preserve">, each </w:t>
+      </w:r>
+      <w:r>
+        <w:rPr>
+          <w:i/>
+          <w:iCs/>
+          <w:color w:val="4A5568"/>
+          <w:sz w:val="18"/>
+          <w:szCs w:val="18"/>
+          <w:lang w:val="en-GB"/>
+        </w:rPr>
+        <w:t>pipeline generates its own</w:t>
+      </w:r>
+      <w:r>
+        <w:rPr>
+          <w:i/>
+          <w:iCs/>
+          <w:color w:val="4A5568"/>
+          <w:sz w:val="18"/>
+          <w:szCs w:val="18"/>
+          <w:lang w:val="en-GB"/>
+        </w:rPr>
+        <w:t xml:space="preserve"> colour bar. Scale ±0.0350 </w:t>
+      </w:r>
+      <w:proofErr w:type="spellStart"/>
+      <w:r>
+        <w:rPr>
+          <w:i/>
+          <w:iCs/>
+          <w:color w:val="4A5568"/>
+          <w:sz w:val="18"/>
+          <w:szCs w:val="18"/>
+          <w:lang w:val="en-GB"/>
+        </w:rPr>
+        <w:t>a.u</w:t>
+      </w:r>
+      <w:proofErr w:type="spellEnd"/>
+      <w:r>
+        <w:rPr>
+          <w:i/>
+          <w:iCs/>
+          <w:color w:val="4A5568"/>
+          <w:sz w:val="18"/>
+          <w:szCs w:val="18"/>
+          <w:lang w:val="en-GB"/>
+        </w:rPr>
+        <w:t>.</w:t>
       </w:r>
     </w:p>
     <w:p>
@@ -13950,7 +16754,14 @@
         <w:rPr>
           <w:lang w:val="en-GB"/>
         </w:rPr>
-        <w:t>blue, and both write it as a separate image set. The mechanisms could hardly be more different: PyM</w:t>
+        <w:t xml:space="preserve">blue, and both write it as a separate image set. The mechanisms could hardly be more different: </w:t>
+      </w:r>
+      <w:proofErr w:type="spellStart"/>
+      <w:r>
+        <w:rPr>
+          <w:lang w:val="en-GB"/>
+        </w:rPr>
+        <w:t>PyM</w:t>
       </w:r>
       <w:r>
         <w:rPr>
@@ -13958,11 +16769,26 @@
         </w:rPr>
         <w:t>ol</w:t>
       </w:r>
-      <w:r>
-        <w:rPr>
-          <w:lang w:val="en-GB"/>
-        </w:rPr>
-        <w:t xml:space="preserve"> creates a ramp object with five explicit anchor levels, while VMD has no ramp object at all and the effect has to be produced by rewriting 1024 entries of its global colour table. That the two produce the same colours at the same places is the useful negative result of the comparison</w:t>
+      <w:proofErr w:type="spellEnd"/>
+      <w:r>
+        <w:rPr>
+          <w:lang w:val="en-GB"/>
+        </w:rPr>
+        <w:t xml:space="preserve"> creates a ramp object with five explicit anchor levels, while VMD has no ramp object at all and the effect </w:t>
+      </w:r>
+      <w:proofErr w:type="gramStart"/>
+      <w:r>
+        <w:rPr>
+          <w:lang w:val="en-GB"/>
+        </w:rPr>
+        <w:t>has to</w:t>
+      </w:r>
+      <w:proofErr w:type="gramEnd"/>
+      <w:r>
+        <w:rPr>
+          <w:lang w:val="en-GB"/>
+        </w:rPr>
+        <w:t xml:space="preserve"> be produced by rewriting 1024 entries of its global colour table. That the two produce the same colours at the same places is the useful negative result of the comparison</w:t>
       </w:r>
       <w:r>
         <w:rPr>
@@ -13982,7 +16808,35 @@
         <w:rPr>
           <w:lang w:val="en-GB"/>
         </w:rPr>
-        <w:t xml:space="preserve">The asymmetry is worth one more sentence, because it is the sharpest illustration of how little the two share. PyMOL's ramp_new takes the five colours and the five values and interpolates between them internally, in one call. VMD has no ramp object at all, only a fixed 1024-entry colour table, so the generated scene walks all 1024 entries, works out which of the four segments between the five anchor colours each entry falls in and mixes R, G and B linearly between the two neighbouring anchors. The Python side only converts the five hex colours into RGB triples; the </w:t>
+        <w:t xml:space="preserve">The asymmetry is worth one more sentence, because it is the sharpest illustration of how little the two share. </w:t>
+      </w:r>
+      <w:proofErr w:type="spellStart"/>
+      <w:r>
+        <w:rPr>
+          <w:lang w:val="en-GB"/>
+        </w:rPr>
+        <w:t>PyMOL's</w:t>
+      </w:r>
+      <w:proofErr w:type="spellEnd"/>
+      <w:r>
+        <w:rPr>
+          <w:lang w:val="en-GB"/>
+        </w:rPr>
+        <w:t xml:space="preserve"> </w:t>
+      </w:r>
+      <w:proofErr w:type="spellStart"/>
+      <w:r>
+        <w:rPr>
+          <w:lang w:val="en-GB"/>
+        </w:rPr>
+        <w:t>ramp_new</w:t>
+      </w:r>
+      <w:proofErr w:type="spellEnd"/>
+      <w:r>
+        <w:rPr>
+          <w:lang w:val="en-GB"/>
+        </w:rPr>
+        <w:t xml:space="preserve"> takes the five colours and the five values and interpolates between them internally, in one call. VMD has no ramp object at all, only a fixed 1024-entry colour table, so the generated scene walks all 1024 entries, works out which of the four segments between the five anchor colours each entry falls in and mixes R, G and B linearly between the two neighbouring anchors. The Python side only converts the five hex colours into RGB triples; the </w:t>
       </w:r>
       <w:r>
         <w:rPr>
@@ -13994,7 +16848,21 @@
         <w:rPr>
           <w:lang w:val="en-GB"/>
         </w:rPr>
-        <w:t>nterpolation itself happens in Tcl, inside the scene file. Both routes put the same colour at the same value.</w:t>
+        <w:t xml:space="preserve">nterpolation itself happens in </w:t>
+      </w:r>
+      <w:proofErr w:type="spellStart"/>
+      <w:r>
+        <w:rPr>
+          <w:lang w:val="en-GB"/>
+        </w:rPr>
+        <w:t>Tcl</w:t>
+      </w:r>
+      <w:proofErr w:type="spellEnd"/>
+      <w:r>
+        <w:rPr>
+          <w:lang w:val="en-GB"/>
+        </w:rPr>
+        <w:t>, inside the scene file. Both routes put the same colour at the same value.</w:t>
       </w:r>
     </w:p>
     <w:p>
@@ -14012,11 +16880,19 @@
         </w:rPr>
         <w:t xml:space="preserve">When to use which. </w:t>
       </w:r>
-      <w:r>
-        <w:rPr>
-          <w:lang w:val="en-GB"/>
-        </w:rPr>
-        <w:t>Red–white–blue spends almost no colour resolution near zero, so everything weakly polar comes out white; the rainbow resolves exactly that region. The price is that a rainbow is not perceptually uniform</w:t>
+      <w:proofErr w:type="gramStart"/>
+      <w:r>
+        <w:rPr>
+          <w:lang w:val="en-GB"/>
+        </w:rPr>
+        <w:t>Red–white</w:t>
+      </w:r>
+      <w:proofErr w:type="gramEnd"/>
+      <w:r>
+        <w:rPr>
+          <w:lang w:val="en-GB"/>
+        </w:rPr>
+        <w:t>–blue spends almost no colour resolution near zero, so everything weakly polar comes out white; the rainbow resolves exactly that region. The price is that a rainbow is not perceptually uniform</w:t>
       </w:r>
       <w:r>
         <w:rPr>
@@ -14028,7 +16904,47 @@
         <w:rPr>
           <w:lang w:val="en-GB"/>
         </w:rPr>
-        <w:t>he eye reads the yellow–green and green–cyan transitions as edges even where the potential changes smoothly. For a quantitative claim, red–white–blue remains the more honest depiction. The convention is deliberately not inverted in either ramp: red stays negative and blue stays positive, so the two sets can be laid side by side.</w:t>
+        <w:t xml:space="preserve">he eye reads the yellow–green and green–cyan transitions as edges even </w:t>
+      </w:r>
+      <w:r>
+        <w:rPr>
+          <w:lang w:val="en-GB"/>
+        </w:rPr>
+        <w:t>though</w:t>
+      </w:r>
+      <w:r>
+        <w:rPr>
+          <w:lang w:val="en-GB"/>
+        </w:rPr>
+        <w:t xml:space="preserve"> the potential changes smoothly. For a quantitative claim, </w:t>
+      </w:r>
+      <w:proofErr w:type="gramStart"/>
+      <w:r>
+        <w:rPr>
+          <w:lang w:val="en-GB"/>
+        </w:rPr>
+        <w:t>red–white</w:t>
+      </w:r>
+      <w:proofErr w:type="gramEnd"/>
+      <w:r>
+        <w:rPr>
+          <w:lang w:val="en-GB"/>
+        </w:rPr>
+        <w:t xml:space="preserve">–blue remains the more honest depiction. The convention is deliberately not inverted in either ramp: red stays negative </w:t>
+      </w:r>
+      <w:proofErr w:type="gramStart"/>
+      <w:r>
+        <w:rPr>
+          <w:lang w:val="en-GB"/>
+        </w:rPr>
+        <w:t>and</w:t>
+      </w:r>
+      <w:proofErr w:type="gramEnd"/>
+      <w:r>
+        <w:rPr>
+          <w:lang w:val="en-GB"/>
+        </w:rPr>
+        <w:t xml:space="preserve"> blue stays positive, so the two sets can be laid side by side.</w:t>
       </w:r>
     </w:p>
     <w:p>
@@ -14040,6 +16956,7 @@
         </w:rPr>
       </w:pPr>
       <w:bookmarkStart w:id="18" w:name="_Toc239843731"/>
+      <w:proofErr w:type="gramStart"/>
       <w:r>
         <w:rPr>
           <w:b/>
@@ -14050,7 +16967,19 @@
           <w:lang w:val="en-GB"/>
         </w:rPr>
         <w:lastRenderedPageBreak/>
-        <w:t>4  Parameter selection</w:t>
+        <w:t>4  Parameter</w:t>
+      </w:r>
+      <w:proofErr w:type="gramEnd"/>
+      <w:r>
+        <w:rPr>
+          <w:b/>
+          <w:bCs/>
+          <w:color w:val="1F3864"/>
+          <w:sz w:val="30"/>
+          <w:szCs w:val="30"/>
+          <w:lang w:val="en-GB"/>
+        </w:rPr>
+        <w:t xml:space="preserve"> selection</w:t>
       </w:r>
       <w:bookmarkEnd w:id="18"/>
     </w:p>
@@ -14077,8 +17006,16 @@
         <w:rPr>
           <w:lang w:val="en-GB"/>
         </w:rPr>
-        <w:t xml:space="preserve"> measurements</w:t>
-      </w:r>
+        <w:t xml:space="preserve"> </w:t>
+      </w:r>
+      <w:proofErr w:type="gramStart"/>
+      <w:r>
+        <w:rPr>
+          <w:lang w:val="en-GB"/>
+        </w:rPr>
+        <w:t>measurements</w:t>
+      </w:r>
+      <w:proofErr w:type="gramEnd"/>
       <w:r>
         <w:rPr>
           <w:lang w:val="en-GB"/>
@@ -14109,7 +17046,25 @@
           <w:bCs/>
           <w:lang w:val="en-GB"/>
         </w:rPr>
-        <w:t>The short version: the isovalue is the only parameter that changes the physics.</w:t>
+        <w:t xml:space="preserve">The short version: the </w:t>
+      </w:r>
+      <w:proofErr w:type="spellStart"/>
+      <w:r>
+        <w:rPr>
+          <w:b/>
+          <w:bCs/>
+          <w:lang w:val="en-GB"/>
+        </w:rPr>
+        <w:t>isovalue</w:t>
+      </w:r>
+      <w:proofErr w:type="spellEnd"/>
+      <w:r>
+        <w:rPr>
+          <w:b/>
+          <w:bCs/>
+          <w:lang w:val="en-GB"/>
+        </w:rPr>
+        <w:t xml:space="preserve"> is the only parameter that changes the physics.</w:t>
       </w:r>
     </w:p>
     <w:p>
@@ -14121,6 +17076,7 @@
         </w:rPr>
       </w:pPr>
       <w:bookmarkStart w:id="19" w:name="_Toc239843732"/>
+      <w:proofErr w:type="gramStart"/>
       <w:r>
         <w:rPr>
           <w:b/>
@@ -14130,9 +17086,23 @@
           <w:szCs w:val="24"/>
           <w:lang w:val="en-GB"/>
         </w:rPr>
-        <w:t>4.1  Isovalue</w:t>
+        <w:t xml:space="preserve">4.1  </w:t>
+      </w:r>
+      <w:proofErr w:type="spellStart"/>
+      <w:r>
+        <w:rPr>
+          <w:b/>
+          <w:bCs/>
+          <w:color w:val="1F3864"/>
+          <w:sz w:val="24"/>
+          <w:szCs w:val="24"/>
+          <w:lang w:val="en-GB"/>
+        </w:rPr>
+        <w:t>Isovalue</w:t>
       </w:r>
       <w:bookmarkEnd w:id="19"/>
+      <w:proofErr w:type="spellEnd"/>
+      <w:proofErr w:type="gramEnd"/>
     </w:p>
     <w:p>
       <w:pPr>
@@ -14194,7 +17164,27 @@
                 <w:sz w:val="17"/>
                 <w:szCs w:val="17"/>
               </w:rPr>
-              <w:t>ρ / a.u.</w:t>
+              <w:t xml:space="preserve">ρ / </w:t>
+            </w:r>
+            <w:proofErr w:type="spellStart"/>
+            <w:r>
+              <w:rPr>
+                <w:b/>
+                <w:bCs/>
+                <w:sz w:val="17"/>
+                <w:szCs w:val="17"/>
+              </w:rPr>
+              <w:t>a.u</w:t>
+            </w:r>
+            <w:proofErr w:type="spellEnd"/>
+            <w:r>
+              <w:rPr>
+                <w:b/>
+                <w:bCs/>
+                <w:sz w:val="17"/>
+                <w:szCs w:val="17"/>
+              </w:rPr>
+              <w:t>.</w:t>
             </w:r>
           </w:p>
         </w:tc>
@@ -14217,8 +17207,19 @@
                 <w:sz w:val="17"/>
                 <w:szCs w:val="17"/>
               </w:rPr>
-              <w:t>Shell points</w:t>
-            </w:r>
+              <w:t xml:space="preserve">Shell </w:t>
+            </w:r>
+            <w:proofErr w:type="spellStart"/>
+            <w:r>
+              <w:rPr>
+                <w:b/>
+                <w:bCs/>
+                <w:sz w:val="17"/>
+                <w:szCs w:val="17"/>
+              </w:rPr>
+              <w:t>points</w:t>
+            </w:r>
+            <w:proofErr w:type="spellEnd"/>
           </w:p>
         </w:tc>
         <w:tc>
@@ -14233,6 +17234,7 @@
             </w:tcMar>
           </w:tcPr>
           <w:p>
+            <w:proofErr w:type="spellStart"/>
             <w:r>
               <w:rPr>
                 <w:b/>
@@ -14240,8 +17242,20 @@
                 <w:sz w:val="17"/>
                 <w:szCs w:val="17"/>
               </w:rPr>
-              <w:t>V_S,min</w:t>
-            </w:r>
+              <w:t>V_</w:t>
+            </w:r>
+            <w:proofErr w:type="gramStart"/>
+            <w:r>
+              <w:rPr>
+                <w:b/>
+                <w:bCs/>
+                <w:sz w:val="17"/>
+                <w:szCs w:val="17"/>
+              </w:rPr>
+              <w:t>S,min</w:t>
+            </w:r>
+            <w:proofErr w:type="spellEnd"/>
+            <w:proofErr w:type="gramEnd"/>
           </w:p>
         </w:tc>
         <w:tc>
@@ -14256,6 +17270,7 @@
             </w:tcMar>
           </w:tcPr>
           <w:p>
+            <w:proofErr w:type="spellStart"/>
             <w:r>
               <w:rPr>
                 <w:b/>
@@ -14263,8 +17278,20 @@
                 <w:sz w:val="17"/>
                 <w:szCs w:val="17"/>
               </w:rPr>
-              <w:t>V_S,max</w:t>
-            </w:r>
+              <w:t>V_</w:t>
+            </w:r>
+            <w:proofErr w:type="gramStart"/>
+            <w:r>
+              <w:rPr>
+                <w:b/>
+                <w:bCs/>
+                <w:sz w:val="17"/>
+                <w:szCs w:val="17"/>
+              </w:rPr>
+              <w:t>S,max</w:t>
+            </w:r>
+            <w:proofErr w:type="spellEnd"/>
+            <w:proofErr w:type="gramEnd"/>
           </w:p>
         </w:tc>
         <w:tc>
@@ -14309,7 +17336,27 @@
                 <w:sz w:val="17"/>
                 <w:szCs w:val="17"/>
               </w:rPr>
-              <w:t>kcal/(mol·e)</w:t>
+              <w:t>kcal/(</w:t>
+            </w:r>
+            <w:proofErr w:type="spellStart"/>
+            <w:r>
+              <w:rPr>
+                <w:b/>
+                <w:bCs/>
+                <w:sz w:val="17"/>
+                <w:szCs w:val="17"/>
+              </w:rPr>
+              <w:t>mol·e</w:t>
+            </w:r>
+            <w:proofErr w:type="spellEnd"/>
+            <w:r>
+              <w:rPr>
+                <w:b/>
+                <w:bCs/>
+                <w:sz w:val="17"/>
+                <w:szCs w:val="17"/>
+              </w:rPr>
+              <w:t>)</w:t>
             </w:r>
           </w:p>
         </w:tc>
@@ -15281,7 +18328,35 @@
         <w:rPr>
           <w:lang w:val="en-GB"/>
         </w:rPr>
-        <w:t xml:space="preserve">A larger isovalue means a surface closer to the nuclei, where less of the positive nuclear contribution has been screened by the electrons. But the isovalue does not simply rescale the surface: over the same range the global maximum on the ring hydrogens grows by a factor of 2.5 while the belt around the bromine barely moves and then reverses. Different features respond differently, which is precisely why a </w:t>
+        <w:t xml:space="preserve">A larger </w:t>
+      </w:r>
+      <w:proofErr w:type="spellStart"/>
+      <w:r>
+        <w:rPr>
+          <w:lang w:val="en-GB"/>
+        </w:rPr>
+        <w:t>isovalue</w:t>
+      </w:r>
+      <w:proofErr w:type="spellEnd"/>
+      <w:r>
+        <w:rPr>
+          <w:lang w:val="en-GB"/>
+        </w:rPr>
+        <w:t xml:space="preserve"> means a surface closer to the nuclei, where less of the positive nuclear contribution has been screened by the electrons. But the </w:t>
+      </w:r>
+      <w:proofErr w:type="spellStart"/>
+      <w:r>
+        <w:rPr>
+          <w:lang w:val="en-GB"/>
+        </w:rPr>
+        <w:t>isovalue</w:t>
+      </w:r>
+      <w:proofErr w:type="spellEnd"/>
+      <w:r>
+        <w:rPr>
+          <w:lang w:val="en-GB"/>
+        </w:rPr>
+        <w:t xml:space="preserve"> does not simply rescale the surface: over the same range the global maximum on the ring hydrogens grows by a factor of 2.5 while the belt around the bromine barely moves and then reverses. Different features respond differently, which is precisely why a </w:t>
       </w:r>
       <w:r>
         <w:t>σ</w:t>
@@ -15290,7 +18365,35 @@
         <w:rPr>
           <w:lang w:val="en-GB"/>
         </w:rPr>
-        <w:t xml:space="preserve">-hole value quoted without its isovalue is meaningless and why two values computed at different isovalues cannot be compared at all. </w:t>
+        <w:t xml:space="preserve">-hole value quoted without its </w:t>
+      </w:r>
+      <w:proofErr w:type="spellStart"/>
+      <w:r>
+        <w:rPr>
+          <w:lang w:val="en-GB"/>
+        </w:rPr>
+        <w:t>isovalue</w:t>
+      </w:r>
+      <w:proofErr w:type="spellEnd"/>
+      <w:r>
+        <w:rPr>
+          <w:lang w:val="en-GB"/>
+        </w:rPr>
+        <w:t xml:space="preserve"> is meaningless and why two values computed at different </w:t>
+      </w:r>
+      <w:proofErr w:type="spellStart"/>
+      <w:r>
+        <w:rPr>
+          <w:lang w:val="en-GB"/>
+        </w:rPr>
+        <w:t>isovalues</w:t>
+      </w:r>
+      <w:proofErr w:type="spellEnd"/>
+      <w:r>
+        <w:rPr>
+          <w:lang w:val="en-GB"/>
+        </w:rPr>
+        <w:t xml:space="preserve"> cannot be compared at all. </w:t>
       </w:r>
     </w:p>
     <w:p>
@@ -15318,6 +18421,7 @@
         </w:rPr>
       </w:pPr>
       <w:bookmarkStart w:id="20" w:name="_Toc239843733"/>
+      <w:proofErr w:type="gramStart"/>
       <w:r>
         <w:rPr>
           <w:b/>
@@ -15327,7 +18431,19 @@
           <w:szCs w:val="24"/>
           <w:lang w:val="en-GB"/>
         </w:rPr>
-        <w:t>4.2  Grid resolution</w:t>
+        <w:t>4.2  Grid</w:t>
+      </w:r>
+      <w:proofErr w:type="gramEnd"/>
+      <w:r>
+        <w:rPr>
+          <w:b/>
+          <w:bCs/>
+          <w:color w:val="1F3864"/>
+          <w:sz w:val="24"/>
+          <w:szCs w:val="24"/>
+          <w:lang w:val="en-GB"/>
+        </w:rPr>
+        <w:t xml:space="preserve"> resolution</w:t>
       </w:r>
       <w:bookmarkEnd w:id="20"/>
     </w:p>
@@ -15342,13 +18458,89 @@
         <w:rPr>
           <w:lang w:val="en-GB"/>
         </w:rPr>
-        <w:t>Same molecule, isovalue fixed at 0.001, the same grid decimated by an increasing stride during conver</w:t>
-      </w:r>
-      <w:r>
-        <w:rPr>
-          <w:lang w:val="en-GB"/>
-        </w:rPr>
-        <w:t>ting the td.xyz and tp.xyz file into .cube files, decimating the grid is possible via --stride</w:t>
+        <w:t xml:space="preserve">Same molecule, </w:t>
+      </w:r>
+      <w:proofErr w:type="spellStart"/>
+      <w:r>
+        <w:rPr>
+          <w:lang w:val="en-GB"/>
+        </w:rPr>
+        <w:t>isovalue</w:t>
+      </w:r>
+      <w:proofErr w:type="spellEnd"/>
+      <w:r>
+        <w:rPr>
+          <w:lang w:val="en-GB"/>
+        </w:rPr>
+        <w:t xml:space="preserve"> fixed at 0.001, the same grid decimated by an increasing stride during conver</w:t>
+      </w:r>
+      <w:r>
+        <w:rPr>
+          <w:lang w:val="en-GB"/>
+        </w:rPr>
+        <w:t xml:space="preserve">ting the </w:t>
+      </w:r>
+      <w:proofErr w:type="spellStart"/>
+      <w:r>
+        <w:rPr>
+          <w:i/>
+          <w:iCs/>
+          <w:lang w:val="en-GB"/>
+        </w:rPr>
+        <w:t>td.xyz</w:t>
+      </w:r>
+      <w:proofErr w:type="spellEnd"/>
+      <w:r>
+        <w:rPr>
+          <w:i/>
+          <w:iCs/>
+          <w:lang w:val="en-GB"/>
+        </w:rPr>
+        <w:t xml:space="preserve"> </w:t>
+      </w:r>
+      <w:r>
+        <w:rPr>
+          <w:lang w:val="en-GB"/>
+        </w:rPr>
+        <w:t xml:space="preserve">and </w:t>
+      </w:r>
+      <w:proofErr w:type="spellStart"/>
+      <w:r>
+        <w:rPr>
+          <w:i/>
+          <w:iCs/>
+          <w:lang w:val="en-GB"/>
+        </w:rPr>
+        <w:t>tp.xyz</w:t>
+      </w:r>
+      <w:proofErr w:type="spellEnd"/>
+      <w:r>
+        <w:rPr>
+          <w:i/>
+          <w:iCs/>
+          <w:lang w:val="en-GB"/>
+        </w:rPr>
+        <w:t xml:space="preserve"> </w:t>
+      </w:r>
+      <w:r>
+        <w:rPr>
+          <w:lang w:val="en-GB"/>
+        </w:rPr>
+        <w:t xml:space="preserve">file into </w:t>
+      </w:r>
+      <w:r>
+        <w:rPr>
+          <w:i/>
+          <w:iCs/>
+          <w:lang w:val="en-GB"/>
+        </w:rPr>
+        <w:t>.cube</w:t>
+      </w:r>
+      <w:r>
+        <w:rPr>
+          <w:lang w:val="en-GB"/>
+        </w:rPr>
+        <w:t xml:space="preserve"> files, decimating the grid is possible via --stride</w:t>
       </w:r>
       <w:r>
         <w:rPr>
@@ -15404,8 +18596,19 @@
                 <w:sz w:val="17"/>
                 <w:szCs w:val="17"/>
               </w:rPr>
-              <w:t>--stride</w:t>
-            </w:r>
+              <w:t>--</w:t>
+            </w:r>
+            <w:proofErr w:type="spellStart"/>
+            <w:r>
+              <w:rPr>
+                <w:b/>
+                <w:bCs/>
+                <w:sz w:val="17"/>
+                <w:szCs w:val="17"/>
+              </w:rPr>
+              <w:t>stride</w:t>
+            </w:r>
+            <w:proofErr w:type="spellEnd"/>
           </w:p>
         </w:tc>
         <w:tc>
@@ -15420,6 +18623,7 @@
             </w:tcMar>
           </w:tcPr>
           <w:p>
+            <w:proofErr w:type="spellStart"/>
             <w:r>
               <w:rPr>
                 <w:b/>
@@ -15429,6 +18633,7 @@
               </w:rPr>
               <w:t>Grid</w:t>
             </w:r>
+            <w:proofErr w:type="spellEnd"/>
           </w:p>
         </w:tc>
         <w:tc>
@@ -15473,8 +18678,19 @@
                 <w:sz w:val="17"/>
                 <w:szCs w:val="17"/>
               </w:rPr>
-              <w:t>Cube size</w:t>
-            </w:r>
+              <w:t xml:space="preserve">Cube </w:t>
+            </w:r>
+            <w:proofErr w:type="spellStart"/>
+            <w:r>
+              <w:rPr>
+                <w:b/>
+                <w:bCs/>
+                <w:sz w:val="17"/>
+                <w:szCs w:val="17"/>
+              </w:rPr>
+              <w:t>size</w:t>
+            </w:r>
+            <w:proofErr w:type="spellEnd"/>
           </w:p>
         </w:tc>
         <w:tc>
@@ -15489,6 +18705,7 @@
             </w:tcMar>
           </w:tcPr>
           <w:p>
+            <w:proofErr w:type="spellStart"/>
             <w:r>
               <w:rPr>
                 <w:b/>
@@ -15496,8 +18713,20 @@
                 <w:sz w:val="17"/>
                 <w:szCs w:val="17"/>
               </w:rPr>
-              <w:t>V_S,min</w:t>
-            </w:r>
+              <w:t>V_</w:t>
+            </w:r>
+            <w:proofErr w:type="gramStart"/>
+            <w:r>
+              <w:rPr>
+                <w:b/>
+                <w:bCs/>
+                <w:sz w:val="17"/>
+                <w:szCs w:val="17"/>
+              </w:rPr>
+              <w:t>S,min</w:t>
+            </w:r>
+            <w:proofErr w:type="spellEnd"/>
+            <w:proofErr w:type="gramEnd"/>
           </w:p>
         </w:tc>
         <w:tc>
@@ -15512,6 +18741,7 @@
             </w:tcMar>
           </w:tcPr>
           <w:p>
+            <w:proofErr w:type="spellStart"/>
             <w:r>
               <w:rPr>
                 <w:b/>
@@ -15519,8 +18749,20 @@
                 <w:sz w:val="17"/>
                 <w:szCs w:val="17"/>
               </w:rPr>
-              <w:t>V_S,max</w:t>
-            </w:r>
+              <w:t>V_</w:t>
+            </w:r>
+            <w:proofErr w:type="gramStart"/>
+            <w:r>
+              <w:rPr>
+                <w:b/>
+                <w:bCs/>
+                <w:sz w:val="17"/>
+                <w:szCs w:val="17"/>
+              </w:rPr>
+              <w:t>S,max</w:t>
+            </w:r>
+            <w:proofErr w:type="spellEnd"/>
+            <w:proofErr w:type="gramEnd"/>
           </w:p>
         </w:tc>
         <w:tc>
@@ -15565,7 +18807,27 @@
                 <w:sz w:val="17"/>
                 <w:szCs w:val="17"/>
               </w:rPr>
-              <w:t>kcal/(mol·e)</w:t>
+              <w:t>kcal/(</w:t>
+            </w:r>
+            <w:proofErr w:type="spellStart"/>
+            <w:r>
+              <w:rPr>
+                <w:b/>
+                <w:bCs/>
+                <w:sz w:val="17"/>
+                <w:szCs w:val="17"/>
+              </w:rPr>
+              <w:t>mol·e</w:t>
+            </w:r>
+            <w:proofErr w:type="spellEnd"/>
+            <w:r>
+              <w:rPr>
+                <w:b/>
+                <w:bCs/>
+                <w:sz w:val="17"/>
+                <w:szCs w:val="17"/>
+              </w:rPr>
+              <w:t>)</w:t>
             </w:r>
           </w:p>
         </w:tc>
@@ -16631,7 +19893,29 @@
           <w:szCs w:val="18"/>
           <w:lang w:val="en-GB"/>
         </w:rPr>
-        <w:t xml:space="preserve">value drops </w:t>
+        <w:t>value</w:t>
+      </w:r>
+      <w:r>
+        <w:rPr>
+          <w:i/>
+          <w:iCs/>
+          <w:color w:val="4A5568"/>
+          <w:sz w:val="18"/>
+          <w:szCs w:val="18"/>
+          <w:lang w:val="en-GB"/>
+        </w:rPr>
+        <w:t xml:space="preserve"> accuracy</w:t>
+      </w:r>
+      <w:r>
+        <w:rPr>
+          <w:i/>
+          <w:iCs/>
+          <w:color w:val="4A5568"/>
+          <w:sz w:val="18"/>
+          <w:szCs w:val="18"/>
+          <w:lang w:val="en-GB"/>
+        </w:rPr>
+        <w:t xml:space="preserve"> drops</w:t>
       </w:r>
       <w:r>
         <w:rPr>
@@ -16656,7 +19940,29 @@
         <w:rPr>
           <w:lang w:val="en-GB"/>
         </w:rPr>
-        <w:t>The degradation is smooth and one-sided, because the interpolated density smooths the isosurface outwards and the potential there is less positive. V</w:t>
+        <w:t xml:space="preserve">The degradation is smooth and one-sided, because the interpolated density smooths the </w:t>
+      </w:r>
+      <w:proofErr w:type="spellStart"/>
+      <w:r>
+        <w:rPr>
+          <w:lang w:val="en-GB"/>
+        </w:rPr>
+        <w:t>isosurface</w:t>
+      </w:r>
+      <w:proofErr w:type="spellEnd"/>
+      <w:r>
+        <w:rPr>
+          <w:lang w:val="en-GB"/>
+        </w:rPr>
+        <w:t xml:space="preserve"> outwards and the potential there is less positive. </w:t>
+      </w:r>
+      <w:proofErr w:type="spellStart"/>
+      <w:proofErr w:type="gramStart"/>
+      <w:r>
+        <w:rPr>
+          <w:lang w:val="en-GB"/>
+        </w:rPr>
+        <w:t>V</w:t>
       </w:r>
       <w:r>
         <w:rPr>
@@ -16667,6 +19973,8 @@
         </w:rPr>
         <w:t>S,min</w:t>
       </w:r>
+      <w:proofErr w:type="spellEnd"/>
+      <w:proofErr w:type="gramEnd"/>
       <w:r>
         <w:rPr>
           <w:lang w:val="en-GB"/>
@@ -16688,7 +19996,23 @@
           <w:bCs/>
           <w:lang w:val="en-GB"/>
         </w:rPr>
-        <w:t>Practical rule: stride 2 for looking, stride 1 for numbers that go in a table.</w:t>
+        <w:t xml:space="preserve">Practical rule: stride 2 for </w:t>
+      </w:r>
+      <w:r>
+        <w:rPr>
+          <w:b/>
+          <w:bCs/>
+          <w:lang w:val="en-GB"/>
+        </w:rPr>
+        <w:t>creating the images and the interactive scene</w:t>
+      </w:r>
+      <w:r>
+        <w:rPr>
+          <w:b/>
+          <w:bCs/>
+          <w:lang w:val="en-GB"/>
+        </w:rPr>
+        <w:t>, stride 1 for numbers that go in a table.</w:t>
       </w:r>
       <w:r>
         <w:rPr>
@@ -16699,11 +20023,16 @@
     </w:p>
     <w:p>
       <w:pPr>
-        <w:spacing w:after="120" w:line="276" w:lineRule="auto"/>
         <w:rPr>
           <w:lang w:val="en-GB"/>
         </w:rPr>
       </w:pPr>
+      <w:r>
+        <w:rPr>
+          <w:lang w:val="en-GB"/>
+        </w:rPr>
+        <w:br w:type="page"/>
+      </w:r>
     </w:p>
     <w:p>
       <w:pPr>
@@ -16713,6 +20042,7 @@
         </w:rPr>
       </w:pPr>
       <w:bookmarkStart w:id="21" w:name="_Toc239843734"/>
+      <w:proofErr w:type="gramStart"/>
       <w:r>
         <w:rPr>
           <w:b/>
@@ -16722,8 +20052,10 @@
           <w:szCs w:val="24"/>
           <w:lang w:val="en-GB"/>
         </w:rPr>
-        <w:t>4.3  Evaluation method</w:t>
-      </w:r>
+        <w:lastRenderedPageBreak/>
+        <w:t>4.3  Evaluation</w:t>
+      </w:r>
+      <w:proofErr w:type="gramEnd"/>
       <w:r>
         <w:rPr>
           <w:b/>
@@ -16733,6 +20065,17 @@
           <w:szCs w:val="24"/>
           <w:lang w:val="en-GB"/>
         </w:rPr>
+        <w:t xml:space="preserve"> method</w:t>
+      </w:r>
+      <w:r>
+        <w:rPr>
+          <w:b/>
+          <w:bCs/>
+          <w:color w:val="1F3864"/>
+          <w:sz w:val="24"/>
+          <w:szCs w:val="24"/>
+          <w:lang w:val="en-GB"/>
+        </w:rPr>
         <w:t>: rays against grid points</w:t>
       </w:r>
       <w:bookmarkEnd w:id="21"/>
@@ -16748,7 +20091,21 @@
         <w:rPr>
           <w:lang w:val="en-GB"/>
         </w:rPr>
-        <w:t>The same six grids, the same isovalue, the same molecule</w:t>
+        <w:t xml:space="preserve">The same six grids, the same </w:t>
+      </w:r>
+      <w:proofErr w:type="spellStart"/>
+      <w:r>
+        <w:rPr>
+          <w:lang w:val="en-GB"/>
+        </w:rPr>
+        <w:t>isovalue</w:t>
+      </w:r>
+      <w:proofErr w:type="spellEnd"/>
+      <w:r>
+        <w:rPr>
+          <w:lang w:val="en-GB"/>
+        </w:rPr>
+        <w:t>, the same molecule</w:t>
       </w:r>
       <w:r>
         <w:rPr>
@@ -16808,6 +20165,7 @@
             </w:tcMar>
           </w:tcPr>
           <w:p>
+            <w:proofErr w:type="spellStart"/>
             <w:r>
               <w:rPr>
                 <w:b/>
@@ -16815,9 +20173,9 @@
                 <w:sz w:val="17"/>
                 <w:szCs w:val="17"/>
               </w:rPr>
-              <w:lastRenderedPageBreak/>
               <w:t>Grid</w:t>
             </w:r>
+            <w:proofErr w:type="spellEnd"/>
           </w:p>
         </w:tc>
         <w:tc>
@@ -16832,6 +20190,7 @@
             </w:tcMar>
           </w:tcPr>
           <w:p>
+            <w:proofErr w:type="spellStart"/>
             <w:r>
               <w:rPr>
                 <w:b/>
@@ -16841,6 +20200,7 @@
               </w:rPr>
               <w:t>Spacing</w:t>
             </w:r>
+            <w:proofErr w:type="spellEnd"/>
           </w:p>
         </w:tc>
         <w:tc>
@@ -16862,8 +20222,19 @@
                 <w:sz w:val="17"/>
                 <w:szCs w:val="17"/>
               </w:rPr>
-              <w:t>Point-based</w:t>
-            </w:r>
+              <w:t>Point-</w:t>
+            </w:r>
+            <w:proofErr w:type="spellStart"/>
+            <w:r>
+              <w:rPr>
+                <w:b/>
+                <w:bCs/>
+                <w:sz w:val="17"/>
+                <w:szCs w:val="17"/>
+              </w:rPr>
+              <w:t>based</w:t>
+            </w:r>
+            <w:proofErr w:type="spellEnd"/>
           </w:p>
         </w:tc>
         <w:tc>
@@ -16885,7 +20256,47 @@
                 <w:sz w:val="17"/>
                 <w:szCs w:val="17"/>
               </w:rPr>
-              <w:t>Ray-based (used)</w:t>
+              <w:t>Ray-</w:t>
+            </w:r>
+            <w:proofErr w:type="spellStart"/>
+            <w:r>
+              <w:rPr>
+                <w:b/>
+                <w:bCs/>
+                <w:sz w:val="17"/>
+                <w:szCs w:val="17"/>
+              </w:rPr>
+              <w:t>based</w:t>
+            </w:r>
+            <w:proofErr w:type="spellEnd"/>
+            <w:r>
+              <w:rPr>
+                <w:b/>
+                <w:bCs/>
+                <w:sz w:val="17"/>
+                <w:szCs w:val="17"/>
+              </w:rPr>
+              <w:t xml:space="preserve"> (</w:t>
+            </w:r>
+            <w:proofErr w:type="spellStart"/>
+            <w:r>
+              <w:rPr>
+                <w:b/>
+                <w:bCs/>
+                <w:sz w:val="17"/>
+                <w:szCs w:val="17"/>
+              </w:rPr>
+              <w:t>used</w:t>
+            </w:r>
+            <w:proofErr w:type="spellEnd"/>
+            <w:r>
+              <w:rPr>
+                <w:b/>
+                <w:bCs/>
+                <w:sz w:val="17"/>
+                <w:szCs w:val="17"/>
+              </w:rPr>
+              <w:t>)</w:t>
             </w:r>
           </w:p>
         </w:tc>
@@ -16950,7 +20361,23 @@
                 <w:sz w:val="17"/>
                 <w:szCs w:val="17"/>
               </w:rPr>
-              <w:t>+2.1 kcal/(mol·e)</w:t>
+              <w:t>+2.1 kcal/(</w:t>
+            </w:r>
+            <w:proofErr w:type="spellStart"/>
+            <w:r>
+              <w:rPr>
+                <w:sz w:val="17"/>
+                <w:szCs w:val="17"/>
+              </w:rPr>
+              <w:t>mol·e</w:t>
+            </w:r>
+            <w:proofErr w:type="spellEnd"/>
+            <w:r>
+              <w:rPr>
+                <w:sz w:val="17"/>
+                <w:szCs w:val="17"/>
+              </w:rPr>
+              <w:t>)</w:t>
             </w:r>
           </w:p>
         </w:tc>
@@ -16970,7 +20397,23 @@
                 <w:sz w:val="17"/>
                 <w:szCs w:val="17"/>
               </w:rPr>
-              <w:t>+9.4 kcal/(mol·e)</w:t>
+              <w:t>+9.4 kcal/(</w:t>
+            </w:r>
+            <w:proofErr w:type="spellStart"/>
+            <w:r>
+              <w:rPr>
+                <w:sz w:val="17"/>
+                <w:szCs w:val="17"/>
+              </w:rPr>
+              <w:t>mol·e</w:t>
+            </w:r>
+            <w:proofErr w:type="spellEnd"/>
+            <w:r>
+              <w:rPr>
+                <w:sz w:val="17"/>
+                <w:szCs w:val="17"/>
+              </w:rPr>
+              <w:t>)</w:t>
             </w:r>
           </w:p>
         </w:tc>
@@ -17210,7 +20653,7 @@
         <w:rPr>
           <w:lang w:val="en-GB"/>
         </w:rPr>
-        <w:t xml:space="preserve"> trilinear interpolated fashion, results in way more accurate results than using the point that is closest to the calculated radius of the sigma-hole. </w:t>
+        <w:t xml:space="preserve"> trilinear interpolated fashion, results in way more accurate results than using the point that is closest to the calculated radius of the sigma-hole.</w:t>
       </w:r>
     </w:p>
     <w:p>
@@ -17222,6 +20665,7 @@
         </w:rPr>
       </w:pPr>
       <w:bookmarkStart w:id="22" w:name="_Toc239843735"/>
+      <w:proofErr w:type="gramStart"/>
       <w:r>
         <w:rPr>
           <w:b/>
@@ -17254,6 +20698,7 @@
         </w:rPr>
         <w:t>σ</w:t>
       </w:r>
+      <w:proofErr w:type="gramEnd"/>
       <w:r>
         <w:rPr>
           <w:b/>
@@ -17290,6 +20735,7 @@
         </w:rPr>
       </w:pPr>
       <w:bookmarkStart w:id="23" w:name="_Toc239843736"/>
+      <w:proofErr w:type="gramStart"/>
       <w:r>
         <w:rPr>
           <w:b/>
@@ -17299,7 +20745,19 @@
           <w:szCs w:val="24"/>
           <w:lang w:val="en-GB"/>
         </w:rPr>
-        <w:t>4.5  Colour range</w:t>
+        <w:t>4.5  Colour</w:t>
+      </w:r>
+      <w:proofErr w:type="gramEnd"/>
+      <w:r>
+        <w:rPr>
+          <w:b/>
+          <w:bCs/>
+          <w:color w:val="1F3864"/>
+          <w:sz w:val="24"/>
+          <w:szCs w:val="24"/>
+          <w:lang w:val="en-GB"/>
+        </w:rPr>
+        <w:t xml:space="preserve"> range</w:t>
       </w:r>
       <w:bookmarkEnd w:id="23"/>
     </w:p>
@@ -17352,6 +20810,7 @@
             </w:tcMar>
           </w:tcPr>
           <w:p>
+            <w:proofErr w:type="spellStart"/>
             <w:r>
               <w:rPr>
                 <w:b/>
@@ -17361,6 +20820,7 @@
               </w:rPr>
               <w:t>Molecule</w:t>
             </w:r>
+            <w:proofErr w:type="spellEnd"/>
           </w:p>
         </w:tc>
         <w:tc>
@@ -17375,6 +20835,7 @@
             </w:tcMar>
           </w:tcPr>
           <w:p>
+            <w:proofErr w:type="spellStart"/>
             <w:r>
               <w:rPr>
                 <w:b/>
@@ -17382,8 +20843,29 @@
                 <w:sz w:val="17"/>
                 <w:szCs w:val="17"/>
               </w:rPr>
-              <w:t>Automatic range</w:t>
-            </w:r>
+              <w:t>Automatic</w:t>
+            </w:r>
+            <w:proofErr w:type="spellEnd"/>
+            <w:r>
+              <w:rPr>
+                <w:b/>
+                <w:bCs/>
+                <w:sz w:val="17"/>
+                <w:szCs w:val="17"/>
+              </w:rPr>
+              <w:t xml:space="preserve"> </w:t>
+            </w:r>
+            <w:proofErr w:type="spellStart"/>
+            <w:r>
+              <w:rPr>
+                <w:b/>
+                <w:bCs/>
+                <w:sz w:val="17"/>
+                <w:szCs w:val="17"/>
+              </w:rPr>
+              <w:t>range</w:t>
+            </w:r>
+            <w:proofErr w:type="spellEnd"/>
           </w:p>
         </w:tc>
         <w:tc>
@@ -17425,6 +20907,7 @@
             </w:tcMar>
           </w:tcPr>
           <w:p>
+            <w:proofErr w:type="spellStart"/>
             <w:r>
               <w:rPr>
                 <w:sz w:val="17"/>
@@ -17432,6 +20915,7 @@
               </w:rPr>
               <w:t>halobenzenes</w:t>
             </w:r>
+            <w:proofErr w:type="spellEnd"/>
           </w:p>
         </w:tc>
         <w:tc>
@@ -17470,8 +20954,17 @@
                 <w:sz w:val="17"/>
                 <w:szCs w:val="17"/>
               </w:rPr>
-              <w:t>the halogen belt</w:t>
-            </w:r>
+              <w:t xml:space="preserve">the halogen </w:t>
+            </w:r>
+            <w:proofErr w:type="spellStart"/>
+            <w:r>
+              <w:rPr>
+                <w:sz w:val="17"/>
+                <w:szCs w:val="17"/>
+              </w:rPr>
+              <w:t>belt</w:t>
+            </w:r>
+            <w:proofErr w:type="spellEnd"/>
           </w:p>
         </w:tc>
       </w:tr>
@@ -17535,8 +21028,17 @@
                 <w:sz w:val="17"/>
                 <w:szCs w:val="17"/>
               </w:rPr>
-              <w:t>the ring hydrogens</w:t>
-            </w:r>
+              <w:t xml:space="preserve">the ring </w:t>
+            </w:r>
+            <w:proofErr w:type="spellStart"/>
+            <w:r>
+              <w:rPr>
+                <w:sz w:val="17"/>
+                <w:szCs w:val="17"/>
+              </w:rPr>
+              <w:t>hydrogens</w:t>
+            </w:r>
+            <w:proofErr w:type="spellEnd"/>
           </w:p>
         </w:tc>
       </w:tr>
@@ -17555,12 +21057,21 @@
             </w:tcMar>
           </w:tcPr>
           <w:p>
-            <w:r>
-              <w:rPr>
-                <w:sz w:val="17"/>
-                <w:szCs w:val="17"/>
-              </w:rPr>
-              <w:t>pyridine, 4-methylpyridine</w:t>
+            <w:proofErr w:type="spellStart"/>
+            <w:r>
+              <w:rPr>
+                <w:sz w:val="17"/>
+                <w:szCs w:val="17"/>
+              </w:rPr>
+              <w:t>pyridine</w:t>
+            </w:r>
+            <w:proofErr w:type="spellEnd"/>
+            <w:r>
+              <w:rPr>
+                <w:sz w:val="17"/>
+                <w:szCs w:val="17"/>
+              </w:rPr>
+              <w:t>, 4-methylpyridine</w:t>
             </w:r>
           </w:p>
         </w:tc>
@@ -17626,6 +21137,7 @@
             </w:tcMar>
           </w:tcPr>
           <w:p>
+            <w:proofErr w:type="spellStart"/>
             <w:r>
               <w:rPr>
                 <w:sz w:val="17"/>
@@ -17633,6 +21145,7 @@
               </w:rPr>
               <w:t>triazolam</w:t>
             </w:r>
+            <w:proofErr w:type="spellEnd"/>
           </w:p>
         </w:tc>
         <w:tc>
@@ -17671,8 +21184,33 @@
                 <w:sz w:val="17"/>
                 <w:szCs w:val="17"/>
               </w:rPr>
-              <w:t>the triazole nitrogens</w:t>
-            </w:r>
+              <w:t xml:space="preserve">the </w:t>
+            </w:r>
+            <w:proofErr w:type="spellStart"/>
+            <w:r>
+              <w:rPr>
+                <w:sz w:val="17"/>
+                <w:szCs w:val="17"/>
+              </w:rPr>
+              <w:t>triazole</w:t>
+            </w:r>
+            <w:proofErr w:type="spellEnd"/>
+            <w:r>
+              <w:rPr>
+                <w:sz w:val="17"/>
+                <w:szCs w:val="17"/>
+              </w:rPr>
+              <w:t xml:space="preserve"> </w:t>
+            </w:r>
+            <w:proofErr w:type="spellStart"/>
+            <w:r>
+              <w:rPr>
+                <w:sz w:val="17"/>
+                <w:szCs w:val="17"/>
+              </w:rPr>
+              <w:t>nitrogens</w:t>
+            </w:r>
+            <w:proofErr w:type="spellEnd"/>
           </w:p>
         </w:tc>
       </w:tr>
@@ -17738,13 +21276,41 @@
         <w:rPr>
           <w:lang w:val="en-GB"/>
         </w:rPr>
-        <w:t>-hole of +0.017 a.u. is 49 % of full blue at ±0.035 and 20 % at ±0.085</w:t>
-      </w:r>
-      <w:r>
-        <w:rPr>
-          <w:lang w:val="en-GB"/>
-        </w:rPr>
-        <w:t xml:space="preserve">. Therfor it is </w:t>
+        <w:t xml:space="preserve">-hole of +0.017 </w:t>
+      </w:r>
+      <w:proofErr w:type="spellStart"/>
+      <w:r>
+        <w:rPr>
+          <w:lang w:val="en-GB"/>
+        </w:rPr>
+        <w:t>a.u</w:t>
+      </w:r>
+      <w:proofErr w:type="spellEnd"/>
+      <w:r>
+        <w:rPr>
+          <w:lang w:val="en-GB"/>
+        </w:rPr>
+        <w:t>. is 49 % of full blue at ±0.035 and 20 % at ±0.085</w:t>
+      </w:r>
+      <w:r>
+        <w:rPr>
+          <w:lang w:val="en-GB"/>
+        </w:rPr>
+        <w:t xml:space="preserve">. </w:t>
+      </w:r>
+      <w:proofErr w:type="spellStart"/>
+      <w:r>
+        <w:rPr>
+          <w:lang w:val="en-GB"/>
+        </w:rPr>
+        <w:t>Therfor</w:t>
+      </w:r>
+      <w:proofErr w:type="spellEnd"/>
+      <w:r>
+        <w:rPr>
+          <w:lang w:val="en-GB"/>
+        </w:rPr>
+        <w:t xml:space="preserve"> it is </w:t>
       </w:r>
       <w:r>
         <w:rPr>
@@ -17791,6 +21357,7 @@
         </w:rPr>
       </w:pPr>
       <w:bookmarkStart w:id="24" w:name="_Toc239843737"/>
+      <w:proofErr w:type="gramStart"/>
       <w:r>
         <w:rPr>
           <w:b/>
@@ -17800,7 +21367,19 @@
           <w:szCs w:val="24"/>
           <w:lang w:val="en-GB"/>
         </w:rPr>
-        <w:t>4.6  Rendering parameters</w:t>
+        <w:t>4.6  Rendering</w:t>
+      </w:r>
+      <w:proofErr w:type="gramEnd"/>
+      <w:r>
+        <w:rPr>
+          <w:b/>
+          <w:bCs/>
+          <w:color w:val="1F3864"/>
+          <w:sz w:val="24"/>
+          <w:szCs w:val="24"/>
+          <w:lang w:val="en-GB"/>
+        </w:rPr>
+        <w:t xml:space="preserve"> parameters</w:t>
       </w:r>
       <w:bookmarkEnd w:id="24"/>
     </w:p>
@@ -17815,7 +21394,21 @@
         <w:rPr>
           <w:lang w:val="en-GB"/>
         </w:rPr>
-        <w:t>None of the rendering settings changes a computed value: transparency 0.15 in PyMOL against opacity 0.50 in VMD</w:t>
+        <w:t xml:space="preserve">None of the rendering settings changes a computed value: transparency 0.15 in </w:t>
+      </w:r>
+      <w:proofErr w:type="spellStart"/>
+      <w:r>
+        <w:rPr>
+          <w:lang w:val="en-GB"/>
+        </w:rPr>
+        <w:t>PyMOL</w:t>
+      </w:r>
+      <w:proofErr w:type="spellEnd"/>
+      <w:r>
+        <w:rPr>
+          <w:lang w:val="en-GB"/>
+        </w:rPr>
+        <w:t xml:space="preserve"> against opacity 0.50 in VMD</w:t>
       </w:r>
       <w:r>
         <w:rPr>
@@ -17827,7 +21420,35 @@
         <w:rPr>
           <w:lang w:val="en-GB"/>
         </w:rPr>
-        <w:t>a 0.10 Å stick radius, cast shadows off in both, orthoscopic projection and 2000 × 1600 px at 300 dpi in PyMOL against 1600 × 1061 in VMD, where the image is capped at window size. Every value that produced a figure is recorded in the *_settings.txt beside it, which is the reproduction record</w:t>
+        <w:t xml:space="preserve">a 0.10 Å stick radius, cast shadows off in both, orthoscopic projection and 2000 × 1600 </w:t>
+      </w:r>
+      <w:proofErr w:type="spellStart"/>
+      <w:r>
+        <w:rPr>
+          <w:lang w:val="en-GB"/>
+        </w:rPr>
+        <w:t>px</w:t>
+      </w:r>
+      <w:proofErr w:type="spellEnd"/>
+      <w:r>
+        <w:rPr>
+          <w:lang w:val="en-GB"/>
+        </w:rPr>
+        <w:t xml:space="preserve"> at 300 dpi in </w:t>
+      </w:r>
+      <w:proofErr w:type="spellStart"/>
+      <w:r>
+        <w:rPr>
+          <w:lang w:val="en-GB"/>
+        </w:rPr>
+        <w:t>PyMOL</w:t>
+      </w:r>
+      <w:proofErr w:type="spellEnd"/>
+      <w:r>
+        <w:rPr>
+          <w:lang w:val="en-GB"/>
+        </w:rPr>
+        <w:t xml:space="preserve"> against 1600 × 1061 in VMD, where the image is capped at window size. Every value that produced a figure is recorded in the *_settings.txt beside it, which is the reproduction record</w:t>
       </w:r>
       <w:r>
         <w:rPr>
@@ -17877,6 +21498,7 @@
         </w:rPr>
       </w:pPr>
       <w:bookmarkStart w:id="25" w:name="_Toc239843738"/>
+      <w:proofErr w:type="gramStart"/>
       <w:r>
         <w:rPr>
           <w:b/>
@@ -17886,8 +21508,10 @@
           <w:szCs w:val="30"/>
           <w:lang w:val="en-GB"/>
         </w:rPr>
+        <w:lastRenderedPageBreak/>
         <w:t>5  Robustness</w:t>
       </w:r>
+      <w:proofErr w:type="gramEnd"/>
       <w:r>
         <w:rPr>
           <w:b/>
@@ -17912,7 +21536,6 @@
         <w:rPr>
           <w:lang w:val="en-GB"/>
         </w:rPr>
-        <w:lastRenderedPageBreak/>
         <w:t>A workflow that fails loudly is better than one that fails quietly and every defect described here produced a plausible-looking figure before it was caught.</w:t>
       </w:r>
       <w:r>
@@ -17937,7 +21560,7 @@
         <w:rPr>
           <w:lang w:val="en-GB"/>
         </w:rPr>
-        <w:t xml:space="preserve"> this section reports what they were built against, how they were found and what they cost.</w:t>
+        <w:t xml:space="preserve"> this section reports what they were built against and what they cost.</w:t>
       </w:r>
     </w:p>
     <w:p>
@@ -17949,6 +21572,7 @@
         </w:rPr>
       </w:pPr>
       <w:bookmarkStart w:id="26" w:name="_Toc239843739"/>
+      <w:proofErr w:type="gramStart"/>
       <w:r>
         <w:rPr>
           <w:b/>
@@ -17958,8 +21582,9 @@
           <w:szCs w:val="24"/>
           <w:lang w:val="en-GB"/>
         </w:rPr>
-        <w:t>5.1  Structure and grid</w:t>
-      </w:r>
+        <w:t>5.1  Structure</w:t>
+      </w:r>
+      <w:proofErr w:type="gramEnd"/>
       <w:r>
         <w:rPr>
           <w:b/>
@@ -17969,6 +21594,17 @@
           <w:szCs w:val="24"/>
           <w:lang w:val="en-GB"/>
         </w:rPr>
+        <w:t xml:space="preserve"> and grid</w:t>
+      </w:r>
+      <w:r>
+        <w:rPr>
+          <w:b/>
+          <w:bCs/>
+          <w:color w:val="1F3864"/>
+          <w:sz w:val="24"/>
+          <w:szCs w:val="24"/>
+          <w:lang w:val="en-GB"/>
+        </w:rPr>
         <w:t xml:space="preserve"> do not belong together</w:t>
       </w:r>
       <w:bookmarkEnd w:id="26"/>
@@ -17984,19 +21620,59 @@
         <w:rPr>
           <w:lang w:val="en-GB"/>
         </w:rPr>
-        <w:t>A molecule folder holds the two grids and a structure file. If it holds two structure files that are not simply the same geometry in a second format, the batch driver used to take the first in sort order. Both pipelines now abort</w:t>
-      </w:r>
-      <w:r>
-        <w:rPr>
-          <w:lang w:val="en-GB"/>
-        </w:rPr>
-        <w:t xml:space="preserve"> the process</w:t>
-      </w:r>
-      <w:r>
-        <w:rPr>
-          <w:lang w:val="en-GB"/>
-        </w:rPr>
-        <w:t>, name every candidate they found</w:t>
+        <w:t xml:space="preserve">A molecule folder holds the two grids and a structure file. If it holds </w:t>
+      </w:r>
+      <w:r>
+        <w:rPr>
+          <w:lang w:val="en-GB"/>
+        </w:rPr>
+        <w:t>more than one</w:t>
+      </w:r>
+      <w:r>
+        <w:rPr>
+          <w:lang w:val="en-GB"/>
+        </w:rPr>
+        <w:t xml:space="preserve"> structure files that are not simply the same geometry in a second format, the batch driver used to take the first in </w:t>
+      </w:r>
+      <w:proofErr w:type="spellStart"/>
+      <w:r>
+        <w:rPr>
+          <w:lang w:val="en-GB"/>
+        </w:rPr>
+        <w:t>sort</w:t>
+      </w:r>
+      <w:proofErr w:type="spellEnd"/>
+      <w:r>
+        <w:rPr>
+          <w:lang w:val="en-GB"/>
+        </w:rPr>
+        <w:t xml:space="preserve"> order. Both pipelines now abort</w:t>
+      </w:r>
+      <w:r>
+        <w:rPr>
+          <w:lang w:val="en-GB"/>
+        </w:rPr>
+        <w:t xml:space="preserve"> the </w:t>
+      </w:r>
+      <w:proofErr w:type="gramStart"/>
+      <w:r>
+        <w:rPr>
+          <w:lang w:val="en-GB"/>
+        </w:rPr>
+        <w:t>process</w:t>
+      </w:r>
+      <w:r>
+        <w:rPr>
+          <w:lang w:val="en-GB"/>
+        </w:rPr>
+        <w:t>,</w:t>
+      </w:r>
+      <w:proofErr w:type="gramEnd"/>
+      <w:r>
+        <w:rPr>
+          <w:lang w:val="en-GB"/>
+        </w:rPr>
+        <w:t xml:space="preserve"> name every candidate they found</w:t>
       </w:r>
       <w:r>
         <w:rPr>
@@ -18028,8 +21704,16 @@
         <w:rPr>
           <w:lang w:val="en-GB"/>
         </w:rPr>
-        <w:t>the molecule floats beside its own isosurface</w:t>
-      </w:r>
+        <w:t xml:space="preserve">the molecule floats beside its own </w:t>
+      </w:r>
+      <w:proofErr w:type="spellStart"/>
+      <w:r>
+        <w:rPr>
+          <w:lang w:val="en-GB"/>
+        </w:rPr>
+        <w:t>isosurface</w:t>
+      </w:r>
+      <w:proofErr w:type="spellEnd"/>
       <w:r>
         <w:rPr>
           <w:lang w:val="en-GB"/>
@@ -18104,6 +21788,7 @@
             </w:tcMar>
           </w:tcPr>
           <w:p>
+            <w:proofErr w:type="spellStart"/>
             <w:r>
               <w:rPr>
                 <w:b/>
@@ -18111,8 +21796,29 @@
                 <w:sz w:val="17"/>
                 <w:szCs w:val="17"/>
               </w:rPr>
-              <w:t>Grid spacing</w:t>
-            </w:r>
+              <w:t>Grid</w:t>
+            </w:r>
+            <w:proofErr w:type="spellEnd"/>
+            <w:r>
+              <w:rPr>
+                <w:b/>
+                <w:bCs/>
+                <w:sz w:val="17"/>
+                <w:szCs w:val="17"/>
+              </w:rPr>
+              <w:t xml:space="preserve"> </w:t>
+            </w:r>
+            <w:proofErr w:type="spellStart"/>
+            <w:r>
+              <w:rPr>
+                <w:b/>
+                <w:bCs/>
+                <w:sz w:val="17"/>
+                <w:szCs w:val="17"/>
+              </w:rPr>
+              <w:t>spacing</w:t>
+            </w:r>
+            <w:proofErr w:type="spellEnd"/>
           </w:p>
         </w:tc>
         <w:tc>
@@ -18242,13 +21948,31 @@
             </w:tcMar>
           </w:tcPr>
           <w:p>
-            <w:r>
-              <w:rPr>
-                <w:sz w:val="17"/>
-                <w:szCs w:val="17"/>
-              </w:rPr>
-              <w:t>full resolution</w:t>
-            </w:r>
+            <w:proofErr w:type="spellStart"/>
+            <w:r>
+              <w:rPr>
+                <w:sz w:val="17"/>
+                <w:szCs w:val="17"/>
+              </w:rPr>
+              <w:t>full</w:t>
+            </w:r>
+            <w:proofErr w:type="spellEnd"/>
+            <w:r>
+              <w:rPr>
+                <w:sz w:val="17"/>
+                <w:szCs w:val="17"/>
+              </w:rPr>
+              <w:t xml:space="preserve"> </w:t>
+            </w:r>
+            <w:proofErr w:type="spellStart"/>
+            <w:r>
+              <w:rPr>
+                <w:sz w:val="17"/>
+                <w:szCs w:val="17"/>
+              </w:rPr>
+              <w:t>resolution</w:t>
+            </w:r>
+            <w:proofErr w:type="spellEnd"/>
           </w:p>
         </w:tc>
       </w:tr>
@@ -18307,13 +22031,47 @@
             </w:tcMar>
           </w:tcPr>
           <w:p>
-            <w:r>
-              <w:rPr>
-                <w:sz w:val="17"/>
-                <w:szCs w:val="17"/>
-              </w:rPr>
-              <w:t>typical production run</w:t>
-            </w:r>
+            <w:proofErr w:type="spellStart"/>
+            <w:r>
+              <w:rPr>
+                <w:sz w:val="17"/>
+                <w:szCs w:val="17"/>
+              </w:rPr>
+              <w:t>typical</w:t>
+            </w:r>
+            <w:proofErr w:type="spellEnd"/>
+            <w:r>
+              <w:rPr>
+                <w:sz w:val="17"/>
+                <w:szCs w:val="17"/>
+              </w:rPr>
+              <w:t xml:space="preserve"> </w:t>
+            </w:r>
+            <w:proofErr w:type="spellStart"/>
+            <w:r>
+              <w:rPr>
+                <w:sz w:val="17"/>
+                <w:szCs w:val="17"/>
+              </w:rPr>
+              <w:t>production</w:t>
+            </w:r>
+            <w:proofErr w:type="spellEnd"/>
+            <w:r>
+              <w:rPr>
+                <w:sz w:val="17"/>
+                <w:szCs w:val="17"/>
+              </w:rPr>
+              <w:t xml:space="preserve"> </w:t>
+            </w:r>
+            <w:proofErr w:type="spellStart"/>
+            <w:r>
+              <w:rPr>
+                <w:sz w:val="17"/>
+                <w:szCs w:val="17"/>
+              </w:rPr>
+              <w:t>run</w:t>
+            </w:r>
+            <w:proofErr w:type="spellEnd"/>
           </w:p>
         </w:tc>
       </w:tr>
@@ -18377,8 +22135,49 @@
                 <w:sz w:val="17"/>
                 <w:szCs w:val="17"/>
               </w:rPr>
-              <w:t>the decimated reference dataset</w:t>
-            </w:r>
+              <w:t xml:space="preserve">the </w:t>
+            </w:r>
+            <w:proofErr w:type="spellStart"/>
+            <w:r>
+              <w:rPr>
+                <w:sz w:val="17"/>
+                <w:szCs w:val="17"/>
+              </w:rPr>
+              <w:t>decimated</w:t>
+            </w:r>
+            <w:proofErr w:type="spellEnd"/>
+            <w:r>
+              <w:rPr>
+                <w:sz w:val="17"/>
+                <w:szCs w:val="17"/>
+              </w:rPr>
+              <w:t xml:space="preserve"> </w:t>
+            </w:r>
+            <w:proofErr w:type="spellStart"/>
+            <w:r>
+              <w:rPr>
+                <w:sz w:val="17"/>
+                <w:szCs w:val="17"/>
+              </w:rPr>
+              <w:t>reference</w:t>
+            </w:r>
+            <w:proofErr w:type="spellEnd"/>
+            <w:r>
+              <w:rPr>
+                <w:sz w:val="17"/>
+                <w:szCs w:val="17"/>
+              </w:rPr>
+              <w:t xml:space="preserve"> </w:t>
+            </w:r>
+            <w:proofErr w:type="spellStart"/>
+            <w:r>
+              <w:rPr>
+                <w:sz w:val="17"/>
+                <w:szCs w:val="17"/>
+              </w:rPr>
+              <w:t>dataset</w:t>
+            </w:r>
+            <w:proofErr w:type="spellEnd"/>
           </w:p>
         </w:tc>
       </w:tr>
@@ -18514,7 +22313,7 @@
         <w:rPr>
           <w:lang w:val="en-GB"/>
         </w:rPr>
-        <w:t>In a batch the two failures are treated differently. Ambiguous structure files stop the whole run, because nothing can be chosen. A structure/grid mismatch is local to one folder: at several minutes per molecule, failing a ten-molecule run over one bad folder would be waste, so the molecule is skipped, named again at the end, and the exit code is 1</w:t>
+        <w:t>In a batch the two failures are treated differently. Ambiguous structure files stop the whole run, because nothing can be chosen. A structure/grid mismatch is local to one folder: at several minutes per molecule, failing a ten-molecule run over one bad folder would be waste, so the molecule is skipped, named again at the end</w:t>
       </w:r>
       <w:r>
         <w:rPr>
@@ -18538,6 +22337,7 @@
         </w:rPr>
       </w:pPr>
       <w:bookmarkStart w:id="27" w:name="_Toc239843740"/>
+      <w:proofErr w:type="gramStart"/>
       <w:r>
         <w:rPr>
           <w:b/>
@@ -18547,7 +22347,19 @@
           <w:szCs w:val="24"/>
           <w:lang w:val="en-GB"/>
         </w:rPr>
-        <w:t>5.2  The ray leaving</w:t>
+        <w:t>5.2  The</w:t>
+      </w:r>
+      <w:proofErr w:type="gramEnd"/>
+      <w:r>
+        <w:rPr>
+          <w:b/>
+          <w:bCs/>
+          <w:color w:val="1F3864"/>
+          <w:sz w:val="24"/>
+          <w:szCs w:val="24"/>
+          <w:lang w:val="en-GB"/>
+        </w:rPr>
+        <w:t xml:space="preserve"> ray leaving</w:t>
       </w:r>
       <w:r>
         <w:rPr>
@@ -18665,6 +22477,7 @@
             </w:tcMar>
           </w:tcPr>
           <w:p>
+            <w:proofErr w:type="spellStart"/>
             <w:r>
               <w:rPr>
                 <w:b/>
@@ -18674,6 +22487,7 @@
               </w:rPr>
               <w:t>Before</w:t>
             </w:r>
+            <w:proofErr w:type="spellEnd"/>
           </w:p>
         </w:tc>
         <w:tc>
@@ -18746,7 +22560,25 @@
                 <w:szCs w:val="17"/>
                 <w:lang w:val="en-GB"/>
               </w:rPr>
-              <w:t>+18.8 kcal/(mol·e), 29.0° off the axis</w:t>
+              <w:t>+18.8 kcal/(</w:t>
+            </w:r>
+            <w:proofErr w:type="spellStart"/>
+            <w:r>
+              <w:rPr>
+                <w:sz w:val="17"/>
+                <w:szCs w:val="17"/>
+                <w:lang w:val="en-GB"/>
+              </w:rPr>
+              <w:t>mol·e</w:t>
+            </w:r>
+            <w:proofErr w:type="spellEnd"/>
+            <w:r>
+              <w:rPr>
+                <w:sz w:val="17"/>
+                <w:szCs w:val="17"/>
+                <w:lang w:val="en-GB"/>
+              </w:rPr>
+              <w:t>), 29.0° off the axis</w:t>
             </w:r>
           </w:p>
         </w:tc>
@@ -18791,8 +22623,17 @@
                 <w:sz w:val="17"/>
                 <w:szCs w:val="17"/>
               </w:rPr>
-              <w:t>Cl21 belt</w:t>
-            </w:r>
+              <w:t xml:space="preserve">Cl21 </w:t>
+            </w:r>
+            <w:proofErr w:type="spellStart"/>
+            <w:r>
+              <w:rPr>
+                <w:sz w:val="17"/>
+                <w:szCs w:val="17"/>
+              </w:rPr>
+              <w:t>belt</w:t>
+            </w:r>
+            <w:proofErr w:type="spellEnd"/>
           </w:p>
         </w:tc>
         <w:tc>
@@ -18914,7 +22755,21 @@
         <w:rPr>
           <w:lang w:val="en-GB"/>
         </w:rPr>
-        <w:t>The ray takes the innermost downward crossing. It starts deep inside the halogen’s own density, so the first drop through the isovalue is that halogen’s own surface.</w:t>
+        <w:t xml:space="preserve">The ray takes the innermost downward crossing. It starts deep inside the halogen’s own density, so the first drop through the </w:t>
+      </w:r>
+      <w:proofErr w:type="spellStart"/>
+      <w:r>
+        <w:rPr>
+          <w:lang w:val="en-GB"/>
+        </w:rPr>
+        <w:t>isovalue</w:t>
+      </w:r>
+      <w:proofErr w:type="spellEnd"/>
+      <w:r>
+        <w:rPr>
+          <w:lang w:val="en-GB"/>
+        </w:rPr>
+        <w:t xml:space="preserve"> is that halogen’s own surface.</w:t>
       </w:r>
     </w:p>
     <w:p>
@@ -18960,7 +22815,21 @@
         <w:rPr>
           <w:lang w:val="en-GB"/>
         </w:rPr>
-        <w:t xml:space="preserve">romobenzene stays at +0.01629 a.u. and −0.01882 for the belt, identical to every digit before and after. </w:t>
+        <w:t xml:space="preserve">romobenzene stays at +0.01629 </w:t>
+      </w:r>
+      <w:proofErr w:type="spellStart"/>
+      <w:r>
+        <w:rPr>
+          <w:lang w:val="en-GB"/>
+        </w:rPr>
+        <w:t>a.u</w:t>
+      </w:r>
+      <w:proofErr w:type="spellEnd"/>
+      <w:r>
+        <w:rPr>
+          <w:lang w:val="en-GB"/>
+        </w:rPr>
+        <w:t xml:space="preserve">. and −0.01882 for the belt, identical to every digit before and after. </w:t>
       </w:r>
       <w:r>
         <w:rPr>
@@ -18968,7 +22837,25 @@
           <w:bCs/>
           <w:lang w:val="en-GB"/>
         </w:rPr>
-        <w:t xml:space="preserve">The lesson generalises: three flat halobenzenes cannot test a method that assumes the space beyond the halogen is empty. </w:t>
+        <w:t xml:space="preserve">The lesson generalises: three flat </w:t>
+      </w:r>
+      <w:proofErr w:type="spellStart"/>
+      <w:r>
+        <w:rPr>
+          <w:b/>
+          <w:bCs/>
+          <w:lang w:val="en-GB"/>
+        </w:rPr>
+        <w:t>halobenzenes</w:t>
+      </w:r>
+      <w:proofErr w:type="spellEnd"/>
+      <w:r>
+        <w:rPr>
+          <w:b/>
+          <w:bCs/>
+          <w:lang w:val="en-GB"/>
+        </w:rPr>
+        <w:t xml:space="preserve"> cannot test a method that assumes the space beyond the halogen is empty. </w:t>
       </w:r>
       <w:r>
         <w:rPr>
@@ -18983,7 +22870,19 @@
         <w:rPr>
           <w:lang w:val="en-GB"/>
         </w:rPr>
-        <w:t>-hole. Both defects were invisible on the model compounds and obvious on a real drug molecule.</w:t>
+        <w:t>-hole. Both defects were invisible on the model compounds and obvious on a real drug molecule</w:t>
+      </w:r>
+      <w:r>
+        <w:rPr>
+          <w:lang w:val="en-GB"/>
+        </w:rPr>
+        <w:t>, resolved within the implementation</w:t>
+      </w:r>
+      <w:r>
+        <w:rPr>
+          <w:lang w:val="en-GB"/>
+        </w:rPr>
+        <w:t>.</w:t>
       </w:r>
     </w:p>
     <w:p>
@@ -18995,6 +22894,7 @@
         </w:rPr>
       </w:pPr>
       <w:bookmarkStart w:id="28" w:name="_Toc239843741"/>
+      <w:proofErr w:type="gramStart"/>
       <w:r>
         <w:rPr>
           <w:b/>
@@ -19004,7 +22904,19 @@
           <w:szCs w:val="24"/>
           <w:lang w:val="en-GB"/>
         </w:rPr>
-        <w:t>5.3  Renderer behaviour</w:t>
+        <w:t>5.3  Renderer</w:t>
+      </w:r>
+      <w:proofErr w:type="gramEnd"/>
+      <w:r>
+        <w:rPr>
+          <w:b/>
+          <w:bCs/>
+          <w:color w:val="1F3864"/>
+          <w:sz w:val="24"/>
+          <w:szCs w:val="24"/>
+          <w:lang w:val="en-GB"/>
+        </w:rPr>
+        <w:t xml:space="preserve"> behaviour</w:t>
       </w:r>
       <w:bookmarkEnd w:id="28"/>
     </w:p>
@@ -19019,8 +22931,16 @@
         <w:rPr>
           <w:lang w:val="en-GB"/>
         </w:rPr>
-        <w:t>Three properties of the VMD renderer had to be worked around</w:t>
-      </w:r>
+        <w:t xml:space="preserve">Three properties of the VMD renderer had to be worked </w:t>
+      </w:r>
+      <w:proofErr w:type="gramStart"/>
+      <w:r>
+        <w:rPr>
+          <w:lang w:val="en-GB"/>
+        </w:rPr>
+        <w:t>around</w:t>
+      </w:r>
+      <w:proofErr w:type="gramEnd"/>
       <w:r>
         <w:rPr>
           <w:lang w:val="en-GB"/>
@@ -19047,8 +22967,27 @@
           <w:bCs/>
           <w:lang w:val="en-GB"/>
         </w:rPr>
-        <w:t xml:space="preserve">Transparency does not translate between the programs and the two settings are not even on the same scale. </w:t>
-      </w:r>
+        <w:t xml:space="preserve">Transparency does not translate between the </w:t>
+      </w:r>
+      <w:proofErr w:type="gramStart"/>
+      <w:r>
+        <w:rPr>
+          <w:b/>
+          <w:bCs/>
+          <w:lang w:val="en-GB"/>
+        </w:rPr>
+        <w:t>programs</w:t>
+      </w:r>
+      <w:proofErr w:type="gramEnd"/>
+      <w:r>
+        <w:rPr>
+          <w:b/>
+          <w:bCs/>
+          <w:lang w:val="en-GB"/>
+        </w:rPr>
+        <w:t xml:space="preserve"> and the two settings are not even on the same scale. </w:t>
+      </w:r>
+      <w:proofErr w:type="spellStart"/>
       <w:r>
         <w:rPr>
           <w:lang w:val="en-GB"/>
@@ -19061,11 +23000,26 @@
         </w:rPr>
         <w:t>ol</w:t>
       </w:r>
-      <w:r>
-        <w:rPr>
-          <w:lang w:val="en-GB"/>
-        </w:rPr>
-        <w:t xml:space="preserve"> is set by transparency, where 0 is opaque and the pipeline uses 0.15; VMD is set by the opacity of its Transparent material, where 1 is opaque and the pipeline uses 0.50. PyMOL's 0.15 transparency is therefore an opacity of a = 0.85</w:t>
+      <w:proofErr w:type="spellEnd"/>
+      <w:r>
+        <w:rPr>
+          <w:lang w:val="en-GB"/>
+        </w:rPr>
+        <w:t xml:space="preserve"> is set by transparency, where 0 is opaque and the pipeline uses 0.15; VMD is set by the opacity of its Transparent material, where 1 is opaque and the pipeline uses 0.50. </w:t>
+      </w:r>
+      <w:proofErr w:type="spellStart"/>
+      <w:r>
+        <w:rPr>
+          <w:lang w:val="en-GB"/>
+        </w:rPr>
+        <w:t>PyMOL's</w:t>
+      </w:r>
+      <w:proofErr w:type="spellEnd"/>
+      <w:r>
+        <w:rPr>
+          <w:lang w:val="en-GB"/>
+        </w:rPr>
+        <w:t xml:space="preserve"> 0.15 transparency is therefore an opacity of a = 0.85</w:t>
       </w:r>
       <w:r>
         <w:rPr>
@@ -19099,7 +23053,21 @@
         <w:rPr>
           <w:lang w:val="en-GB"/>
         </w:rPr>
-        <w:t>The isosurface is closed, so a line of sight enters at the front and leaves at the back</w:t>
+        <w:t xml:space="preserve">The </w:t>
+      </w:r>
+      <w:proofErr w:type="spellStart"/>
+      <w:r>
+        <w:rPr>
+          <w:lang w:val="en-GB"/>
+        </w:rPr>
+        <w:t>isosurface</w:t>
+      </w:r>
+      <w:proofErr w:type="spellEnd"/>
+      <w:r>
+        <w:rPr>
+          <w:lang w:val="en-GB"/>
+        </w:rPr>
+        <w:t xml:space="preserve"> is closed, so a line of sight enters at the front and leaves at the back</w:t>
       </w:r>
       <w:r>
         <w:rPr>
@@ -19111,7 +23079,63 @@
         <w:rPr>
           <w:lang w:val="en-GB"/>
         </w:rPr>
-        <w:t xml:space="preserve"> at opacity a only (1 − a)² of what lies behind survives: 25 % at VMD's a = 0.50, and 2 % at PyMOL's a = 0.85. By that arithmetic PyMOL's images should be solid</w:t>
+        <w:t xml:space="preserve"> at opacity </w:t>
+      </w:r>
+      <w:proofErr w:type="gramStart"/>
+      <w:r>
+        <w:rPr>
+          <w:lang w:val="en-GB"/>
+        </w:rPr>
+        <w:t>a</w:t>
+      </w:r>
+      <w:proofErr w:type="gramEnd"/>
+      <w:r>
+        <w:rPr>
+          <w:lang w:val="en-GB"/>
+        </w:rPr>
+        <w:t xml:space="preserve"> only (1 − </w:t>
+      </w:r>
+      <w:proofErr w:type="gramStart"/>
+      <w:r>
+        <w:rPr>
+          <w:lang w:val="en-GB"/>
+        </w:rPr>
+        <w:t>a)²</w:t>
+      </w:r>
+      <w:proofErr w:type="gramEnd"/>
+      <w:r>
+        <w:rPr>
+          <w:lang w:val="en-GB"/>
+        </w:rPr>
+        <w:t xml:space="preserve"> of what lies behind survives: 25 % at VMD's a = 0.50, and 2 % at </w:t>
+      </w:r>
+      <w:proofErr w:type="spellStart"/>
+      <w:r>
+        <w:rPr>
+          <w:lang w:val="en-GB"/>
+        </w:rPr>
+        <w:t>PyMOL's</w:t>
+      </w:r>
+      <w:proofErr w:type="spellEnd"/>
+      <w:r>
+        <w:rPr>
+          <w:lang w:val="en-GB"/>
+        </w:rPr>
+        <w:t xml:space="preserve"> a = 0.85. By that arithmetic </w:t>
+      </w:r>
+      <w:proofErr w:type="spellStart"/>
+      <w:r>
+        <w:rPr>
+          <w:lang w:val="en-GB"/>
+        </w:rPr>
+        <w:t>PyMOL's</w:t>
+      </w:r>
+      <w:proofErr w:type="spellEnd"/>
+      <w:r>
+        <w:rPr>
+          <w:lang w:val="en-GB"/>
+        </w:rPr>
+        <w:t xml:space="preserve"> images should be solid</w:t>
       </w:r>
       <w:r>
         <w:rPr>
@@ -19135,7 +23159,21 @@
         <w:rPr>
           <w:lang w:val="en-GB"/>
         </w:rPr>
-        <w:t>he stick model shows through clearly, because transparency_mode 2 treats the back faces of the surface differently from a naive two-layer product. VMD applies no such correction and empirically needs roughly a = 0.30, which is 49 % transmission, before the axial view gives a comparable impression. The two programs do not</w:t>
+        <w:t xml:space="preserve">he stick model shows through clearly, because </w:t>
+      </w:r>
+      <w:proofErr w:type="spellStart"/>
+      <w:r>
+        <w:rPr>
+          <w:lang w:val="en-GB"/>
+        </w:rPr>
+        <w:t>transparency_mode</w:t>
+      </w:r>
+      <w:proofErr w:type="spellEnd"/>
+      <w:r>
+        <w:rPr>
+          <w:lang w:val="en-GB"/>
+        </w:rPr>
+        <w:t xml:space="preserve"> 2 treats the back faces of the surface differently from a naive two-layer product. VMD applies no such correction and empirically needs roughly a = 0.30, which is 49 % transmission, before the axial view gives a comparable impression. The two programs do not</w:t>
       </w:r>
       <w:r>
         <w:rPr>
@@ -19199,7 +23237,7 @@
         <w:rPr>
           <w:lang w:val="en-GB"/>
         </w:rPr>
-        <w:t>colour can no longer be read. The pipeline therefore keeps a single value per run, so that the three images of one molecule stay mutually comparable</w:t>
+        <w:t>colour can no longer be read. The pipeline keeps a single value per run, so that the three images of one molecule stay mutually comparable</w:t>
       </w:r>
       <w:r>
         <w:rPr>
@@ -19245,7 +23283,21 @@
         <w:rPr>
           <w:lang w:val="en-GB"/>
         </w:rPr>
-        <w:t xml:space="preserve">and TachyonInternal </w:t>
+        <w:t xml:space="preserve">and </w:t>
+      </w:r>
+      <w:proofErr w:type="spellStart"/>
+      <w:r>
+        <w:rPr>
+          <w:lang w:val="en-GB"/>
+        </w:rPr>
+        <w:t>TachyonInternal</w:t>
+      </w:r>
+      <w:proofErr w:type="spellEnd"/>
+      <w:r>
+        <w:rPr>
+          <w:lang w:val="en-GB"/>
+        </w:rPr>
+        <w:t xml:space="preserve"> </w:t>
       </w:r>
       <w:r>
         <w:rPr>
@@ -19281,7 +23333,21 @@
         <w:rPr>
           <w:lang w:val="en-GB"/>
         </w:rPr>
-        <w:t xml:space="preserve">and no error message. The same nine molecules were rendered twice from identical data with identical settings: nine of twenty-seven views fell back to a window capture in the first run and seven in the second, with the set almost completely exchanged. Iodobenzene lost all three views in the first run and none in the second; bromobenzene lost one and then two. </w:t>
+        <w:t xml:space="preserve">and no error message. The same nine molecules were rendered twice from identical data with identical settings: nine of twenty-seven views fell back to a window capture in the first run and seven in the second, with the set almost completely exchanged. </w:t>
+      </w:r>
+      <w:proofErr w:type="spellStart"/>
+      <w:r>
+        <w:rPr>
+          <w:lang w:val="en-GB"/>
+        </w:rPr>
+        <w:t>Iodobenzene</w:t>
+      </w:r>
+      <w:proofErr w:type="spellEnd"/>
+      <w:r>
+        <w:rPr>
+          <w:lang w:val="en-GB"/>
+        </w:rPr>
+        <w:t xml:space="preserve"> lost all three views in the first run and none in the second; bromobenzene lost one and then two. </w:t>
       </w:r>
       <w:r>
         <w:rPr>
@@ -19289,29 +23355,65 @@
           <w:bCs/>
           <w:lang w:val="en-GB"/>
         </w:rPr>
-        <w:t>The failure is therefore not a property of the molecule</w:t>
-      </w:r>
+        <w:t xml:space="preserve">The failure is therefore not a property of the </w:t>
+      </w:r>
+      <w:proofErr w:type="gramStart"/>
       <w:r>
         <w:rPr>
           <w:b/>
           <w:bCs/>
           <w:lang w:val="en-GB"/>
         </w:rPr>
-        <w:t xml:space="preserve"> </w:t>
-      </w:r>
+        <w:t>molecule</w:t>
+      </w:r>
+      <w:proofErr w:type="gramEnd"/>
       <w:r>
         <w:rPr>
           <w:b/>
           <w:bCs/>
           <w:lang w:val="en-GB"/>
         </w:rPr>
+        <w:t xml:space="preserve"> </w:t>
+      </w:r>
+      <w:r>
+        <w:rPr>
+          <w:b/>
+          <w:bCs/>
+          <w:lang w:val="en-GB"/>
+        </w:rPr>
         <w:t>and it is not reproducible.</w:t>
       </w:r>
       <w:r>
         <w:rPr>
           <w:lang w:val="en-GB"/>
         </w:rPr>
-        <w:t xml:space="preserve"> The </w:t>
+        <w:t xml:space="preserve"> </w:t>
+      </w:r>
+      <w:r>
+        <w:rPr>
+          <w:lang w:val="en-GB"/>
+        </w:rPr>
+        <w:t xml:space="preserve">As a </w:t>
+      </w:r>
+      <w:proofErr w:type="gramStart"/>
+      <w:r>
+        <w:rPr>
+          <w:lang w:val="en-GB"/>
+        </w:rPr>
+        <w:t>result</w:t>
+      </w:r>
+      <w:proofErr w:type="gramEnd"/>
+      <w:r>
+        <w:rPr>
+          <w:lang w:val="en-GB"/>
+        </w:rPr>
+        <w:t xml:space="preserve"> t</w:t>
+      </w:r>
+      <w:r>
+        <w:rPr>
+          <w:lang w:val="en-GB"/>
+        </w:rPr>
+        <w:t xml:space="preserve">he </w:t>
       </w:r>
       <w:r>
         <w:rPr>
@@ -19323,7 +23425,45 @@
         <w:rPr>
           <w:lang w:val="en-GB"/>
         </w:rPr>
-        <w:t>pipeline renders in passes and keeps whatever each pass produced, recording per view which pass produced it</w:t>
+        <w:t>pipeline renders in passes</w:t>
+      </w:r>
+      <w:r>
+        <w:rPr>
+          <w:lang w:val="en-GB"/>
+        </w:rPr>
+        <w:t xml:space="preserve"> (</w:t>
+      </w:r>
+      <w:r>
+        <w:rPr>
+          <w:lang w:val="en-GB"/>
+        </w:rPr>
+        <w:t>§</w:t>
+      </w:r>
+      <w:r>
+        <w:rPr>
+          <w:lang w:val="en-GB"/>
+        </w:rPr>
+        <w:t xml:space="preserve">2.2.4 in </w:t>
+      </w:r>
+      <w:r>
+        <w:rPr>
+          <w:i/>
+          <w:iCs/>
+          <w:lang w:val="en-GB"/>
+        </w:rPr>
+        <w:t>PythonElaboration.pdf</w:t>
+      </w:r>
+      <w:r>
+        <w:rPr>
+          <w:lang w:val="en-GB"/>
+        </w:rPr>
+        <w:t>)</w:t>
+      </w:r>
+      <w:r>
+        <w:rPr>
+          <w:lang w:val="en-GB"/>
+        </w:rPr>
+        <w:t xml:space="preserve"> and keeps whatever each pass produced, recording per view which pass produced it</w:t>
       </w:r>
       <w:r>
         <w:rPr>
@@ -19341,7 +23481,21 @@
         <w:rPr>
           <w:lang w:val="en-GB"/>
         </w:rPr>
-        <w:t>. PyMOL’s ray tracer rendered all twenty-seven without a single failure.</w:t>
+        <w:t xml:space="preserve">. </w:t>
+      </w:r>
+      <w:proofErr w:type="spellStart"/>
+      <w:r>
+        <w:rPr>
+          <w:lang w:val="en-GB"/>
+        </w:rPr>
+        <w:t>PyMOL’s</w:t>
+      </w:r>
+      <w:proofErr w:type="spellEnd"/>
+      <w:r>
+        <w:rPr>
+          <w:lang w:val="en-GB"/>
+        </w:rPr>
+        <w:t xml:space="preserve"> ray tracer rendered all twenty-seven without a single failure.</w:t>
       </w:r>
     </w:p>
     <w:p>
@@ -19359,11 +23513,47 @@
         </w:rPr>
         <w:t xml:space="preserve">Image size is capped by the screen. </w:t>
       </w:r>
-      <w:r>
-        <w:rPr>
-          <w:lang w:val="en-GB"/>
-        </w:rPr>
-        <w:t>TachyonInternal renders at window size and Windows clamps the window to the display, so a request for 1600 × 1280 yields 1600 × 1061 on a 1080-line screen. The VMD image sets are correspondingly smaller than the PyMOL ones.</w:t>
+      <w:proofErr w:type="spellStart"/>
+      <w:r>
+        <w:rPr>
+          <w:lang w:val="en-GB"/>
+        </w:rPr>
+        <w:t>TachyonInternal</w:t>
+      </w:r>
+      <w:proofErr w:type="spellEnd"/>
+      <w:r>
+        <w:rPr>
+          <w:lang w:val="en-GB"/>
+        </w:rPr>
+        <w:t xml:space="preserve"> renders at window </w:t>
+      </w:r>
+      <w:proofErr w:type="gramStart"/>
+      <w:r>
+        <w:rPr>
+          <w:lang w:val="en-GB"/>
+        </w:rPr>
+        <w:t>size</w:t>
+      </w:r>
+      <w:proofErr w:type="gramEnd"/>
+      <w:r>
+        <w:rPr>
+          <w:lang w:val="en-GB"/>
+        </w:rPr>
+        <w:t xml:space="preserve"> and Windows clamps the window to the display, so a request for 1600 × 1280 yields 1600 × 1061 on a 1080-line screen. The VMD image sets are correspondingly smaller than the </w:t>
+      </w:r>
+      <w:proofErr w:type="spellStart"/>
+      <w:r>
+        <w:rPr>
+          <w:lang w:val="en-GB"/>
+        </w:rPr>
+        <w:t>PyMOL</w:t>
+      </w:r>
+      <w:proofErr w:type="spellEnd"/>
+      <w:r>
+        <w:rPr>
+          <w:lang w:val="en-GB"/>
+        </w:rPr>
+        <w:t xml:space="preserve"> ones.</w:t>
       </w:r>
     </w:p>
     <w:p>
@@ -19383,6 +23573,7 @@
         </w:rPr>
       </w:pPr>
       <w:bookmarkStart w:id="29" w:name="_Toc239843742"/>
+      <w:proofErr w:type="gramStart"/>
       <w:r>
         <w:rPr>
           <w:b/>
@@ -19396,6 +23587,7 @@
         <w:t>6  Discussion</w:t>
       </w:r>
       <w:bookmarkEnd w:id="29"/>
+      <w:proofErr w:type="gramEnd"/>
     </w:p>
     <w:p>
       <w:pPr>
@@ -19406,6 +23598,7 @@
         </w:rPr>
       </w:pPr>
       <w:bookmarkStart w:id="30" w:name="_Toc239843743"/>
+      <w:proofErr w:type="gramStart"/>
       <w:r>
         <w:rPr>
           <w:b/>
@@ -19415,8 +23608,9 @@
           <w:szCs w:val="24"/>
           <w:lang w:val="en-GB"/>
         </w:rPr>
-        <w:t>6.1  What is viewer</w:t>
-      </w:r>
+        <w:t>6.1  What</w:t>
+      </w:r>
+      <w:proofErr w:type="gramEnd"/>
       <w:r>
         <w:rPr>
           <w:b/>
@@ -19426,6 +23620,17 @@
           <w:szCs w:val="24"/>
           <w:lang w:val="en-GB"/>
         </w:rPr>
+        <w:t xml:space="preserve"> is viewer</w:t>
+      </w:r>
+      <w:r>
+        <w:rPr>
+          <w:b/>
+          <w:bCs/>
+          <w:color w:val="1F3864"/>
+          <w:sz w:val="24"/>
+          <w:szCs w:val="24"/>
+          <w:lang w:val="en-GB"/>
+        </w:rPr>
         <w:t>-dependent and what is not</w:t>
       </w:r>
       <w:bookmarkEnd w:id="30"/>
@@ -19441,7 +23646,7 @@
         <w:rPr>
           <w:lang w:val="en-GB"/>
         </w:rPr>
-        <w:t xml:space="preserve">The separation established in §3.6 is clean and, as far as this dataset goes, complete. Surface extrema, colour ranges, </w:t>
+        <w:t xml:space="preserve">The separation established in §3.6 is clean and as far as this dataset goes, complete. Surface extrema, colour ranges, </w:t>
       </w:r>
       <w:r>
         <w:t>σ</w:t>
@@ -19450,7 +23655,21 @@
         <w:rPr>
           <w:lang w:val="en-GB"/>
         </w:rPr>
-        <w:t>-holes and belts are properties of the data and the convention, not of the viewer: the two pipelines run the same raw Turbomole files through two separately written conversion chains</w:t>
+        <w:t xml:space="preserve">-holes and belts are properties of the data and the convention, not of the viewer: the two pipelines run the same raw </w:t>
+      </w:r>
+      <w:proofErr w:type="spellStart"/>
+      <w:r>
+        <w:rPr>
+          <w:lang w:val="en-GB"/>
+        </w:rPr>
+        <w:t>Turbomole</w:t>
+      </w:r>
+      <w:proofErr w:type="spellEnd"/>
+      <w:r>
+        <w:rPr>
+          <w:lang w:val="en-GB"/>
+        </w:rPr>
+        <w:t xml:space="preserve"> files through two separately written conversion chains</w:t>
       </w:r>
       <w:r>
         <w:rPr>
@@ -19552,7 +23771,21 @@
         <w:rPr>
           <w:lang w:val="en-GB"/>
         </w:rPr>
-        <w:t xml:space="preserve"> needs none. What it must carry is the isovalue and the colour range, because those are what the parameter study in §4 </w:t>
+        <w:t xml:space="preserve"> needs none. What it must carry is the </w:t>
+      </w:r>
+      <w:proofErr w:type="spellStart"/>
+      <w:r>
+        <w:rPr>
+          <w:lang w:val="en-GB"/>
+        </w:rPr>
+        <w:t>isovalue</w:t>
+      </w:r>
+      <w:proofErr w:type="spellEnd"/>
+      <w:r>
+        <w:rPr>
+          <w:lang w:val="en-GB"/>
+        </w:rPr>
+        <w:t xml:space="preserve"> and the colour range, because those are what the parameter study in §4 </w:t>
       </w:r>
       <w:r>
         <w:rPr>
@@ -19560,11 +23793,25 @@
         </w:rPr>
         <w:t xml:space="preserve">points out </w:t>
       </w:r>
-      <w:r>
-        <w:rPr>
-          <w:lang w:val="en-GB"/>
-        </w:rPr>
-        <w:t>actually matter. A figure without a labelled colour bar cannot be read at all, this workflow ships one with every image for that reason.</w:t>
+      <w:proofErr w:type="gramStart"/>
+      <w:r>
+        <w:rPr>
+          <w:lang w:val="en-GB"/>
+        </w:rPr>
+        <w:t>actually matter</w:t>
+      </w:r>
+      <w:r>
+        <w:rPr>
+          <w:lang w:val="en-GB"/>
+        </w:rPr>
+        <w:t>s</w:t>
+      </w:r>
+      <w:proofErr w:type="gramEnd"/>
+      <w:r>
+        <w:rPr>
+          <w:lang w:val="en-GB"/>
+        </w:rPr>
+        <w:t>. A figure without a labelled colour bar cannot be read at all, this workflow ships one with every image for that reason.</w:t>
       </w:r>
     </w:p>
     <w:p>
@@ -19573,6 +23820,7 @@
         <w:spacing w:before="260" w:after="120"/>
       </w:pPr>
       <w:bookmarkStart w:id="31" w:name="_Toc239843744"/>
+      <w:proofErr w:type="gramStart"/>
       <w:r>
         <w:rPr>
           <w:b/>
@@ -19581,8 +23829,9 @@
           <w:sz w:val="24"/>
           <w:szCs w:val="24"/>
         </w:rPr>
-        <w:t>6.2  Which pipeline</w:t>
-      </w:r>
+        <w:t xml:space="preserve">6.2  </w:t>
+      </w:r>
+      <w:proofErr w:type="spellStart"/>
       <w:r>
         <w:rPr>
           <w:b/>
@@ -19591,9 +23840,55 @@
           <w:sz w:val="24"/>
           <w:szCs w:val="24"/>
         </w:rPr>
-        <w:t xml:space="preserve"> for what</w:t>
+        <w:t>Which</w:t>
+      </w:r>
+      <w:proofErr w:type="spellEnd"/>
+      <w:proofErr w:type="gramEnd"/>
+      <w:r>
+        <w:rPr>
+          <w:b/>
+          <w:bCs/>
+          <w:color w:val="1F3864"/>
+          <w:sz w:val="24"/>
+          <w:szCs w:val="24"/>
+        </w:rPr>
+        <w:t xml:space="preserve"> </w:t>
+      </w:r>
+      <w:proofErr w:type="spellStart"/>
+      <w:r>
+        <w:rPr>
+          <w:b/>
+          <w:bCs/>
+          <w:color w:val="1F3864"/>
+          <w:sz w:val="24"/>
+          <w:szCs w:val="24"/>
+        </w:rPr>
+        <w:t>pipeline</w:t>
+      </w:r>
+      <w:proofErr w:type="spellEnd"/>
+      <w:r>
+        <w:rPr>
+          <w:b/>
+          <w:bCs/>
+          <w:color w:val="1F3864"/>
+          <w:sz w:val="24"/>
+          <w:szCs w:val="24"/>
+        </w:rPr>
+        <w:t xml:space="preserve"> for </w:t>
+      </w:r>
+      <w:proofErr w:type="spellStart"/>
+      <w:r>
+        <w:rPr>
+          <w:b/>
+          <w:bCs/>
+          <w:color w:val="1F3864"/>
+          <w:sz w:val="24"/>
+          <w:szCs w:val="24"/>
+        </w:rPr>
+        <w:t>what</w:t>
       </w:r>
       <w:bookmarkEnd w:id="31"/>
+      <w:proofErr w:type="spellEnd"/>
     </w:p>
     <w:p>
       <w:pPr>
@@ -19611,7 +23906,21 @@
         <w:rPr>
           <w:lang w:val="en-GB"/>
         </w:rPr>
-        <w:t>For quantities, use the PyMOL pipeline. Not because its V_S values are better</w:t>
+        <w:t xml:space="preserve">For quantities, use the </w:t>
+      </w:r>
+      <w:proofErr w:type="spellStart"/>
+      <w:r>
+        <w:rPr>
+          <w:lang w:val="en-GB"/>
+        </w:rPr>
+        <w:t>PyMOL</w:t>
+      </w:r>
+      <w:proofErr w:type="spellEnd"/>
+      <w:r>
+        <w:rPr>
+          <w:lang w:val="en-GB"/>
+        </w:rPr>
+        <w:t xml:space="preserve"> pipeline. Not because its V_S values are better</w:t>
       </w:r>
       <w:r>
         <w:rPr>
@@ -19644,7 +23953,19 @@
         <w:rPr>
           <w:lang w:val="en-GB"/>
         </w:rPr>
-        <w:t>-hole, names the atom carrying each extremum</w:t>
+        <w:t>-hole</w:t>
+      </w:r>
+      <w:r>
+        <w:rPr>
+          <w:lang w:val="en-GB"/>
+        </w:rPr>
+        <w:t xml:space="preserve"> and additionally </w:t>
+      </w:r>
+      <w:r>
+        <w:rPr>
+          <w:lang w:val="en-GB"/>
+        </w:rPr>
+        <w:t>names the atom carrying each extremum</w:t>
       </w:r>
       <w:r>
         <w:rPr>
@@ -19684,7 +24005,76 @@
         <w:rPr>
           <w:lang w:val="en-GB"/>
         </w:rPr>
-        <w:t xml:space="preserve"> face, either. The maps agree and VMD draws the more readable skeleton.</w:t>
+        <w:t xml:space="preserve"> face, either. The maps agree and VMD draws the more readable skeleton</w:t>
+      </w:r>
+      <w:r>
+        <w:rPr>
+          <w:lang w:val="en-GB"/>
+        </w:rPr>
+        <w:t xml:space="preserve">, if you </w:t>
+      </w:r>
+      <w:proofErr w:type="spellStart"/>
+      <w:r>
+        <w:rPr>
+          <w:lang w:val="en-GB"/>
+        </w:rPr>
+        <w:t>wanna</w:t>
+      </w:r>
+      <w:proofErr w:type="spellEnd"/>
+      <w:r>
+        <w:rPr>
+          <w:lang w:val="en-GB"/>
+        </w:rPr>
+        <w:t xml:space="preserve"> use the </w:t>
+      </w:r>
+      <w:proofErr w:type="spellStart"/>
+      <w:r>
+        <w:rPr>
+          <w:lang w:val="en-GB"/>
+        </w:rPr>
+        <w:t>PyMol</w:t>
+      </w:r>
+      <w:proofErr w:type="spellEnd"/>
+      <w:r>
+        <w:rPr>
+          <w:lang w:val="en-GB"/>
+        </w:rPr>
+        <w:t xml:space="preserve"> pipeline throughout, as stated, the </w:t>
+      </w:r>
+      <w:proofErr w:type="spellStart"/>
+      <w:r>
+        <w:rPr>
+          <w:lang w:val="en-GB"/>
+        </w:rPr>
+        <w:t>PyMol</w:t>
+      </w:r>
+      <w:proofErr w:type="spellEnd"/>
+      <w:r>
+        <w:rPr>
+          <w:lang w:val="en-GB"/>
+        </w:rPr>
+        <w:t xml:space="preserve"> transparency value can be increased, so the skeleton in the </w:t>
+      </w:r>
+      <w:r>
+        <w:t>π</w:t>
+      </w:r>
+      <w:r>
+        <w:rPr>
+          <w:lang w:val="en-GB"/>
+        </w:rPr>
+        <w:t xml:space="preserve"> </w:t>
+      </w:r>
+      <w:r>
+        <w:rPr>
+          <w:lang w:val="en-GB"/>
+        </w:rPr>
+        <w:t>view becomes visible (Figure 8)</w:t>
+      </w:r>
+      <w:r>
+        <w:rPr>
+          <w:lang w:val="en-GB"/>
+        </w:rPr>
+        <w:t>.</w:t>
       </w:r>
     </w:p>
     <w:p>
@@ -19703,7 +24093,21 @@
         <w:rPr>
           <w:lang w:val="en-GB"/>
         </w:rPr>
-        <w:t xml:space="preserve">For the axial view, PyMOL. This is the view that carries the </w:t>
+        <w:t xml:space="preserve">For the axial view, </w:t>
+      </w:r>
+      <w:proofErr w:type="spellStart"/>
+      <w:r>
+        <w:rPr>
+          <w:lang w:val="en-GB"/>
+        </w:rPr>
+        <w:t>PyMOL</w:t>
+      </w:r>
+      <w:proofErr w:type="spellEnd"/>
+      <w:r>
+        <w:rPr>
+          <w:lang w:val="en-GB"/>
+        </w:rPr>
+        <w:t xml:space="preserve">. This is the view that carries the </w:t>
       </w:r>
       <w:r>
         <w:t>σ</w:t>
@@ -19724,7 +24128,31 @@
         <w:rPr>
           <w:lang w:val="en-GB"/>
         </w:rPr>
-        <w:t>artly through the transparency mechanics, partly because it is the view its ray tracer is most likely to abandon.</w:t>
+        <w:t>artly through the transparency mechanics, partly because it is the view its ray tracer is most likely to abandon</w:t>
+      </w:r>
+      <w:r>
+        <w:rPr>
+          <w:lang w:val="en-GB"/>
+        </w:rPr>
+        <w:t xml:space="preserve"> (</w:t>
+      </w:r>
+      <w:r>
+        <w:rPr>
+          <w:lang w:val="en-GB"/>
+        </w:rPr>
+        <w:t>§</w:t>
+      </w:r>
+      <w:r>
+        <w:rPr>
+          <w:lang w:val="en-GB"/>
+        </w:rPr>
+        <w:t>5.3)</w:t>
+      </w:r>
+      <w:r>
+        <w:rPr>
+          <w:lang w:val="en-GB"/>
+        </w:rPr>
+        <w:t>.</w:t>
       </w:r>
       <w:r>
         <w:rPr>
@@ -19747,13 +24175,23 @@
         </w:rPr>
         <w:t xml:space="preserve"> (see 3.2 </w:t>
       </w:r>
+      <w:proofErr w:type="spellStart"/>
       <w:r>
         <w:rPr>
           <w:i/>
           <w:iCs/>
           <w:lang w:val="en-GB"/>
         </w:rPr>
-        <w:t>VMD_esp_visualization/README.md</w:t>
+        <w:t>VMD_esp_visualization</w:t>
+      </w:r>
+      <w:proofErr w:type="spellEnd"/>
+      <w:r>
+        <w:rPr>
+          <w:i/>
+          <w:iCs/>
+          <w:lang w:val="en-GB"/>
+        </w:rPr>
+        <w:t>/README.md</w:t>
       </w:r>
       <w:r>
         <w:rPr>
@@ -19774,6 +24212,7 @@
         <w:spacing w:before="260" w:after="120"/>
       </w:pPr>
       <w:bookmarkStart w:id="32" w:name="_Toc239843745"/>
+      <w:proofErr w:type="gramStart"/>
       <w:r>
         <w:rPr>
           <w:b/>
@@ -19782,9 +24221,22 @@
           <w:sz w:val="24"/>
           <w:szCs w:val="24"/>
         </w:rPr>
-        <w:t>6.3  Limitations</w:t>
+        <w:t xml:space="preserve">6.3  </w:t>
+      </w:r>
+      <w:proofErr w:type="spellStart"/>
+      <w:r>
+        <w:rPr>
+          <w:b/>
+          <w:bCs/>
+          <w:color w:val="1F3864"/>
+          <w:sz w:val="24"/>
+          <w:szCs w:val="24"/>
+        </w:rPr>
+        <w:t>Limitations</w:t>
       </w:r>
       <w:bookmarkEnd w:id="32"/>
+      <w:proofErr w:type="spellEnd"/>
+      <w:proofErr w:type="gramEnd"/>
     </w:p>
     <w:p>
       <w:pPr>
@@ -19823,7 +24275,55 @@
         <w:rPr>
           <w:lang w:val="en-GB"/>
         </w:rPr>
-        <w:t xml:space="preserve"> of the PyMOL routine, not an independent derivation. Its self test proves the two copies are still the same code; it does not independently confirm the method</w:t>
+        <w:t xml:space="preserve"> of the </w:t>
+      </w:r>
+      <w:proofErr w:type="spellStart"/>
+      <w:r>
+        <w:rPr>
+          <w:lang w:val="en-GB"/>
+        </w:rPr>
+        <w:t>PyM</w:t>
+      </w:r>
+      <w:r>
+        <w:rPr>
+          <w:lang w:val="en-GB"/>
+        </w:rPr>
+        <w:t>ol</w:t>
+      </w:r>
+      <w:proofErr w:type="spellEnd"/>
+      <w:r>
+        <w:rPr>
+          <w:lang w:val="en-GB"/>
+        </w:rPr>
+        <w:t xml:space="preserve"> routine, not an independent derivation. </w:t>
+      </w:r>
+      <w:proofErr w:type="gramStart"/>
+      <w:r>
+        <w:rPr>
+          <w:lang w:val="en-GB"/>
+        </w:rPr>
+        <w:t xml:space="preserve">Its </w:t>
+      </w:r>
+      <w:proofErr w:type="spellStart"/>
+      <w:r>
+        <w:rPr>
+          <w:lang w:val="en-GB"/>
+        </w:rPr>
+        <w:t>self</w:t>
+      </w:r>
+      <w:proofErr w:type="gramEnd"/>
+      <w:r>
+        <w:rPr>
+          <w:lang w:val="en-GB"/>
+        </w:rPr>
+        <w:t xml:space="preserve"> test</w:t>
+      </w:r>
+      <w:proofErr w:type="spellEnd"/>
+      <w:r>
+        <w:rPr>
+          <w:lang w:val="en-GB"/>
+        </w:rPr>
+        <w:t xml:space="preserve"> proves the two copies are still the same code; it does not independently confirm the method</w:t>
       </w:r>
       <w:r>
         <w:rPr>
@@ -19848,7 +24348,21 @@
         <w:rPr>
           <w:lang w:val="en-GB"/>
         </w:rPr>
-        <w:t>Two grid geometries. The pyridines were computed on a wider box at coarser spacing than the halobenzenes. Table 8 indicates the effect on V_S is negligible at these spacings, but the two groups are not strictly a single dataset.</w:t>
+        <w:t xml:space="preserve">Two grid geometries. The pyridines were computed on a wider box at coarser spacing than the </w:t>
+      </w:r>
+      <w:proofErr w:type="spellStart"/>
+      <w:r>
+        <w:rPr>
+          <w:lang w:val="en-GB"/>
+        </w:rPr>
+        <w:t>halobenzenes</w:t>
+      </w:r>
+      <w:proofErr w:type="spellEnd"/>
+      <w:r>
+        <w:rPr>
+          <w:lang w:val="en-GB"/>
+        </w:rPr>
+        <w:t>. Table 8 indicates the effect on V_S is negligible at these spacings, but the two groups are not strictly a single dataset.</w:t>
       </w:r>
     </w:p>
     <w:p>
@@ -19867,7 +24381,35 @@
         <w:rPr>
           <w:lang w:val="en-GB"/>
         </w:rPr>
-        <w:t>Avogadro 2 and GaussView 6 were assessed from documentation only (see SoftwareEvaluation.pdf).</w:t>
+        <w:t xml:space="preserve">Avogadro 2 and </w:t>
+      </w:r>
+      <w:proofErr w:type="spellStart"/>
+      <w:r>
+        <w:rPr>
+          <w:lang w:val="en-GB"/>
+        </w:rPr>
+        <w:t>GaussView</w:t>
+      </w:r>
+      <w:proofErr w:type="spellEnd"/>
+      <w:r>
+        <w:rPr>
+          <w:lang w:val="en-GB"/>
+        </w:rPr>
+        <w:t xml:space="preserve"> 6 were assessed from documentation only (see </w:t>
+      </w:r>
+      <w:r>
+        <w:rPr>
+          <w:i/>
+          <w:iCs/>
+          <w:lang w:val="en-GB"/>
+        </w:rPr>
+        <w:t>SoftwareEvaluation.pdf</w:t>
+      </w:r>
+      <w:r>
+        <w:rPr>
+          <w:lang w:val="en-GB"/>
+        </w:rPr>
+        <w:t>).</w:t>
       </w:r>
     </w:p>
     <w:p>
@@ -19930,6 +24472,7 @@
         </w:rPr>
       </w:pPr>
       <w:bookmarkStart w:id="33" w:name="_Toc239843746"/>
+      <w:proofErr w:type="gramStart"/>
       <w:r>
         <w:rPr>
           <w:b/>
@@ -19939,7 +24482,6 @@
           <w:szCs w:val="30"/>
           <w:lang w:val="en-GB"/>
         </w:rPr>
-        <w:lastRenderedPageBreak/>
         <w:t>7</w:t>
       </w:r>
       <w:r>
@@ -19954,6 +24496,7 @@
         <w:t xml:space="preserve">  Outlook</w:t>
       </w:r>
       <w:bookmarkEnd w:id="33"/>
+      <w:proofErr w:type="gramEnd"/>
     </w:p>
     <w:p>
       <w:pPr>
@@ -19964,6 +24507,7 @@
         </w:rPr>
       </w:pPr>
       <w:bookmarkStart w:id="34" w:name="_Toc239843747"/>
+      <w:proofErr w:type="gramStart"/>
       <w:r>
         <w:rPr>
           <w:b/>
@@ -19973,7 +24517,19 @@
           <w:szCs w:val="24"/>
           <w:lang w:val="en-GB"/>
         </w:rPr>
-        <w:t>7.1  Electrostatic complementarity</w:t>
+        <w:t>7.1  Electrostatic</w:t>
+      </w:r>
+      <w:proofErr w:type="gramEnd"/>
+      <w:r>
+        <w:rPr>
+          <w:b/>
+          <w:bCs/>
+          <w:color w:val="1F3864"/>
+          <w:sz w:val="24"/>
+          <w:szCs w:val="24"/>
+          <w:lang w:val="en-GB"/>
+        </w:rPr>
+        <w:t xml:space="preserve"> complementarity</w:t>
       </w:r>
       <w:bookmarkEnd w:id="34"/>
     </w:p>
@@ -20012,7 +24568,27 @@
         <w:rPr>
           <w:lang w:val="en-GB"/>
         </w:rPr>
-        <w:t>and it is why this was scoped out rather than attempted.</w:t>
+        <w:t>and it is why this was scoped out rather than attempted</w:t>
+      </w:r>
+      <w:r>
+        <w:rPr>
+          <w:lang w:val="en-GB"/>
+        </w:rPr>
+        <w:t xml:space="preserve"> (see </w:t>
+      </w:r>
+      <w:r>
+        <w:rPr>
+          <w:i/>
+          <w:iCs/>
+          <w:lang w:val="en-GB"/>
+        </w:rPr>
+        <w:t>Electrostatic Complementarity as a Fast and Effective Tool to Optimize Binding and Selectivity of Protein−Ligand Complexes</w:t>
+      </w:r>
+      <w:r>
+        <w:rPr>
+          <w:lang w:val="en-GB"/>
+        </w:rPr>
+        <w:t>).</w:t>
       </w:r>
     </w:p>
     <w:p>
@@ -20024,6 +24600,7 @@
         </w:rPr>
       </w:pPr>
       <w:bookmarkStart w:id="35" w:name="_Toc239843748"/>
+      <w:proofErr w:type="gramStart"/>
       <w:r>
         <w:rPr>
           <w:b/>
@@ -20033,7 +24610,19 @@
           <w:szCs w:val="24"/>
           <w:lang w:val="en-GB"/>
         </w:rPr>
-        <w:t>7.2  A third viewer</w:t>
+        <w:t>7.2  A</w:t>
+      </w:r>
+      <w:proofErr w:type="gramEnd"/>
+      <w:r>
+        <w:rPr>
+          <w:b/>
+          <w:bCs/>
+          <w:color w:val="1F3864"/>
+          <w:sz w:val="24"/>
+          <w:szCs w:val="24"/>
+          <w:lang w:val="en-GB"/>
+        </w:rPr>
+        <w:t xml:space="preserve"> third viewer</w:t>
       </w:r>
       <w:bookmarkEnd w:id="35"/>
     </w:p>
@@ -20044,11 +24633,19 @@
           <w:lang w:val="en-GB"/>
         </w:rPr>
       </w:pPr>
-      <w:r>
-        <w:rPr>
-          <w:lang w:val="en-GB"/>
-        </w:rPr>
-        <w:t>ChimeraX would take the evaluation from two data points to three at low marginal cost: the cube files and the analysis already exist, only a scene script and an image set would be new. On the evidence of §3.6 the numbers would agree; the open question is whether its OpenGL-only rendering produces a comparable axial view, which is the one view where the two existing pipelines genuinely differ.</w:t>
+      <w:proofErr w:type="spellStart"/>
+      <w:r>
+        <w:rPr>
+          <w:lang w:val="en-GB"/>
+        </w:rPr>
+        <w:t>ChimeraX</w:t>
+      </w:r>
+      <w:proofErr w:type="spellEnd"/>
+      <w:r>
+        <w:rPr>
+          <w:lang w:val="en-GB"/>
+        </w:rPr>
+        <w:t xml:space="preserve"> would take the evaluation from two data points to three at low marginal cost: the cube files and the analysis already exist, only a scene script and an image set would be new. On the evidence of §3.6 the numbers would agree; the open question is whether its OpenGL-only rendering produces a comparable axial view, which is the one view where the two existing pipelines genuinely differ.</w:t>
       </w:r>
     </w:p>
     <w:p>
@@ -20060,6 +24657,7 @@
         </w:rPr>
       </w:pPr>
       <w:bookmarkStart w:id="36" w:name="_Toc239843749"/>
+      <w:proofErr w:type="gramStart"/>
       <w:r>
         <w:rPr>
           <w:b/>
@@ -20069,7 +24667,19 @@
           <w:szCs w:val="24"/>
           <w:lang w:val="en-GB"/>
         </w:rPr>
-        <w:t>7.3  The missing axis</w:t>
+        <w:t>7.3  The</w:t>
+      </w:r>
+      <w:proofErr w:type="gramEnd"/>
+      <w:r>
+        <w:rPr>
+          <w:b/>
+          <w:bCs/>
+          <w:color w:val="1F3864"/>
+          <w:sz w:val="24"/>
+          <w:szCs w:val="24"/>
+          <w:lang w:val="en-GB"/>
+        </w:rPr>
+        <w:t xml:space="preserve"> missing axis</w:t>
       </w:r>
       <w:bookmarkEnd w:id="36"/>
     </w:p>
@@ -20084,7 +24694,21 @@
         <w:rPr>
           <w:lang w:val="en-GB"/>
         </w:rPr>
-        <w:t>Of the influences examined in §4, four were measured here and only the sensitivity to the quantum-chemical method was taken from the literature. Repeating a single molecule at two levels of theory would close that gap with a number of this project's own, which is the most valuable single addition the work could still receive.</w:t>
+        <w:t xml:space="preserve">Of the influences examined in §4, four were measured here and only the sensitivity to the quantum-chemical method was taken from the literature. Repeating a single molecule at two levels of theory would close that gap with </w:t>
+      </w:r>
+      <w:proofErr w:type="gramStart"/>
+      <w:r>
+        <w:rPr>
+          <w:lang w:val="en-GB"/>
+        </w:rPr>
+        <w:t>a number of</w:t>
+      </w:r>
+      <w:proofErr w:type="gramEnd"/>
+      <w:r>
+        <w:rPr>
+          <w:lang w:val="en-GB"/>
+        </w:rPr>
+        <w:t xml:space="preserve"> this project's own, which is the most valuable single addition the work could still receive.</w:t>
       </w:r>
     </w:p>
     <w:p>
@@ -20106,6 +24730,7 @@
         <w:spacing w:before="360" w:after="160"/>
       </w:pPr>
       <w:bookmarkStart w:id="37" w:name="_Toc239843750"/>
+      <w:proofErr w:type="gramStart"/>
       <w:r>
         <w:rPr>
           <w:b/>
@@ -20118,11 +24743,17 @@
         <w:t>8  References</w:t>
       </w:r>
       <w:bookmarkEnd w:id="37"/>
+      <w:proofErr w:type="gramEnd"/>
     </w:p>
     <w:p>
       <w:r>
-        <w:t>Method and convention</w:t>
-      </w:r>
+        <w:t xml:space="preserve">Method and </w:t>
+      </w:r>
+      <w:proofErr w:type="spellStart"/>
+      <w:r>
+        <w:t>convention</w:t>
+      </w:r>
+      <w:proofErr w:type="spellEnd"/>
     </w:p>
     <w:p>
       <w:pPr>
@@ -20201,14 +24832,48 @@
           <w:szCs w:val="18"/>
           <w:lang w:val="en-GB"/>
         </w:rPr>
-        <w:t xml:space="preserve">J. S. Murray, P. Politzer, The electrostatic potential: an overview, WIREs Comput. </w:t>
-      </w:r>
-      <w:r>
-        <w:rPr>
-          <w:sz w:val="18"/>
-          <w:szCs w:val="18"/>
-        </w:rPr>
-        <w:t>Mol. Sci. 1 (2011) 153–163. doi:10.1002/wcms.19</w:t>
+        <w:t xml:space="preserve">J. S. Murray, P. Politzer, The electrostatic potential: an overview, WIREs </w:t>
+      </w:r>
+      <w:proofErr w:type="spellStart"/>
+      <w:r>
+        <w:rPr>
+          <w:sz w:val="18"/>
+          <w:szCs w:val="18"/>
+          <w:lang w:val="en-GB"/>
+        </w:rPr>
+        <w:t>Comput</w:t>
+      </w:r>
+      <w:proofErr w:type="spellEnd"/>
+      <w:r>
+        <w:rPr>
+          <w:sz w:val="18"/>
+          <w:szCs w:val="18"/>
+          <w:lang w:val="en-GB"/>
+        </w:rPr>
+        <w:t xml:space="preserve">. </w:t>
+      </w:r>
+      <w:r>
+        <w:rPr>
+          <w:sz w:val="18"/>
+          <w:szCs w:val="18"/>
+        </w:rPr>
+        <w:t xml:space="preserve">Mol. </w:t>
+      </w:r>
+      <w:proofErr w:type="spellStart"/>
+      <w:r>
+        <w:rPr>
+          <w:sz w:val="18"/>
+          <w:szCs w:val="18"/>
+        </w:rPr>
+        <w:t>Sci</w:t>
+      </w:r>
+      <w:proofErr w:type="spellEnd"/>
+      <w:r>
+        <w:rPr>
+          <w:sz w:val="18"/>
+          <w:szCs w:val="18"/>
+        </w:rPr>
+        <w:t>. 1 (2011) 153–163. doi:10.1002/wcms.19</w:t>
       </w:r>
     </w:p>
     <w:p>
@@ -20274,30 +24939,102 @@
           <w:szCs w:val="18"/>
           <w:lang w:val="en-GB"/>
         </w:rPr>
-        <w:t xml:space="preserve">G. Cavallo, P. Metrangolo, R. Milani, T. Pilati, A. Priimagi, G. Resnati, G. Terraneo, The Halogen Bond, Chem. </w:t>
-      </w:r>
-      <w:r>
-        <w:rPr>
-          <w:sz w:val="18"/>
-          <w:szCs w:val="18"/>
-        </w:rPr>
-        <w:t>Rev. 116 (2016) 2478–2601. doi:10.1021/acs.chemrev.5b00484</w:t>
-      </w:r>
-    </w:p>
-    <w:p>
-      <w:pPr>
-        <w:rPr>
-          <w:lang w:val="en-GB"/>
-        </w:rPr>
-      </w:pPr>
-      <w:r>
-        <w:t>σ</w:t>
-      </w:r>
-      <w:r>
-        <w:rPr>
-          <w:lang w:val="en-GB"/>
-        </w:rPr>
-        <w:t>-hole values used in the literature comparison (§3.4)</w:t>
+        <w:t xml:space="preserve">G. Cavallo, P. </w:t>
+      </w:r>
+      <w:proofErr w:type="spellStart"/>
+      <w:r>
+        <w:rPr>
+          <w:sz w:val="18"/>
+          <w:szCs w:val="18"/>
+          <w:lang w:val="en-GB"/>
+        </w:rPr>
+        <w:t>Metrangolo</w:t>
+      </w:r>
+      <w:proofErr w:type="spellEnd"/>
+      <w:r>
+        <w:rPr>
+          <w:sz w:val="18"/>
+          <w:szCs w:val="18"/>
+          <w:lang w:val="en-GB"/>
+        </w:rPr>
+        <w:t xml:space="preserve">, R. Milani, T. Pilati, A. </w:t>
+      </w:r>
+      <w:proofErr w:type="spellStart"/>
+      <w:r>
+        <w:rPr>
+          <w:sz w:val="18"/>
+          <w:szCs w:val="18"/>
+          <w:lang w:val="en-GB"/>
+        </w:rPr>
+        <w:t>Priimagi</w:t>
+      </w:r>
+      <w:proofErr w:type="spellEnd"/>
+      <w:r>
+        <w:rPr>
+          <w:sz w:val="18"/>
+          <w:szCs w:val="18"/>
+          <w:lang w:val="en-GB"/>
+        </w:rPr>
+        <w:t xml:space="preserve">, G. </w:t>
+      </w:r>
+      <w:proofErr w:type="spellStart"/>
+      <w:r>
+        <w:rPr>
+          <w:sz w:val="18"/>
+          <w:szCs w:val="18"/>
+          <w:lang w:val="en-GB"/>
+        </w:rPr>
+        <w:t>Resnati</w:t>
+      </w:r>
+      <w:proofErr w:type="spellEnd"/>
+      <w:r>
+        <w:rPr>
+          <w:sz w:val="18"/>
+          <w:szCs w:val="18"/>
+          <w:lang w:val="en-GB"/>
+        </w:rPr>
+        <w:t xml:space="preserve">, G. </w:t>
+      </w:r>
+      <w:proofErr w:type="spellStart"/>
+      <w:r>
+        <w:rPr>
+          <w:sz w:val="18"/>
+          <w:szCs w:val="18"/>
+          <w:lang w:val="en-GB"/>
+        </w:rPr>
+        <w:t>Terraneo</w:t>
+      </w:r>
+      <w:proofErr w:type="spellEnd"/>
+      <w:r>
+        <w:rPr>
+          <w:sz w:val="18"/>
+          <w:szCs w:val="18"/>
+          <w:lang w:val="en-GB"/>
+        </w:rPr>
+        <w:t xml:space="preserve">, The Halogen Bond, Chem. </w:t>
+      </w:r>
+      <w:r>
+        <w:rPr>
+          <w:sz w:val="18"/>
+          <w:szCs w:val="18"/>
+        </w:rPr>
+        <w:t xml:space="preserve">Rev. 116 (2016) 2478–2601. </w:t>
+      </w:r>
+      <w:proofErr w:type="gramStart"/>
+      <w:r>
+        <w:rPr>
+          <w:sz w:val="18"/>
+          <w:szCs w:val="18"/>
+        </w:rPr>
+        <w:t>doi:10.1021/acs.chemrev</w:t>
+      </w:r>
+      <w:proofErr w:type="gramEnd"/>
+      <w:r>
+        <w:rPr>
+          <w:sz w:val="18"/>
+          <w:szCs w:val="18"/>
+        </w:rPr>
+        <w:t>.5b00484</w:t>
       </w:r>
     </w:p>
     <w:p>
@@ -20319,14 +25056,41 @@
           <w:szCs w:val="18"/>
           <w:lang w:val="en-GB"/>
         </w:rPr>
-        <w:t xml:space="preserve">K. E. Riley, J. S. Murray, J. Fanfrlík, J. Řezáč, R. J. Solá, M. C. Concha, F. M. Ramos, P. Politzer, Halogen bond tunability I: the effects of aromatic fluorine substitution on the strengths of halogen-bonding interactions involving chlorine, bromine and iodine, J. Mol. </w:t>
-      </w:r>
-      <w:r>
-        <w:rPr>
-          <w:sz w:val="18"/>
-          <w:szCs w:val="18"/>
-        </w:rPr>
-        <w:t>Model. 17 (2011) 3309–3318. doi:10.1007/s00894-011-1015-6</w:t>
+        <w:t xml:space="preserve">Matthias R. Bauer, Mark D. Mackey; Electrostatic Complementarity as a Fast and Effective Tool to Optimize Binding and Selectivity of Protein–Ligand Complexes. J. Med. Chem. 28 March 2019; 62 (6): 3036–3050. </w:t>
+      </w:r>
+      <w:proofErr w:type="gramStart"/>
+      <w:r>
+        <w:rPr>
+          <w:sz w:val="18"/>
+          <w:szCs w:val="18"/>
+          <w:lang w:val="en-GB"/>
+        </w:rPr>
+        <w:t>doi:10.1021/acs.jmedchem</w:t>
+      </w:r>
+      <w:proofErr w:type="gramEnd"/>
+      <w:r>
+        <w:rPr>
+          <w:sz w:val="18"/>
+          <w:szCs w:val="18"/>
+          <w:lang w:val="en-GB"/>
+        </w:rPr>
+        <w:t>.8b01925</w:t>
+      </w:r>
+    </w:p>
+    <w:p>
+      <w:pPr>
+        <w:rPr>
+          <w:lang w:val="en-GB"/>
+        </w:rPr>
+      </w:pPr>
+      <w:r>
+        <w:t>σ</w:t>
+      </w:r>
+      <w:r>
+        <w:rPr>
+          <w:lang w:val="en-GB"/>
+        </w:rPr>
+        <w:t>-hole values used in the literature comparison (§3.4)</w:t>
       </w:r>
     </w:p>
     <w:p>
@@ -20348,14 +25112,32 @@
           <w:szCs w:val="18"/>
           <w:lang w:val="en-GB"/>
         </w:rPr>
-        <w:t xml:space="preserve">D. P. Devore, T. L. Ellington, K. L. Shuford, Elucidating the role of electron-donating groups in halogen bonding, J. Phys. </w:t>
-      </w:r>
-      <w:r>
-        <w:rPr>
-          <w:sz w:val="18"/>
-          <w:szCs w:val="18"/>
-        </w:rPr>
-        <w:t>Chem. A 128 (2024) 1477–1490. doi:10.1021/acs.jpca.3c06894</w:t>
+        <w:t xml:space="preserve">K. E. Riley, J. S. Murray, J. </w:t>
+      </w:r>
+      <w:proofErr w:type="spellStart"/>
+      <w:r>
+        <w:rPr>
+          <w:sz w:val="18"/>
+          <w:szCs w:val="18"/>
+          <w:lang w:val="en-GB"/>
+        </w:rPr>
+        <w:t>Fanfrlík</w:t>
+      </w:r>
+      <w:proofErr w:type="spellEnd"/>
+      <w:r>
+        <w:rPr>
+          <w:sz w:val="18"/>
+          <w:szCs w:val="18"/>
+          <w:lang w:val="en-GB"/>
+        </w:rPr>
+        <w:t xml:space="preserve">, J. Řezáč, R. J. Solá, M. C. Concha, F. M. Ramos, P. Politzer, Halogen bond tunability I: the effects of aromatic fluorine substitution on the strengths of halogen-bonding interactions involving chlorine, bromine and iodine, J. Mol. </w:t>
+      </w:r>
+      <w:r>
+        <w:rPr>
+          <w:sz w:val="18"/>
+          <w:szCs w:val="18"/>
+        </w:rPr>
+        <w:t>Model. 17 (2011) 3309–3318. doi:10.1007/s00894-011-1015-6</w:t>
       </w:r>
     </w:p>
     <w:p>
@@ -20377,14 +25159,30 @@
           <w:szCs w:val="18"/>
           <w:lang w:val="en-GB"/>
         </w:rPr>
-        <w:t xml:space="preserve">J. Heidrich, L. E. Sperl, F. M. Boeckler, Embracing the diversity of halogen bonding motifs in fragment-based drug discovery — construction of a diversity-optimized halogen-enriched fragment library, Front. </w:t>
-      </w:r>
-      <w:r>
-        <w:rPr>
-          <w:sz w:val="18"/>
-          <w:szCs w:val="18"/>
-        </w:rPr>
-        <w:t>Chem. 7 (2019) 9. doi:10.3389/fchem.2019.00009</w:t>
+        <w:t xml:space="preserve">D. P. Devore, T. L. Ellington, K. L. Shuford, Elucidating the role of electron-donating groups in halogen bonding, J. Phys. </w:t>
+      </w:r>
+      <w:r>
+        <w:rPr>
+          <w:sz w:val="18"/>
+          <w:szCs w:val="18"/>
+        </w:rPr>
+        <w:t xml:space="preserve">Chem. A 128 (2024) 1477–1490. </w:t>
+      </w:r>
+      <w:proofErr w:type="gramStart"/>
+      <w:r>
+        <w:rPr>
+          <w:sz w:val="18"/>
+          <w:szCs w:val="18"/>
+        </w:rPr>
+        <w:t>doi:10.1021/acs.jpca</w:t>
+      </w:r>
+      <w:proofErr w:type="gramEnd"/>
+      <w:r>
+        <w:rPr>
+          <w:sz w:val="18"/>
+          <w:szCs w:val="18"/>
+        </w:rPr>
+        <w:t>.3c06894</w:t>
       </w:r>
     </w:p>
     <w:p>
@@ -20398,7 +25196,6 @@
         <w:rPr>
           <w:sz w:val="18"/>
           <w:szCs w:val="18"/>
-          <w:lang w:val="en-GB"/>
         </w:rPr>
       </w:pPr>
       <w:r>
@@ -20407,27 +25204,32 @@
           <w:szCs w:val="18"/>
           <w:lang w:val="en-GB"/>
         </w:rPr>
-        <w:t xml:space="preserve">M. A. A. Ibrahim et al., Type I–IV halogen···halogen interactions: a comparative theoretical study in halobenzene···halobenzene homodimers, Int. J. Mol. Sci. 23 (2022) 3114. doi:10.3390/ijms23063114  [the </w:t>
-      </w:r>
-      <w:r>
-        <w:rPr>
-          <w:sz w:val="18"/>
-          <w:szCs w:val="18"/>
-        </w:rPr>
-        <w:t>ρ</w:t>
-      </w:r>
-      <w:r>
-        <w:rPr>
-          <w:sz w:val="18"/>
-          <w:szCs w:val="18"/>
-          <w:lang w:val="en-GB"/>
-        </w:rPr>
-        <w:t xml:space="preserve"> = 0.002 a.u. values]</w:t>
-      </w:r>
-    </w:p>
-    <w:p>
-      <w:r>
-        <w:t>Software</w:t>
+        <w:t xml:space="preserve">J. Heidrich, L. E. Sperl, F. M. </w:t>
+      </w:r>
+      <w:proofErr w:type="spellStart"/>
+      <w:r>
+        <w:rPr>
+          <w:sz w:val="18"/>
+          <w:szCs w:val="18"/>
+          <w:lang w:val="en-GB"/>
+        </w:rPr>
+        <w:t>Boeckler</w:t>
+      </w:r>
+      <w:proofErr w:type="spellEnd"/>
+      <w:r>
+        <w:rPr>
+          <w:sz w:val="18"/>
+          <w:szCs w:val="18"/>
+          <w:lang w:val="en-GB"/>
+        </w:rPr>
+        <w:t xml:space="preserve">, Embracing the diversity of halogen bonding motifs in fragment-based drug discovery — construction of a diversity-optimized halogen-enriched fragment library, Front. </w:t>
+      </w:r>
+      <w:r>
+        <w:rPr>
+          <w:sz w:val="18"/>
+          <w:szCs w:val="18"/>
+        </w:rPr>
+        <w:t>Chem. 7 (2019) 9. doi:10.3389/fchem.2019.00009</w:t>
       </w:r>
     </w:p>
     <w:p>
@@ -20450,7 +25252,63 @@
           <w:szCs w:val="18"/>
           <w:lang w:val="en-GB"/>
         </w:rPr>
-        <w:t>The PyMOL Molecular Graphics System, Schrödinger, LLC. Open-source build: github.com/schrodinger/pymol-open-source</w:t>
+        <w:t>M. A. A. Ibrahim et al., Type I–IV halogen···halogen interactions: a comparative theoretical study in halobenzene···halobenzene homodimers, Int. J. Mol. Sci. 23 (2022) 3114. doi:10.3390/ijms</w:t>
+      </w:r>
+      <w:proofErr w:type="gramStart"/>
+      <w:r>
+        <w:rPr>
+          <w:sz w:val="18"/>
+          <w:szCs w:val="18"/>
+          <w:lang w:val="en-GB"/>
+        </w:rPr>
+        <w:t>23063114  [</w:t>
+      </w:r>
+      <w:proofErr w:type="gramEnd"/>
+      <w:r>
+        <w:rPr>
+          <w:sz w:val="18"/>
+          <w:szCs w:val="18"/>
+          <w:lang w:val="en-GB"/>
+        </w:rPr>
+        <w:t xml:space="preserve">the </w:t>
+      </w:r>
+      <w:r>
+        <w:rPr>
+          <w:sz w:val="18"/>
+          <w:szCs w:val="18"/>
+        </w:rPr>
+        <w:t>ρ</w:t>
+      </w:r>
+      <w:r>
+        <w:rPr>
+          <w:sz w:val="18"/>
+          <w:szCs w:val="18"/>
+          <w:lang w:val="en-GB"/>
+        </w:rPr>
+        <w:t xml:space="preserve"> = 0.002 </w:t>
+      </w:r>
+      <w:proofErr w:type="spellStart"/>
+      <w:r>
+        <w:rPr>
+          <w:sz w:val="18"/>
+          <w:szCs w:val="18"/>
+          <w:lang w:val="en-GB"/>
+        </w:rPr>
+        <w:t>a.u</w:t>
+      </w:r>
+      <w:proofErr w:type="spellEnd"/>
+      <w:r>
+        <w:rPr>
+          <w:sz w:val="18"/>
+          <w:szCs w:val="18"/>
+          <w:lang w:val="en-GB"/>
+        </w:rPr>
+        <w:t>. values]</w:t>
+      </w:r>
+    </w:p>
+    <w:p>
+      <w:r>
+        <w:t>Software</w:t>
       </w:r>
     </w:p>
     <w:p>
@@ -20464,6 +25322,7 @@
         <w:rPr>
           <w:sz w:val="18"/>
           <w:szCs w:val="18"/>
+          <w:lang w:val="en-GB"/>
         </w:rPr>
       </w:pPr>
       <w:r>
@@ -20472,14 +25331,61 @@
           <w:szCs w:val="18"/>
           <w:lang w:val="en-GB"/>
         </w:rPr>
-        <w:t xml:space="preserve">W. Humphrey, A. Dalke, K. Schulten, VMD — Visual Molecular Dynamics, J. Mol. </w:t>
-      </w:r>
-      <w:r>
-        <w:rPr>
-          <w:sz w:val="18"/>
-          <w:szCs w:val="18"/>
-        </w:rPr>
-        <w:t>Graph. 14 (1996) 33–38. doi:10.1016/0263-7855(96)00018-5</w:t>
+        <w:t xml:space="preserve">The </w:t>
+      </w:r>
+      <w:proofErr w:type="spellStart"/>
+      <w:r>
+        <w:rPr>
+          <w:sz w:val="18"/>
+          <w:szCs w:val="18"/>
+          <w:lang w:val="en-GB"/>
+        </w:rPr>
+        <w:t>PyMOL</w:t>
+      </w:r>
+      <w:proofErr w:type="spellEnd"/>
+      <w:r>
+        <w:rPr>
+          <w:sz w:val="18"/>
+          <w:szCs w:val="18"/>
+          <w:lang w:val="en-GB"/>
+        </w:rPr>
+        <w:t xml:space="preserve"> Molecular Graphics System, Schrödinger, LLC. Open-source build: github.com/</w:t>
+      </w:r>
+      <w:proofErr w:type="spellStart"/>
+      <w:r>
+        <w:rPr>
+          <w:sz w:val="18"/>
+          <w:szCs w:val="18"/>
+          <w:lang w:val="en-GB"/>
+        </w:rPr>
+        <w:t>schrodinger</w:t>
+      </w:r>
+      <w:proofErr w:type="spellEnd"/>
+      <w:r>
+        <w:rPr>
+          <w:sz w:val="18"/>
+          <w:szCs w:val="18"/>
+          <w:lang w:val="en-GB"/>
+        </w:rPr>
+        <w:t>/</w:t>
+      </w:r>
+      <w:proofErr w:type="spellStart"/>
+      <w:r>
+        <w:rPr>
+          <w:sz w:val="18"/>
+          <w:szCs w:val="18"/>
+          <w:lang w:val="en-GB"/>
+        </w:rPr>
+        <w:t>pymol</w:t>
+      </w:r>
+      <w:proofErr w:type="spellEnd"/>
+      <w:r>
+        <w:rPr>
+          <w:sz w:val="18"/>
+          <w:szCs w:val="18"/>
+          <w:lang w:val="en-GB"/>
+        </w:rPr>
+        <w:t>-open-source</w:t>
       </w:r>
     </w:p>
     <w:p>
@@ -20493,7 +25399,6 @@
         <w:rPr>
           <w:sz w:val="18"/>
           <w:szCs w:val="18"/>
-          <w:lang w:val="en-GB"/>
         </w:rPr>
       </w:pPr>
       <w:r>
@@ -20502,7 +25407,14 @@
           <w:szCs w:val="18"/>
           <w:lang w:val="en-GB"/>
         </w:rPr>
-        <w:t>E. C. Meng et al., UCSF ChimeraX: tools for structure building and analysis, Protein Sci. 32 (2023) e4792. doi:10.1002/pro.4792</w:t>
+        <w:t xml:space="preserve">W. Humphrey, A. Dalke, K. Schulten, VMD — Visual Molecular Dynamics, J. Mol. </w:t>
+      </w:r>
+      <w:r>
+        <w:rPr>
+          <w:sz w:val="18"/>
+          <w:szCs w:val="18"/>
+        </w:rPr>
+        <w:t>Graph. 14 (1996) 33–38. doi:10.1016/0263-7855(96)00018-5</w:t>
       </w:r>
     </w:p>
     <w:p>
@@ -20516,6 +25428,7 @@
         <w:rPr>
           <w:sz w:val="18"/>
           <w:szCs w:val="18"/>
+          <w:lang w:val="en-GB"/>
         </w:rPr>
       </w:pPr>
       <w:r>
@@ -20524,14 +25437,25 @@
           <w:szCs w:val="18"/>
           <w:lang w:val="en-GB"/>
         </w:rPr>
-        <w:t xml:space="preserve">M. D. Hanwell et al., Avogadro: an advanced semantic chemical editor, visualization and analysis platform, J. Cheminform. </w:t>
-      </w:r>
-      <w:r>
-        <w:rPr>
-          <w:sz w:val="18"/>
-          <w:szCs w:val="18"/>
-        </w:rPr>
-        <w:t>4 (2012) 17. doi:10.1186/1758-2946-4-17</w:t>
+        <w:t xml:space="preserve">E. C. Meng et al., UCSF </w:t>
+      </w:r>
+      <w:proofErr w:type="spellStart"/>
+      <w:r>
+        <w:rPr>
+          <w:sz w:val="18"/>
+          <w:szCs w:val="18"/>
+          <w:lang w:val="en-GB"/>
+        </w:rPr>
+        <w:t>ChimeraX</w:t>
+      </w:r>
+      <w:proofErr w:type="spellEnd"/>
+      <w:r>
+        <w:rPr>
+          <w:sz w:val="18"/>
+          <w:szCs w:val="18"/>
+          <w:lang w:val="en-GB"/>
+        </w:rPr>
+        <w:t>: tools for structure building and analysis, Protein Sci. 32 (2023) e4792. doi:10.1002/pro.4792</w:t>
       </w:r>
     </w:p>
     <w:p>
@@ -20545,7 +25469,6 @@
         <w:rPr>
           <w:sz w:val="18"/>
           <w:szCs w:val="18"/>
-          <w:lang w:val="en-GB"/>
         </w:rPr>
       </w:pPr>
       <w:r>
@@ -20554,13 +25477,76 @@
           <w:szCs w:val="18"/>
           <w:lang w:val="en-GB"/>
         </w:rPr>
-        <w:t>GaussView 6, Gaussian Inc. gaussian.com/gaussview6</w:t>
+        <w:t xml:space="preserve">M. D. Hanwell et al., Avogadro: an advanced semantic chemical editor, visualization and analysis platform, J. </w:t>
+      </w:r>
+      <w:proofErr w:type="spellStart"/>
+      <w:r>
+        <w:rPr>
+          <w:sz w:val="18"/>
+          <w:szCs w:val="18"/>
+          <w:lang w:val="en-GB"/>
+        </w:rPr>
+        <w:t>Cheminform</w:t>
+      </w:r>
+      <w:proofErr w:type="spellEnd"/>
+      <w:r>
+        <w:rPr>
+          <w:sz w:val="18"/>
+          <w:szCs w:val="18"/>
+          <w:lang w:val="en-GB"/>
+        </w:rPr>
+        <w:t xml:space="preserve">. </w:t>
+      </w:r>
+      <w:r>
+        <w:rPr>
+          <w:sz w:val="18"/>
+          <w:szCs w:val="18"/>
+        </w:rPr>
+        <w:t>4 (2012) 17. doi:10.1186/1758-2946-4-17</w:t>
       </w:r>
     </w:p>
     <w:p>
-      <w:r>
-        <w:t>Workflow documentation</w:t>
-      </w:r>
+      <w:pPr>
+        <w:pStyle w:val="Listenabsatz"/>
+        <w:numPr>
+          <w:ilvl w:val="0"/>
+          <w:numId w:val="2"/>
+        </w:numPr>
+        <w:spacing w:after="80" w:line="276" w:lineRule="auto"/>
+        <w:rPr>
+          <w:sz w:val="18"/>
+          <w:szCs w:val="18"/>
+          <w:lang w:val="en-GB"/>
+        </w:rPr>
+      </w:pPr>
+      <w:proofErr w:type="spellStart"/>
+      <w:r>
+        <w:rPr>
+          <w:sz w:val="18"/>
+          <w:szCs w:val="18"/>
+          <w:lang w:val="en-GB"/>
+        </w:rPr>
+        <w:t>GaussView</w:t>
+      </w:r>
+      <w:proofErr w:type="spellEnd"/>
+      <w:r>
+        <w:rPr>
+          <w:sz w:val="18"/>
+          <w:szCs w:val="18"/>
+          <w:lang w:val="en-GB"/>
+        </w:rPr>
+        <w:t xml:space="preserve"> 6, Gaussian Inc. gaussian.com/gaussview6</w:t>
+      </w:r>
+    </w:p>
+    <w:p>
+      <w:r>
+        <w:t xml:space="preserve">Workflow </w:t>
+      </w:r>
+      <w:proofErr w:type="spellStart"/>
+      <w:r>
+        <w:t>documentation</w:t>
+      </w:r>
+      <w:proofErr w:type="spellEnd"/>
     </w:p>
     <w:p>
       <w:pPr>
@@ -21528,7 +26514,6 @@
   <w:style w:type="character" w:default="1" w:styleId="Absatz-Standardschriftart">
     <w:name w:val="Default Paragraph Font"/>
     <w:uiPriority w:val="1"/>
-    <w:semiHidden/>
     <w:unhideWhenUsed/>
   </w:style>
   <w:style w:type="table" w:default="1" w:styleId="NormaleTabelle">
@@ -21668,6 +26653,18 @@
       <w:spacing w:after="100"/>
       <w:ind w:left="210"/>
     </w:pPr>
+  </w:style>
+  <w:style w:type="character" w:styleId="NichtaufgelsteErwhnung">
+    <w:name w:val="Unresolved Mention"/>
+    <w:basedOn w:val="Absatz-Standardschriftart"/>
+    <w:uiPriority w:val="99"/>
+    <w:semiHidden/>
+    <w:unhideWhenUsed/>
+    <w:rsid w:val="005B0F30"/>
+    <w:rPr>
+      <w:color w:val="605E5C"/>
+      <w:shd w:val="clear" w:color="auto" w:fill="E1DFDD"/>
+    </w:rPr>
   </w:style>
 </w:styles>
 </file>
